--- a/IELTS Notes/Notes of IELTS.docx
+++ b/IELTS Notes/Notes of IELTS.docx
@@ -1,6 +1,6 @@
 
 <file path=word/document.xml><?xml version="1.0" encoding="utf-8"?>
-<w:document xmlns:wpc="http://schemas.microsoft.com/office/word/2010/wordprocessingCanvas" xmlns:cx="http://schemas.microsoft.com/office/drawing/2014/chartex" xmlns:cx1="http://schemas.microsoft.com/office/drawing/2015/9/8/chartex" xmlns:cx2="http://schemas.microsoft.com/office/drawing/2015/10/21/chartex" xmlns:cx3="http://schemas.microsoft.com/office/drawing/2016/5/9/chartex" xmlns:cx4="http://schemas.microsoft.com/office/drawing/2016/5/10/chartex" xmlns:cx5="http://schemas.microsoft.com/office/drawing/2016/5/11/chartex" xmlns:cx6="http://schemas.microsoft.com/office/drawing/2016/5/12/chartex" xmlns:cx7="http://schemas.microsoft.com/office/drawing/2016/5/13/chartex" xmlns:cx8="http://schemas.microsoft.com/office/drawing/2016/5/14/chartex" xmlns:mc="http://schemas.openxmlformats.org/markup-compatibility/2006" xmlns:aink="http://schemas.microsoft.com/office/drawing/2016/ink" xmlns:am3d="http://schemas.microsoft.com/office/drawing/2017/model3d" xmlns:o="urn:schemas-microsoft-com:office:office" xmlns:oel="http://schemas.microsoft.com/office/2019/extlst" xmlns:r="http://schemas.openxmlformats.org/officeDocument/2006/relationships" xmlns:m="http://schemas.openxmlformats.org/officeDocument/2006/math" xmlns:v="urn:schemas-microsoft-com:vml" xmlns:wp14="http://schemas.microsoft.com/office/word/2010/wordprocessingDrawing" xmlns:wp="http://schemas.openxmlformats.org/drawingml/2006/wordprocessingDrawing" xmlns:w10="urn:schemas-microsoft-com:office:word" xmlns:w="http://schemas.openxmlformats.org/wordprocessingml/2006/main" xmlns:w14="http://schemas.microsoft.com/office/word/2010/wordml" xmlns:w15="http://schemas.microsoft.com/office/word/2012/wordml" xmlns:w16cex="http://schemas.microsoft.com/office/word/2018/wordml/cex" xmlns:w16cid="http://schemas.microsoft.com/office/word/2016/wordml/cid" xmlns:w16="http://schemas.microsoft.com/office/word/2018/wordml" xmlns:w16du="http://schemas.microsoft.com/office/word/2023/wordml/word16du" xmlns:w16sdtdh="http://schemas.microsoft.com/office/word/2020/wordml/sdtdatahash" xmlns:w16sdtfl="http://schemas.microsoft.com/office/word/2024/wordml/sdtformatlock" xmlns:w16se="http://schemas.microsoft.com/office/word/2015/wordml/symex" xmlns:wpg="http://schemas.microsoft.com/office/word/2010/wordprocessingGroup" xmlns:wpi="http://schemas.microsoft.com/office/word/2010/wordprocessingInk" xmlns:wne="http://schemas.microsoft.com/office/word/2006/wordml" xmlns:wps="http://schemas.microsoft.com/office/word/2010/wordprocessingShape" mc:Ignorable="w14 w15 w16se w16cid w16 w16cex w16sdtdh w16sdtfl w16du wp14">
+<w:document xmlns:ve="http://schemas.openxmlformats.org/markup-compatibility/2006" xmlns:o="urn:schemas-microsoft-com:office:office" xmlns:r="http://schemas.openxmlformats.org/officeDocument/2006/relationships" xmlns:m="http://schemas.openxmlformats.org/officeDocument/2006/math" xmlns:v="urn:schemas-microsoft-com:vml" xmlns:wp="http://schemas.openxmlformats.org/drawingml/2006/wordprocessingDrawing" xmlns:w10="urn:schemas-microsoft-com:office:word" xmlns:w="http://schemas.openxmlformats.org/wordprocessingml/2006/main" xmlns:wne="http://schemas.microsoft.com/office/word/2006/wordml">
   <w:body>
     <w:p>
       <w:pPr>
@@ -1383,10 +1383,10 @@
     </w:p>
     <w:tbl>
       <w:tblPr>
-        <w:tblStyle w:val="aa"/>
+        <w:tblStyle w:val="a7"/>
         <w:tblW w:w="0" w:type="auto"/>
         <w:tblInd w:w="1080" w:type="dxa"/>
-        <w:tblLook w:val="04A0" w:firstRow="1" w:lastRow="0" w:firstColumn="1" w:lastColumn="0" w:noHBand="0" w:noVBand="1"/>
+        <w:tblLook w:val="04A0"/>
       </w:tblPr>
       <w:tblGrid>
         <w:gridCol w:w="2414"/>
@@ -3892,7 +3892,7 @@
           <w:sz w:val="24"/>
           <w:szCs w:val="24"/>
         </w:rPr>
-        <w:t xml:space="preserve">talk about how </w:t>
+        <w:t xml:space="preserve">talk about </w:t>
       </w:r>
       <w:r>
         <w:rPr>
@@ -3901,7 +3901,7 @@
           <w:szCs w:val="24"/>
         </w:rPr>
         <w:lastRenderedPageBreak/>
-        <w:t xml:space="preserve">beautiful you hometown is or </w:t>
+        <w:t xml:space="preserve">how beautiful you hometown is or </w:t>
       </w:r>
       <w:r>
         <w:rPr>
@@ -4478,10 +4478,10 @@
     </w:p>
     <w:tbl>
       <w:tblPr>
-        <w:tblStyle w:val="aa"/>
+        <w:tblStyle w:val="a7"/>
         <w:tblW w:w="8296" w:type="dxa"/>
         <w:tblInd w:w="1147" w:type="dxa"/>
-        <w:tblLook w:val="04A0" w:firstRow="1" w:lastRow="0" w:firstColumn="1" w:lastColumn="0" w:noHBand="0" w:noVBand="1"/>
+        <w:tblLook w:val="04A0"/>
       </w:tblPr>
       <w:tblGrid>
         <w:gridCol w:w="8296"/>
@@ -4807,7 +4807,16 @@
           <w:sz w:val="24"/>
           <w:szCs w:val="24"/>
         </w:rPr>
-        <w:t xml:space="preserve">Chunking is how we group </w:t>
+        <w:t xml:space="preserve">Chunking is how we </w:t>
+      </w:r>
+      <w:r>
+        <w:rPr>
+          <w:rFonts w:ascii="Times New Roman" w:hAnsi="Times New Roman" w:cs="Times New Roman"/>
+          <w:sz w:val="24"/>
+          <w:szCs w:val="24"/>
+        </w:rPr>
+        <w:lastRenderedPageBreak/>
+        <w:t xml:space="preserve">group </w:t>
       </w:r>
       <w:r>
         <w:rPr>
@@ -4949,7 +4958,6 @@
           <w:sz w:val="24"/>
           <w:szCs w:val="24"/>
         </w:rPr>
-        <w:lastRenderedPageBreak/>
         <w:t>Focus on one topic one time and delve into it</w:t>
       </w:r>
       <w:r>
@@ -5865,7 +5873,7 @@
         </w:rPr>
         <w:lastRenderedPageBreak/>
         <w:drawing>
-          <wp:inline distT="0" distB="0" distL="0" distR="0" wp14:anchorId="35C6FAF8" wp14:editId="2D96CFF1">
+          <wp:inline distT="0" distB="0" distL="0" distR="0">
             <wp:extent cx="4638095" cy="3095238"/>
             <wp:effectExtent l="0" t="0" r="0" b="0"/>
             <wp:docPr id="1943233894" name="Picture 1"/>
@@ -5880,7 +5888,7 @@
                     <pic:cNvPicPr/>
                   </pic:nvPicPr>
                   <pic:blipFill>
-                    <a:blip r:embed="rId7"/>
+                    <a:blip r:embed="rId7" cstate="print"/>
                     <a:stretch>
                       <a:fillRect/>
                     </a:stretch>
@@ -6205,7 +6213,7 @@
       <w:hyperlink r:id="rId8" w:history="1">
         <w:r>
           <w:rPr>
-            <w:rStyle w:val="a8"/>
+            <w:rStyle w:val="a6"/>
             <w:rFonts w:ascii="Times New Roman" w:hAnsi="Times New Roman" w:cs="Times New Roman"/>
             <w:sz w:val="24"/>
             <w:szCs w:val="24"/>
@@ -6581,7 +6589,16 @@
           <w:sz w:val="24"/>
           <w:szCs w:val="24"/>
         </w:rPr>
-        <w:t>The amount of rice increased.</w:t>
+        <w:t xml:space="preserve">The amount of rice </w:t>
+      </w:r>
+      <w:r>
+        <w:rPr>
+          <w:rFonts w:ascii="Times New Roman" w:hAnsi="Times New Roman" w:cs="Times New Roman"/>
+          <w:sz w:val="24"/>
+          <w:szCs w:val="24"/>
+        </w:rPr>
+        <w:lastRenderedPageBreak/>
+        <w:t>increased.</w:t>
       </w:r>
     </w:p>
     <w:p>
@@ -6604,7 +6621,6 @@
           <w:sz w:val="24"/>
           <w:szCs w:val="24"/>
         </w:rPr>
-        <w:lastRenderedPageBreak/>
         <w:t>Try answering the question without </w:t>
       </w:r>
       <w:r>
@@ -7955,7 +7971,17 @@
           <w:szCs w:val="24"/>
           <w:lang w:val="en-GB"/>
         </w:rPr>
-        <w:t>, this is critically important.</w:t>
+        <w:t xml:space="preserve">, this is </w:t>
+      </w:r>
+      <w:r>
+        <w:rPr>
+          <w:rFonts w:ascii="Times New Roman" w:hAnsi="Times New Roman" w:cs="Times New Roman"/>
+          <w:sz w:val="24"/>
+          <w:szCs w:val="24"/>
+          <w:lang w:val="en-GB"/>
+        </w:rPr>
+        <w:lastRenderedPageBreak/>
+        <w:t>critically important.</w:t>
       </w:r>
     </w:p>
     <w:p>
@@ -7980,7 +8006,6 @@
           <w:szCs w:val="24"/>
           <w:lang w:val="en-GB"/>
         </w:rPr>
-        <w:lastRenderedPageBreak/>
         <w:t>Paraphrase the description in the first paragraph</w:t>
       </w:r>
       <w:r>
@@ -8152,7 +8177,7 @@
         </w:numPr>
         <w:ind w:firstLineChars="0"/>
         <w:rPr>
-          <w:rFonts w:ascii="Times New Roman" w:hAnsi="Times New Roman" w:cs="Times New Roman"/>
+          <w:rFonts w:ascii="Times New Roman" w:hAnsi="Times New Roman" w:cs="Times New Roman" w:hint="eastAsia"/>
           <w:sz w:val="24"/>
           <w:szCs w:val="24"/>
           <w:lang w:val="en-GB"/>
@@ -8170,13 +8195,172 @@
     </w:p>
     <w:p>
       <w:pPr>
-        <w:rPr>
-          <w:rFonts w:ascii="Times New Roman" w:hAnsi="Times New Roman" w:cs="Times New Roman"/>
-          <w:sz w:val="24"/>
-          <w:szCs w:val="24"/>
-          <w:lang w:val="en-GB"/>
-        </w:rPr>
-      </w:pPr>
+        <w:pStyle w:val="a3"/>
+        <w:numPr>
+          <w:ilvl w:val="0"/>
+          <w:numId w:val="38"/>
+        </w:numPr>
+        <w:ind w:firstLineChars="0"/>
+        <w:rPr>
+          <w:rFonts w:ascii="Times New Roman" w:hAnsi="Times New Roman" w:cs="Times New Roman" w:hint="eastAsia"/>
+          <w:sz w:val="24"/>
+          <w:szCs w:val="24"/>
+          <w:lang w:val="en-GB"/>
+        </w:rPr>
+      </w:pPr>
+      <w:r>
+        <w:rPr>
+          <w:rFonts w:ascii="Times New Roman" w:hAnsi="Times New Roman" w:cs="Times New Roman" w:hint="eastAsia"/>
+          <w:sz w:val="24"/>
+          <w:szCs w:val="24"/>
+          <w:lang w:val="en-GB"/>
+        </w:rPr>
+        <w:t>The length of introduction paragraphs is not uniform; it depends on the information</w:t>
+      </w:r>
+      <w:r>
+        <w:rPr>
+          <w:rFonts w:ascii="Times New Roman" w:hAnsi="Times New Roman" w:cs="Times New Roman" w:hint="eastAsia"/>
+          <w:sz w:val="24"/>
+          <w:szCs w:val="24"/>
+          <w:lang w:val="en-GB"/>
+        </w:rPr>
+        <w:t xml:space="preserve"> in the </w:t>
+      </w:r>
+      <w:r>
+        <w:rPr>
+          <w:rFonts w:ascii="Times New Roman" w:hAnsi="Times New Roman" w:cs="Times New Roman" w:hint="eastAsia"/>
+          <w:sz w:val="24"/>
+          <w:szCs w:val="24"/>
+          <w:lang w:val="en-GB"/>
+        </w:rPr>
+        <w:t>description</w:t>
+      </w:r>
+      <w:r>
+        <w:rPr>
+          <w:rFonts w:ascii="Times New Roman" w:hAnsi="Times New Roman" w:cs="Times New Roman" w:hint="eastAsia"/>
+          <w:sz w:val="24"/>
+          <w:szCs w:val="24"/>
+          <w:lang w:val="en-GB"/>
+        </w:rPr>
+        <w:t xml:space="preserve"> in the Task 1.</w:t>
+      </w:r>
+    </w:p>
+    <w:p>
+      <w:pPr>
+        <w:pStyle w:val="a3"/>
+        <w:numPr>
+          <w:ilvl w:val="0"/>
+          <w:numId w:val="38"/>
+        </w:numPr>
+        <w:ind w:firstLineChars="0"/>
+        <w:rPr>
+          <w:rFonts w:ascii="Times New Roman" w:hAnsi="Times New Roman" w:cs="Times New Roman" w:hint="eastAsia"/>
+          <w:sz w:val="24"/>
+          <w:szCs w:val="24"/>
+          <w:lang w:val="en-GB"/>
+        </w:rPr>
+      </w:pPr>
+      <w:r>
+        <w:rPr>
+          <w:rFonts w:ascii="Times New Roman" w:hAnsi="Times New Roman" w:cs="Times New Roman" w:hint="eastAsia"/>
+          <w:sz w:val="24"/>
+          <w:szCs w:val="24"/>
+          <w:lang w:val="en-GB"/>
+        </w:rPr>
+        <w:t xml:space="preserve"> When writing an introduction paragraph, it is not necessary to read the main part of the question. Only </w:t>
+      </w:r>
+      <w:r>
+        <w:rPr>
+          <w:rFonts w:ascii="Times New Roman" w:hAnsi="Times New Roman" w:cs="Times New Roman"/>
+          <w:sz w:val="24"/>
+          <w:szCs w:val="24"/>
+          <w:lang w:val="en-GB"/>
+        </w:rPr>
+        <w:t xml:space="preserve">the sentences </w:t>
+      </w:r>
+      <w:r>
+        <w:rPr>
+          <w:rFonts w:ascii="Times New Roman" w:hAnsi="Times New Roman" w:cs="Times New Roman" w:hint="eastAsia"/>
+          <w:sz w:val="24"/>
+          <w:szCs w:val="24"/>
+          <w:lang w:val="en-GB"/>
+        </w:rPr>
+        <w:t xml:space="preserve">of description </w:t>
+      </w:r>
+      <w:r>
+        <w:rPr>
+          <w:rFonts w:ascii="Times New Roman" w:hAnsi="Times New Roman" w:cs="Times New Roman" w:hint="eastAsia"/>
+          <w:sz w:val="24"/>
+          <w:szCs w:val="24"/>
+          <w:lang w:val="en-GB"/>
+        </w:rPr>
+        <w:t>should be paraphrased.</w:t>
+      </w:r>
+    </w:p>
+    <w:p>
+      <w:pPr>
+        <w:pStyle w:val="a3"/>
+        <w:ind w:left="720" w:firstLineChars="0" w:firstLine="0"/>
+        <w:rPr>
+          <w:rFonts w:ascii="Times New Roman" w:hAnsi="Times New Roman" w:cs="Times New Roman"/>
+          <w:sz w:val="24"/>
+          <w:szCs w:val="24"/>
+          <w:lang w:val="en-GB"/>
+        </w:rPr>
+      </w:pPr>
+      <w:r>
+        <w:rPr>
+          <w:rFonts w:ascii="Times New Roman" w:hAnsi="Times New Roman" w:cs="Times New Roman"/>
+          <w:noProof/>
+          <w:sz w:val="24"/>
+          <w:szCs w:val="24"/>
+        </w:rPr>
+        <w:drawing>
+          <wp:inline distT="0" distB="0" distL="0" distR="0">
+            <wp:extent cx="3333750" cy="2325156"/>
+            <wp:effectExtent l="19050" t="0" r="0" b="0"/>
+            <wp:docPr id="1" name="图片 1"/>
+            <wp:cNvGraphicFramePr>
+              <a:graphicFrameLocks xmlns:a="http://schemas.openxmlformats.org/drawingml/2006/main" noChangeAspect="1"/>
+            </wp:cNvGraphicFramePr>
+            <a:graphic xmlns:a="http://schemas.openxmlformats.org/drawingml/2006/main">
+              <a:graphicData uri="http://schemas.openxmlformats.org/drawingml/2006/picture">
+                <pic:pic xmlns:pic="http://schemas.openxmlformats.org/drawingml/2006/picture">
+                  <pic:nvPicPr>
+                    <pic:cNvPr id="0" name="Picture 1"/>
+                    <pic:cNvPicPr>
+                      <a:picLocks noChangeAspect="1" noChangeArrowheads="1"/>
+                    </pic:cNvPicPr>
+                  </pic:nvPicPr>
+                  <pic:blipFill>
+                    <a:blip r:embed="rId9" cstate="print"/>
+                    <a:srcRect/>
+                    <a:stretch>
+                      <a:fillRect/>
+                    </a:stretch>
+                  </pic:blipFill>
+                  <pic:spPr bwMode="auto">
+                    <a:xfrm>
+                      <a:off x="0" y="0"/>
+                      <a:ext cx="3333750" cy="2325156"/>
+                    </a:xfrm>
+                    <a:prstGeom prst="rect">
+                      <a:avLst/>
+                    </a:prstGeom>
+                    <a:noFill/>
+                    <a:ln w="9525">
+                      <a:noFill/>
+                      <a:miter lim="800000"/>
+                      <a:headEnd/>
+                      <a:tailEnd/>
+                    </a:ln>
+                  </pic:spPr>
+                </pic:pic>
+              </a:graphicData>
+            </a:graphic>
+          </wp:inline>
+        </w:drawing>
+      </w:r>
     </w:p>
     <w:p>
       <w:pPr>
@@ -8230,10 +8414,10 @@
           <w:lang w:val="en-GB"/>
         </w:rPr>
       </w:pPr>
-      <w:hyperlink r:id="rId9" w:history="1">
+      <w:hyperlink r:id="rId10" w:history="1">
         <w:r>
           <w:rPr>
-            <w:rStyle w:val="a8"/>
+            <w:rStyle w:val="a6"/>
             <w:rFonts w:ascii="Times New Roman" w:hAnsi="Times New Roman" w:cs="Times New Roman" w:hint="eastAsia"/>
             <w:sz w:val="24"/>
             <w:szCs w:val="24"/>
@@ -8286,10 +8470,10 @@
           <w:lang w:val="en-GB"/>
         </w:rPr>
       </w:pPr>
-      <w:hyperlink r:id="rId10" w:history="1">
+      <w:hyperlink r:id="rId11" w:history="1">
         <w:r>
           <w:rPr>
-            <w:rStyle w:val="a8"/>
+            <w:rStyle w:val="a6"/>
             <w:rFonts w:ascii="Times New Roman" w:hAnsi="Times New Roman" w:cs="Times New Roman"/>
             <w:sz w:val="24"/>
             <w:szCs w:val="24"/>
@@ -8309,10 +8493,10 @@
           <w:lang w:val="en-GB"/>
         </w:rPr>
       </w:pPr>
-      <w:hyperlink r:id="rId11" w:anchor=":~:text=Output%20per%20worker%20and%20output,%25%20and%201.2%25%2C%20respectively." w:history="1">
+      <w:hyperlink r:id="rId12" w:anchor=":~:text=Output%20per%20worker%20and%20output,%25%20and%201.2%25%2C%20respectively." w:history="1">
         <w:r>
           <w:rPr>
-            <w:rStyle w:val="a8"/>
+            <w:rStyle w:val="a6"/>
             <w:rFonts w:ascii="Times New Roman" w:hAnsi="Times New Roman" w:cs="Times New Roman"/>
             <w:sz w:val="24"/>
             <w:szCs w:val="24"/>
@@ -8325,14 +8509,11 @@
     <w:p>
       <w:pPr>
         <w:ind w:left="720"/>
-        <w:rPr>
-          <w:rFonts w:hint="eastAsia"/>
-        </w:rPr>
-      </w:pPr>
-      <w:hyperlink r:id="rId12" w:history="1">
+      </w:pPr>
+      <w:hyperlink r:id="rId13" w:history="1">
         <w:r>
           <w:rPr>
-            <w:rStyle w:val="a8"/>
+            <w:rStyle w:val="a6"/>
             <w:rFonts w:ascii="Times New Roman" w:hAnsi="Times New Roman" w:cs="Times New Roman"/>
             <w:sz w:val="24"/>
             <w:szCs w:val="24"/>
@@ -8382,10 +8563,10 @@
           <w:lang w:val="en-GB"/>
         </w:rPr>
       </w:pPr>
-      <w:hyperlink r:id="rId13" w:history="1">
+      <w:hyperlink r:id="rId14" w:history="1">
         <w:r>
           <w:rPr>
-            <w:rStyle w:val="a8"/>
+            <w:rStyle w:val="a6"/>
             <w:rFonts w:ascii="Times New Roman" w:hAnsi="Times New Roman" w:cs="Times New Roman" w:hint="eastAsia"/>
             <w:sz w:val="24"/>
             <w:szCs w:val="24"/>
@@ -8456,6 +8637,7 @@
           <w:szCs w:val="24"/>
           <w:lang w:val="en-GB"/>
         </w:rPr>
+        <w:lastRenderedPageBreak/>
         <w:t xml:space="preserve">How to describe a map for academic task 1? </w:t>
       </w:r>
     </w:p>
@@ -8832,17 +9014,7 @@
           <w:szCs w:val="24"/>
           <w:lang w:val="en-GB"/>
         </w:rPr>
-        <w:t xml:space="preserve">t look </w:t>
-      </w:r>
-      <w:r>
-        <w:rPr>
-          <w:rFonts w:ascii="Times New Roman" w:hAnsi="Times New Roman" w:cs="Times New Roman" w:hint="eastAsia"/>
-          <w:sz w:val="24"/>
-          <w:szCs w:val="24"/>
-          <w:lang w:val="en-GB"/>
-        </w:rPr>
-        <w:lastRenderedPageBreak/>
-        <w:t>for something interesting. Your essay don</w:t>
+        <w:t>t look for something interesting. Your essay don</w:t>
       </w:r>
       <w:r>
         <w:rPr>
@@ -9365,7 +9537,16 @@
           <w:sz w:val="24"/>
           <w:szCs w:val="24"/>
         </w:rPr>
-        <w:t xml:space="preserve">4. Take at least one full test at home before sitting a real IELTS test. You had better set a alarm and finish all the three tests except for speaking within 2 hours and 40 minutes. </w:t>
+        <w:t xml:space="preserve">4. Take at least one full test at home before sitting a real IELTS test. You had </w:t>
+      </w:r>
+      <w:r>
+        <w:rPr>
+          <w:rFonts w:ascii="Times New Roman" w:hAnsi="Times New Roman" w:cs="Times New Roman" w:hint="eastAsia"/>
+          <w:sz w:val="24"/>
+          <w:szCs w:val="24"/>
+        </w:rPr>
+        <w:lastRenderedPageBreak/>
+        <w:t xml:space="preserve">better set a alarm and finish all the three tests except for speaking within 2 hours and 40 minutes. </w:t>
       </w:r>
     </w:p>
     <w:p>
@@ -9915,7 +10096,6 @@
           <w:sz w:val="24"/>
           <w:szCs w:val="24"/>
         </w:rPr>
-        <w:lastRenderedPageBreak/>
         <w:t>The amount of meat eaten</w:t>
       </w:r>
       <w:r>
@@ -10791,7 +10971,16 @@
           <w:sz w:val="24"/>
           <w:szCs w:val="24"/>
         </w:rPr>
-        <w:t xml:space="preserve"> appreciate the accessibility of amenities, the cultural diversity and the range of employment opportunities available.</w:t>
+        <w:t xml:space="preserve"> appreciate the accessibility of </w:t>
+      </w:r>
+      <w:r>
+        <w:rPr>
+          <w:rFonts w:ascii="Times New Roman" w:hAnsi="Times New Roman" w:cs="Times New Roman"/>
+          <w:sz w:val="24"/>
+          <w:szCs w:val="24"/>
+        </w:rPr>
+        <w:lastRenderedPageBreak/>
+        <w:t>amenities, the cultural diversity and the range of employment opportunities available.</w:t>
       </w:r>
     </w:p>
     <w:p>
@@ -11121,7 +11310,6 @@
           <w:sz w:val="28"/>
           <w:szCs w:val="28"/>
         </w:rPr>
-        <w:lastRenderedPageBreak/>
         <w:t>VII. Others Notes</w:t>
       </w:r>
     </w:p>
@@ -11254,7 +11442,7 @@
           <w:noProof/>
         </w:rPr>
         <w:drawing>
-          <wp:inline distT="0" distB="0" distL="0" distR="0" wp14:anchorId="41AA3F9E" wp14:editId="439310A0">
+          <wp:inline distT="0" distB="0" distL="0" distR="0">
             <wp:extent cx="5274310" cy="2428875"/>
             <wp:effectExtent l="0" t="0" r="2540" b="9525"/>
             <wp:docPr id="1642521630" name="Picture 1"/>
@@ -11269,7 +11457,7 @@
                     <pic:cNvPicPr/>
                   </pic:nvPicPr>
                   <pic:blipFill>
-                    <a:blip r:embed="rId14"/>
+                    <a:blip r:embed="rId15" cstate="print"/>
                     <a:stretch>
                       <a:fillRect/>
                     </a:stretch>
@@ -11304,8 +11492,9 @@
           <w:rFonts w:ascii="Times New Roman" w:hAnsi="Times New Roman" w:cs="Times New Roman"/>
           <w:noProof/>
         </w:rPr>
+        <w:lastRenderedPageBreak/>
         <w:drawing>
-          <wp:inline distT="0" distB="0" distL="0" distR="0" wp14:anchorId="5D4E89D5" wp14:editId="436D8FDB">
+          <wp:inline distT="0" distB="0" distL="0" distR="0">
             <wp:extent cx="5274310" cy="1809115"/>
             <wp:effectExtent l="0" t="0" r="2540" b="635"/>
             <wp:docPr id="1187908276" name="Picture 1"/>
@@ -11320,7 +11509,7 @@
                     <pic:cNvPicPr/>
                   </pic:nvPicPr>
                   <pic:blipFill>
-                    <a:blip r:embed="rId15"/>
+                    <a:blip r:embed="rId16" cstate="print"/>
                     <a:stretch>
                       <a:fillRect/>
                     </a:stretch>
@@ -11356,7 +11545,7 @@
           <w:noProof/>
         </w:rPr>
         <w:drawing>
-          <wp:inline distT="0" distB="0" distL="0" distR="0" wp14:anchorId="43FC23F2" wp14:editId="7ABEF555">
+          <wp:inline distT="0" distB="0" distL="0" distR="0">
             <wp:extent cx="5274310" cy="843280"/>
             <wp:effectExtent l="0" t="0" r="2540" b="0"/>
             <wp:docPr id="1590803555" name="Picture 1"/>
@@ -11371,7 +11560,7 @@
                     <pic:cNvPicPr/>
                   </pic:nvPicPr>
                   <pic:blipFill>
-                    <a:blip r:embed="rId16"/>
+                    <a:blip r:embed="rId17" cstate="print"/>
                     <a:stretch>
                       <a:fillRect/>
                     </a:stretch>
@@ -11473,14 +11662,9 @@
 </file>
 
 <file path=word/endnotes.xml><?xml version="1.0" encoding="utf-8"?>
-<w:endnotes xmlns:wpc="http://schemas.microsoft.com/office/word/2010/wordprocessingCanvas" xmlns:cx="http://schemas.microsoft.com/office/drawing/2014/chartex" xmlns:cx1="http://schemas.microsoft.com/office/drawing/2015/9/8/chartex" xmlns:cx2="http://schemas.microsoft.com/office/drawing/2015/10/21/chartex" xmlns:cx3="http://schemas.microsoft.com/office/drawing/2016/5/9/chartex" xmlns:cx4="http://schemas.microsoft.com/office/drawing/2016/5/10/chartex" xmlns:cx5="http://schemas.microsoft.com/office/drawing/2016/5/11/chartex" xmlns:cx6="http://schemas.microsoft.com/office/drawing/2016/5/12/chartex" xmlns:cx7="http://schemas.microsoft.com/office/drawing/2016/5/13/chartex" xmlns:cx8="http://schemas.microsoft.com/office/drawing/2016/5/14/chartex" xmlns:mc="http://schemas.openxmlformats.org/markup-compatibility/2006" xmlns:aink="http://schemas.microsoft.com/office/drawing/2016/ink" xmlns:am3d="http://schemas.microsoft.com/office/drawing/2017/model3d" xmlns:o="urn:schemas-microsoft-com:office:office" xmlns:oel="http://schemas.microsoft.com/office/2019/extlst" xmlns:r="http://schemas.openxmlformats.org/officeDocument/2006/relationships" xmlns:m="http://schemas.openxmlformats.org/officeDocument/2006/math" xmlns:v="urn:schemas-microsoft-com:vml" xmlns:wp14="http://schemas.microsoft.com/office/word/2010/wordprocessingDrawing" xmlns:wp="http://schemas.openxmlformats.org/drawingml/2006/wordprocessingDrawing" xmlns:w10="urn:schemas-microsoft-com:office:word" xmlns:w="http://schemas.openxmlformats.org/wordprocessingml/2006/main" xmlns:w14="http://schemas.microsoft.com/office/word/2010/wordml" xmlns:w15="http://schemas.microsoft.com/office/word/2012/wordml" xmlns:w16cex="http://schemas.microsoft.com/office/word/2018/wordml/cex" xmlns:w16cid="http://schemas.microsoft.com/office/word/2016/wordml/cid" xmlns:w16="http://schemas.microsoft.com/office/word/2018/wordml" xmlns:w16du="http://schemas.microsoft.com/office/word/2023/wordml/word16du" xmlns:w16sdtdh="http://schemas.microsoft.com/office/word/2020/wordml/sdtdatahash" xmlns:w16sdtfl="http://schemas.microsoft.com/office/word/2024/wordml/sdtformatlock" xmlns:w16se="http://schemas.microsoft.com/office/word/2015/wordml/symex" xmlns:wpg="http://schemas.microsoft.com/office/word/2010/wordprocessingGroup" xmlns:wpi="http://schemas.microsoft.com/office/word/2010/wordprocessingInk" xmlns:wne="http://schemas.microsoft.com/office/word/2006/wordml" xmlns:wps="http://schemas.microsoft.com/office/word/2010/wordprocessingShape" mc:Ignorable="w14 w15 w16se w16cid w16 w16cex w16sdtdh w16sdtfl w16du wp14">
+<w:endnotes xmlns:ve="http://schemas.openxmlformats.org/markup-compatibility/2006" xmlns:o="urn:schemas-microsoft-com:office:office" xmlns:r="http://schemas.openxmlformats.org/officeDocument/2006/relationships" xmlns:m="http://schemas.openxmlformats.org/officeDocument/2006/math" xmlns:v="urn:schemas-microsoft-com:vml" xmlns:wp="http://schemas.openxmlformats.org/drawingml/2006/wordprocessingDrawing" xmlns:w10="urn:schemas-microsoft-com:office:word" xmlns:w="http://schemas.openxmlformats.org/wordprocessingml/2006/main" xmlns:wne="http://schemas.microsoft.com/office/word/2006/wordml">
   <w:endnote w:type="separator" w:id="-1">
     <w:p>
-      <w:pPr>
-        <w:rPr>
-          <w:rFonts w:hint="eastAsia"/>
-        </w:rPr>
-      </w:pPr>
       <w:r>
         <w:separator/>
       </w:r>
@@ -11488,11 +11672,6 @@
   </w:endnote>
   <w:endnote w:type="continuationSeparator" w:id="0">
     <w:p>
-      <w:pPr>
-        <w:rPr>
-          <w:rFonts w:hint="eastAsia"/>
-        </w:rPr>
-      </w:pPr>
       <w:r>
         <w:continuationSeparator/>
       </w:r>
@@ -11502,14 +11681,9 @@
 </file>
 
 <file path=word/footnotes.xml><?xml version="1.0" encoding="utf-8"?>
-<w:footnotes xmlns:wpc="http://schemas.microsoft.com/office/word/2010/wordprocessingCanvas" xmlns:cx="http://schemas.microsoft.com/office/drawing/2014/chartex" xmlns:cx1="http://schemas.microsoft.com/office/drawing/2015/9/8/chartex" xmlns:cx2="http://schemas.microsoft.com/office/drawing/2015/10/21/chartex" xmlns:cx3="http://schemas.microsoft.com/office/drawing/2016/5/9/chartex" xmlns:cx4="http://schemas.microsoft.com/office/drawing/2016/5/10/chartex" xmlns:cx5="http://schemas.microsoft.com/office/drawing/2016/5/11/chartex" xmlns:cx6="http://schemas.microsoft.com/office/drawing/2016/5/12/chartex" xmlns:cx7="http://schemas.microsoft.com/office/drawing/2016/5/13/chartex" xmlns:cx8="http://schemas.microsoft.com/office/drawing/2016/5/14/chartex" xmlns:mc="http://schemas.openxmlformats.org/markup-compatibility/2006" xmlns:aink="http://schemas.microsoft.com/office/drawing/2016/ink" xmlns:am3d="http://schemas.microsoft.com/office/drawing/2017/model3d" xmlns:o="urn:schemas-microsoft-com:office:office" xmlns:oel="http://schemas.microsoft.com/office/2019/extlst" xmlns:r="http://schemas.openxmlformats.org/officeDocument/2006/relationships" xmlns:m="http://schemas.openxmlformats.org/officeDocument/2006/math" xmlns:v="urn:schemas-microsoft-com:vml" xmlns:wp14="http://schemas.microsoft.com/office/word/2010/wordprocessingDrawing" xmlns:wp="http://schemas.openxmlformats.org/drawingml/2006/wordprocessingDrawing" xmlns:w10="urn:schemas-microsoft-com:office:word" xmlns:w="http://schemas.openxmlformats.org/wordprocessingml/2006/main" xmlns:w14="http://schemas.microsoft.com/office/word/2010/wordml" xmlns:w15="http://schemas.microsoft.com/office/word/2012/wordml" xmlns:w16cex="http://schemas.microsoft.com/office/word/2018/wordml/cex" xmlns:w16cid="http://schemas.microsoft.com/office/word/2016/wordml/cid" xmlns:w16="http://schemas.microsoft.com/office/word/2018/wordml" xmlns:w16du="http://schemas.microsoft.com/office/word/2023/wordml/word16du" xmlns:w16sdtdh="http://schemas.microsoft.com/office/word/2020/wordml/sdtdatahash" xmlns:w16sdtfl="http://schemas.microsoft.com/office/word/2024/wordml/sdtformatlock" xmlns:w16se="http://schemas.microsoft.com/office/word/2015/wordml/symex" xmlns:wpg="http://schemas.microsoft.com/office/word/2010/wordprocessingGroup" xmlns:wpi="http://schemas.microsoft.com/office/word/2010/wordprocessingInk" xmlns:wne="http://schemas.microsoft.com/office/word/2006/wordml" xmlns:wps="http://schemas.microsoft.com/office/word/2010/wordprocessingShape" mc:Ignorable="w14 w15 w16se w16cid w16 w16cex w16sdtdh w16sdtfl w16du wp14">
+<w:footnotes xmlns:ve="http://schemas.openxmlformats.org/markup-compatibility/2006" xmlns:o="urn:schemas-microsoft-com:office:office" xmlns:r="http://schemas.openxmlformats.org/officeDocument/2006/relationships" xmlns:m="http://schemas.openxmlformats.org/officeDocument/2006/math" xmlns:v="urn:schemas-microsoft-com:vml" xmlns:wp="http://schemas.openxmlformats.org/drawingml/2006/wordprocessingDrawing" xmlns:w10="urn:schemas-microsoft-com:office:word" xmlns:w="http://schemas.openxmlformats.org/wordprocessingml/2006/main" xmlns:wne="http://schemas.microsoft.com/office/word/2006/wordml">
   <w:footnote w:type="separator" w:id="-1">
     <w:p>
-      <w:pPr>
-        <w:rPr>
-          <w:rFonts w:hint="eastAsia"/>
-        </w:rPr>
-      </w:pPr>
       <w:r>
         <w:separator/>
       </w:r>
@@ -11517,11 +11691,6 @@
   </w:footnote>
   <w:footnote w:type="continuationSeparator" w:id="0">
     <w:p>
-      <w:pPr>
-        <w:rPr>
-          <w:rFonts w:hint="eastAsia"/>
-        </w:rPr>
-      </w:pPr>
       <w:r>
         <w:continuationSeparator/>
       </w:r>
@@ -11531,8 +11700,8 @@
 </file>
 
 <file path=word/numbering.xml><?xml version="1.0" encoding="utf-8"?>
-<w:numbering xmlns:wpc="http://schemas.microsoft.com/office/word/2010/wordprocessingCanvas" xmlns:cx="http://schemas.microsoft.com/office/drawing/2014/chartex" xmlns:cx1="http://schemas.microsoft.com/office/drawing/2015/9/8/chartex" xmlns:cx2="http://schemas.microsoft.com/office/drawing/2015/10/21/chartex" xmlns:cx3="http://schemas.microsoft.com/office/drawing/2016/5/9/chartex" xmlns:cx4="http://schemas.microsoft.com/office/drawing/2016/5/10/chartex" xmlns:cx5="http://schemas.microsoft.com/office/drawing/2016/5/11/chartex" xmlns:cx6="http://schemas.microsoft.com/office/drawing/2016/5/12/chartex" xmlns:cx7="http://schemas.microsoft.com/office/drawing/2016/5/13/chartex" xmlns:cx8="http://schemas.microsoft.com/office/drawing/2016/5/14/chartex" xmlns:mc="http://schemas.openxmlformats.org/markup-compatibility/2006" xmlns:aink="http://schemas.microsoft.com/office/drawing/2016/ink" xmlns:am3d="http://schemas.microsoft.com/office/drawing/2017/model3d" xmlns:o="urn:schemas-microsoft-com:office:office" xmlns:oel="http://schemas.microsoft.com/office/2019/extlst" xmlns:r="http://schemas.openxmlformats.org/officeDocument/2006/relationships" xmlns:m="http://schemas.openxmlformats.org/officeDocument/2006/math" xmlns:v="urn:schemas-microsoft-com:vml" xmlns:wp14="http://schemas.microsoft.com/office/word/2010/wordprocessingDrawing" xmlns:wp="http://schemas.openxmlformats.org/drawingml/2006/wordprocessingDrawing" xmlns:w10="urn:schemas-microsoft-com:office:word" xmlns:w="http://schemas.openxmlformats.org/wordprocessingml/2006/main" xmlns:w14="http://schemas.microsoft.com/office/word/2010/wordml" xmlns:w15="http://schemas.microsoft.com/office/word/2012/wordml" xmlns:w16cex="http://schemas.microsoft.com/office/word/2018/wordml/cex" xmlns:w16cid="http://schemas.microsoft.com/office/word/2016/wordml/cid" xmlns:w16="http://schemas.microsoft.com/office/word/2018/wordml" xmlns:w16du="http://schemas.microsoft.com/office/word/2023/wordml/word16du" xmlns:w16sdtdh="http://schemas.microsoft.com/office/word/2020/wordml/sdtdatahash" xmlns:w16sdtfl="http://schemas.microsoft.com/office/word/2024/wordml/sdtformatlock" xmlns:w16se="http://schemas.microsoft.com/office/word/2015/wordml/symex" xmlns:wpg="http://schemas.microsoft.com/office/word/2010/wordprocessingGroup" xmlns:wpi="http://schemas.microsoft.com/office/word/2010/wordprocessingInk" xmlns:wne="http://schemas.microsoft.com/office/word/2006/wordml" xmlns:wps="http://schemas.microsoft.com/office/word/2010/wordprocessingShape" mc:Ignorable="w14 w15 w16se w16cid w16 w16cex w16sdtdh w16sdtfl w16du wp14">
-  <w:abstractNum w:abstractNumId="0" w15:restartNumberingAfterBreak="0">
+<w:numbering xmlns:ve="http://schemas.openxmlformats.org/markup-compatibility/2006" xmlns:o="urn:schemas-microsoft-com:office:office" xmlns:r="http://schemas.openxmlformats.org/officeDocument/2006/relationships" xmlns:m="http://schemas.openxmlformats.org/officeDocument/2006/math" xmlns:v="urn:schemas-microsoft-com:vml" xmlns:wp="http://schemas.openxmlformats.org/drawingml/2006/wordprocessingDrawing" xmlns:w10="urn:schemas-microsoft-com:office:word" xmlns:w="http://schemas.openxmlformats.org/wordprocessingml/2006/main" xmlns:wne="http://schemas.microsoft.com/office/word/2006/wordml">
+  <w:abstractNum w:abstractNumId="0">
     <w:nsid w:val="00544F40"/>
     <w:multiLevelType w:val="multilevel"/>
     <w:tmpl w:val="41467EEE"/>
@@ -11645,7 +11814,7 @@
       </w:pPr>
     </w:lvl>
   </w:abstractNum>
-  <w:abstractNum w:abstractNumId="1" w15:restartNumberingAfterBreak="0">
+  <w:abstractNum w:abstractNumId="1">
     <w:nsid w:val="03324B5D"/>
     <w:multiLevelType w:val="hybridMultilevel"/>
     <w:tmpl w:val="91AAA74E"/>
@@ -11734,7 +11903,7 @@
       </w:pPr>
     </w:lvl>
   </w:abstractNum>
-  <w:abstractNum w:abstractNumId="2" w15:restartNumberingAfterBreak="0">
+  <w:abstractNum w:abstractNumId="2">
     <w:nsid w:val="03CB30AA"/>
     <w:multiLevelType w:val="hybridMultilevel"/>
     <w:tmpl w:val="126AB91E"/>
@@ -11823,7 +11992,7 @@
       </w:pPr>
     </w:lvl>
   </w:abstractNum>
-  <w:abstractNum w:abstractNumId="3" w15:restartNumberingAfterBreak="0">
+  <w:abstractNum w:abstractNumId="3">
     <w:nsid w:val="0BB25991"/>
     <w:multiLevelType w:val="hybridMultilevel"/>
     <w:tmpl w:val="111226C8"/>
@@ -11912,7 +12081,7 @@
       </w:pPr>
     </w:lvl>
   </w:abstractNum>
-  <w:abstractNum w:abstractNumId="4" w15:restartNumberingAfterBreak="0">
+  <w:abstractNum w:abstractNumId="4">
     <w:nsid w:val="10996F2E"/>
     <w:multiLevelType w:val="hybridMultilevel"/>
     <w:tmpl w:val="897E41C4"/>
@@ -12001,7 +12170,7 @@
       </w:pPr>
     </w:lvl>
   </w:abstractNum>
-  <w:abstractNum w:abstractNumId="5" w15:restartNumberingAfterBreak="0">
+  <w:abstractNum w:abstractNumId="5">
     <w:nsid w:val="16A7494D"/>
     <w:multiLevelType w:val="hybridMultilevel"/>
     <w:tmpl w:val="B5AC2462"/>
@@ -12090,7 +12259,7 @@
       </w:pPr>
     </w:lvl>
   </w:abstractNum>
-  <w:abstractNum w:abstractNumId="6" w15:restartNumberingAfterBreak="0">
+  <w:abstractNum w:abstractNumId="6">
     <w:nsid w:val="18A80F16"/>
     <w:multiLevelType w:val="hybridMultilevel"/>
     <w:tmpl w:val="126AB91E"/>
@@ -12179,7 +12348,7 @@
       </w:pPr>
     </w:lvl>
   </w:abstractNum>
-  <w:abstractNum w:abstractNumId="7" w15:restartNumberingAfterBreak="0">
+  <w:abstractNum w:abstractNumId="7">
     <w:nsid w:val="1B9A1FE7"/>
     <w:multiLevelType w:val="hybridMultilevel"/>
     <w:tmpl w:val="55B452CA"/>
@@ -12265,7 +12434,7 @@
       </w:pPr>
     </w:lvl>
   </w:abstractNum>
-  <w:abstractNum w:abstractNumId="8" w15:restartNumberingAfterBreak="0">
+  <w:abstractNum w:abstractNumId="8">
     <w:nsid w:val="209238C5"/>
     <w:multiLevelType w:val="hybridMultilevel"/>
     <w:tmpl w:val="A0243708"/>
@@ -12378,7 +12547,7 @@
       </w:rPr>
     </w:lvl>
   </w:abstractNum>
-  <w:abstractNum w:abstractNumId="9" w15:restartNumberingAfterBreak="0">
+  <w:abstractNum w:abstractNumId="9">
     <w:nsid w:val="212124E8"/>
     <w:multiLevelType w:val="hybridMultilevel"/>
     <w:tmpl w:val="69A8EF30"/>
@@ -12468,7 +12637,7 @@
       </w:pPr>
     </w:lvl>
   </w:abstractNum>
-  <w:abstractNum w:abstractNumId="10" w15:restartNumberingAfterBreak="0">
+  <w:abstractNum w:abstractNumId="10">
     <w:nsid w:val="2BEB1066"/>
     <w:multiLevelType w:val="hybridMultilevel"/>
     <w:tmpl w:val="E6D86D48"/>
@@ -12557,7 +12726,7 @@
       </w:pPr>
     </w:lvl>
   </w:abstractNum>
-  <w:abstractNum w:abstractNumId="11" w15:restartNumberingAfterBreak="0">
+  <w:abstractNum w:abstractNumId="11">
     <w:nsid w:val="2C062616"/>
     <w:multiLevelType w:val="hybridMultilevel"/>
     <w:tmpl w:val="95989316"/>
@@ -12646,7 +12815,7 @@
       </w:pPr>
     </w:lvl>
   </w:abstractNum>
-  <w:abstractNum w:abstractNumId="12" w15:restartNumberingAfterBreak="0">
+  <w:abstractNum w:abstractNumId="12">
     <w:nsid w:val="31540ECA"/>
     <w:multiLevelType w:val="hybridMultilevel"/>
     <w:tmpl w:val="126AB91E"/>
@@ -12735,7 +12904,7 @@
       </w:pPr>
     </w:lvl>
   </w:abstractNum>
-  <w:abstractNum w:abstractNumId="13" w15:restartNumberingAfterBreak="0">
+  <w:abstractNum w:abstractNumId="13">
     <w:nsid w:val="39023B55"/>
     <w:multiLevelType w:val="hybridMultilevel"/>
     <w:tmpl w:val="088C4908"/>
@@ -12824,7 +12993,7 @@
       </w:pPr>
     </w:lvl>
   </w:abstractNum>
-  <w:abstractNum w:abstractNumId="14" w15:restartNumberingAfterBreak="0">
+  <w:abstractNum w:abstractNumId="14">
     <w:nsid w:val="39187DDC"/>
     <w:multiLevelType w:val="multilevel"/>
     <w:tmpl w:val="4BF67E82"/>
@@ -12973,7 +13142,7 @@
       </w:rPr>
     </w:lvl>
   </w:abstractNum>
-  <w:abstractNum w:abstractNumId="15" w15:restartNumberingAfterBreak="0">
+  <w:abstractNum w:abstractNumId="15">
     <w:nsid w:val="39EC4767"/>
     <w:multiLevelType w:val="multilevel"/>
     <w:tmpl w:val="1958AEFE"/>
@@ -13086,7 +13255,7 @@
       </w:pPr>
     </w:lvl>
   </w:abstractNum>
-  <w:abstractNum w:abstractNumId="16" w15:restartNumberingAfterBreak="0">
+  <w:abstractNum w:abstractNumId="16">
     <w:nsid w:val="3B3220EC"/>
     <w:multiLevelType w:val="hybridMultilevel"/>
     <w:tmpl w:val="B68E0AD8"/>
@@ -13175,7 +13344,7 @@
       </w:pPr>
     </w:lvl>
   </w:abstractNum>
-  <w:abstractNum w:abstractNumId="17" w15:restartNumberingAfterBreak="0">
+  <w:abstractNum w:abstractNumId="17">
     <w:nsid w:val="41023E2D"/>
     <w:multiLevelType w:val="hybridMultilevel"/>
     <w:tmpl w:val="6192BA58"/>
@@ -13287,7 +13456,7 @@
       </w:rPr>
     </w:lvl>
   </w:abstractNum>
-  <w:abstractNum w:abstractNumId="18" w15:restartNumberingAfterBreak="0">
+  <w:abstractNum w:abstractNumId="18">
     <w:nsid w:val="410D4E95"/>
     <w:multiLevelType w:val="hybridMultilevel"/>
     <w:tmpl w:val="7BB0B226"/>
@@ -13376,7 +13545,7 @@
       </w:pPr>
     </w:lvl>
   </w:abstractNum>
-  <w:abstractNum w:abstractNumId="19" w15:restartNumberingAfterBreak="0">
+  <w:abstractNum w:abstractNumId="19">
     <w:nsid w:val="41C612F8"/>
     <w:multiLevelType w:val="hybridMultilevel"/>
     <w:tmpl w:val="FA423BE8"/>
@@ -13465,7 +13634,7 @@
       </w:pPr>
     </w:lvl>
   </w:abstractNum>
-  <w:abstractNum w:abstractNumId="20" w15:restartNumberingAfterBreak="0">
+  <w:abstractNum w:abstractNumId="20">
     <w:nsid w:val="431D7B70"/>
     <w:multiLevelType w:val="hybridMultilevel"/>
     <w:tmpl w:val="B88C75C0"/>
@@ -13554,7 +13723,7 @@
       </w:pPr>
     </w:lvl>
   </w:abstractNum>
-  <w:abstractNum w:abstractNumId="21" w15:restartNumberingAfterBreak="0">
+  <w:abstractNum w:abstractNumId="21">
     <w:nsid w:val="45AC0CEE"/>
     <w:multiLevelType w:val="hybridMultilevel"/>
     <w:tmpl w:val="A6FA4E9E"/>
@@ -13643,7 +13812,7 @@
       </w:pPr>
     </w:lvl>
   </w:abstractNum>
-  <w:abstractNum w:abstractNumId="22" w15:restartNumberingAfterBreak="0">
+  <w:abstractNum w:abstractNumId="22">
     <w:nsid w:val="49614F41"/>
     <w:multiLevelType w:val="hybridMultilevel"/>
     <w:tmpl w:val="21F4F90A"/>
@@ -13732,7 +13901,7 @@
       </w:pPr>
     </w:lvl>
   </w:abstractNum>
-  <w:abstractNum w:abstractNumId="23" w15:restartNumberingAfterBreak="0">
+  <w:abstractNum w:abstractNumId="23">
     <w:nsid w:val="4CDD0872"/>
     <w:multiLevelType w:val="hybridMultilevel"/>
     <w:tmpl w:val="77F44C94"/>
@@ -13821,7 +13990,7 @@
       </w:pPr>
     </w:lvl>
   </w:abstractNum>
-  <w:abstractNum w:abstractNumId="24" w15:restartNumberingAfterBreak="0">
+  <w:abstractNum w:abstractNumId="24">
     <w:nsid w:val="4E11184C"/>
     <w:multiLevelType w:val="hybridMultilevel"/>
     <w:tmpl w:val="228EF806"/>
@@ -13910,7 +14079,7 @@
       </w:pPr>
     </w:lvl>
   </w:abstractNum>
-  <w:abstractNum w:abstractNumId="25" w15:restartNumberingAfterBreak="0">
+  <w:abstractNum w:abstractNumId="25">
     <w:nsid w:val="501466CA"/>
     <w:multiLevelType w:val="hybridMultilevel"/>
     <w:tmpl w:val="DB060F1C"/>
@@ -13999,7 +14168,7 @@
       </w:pPr>
     </w:lvl>
   </w:abstractNum>
-  <w:abstractNum w:abstractNumId="26" w15:restartNumberingAfterBreak="0">
+  <w:abstractNum w:abstractNumId="26">
     <w:nsid w:val="520832F2"/>
     <w:multiLevelType w:val="hybridMultilevel"/>
     <w:tmpl w:val="BCEC49F6"/>
@@ -14088,7 +14257,7 @@
       </w:pPr>
     </w:lvl>
   </w:abstractNum>
-  <w:abstractNum w:abstractNumId="27" w15:restartNumberingAfterBreak="0">
+  <w:abstractNum w:abstractNumId="27">
     <w:nsid w:val="52E96F60"/>
     <w:multiLevelType w:val="hybridMultilevel"/>
     <w:tmpl w:val="4C9EDF58"/>
@@ -14177,7 +14346,7 @@
       </w:pPr>
     </w:lvl>
   </w:abstractNum>
-  <w:abstractNum w:abstractNumId="28" w15:restartNumberingAfterBreak="0">
+  <w:abstractNum w:abstractNumId="28">
     <w:nsid w:val="564B4D6F"/>
     <w:multiLevelType w:val="hybridMultilevel"/>
     <w:tmpl w:val="463245A8"/>
@@ -14266,7 +14435,7 @@
       </w:pPr>
     </w:lvl>
   </w:abstractNum>
-  <w:abstractNum w:abstractNumId="29" w15:restartNumberingAfterBreak="0">
+  <w:abstractNum w:abstractNumId="29">
     <w:nsid w:val="58B561CD"/>
     <w:multiLevelType w:val="hybridMultilevel"/>
     <w:tmpl w:val="29B0D430"/>
@@ -14355,7 +14524,7 @@
       </w:pPr>
     </w:lvl>
   </w:abstractNum>
-  <w:abstractNum w:abstractNumId="30" w15:restartNumberingAfterBreak="0">
+  <w:abstractNum w:abstractNumId="30">
     <w:nsid w:val="5B161B8B"/>
     <w:multiLevelType w:val="hybridMultilevel"/>
     <w:tmpl w:val="EC52B5E6"/>
@@ -14444,7 +14613,7 @@
       </w:pPr>
     </w:lvl>
   </w:abstractNum>
-  <w:abstractNum w:abstractNumId="31" w15:restartNumberingAfterBreak="0">
+  <w:abstractNum w:abstractNumId="31">
     <w:nsid w:val="6AB57236"/>
     <w:multiLevelType w:val="hybridMultilevel"/>
     <w:tmpl w:val="93409AFE"/>
@@ -14533,7 +14702,7 @@
       </w:pPr>
     </w:lvl>
   </w:abstractNum>
-  <w:abstractNum w:abstractNumId="32" w15:restartNumberingAfterBreak="0">
+  <w:abstractNum w:abstractNumId="32">
     <w:nsid w:val="6B015DF7"/>
     <w:multiLevelType w:val="hybridMultilevel"/>
     <w:tmpl w:val="7944BF90"/>
@@ -14646,7 +14815,7 @@
       </w:rPr>
     </w:lvl>
   </w:abstractNum>
-  <w:abstractNum w:abstractNumId="33" w15:restartNumberingAfterBreak="0">
+  <w:abstractNum w:abstractNumId="33">
     <w:nsid w:val="6B1541E7"/>
     <w:multiLevelType w:val="multilevel"/>
     <w:tmpl w:val="0956637E"/>
@@ -14759,7 +14928,7 @@
       </w:rPr>
     </w:lvl>
   </w:abstractNum>
-  <w:abstractNum w:abstractNumId="34" w15:restartNumberingAfterBreak="0">
+  <w:abstractNum w:abstractNumId="34">
     <w:nsid w:val="6D424F83"/>
     <w:multiLevelType w:val="hybridMultilevel"/>
     <w:tmpl w:val="538C7D02"/>
@@ -14848,7 +15017,7 @@
       </w:pPr>
     </w:lvl>
   </w:abstractNum>
-  <w:abstractNum w:abstractNumId="35" w15:restartNumberingAfterBreak="0">
+  <w:abstractNum w:abstractNumId="35">
     <w:nsid w:val="72492BB2"/>
     <w:multiLevelType w:val="hybridMultilevel"/>
     <w:tmpl w:val="0876E89C"/>
@@ -14937,7 +15106,7 @@
       </w:pPr>
     </w:lvl>
   </w:abstractNum>
-  <w:abstractNum w:abstractNumId="36" w15:restartNumberingAfterBreak="0">
+  <w:abstractNum w:abstractNumId="36">
     <w:nsid w:val="72D95071"/>
     <w:multiLevelType w:val="multilevel"/>
     <w:tmpl w:val="93E65C2C"/>
@@ -15050,7 +15219,7 @@
       </w:pPr>
     </w:lvl>
   </w:abstractNum>
-  <w:abstractNum w:abstractNumId="37" w15:restartNumberingAfterBreak="0">
+  <w:abstractNum w:abstractNumId="37">
     <w:nsid w:val="742C11E5"/>
     <w:multiLevelType w:val="hybridMultilevel"/>
     <w:tmpl w:val="6F6AD0D8"/>
@@ -15136,7 +15305,7 @@
       </w:pPr>
     </w:lvl>
   </w:abstractNum>
-  <w:abstractNum w:abstractNumId="38" w15:restartNumberingAfterBreak="0">
+  <w:abstractNum w:abstractNumId="38">
     <w:nsid w:val="759F2CA0"/>
     <w:multiLevelType w:val="hybridMultilevel"/>
     <w:tmpl w:val="E3D4CFB6"/>
@@ -15225,7 +15394,7 @@
       </w:pPr>
     </w:lvl>
   </w:abstractNum>
-  <w:abstractNum w:abstractNumId="39" w15:restartNumberingAfterBreak="0">
+  <w:abstractNum w:abstractNumId="39">
     <w:nsid w:val="79341CC1"/>
     <w:multiLevelType w:val="hybridMultilevel"/>
     <w:tmpl w:val="670CA2F0"/>
@@ -15314,131 +15483,131 @@
       </w:pPr>
     </w:lvl>
   </w:abstractNum>
-  <w:num w:numId="1" w16cid:durableId="1397240622">
+  <w:num w:numId="1">
     <w:abstractNumId w:val="23"/>
   </w:num>
-  <w:num w:numId="2" w16cid:durableId="2069986636">
+  <w:num w:numId="2">
     <w:abstractNumId w:val="19"/>
   </w:num>
-  <w:num w:numId="3" w16cid:durableId="1024868392">
+  <w:num w:numId="3">
     <w:abstractNumId w:val="16"/>
   </w:num>
-  <w:num w:numId="4" w16cid:durableId="476338947">
+  <w:num w:numId="4">
     <w:abstractNumId w:val="3"/>
   </w:num>
-  <w:num w:numId="5" w16cid:durableId="679739788">
+  <w:num w:numId="5">
     <w:abstractNumId w:val="2"/>
   </w:num>
-  <w:num w:numId="6" w16cid:durableId="417293977">
+  <w:num w:numId="6">
     <w:abstractNumId w:val="20"/>
   </w:num>
-  <w:num w:numId="7" w16cid:durableId="1250886009">
+  <w:num w:numId="7">
     <w:abstractNumId w:val="4"/>
   </w:num>
-  <w:num w:numId="8" w16cid:durableId="1365978594">
+  <w:num w:numId="8">
     <w:abstractNumId w:val="25"/>
   </w:num>
-  <w:num w:numId="9" w16cid:durableId="1303920387">
+  <w:num w:numId="9">
     <w:abstractNumId w:val="29"/>
   </w:num>
-  <w:num w:numId="10" w16cid:durableId="1898054747">
+  <w:num w:numId="10">
     <w:abstractNumId w:val="14"/>
   </w:num>
-  <w:num w:numId="11" w16cid:durableId="1187211738">
+  <w:num w:numId="11">
     <w:abstractNumId w:val="9"/>
   </w:num>
-  <w:num w:numId="12" w16cid:durableId="1752002742">
+  <w:num w:numId="12">
     <w:abstractNumId w:val="31"/>
   </w:num>
-  <w:num w:numId="13" w16cid:durableId="696468724">
+  <w:num w:numId="13">
     <w:abstractNumId w:val="35"/>
   </w:num>
-  <w:num w:numId="14" w16cid:durableId="606816478">
+  <w:num w:numId="14">
     <w:abstractNumId w:val="32"/>
   </w:num>
-  <w:num w:numId="15" w16cid:durableId="700932350">
+  <w:num w:numId="15">
     <w:abstractNumId w:val="8"/>
   </w:num>
-  <w:num w:numId="16" w16cid:durableId="590048333">
+  <w:num w:numId="16">
     <w:abstractNumId w:val="33"/>
   </w:num>
-  <w:num w:numId="17" w16cid:durableId="970089641">
+  <w:num w:numId="17">
     <w:abstractNumId w:val="37"/>
   </w:num>
-  <w:num w:numId="18" w16cid:durableId="1296449654">
+  <w:num w:numId="18">
     <w:abstractNumId w:val="10"/>
   </w:num>
-  <w:num w:numId="19" w16cid:durableId="715355475">
+  <w:num w:numId="19">
     <w:abstractNumId w:val="28"/>
   </w:num>
-  <w:num w:numId="20" w16cid:durableId="921257054">
+  <w:num w:numId="20">
     <w:abstractNumId w:val="17"/>
   </w:num>
-  <w:num w:numId="21" w16cid:durableId="1306741690">
+  <w:num w:numId="21">
     <w:abstractNumId w:val="30"/>
   </w:num>
-  <w:num w:numId="22" w16cid:durableId="1739325634">
+  <w:num w:numId="22">
     <w:abstractNumId w:val="18"/>
   </w:num>
-  <w:num w:numId="23" w16cid:durableId="1358458737">
+  <w:num w:numId="23">
     <w:abstractNumId w:val="22"/>
   </w:num>
-  <w:num w:numId="24" w16cid:durableId="1776633741">
+  <w:num w:numId="24">
     <w:abstractNumId w:val="11"/>
   </w:num>
-  <w:num w:numId="25" w16cid:durableId="675696462">
+  <w:num w:numId="25">
     <w:abstractNumId w:val="39"/>
   </w:num>
-  <w:num w:numId="26" w16cid:durableId="904686064">
+  <w:num w:numId="26">
     <w:abstractNumId w:val="27"/>
   </w:num>
-  <w:num w:numId="27" w16cid:durableId="12877287">
+  <w:num w:numId="27">
     <w:abstractNumId w:val="13"/>
   </w:num>
-  <w:num w:numId="28" w16cid:durableId="1385639116">
+  <w:num w:numId="28">
     <w:abstractNumId w:val="26"/>
   </w:num>
-  <w:num w:numId="29" w16cid:durableId="1577981081">
+  <w:num w:numId="29">
     <w:abstractNumId w:val="5"/>
   </w:num>
-  <w:num w:numId="30" w16cid:durableId="72505909">
+  <w:num w:numId="30">
     <w:abstractNumId w:val="24"/>
   </w:num>
-  <w:num w:numId="31" w16cid:durableId="1058934950">
+  <w:num w:numId="31">
     <w:abstractNumId w:val="38"/>
   </w:num>
-  <w:num w:numId="32" w16cid:durableId="511802437">
+  <w:num w:numId="32">
     <w:abstractNumId w:val="21"/>
   </w:num>
-  <w:num w:numId="33" w16cid:durableId="1771195168">
+  <w:num w:numId="33">
     <w:abstractNumId w:val="1"/>
   </w:num>
-  <w:num w:numId="34" w16cid:durableId="1964386189">
+  <w:num w:numId="34">
     <w:abstractNumId w:val="0"/>
   </w:num>
-  <w:num w:numId="35" w16cid:durableId="1315721325">
+  <w:num w:numId="35">
     <w:abstractNumId w:val="36"/>
   </w:num>
-  <w:num w:numId="36" w16cid:durableId="1962881385">
+  <w:num w:numId="36">
     <w:abstractNumId w:val="15"/>
   </w:num>
-  <w:num w:numId="37" w16cid:durableId="277757025">
+  <w:num w:numId="37">
     <w:abstractNumId w:val="12"/>
   </w:num>
-  <w:num w:numId="38" w16cid:durableId="1477603602">
+  <w:num w:numId="38">
     <w:abstractNumId w:val="7"/>
   </w:num>
-  <w:num w:numId="39" w16cid:durableId="1692074582">
+  <w:num w:numId="39">
     <w:abstractNumId w:val="34"/>
   </w:num>
-  <w:num w:numId="40" w16cid:durableId="1642997589">
+  <w:num w:numId="40">
     <w:abstractNumId w:val="6"/>
   </w:num>
 </w:numbering>
 </file>
 
 <file path=word/styles.xml><?xml version="1.0" encoding="utf-8"?>
-<w:styles xmlns:mc="http://schemas.openxmlformats.org/markup-compatibility/2006" xmlns:r="http://schemas.openxmlformats.org/officeDocument/2006/relationships" xmlns:w="http://schemas.openxmlformats.org/wordprocessingml/2006/main" xmlns:w14="http://schemas.microsoft.com/office/word/2010/wordml" xmlns:w15="http://schemas.microsoft.com/office/word/2012/wordml" xmlns:w16cex="http://schemas.microsoft.com/office/word/2018/wordml/cex" xmlns:w16cid="http://schemas.microsoft.com/office/word/2016/wordml/cid" xmlns:w16="http://schemas.microsoft.com/office/word/2018/wordml" xmlns:w16du="http://schemas.microsoft.com/office/word/2023/wordml/word16du" xmlns:w16sdtdh="http://schemas.microsoft.com/office/word/2020/wordml/sdtdatahash" xmlns:w16sdtfl="http://schemas.microsoft.com/office/word/2024/wordml/sdtformatlock" xmlns:w16se="http://schemas.microsoft.com/office/word/2015/wordml/symex" mc:Ignorable="w14 w15 w16se w16cid w16 w16cex w16sdtdh w16sdtfl w16du">
+<w:styles xmlns:r="http://schemas.openxmlformats.org/officeDocument/2006/relationships" xmlns:w="http://schemas.openxmlformats.org/wordprocessingml/2006/main">
   <w:docDefaults>
     <w:rPrDefault>
       <w:rPr>
@@ -15447,7 +15616,6 @@
         <w:sz w:val="21"/>
         <w:szCs w:val="22"/>
         <w:lang w:val="en-US" w:eastAsia="zh-CN" w:bidi="ar-SA"/>
-        <w14:ligatures w14:val="standardContextual"/>
       </w:rPr>
     </w:rPrDefault>
     <w:pPrDefault>
@@ -15457,383 +15625,144 @@
       </w:pPr>
     </w:pPrDefault>
   </w:docDefaults>
-  <w:latentStyles w:defLockedState="0" w:defUIPriority="99" w:defSemiHidden="0" w:defUnhideWhenUsed="0" w:defQFormat="0" w:count="376">
-    <w:lsdException w:name="Normal" w:uiPriority="0" w:qFormat="1"/>
-    <w:lsdException w:name="heading 1" w:uiPriority="9" w:qFormat="1"/>
-    <w:lsdException w:name="heading 2" w:semiHidden="1" w:uiPriority="9" w:unhideWhenUsed="1" w:qFormat="1"/>
-    <w:lsdException w:name="heading 3" w:semiHidden="1" w:uiPriority="9" w:unhideWhenUsed="1" w:qFormat="1"/>
-    <w:lsdException w:name="heading 4" w:semiHidden="1" w:uiPriority="9" w:unhideWhenUsed="1" w:qFormat="1"/>
-    <w:lsdException w:name="heading 5" w:semiHidden="1" w:uiPriority="9" w:unhideWhenUsed="1" w:qFormat="1"/>
-    <w:lsdException w:name="heading 6" w:semiHidden="1" w:uiPriority="9" w:unhideWhenUsed="1" w:qFormat="1"/>
-    <w:lsdException w:name="heading 7" w:semiHidden="1" w:uiPriority="9" w:unhideWhenUsed="1" w:qFormat="1"/>
-    <w:lsdException w:name="heading 8" w:semiHidden="1" w:uiPriority="9" w:unhideWhenUsed="1" w:qFormat="1"/>
-    <w:lsdException w:name="heading 9" w:semiHidden="1" w:uiPriority="9" w:unhideWhenUsed="1" w:qFormat="1"/>
-    <w:lsdException w:name="index 1" w:semiHidden="1" w:unhideWhenUsed="1"/>
-    <w:lsdException w:name="index 2" w:semiHidden="1" w:unhideWhenUsed="1"/>
-    <w:lsdException w:name="index 3" w:semiHidden="1" w:unhideWhenUsed="1"/>
-    <w:lsdException w:name="index 4" w:semiHidden="1" w:unhideWhenUsed="1"/>
-    <w:lsdException w:name="index 5" w:semiHidden="1" w:unhideWhenUsed="1"/>
-    <w:lsdException w:name="index 6" w:semiHidden="1" w:unhideWhenUsed="1"/>
-    <w:lsdException w:name="index 7" w:semiHidden="1" w:unhideWhenUsed="1"/>
-    <w:lsdException w:name="index 8" w:semiHidden="1" w:unhideWhenUsed="1"/>
-    <w:lsdException w:name="index 9" w:semiHidden="1" w:unhideWhenUsed="1"/>
-    <w:lsdException w:name="toc 1" w:semiHidden="1" w:uiPriority="39" w:unhideWhenUsed="1"/>
-    <w:lsdException w:name="toc 2" w:semiHidden="1" w:uiPriority="39" w:unhideWhenUsed="1"/>
-    <w:lsdException w:name="toc 3" w:semiHidden="1" w:uiPriority="39" w:unhideWhenUsed="1"/>
-    <w:lsdException w:name="toc 4" w:semiHidden="1" w:uiPriority="39" w:unhideWhenUsed="1"/>
-    <w:lsdException w:name="toc 5" w:semiHidden="1" w:uiPriority="39" w:unhideWhenUsed="1"/>
-    <w:lsdException w:name="toc 6" w:semiHidden="1" w:uiPriority="39" w:unhideWhenUsed="1"/>
-    <w:lsdException w:name="toc 7" w:semiHidden="1" w:uiPriority="39" w:unhideWhenUsed="1"/>
-    <w:lsdException w:name="toc 8" w:semiHidden="1" w:uiPriority="39" w:unhideWhenUsed="1"/>
-    <w:lsdException w:name="toc 9" w:semiHidden="1" w:uiPriority="39" w:unhideWhenUsed="1"/>
-    <w:lsdException w:name="Normal Indent" w:semiHidden="1" w:unhideWhenUsed="1"/>
-    <w:lsdException w:name="footnote text" w:semiHidden="1" w:unhideWhenUsed="1"/>
-    <w:lsdException w:name="annotation text" w:semiHidden="1" w:unhideWhenUsed="1"/>
-    <w:lsdException w:name="header" w:semiHidden="1" w:unhideWhenUsed="1"/>
-    <w:lsdException w:name="footer" w:semiHidden="1" w:unhideWhenUsed="1"/>
-    <w:lsdException w:name="index heading" w:semiHidden="1" w:unhideWhenUsed="1"/>
-    <w:lsdException w:name="caption" w:semiHidden="1" w:uiPriority="35" w:unhideWhenUsed="1" w:qFormat="1"/>
-    <w:lsdException w:name="table of figures" w:semiHidden="1" w:unhideWhenUsed="1"/>
-    <w:lsdException w:name="envelope address" w:semiHidden="1" w:unhideWhenUsed="1"/>
-    <w:lsdException w:name="envelope return" w:semiHidden="1" w:unhideWhenUsed="1"/>
-    <w:lsdException w:name="footnote reference" w:semiHidden="1" w:unhideWhenUsed="1"/>
-    <w:lsdException w:name="annotation reference" w:semiHidden="1" w:unhideWhenUsed="1"/>
-    <w:lsdException w:name="line number" w:semiHidden="1" w:unhideWhenUsed="1"/>
-    <w:lsdException w:name="page number" w:semiHidden="1" w:unhideWhenUsed="1"/>
-    <w:lsdException w:name="endnote reference" w:semiHidden="1" w:unhideWhenUsed="1"/>
-    <w:lsdException w:name="endnote text" w:semiHidden="1" w:unhideWhenUsed="1"/>
-    <w:lsdException w:name="table of authorities" w:semiHidden="1" w:unhideWhenUsed="1"/>
-    <w:lsdException w:name="macro" w:semiHidden="1" w:unhideWhenUsed="1"/>
-    <w:lsdException w:name="toa heading" w:semiHidden="1" w:unhideWhenUsed="1"/>
-    <w:lsdException w:name="List" w:semiHidden="1" w:unhideWhenUsed="1"/>
-    <w:lsdException w:name="List Bullet" w:semiHidden="1" w:unhideWhenUsed="1"/>
-    <w:lsdException w:name="List Number" w:semiHidden="1" w:unhideWhenUsed="1"/>
-    <w:lsdException w:name="List 2" w:semiHidden="1" w:unhideWhenUsed="1"/>
-    <w:lsdException w:name="List 3" w:semiHidden="1" w:unhideWhenUsed="1"/>
-    <w:lsdException w:name="List 4" w:semiHidden="1" w:unhideWhenUsed="1"/>
-    <w:lsdException w:name="List 5" w:semiHidden="1" w:unhideWhenUsed="1"/>
-    <w:lsdException w:name="List Bullet 2" w:semiHidden="1" w:unhideWhenUsed="1"/>
-    <w:lsdException w:name="List Bullet 3" w:semiHidden="1" w:unhideWhenUsed="1"/>
-    <w:lsdException w:name="List Bullet 4" w:semiHidden="1" w:unhideWhenUsed="1"/>
-    <w:lsdException w:name="List Bullet 5" w:semiHidden="1" w:unhideWhenUsed="1"/>
-    <w:lsdException w:name="List Number 2" w:semiHidden="1" w:unhideWhenUsed="1"/>
-    <w:lsdException w:name="List Number 3" w:semiHidden="1" w:unhideWhenUsed="1"/>
-    <w:lsdException w:name="List Number 4" w:semiHidden="1" w:unhideWhenUsed="1"/>
-    <w:lsdException w:name="List Number 5" w:semiHidden="1" w:unhideWhenUsed="1"/>
-    <w:lsdException w:name="Title" w:uiPriority="10" w:qFormat="1"/>
-    <w:lsdException w:name="Closing" w:semiHidden="1" w:unhideWhenUsed="1"/>
-    <w:lsdException w:name="Signature" w:semiHidden="1" w:unhideWhenUsed="1"/>
-    <w:lsdException w:name="Default Paragraph Font" w:semiHidden="1" w:uiPriority="1" w:unhideWhenUsed="1"/>
-    <w:lsdException w:name="Body Text" w:semiHidden="1" w:unhideWhenUsed="1"/>
-    <w:lsdException w:name="Body Text Indent" w:semiHidden="1" w:unhideWhenUsed="1"/>
-    <w:lsdException w:name="List Continue" w:semiHidden="1" w:unhideWhenUsed="1"/>
-    <w:lsdException w:name="List Continue 2" w:semiHidden="1" w:unhideWhenUsed="1"/>
-    <w:lsdException w:name="List Continue 3" w:semiHidden="1" w:unhideWhenUsed="1"/>
-    <w:lsdException w:name="List Continue 4" w:semiHidden="1" w:unhideWhenUsed="1"/>
-    <w:lsdException w:name="List Continue 5" w:semiHidden="1" w:unhideWhenUsed="1"/>
-    <w:lsdException w:name="Message Header" w:semiHidden="1" w:unhideWhenUsed="1"/>
-    <w:lsdException w:name="Subtitle" w:uiPriority="11" w:qFormat="1"/>
-    <w:lsdException w:name="Salutation" w:semiHidden="1" w:unhideWhenUsed="1"/>
-    <w:lsdException w:name="Date" w:semiHidden="1" w:unhideWhenUsed="1"/>
-    <w:lsdException w:name="Body Text First Indent" w:semiHidden="1" w:unhideWhenUsed="1"/>
-    <w:lsdException w:name="Body Text First Indent 2" w:semiHidden="1" w:unhideWhenUsed="1"/>
-    <w:lsdException w:name="Note Heading" w:semiHidden="1" w:unhideWhenUsed="1"/>
-    <w:lsdException w:name="Body Text 2" w:semiHidden="1" w:unhideWhenUsed="1"/>
-    <w:lsdException w:name="Body Text 3" w:semiHidden="1" w:unhideWhenUsed="1"/>
-    <w:lsdException w:name="Body Text Indent 2" w:semiHidden="1" w:unhideWhenUsed="1"/>
-    <w:lsdException w:name="Body Text Indent 3" w:semiHidden="1" w:unhideWhenUsed="1"/>
-    <w:lsdException w:name="Block Text" w:semiHidden="1" w:unhideWhenUsed="1"/>
-    <w:lsdException w:name="Hyperlink" w:semiHidden="1" w:unhideWhenUsed="1"/>
-    <w:lsdException w:name="FollowedHyperlink" w:semiHidden="1" w:unhideWhenUsed="1"/>
-    <w:lsdException w:name="Strong" w:uiPriority="22" w:qFormat="1"/>
-    <w:lsdException w:name="Emphasis" w:uiPriority="20" w:qFormat="1"/>
-    <w:lsdException w:name="Document Map" w:semiHidden="1" w:unhideWhenUsed="1"/>
-    <w:lsdException w:name="Plain Text" w:semiHidden="1" w:unhideWhenUsed="1"/>
-    <w:lsdException w:name="E-mail Signature" w:semiHidden="1" w:unhideWhenUsed="1"/>
-    <w:lsdException w:name="HTML Top of Form" w:semiHidden="1" w:unhideWhenUsed="1"/>
-    <w:lsdException w:name="HTML Bottom of Form" w:semiHidden="1" w:unhideWhenUsed="1"/>
-    <w:lsdException w:name="Normal (Web)" w:semiHidden="1" w:unhideWhenUsed="1"/>
-    <w:lsdException w:name="HTML Acronym" w:semiHidden="1" w:unhideWhenUsed="1"/>
-    <w:lsdException w:name="HTML Address" w:semiHidden="1" w:unhideWhenUsed="1"/>
-    <w:lsdException w:name="HTML Cite" w:semiHidden="1" w:unhideWhenUsed="1"/>
-    <w:lsdException w:name="HTML Code" w:semiHidden="1" w:unhideWhenUsed="1"/>
-    <w:lsdException w:name="HTML Definition" w:semiHidden="1" w:unhideWhenUsed="1"/>
-    <w:lsdException w:name="HTML Keyboard" w:semiHidden="1" w:unhideWhenUsed="1"/>
-    <w:lsdException w:name="HTML Preformatted" w:semiHidden="1" w:unhideWhenUsed="1"/>
-    <w:lsdException w:name="HTML Sample" w:semiHidden="1" w:unhideWhenUsed="1"/>
-    <w:lsdException w:name="HTML Typewriter" w:semiHidden="1" w:unhideWhenUsed="1"/>
-    <w:lsdException w:name="HTML Variable" w:semiHidden="1" w:unhideWhenUsed="1"/>
-    <w:lsdException w:name="Normal Table" w:semiHidden="1" w:unhideWhenUsed="1"/>
-    <w:lsdException w:name="annotation subject" w:semiHidden="1" w:unhideWhenUsed="1"/>
-    <w:lsdException w:name="No List" w:semiHidden="1" w:unhideWhenUsed="1"/>
-    <w:lsdException w:name="Outline List 1" w:semiHidden="1" w:unhideWhenUsed="1"/>
-    <w:lsdException w:name="Outline List 2" w:semiHidden="1" w:unhideWhenUsed="1"/>
-    <w:lsdException w:name="Outline List 3" w:semiHidden="1" w:unhideWhenUsed="1"/>
-    <w:lsdException w:name="Table Simple 1" w:semiHidden="1" w:unhideWhenUsed="1"/>
-    <w:lsdException w:name="Table Simple 2" w:semiHidden="1" w:unhideWhenUsed="1"/>
-    <w:lsdException w:name="Table Simple 3" w:semiHidden="1" w:unhideWhenUsed="1"/>
-    <w:lsdException w:name="Table Classic 1" w:semiHidden="1" w:unhideWhenUsed="1"/>
-    <w:lsdException w:name="Table Classic 2" w:semiHidden="1" w:unhideWhenUsed="1"/>
-    <w:lsdException w:name="Table Classic 3" w:semiHidden="1" w:unhideWhenUsed="1"/>
-    <w:lsdException w:name="Table Classic 4" w:semiHidden="1" w:unhideWhenUsed="1"/>
-    <w:lsdException w:name="Table Colorful 1" w:semiHidden="1" w:unhideWhenUsed="1"/>
-    <w:lsdException w:name="Table Colorful 2" w:semiHidden="1" w:unhideWhenUsed="1"/>
-    <w:lsdException w:name="Table Colorful 3" w:semiHidden="1" w:unhideWhenUsed="1"/>
-    <w:lsdException w:name="Table Columns 1" w:semiHidden="1" w:unhideWhenUsed="1"/>
-    <w:lsdException w:name="Table Columns 2" w:semiHidden="1" w:unhideWhenUsed="1"/>
-    <w:lsdException w:name="Table Columns 3" w:semiHidden="1" w:unhideWhenUsed="1"/>
-    <w:lsdException w:name="Table Columns 4" w:semiHidden="1" w:unhideWhenUsed="1"/>
-    <w:lsdException w:name="Table Columns 5" w:semiHidden="1" w:unhideWhenUsed="1"/>
-    <w:lsdException w:name="Table Grid 1" w:semiHidden="1" w:unhideWhenUsed="1"/>
-    <w:lsdException w:name="Table Grid 2" w:semiHidden="1" w:unhideWhenUsed="1"/>
-    <w:lsdException w:name="Table Grid 3" w:semiHidden="1" w:unhideWhenUsed="1"/>
-    <w:lsdException w:name="Table Grid 4" w:semiHidden="1" w:unhideWhenUsed="1"/>
-    <w:lsdException w:name="Table Grid 5" w:semiHidden="1" w:unhideWhenUsed="1"/>
-    <w:lsdException w:name="Table Grid 6" w:semiHidden="1" w:unhideWhenUsed="1"/>
-    <w:lsdException w:name="Table Grid 7" w:semiHidden="1" w:unhideWhenUsed="1"/>
-    <w:lsdException w:name="Table Grid 8" w:semiHidden="1" w:unhideWhenUsed="1"/>
-    <w:lsdException w:name="Table List 1" w:semiHidden="1" w:unhideWhenUsed="1"/>
-    <w:lsdException w:name="Table List 2" w:semiHidden="1" w:unhideWhenUsed="1"/>
-    <w:lsdException w:name="Table List 3" w:semiHidden="1" w:unhideWhenUsed="1"/>
-    <w:lsdException w:name="Table List 4" w:semiHidden="1" w:unhideWhenUsed="1"/>
-    <w:lsdException w:name="Table List 5" w:semiHidden="1" w:unhideWhenUsed="1"/>
-    <w:lsdException w:name="Table List 6" w:semiHidden="1" w:unhideWhenUsed="1"/>
-    <w:lsdException w:name="Table List 7" w:semiHidden="1" w:unhideWhenUsed="1"/>
-    <w:lsdException w:name="Table List 8" w:semiHidden="1" w:unhideWhenUsed="1"/>
-    <w:lsdException w:name="Table 3D effects 1" w:semiHidden="1" w:unhideWhenUsed="1"/>
-    <w:lsdException w:name="Table 3D effects 2" w:semiHidden="1" w:unhideWhenUsed="1"/>
-    <w:lsdException w:name="Table 3D effects 3" w:semiHidden="1" w:unhideWhenUsed="1"/>
-    <w:lsdException w:name="Table Contemporary" w:semiHidden="1" w:unhideWhenUsed="1"/>
-    <w:lsdException w:name="Table Elegant" w:semiHidden="1" w:unhideWhenUsed="1"/>
-    <w:lsdException w:name="Table Professional" w:semiHidden="1" w:unhideWhenUsed="1"/>
-    <w:lsdException w:name="Table Subtle 1" w:semiHidden="1" w:unhideWhenUsed="1"/>
-    <w:lsdException w:name="Table Subtle 2" w:semiHidden="1" w:unhideWhenUsed="1"/>
-    <w:lsdException w:name="Table Web 1" w:semiHidden="1" w:unhideWhenUsed="1"/>
-    <w:lsdException w:name="Table Web 2" w:semiHidden="1" w:unhideWhenUsed="1"/>
-    <w:lsdException w:name="Table Web 3" w:semiHidden="1" w:unhideWhenUsed="1"/>
-    <w:lsdException w:name="Balloon Text" w:semiHidden="1" w:unhideWhenUsed="1"/>
-    <w:lsdException w:name="Table Grid" w:uiPriority="39"/>
-    <w:lsdException w:name="Table Theme" w:semiHidden="1" w:unhideWhenUsed="1"/>
-    <w:lsdException w:name="Placeholder Text" w:semiHidden="1"/>
-    <w:lsdException w:name="No Spacing" w:uiPriority="1" w:qFormat="1"/>
-    <w:lsdException w:name="Light Shading" w:uiPriority="60"/>
-    <w:lsdException w:name="Light List" w:uiPriority="61"/>
-    <w:lsdException w:name="Light Grid" w:uiPriority="62"/>
-    <w:lsdException w:name="Medium Shading 1" w:uiPriority="63"/>
-    <w:lsdException w:name="Medium Shading 2" w:uiPriority="64"/>
-    <w:lsdException w:name="Medium List 1" w:uiPriority="65"/>
-    <w:lsdException w:name="Medium List 2" w:uiPriority="66"/>
-    <w:lsdException w:name="Medium Grid 1" w:uiPriority="67"/>
-    <w:lsdException w:name="Medium Grid 2" w:uiPriority="68"/>
-    <w:lsdException w:name="Medium Grid 3" w:uiPriority="69"/>
-    <w:lsdException w:name="Dark List" w:uiPriority="70"/>
-    <w:lsdException w:name="Colorful Shading" w:uiPriority="71"/>
-    <w:lsdException w:name="Colorful List" w:uiPriority="72"/>
-    <w:lsdException w:name="Colorful Grid" w:uiPriority="73"/>
-    <w:lsdException w:name="Light Shading Accent 1" w:uiPriority="60"/>
-    <w:lsdException w:name="Light List Accent 1" w:uiPriority="61"/>
-    <w:lsdException w:name="Light Grid Accent 1" w:uiPriority="62"/>
-    <w:lsdException w:name="Medium Shading 1 Accent 1" w:uiPriority="63"/>
-    <w:lsdException w:name="Medium Shading 2 Accent 1" w:uiPriority="64"/>
-    <w:lsdException w:name="Medium List 1 Accent 1" w:uiPriority="65"/>
-    <w:lsdException w:name="Revision" w:semiHidden="1"/>
-    <w:lsdException w:name="List Paragraph" w:uiPriority="34" w:qFormat="1"/>
-    <w:lsdException w:name="Quote" w:uiPriority="29" w:qFormat="1"/>
-    <w:lsdException w:name="Intense Quote" w:uiPriority="30" w:qFormat="1"/>
-    <w:lsdException w:name="Medium List 2 Accent 1" w:uiPriority="66"/>
-    <w:lsdException w:name="Medium Grid 1 Accent 1" w:uiPriority="67"/>
-    <w:lsdException w:name="Medium Grid 2 Accent 1" w:uiPriority="68"/>
-    <w:lsdException w:name="Medium Grid 3 Accent 1" w:uiPriority="69"/>
-    <w:lsdException w:name="Dark List Accent 1" w:uiPriority="70"/>
-    <w:lsdException w:name="Colorful Shading Accent 1" w:uiPriority="71"/>
-    <w:lsdException w:name="Colorful List Accent 1" w:uiPriority="72"/>
-    <w:lsdException w:name="Colorful Grid Accent 1" w:uiPriority="73"/>
-    <w:lsdException w:name="Light Shading Accent 2" w:uiPriority="60"/>
-    <w:lsdException w:name="Light List Accent 2" w:uiPriority="61"/>
-    <w:lsdException w:name="Light Grid Accent 2" w:uiPriority="62"/>
-    <w:lsdException w:name="Medium Shading 1 Accent 2" w:uiPriority="63"/>
-    <w:lsdException w:name="Medium Shading 2 Accent 2" w:uiPriority="64"/>
-    <w:lsdException w:name="Medium List 1 Accent 2" w:uiPriority="65"/>
-    <w:lsdException w:name="Medium List 2 Accent 2" w:uiPriority="66"/>
-    <w:lsdException w:name="Medium Grid 1 Accent 2" w:uiPriority="67"/>
-    <w:lsdException w:name="Medium Grid 2 Accent 2" w:uiPriority="68"/>
-    <w:lsdException w:name="Medium Grid 3 Accent 2" w:uiPriority="69"/>
-    <w:lsdException w:name="Dark List Accent 2" w:uiPriority="70"/>
-    <w:lsdException w:name="Colorful Shading Accent 2" w:uiPriority="71"/>
-    <w:lsdException w:name="Colorful List Accent 2" w:uiPriority="72"/>
-    <w:lsdException w:name="Colorful Grid Accent 2" w:uiPriority="73"/>
-    <w:lsdException w:name="Light Shading Accent 3" w:uiPriority="60"/>
-    <w:lsdException w:name="Light List Accent 3" w:uiPriority="61"/>
-    <w:lsdException w:name="Light Grid Accent 3" w:uiPriority="62"/>
-    <w:lsdException w:name="Medium Shading 1 Accent 3" w:uiPriority="63"/>
-    <w:lsdException w:name="Medium Shading 2 Accent 3" w:uiPriority="64"/>
-    <w:lsdException w:name="Medium List 1 Accent 3" w:uiPriority="65"/>
-    <w:lsdException w:name="Medium List 2 Accent 3" w:uiPriority="66"/>
-    <w:lsdException w:name="Medium Grid 1 Accent 3" w:uiPriority="67"/>
-    <w:lsdException w:name="Medium Grid 2 Accent 3" w:uiPriority="68"/>
-    <w:lsdException w:name="Medium Grid 3 Accent 3" w:uiPriority="69"/>
-    <w:lsdException w:name="Dark List Accent 3" w:uiPriority="70"/>
-    <w:lsdException w:name="Colorful Shading Accent 3" w:uiPriority="71"/>
-    <w:lsdException w:name="Colorful List Accent 3" w:uiPriority="72"/>
-    <w:lsdException w:name="Colorful Grid Accent 3" w:uiPriority="73"/>
-    <w:lsdException w:name="Light Shading Accent 4" w:uiPriority="60"/>
-    <w:lsdException w:name="Light List Accent 4" w:uiPriority="61"/>
-    <w:lsdException w:name="Light Grid Accent 4" w:uiPriority="62"/>
-    <w:lsdException w:name="Medium Shading 1 Accent 4" w:uiPriority="63"/>
-    <w:lsdException w:name="Medium Shading 2 Accent 4" w:uiPriority="64"/>
-    <w:lsdException w:name="Medium List 1 Accent 4" w:uiPriority="65"/>
-    <w:lsdException w:name="Medium List 2 Accent 4" w:uiPriority="66"/>
-    <w:lsdException w:name="Medium Grid 1 Accent 4" w:uiPriority="67"/>
-    <w:lsdException w:name="Medium Grid 2 Accent 4" w:uiPriority="68"/>
-    <w:lsdException w:name="Medium Grid 3 Accent 4" w:uiPriority="69"/>
-    <w:lsdException w:name="Dark List Accent 4" w:uiPriority="70"/>
-    <w:lsdException w:name="Colorful Shading Accent 4" w:uiPriority="71"/>
-    <w:lsdException w:name="Colorful List Accent 4" w:uiPriority="72"/>
-    <w:lsdException w:name="Colorful Grid Accent 4" w:uiPriority="73"/>
-    <w:lsdException w:name="Light Shading Accent 5" w:uiPriority="60"/>
-    <w:lsdException w:name="Light List Accent 5" w:uiPriority="61"/>
-    <w:lsdException w:name="Light Grid Accent 5" w:uiPriority="62"/>
-    <w:lsdException w:name="Medium Shading 1 Accent 5" w:uiPriority="63"/>
-    <w:lsdException w:name="Medium Shading 2 Accent 5" w:uiPriority="64"/>
-    <w:lsdException w:name="Medium List 1 Accent 5" w:uiPriority="65"/>
-    <w:lsdException w:name="Medium List 2 Accent 5" w:uiPriority="66"/>
-    <w:lsdException w:name="Medium Grid 1 Accent 5" w:uiPriority="67"/>
-    <w:lsdException w:name="Medium Grid 2 Accent 5" w:uiPriority="68"/>
-    <w:lsdException w:name="Medium Grid 3 Accent 5" w:uiPriority="69"/>
-    <w:lsdException w:name="Dark List Accent 5" w:uiPriority="70"/>
-    <w:lsdException w:name="Colorful Shading Accent 5" w:uiPriority="71"/>
-    <w:lsdException w:name="Colorful List Accent 5" w:uiPriority="72"/>
-    <w:lsdException w:name="Colorful Grid Accent 5" w:uiPriority="73"/>
-    <w:lsdException w:name="Light Shading Accent 6" w:uiPriority="60"/>
-    <w:lsdException w:name="Light List Accent 6" w:uiPriority="61"/>
-    <w:lsdException w:name="Light Grid Accent 6" w:uiPriority="62"/>
-    <w:lsdException w:name="Medium Shading 1 Accent 6" w:uiPriority="63"/>
-    <w:lsdException w:name="Medium Shading 2 Accent 6" w:uiPriority="64"/>
-    <w:lsdException w:name="Medium List 1 Accent 6" w:uiPriority="65"/>
-    <w:lsdException w:name="Medium List 2 Accent 6" w:uiPriority="66"/>
-    <w:lsdException w:name="Medium Grid 1 Accent 6" w:uiPriority="67"/>
-    <w:lsdException w:name="Medium Grid 2 Accent 6" w:uiPriority="68"/>
-    <w:lsdException w:name="Medium Grid 3 Accent 6" w:uiPriority="69"/>
-    <w:lsdException w:name="Dark List Accent 6" w:uiPriority="70"/>
-    <w:lsdException w:name="Colorful Shading Accent 6" w:uiPriority="71"/>
-    <w:lsdException w:name="Colorful List Accent 6" w:uiPriority="72"/>
-    <w:lsdException w:name="Colorful Grid Accent 6" w:uiPriority="73"/>
-    <w:lsdException w:name="Subtle Emphasis" w:uiPriority="19" w:qFormat="1"/>
-    <w:lsdException w:name="Intense Emphasis" w:uiPriority="21" w:qFormat="1"/>
-    <w:lsdException w:name="Subtle Reference" w:uiPriority="31" w:qFormat="1"/>
-    <w:lsdException w:name="Intense Reference" w:uiPriority="32" w:qFormat="1"/>
-    <w:lsdException w:name="Book Title" w:uiPriority="33" w:qFormat="1"/>
-    <w:lsdException w:name="Bibliography" w:semiHidden="1" w:uiPriority="37" w:unhideWhenUsed="1"/>
-    <w:lsdException w:name="TOC Heading" w:semiHidden="1" w:uiPriority="39" w:unhideWhenUsed="1" w:qFormat="1"/>
-    <w:lsdException w:name="Plain Table 1" w:uiPriority="41"/>
-    <w:lsdException w:name="Plain Table 2" w:uiPriority="42"/>
-    <w:lsdException w:name="Plain Table 3" w:uiPriority="43"/>
-    <w:lsdException w:name="Plain Table 4" w:uiPriority="44"/>
-    <w:lsdException w:name="Plain Table 5" w:uiPriority="45"/>
-    <w:lsdException w:name="Grid Table Light" w:uiPriority="40"/>
-    <w:lsdException w:name="Grid Table 1 Light" w:uiPriority="46"/>
-    <w:lsdException w:name="Grid Table 2" w:uiPriority="47"/>
-    <w:lsdException w:name="Grid Table 3" w:uiPriority="48"/>
-    <w:lsdException w:name="Grid Table 4" w:uiPriority="49"/>
-    <w:lsdException w:name="Grid Table 5 Dark" w:uiPriority="50"/>
-    <w:lsdException w:name="Grid Table 6 Colorful" w:uiPriority="51"/>
-    <w:lsdException w:name="Grid Table 7 Colorful" w:uiPriority="52"/>
-    <w:lsdException w:name="Grid Table 1 Light Accent 1" w:uiPriority="46"/>
-    <w:lsdException w:name="Grid Table 2 Accent 1" w:uiPriority="47"/>
-    <w:lsdException w:name="Grid Table 3 Accent 1" w:uiPriority="48"/>
-    <w:lsdException w:name="Grid Table 4 Accent 1" w:uiPriority="49"/>
-    <w:lsdException w:name="Grid Table 5 Dark Accent 1" w:uiPriority="50"/>
-    <w:lsdException w:name="Grid Table 6 Colorful Accent 1" w:uiPriority="51"/>
-    <w:lsdException w:name="Grid Table 7 Colorful Accent 1" w:uiPriority="52"/>
-    <w:lsdException w:name="Grid Table 1 Light Accent 2" w:uiPriority="46"/>
-    <w:lsdException w:name="Grid Table 2 Accent 2" w:uiPriority="47"/>
-    <w:lsdException w:name="Grid Table 3 Accent 2" w:uiPriority="48"/>
-    <w:lsdException w:name="Grid Table 4 Accent 2" w:uiPriority="49"/>
-    <w:lsdException w:name="Grid Table 5 Dark Accent 2" w:uiPriority="50"/>
-    <w:lsdException w:name="Grid Table 6 Colorful Accent 2" w:uiPriority="51"/>
-    <w:lsdException w:name="Grid Table 7 Colorful Accent 2" w:uiPriority="52"/>
-    <w:lsdException w:name="Grid Table 1 Light Accent 3" w:uiPriority="46"/>
-    <w:lsdException w:name="Grid Table 2 Accent 3" w:uiPriority="47"/>
-    <w:lsdException w:name="Grid Table 3 Accent 3" w:uiPriority="48"/>
-    <w:lsdException w:name="Grid Table 4 Accent 3" w:uiPriority="49"/>
-    <w:lsdException w:name="Grid Table 5 Dark Accent 3" w:uiPriority="50"/>
-    <w:lsdException w:name="Grid Table 6 Colorful Accent 3" w:uiPriority="51"/>
-    <w:lsdException w:name="Grid Table 7 Colorful Accent 3" w:uiPriority="52"/>
-    <w:lsdException w:name="Grid Table 1 Light Accent 4" w:uiPriority="46"/>
-    <w:lsdException w:name="Grid Table 2 Accent 4" w:uiPriority="47"/>
-    <w:lsdException w:name="Grid Table 3 Accent 4" w:uiPriority="48"/>
-    <w:lsdException w:name="Grid Table 4 Accent 4" w:uiPriority="49"/>
-    <w:lsdException w:name="Grid Table 5 Dark Accent 4" w:uiPriority="50"/>
-    <w:lsdException w:name="Grid Table 6 Colorful Accent 4" w:uiPriority="51"/>
-    <w:lsdException w:name="Grid Table 7 Colorful Accent 4" w:uiPriority="52"/>
-    <w:lsdException w:name="Grid Table 1 Light Accent 5" w:uiPriority="46"/>
-    <w:lsdException w:name="Grid Table 2 Accent 5" w:uiPriority="47"/>
-    <w:lsdException w:name="Grid Table 3 Accent 5" w:uiPriority="48"/>
-    <w:lsdException w:name="Grid Table 4 Accent 5" w:uiPriority="49"/>
-    <w:lsdException w:name="Grid Table 5 Dark Accent 5" w:uiPriority="50"/>
-    <w:lsdException w:name="Grid Table 6 Colorful Accent 5" w:uiPriority="51"/>
-    <w:lsdException w:name="Grid Table 7 Colorful Accent 5" w:uiPriority="52"/>
-    <w:lsdException w:name="Grid Table 1 Light Accent 6" w:uiPriority="46"/>
-    <w:lsdException w:name="Grid Table 2 Accent 6" w:uiPriority="47"/>
-    <w:lsdException w:name="Grid Table 3 Accent 6" w:uiPriority="48"/>
-    <w:lsdException w:name="Grid Table 4 Accent 6" w:uiPriority="49"/>
-    <w:lsdException w:name="Grid Table 5 Dark Accent 6" w:uiPriority="50"/>
-    <w:lsdException w:name="Grid Table 6 Colorful Accent 6" w:uiPriority="51"/>
-    <w:lsdException w:name="Grid Table 7 Colorful Accent 6" w:uiPriority="52"/>
-    <w:lsdException w:name="List Table 1 Light" w:uiPriority="46"/>
-    <w:lsdException w:name="List Table 2" w:uiPriority="47"/>
-    <w:lsdException w:name="List Table 3" w:uiPriority="48"/>
-    <w:lsdException w:name="List Table 4" w:uiPriority="49"/>
-    <w:lsdException w:name="List Table 5 Dark" w:uiPriority="50"/>
-    <w:lsdException w:name="List Table 6 Colorful" w:uiPriority="51"/>
-    <w:lsdException w:name="List Table 7 Colorful" w:uiPriority="52"/>
-    <w:lsdException w:name="List Table 1 Light Accent 1" w:uiPriority="46"/>
-    <w:lsdException w:name="List Table 2 Accent 1" w:uiPriority="47"/>
-    <w:lsdException w:name="List Table 3 Accent 1" w:uiPriority="48"/>
-    <w:lsdException w:name="List Table 4 Accent 1" w:uiPriority="49"/>
-    <w:lsdException w:name="List Table 5 Dark Accent 1" w:uiPriority="50"/>
-    <w:lsdException w:name="List Table 6 Colorful Accent 1" w:uiPriority="51"/>
-    <w:lsdException w:name="List Table 7 Colorful Accent 1" w:uiPriority="52"/>
-    <w:lsdException w:name="List Table 1 Light Accent 2" w:uiPriority="46"/>
-    <w:lsdException w:name="List Table 2 Accent 2" w:uiPriority="47"/>
-    <w:lsdException w:name="List Table 3 Accent 2" w:uiPriority="48"/>
-    <w:lsdException w:name="List Table 4 Accent 2" w:uiPriority="49"/>
-    <w:lsdException w:name="List Table 5 Dark Accent 2" w:uiPriority="50"/>
-    <w:lsdException w:name="List Table 6 Colorful Accent 2" w:uiPriority="51"/>
-    <w:lsdException w:name="List Table 7 Colorful Accent 2" w:uiPriority="52"/>
-    <w:lsdException w:name="List Table 1 Light Accent 3" w:uiPriority="46"/>
-    <w:lsdException w:name="List Table 2 Accent 3" w:uiPriority="47"/>
-    <w:lsdException w:name="List Table 3 Accent 3" w:uiPriority="48"/>
-    <w:lsdException w:name="List Table 4 Accent 3" w:uiPriority="49"/>
-    <w:lsdException w:name="List Table 5 Dark Accent 3" w:uiPriority="50"/>
-    <w:lsdException w:name="List Table 6 Colorful Accent 3" w:uiPriority="51"/>
-    <w:lsdException w:name="List Table 7 Colorful Accent 3" w:uiPriority="52"/>
-    <w:lsdException w:name="List Table 1 Light Accent 4" w:uiPriority="46"/>
-    <w:lsdException w:name="List Table 2 Accent 4" w:uiPriority="47"/>
-    <w:lsdException w:name="List Table 3 Accent 4" w:uiPriority="48"/>
-    <w:lsdException w:name="List Table 4 Accent 4" w:uiPriority="49"/>
-    <w:lsdException w:name="List Table 5 Dark Accent 4" w:uiPriority="50"/>
-    <w:lsdException w:name="List Table 6 Colorful Accent 4" w:uiPriority="51"/>
-    <w:lsdException w:name="List Table 7 Colorful Accent 4" w:uiPriority="52"/>
-    <w:lsdException w:name="List Table 1 Light Accent 5" w:uiPriority="46"/>
-    <w:lsdException w:name="List Table 2 Accent 5" w:uiPriority="47"/>
-    <w:lsdException w:name="List Table 3 Accent 5" w:uiPriority="48"/>
-    <w:lsdException w:name="List Table 4 Accent 5" w:uiPriority="49"/>
-    <w:lsdException w:name="List Table 5 Dark Accent 5" w:uiPriority="50"/>
-    <w:lsdException w:name="List Table 6 Colorful Accent 5" w:uiPriority="51"/>
-    <w:lsdException w:name="List Table 7 Colorful Accent 5" w:uiPriority="52"/>
-    <w:lsdException w:name="List Table 1 Light Accent 6" w:uiPriority="46"/>
-    <w:lsdException w:name="List Table 2 Accent 6" w:uiPriority="47"/>
-    <w:lsdException w:name="List Table 3 Accent 6" w:uiPriority="48"/>
-    <w:lsdException w:name="List Table 4 Accent 6" w:uiPriority="49"/>
-    <w:lsdException w:name="List Table 5 Dark Accent 6" w:uiPriority="50"/>
-    <w:lsdException w:name="List Table 6 Colorful Accent 6" w:uiPriority="51"/>
-    <w:lsdException w:name="List Table 7 Colorful Accent 6" w:uiPriority="52"/>
-    <w:lsdException w:name="Mention" w:semiHidden="1" w:unhideWhenUsed="1"/>
-    <w:lsdException w:name="Smart Hyperlink" w:semiHidden="1" w:unhideWhenUsed="1"/>
-    <w:lsdException w:name="Hashtag" w:semiHidden="1" w:unhideWhenUsed="1"/>
-    <w:lsdException w:name="Unresolved Mention" w:semiHidden="1" w:unhideWhenUsed="1"/>
-    <w:lsdException w:name="Smart Link" w:semiHidden="1" w:unhideWhenUsed="1"/>
+  <w:latentStyles w:defLockedState="0" w:defUIPriority="99" w:defSemiHidden="1" w:defUnhideWhenUsed="1" w:defQFormat="0" w:count="267">
+    <w:lsdException w:name="Normal" w:semiHidden="0" w:uiPriority="0" w:unhideWhenUsed="0" w:qFormat="1"/>
+    <w:lsdException w:name="heading 1" w:semiHidden="0" w:uiPriority="9" w:unhideWhenUsed="0" w:qFormat="1"/>
+    <w:lsdException w:name="heading 2" w:uiPriority="9" w:qFormat="1"/>
+    <w:lsdException w:name="heading 3" w:uiPriority="9" w:qFormat="1"/>
+    <w:lsdException w:name="heading 4" w:uiPriority="9" w:qFormat="1"/>
+    <w:lsdException w:name="heading 5" w:uiPriority="9" w:qFormat="1"/>
+    <w:lsdException w:name="heading 6" w:uiPriority="9" w:qFormat="1"/>
+    <w:lsdException w:name="heading 7" w:uiPriority="9" w:qFormat="1"/>
+    <w:lsdException w:name="heading 8" w:uiPriority="9" w:qFormat="1"/>
+    <w:lsdException w:name="heading 9" w:uiPriority="9" w:qFormat="1"/>
+    <w:lsdException w:name="toc 1" w:uiPriority="39"/>
+    <w:lsdException w:name="toc 2" w:uiPriority="39"/>
+    <w:lsdException w:name="toc 3" w:uiPriority="39"/>
+    <w:lsdException w:name="toc 4" w:uiPriority="39"/>
+    <w:lsdException w:name="toc 5" w:uiPriority="39"/>
+    <w:lsdException w:name="toc 6" w:uiPriority="39"/>
+    <w:lsdException w:name="toc 7" w:uiPriority="39"/>
+    <w:lsdException w:name="toc 8" w:uiPriority="39"/>
+    <w:lsdException w:name="toc 9" w:uiPriority="39"/>
+    <w:lsdException w:name="caption" w:uiPriority="35" w:qFormat="1"/>
+    <w:lsdException w:name="Title" w:semiHidden="0" w:uiPriority="10" w:unhideWhenUsed="0" w:qFormat="1"/>
+    <w:lsdException w:name="Default Paragraph Font" w:uiPriority="1"/>
+    <w:lsdException w:name="Subtitle" w:semiHidden="0" w:uiPriority="11" w:unhideWhenUsed="0" w:qFormat="1"/>
+    <w:lsdException w:name="Strong" w:semiHidden="0" w:uiPriority="22" w:unhideWhenUsed="0" w:qFormat="1"/>
+    <w:lsdException w:name="Emphasis" w:semiHidden="0" w:uiPriority="20" w:unhideWhenUsed="0" w:qFormat="1"/>
+    <w:lsdException w:name="Table Grid" w:semiHidden="0" w:uiPriority="39" w:unhideWhenUsed="0"/>
+    <w:lsdException w:name="Placeholder Text" w:unhideWhenUsed="0"/>
+    <w:lsdException w:name="No Spacing" w:semiHidden="0" w:uiPriority="1" w:unhideWhenUsed="0" w:qFormat="1"/>
+    <w:lsdException w:name="Light Shading" w:semiHidden="0" w:uiPriority="60" w:unhideWhenUsed="0"/>
+    <w:lsdException w:name="Light List" w:semiHidden="0" w:uiPriority="61" w:unhideWhenUsed="0"/>
+    <w:lsdException w:name="Light Grid" w:semiHidden="0" w:uiPriority="62" w:unhideWhenUsed="0"/>
+    <w:lsdException w:name="Medium Shading 1" w:semiHidden="0" w:uiPriority="63" w:unhideWhenUsed="0"/>
+    <w:lsdException w:name="Medium Shading 2" w:semiHidden="0" w:uiPriority="64" w:unhideWhenUsed="0"/>
+    <w:lsdException w:name="Medium List 1" w:semiHidden="0" w:uiPriority="65" w:unhideWhenUsed="0"/>
+    <w:lsdException w:name="Medium List 2" w:semiHidden="0" w:uiPriority="66" w:unhideWhenUsed="0"/>
+    <w:lsdException w:name="Medium Grid 1" w:semiHidden="0" w:uiPriority="67" w:unhideWhenUsed="0"/>
+    <w:lsdException w:name="Medium Grid 2" w:semiHidden="0" w:uiPriority="68" w:unhideWhenUsed="0"/>
+    <w:lsdException w:name="Medium Grid 3" w:semiHidden="0" w:uiPriority="69" w:unhideWhenUsed="0"/>
+    <w:lsdException w:name="Dark List" w:semiHidden="0" w:uiPriority="70" w:unhideWhenUsed="0"/>
+    <w:lsdException w:name="Colorful Shading" w:semiHidden="0" w:uiPriority="71" w:unhideWhenUsed="0"/>
+    <w:lsdException w:name="Colorful List" w:semiHidden="0" w:uiPriority="72" w:unhideWhenUsed="0"/>
+    <w:lsdException w:name="Colorful Grid" w:semiHidden="0" w:uiPriority="73" w:unhideWhenUsed="0"/>
+    <w:lsdException w:name="Light Shading Accent 1" w:semiHidden="0" w:uiPriority="60" w:unhideWhenUsed="0"/>
+    <w:lsdException w:name="Light List Accent 1" w:semiHidden="0" w:uiPriority="61" w:unhideWhenUsed="0"/>
+    <w:lsdException w:name="Light Grid Accent 1" w:semiHidden="0" w:uiPriority="62" w:unhideWhenUsed="0"/>
+    <w:lsdException w:name="Medium Shading 1 Accent 1" w:semiHidden="0" w:uiPriority="63" w:unhideWhenUsed="0"/>
+    <w:lsdException w:name="Medium Shading 2 Accent 1" w:semiHidden="0" w:uiPriority="64" w:unhideWhenUsed="0"/>
+    <w:lsdException w:name="Medium List 1 Accent 1" w:semiHidden="0" w:uiPriority="65" w:unhideWhenUsed="0"/>
+    <w:lsdException w:name="Revision" w:unhideWhenUsed="0"/>
+    <w:lsdException w:name="List Paragraph" w:semiHidden="0" w:uiPriority="34" w:unhideWhenUsed="0" w:qFormat="1"/>
+    <w:lsdException w:name="Quote" w:semiHidden="0" w:uiPriority="29" w:unhideWhenUsed="0" w:qFormat="1"/>
+    <w:lsdException w:name="Intense Quote" w:semiHidden="0" w:uiPriority="30" w:unhideWhenUsed="0" w:qFormat="1"/>
+    <w:lsdException w:name="Medium List 2 Accent 1" w:semiHidden="0" w:uiPriority="66" w:unhideWhenUsed="0"/>
+    <w:lsdException w:name="Medium Grid 1 Accent 1" w:semiHidden="0" w:uiPriority="67" w:unhideWhenUsed="0"/>
+    <w:lsdException w:name="Medium Grid 2 Accent 1" w:semiHidden="0" w:uiPriority="68" w:unhideWhenUsed="0"/>
+    <w:lsdException w:name="Medium Grid 3 Accent 1" w:semiHidden="0" w:uiPriority="69" w:unhideWhenUsed="0"/>
+    <w:lsdException w:name="Dark List Accent 1" w:semiHidden="0" w:uiPriority="70" w:unhideWhenUsed="0"/>
+    <w:lsdException w:name="Colorful Shading Accent 1" w:semiHidden="0" w:uiPriority="71" w:unhideWhenUsed="0"/>
+    <w:lsdException w:name="Colorful List Accent 1" w:semiHidden="0" w:uiPriority="72" w:unhideWhenUsed="0"/>
+    <w:lsdException w:name="Colorful Grid Accent 1" w:semiHidden="0" w:uiPriority="73" w:unhideWhenUsed="0"/>
+    <w:lsdException w:name="Light Shading Accent 2" w:semiHidden="0" w:uiPriority="60" w:unhideWhenUsed="0"/>
+    <w:lsdException w:name="Light List Accent 2" w:semiHidden="0" w:uiPriority="61" w:unhideWhenUsed="0"/>
+    <w:lsdException w:name="Light Grid Accent 2" w:semiHidden="0" w:uiPriority="62" w:unhideWhenUsed="0"/>
+    <w:lsdException w:name="Medium Shading 1 Accent 2" w:semiHidden="0" w:uiPriority="63" w:unhideWhenUsed="0"/>
+    <w:lsdException w:name="Medium Shading 2 Accent 2" w:semiHidden="0" w:uiPriority="64" w:unhideWhenUsed="0"/>
+    <w:lsdException w:name="Medium List 1 Accent 2" w:semiHidden="0" w:uiPriority="65" w:unhideWhenUsed="0"/>
+    <w:lsdException w:name="Medium List 2 Accent 2" w:semiHidden="0" w:uiPriority="66" w:unhideWhenUsed="0"/>
+    <w:lsdException w:name="Medium Grid 1 Accent 2" w:semiHidden="0" w:uiPriority="67" w:unhideWhenUsed="0"/>
+    <w:lsdException w:name="Medium Grid 2 Accent 2" w:semiHidden="0" w:uiPriority="68" w:unhideWhenUsed="0"/>
+    <w:lsdException w:name="Medium Grid 3 Accent 2" w:semiHidden="0" w:uiPriority="69" w:unhideWhenUsed="0"/>
+    <w:lsdException w:name="Dark List Accent 2" w:semiHidden="0" w:uiPriority="70" w:unhideWhenUsed="0"/>
+    <w:lsdException w:name="Colorful Shading Accent 2" w:semiHidden="0" w:uiPriority="71" w:unhideWhenUsed="0"/>
+    <w:lsdException w:name="Colorful List Accent 2" w:semiHidden="0" w:uiPriority="72" w:unhideWhenUsed="0"/>
+    <w:lsdException w:name="Colorful Grid Accent 2" w:semiHidden="0" w:uiPriority="73" w:unhideWhenUsed="0"/>
+    <w:lsdException w:name="Light Shading Accent 3" w:semiHidden="0" w:uiPriority="60" w:unhideWhenUsed="0"/>
+    <w:lsdException w:name="Light List Accent 3" w:semiHidden="0" w:uiPriority="61" w:unhideWhenUsed="0"/>
+    <w:lsdException w:name="Light Grid Accent 3" w:semiHidden="0" w:uiPriority="62" w:unhideWhenUsed="0"/>
+    <w:lsdException w:name="Medium Shading 1 Accent 3" w:semiHidden="0" w:uiPriority="63" w:unhideWhenUsed="0"/>
+    <w:lsdException w:name="Medium Shading 2 Accent 3" w:semiHidden="0" w:uiPriority="64" w:unhideWhenUsed="0"/>
+    <w:lsdException w:name="Medium List 1 Accent 3" w:semiHidden="0" w:uiPriority="65" w:unhideWhenUsed="0"/>
+    <w:lsdException w:name="Medium List 2 Accent 3" w:semiHidden="0" w:uiPriority="66" w:unhideWhenUsed="0"/>
+    <w:lsdException w:name="Medium Grid 1 Accent 3" w:semiHidden="0" w:uiPriority="67" w:unhideWhenUsed="0"/>
+    <w:lsdException w:name="Medium Grid 2 Accent 3" w:semiHidden="0" w:uiPriority="68" w:unhideWhenUsed="0"/>
+    <w:lsdException w:name="Medium Grid 3 Accent 3" w:semiHidden="0" w:uiPriority="69" w:unhideWhenUsed="0"/>
+    <w:lsdException w:name="Dark List Accent 3" w:semiHidden="0" w:uiPriority="70" w:unhideWhenUsed="0"/>
+    <w:lsdException w:name="Colorful Shading Accent 3" w:semiHidden="0" w:uiPriority="71" w:unhideWhenUsed="0"/>
+    <w:lsdException w:name="Colorful List Accent 3" w:semiHidden="0" w:uiPriority="72" w:unhideWhenUsed="0"/>
+    <w:lsdException w:name="Colorful Grid Accent 3" w:semiHidden="0" w:uiPriority="73" w:unhideWhenUsed="0"/>
+    <w:lsdException w:name="Light Shading Accent 4" w:semiHidden="0" w:uiPriority="60" w:unhideWhenUsed="0"/>
+    <w:lsdException w:name="Light List Accent 4" w:semiHidden="0" w:uiPriority="61" w:unhideWhenUsed="0"/>
+    <w:lsdException w:name="Light Grid Accent 4" w:semiHidden="0" w:uiPriority="62" w:unhideWhenUsed="0"/>
+    <w:lsdException w:name="Medium Shading 1 Accent 4" w:semiHidden="0" w:uiPriority="63" w:unhideWhenUsed="0"/>
+    <w:lsdException w:name="Medium Shading 2 Accent 4" w:semiHidden="0" w:uiPriority="64" w:unhideWhenUsed="0"/>
+    <w:lsdException w:name="Medium List 1 Accent 4" w:semiHidden="0" w:uiPriority="65" w:unhideWhenUsed="0"/>
+    <w:lsdException w:name="Medium List 2 Accent 4" w:semiHidden="0" w:uiPriority="66" w:unhideWhenUsed="0"/>
+    <w:lsdException w:name="Medium Grid 1 Accent 4" w:semiHidden="0" w:uiPriority="67" w:unhideWhenUsed="0"/>
+    <w:lsdException w:name="Medium Grid 2 Accent 4" w:semiHidden="0" w:uiPriority="68" w:unhideWhenUsed="0"/>
+    <w:lsdException w:name="Medium Grid 3 Accent 4" w:semiHidden="0" w:uiPriority="69" w:unhideWhenUsed="0"/>
+    <w:lsdException w:name="Dark List Accent 4" w:semiHidden="0" w:uiPriority="70" w:unhideWhenUsed="0"/>
+    <w:lsdException w:name="Colorful Shading Accent 4" w:semiHidden="0" w:uiPriority="71" w:unhideWhenUsed="0"/>
+    <w:lsdException w:name="Colorful List Accent 4" w:semiHidden="0" w:uiPriority="72" w:unhideWhenUsed="0"/>
+    <w:lsdException w:name="Colorful Grid Accent 4" w:semiHidden="0" w:uiPriority="73" w:unhideWhenUsed="0"/>
+    <w:lsdException w:name="Light Shading Accent 5" w:semiHidden="0" w:uiPriority="60" w:unhideWhenUsed="0"/>
+    <w:lsdException w:name="Light List Accent 5" w:semiHidden="0" w:uiPriority="61" w:unhideWhenUsed="0"/>
+    <w:lsdException w:name="Light Grid Accent 5" w:semiHidden="0" w:uiPriority="62" w:unhideWhenUsed="0"/>
+    <w:lsdException w:name="Medium Shading 1 Accent 5" w:semiHidden="0" w:uiPriority="63" w:unhideWhenUsed="0"/>
+    <w:lsdException w:name="Medium Shading 2 Accent 5" w:semiHidden="0" w:uiPriority="64" w:unhideWhenUsed="0"/>
+    <w:lsdException w:name="Medium List 1 Accent 5" w:semiHidden="0" w:uiPriority="65" w:unhideWhenUsed="0"/>
+    <w:lsdException w:name="Medium List 2 Accent 5" w:semiHidden="0" w:uiPriority="66" w:unhideWhenUsed="0"/>
+    <w:lsdException w:name="Medium Grid 1 Accent 5" w:semiHidden="0" w:uiPriority="67" w:unhideWhenUsed="0"/>
+    <w:lsdException w:name="Medium Grid 2 Accent 5" w:semiHidden="0" w:uiPriority="68" w:unhideWhenUsed="0"/>
+    <w:lsdException w:name="Medium Grid 3 Accent 5" w:semiHidden="0" w:uiPriority="69" w:unhideWhenUsed="0"/>
+    <w:lsdException w:name="Dark List Accent 5" w:semiHidden="0" w:uiPriority="70" w:unhideWhenUsed="0"/>
+    <w:lsdException w:name="Colorful Shading Accent 5" w:semiHidden="0" w:uiPriority="71" w:unhideWhenUsed="0"/>
+    <w:lsdException w:name="Colorful List Accent 5" w:semiHidden="0" w:uiPriority="72" w:unhideWhenUsed="0"/>
+    <w:lsdException w:name="Colorful Grid Accent 5" w:semiHidden="0" w:uiPriority="73" w:unhideWhenUsed="0"/>
+    <w:lsdException w:name="Light Shading Accent 6" w:semiHidden="0" w:uiPriority="60" w:unhideWhenUsed="0"/>
+    <w:lsdException w:name="Light List Accent 6" w:semiHidden="0" w:uiPriority="61" w:unhideWhenUsed="0"/>
+    <w:lsdException w:name="Light Grid Accent 6" w:semiHidden="0" w:uiPriority="62" w:unhideWhenUsed="0"/>
+    <w:lsdException w:name="Medium Shading 1 Accent 6" w:semiHidden="0" w:uiPriority="63" w:unhideWhenUsed="0"/>
+    <w:lsdException w:name="Medium Shading 2 Accent 6" w:semiHidden="0" w:uiPriority="64" w:unhideWhenUsed="0"/>
+    <w:lsdException w:name="Medium List 1 Accent 6" w:semiHidden="0" w:uiPriority="65" w:unhideWhenUsed="0"/>
+    <w:lsdException w:name="Medium List 2 Accent 6" w:semiHidden="0" w:uiPriority="66" w:unhideWhenUsed="0"/>
+    <w:lsdException w:name="Medium Grid 1 Accent 6" w:semiHidden="0" w:uiPriority="67" w:unhideWhenUsed="0"/>
+    <w:lsdException w:name="Medium Grid 2 Accent 6" w:semiHidden="0" w:uiPriority="68" w:unhideWhenUsed="0"/>
+    <w:lsdException w:name="Medium Grid 3 Accent 6" w:semiHidden="0" w:uiPriority="69" w:unhideWhenUsed="0"/>
+    <w:lsdException w:name="Dark List Accent 6" w:semiHidden="0" w:uiPriority="70" w:unhideWhenUsed="0"/>
+    <w:lsdException w:name="Colorful Shading Accent 6" w:semiHidden="0" w:uiPriority="71" w:unhideWhenUsed="0"/>
+    <w:lsdException w:name="Colorful List Accent 6" w:semiHidden="0" w:uiPriority="72" w:unhideWhenUsed="0"/>
+    <w:lsdException w:name="Colorful Grid Accent 6" w:semiHidden="0" w:uiPriority="73" w:unhideWhenUsed="0"/>
+    <w:lsdException w:name="Subtle Emphasis" w:semiHidden="0" w:uiPriority="19" w:unhideWhenUsed="0" w:qFormat="1"/>
+    <w:lsdException w:name="Intense Emphasis" w:semiHidden="0" w:uiPriority="21" w:unhideWhenUsed="0" w:qFormat="1"/>
+    <w:lsdException w:name="Subtle Reference" w:semiHidden="0" w:uiPriority="31" w:unhideWhenUsed="0" w:qFormat="1"/>
+    <w:lsdException w:name="Intense Reference" w:semiHidden="0" w:uiPriority="32" w:unhideWhenUsed="0" w:qFormat="1"/>
+    <w:lsdException w:name="Book Title" w:semiHidden="0" w:uiPriority="33" w:unhideWhenUsed="0" w:qFormat="1"/>
+    <w:lsdException w:name="Bibliography" w:uiPriority="37"/>
+    <w:lsdException w:name="TOC Heading" w:uiPriority="39" w:qFormat="1"/>
   </w:latentStyles>
   <w:style w:type="paragraph" w:default="1" w:styleId="a">
     <w:name w:val="Normal"/>
@@ -15851,6 +15780,7 @@
     <w:uiPriority w:val="99"/>
     <w:semiHidden/>
     <w:unhideWhenUsed/>
+    <w:qFormat/>
     <w:tblPr>
       <w:tblInd w:w="0" w:type="dxa"/>
       <w:tblCellMar>
@@ -15880,7 +15810,7 @@
   <w:style w:type="paragraph" w:styleId="a4">
     <w:name w:val="header"/>
     <w:basedOn w:val="a"/>
-    <w:link w:val="a5"/>
+    <w:link w:val="Char"/>
     <w:uiPriority w:val="99"/>
     <w:unhideWhenUsed/>
     <w:rsid w:val="004811CF"/>
@@ -15897,8 +15827,8 @@
       <w:szCs w:val="18"/>
     </w:rPr>
   </w:style>
-  <w:style w:type="character" w:customStyle="1" w:styleId="a5">
-    <w:name w:val="页眉 字符"/>
+  <w:style w:type="character" w:customStyle="1" w:styleId="Char">
+    <w:name w:val="页眉 Char"/>
     <w:basedOn w:val="a0"/>
     <w:link w:val="a4"/>
     <w:uiPriority w:val="99"/>
@@ -15908,10 +15838,10 @@
       <w:szCs w:val="18"/>
     </w:rPr>
   </w:style>
-  <w:style w:type="paragraph" w:styleId="a6">
+  <w:style w:type="paragraph" w:styleId="a5">
     <w:name w:val="footer"/>
     <w:basedOn w:val="a"/>
-    <w:link w:val="a7"/>
+    <w:link w:val="Char0"/>
     <w:uiPriority w:val="99"/>
     <w:unhideWhenUsed/>
     <w:rsid w:val="004811CF"/>
@@ -15928,10 +15858,10 @@
       <w:szCs w:val="18"/>
     </w:rPr>
   </w:style>
-  <w:style w:type="character" w:customStyle="1" w:styleId="a7">
-    <w:name w:val="页脚 字符"/>
+  <w:style w:type="character" w:customStyle="1" w:styleId="Char0">
+    <w:name w:val="页脚 Char"/>
     <w:basedOn w:val="a0"/>
-    <w:link w:val="a6"/>
+    <w:link w:val="a5"/>
     <w:uiPriority w:val="99"/>
     <w:rsid w:val="004811CF"/>
     <w:rPr>
@@ -15939,7 +15869,7 @@
       <w:szCs w:val="18"/>
     </w:rPr>
   </w:style>
-  <w:style w:type="character" w:styleId="a8">
+  <w:style w:type="character" w:styleId="a6">
     <w:name w:val="Hyperlink"/>
     <w:basedOn w:val="a0"/>
     <w:uiPriority w:val="99"/>
@@ -15950,7 +15880,7 @@
       <w:u w:val="single"/>
     </w:rPr>
   </w:style>
-  <w:style w:type="character" w:styleId="a9">
+  <w:style w:type="character" w:customStyle="1" w:styleId="UnresolvedMention">
     <w:name w:val="Unresolved Mention"/>
     <w:basedOn w:val="a0"/>
     <w:uiPriority w:val="99"/>
@@ -15962,12 +15892,13 @@
       <w:shd w:val="clear" w:color="auto" w:fill="E1DFDD"/>
     </w:rPr>
   </w:style>
-  <w:style w:type="table" w:styleId="aa">
+  <w:style w:type="table" w:styleId="a7">
     <w:name w:val="Table Grid"/>
     <w:basedOn w:val="a1"/>
     <w:uiPriority w:val="39"/>
     <w:rsid w:val="00054300"/>
     <w:tblPr>
+      <w:tblInd w:w="0" w:type="dxa"/>
       <w:tblBorders>
         <w:top w:val="single" w:sz="4" w:space="0" w:color="auto"/>
         <w:left w:val="single" w:sz="4" w:space="0" w:color="auto"/>
@@ -15976,9 +15907,15 @@
         <w:insideH w:val="single" w:sz="4" w:space="0" w:color="auto"/>
         <w:insideV w:val="single" w:sz="4" w:space="0" w:color="auto"/>
       </w:tblBorders>
+      <w:tblCellMar>
+        <w:top w:w="0" w:type="dxa"/>
+        <w:left w:w="108" w:type="dxa"/>
+        <w:bottom w:w="0" w:type="dxa"/>
+        <w:right w:w="108" w:type="dxa"/>
+      </w:tblCellMar>
     </w:tblPr>
   </w:style>
-  <w:style w:type="paragraph" w:styleId="ab">
+  <w:style w:type="paragraph" w:styleId="a8">
     <w:name w:val="Normal (Web)"/>
     <w:basedOn w:val="a"/>
     <w:uiPriority w:val="99"/>
@@ -15991,7 +15928,7 @@
       <w:szCs w:val="24"/>
     </w:rPr>
   </w:style>
-  <w:style w:type="character" w:styleId="ac">
+  <w:style w:type="character" w:styleId="a9">
     <w:name w:val="FollowedHyperlink"/>
     <w:basedOn w:val="a0"/>
     <w:uiPriority w:val="99"/>
@@ -16001,6 +15938,58 @@
     <w:rPr>
       <w:color w:val="96607D" w:themeColor="followedHyperlink"/>
       <w:u w:val="single"/>
+    </w:rPr>
+  </w:style>
+  <w:style w:type="paragraph" w:styleId="aa">
+    <w:name w:val="Document Map"/>
+    <w:basedOn w:val="a"/>
+    <w:link w:val="Char1"/>
+    <w:uiPriority w:val="99"/>
+    <w:semiHidden/>
+    <w:unhideWhenUsed/>
+    <w:rsid w:val="004C5470"/>
+    <w:rPr>
+      <w:rFonts w:ascii="宋体" w:eastAsia="宋体"/>
+      <w:sz w:val="18"/>
+      <w:szCs w:val="18"/>
+    </w:rPr>
+  </w:style>
+  <w:style w:type="character" w:customStyle="1" w:styleId="Char1">
+    <w:name w:val="文档结构图 Char"/>
+    <w:basedOn w:val="a0"/>
+    <w:link w:val="aa"/>
+    <w:uiPriority w:val="99"/>
+    <w:semiHidden/>
+    <w:rsid w:val="004C5470"/>
+    <w:rPr>
+      <w:rFonts w:ascii="宋体" w:eastAsia="宋体"/>
+      <w:sz w:val="18"/>
+      <w:szCs w:val="18"/>
+    </w:rPr>
+  </w:style>
+  <w:style w:type="paragraph" w:styleId="ab">
+    <w:name w:val="Balloon Text"/>
+    <w:basedOn w:val="a"/>
+    <w:link w:val="Char2"/>
+    <w:uiPriority w:val="99"/>
+    <w:semiHidden/>
+    <w:unhideWhenUsed/>
+    <w:rsid w:val="004C5470"/>
+    <w:rPr>
+      <w:sz w:val="18"/>
+      <w:szCs w:val="18"/>
+    </w:rPr>
+  </w:style>
+  <w:style w:type="character" w:customStyle="1" w:styleId="Char2">
+    <w:name w:val="批注框文本 Char"/>
+    <w:basedOn w:val="a0"/>
+    <w:link w:val="ab"/>
+    <w:uiPriority w:val="99"/>
+    <w:semiHidden/>
+    <w:rsid w:val="004C5470"/>
+    <w:rPr>
+      <w:sz w:val="18"/>
+      <w:szCs w:val="18"/>
     </w:rPr>
   </w:style>
 </w:styles>
@@ -16049,7 +16038,7 @@
     </a:clrScheme>
     <a:fontScheme name="Office">
       <a:majorFont>
-        <a:latin typeface="等线 Light" panose="020F0302020204030204"/>
+        <a:latin typeface="等线 Light"/>
         <a:ea typeface=""/>
         <a:cs typeface=""/>
         <a:font script="Jpan" typeface="游ゴシック Light"/>
@@ -16101,7 +16090,7 @@
         <a:font script="Tfng" typeface="Ebrima"/>
       </a:majorFont>
       <a:minorFont>
-        <a:latin typeface="等线" panose="020F0502020204030204"/>
+        <a:latin typeface="等线"/>
         <a:ea typeface=""/>
         <a:cs typeface=""/>
         <a:font script="Jpan" typeface="游明朝"/>
@@ -16295,7 +16284,7 @@
   <a:extraClrSchemeLst/>
   <a:extLst>
     <a:ext uri="{05A4C25C-085E-4340-85A3-A5531E510DB2}">
-      <thm15:themeFamily xmlns:thm15="http://schemas.microsoft.com/office/thememl/2012/main" name="Office Theme" id="{62F939B6-93AF-4DB8-9C6B-D6C7DFDC589F}" vid="{4A3C46E8-61CC-4603-A589-7422A47A8E4A}"/>
+      <thm15:themeFamily xmlns:thm15="http://schemas.microsoft.com/office/thememl/2012/main" xmlns="" name="Office Theme" id="{62F939B6-93AF-4DB8-9C6B-D6C7DFDC589F}" vid="{4A3C46E8-61CC-4603-A589-7422A47A8E4A}"/>
     </a:ext>
   </a:extLst>
 </a:theme>

--- a/IELTS Notes/Notes of IELTS.docx
+++ b/IELTS Notes/Notes of IELTS.docx
@@ -1,6 +1,6 @@
 
 <file path=word/document.xml><?xml version="1.0" encoding="utf-8"?>
-<w:document xmlns:wpc="http://schemas.microsoft.com/office/word/2010/wordprocessingCanvas" xmlns:cx="http://schemas.microsoft.com/office/drawing/2014/chartex" xmlns:cx1="http://schemas.microsoft.com/office/drawing/2015/9/8/chartex" xmlns:cx2="http://schemas.microsoft.com/office/drawing/2015/10/21/chartex" xmlns:cx3="http://schemas.microsoft.com/office/drawing/2016/5/9/chartex" xmlns:cx4="http://schemas.microsoft.com/office/drawing/2016/5/10/chartex" xmlns:cx5="http://schemas.microsoft.com/office/drawing/2016/5/11/chartex" xmlns:cx6="http://schemas.microsoft.com/office/drawing/2016/5/12/chartex" xmlns:cx7="http://schemas.microsoft.com/office/drawing/2016/5/13/chartex" xmlns:cx8="http://schemas.microsoft.com/office/drawing/2016/5/14/chartex" xmlns:mc="http://schemas.openxmlformats.org/markup-compatibility/2006" xmlns:aink="http://schemas.microsoft.com/office/drawing/2016/ink" xmlns:am3d="http://schemas.microsoft.com/office/drawing/2017/model3d" xmlns:o="urn:schemas-microsoft-com:office:office" xmlns:oel="http://schemas.microsoft.com/office/2019/extlst" xmlns:r="http://schemas.openxmlformats.org/officeDocument/2006/relationships" xmlns:m="http://schemas.openxmlformats.org/officeDocument/2006/math" xmlns:v="urn:schemas-microsoft-com:vml" xmlns:wp14="http://schemas.microsoft.com/office/word/2010/wordprocessingDrawing" xmlns:wp="http://schemas.openxmlformats.org/drawingml/2006/wordprocessingDrawing" xmlns:w10="urn:schemas-microsoft-com:office:word" xmlns:w="http://schemas.openxmlformats.org/wordprocessingml/2006/main" xmlns:w14="http://schemas.microsoft.com/office/word/2010/wordml" xmlns:w15="http://schemas.microsoft.com/office/word/2012/wordml" xmlns:w16cex="http://schemas.microsoft.com/office/word/2018/wordml/cex" xmlns:w16cid="http://schemas.microsoft.com/office/word/2016/wordml/cid" xmlns:w16="http://schemas.microsoft.com/office/word/2018/wordml" xmlns:w16du="http://schemas.microsoft.com/office/word/2023/wordml/word16du" xmlns:w16sdtdh="http://schemas.microsoft.com/office/word/2020/wordml/sdtdatahash" xmlns:w16sdtfl="http://schemas.microsoft.com/office/word/2024/wordml/sdtformatlock" xmlns:w16se="http://schemas.microsoft.com/office/word/2015/wordml/symex" xmlns:wpg="http://schemas.microsoft.com/office/word/2010/wordprocessingGroup" xmlns:wpi="http://schemas.microsoft.com/office/word/2010/wordprocessingInk" xmlns:wne="http://schemas.microsoft.com/office/word/2006/wordml" xmlns:wps="http://schemas.microsoft.com/office/word/2010/wordprocessingShape" mc:Ignorable="w14 w15 w16se w16cid w16 w16cex w16sdtdh w16sdtfl w16du wp14">
+<w:document xmlns:wpc="http://schemas.microsoft.com/office/word/2010/wordprocessingCanvas" xmlns:mc="http://schemas.openxmlformats.org/markup-compatibility/2006" xmlns:o="urn:schemas-microsoft-com:office:office" xmlns:r="http://schemas.openxmlformats.org/officeDocument/2006/relationships" xmlns:m="http://schemas.openxmlformats.org/officeDocument/2006/math" xmlns:v="urn:schemas-microsoft-com:vml" xmlns:wp14="http://schemas.microsoft.com/office/word/2010/wordprocessingDrawing" xmlns:wp="http://schemas.openxmlformats.org/drawingml/2006/wordprocessingDrawing" xmlns:w10="urn:schemas-microsoft-com:office:word" xmlns:w="http://schemas.openxmlformats.org/wordprocessingml/2006/main" xmlns:w14="http://schemas.microsoft.com/office/word/2010/wordml" xmlns:wpg="http://schemas.microsoft.com/office/word/2010/wordprocessingGroup" xmlns:wpi="http://schemas.microsoft.com/office/word/2010/wordprocessingInk" xmlns:wne="http://schemas.microsoft.com/office/word/2006/wordml" xmlns:wps="http://schemas.microsoft.com/office/word/2010/wordprocessingShape" mc:Ignorable="w14 wp14">
   <w:body>
     <w:p>
       <w:pPr>
@@ -1383,7 +1383,7 @@
     </w:p>
     <w:tbl>
       <w:tblPr>
-        <w:tblStyle w:val="aa"/>
+        <w:tblStyle w:val="a7"/>
         <w:tblW w:w="0" w:type="auto"/>
         <w:tblInd w:w="1080" w:type="dxa"/>
         <w:tblLook w:val="04A0" w:firstRow="1" w:lastRow="0" w:firstColumn="1" w:lastColumn="0" w:noHBand="0" w:noVBand="1"/>
@@ -3892,7 +3892,7 @@
           <w:sz w:val="24"/>
           <w:szCs w:val="24"/>
         </w:rPr>
-        <w:t xml:space="preserve">talk about how </w:t>
+        <w:t xml:space="preserve">talk about </w:t>
       </w:r>
       <w:r>
         <w:rPr>
@@ -3901,7 +3901,7 @@
           <w:szCs w:val="24"/>
         </w:rPr>
         <w:lastRenderedPageBreak/>
-        <w:t xml:space="preserve">beautiful you hometown is or </w:t>
+        <w:t xml:space="preserve">how beautiful you hometown is or </w:t>
       </w:r>
       <w:r>
         <w:rPr>
@@ -4478,7 +4478,7 @@
     </w:p>
     <w:tbl>
       <w:tblPr>
-        <w:tblStyle w:val="aa"/>
+        <w:tblStyle w:val="a7"/>
         <w:tblW w:w="8296" w:type="dxa"/>
         <w:tblInd w:w="1147" w:type="dxa"/>
         <w:tblLook w:val="04A0" w:firstRow="1" w:lastRow="0" w:firstColumn="1" w:lastColumn="0" w:noHBand="0" w:noVBand="1"/>
@@ -4807,7 +4807,16 @@
           <w:sz w:val="24"/>
           <w:szCs w:val="24"/>
         </w:rPr>
-        <w:t xml:space="preserve">Chunking is how we group </w:t>
+        <w:t xml:space="preserve">Chunking is how we </w:t>
+      </w:r>
+      <w:r>
+        <w:rPr>
+          <w:rFonts w:ascii="Times New Roman" w:hAnsi="Times New Roman" w:cs="Times New Roman"/>
+          <w:sz w:val="24"/>
+          <w:szCs w:val="24"/>
+        </w:rPr>
+        <w:lastRenderedPageBreak/>
+        <w:t xml:space="preserve">group </w:t>
       </w:r>
       <w:r>
         <w:rPr>
@@ -4949,7 +4958,6 @@
           <w:sz w:val="24"/>
           <w:szCs w:val="24"/>
         </w:rPr>
-        <w:lastRenderedPageBreak/>
         <w:t>Focus on one topic one time and delve into it</w:t>
       </w:r>
       <w:r>
@@ -5880,7 +5888,7 @@
                     <pic:cNvPicPr/>
                   </pic:nvPicPr>
                   <pic:blipFill>
-                    <a:blip r:embed="rId7"/>
+                    <a:blip r:embed="rId8"/>
                     <a:stretch>
                       <a:fillRect/>
                     </a:stretch>
@@ -6202,10 +6210,10 @@
         </w:rPr>
         <w:t xml:space="preserve">Suggestions from </w:t>
       </w:r>
-      <w:hyperlink r:id="rId8" w:history="1">
+      <w:hyperlink r:id="rId9" w:history="1">
         <w:r>
           <w:rPr>
-            <w:rStyle w:val="a8"/>
+            <w:rStyle w:val="a6"/>
             <w:rFonts w:ascii="Times New Roman" w:hAnsi="Times New Roman" w:cs="Times New Roman"/>
             <w:sz w:val="24"/>
             <w:szCs w:val="24"/>
@@ -6581,7 +6589,16 @@
           <w:sz w:val="24"/>
           <w:szCs w:val="24"/>
         </w:rPr>
-        <w:t>The amount of rice increased.</w:t>
+        <w:t xml:space="preserve">The amount of rice </w:t>
+      </w:r>
+      <w:r>
+        <w:rPr>
+          <w:rFonts w:ascii="Times New Roman" w:hAnsi="Times New Roman" w:cs="Times New Roman"/>
+          <w:sz w:val="24"/>
+          <w:szCs w:val="24"/>
+        </w:rPr>
+        <w:lastRenderedPageBreak/>
+        <w:t>increased.</w:t>
       </w:r>
     </w:p>
     <w:p>
@@ -6604,7 +6621,6 @@
           <w:sz w:val="24"/>
           <w:szCs w:val="24"/>
         </w:rPr>
-        <w:lastRenderedPageBreak/>
         <w:t>Try answering the question without </w:t>
       </w:r>
       <w:r>
@@ -7955,7 +7971,17 @@
           <w:szCs w:val="24"/>
           <w:lang w:val="en-GB"/>
         </w:rPr>
-        <w:t>, this is critically important.</w:t>
+        <w:t xml:space="preserve">, this is </w:t>
+      </w:r>
+      <w:r>
+        <w:rPr>
+          <w:rFonts w:ascii="Times New Roman" w:hAnsi="Times New Roman" w:cs="Times New Roman"/>
+          <w:sz w:val="24"/>
+          <w:szCs w:val="24"/>
+          <w:lang w:val="en-GB"/>
+        </w:rPr>
+        <w:lastRenderedPageBreak/>
+        <w:t>critically important.</w:t>
       </w:r>
     </w:p>
     <w:p>
@@ -7980,7 +8006,6 @@
           <w:szCs w:val="24"/>
           <w:lang w:val="en-GB"/>
         </w:rPr>
-        <w:lastRenderedPageBreak/>
         <w:t>Paraphrase the description in the first paragraph</w:t>
       </w:r>
       <w:r>
@@ -8091,7 +8116,7 @@
         </w:numPr>
         <w:ind w:firstLineChars="0"/>
         <w:rPr>
-          <w:rFonts w:ascii="Times New Roman" w:hAnsi="Times New Roman" w:cs="Times New Roman"/>
+          <w:rFonts w:ascii="Times New Roman" w:hAnsi="Times New Roman" w:cs="Times New Roman" w:hint="eastAsia"/>
           <w:sz w:val="24"/>
           <w:szCs w:val="24"/>
           <w:lang w:val="en-GB"/>
@@ -8142,6 +8167,113 @@
         </w:rPr>
         <w:t>t forget to write an overview and a report without an overview can only get band 5.</w:t>
       </w:r>
+      <w:r>
+        <w:rPr>
+          <w:rFonts w:ascii="Times New Roman" w:hAnsi="Times New Roman" w:cs="Times New Roman" w:hint="eastAsia"/>
+          <w:sz w:val="24"/>
+          <w:szCs w:val="24"/>
+          <w:lang w:val="en-GB"/>
+        </w:rPr>
+        <w:t xml:space="preserve"> </w:t>
+      </w:r>
+    </w:p>
+    <w:p>
+      <w:pPr>
+        <w:pStyle w:val="a3"/>
+        <w:ind w:left="720" w:firstLineChars="0" w:firstLine="0"/>
+        <w:rPr>
+          <w:rFonts w:ascii="Times New Roman" w:hAnsi="Times New Roman" w:cs="Times New Roman" w:hint="eastAsia"/>
+          <w:sz w:val="24"/>
+          <w:szCs w:val="24"/>
+          <w:lang w:val="en-GB"/>
+        </w:rPr>
+      </w:pPr>
+      <w:r>
+        <w:rPr>
+          <w:rFonts w:ascii="Times New Roman" w:hAnsi="Times New Roman" w:cs="Times New Roman" w:hint="eastAsia"/>
+          <w:sz w:val="24"/>
+          <w:szCs w:val="24"/>
+          <w:lang w:val="en-GB"/>
+        </w:rPr>
+        <w:t>On the other hand, there is not necessary to write a</w:t>
+      </w:r>
+      <w:r>
+        <w:rPr>
+          <w:rFonts w:ascii="Times New Roman" w:hAnsi="Times New Roman" w:cs="Times New Roman" w:hint="eastAsia"/>
+          <w:sz w:val="24"/>
+          <w:szCs w:val="24"/>
+          <w:lang w:val="en-GB"/>
+        </w:rPr>
+        <w:t>ny conclusion in Writing Task 1;</w:t>
+      </w:r>
+      <w:r>
+        <w:rPr>
+          <w:rFonts w:ascii="Times New Roman" w:hAnsi="Times New Roman" w:cs="Times New Roman" w:hint="eastAsia"/>
+          <w:sz w:val="24"/>
+          <w:szCs w:val="24"/>
+          <w:lang w:val="en-GB"/>
+        </w:rPr>
+        <w:t xml:space="preserve"> </w:t>
+      </w:r>
+      <w:r>
+        <w:rPr>
+          <w:rFonts w:ascii="Times New Roman" w:hAnsi="Times New Roman" w:cs="Times New Roman" w:hint="eastAsia"/>
+          <w:sz w:val="24"/>
+          <w:szCs w:val="24"/>
+          <w:lang w:val="en-GB"/>
+        </w:rPr>
+        <w:t>a</w:t>
+      </w:r>
+      <w:r>
+        <w:rPr>
+          <w:rFonts w:ascii="Times New Roman" w:hAnsi="Times New Roman" w:cs="Times New Roman" w:hint="eastAsia"/>
+          <w:sz w:val="24"/>
+          <w:szCs w:val="24"/>
+          <w:lang w:val="en-GB"/>
+        </w:rPr>
+        <w:t xml:space="preserve"> conclusion is </w:t>
+      </w:r>
+      <w:r>
+        <w:rPr>
+          <w:rFonts w:ascii="Times New Roman" w:hAnsi="Times New Roman" w:cs="Times New Roman" w:hint="eastAsia"/>
+          <w:sz w:val="24"/>
+          <w:szCs w:val="24"/>
+          <w:lang w:val="en-GB"/>
+        </w:rPr>
+        <w:t xml:space="preserve">needed </w:t>
+      </w:r>
+      <w:r>
+        <w:rPr>
+          <w:rFonts w:ascii="Times New Roman" w:hAnsi="Times New Roman" w:cs="Times New Roman" w:hint="eastAsia"/>
+          <w:sz w:val="24"/>
+          <w:szCs w:val="24"/>
+          <w:lang w:val="en-GB"/>
+        </w:rPr>
+        <w:t>in Writing Task 2.</w:t>
+      </w:r>
+    </w:p>
+    <w:p>
+      <w:pPr>
+        <w:pStyle w:val="a3"/>
+        <w:ind w:left="720" w:firstLineChars="0" w:firstLine="0"/>
+        <w:rPr>
+          <w:rFonts w:ascii="Times New Roman" w:hAnsi="Times New Roman" w:cs="Times New Roman"/>
+          <w:sz w:val="24"/>
+          <w:szCs w:val="24"/>
+          <w:lang w:val="en-GB"/>
+        </w:rPr>
+      </w:pPr>
+      <w:r>
+        <w:rPr>
+          <w:rFonts w:ascii="Times New Roman" w:hAnsi="Times New Roman" w:cs="Times New Roman" w:hint="eastAsia"/>
+          <w:sz w:val="24"/>
+          <w:szCs w:val="24"/>
+          <w:lang w:val="en-GB"/>
+        </w:rPr>
+        <w:t xml:space="preserve">An overview paragraph usually follows the introduction and it is possible to be put at the end of a report. </w:t>
+      </w:r>
+      <w:bookmarkStart w:id="0" w:name="_GoBack"/>
+      <w:bookmarkEnd w:id="0"/>
     </w:p>
     <w:p>
       <w:pPr>
@@ -8230,10 +8362,10 @@
           <w:lang w:val="en-GB"/>
         </w:rPr>
       </w:pPr>
-      <w:hyperlink r:id="rId9" w:history="1">
+      <w:hyperlink r:id="rId10" w:history="1">
         <w:r>
           <w:rPr>
-            <w:rStyle w:val="a8"/>
+            <w:rStyle w:val="a6"/>
             <w:rFonts w:ascii="Times New Roman" w:hAnsi="Times New Roman" w:cs="Times New Roman" w:hint="eastAsia"/>
             <w:sz w:val="24"/>
             <w:szCs w:val="24"/>
@@ -8286,10 +8418,10 @@
           <w:lang w:val="en-GB"/>
         </w:rPr>
       </w:pPr>
-      <w:hyperlink r:id="rId10" w:history="1">
+      <w:hyperlink r:id="rId11" w:history="1">
         <w:r>
           <w:rPr>
-            <w:rStyle w:val="a8"/>
+            <w:rStyle w:val="a6"/>
             <w:rFonts w:ascii="Times New Roman" w:hAnsi="Times New Roman" w:cs="Times New Roman"/>
             <w:sz w:val="24"/>
             <w:szCs w:val="24"/>
@@ -8309,10 +8441,10 @@
           <w:lang w:val="en-GB"/>
         </w:rPr>
       </w:pPr>
-      <w:hyperlink r:id="rId11" w:anchor=":~:text=Output%20per%20worker%20and%20output,%25%20and%201.2%25%2C%20respectively." w:history="1">
+      <w:hyperlink r:id="rId12" w:anchor=":~:text=Output%20per%20worker%20and%20output,%25%20and%201.2%25%2C%20respectively." w:history="1">
         <w:r>
           <w:rPr>
-            <w:rStyle w:val="a8"/>
+            <w:rStyle w:val="a6"/>
             <w:rFonts w:ascii="Times New Roman" w:hAnsi="Times New Roman" w:cs="Times New Roman"/>
             <w:sz w:val="24"/>
             <w:szCs w:val="24"/>
@@ -8325,14 +8457,11 @@
     <w:p>
       <w:pPr>
         <w:ind w:left="720"/>
-        <w:rPr>
-          <w:rFonts w:hint="eastAsia"/>
-        </w:rPr>
-      </w:pPr>
-      <w:hyperlink r:id="rId12" w:history="1">
+      </w:pPr>
+      <w:hyperlink r:id="rId13" w:history="1">
         <w:r>
           <w:rPr>
-            <w:rStyle w:val="a8"/>
+            <w:rStyle w:val="a6"/>
             <w:rFonts w:ascii="Times New Roman" w:hAnsi="Times New Roman" w:cs="Times New Roman"/>
             <w:sz w:val="24"/>
             <w:szCs w:val="24"/>
@@ -8382,10 +8511,10 @@
           <w:lang w:val="en-GB"/>
         </w:rPr>
       </w:pPr>
-      <w:hyperlink r:id="rId13" w:history="1">
+      <w:hyperlink r:id="rId14" w:history="1">
         <w:r>
           <w:rPr>
-            <w:rStyle w:val="a8"/>
+            <w:rStyle w:val="a6"/>
             <w:rFonts w:ascii="Times New Roman" w:hAnsi="Times New Roman" w:cs="Times New Roman" w:hint="eastAsia"/>
             <w:sz w:val="24"/>
             <w:szCs w:val="24"/>
@@ -8675,6 +8804,7 @@
           <w:szCs w:val="24"/>
           <w:lang w:val="en-GB"/>
         </w:rPr>
+        <w:lastRenderedPageBreak/>
         <w:t>How to write an introduction in Writing Task 2?</w:t>
       </w:r>
     </w:p>
@@ -8832,17 +8962,7 @@
           <w:szCs w:val="24"/>
           <w:lang w:val="en-GB"/>
         </w:rPr>
-        <w:t xml:space="preserve">t look </w:t>
-      </w:r>
-      <w:r>
-        <w:rPr>
-          <w:rFonts w:ascii="Times New Roman" w:hAnsi="Times New Roman" w:cs="Times New Roman" w:hint="eastAsia"/>
-          <w:sz w:val="24"/>
-          <w:szCs w:val="24"/>
-          <w:lang w:val="en-GB"/>
-        </w:rPr>
-        <w:lastRenderedPageBreak/>
-        <w:t>for something interesting. Your essay don</w:t>
+        <w:t>t look for something interesting. Your essay don</w:t>
       </w:r>
       <w:r>
         <w:rPr>
@@ -9489,6 +9609,7 @@
           <w:sz w:val="24"/>
           <w:szCs w:val="24"/>
         </w:rPr>
+        <w:lastRenderedPageBreak/>
         <w:t xml:space="preserve">For instance, </w:t>
       </w:r>
       <w:r>
@@ -9915,7 +10036,6 @@
           <w:sz w:val="24"/>
           <w:szCs w:val="24"/>
         </w:rPr>
-        <w:lastRenderedPageBreak/>
         <w:t>The amount of meat eaten</w:t>
       </w:r>
       <w:r>
@@ -11002,7 +11122,16 @@
           <w:sz w:val="24"/>
           <w:szCs w:val="24"/>
         </w:rPr>
-        <w:t>” is the symbol of transition so that it can’t be followed by only one sentence.)</w:t>
+        <w:t xml:space="preserve">” is the symbol of transition so that it can’t be followed by </w:t>
+      </w:r>
+      <w:r>
+        <w:rPr>
+          <w:rFonts w:ascii="Times New Roman" w:hAnsi="Times New Roman" w:cs="Times New Roman"/>
+          <w:sz w:val="24"/>
+          <w:szCs w:val="24"/>
+        </w:rPr>
+        <w:lastRenderedPageBreak/>
+        <w:t>only one sentence.)</w:t>
       </w:r>
     </w:p>
     <w:p>
@@ -11121,7 +11250,6 @@
           <w:sz w:val="28"/>
           <w:szCs w:val="28"/>
         </w:rPr>
-        <w:lastRenderedPageBreak/>
         <w:t>VII. Others Notes</w:t>
       </w:r>
     </w:p>
@@ -11269,7 +11397,7 @@
                     <pic:cNvPicPr/>
                   </pic:nvPicPr>
                   <pic:blipFill>
-                    <a:blip r:embed="rId14"/>
+                    <a:blip r:embed="rId15"/>
                     <a:stretch>
                       <a:fillRect/>
                     </a:stretch>
@@ -11320,7 +11448,7 @@
                     <pic:cNvPicPr/>
                   </pic:nvPicPr>
                   <pic:blipFill>
-                    <a:blip r:embed="rId15"/>
+                    <a:blip r:embed="rId16"/>
                     <a:stretch>
                       <a:fillRect/>
                     </a:stretch>
@@ -11371,7 +11499,7 @@
                     <pic:cNvPicPr/>
                   </pic:nvPicPr>
                   <pic:blipFill>
-                    <a:blip r:embed="rId16"/>
+                    <a:blip r:embed="rId17"/>
                     <a:stretch>
                       <a:fillRect/>
                     </a:stretch>
@@ -11412,7 +11540,16 @@
           <w:sz w:val="24"/>
           <w:szCs w:val="24"/>
         </w:rPr>
-        <w:t>Preparing for writing task 1 could also help you on writing task 2, so don’t think the former is not as important as the later.</w:t>
+        <w:t xml:space="preserve">Preparing for writing task 1 could also help you on writing task 2, so don’t </w:t>
+      </w:r>
+      <w:r>
+        <w:rPr>
+          <w:rFonts w:ascii="Times New Roman" w:hAnsi="Times New Roman" w:cs="Times New Roman"/>
+          <w:sz w:val="24"/>
+          <w:szCs w:val="24"/>
+        </w:rPr>
+        <w:lastRenderedPageBreak/>
+        <w:t>think the former is not as important as the later.</w:t>
       </w:r>
     </w:p>
     <w:p>
@@ -11473,14 +11610,9 @@
 </file>
 
 <file path=word/endnotes.xml><?xml version="1.0" encoding="utf-8"?>
-<w:endnotes xmlns:wpc="http://schemas.microsoft.com/office/word/2010/wordprocessingCanvas" xmlns:cx="http://schemas.microsoft.com/office/drawing/2014/chartex" xmlns:cx1="http://schemas.microsoft.com/office/drawing/2015/9/8/chartex" xmlns:cx2="http://schemas.microsoft.com/office/drawing/2015/10/21/chartex" xmlns:cx3="http://schemas.microsoft.com/office/drawing/2016/5/9/chartex" xmlns:cx4="http://schemas.microsoft.com/office/drawing/2016/5/10/chartex" xmlns:cx5="http://schemas.microsoft.com/office/drawing/2016/5/11/chartex" xmlns:cx6="http://schemas.microsoft.com/office/drawing/2016/5/12/chartex" xmlns:cx7="http://schemas.microsoft.com/office/drawing/2016/5/13/chartex" xmlns:cx8="http://schemas.microsoft.com/office/drawing/2016/5/14/chartex" xmlns:mc="http://schemas.openxmlformats.org/markup-compatibility/2006" xmlns:aink="http://schemas.microsoft.com/office/drawing/2016/ink" xmlns:am3d="http://schemas.microsoft.com/office/drawing/2017/model3d" xmlns:o="urn:schemas-microsoft-com:office:office" xmlns:oel="http://schemas.microsoft.com/office/2019/extlst" xmlns:r="http://schemas.openxmlformats.org/officeDocument/2006/relationships" xmlns:m="http://schemas.openxmlformats.org/officeDocument/2006/math" xmlns:v="urn:schemas-microsoft-com:vml" xmlns:wp14="http://schemas.microsoft.com/office/word/2010/wordprocessingDrawing" xmlns:wp="http://schemas.openxmlformats.org/drawingml/2006/wordprocessingDrawing" xmlns:w10="urn:schemas-microsoft-com:office:word" xmlns:w="http://schemas.openxmlformats.org/wordprocessingml/2006/main" xmlns:w14="http://schemas.microsoft.com/office/word/2010/wordml" xmlns:w15="http://schemas.microsoft.com/office/word/2012/wordml" xmlns:w16cex="http://schemas.microsoft.com/office/word/2018/wordml/cex" xmlns:w16cid="http://schemas.microsoft.com/office/word/2016/wordml/cid" xmlns:w16="http://schemas.microsoft.com/office/word/2018/wordml" xmlns:w16du="http://schemas.microsoft.com/office/word/2023/wordml/word16du" xmlns:w16sdtdh="http://schemas.microsoft.com/office/word/2020/wordml/sdtdatahash" xmlns:w16sdtfl="http://schemas.microsoft.com/office/word/2024/wordml/sdtformatlock" xmlns:w16se="http://schemas.microsoft.com/office/word/2015/wordml/symex" xmlns:wpg="http://schemas.microsoft.com/office/word/2010/wordprocessingGroup" xmlns:wpi="http://schemas.microsoft.com/office/word/2010/wordprocessingInk" xmlns:wne="http://schemas.microsoft.com/office/word/2006/wordml" xmlns:wps="http://schemas.microsoft.com/office/word/2010/wordprocessingShape" mc:Ignorable="w14 w15 w16se w16cid w16 w16cex w16sdtdh w16sdtfl w16du wp14">
+<w:endnotes xmlns:wpc="http://schemas.microsoft.com/office/word/2010/wordprocessingCanvas" xmlns:mc="http://schemas.openxmlformats.org/markup-compatibility/2006" xmlns:o="urn:schemas-microsoft-com:office:office" xmlns:r="http://schemas.openxmlformats.org/officeDocument/2006/relationships" xmlns:m="http://schemas.openxmlformats.org/officeDocument/2006/math" xmlns:v="urn:schemas-microsoft-com:vml" xmlns:wp14="http://schemas.microsoft.com/office/word/2010/wordprocessingDrawing" xmlns:wp="http://schemas.openxmlformats.org/drawingml/2006/wordprocessingDrawing" xmlns:w10="urn:schemas-microsoft-com:office:word" xmlns:w="http://schemas.openxmlformats.org/wordprocessingml/2006/main" xmlns:w14="http://schemas.microsoft.com/office/word/2010/wordml" xmlns:wpg="http://schemas.microsoft.com/office/word/2010/wordprocessingGroup" xmlns:wpi="http://schemas.microsoft.com/office/word/2010/wordprocessingInk" xmlns:wne="http://schemas.microsoft.com/office/word/2006/wordml" xmlns:wps="http://schemas.microsoft.com/office/word/2010/wordprocessingShape" mc:Ignorable="w14 wp14">
   <w:endnote w:type="separator" w:id="-1">
     <w:p>
-      <w:pPr>
-        <w:rPr>
-          <w:rFonts w:hint="eastAsia"/>
-        </w:rPr>
-      </w:pPr>
       <w:r>
         <w:separator/>
       </w:r>
@@ -11488,11 +11620,6 @@
   </w:endnote>
   <w:endnote w:type="continuationSeparator" w:id="0">
     <w:p>
-      <w:pPr>
-        <w:rPr>
-          <w:rFonts w:hint="eastAsia"/>
-        </w:rPr>
-      </w:pPr>
       <w:r>
         <w:continuationSeparator/>
       </w:r>
@@ -11502,14 +11629,9 @@
 </file>
 
 <file path=word/footnotes.xml><?xml version="1.0" encoding="utf-8"?>
-<w:footnotes xmlns:wpc="http://schemas.microsoft.com/office/word/2010/wordprocessingCanvas" xmlns:cx="http://schemas.microsoft.com/office/drawing/2014/chartex" xmlns:cx1="http://schemas.microsoft.com/office/drawing/2015/9/8/chartex" xmlns:cx2="http://schemas.microsoft.com/office/drawing/2015/10/21/chartex" xmlns:cx3="http://schemas.microsoft.com/office/drawing/2016/5/9/chartex" xmlns:cx4="http://schemas.microsoft.com/office/drawing/2016/5/10/chartex" xmlns:cx5="http://schemas.microsoft.com/office/drawing/2016/5/11/chartex" xmlns:cx6="http://schemas.microsoft.com/office/drawing/2016/5/12/chartex" xmlns:cx7="http://schemas.microsoft.com/office/drawing/2016/5/13/chartex" xmlns:cx8="http://schemas.microsoft.com/office/drawing/2016/5/14/chartex" xmlns:mc="http://schemas.openxmlformats.org/markup-compatibility/2006" xmlns:aink="http://schemas.microsoft.com/office/drawing/2016/ink" xmlns:am3d="http://schemas.microsoft.com/office/drawing/2017/model3d" xmlns:o="urn:schemas-microsoft-com:office:office" xmlns:oel="http://schemas.microsoft.com/office/2019/extlst" xmlns:r="http://schemas.openxmlformats.org/officeDocument/2006/relationships" xmlns:m="http://schemas.openxmlformats.org/officeDocument/2006/math" xmlns:v="urn:schemas-microsoft-com:vml" xmlns:wp14="http://schemas.microsoft.com/office/word/2010/wordprocessingDrawing" xmlns:wp="http://schemas.openxmlformats.org/drawingml/2006/wordprocessingDrawing" xmlns:w10="urn:schemas-microsoft-com:office:word" xmlns:w="http://schemas.openxmlformats.org/wordprocessingml/2006/main" xmlns:w14="http://schemas.microsoft.com/office/word/2010/wordml" xmlns:w15="http://schemas.microsoft.com/office/word/2012/wordml" xmlns:w16cex="http://schemas.microsoft.com/office/word/2018/wordml/cex" xmlns:w16cid="http://schemas.microsoft.com/office/word/2016/wordml/cid" xmlns:w16="http://schemas.microsoft.com/office/word/2018/wordml" xmlns:w16du="http://schemas.microsoft.com/office/word/2023/wordml/word16du" xmlns:w16sdtdh="http://schemas.microsoft.com/office/word/2020/wordml/sdtdatahash" xmlns:w16sdtfl="http://schemas.microsoft.com/office/word/2024/wordml/sdtformatlock" xmlns:w16se="http://schemas.microsoft.com/office/word/2015/wordml/symex" xmlns:wpg="http://schemas.microsoft.com/office/word/2010/wordprocessingGroup" xmlns:wpi="http://schemas.microsoft.com/office/word/2010/wordprocessingInk" xmlns:wne="http://schemas.microsoft.com/office/word/2006/wordml" xmlns:wps="http://schemas.microsoft.com/office/word/2010/wordprocessingShape" mc:Ignorable="w14 w15 w16se w16cid w16 w16cex w16sdtdh w16sdtfl w16du wp14">
+<w:footnotes xmlns:wpc="http://schemas.microsoft.com/office/word/2010/wordprocessingCanvas" xmlns:mc="http://schemas.openxmlformats.org/markup-compatibility/2006" xmlns:o="urn:schemas-microsoft-com:office:office" xmlns:r="http://schemas.openxmlformats.org/officeDocument/2006/relationships" xmlns:m="http://schemas.openxmlformats.org/officeDocument/2006/math" xmlns:v="urn:schemas-microsoft-com:vml" xmlns:wp14="http://schemas.microsoft.com/office/word/2010/wordprocessingDrawing" xmlns:wp="http://schemas.openxmlformats.org/drawingml/2006/wordprocessingDrawing" xmlns:w10="urn:schemas-microsoft-com:office:word" xmlns:w="http://schemas.openxmlformats.org/wordprocessingml/2006/main" xmlns:w14="http://schemas.microsoft.com/office/word/2010/wordml" xmlns:wpg="http://schemas.microsoft.com/office/word/2010/wordprocessingGroup" xmlns:wpi="http://schemas.microsoft.com/office/word/2010/wordprocessingInk" xmlns:wne="http://schemas.microsoft.com/office/word/2006/wordml" xmlns:wps="http://schemas.microsoft.com/office/word/2010/wordprocessingShape" mc:Ignorable="w14 wp14">
   <w:footnote w:type="separator" w:id="-1">
     <w:p>
-      <w:pPr>
-        <w:rPr>
-          <w:rFonts w:hint="eastAsia"/>
-        </w:rPr>
-      </w:pPr>
       <w:r>
         <w:separator/>
       </w:r>
@@ -11517,11 +11639,6 @@
   </w:footnote>
   <w:footnote w:type="continuationSeparator" w:id="0">
     <w:p>
-      <w:pPr>
-        <w:rPr>
-          <w:rFonts w:hint="eastAsia"/>
-        </w:rPr>
-      </w:pPr>
       <w:r>
         <w:continuationSeparator/>
       </w:r>
@@ -11531,8 +11648,8 @@
 </file>
 
 <file path=word/numbering.xml><?xml version="1.0" encoding="utf-8"?>
-<w:numbering xmlns:wpc="http://schemas.microsoft.com/office/word/2010/wordprocessingCanvas" xmlns:cx="http://schemas.microsoft.com/office/drawing/2014/chartex" xmlns:cx1="http://schemas.microsoft.com/office/drawing/2015/9/8/chartex" xmlns:cx2="http://schemas.microsoft.com/office/drawing/2015/10/21/chartex" xmlns:cx3="http://schemas.microsoft.com/office/drawing/2016/5/9/chartex" xmlns:cx4="http://schemas.microsoft.com/office/drawing/2016/5/10/chartex" xmlns:cx5="http://schemas.microsoft.com/office/drawing/2016/5/11/chartex" xmlns:cx6="http://schemas.microsoft.com/office/drawing/2016/5/12/chartex" xmlns:cx7="http://schemas.microsoft.com/office/drawing/2016/5/13/chartex" xmlns:cx8="http://schemas.microsoft.com/office/drawing/2016/5/14/chartex" xmlns:mc="http://schemas.openxmlformats.org/markup-compatibility/2006" xmlns:aink="http://schemas.microsoft.com/office/drawing/2016/ink" xmlns:am3d="http://schemas.microsoft.com/office/drawing/2017/model3d" xmlns:o="urn:schemas-microsoft-com:office:office" xmlns:oel="http://schemas.microsoft.com/office/2019/extlst" xmlns:r="http://schemas.openxmlformats.org/officeDocument/2006/relationships" xmlns:m="http://schemas.openxmlformats.org/officeDocument/2006/math" xmlns:v="urn:schemas-microsoft-com:vml" xmlns:wp14="http://schemas.microsoft.com/office/word/2010/wordprocessingDrawing" xmlns:wp="http://schemas.openxmlformats.org/drawingml/2006/wordprocessingDrawing" xmlns:w10="urn:schemas-microsoft-com:office:word" xmlns:w="http://schemas.openxmlformats.org/wordprocessingml/2006/main" xmlns:w14="http://schemas.microsoft.com/office/word/2010/wordml" xmlns:w15="http://schemas.microsoft.com/office/word/2012/wordml" xmlns:w16cex="http://schemas.microsoft.com/office/word/2018/wordml/cex" xmlns:w16cid="http://schemas.microsoft.com/office/word/2016/wordml/cid" xmlns:w16="http://schemas.microsoft.com/office/word/2018/wordml" xmlns:w16du="http://schemas.microsoft.com/office/word/2023/wordml/word16du" xmlns:w16sdtdh="http://schemas.microsoft.com/office/word/2020/wordml/sdtdatahash" xmlns:w16sdtfl="http://schemas.microsoft.com/office/word/2024/wordml/sdtformatlock" xmlns:w16se="http://schemas.microsoft.com/office/word/2015/wordml/symex" xmlns:wpg="http://schemas.microsoft.com/office/word/2010/wordprocessingGroup" xmlns:wpi="http://schemas.microsoft.com/office/word/2010/wordprocessingInk" xmlns:wne="http://schemas.microsoft.com/office/word/2006/wordml" xmlns:wps="http://schemas.microsoft.com/office/word/2010/wordprocessingShape" mc:Ignorable="w14 w15 w16se w16cid w16 w16cex w16sdtdh w16sdtfl w16du wp14">
-  <w:abstractNum w:abstractNumId="0" w15:restartNumberingAfterBreak="0">
+<w:numbering xmlns:wpc="http://schemas.microsoft.com/office/word/2010/wordprocessingCanvas" xmlns:mc="http://schemas.openxmlformats.org/markup-compatibility/2006" xmlns:o="urn:schemas-microsoft-com:office:office" xmlns:r="http://schemas.openxmlformats.org/officeDocument/2006/relationships" xmlns:m="http://schemas.openxmlformats.org/officeDocument/2006/math" xmlns:v="urn:schemas-microsoft-com:vml" xmlns:wp14="http://schemas.microsoft.com/office/word/2010/wordprocessingDrawing" xmlns:wp="http://schemas.openxmlformats.org/drawingml/2006/wordprocessingDrawing" xmlns:w10="urn:schemas-microsoft-com:office:word" xmlns:w="http://schemas.openxmlformats.org/wordprocessingml/2006/main" xmlns:w14="http://schemas.microsoft.com/office/word/2010/wordml" xmlns:wpg="http://schemas.microsoft.com/office/word/2010/wordprocessingGroup" xmlns:wpi="http://schemas.microsoft.com/office/word/2010/wordprocessingInk" xmlns:wne="http://schemas.microsoft.com/office/word/2006/wordml" xmlns:wps="http://schemas.microsoft.com/office/word/2010/wordprocessingShape" mc:Ignorable="w14 wp14">
+  <w:abstractNum w:abstractNumId="0">
     <w:nsid w:val="00544F40"/>
     <w:multiLevelType w:val="multilevel"/>
     <w:tmpl w:val="41467EEE"/>
@@ -11645,7 +11762,7 @@
       </w:pPr>
     </w:lvl>
   </w:abstractNum>
-  <w:abstractNum w:abstractNumId="1" w15:restartNumberingAfterBreak="0">
+  <w:abstractNum w:abstractNumId="1">
     <w:nsid w:val="03324B5D"/>
     <w:multiLevelType w:val="hybridMultilevel"/>
     <w:tmpl w:val="91AAA74E"/>
@@ -11734,7 +11851,7 @@
       </w:pPr>
     </w:lvl>
   </w:abstractNum>
-  <w:abstractNum w:abstractNumId="2" w15:restartNumberingAfterBreak="0">
+  <w:abstractNum w:abstractNumId="2">
     <w:nsid w:val="03CB30AA"/>
     <w:multiLevelType w:val="hybridMultilevel"/>
     <w:tmpl w:val="126AB91E"/>
@@ -11823,7 +11940,7 @@
       </w:pPr>
     </w:lvl>
   </w:abstractNum>
-  <w:abstractNum w:abstractNumId="3" w15:restartNumberingAfterBreak="0">
+  <w:abstractNum w:abstractNumId="3">
     <w:nsid w:val="0BB25991"/>
     <w:multiLevelType w:val="hybridMultilevel"/>
     <w:tmpl w:val="111226C8"/>
@@ -11912,7 +12029,7 @@
       </w:pPr>
     </w:lvl>
   </w:abstractNum>
-  <w:abstractNum w:abstractNumId="4" w15:restartNumberingAfterBreak="0">
+  <w:abstractNum w:abstractNumId="4">
     <w:nsid w:val="10996F2E"/>
     <w:multiLevelType w:val="hybridMultilevel"/>
     <w:tmpl w:val="897E41C4"/>
@@ -12001,7 +12118,7 @@
       </w:pPr>
     </w:lvl>
   </w:abstractNum>
-  <w:abstractNum w:abstractNumId="5" w15:restartNumberingAfterBreak="0">
+  <w:abstractNum w:abstractNumId="5">
     <w:nsid w:val="16A7494D"/>
     <w:multiLevelType w:val="hybridMultilevel"/>
     <w:tmpl w:val="B5AC2462"/>
@@ -12090,7 +12207,7 @@
       </w:pPr>
     </w:lvl>
   </w:abstractNum>
-  <w:abstractNum w:abstractNumId="6" w15:restartNumberingAfterBreak="0">
+  <w:abstractNum w:abstractNumId="6">
     <w:nsid w:val="18A80F16"/>
     <w:multiLevelType w:val="hybridMultilevel"/>
     <w:tmpl w:val="126AB91E"/>
@@ -12179,7 +12296,7 @@
       </w:pPr>
     </w:lvl>
   </w:abstractNum>
-  <w:abstractNum w:abstractNumId="7" w15:restartNumberingAfterBreak="0">
+  <w:abstractNum w:abstractNumId="7">
     <w:nsid w:val="1B9A1FE7"/>
     <w:multiLevelType w:val="hybridMultilevel"/>
     <w:tmpl w:val="55B452CA"/>
@@ -12265,7 +12382,7 @@
       </w:pPr>
     </w:lvl>
   </w:abstractNum>
-  <w:abstractNum w:abstractNumId="8" w15:restartNumberingAfterBreak="0">
+  <w:abstractNum w:abstractNumId="8">
     <w:nsid w:val="209238C5"/>
     <w:multiLevelType w:val="hybridMultilevel"/>
     <w:tmpl w:val="A0243708"/>
@@ -12378,7 +12495,7 @@
       </w:rPr>
     </w:lvl>
   </w:abstractNum>
-  <w:abstractNum w:abstractNumId="9" w15:restartNumberingAfterBreak="0">
+  <w:abstractNum w:abstractNumId="9">
     <w:nsid w:val="212124E8"/>
     <w:multiLevelType w:val="hybridMultilevel"/>
     <w:tmpl w:val="69A8EF30"/>
@@ -12468,7 +12585,7 @@
       </w:pPr>
     </w:lvl>
   </w:abstractNum>
-  <w:abstractNum w:abstractNumId="10" w15:restartNumberingAfterBreak="0">
+  <w:abstractNum w:abstractNumId="10">
     <w:nsid w:val="2BEB1066"/>
     <w:multiLevelType w:val="hybridMultilevel"/>
     <w:tmpl w:val="E6D86D48"/>
@@ -12557,7 +12674,7 @@
       </w:pPr>
     </w:lvl>
   </w:abstractNum>
-  <w:abstractNum w:abstractNumId="11" w15:restartNumberingAfterBreak="0">
+  <w:abstractNum w:abstractNumId="11">
     <w:nsid w:val="2C062616"/>
     <w:multiLevelType w:val="hybridMultilevel"/>
     <w:tmpl w:val="95989316"/>
@@ -12646,7 +12763,7 @@
       </w:pPr>
     </w:lvl>
   </w:abstractNum>
-  <w:abstractNum w:abstractNumId="12" w15:restartNumberingAfterBreak="0">
+  <w:abstractNum w:abstractNumId="12">
     <w:nsid w:val="31540ECA"/>
     <w:multiLevelType w:val="hybridMultilevel"/>
     <w:tmpl w:val="126AB91E"/>
@@ -12735,7 +12852,7 @@
       </w:pPr>
     </w:lvl>
   </w:abstractNum>
-  <w:abstractNum w:abstractNumId="13" w15:restartNumberingAfterBreak="0">
+  <w:abstractNum w:abstractNumId="13">
     <w:nsid w:val="39023B55"/>
     <w:multiLevelType w:val="hybridMultilevel"/>
     <w:tmpl w:val="088C4908"/>
@@ -12824,7 +12941,7 @@
       </w:pPr>
     </w:lvl>
   </w:abstractNum>
-  <w:abstractNum w:abstractNumId="14" w15:restartNumberingAfterBreak="0">
+  <w:abstractNum w:abstractNumId="14">
     <w:nsid w:val="39187DDC"/>
     <w:multiLevelType w:val="multilevel"/>
     <w:tmpl w:val="4BF67E82"/>
@@ -12973,7 +13090,7 @@
       </w:rPr>
     </w:lvl>
   </w:abstractNum>
-  <w:abstractNum w:abstractNumId="15" w15:restartNumberingAfterBreak="0">
+  <w:abstractNum w:abstractNumId="15">
     <w:nsid w:val="39EC4767"/>
     <w:multiLevelType w:val="multilevel"/>
     <w:tmpl w:val="1958AEFE"/>
@@ -13086,7 +13203,7 @@
       </w:pPr>
     </w:lvl>
   </w:abstractNum>
-  <w:abstractNum w:abstractNumId="16" w15:restartNumberingAfterBreak="0">
+  <w:abstractNum w:abstractNumId="16">
     <w:nsid w:val="3B3220EC"/>
     <w:multiLevelType w:val="hybridMultilevel"/>
     <w:tmpl w:val="B68E0AD8"/>
@@ -13175,7 +13292,7 @@
       </w:pPr>
     </w:lvl>
   </w:abstractNum>
-  <w:abstractNum w:abstractNumId="17" w15:restartNumberingAfterBreak="0">
+  <w:abstractNum w:abstractNumId="17">
     <w:nsid w:val="41023E2D"/>
     <w:multiLevelType w:val="hybridMultilevel"/>
     <w:tmpl w:val="6192BA58"/>
@@ -13287,7 +13404,7 @@
       </w:rPr>
     </w:lvl>
   </w:abstractNum>
-  <w:abstractNum w:abstractNumId="18" w15:restartNumberingAfterBreak="0">
+  <w:abstractNum w:abstractNumId="18">
     <w:nsid w:val="410D4E95"/>
     <w:multiLevelType w:val="hybridMultilevel"/>
     <w:tmpl w:val="7BB0B226"/>
@@ -13376,7 +13493,7 @@
       </w:pPr>
     </w:lvl>
   </w:abstractNum>
-  <w:abstractNum w:abstractNumId="19" w15:restartNumberingAfterBreak="0">
+  <w:abstractNum w:abstractNumId="19">
     <w:nsid w:val="41C612F8"/>
     <w:multiLevelType w:val="hybridMultilevel"/>
     <w:tmpl w:val="FA423BE8"/>
@@ -13465,7 +13582,7 @@
       </w:pPr>
     </w:lvl>
   </w:abstractNum>
-  <w:abstractNum w:abstractNumId="20" w15:restartNumberingAfterBreak="0">
+  <w:abstractNum w:abstractNumId="20">
     <w:nsid w:val="431D7B70"/>
     <w:multiLevelType w:val="hybridMultilevel"/>
     <w:tmpl w:val="B88C75C0"/>
@@ -13554,7 +13671,7 @@
       </w:pPr>
     </w:lvl>
   </w:abstractNum>
-  <w:abstractNum w:abstractNumId="21" w15:restartNumberingAfterBreak="0">
+  <w:abstractNum w:abstractNumId="21">
     <w:nsid w:val="45AC0CEE"/>
     <w:multiLevelType w:val="hybridMultilevel"/>
     <w:tmpl w:val="A6FA4E9E"/>
@@ -13643,7 +13760,7 @@
       </w:pPr>
     </w:lvl>
   </w:abstractNum>
-  <w:abstractNum w:abstractNumId="22" w15:restartNumberingAfterBreak="0">
+  <w:abstractNum w:abstractNumId="22">
     <w:nsid w:val="49614F41"/>
     <w:multiLevelType w:val="hybridMultilevel"/>
     <w:tmpl w:val="21F4F90A"/>
@@ -13732,7 +13849,7 @@
       </w:pPr>
     </w:lvl>
   </w:abstractNum>
-  <w:abstractNum w:abstractNumId="23" w15:restartNumberingAfterBreak="0">
+  <w:abstractNum w:abstractNumId="23">
     <w:nsid w:val="4CDD0872"/>
     <w:multiLevelType w:val="hybridMultilevel"/>
     <w:tmpl w:val="77F44C94"/>
@@ -13821,7 +13938,7 @@
       </w:pPr>
     </w:lvl>
   </w:abstractNum>
-  <w:abstractNum w:abstractNumId="24" w15:restartNumberingAfterBreak="0">
+  <w:abstractNum w:abstractNumId="24">
     <w:nsid w:val="4E11184C"/>
     <w:multiLevelType w:val="hybridMultilevel"/>
     <w:tmpl w:val="228EF806"/>
@@ -13910,7 +14027,7 @@
       </w:pPr>
     </w:lvl>
   </w:abstractNum>
-  <w:abstractNum w:abstractNumId="25" w15:restartNumberingAfterBreak="0">
+  <w:abstractNum w:abstractNumId="25">
     <w:nsid w:val="501466CA"/>
     <w:multiLevelType w:val="hybridMultilevel"/>
     <w:tmpl w:val="DB060F1C"/>
@@ -13999,7 +14116,7 @@
       </w:pPr>
     </w:lvl>
   </w:abstractNum>
-  <w:abstractNum w:abstractNumId="26" w15:restartNumberingAfterBreak="0">
+  <w:abstractNum w:abstractNumId="26">
     <w:nsid w:val="520832F2"/>
     <w:multiLevelType w:val="hybridMultilevel"/>
     <w:tmpl w:val="BCEC49F6"/>
@@ -14088,7 +14205,7 @@
       </w:pPr>
     </w:lvl>
   </w:abstractNum>
-  <w:abstractNum w:abstractNumId="27" w15:restartNumberingAfterBreak="0">
+  <w:abstractNum w:abstractNumId="27">
     <w:nsid w:val="52E96F60"/>
     <w:multiLevelType w:val="hybridMultilevel"/>
     <w:tmpl w:val="4C9EDF58"/>
@@ -14177,7 +14294,7 @@
       </w:pPr>
     </w:lvl>
   </w:abstractNum>
-  <w:abstractNum w:abstractNumId="28" w15:restartNumberingAfterBreak="0">
+  <w:abstractNum w:abstractNumId="28">
     <w:nsid w:val="564B4D6F"/>
     <w:multiLevelType w:val="hybridMultilevel"/>
     <w:tmpl w:val="463245A8"/>
@@ -14266,7 +14383,7 @@
       </w:pPr>
     </w:lvl>
   </w:abstractNum>
-  <w:abstractNum w:abstractNumId="29" w15:restartNumberingAfterBreak="0">
+  <w:abstractNum w:abstractNumId="29">
     <w:nsid w:val="58B561CD"/>
     <w:multiLevelType w:val="hybridMultilevel"/>
     <w:tmpl w:val="29B0D430"/>
@@ -14355,7 +14472,7 @@
       </w:pPr>
     </w:lvl>
   </w:abstractNum>
-  <w:abstractNum w:abstractNumId="30" w15:restartNumberingAfterBreak="0">
+  <w:abstractNum w:abstractNumId="30">
     <w:nsid w:val="5B161B8B"/>
     <w:multiLevelType w:val="hybridMultilevel"/>
     <w:tmpl w:val="EC52B5E6"/>
@@ -14444,7 +14561,7 @@
       </w:pPr>
     </w:lvl>
   </w:abstractNum>
-  <w:abstractNum w:abstractNumId="31" w15:restartNumberingAfterBreak="0">
+  <w:abstractNum w:abstractNumId="31">
     <w:nsid w:val="6AB57236"/>
     <w:multiLevelType w:val="hybridMultilevel"/>
     <w:tmpl w:val="93409AFE"/>
@@ -14533,7 +14650,7 @@
       </w:pPr>
     </w:lvl>
   </w:abstractNum>
-  <w:abstractNum w:abstractNumId="32" w15:restartNumberingAfterBreak="0">
+  <w:abstractNum w:abstractNumId="32">
     <w:nsid w:val="6B015DF7"/>
     <w:multiLevelType w:val="hybridMultilevel"/>
     <w:tmpl w:val="7944BF90"/>
@@ -14646,7 +14763,7 @@
       </w:rPr>
     </w:lvl>
   </w:abstractNum>
-  <w:abstractNum w:abstractNumId="33" w15:restartNumberingAfterBreak="0">
+  <w:abstractNum w:abstractNumId="33">
     <w:nsid w:val="6B1541E7"/>
     <w:multiLevelType w:val="multilevel"/>
     <w:tmpl w:val="0956637E"/>
@@ -14759,7 +14876,7 @@
       </w:rPr>
     </w:lvl>
   </w:abstractNum>
-  <w:abstractNum w:abstractNumId="34" w15:restartNumberingAfterBreak="0">
+  <w:abstractNum w:abstractNumId="34">
     <w:nsid w:val="6D424F83"/>
     <w:multiLevelType w:val="hybridMultilevel"/>
     <w:tmpl w:val="538C7D02"/>
@@ -14848,7 +14965,7 @@
       </w:pPr>
     </w:lvl>
   </w:abstractNum>
-  <w:abstractNum w:abstractNumId="35" w15:restartNumberingAfterBreak="0">
+  <w:abstractNum w:abstractNumId="35">
     <w:nsid w:val="72492BB2"/>
     <w:multiLevelType w:val="hybridMultilevel"/>
     <w:tmpl w:val="0876E89C"/>
@@ -14937,7 +15054,7 @@
       </w:pPr>
     </w:lvl>
   </w:abstractNum>
-  <w:abstractNum w:abstractNumId="36" w15:restartNumberingAfterBreak="0">
+  <w:abstractNum w:abstractNumId="36">
     <w:nsid w:val="72D95071"/>
     <w:multiLevelType w:val="multilevel"/>
     <w:tmpl w:val="93E65C2C"/>
@@ -15050,7 +15167,7 @@
       </w:pPr>
     </w:lvl>
   </w:abstractNum>
-  <w:abstractNum w:abstractNumId="37" w15:restartNumberingAfterBreak="0">
+  <w:abstractNum w:abstractNumId="37">
     <w:nsid w:val="742C11E5"/>
     <w:multiLevelType w:val="hybridMultilevel"/>
     <w:tmpl w:val="6F6AD0D8"/>
@@ -15136,7 +15253,7 @@
       </w:pPr>
     </w:lvl>
   </w:abstractNum>
-  <w:abstractNum w:abstractNumId="38" w15:restartNumberingAfterBreak="0">
+  <w:abstractNum w:abstractNumId="38">
     <w:nsid w:val="759F2CA0"/>
     <w:multiLevelType w:val="hybridMultilevel"/>
     <w:tmpl w:val="E3D4CFB6"/>
@@ -15225,7 +15342,7 @@
       </w:pPr>
     </w:lvl>
   </w:abstractNum>
-  <w:abstractNum w:abstractNumId="39" w15:restartNumberingAfterBreak="0">
+  <w:abstractNum w:abstractNumId="39">
     <w:nsid w:val="79341CC1"/>
     <w:multiLevelType w:val="hybridMultilevel"/>
     <w:tmpl w:val="670CA2F0"/>
@@ -15314,131 +15431,131 @@
       </w:pPr>
     </w:lvl>
   </w:abstractNum>
-  <w:num w:numId="1" w16cid:durableId="1397240622">
+  <w:num w:numId="1">
     <w:abstractNumId w:val="23"/>
   </w:num>
-  <w:num w:numId="2" w16cid:durableId="2069986636">
+  <w:num w:numId="2">
     <w:abstractNumId w:val="19"/>
   </w:num>
-  <w:num w:numId="3" w16cid:durableId="1024868392">
+  <w:num w:numId="3">
     <w:abstractNumId w:val="16"/>
   </w:num>
-  <w:num w:numId="4" w16cid:durableId="476338947">
+  <w:num w:numId="4">
     <w:abstractNumId w:val="3"/>
   </w:num>
-  <w:num w:numId="5" w16cid:durableId="679739788">
+  <w:num w:numId="5">
     <w:abstractNumId w:val="2"/>
   </w:num>
-  <w:num w:numId="6" w16cid:durableId="417293977">
+  <w:num w:numId="6">
     <w:abstractNumId w:val="20"/>
   </w:num>
-  <w:num w:numId="7" w16cid:durableId="1250886009">
+  <w:num w:numId="7">
     <w:abstractNumId w:val="4"/>
   </w:num>
-  <w:num w:numId="8" w16cid:durableId="1365978594">
+  <w:num w:numId="8">
     <w:abstractNumId w:val="25"/>
   </w:num>
-  <w:num w:numId="9" w16cid:durableId="1303920387">
+  <w:num w:numId="9">
     <w:abstractNumId w:val="29"/>
   </w:num>
-  <w:num w:numId="10" w16cid:durableId="1898054747">
+  <w:num w:numId="10">
     <w:abstractNumId w:val="14"/>
   </w:num>
-  <w:num w:numId="11" w16cid:durableId="1187211738">
+  <w:num w:numId="11">
     <w:abstractNumId w:val="9"/>
   </w:num>
-  <w:num w:numId="12" w16cid:durableId="1752002742">
+  <w:num w:numId="12">
     <w:abstractNumId w:val="31"/>
   </w:num>
-  <w:num w:numId="13" w16cid:durableId="696468724">
+  <w:num w:numId="13">
     <w:abstractNumId w:val="35"/>
   </w:num>
-  <w:num w:numId="14" w16cid:durableId="606816478">
+  <w:num w:numId="14">
     <w:abstractNumId w:val="32"/>
   </w:num>
-  <w:num w:numId="15" w16cid:durableId="700932350">
+  <w:num w:numId="15">
     <w:abstractNumId w:val="8"/>
   </w:num>
-  <w:num w:numId="16" w16cid:durableId="590048333">
+  <w:num w:numId="16">
     <w:abstractNumId w:val="33"/>
   </w:num>
-  <w:num w:numId="17" w16cid:durableId="970089641">
+  <w:num w:numId="17">
     <w:abstractNumId w:val="37"/>
   </w:num>
-  <w:num w:numId="18" w16cid:durableId="1296449654">
+  <w:num w:numId="18">
     <w:abstractNumId w:val="10"/>
   </w:num>
-  <w:num w:numId="19" w16cid:durableId="715355475">
+  <w:num w:numId="19">
     <w:abstractNumId w:val="28"/>
   </w:num>
-  <w:num w:numId="20" w16cid:durableId="921257054">
+  <w:num w:numId="20">
     <w:abstractNumId w:val="17"/>
   </w:num>
-  <w:num w:numId="21" w16cid:durableId="1306741690">
+  <w:num w:numId="21">
     <w:abstractNumId w:val="30"/>
   </w:num>
-  <w:num w:numId="22" w16cid:durableId="1739325634">
+  <w:num w:numId="22">
     <w:abstractNumId w:val="18"/>
   </w:num>
-  <w:num w:numId="23" w16cid:durableId="1358458737">
+  <w:num w:numId="23">
     <w:abstractNumId w:val="22"/>
   </w:num>
-  <w:num w:numId="24" w16cid:durableId="1776633741">
+  <w:num w:numId="24">
     <w:abstractNumId w:val="11"/>
   </w:num>
-  <w:num w:numId="25" w16cid:durableId="675696462">
+  <w:num w:numId="25">
     <w:abstractNumId w:val="39"/>
   </w:num>
-  <w:num w:numId="26" w16cid:durableId="904686064">
+  <w:num w:numId="26">
     <w:abstractNumId w:val="27"/>
   </w:num>
-  <w:num w:numId="27" w16cid:durableId="12877287">
+  <w:num w:numId="27">
     <w:abstractNumId w:val="13"/>
   </w:num>
-  <w:num w:numId="28" w16cid:durableId="1385639116">
+  <w:num w:numId="28">
     <w:abstractNumId w:val="26"/>
   </w:num>
-  <w:num w:numId="29" w16cid:durableId="1577981081">
+  <w:num w:numId="29">
     <w:abstractNumId w:val="5"/>
   </w:num>
-  <w:num w:numId="30" w16cid:durableId="72505909">
+  <w:num w:numId="30">
     <w:abstractNumId w:val="24"/>
   </w:num>
-  <w:num w:numId="31" w16cid:durableId="1058934950">
+  <w:num w:numId="31">
     <w:abstractNumId w:val="38"/>
   </w:num>
-  <w:num w:numId="32" w16cid:durableId="511802437">
+  <w:num w:numId="32">
     <w:abstractNumId w:val="21"/>
   </w:num>
-  <w:num w:numId="33" w16cid:durableId="1771195168">
+  <w:num w:numId="33">
     <w:abstractNumId w:val="1"/>
   </w:num>
-  <w:num w:numId="34" w16cid:durableId="1964386189">
+  <w:num w:numId="34">
     <w:abstractNumId w:val="0"/>
   </w:num>
-  <w:num w:numId="35" w16cid:durableId="1315721325">
+  <w:num w:numId="35">
     <w:abstractNumId w:val="36"/>
   </w:num>
-  <w:num w:numId="36" w16cid:durableId="1962881385">
+  <w:num w:numId="36">
     <w:abstractNumId w:val="15"/>
   </w:num>
-  <w:num w:numId="37" w16cid:durableId="277757025">
+  <w:num w:numId="37">
     <w:abstractNumId w:val="12"/>
   </w:num>
-  <w:num w:numId="38" w16cid:durableId="1477603602">
+  <w:num w:numId="38">
     <w:abstractNumId w:val="7"/>
   </w:num>
-  <w:num w:numId="39" w16cid:durableId="1692074582">
+  <w:num w:numId="39">
     <w:abstractNumId w:val="34"/>
   </w:num>
-  <w:num w:numId="40" w16cid:durableId="1642997589">
+  <w:num w:numId="40">
     <w:abstractNumId w:val="6"/>
   </w:num>
 </w:numbering>
 </file>
 
 <file path=word/styles.xml><?xml version="1.0" encoding="utf-8"?>
-<w:styles xmlns:mc="http://schemas.openxmlformats.org/markup-compatibility/2006" xmlns:r="http://schemas.openxmlformats.org/officeDocument/2006/relationships" xmlns:w="http://schemas.openxmlformats.org/wordprocessingml/2006/main" xmlns:w14="http://schemas.microsoft.com/office/word/2010/wordml" xmlns:w15="http://schemas.microsoft.com/office/word/2012/wordml" xmlns:w16cex="http://schemas.microsoft.com/office/word/2018/wordml/cex" xmlns:w16cid="http://schemas.microsoft.com/office/word/2016/wordml/cid" xmlns:w16="http://schemas.microsoft.com/office/word/2018/wordml" xmlns:w16du="http://schemas.microsoft.com/office/word/2023/wordml/word16du" xmlns:w16sdtdh="http://schemas.microsoft.com/office/word/2020/wordml/sdtdatahash" xmlns:w16sdtfl="http://schemas.microsoft.com/office/word/2024/wordml/sdtformatlock" xmlns:w16se="http://schemas.microsoft.com/office/word/2015/wordml/symex" mc:Ignorable="w14 w15 w16se w16cid w16 w16cex w16sdtdh w16sdtfl w16du">
+<w:styles xmlns:mc="http://schemas.openxmlformats.org/markup-compatibility/2006" xmlns:r="http://schemas.openxmlformats.org/officeDocument/2006/relationships" xmlns:w="http://schemas.openxmlformats.org/wordprocessingml/2006/main" xmlns:w14="http://schemas.microsoft.com/office/word/2010/wordml" mc:Ignorable="w14">
   <w:docDefaults>
     <w:rPrDefault>
       <w:rPr>
@@ -15457,383 +15574,144 @@
       </w:pPr>
     </w:pPrDefault>
   </w:docDefaults>
-  <w:latentStyles w:defLockedState="0" w:defUIPriority="99" w:defSemiHidden="0" w:defUnhideWhenUsed="0" w:defQFormat="0" w:count="376">
-    <w:lsdException w:name="Normal" w:uiPriority="0" w:qFormat="1"/>
-    <w:lsdException w:name="heading 1" w:uiPriority="9" w:qFormat="1"/>
-    <w:lsdException w:name="heading 2" w:semiHidden="1" w:uiPriority="9" w:unhideWhenUsed="1" w:qFormat="1"/>
-    <w:lsdException w:name="heading 3" w:semiHidden="1" w:uiPriority="9" w:unhideWhenUsed="1" w:qFormat="1"/>
-    <w:lsdException w:name="heading 4" w:semiHidden="1" w:uiPriority="9" w:unhideWhenUsed="1" w:qFormat="1"/>
-    <w:lsdException w:name="heading 5" w:semiHidden="1" w:uiPriority="9" w:unhideWhenUsed="1" w:qFormat="1"/>
-    <w:lsdException w:name="heading 6" w:semiHidden="1" w:uiPriority="9" w:unhideWhenUsed="1" w:qFormat="1"/>
-    <w:lsdException w:name="heading 7" w:semiHidden="1" w:uiPriority="9" w:unhideWhenUsed="1" w:qFormat="1"/>
-    <w:lsdException w:name="heading 8" w:semiHidden="1" w:uiPriority="9" w:unhideWhenUsed="1" w:qFormat="1"/>
-    <w:lsdException w:name="heading 9" w:semiHidden="1" w:uiPriority="9" w:unhideWhenUsed="1" w:qFormat="1"/>
-    <w:lsdException w:name="index 1" w:semiHidden="1" w:unhideWhenUsed="1"/>
-    <w:lsdException w:name="index 2" w:semiHidden="1" w:unhideWhenUsed="1"/>
-    <w:lsdException w:name="index 3" w:semiHidden="1" w:unhideWhenUsed="1"/>
-    <w:lsdException w:name="index 4" w:semiHidden="1" w:unhideWhenUsed="1"/>
-    <w:lsdException w:name="index 5" w:semiHidden="1" w:unhideWhenUsed="1"/>
-    <w:lsdException w:name="index 6" w:semiHidden="1" w:unhideWhenUsed="1"/>
-    <w:lsdException w:name="index 7" w:semiHidden="1" w:unhideWhenUsed="1"/>
-    <w:lsdException w:name="index 8" w:semiHidden="1" w:unhideWhenUsed="1"/>
-    <w:lsdException w:name="index 9" w:semiHidden="1" w:unhideWhenUsed="1"/>
-    <w:lsdException w:name="toc 1" w:semiHidden="1" w:uiPriority="39" w:unhideWhenUsed="1"/>
-    <w:lsdException w:name="toc 2" w:semiHidden="1" w:uiPriority="39" w:unhideWhenUsed="1"/>
-    <w:lsdException w:name="toc 3" w:semiHidden="1" w:uiPriority="39" w:unhideWhenUsed="1"/>
-    <w:lsdException w:name="toc 4" w:semiHidden="1" w:uiPriority="39" w:unhideWhenUsed="1"/>
-    <w:lsdException w:name="toc 5" w:semiHidden="1" w:uiPriority="39" w:unhideWhenUsed="1"/>
-    <w:lsdException w:name="toc 6" w:semiHidden="1" w:uiPriority="39" w:unhideWhenUsed="1"/>
-    <w:lsdException w:name="toc 7" w:semiHidden="1" w:uiPriority="39" w:unhideWhenUsed="1"/>
-    <w:lsdException w:name="toc 8" w:semiHidden="1" w:uiPriority="39" w:unhideWhenUsed="1"/>
-    <w:lsdException w:name="toc 9" w:semiHidden="1" w:uiPriority="39" w:unhideWhenUsed="1"/>
-    <w:lsdException w:name="Normal Indent" w:semiHidden="1" w:unhideWhenUsed="1"/>
-    <w:lsdException w:name="footnote text" w:semiHidden="1" w:unhideWhenUsed="1"/>
-    <w:lsdException w:name="annotation text" w:semiHidden="1" w:unhideWhenUsed="1"/>
-    <w:lsdException w:name="header" w:semiHidden="1" w:unhideWhenUsed="1"/>
-    <w:lsdException w:name="footer" w:semiHidden="1" w:unhideWhenUsed="1"/>
-    <w:lsdException w:name="index heading" w:semiHidden="1" w:unhideWhenUsed="1"/>
-    <w:lsdException w:name="caption" w:semiHidden="1" w:uiPriority="35" w:unhideWhenUsed="1" w:qFormat="1"/>
-    <w:lsdException w:name="table of figures" w:semiHidden="1" w:unhideWhenUsed="1"/>
-    <w:lsdException w:name="envelope address" w:semiHidden="1" w:unhideWhenUsed="1"/>
-    <w:lsdException w:name="envelope return" w:semiHidden="1" w:unhideWhenUsed="1"/>
-    <w:lsdException w:name="footnote reference" w:semiHidden="1" w:unhideWhenUsed="1"/>
-    <w:lsdException w:name="annotation reference" w:semiHidden="1" w:unhideWhenUsed="1"/>
-    <w:lsdException w:name="line number" w:semiHidden="1" w:unhideWhenUsed="1"/>
-    <w:lsdException w:name="page number" w:semiHidden="1" w:unhideWhenUsed="1"/>
-    <w:lsdException w:name="endnote reference" w:semiHidden="1" w:unhideWhenUsed="1"/>
-    <w:lsdException w:name="endnote text" w:semiHidden="1" w:unhideWhenUsed="1"/>
-    <w:lsdException w:name="table of authorities" w:semiHidden="1" w:unhideWhenUsed="1"/>
-    <w:lsdException w:name="macro" w:semiHidden="1" w:unhideWhenUsed="1"/>
-    <w:lsdException w:name="toa heading" w:semiHidden="1" w:unhideWhenUsed="1"/>
-    <w:lsdException w:name="List" w:semiHidden="1" w:unhideWhenUsed="1"/>
-    <w:lsdException w:name="List Bullet" w:semiHidden="1" w:unhideWhenUsed="1"/>
-    <w:lsdException w:name="List Number" w:semiHidden="1" w:unhideWhenUsed="1"/>
-    <w:lsdException w:name="List 2" w:semiHidden="1" w:unhideWhenUsed="1"/>
-    <w:lsdException w:name="List 3" w:semiHidden="1" w:unhideWhenUsed="1"/>
-    <w:lsdException w:name="List 4" w:semiHidden="1" w:unhideWhenUsed="1"/>
-    <w:lsdException w:name="List 5" w:semiHidden="1" w:unhideWhenUsed="1"/>
-    <w:lsdException w:name="List Bullet 2" w:semiHidden="1" w:unhideWhenUsed="1"/>
-    <w:lsdException w:name="List Bullet 3" w:semiHidden="1" w:unhideWhenUsed="1"/>
-    <w:lsdException w:name="List Bullet 4" w:semiHidden="1" w:unhideWhenUsed="1"/>
-    <w:lsdException w:name="List Bullet 5" w:semiHidden="1" w:unhideWhenUsed="1"/>
-    <w:lsdException w:name="List Number 2" w:semiHidden="1" w:unhideWhenUsed="1"/>
-    <w:lsdException w:name="List Number 3" w:semiHidden="1" w:unhideWhenUsed="1"/>
-    <w:lsdException w:name="List Number 4" w:semiHidden="1" w:unhideWhenUsed="1"/>
-    <w:lsdException w:name="List Number 5" w:semiHidden="1" w:unhideWhenUsed="1"/>
-    <w:lsdException w:name="Title" w:uiPriority="10" w:qFormat="1"/>
-    <w:lsdException w:name="Closing" w:semiHidden="1" w:unhideWhenUsed="1"/>
-    <w:lsdException w:name="Signature" w:semiHidden="1" w:unhideWhenUsed="1"/>
-    <w:lsdException w:name="Default Paragraph Font" w:semiHidden="1" w:uiPriority="1" w:unhideWhenUsed="1"/>
-    <w:lsdException w:name="Body Text" w:semiHidden="1" w:unhideWhenUsed="1"/>
-    <w:lsdException w:name="Body Text Indent" w:semiHidden="1" w:unhideWhenUsed="1"/>
-    <w:lsdException w:name="List Continue" w:semiHidden="1" w:unhideWhenUsed="1"/>
-    <w:lsdException w:name="List Continue 2" w:semiHidden="1" w:unhideWhenUsed="1"/>
-    <w:lsdException w:name="List Continue 3" w:semiHidden="1" w:unhideWhenUsed="1"/>
-    <w:lsdException w:name="List Continue 4" w:semiHidden="1" w:unhideWhenUsed="1"/>
-    <w:lsdException w:name="List Continue 5" w:semiHidden="1" w:unhideWhenUsed="1"/>
-    <w:lsdException w:name="Message Header" w:semiHidden="1" w:unhideWhenUsed="1"/>
-    <w:lsdException w:name="Subtitle" w:uiPriority="11" w:qFormat="1"/>
-    <w:lsdException w:name="Salutation" w:semiHidden="1" w:unhideWhenUsed="1"/>
-    <w:lsdException w:name="Date" w:semiHidden="1" w:unhideWhenUsed="1"/>
-    <w:lsdException w:name="Body Text First Indent" w:semiHidden="1" w:unhideWhenUsed="1"/>
-    <w:lsdException w:name="Body Text First Indent 2" w:semiHidden="1" w:unhideWhenUsed="1"/>
-    <w:lsdException w:name="Note Heading" w:semiHidden="1" w:unhideWhenUsed="1"/>
-    <w:lsdException w:name="Body Text 2" w:semiHidden="1" w:unhideWhenUsed="1"/>
-    <w:lsdException w:name="Body Text 3" w:semiHidden="1" w:unhideWhenUsed="1"/>
-    <w:lsdException w:name="Body Text Indent 2" w:semiHidden="1" w:unhideWhenUsed="1"/>
-    <w:lsdException w:name="Body Text Indent 3" w:semiHidden="1" w:unhideWhenUsed="1"/>
-    <w:lsdException w:name="Block Text" w:semiHidden="1" w:unhideWhenUsed="1"/>
-    <w:lsdException w:name="Hyperlink" w:semiHidden="1" w:unhideWhenUsed="1"/>
-    <w:lsdException w:name="FollowedHyperlink" w:semiHidden="1" w:unhideWhenUsed="1"/>
-    <w:lsdException w:name="Strong" w:uiPriority="22" w:qFormat="1"/>
-    <w:lsdException w:name="Emphasis" w:uiPriority="20" w:qFormat="1"/>
-    <w:lsdException w:name="Document Map" w:semiHidden="1" w:unhideWhenUsed="1"/>
-    <w:lsdException w:name="Plain Text" w:semiHidden="1" w:unhideWhenUsed="1"/>
-    <w:lsdException w:name="E-mail Signature" w:semiHidden="1" w:unhideWhenUsed="1"/>
-    <w:lsdException w:name="HTML Top of Form" w:semiHidden="1" w:unhideWhenUsed="1"/>
-    <w:lsdException w:name="HTML Bottom of Form" w:semiHidden="1" w:unhideWhenUsed="1"/>
-    <w:lsdException w:name="Normal (Web)" w:semiHidden="1" w:unhideWhenUsed="1"/>
-    <w:lsdException w:name="HTML Acronym" w:semiHidden="1" w:unhideWhenUsed="1"/>
-    <w:lsdException w:name="HTML Address" w:semiHidden="1" w:unhideWhenUsed="1"/>
-    <w:lsdException w:name="HTML Cite" w:semiHidden="1" w:unhideWhenUsed="1"/>
-    <w:lsdException w:name="HTML Code" w:semiHidden="1" w:unhideWhenUsed="1"/>
-    <w:lsdException w:name="HTML Definition" w:semiHidden="1" w:unhideWhenUsed="1"/>
-    <w:lsdException w:name="HTML Keyboard" w:semiHidden="1" w:unhideWhenUsed="1"/>
-    <w:lsdException w:name="HTML Preformatted" w:semiHidden="1" w:unhideWhenUsed="1"/>
-    <w:lsdException w:name="HTML Sample" w:semiHidden="1" w:unhideWhenUsed="1"/>
-    <w:lsdException w:name="HTML Typewriter" w:semiHidden="1" w:unhideWhenUsed="1"/>
-    <w:lsdException w:name="HTML Variable" w:semiHidden="1" w:unhideWhenUsed="1"/>
-    <w:lsdException w:name="Normal Table" w:semiHidden="1" w:unhideWhenUsed="1"/>
-    <w:lsdException w:name="annotation subject" w:semiHidden="1" w:unhideWhenUsed="1"/>
-    <w:lsdException w:name="No List" w:semiHidden="1" w:unhideWhenUsed="1"/>
-    <w:lsdException w:name="Outline List 1" w:semiHidden="1" w:unhideWhenUsed="1"/>
-    <w:lsdException w:name="Outline List 2" w:semiHidden="1" w:unhideWhenUsed="1"/>
-    <w:lsdException w:name="Outline List 3" w:semiHidden="1" w:unhideWhenUsed="1"/>
-    <w:lsdException w:name="Table Simple 1" w:semiHidden="1" w:unhideWhenUsed="1"/>
-    <w:lsdException w:name="Table Simple 2" w:semiHidden="1" w:unhideWhenUsed="1"/>
-    <w:lsdException w:name="Table Simple 3" w:semiHidden="1" w:unhideWhenUsed="1"/>
-    <w:lsdException w:name="Table Classic 1" w:semiHidden="1" w:unhideWhenUsed="1"/>
-    <w:lsdException w:name="Table Classic 2" w:semiHidden="1" w:unhideWhenUsed="1"/>
-    <w:lsdException w:name="Table Classic 3" w:semiHidden="1" w:unhideWhenUsed="1"/>
-    <w:lsdException w:name="Table Classic 4" w:semiHidden="1" w:unhideWhenUsed="1"/>
-    <w:lsdException w:name="Table Colorful 1" w:semiHidden="1" w:unhideWhenUsed="1"/>
-    <w:lsdException w:name="Table Colorful 2" w:semiHidden="1" w:unhideWhenUsed="1"/>
-    <w:lsdException w:name="Table Colorful 3" w:semiHidden="1" w:unhideWhenUsed="1"/>
-    <w:lsdException w:name="Table Columns 1" w:semiHidden="1" w:unhideWhenUsed="1"/>
-    <w:lsdException w:name="Table Columns 2" w:semiHidden="1" w:unhideWhenUsed="1"/>
-    <w:lsdException w:name="Table Columns 3" w:semiHidden="1" w:unhideWhenUsed="1"/>
-    <w:lsdException w:name="Table Columns 4" w:semiHidden="1" w:unhideWhenUsed="1"/>
-    <w:lsdException w:name="Table Columns 5" w:semiHidden="1" w:unhideWhenUsed="1"/>
-    <w:lsdException w:name="Table Grid 1" w:semiHidden="1" w:unhideWhenUsed="1"/>
-    <w:lsdException w:name="Table Grid 2" w:semiHidden="1" w:unhideWhenUsed="1"/>
-    <w:lsdException w:name="Table Grid 3" w:semiHidden="1" w:unhideWhenUsed="1"/>
-    <w:lsdException w:name="Table Grid 4" w:semiHidden="1" w:unhideWhenUsed="1"/>
-    <w:lsdException w:name="Table Grid 5" w:semiHidden="1" w:unhideWhenUsed="1"/>
-    <w:lsdException w:name="Table Grid 6" w:semiHidden="1" w:unhideWhenUsed="1"/>
-    <w:lsdException w:name="Table Grid 7" w:semiHidden="1" w:unhideWhenUsed="1"/>
-    <w:lsdException w:name="Table Grid 8" w:semiHidden="1" w:unhideWhenUsed="1"/>
-    <w:lsdException w:name="Table List 1" w:semiHidden="1" w:unhideWhenUsed="1"/>
-    <w:lsdException w:name="Table List 2" w:semiHidden="1" w:unhideWhenUsed="1"/>
-    <w:lsdException w:name="Table List 3" w:semiHidden="1" w:unhideWhenUsed="1"/>
-    <w:lsdException w:name="Table List 4" w:semiHidden="1" w:unhideWhenUsed="1"/>
-    <w:lsdException w:name="Table List 5" w:semiHidden="1" w:unhideWhenUsed="1"/>
-    <w:lsdException w:name="Table List 6" w:semiHidden="1" w:unhideWhenUsed="1"/>
-    <w:lsdException w:name="Table List 7" w:semiHidden="1" w:unhideWhenUsed="1"/>
-    <w:lsdException w:name="Table List 8" w:semiHidden="1" w:unhideWhenUsed="1"/>
-    <w:lsdException w:name="Table 3D effects 1" w:semiHidden="1" w:unhideWhenUsed="1"/>
-    <w:lsdException w:name="Table 3D effects 2" w:semiHidden="1" w:unhideWhenUsed="1"/>
-    <w:lsdException w:name="Table 3D effects 3" w:semiHidden="1" w:unhideWhenUsed="1"/>
-    <w:lsdException w:name="Table Contemporary" w:semiHidden="1" w:unhideWhenUsed="1"/>
-    <w:lsdException w:name="Table Elegant" w:semiHidden="1" w:unhideWhenUsed="1"/>
-    <w:lsdException w:name="Table Professional" w:semiHidden="1" w:unhideWhenUsed="1"/>
-    <w:lsdException w:name="Table Subtle 1" w:semiHidden="1" w:unhideWhenUsed="1"/>
-    <w:lsdException w:name="Table Subtle 2" w:semiHidden="1" w:unhideWhenUsed="1"/>
-    <w:lsdException w:name="Table Web 1" w:semiHidden="1" w:unhideWhenUsed="1"/>
-    <w:lsdException w:name="Table Web 2" w:semiHidden="1" w:unhideWhenUsed="1"/>
-    <w:lsdException w:name="Table Web 3" w:semiHidden="1" w:unhideWhenUsed="1"/>
-    <w:lsdException w:name="Balloon Text" w:semiHidden="1" w:unhideWhenUsed="1"/>
-    <w:lsdException w:name="Table Grid" w:uiPriority="39"/>
-    <w:lsdException w:name="Table Theme" w:semiHidden="1" w:unhideWhenUsed="1"/>
-    <w:lsdException w:name="Placeholder Text" w:semiHidden="1"/>
-    <w:lsdException w:name="No Spacing" w:uiPriority="1" w:qFormat="1"/>
-    <w:lsdException w:name="Light Shading" w:uiPriority="60"/>
-    <w:lsdException w:name="Light List" w:uiPriority="61"/>
-    <w:lsdException w:name="Light Grid" w:uiPriority="62"/>
-    <w:lsdException w:name="Medium Shading 1" w:uiPriority="63"/>
-    <w:lsdException w:name="Medium Shading 2" w:uiPriority="64"/>
-    <w:lsdException w:name="Medium List 1" w:uiPriority="65"/>
-    <w:lsdException w:name="Medium List 2" w:uiPriority="66"/>
-    <w:lsdException w:name="Medium Grid 1" w:uiPriority="67"/>
-    <w:lsdException w:name="Medium Grid 2" w:uiPriority="68"/>
-    <w:lsdException w:name="Medium Grid 3" w:uiPriority="69"/>
-    <w:lsdException w:name="Dark List" w:uiPriority="70"/>
-    <w:lsdException w:name="Colorful Shading" w:uiPriority="71"/>
-    <w:lsdException w:name="Colorful List" w:uiPriority="72"/>
-    <w:lsdException w:name="Colorful Grid" w:uiPriority="73"/>
-    <w:lsdException w:name="Light Shading Accent 1" w:uiPriority="60"/>
-    <w:lsdException w:name="Light List Accent 1" w:uiPriority="61"/>
-    <w:lsdException w:name="Light Grid Accent 1" w:uiPriority="62"/>
-    <w:lsdException w:name="Medium Shading 1 Accent 1" w:uiPriority="63"/>
-    <w:lsdException w:name="Medium Shading 2 Accent 1" w:uiPriority="64"/>
-    <w:lsdException w:name="Medium List 1 Accent 1" w:uiPriority="65"/>
-    <w:lsdException w:name="Revision" w:semiHidden="1"/>
-    <w:lsdException w:name="List Paragraph" w:uiPriority="34" w:qFormat="1"/>
-    <w:lsdException w:name="Quote" w:uiPriority="29" w:qFormat="1"/>
-    <w:lsdException w:name="Intense Quote" w:uiPriority="30" w:qFormat="1"/>
-    <w:lsdException w:name="Medium List 2 Accent 1" w:uiPriority="66"/>
-    <w:lsdException w:name="Medium Grid 1 Accent 1" w:uiPriority="67"/>
-    <w:lsdException w:name="Medium Grid 2 Accent 1" w:uiPriority="68"/>
-    <w:lsdException w:name="Medium Grid 3 Accent 1" w:uiPriority="69"/>
-    <w:lsdException w:name="Dark List Accent 1" w:uiPriority="70"/>
-    <w:lsdException w:name="Colorful Shading Accent 1" w:uiPriority="71"/>
-    <w:lsdException w:name="Colorful List Accent 1" w:uiPriority="72"/>
-    <w:lsdException w:name="Colorful Grid Accent 1" w:uiPriority="73"/>
-    <w:lsdException w:name="Light Shading Accent 2" w:uiPriority="60"/>
-    <w:lsdException w:name="Light List Accent 2" w:uiPriority="61"/>
-    <w:lsdException w:name="Light Grid Accent 2" w:uiPriority="62"/>
-    <w:lsdException w:name="Medium Shading 1 Accent 2" w:uiPriority="63"/>
-    <w:lsdException w:name="Medium Shading 2 Accent 2" w:uiPriority="64"/>
-    <w:lsdException w:name="Medium List 1 Accent 2" w:uiPriority="65"/>
-    <w:lsdException w:name="Medium List 2 Accent 2" w:uiPriority="66"/>
-    <w:lsdException w:name="Medium Grid 1 Accent 2" w:uiPriority="67"/>
-    <w:lsdException w:name="Medium Grid 2 Accent 2" w:uiPriority="68"/>
-    <w:lsdException w:name="Medium Grid 3 Accent 2" w:uiPriority="69"/>
-    <w:lsdException w:name="Dark List Accent 2" w:uiPriority="70"/>
-    <w:lsdException w:name="Colorful Shading Accent 2" w:uiPriority="71"/>
-    <w:lsdException w:name="Colorful List Accent 2" w:uiPriority="72"/>
-    <w:lsdException w:name="Colorful Grid Accent 2" w:uiPriority="73"/>
-    <w:lsdException w:name="Light Shading Accent 3" w:uiPriority="60"/>
-    <w:lsdException w:name="Light List Accent 3" w:uiPriority="61"/>
-    <w:lsdException w:name="Light Grid Accent 3" w:uiPriority="62"/>
-    <w:lsdException w:name="Medium Shading 1 Accent 3" w:uiPriority="63"/>
-    <w:lsdException w:name="Medium Shading 2 Accent 3" w:uiPriority="64"/>
-    <w:lsdException w:name="Medium List 1 Accent 3" w:uiPriority="65"/>
-    <w:lsdException w:name="Medium List 2 Accent 3" w:uiPriority="66"/>
-    <w:lsdException w:name="Medium Grid 1 Accent 3" w:uiPriority="67"/>
-    <w:lsdException w:name="Medium Grid 2 Accent 3" w:uiPriority="68"/>
-    <w:lsdException w:name="Medium Grid 3 Accent 3" w:uiPriority="69"/>
-    <w:lsdException w:name="Dark List Accent 3" w:uiPriority="70"/>
-    <w:lsdException w:name="Colorful Shading Accent 3" w:uiPriority="71"/>
-    <w:lsdException w:name="Colorful List Accent 3" w:uiPriority="72"/>
-    <w:lsdException w:name="Colorful Grid Accent 3" w:uiPriority="73"/>
-    <w:lsdException w:name="Light Shading Accent 4" w:uiPriority="60"/>
-    <w:lsdException w:name="Light List Accent 4" w:uiPriority="61"/>
-    <w:lsdException w:name="Light Grid Accent 4" w:uiPriority="62"/>
-    <w:lsdException w:name="Medium Shading 1 Accent 4" w:uiPriority="63"/>
-    <w:lsdException w:name="Medium Shading 2 Accent 4" w:uiPriority="64"/>
-    <w:lsdException w:name="Medium List 1 Accent 4" w:uiPriority="65"/>
-    <w:lsdException w:name="Medium List 2 Accent 4" w:uiPriority="66"/>
-    <w:lsdException w:name="Medium Grid 1 Accent 4" w:uiPriority="67"/>
-    <w:lsdException w:name="Medium Grid 2 Accent 4" w:uiPriority="68"/>
-    <w:lsdException w:name="Medium Grid 3 Accent 4" w:uiPriority="69"/>
-    <w:lsdException w:name="Dark List Accent 4" w:uiPriority="70"/>
-    <w:lsdException w:name="Colorful Shading Accent 4" w:uiPriority="71"/>
-    <w:lsdException w:name="Colorful List Accent 4" w:uiPriority="72"/>
-    <w:lsdException w:name="Colorful Grid Accent 4" w:uiPriority="73"/>
-    <w:lsdException w:name="Light Shading Accent 5" w:uiPriority="60"/>
-    <w:lsdException w:name="Light List Accent 5" w:uiPriority="61"/>
-    <w:lsdException w:name="Light Grid Accent 5" w:uiPriority="62"/>
-    <w:lsdException w:name="Medium Shading 1 Accent 5" w:uiPriority="63"/>
-    <w:lsdException w:name="Medium Shading 2 Accent 5" w:uiPriority="64"/>
-    <w:lsdException w:name="Medium List 1 Accent 5" w:uiPriority="65"/>
-    <w:lsdException w:name="Medium List 2 Accent 5" w:uiPriority="66"/>
-    <w:lsdException w:name="Medium Grid 1 Accent 5" w:uiPriority="67"/>
-    <w:lsdException w:name="Medium Grid 2 Accent 5" w:uiPriority="68"/>
-    <w:lsdException w:name="Medium Grid 3 Accent 5" w:uiPriority="69"/>
-    <w:lsdException w:name="Dark List Accent 5" w:uiPriority="70"/>
-    <w:lsdException w:name="Colorful Shading Accent 5" w:uiPriority="71"/>
-    <w:lsdException w:name="Colorful List Accent 5" w:uiPriority="72"/>
-    <w:lsdException w:name="Colorful Grid Accent 5" w:uiPriority="73"/>
-    <w:lsdException w:name="Light Shading Accent 6" w:uiPriority="60"/>
-    <w:lsdException w:name="Light List Accent 6" w:uiPriority="61"/>
-    <w:lsdException w:name="Light Grid Accent 6" w:uiPriority="62"/>
-    <w:lsdException w:name="Medium Shading 1 Accent 6" w:uiPriority="63"/>
-    <w:lsdException w:name="Medium Shading 2 Accent 6" w:uiPriority="64"/>
-    <w:lsdException w:name="Medium List 1 Accent 6" w:uiPriority="65"/>
-    <w:lsdException w:name="Medium List 2 Accent 6" w:uiPriority="66"/>
-    <w:lsdException w:name="Medium Grid 1 Accent 6" w:uiPriority="67"/>
-    <w:lsdException w:name="Medium Grid 2 Accent 6" w:uiPriority="68"/>
-    <w:lsdException w:name="Medium Grid 3 Accent 6" w:uiPriority="69"/>
-    <w:lsdException w:name="Dark List Accent 6" w:uiPriority="70"/>
-    <w:lsdException w:name="Colorful Shading Accent 6" w:uiPriority="71"/>
-    <w:lsdException w:name="Colorful List Accent 6" w:uiPriority="72"/>
-    <w:lsdException w:name="Colorful Grid Accent 6" w:uiPriority="73"/>
-    <w:lsdException w:name="Subtle Emphasis" w:uiPriority="19" w:qFormat="1"/>
-    <w:lsdException w:name="Intense Emphasis" w:uiPriority="21" w:qFormat="1"/>
-    <w:lsdException w:name="Subtle Reference" w:uiPriority="31" w:qFormat="1"/>
-    <w:lsdException w:name="Intense Reference" w:uiPriority="32" w:qFormat="1"/>
-    <w:lsdException w:name="Book Title" w:uiPriority="33" w:qFormat="1"/>
-    <w:lsdException w:name="Bibliography" w:semiHidden="1" w:uiPriority="37" w:unhideWhenUsed="1"/>
-    <w:lsdException w:name="TOC Heading" w:semiHidden="1" w:uiPriority="39" w:unhideWhenUsed="1" w:qFormat="1"/>
-    <w:lsdException w:name="Plain Table 1" w:uiPriority="41"/>
-    <w:lsdException w:name="Plain Table 2" w:uiPriority="42"/>
-    <w:lsdException w:name="Plain Table 3" w:uiPriority="43"/>
-    <w:lsdException w:name="Plain Table 4" w:uiPriority="44"/>
-    <w:lsdException w:name="Plain Table 5" w:uiPriority="45"/>
-    <w:lsdException w:name="Grid Table Light" w:uiPriority="40"/>
-    <w:lsdException w:name="Grid Table 1 Light" w:uiPriority="46"/>
-    <w:lsdException w:name="Grid Table 2" w:uiPriority="47"/>
-    <w:lsdException w:name="Grid Table 3" w:uiPriority="48"/>
-    <w:lsdException w:name="Grid Table 4" w:uiPriority="49"/>
-    <w:lsdException w:name="Grid Table 5 Dark" w:uiPriority="50"/>
-    <w:lsdException w:name="Grid Table 6 Colorful" w:uiPriority="51"/>
-    <w:lsdException w:name="Grid Table 7 Colorful" w:uiPriority="52"/>
-    <w:lsdException w:name="Grid Table 1 Light Accent 1" w:uiPriority="46"/>
-    <w:lsdException w:name="Grid Table 2 Accent 1" w:uiPriority="47"/>
-    <w:lsdException w:name="Grid Table 3 Accent 1" w:uiPriority="48"/>
-    <w:lsdException w:name="Grid Table 4 Accent 1" w:uiPriority="49"/>
-    <w:lsdException w:name="Grid Table 5 Dark Accent 1" w:uiPriority="50"/>
-    <w:lsdException w:name="Grid Table 6 Colorful Accent 1" w:uiPriority="51"/>
-    <w:lsdException w:name="Grid Table 7 Colorful Accent 1" w:uiPriority="52"/>
-    <w:lsdException w:name="Grid Table 1 Light Accent 2" w:uiPriority="46"/>
-    <w:lsdException w:name="Grid Table 2 Accent 2" w:uiPriority="47"/>
-    <w:lsdException w:name="Grid Table 3 Accent 2" w:uiPriority="48"/>
-    <w:lsdException w:name="Grid Table 4 Accent 2" w:uiPriority="49"/>
-    <w:lsdException w:name="Grid Table 5 Dark Accent 2" w:uiPriority="50"/>
-    <w:lsdException w:name="Grid Table 6 Colorful Accent 2" w:uiPriority="51"/>
-    <w:lsdException w:name="Grid Table 7 Colorful Accent 2" w:uiPriority="52"/>
-    <w:lsdException w:name="Grid Table 1 Light Accent 3" w:uiPriority="46"/>
-    <w:lsdException w:name="Grid Table 2 Accent 3" w:uiPriority="47"/>
-    <w:lsdException w:name="Grid Table 3 Accent 3" w:uiPriority="48"/>
-    <w:lsdException w:name="Grid Table 4 Accent 3" w:uiPriority="49"/>
-    <w:lsdException w:name="Grid Table 5 Dark Accent 3" w:uiPriority="50"/>
-    <w:lsdException w:name="Grid Table 6 Colorful Accent 3" w:uiPriority="51"/>
-    <w:lsdException w:name="Grid Table 7 Colorful Accent 3" w:uiPriority="52"/>
-    <w:lsdException w:name="Grid Table 1 Light Accent 4" w:uiPriority="46"/>
-    <w:lsdException w:name="Grid Table 2 Accent 4" w:uiPriority="47"/>
-    <w:lsdException w:name="Grid Table 3 Accent 4" w:uiPriority="48"/>
-    <w:lsdException w:name="Grid Table 4 Accent 4" w:uiPriority="49"/>
-    <w:lsdException w:name="Grid Table 5 Dark Accent 4" w:uiPriority="50"/>
-    <w:lsdException w:name="Grid Table 6 Colorful Accent 4" w:uiPriority="51"/>
-    <w:lsdException w:name="Grid Table 7 Colorful Accent 4" w:uiPriority="52"/>
-    <w:lsdException w:name="Grid Table 1 Light Accent 5" w:uiPriority="46"/>
-    <w:lsdException w:name="Grid Table 2 Accent 5" w:uiPriority="47"/>
-    <w:lsdException w:name="Grid Table 3 Accent 5" w:uiPriority="48"/>
-    <w:lsdException w:name="Grid Table 4 Accent 5" w:uiPriority="49"/>
-    <w:lsdException w:name="Grid Table 5 Dark Accent 5" w:uiPriority="50"/>
-    <w:lsdException w:name="Grid Table 6 Colorful Accent 5" w:uiPriority="51"/>
-    <w:lsdException w:name="Grid Table 7 Colorful Accent 5" w:uiPriority="52"/>
-    <w:lsdException w:name="Grid Table 1 Light Accent 6" w:uiPriority="46"/>
-    <w:lsdException w:name="Grid Table 2 Accent 6" w:uiPriority="47"/>
-    <w:lsdException w:name="Grid Table 3 Accent 6" w:uiPriority="48"/>
-    <w:lsdException w:name="Grid Table 4 Accent 6" w:uiPriority="49"/>
-    <w:lsdException w:name="Grid Table 5 Dark Accent 6" w:uiPriority="50"/>
-    <w:lsdException w:name="Grid Table 6 Colorful Accent 6" w:uiPriority="51"/>
-    <w:lsdException w:name="Grid Table 7 Colorful Accent 6" w:uiPriority="52"/>
-    <w:lsdException w:name="List Table 1 Light" w:uiPriority="46"/>
-    <w:lsdException w:name="List Table 2" w:uiPriority="47"/>
-    <w:lsdException w:name="List Table 3" w:uiPriority="48"/>
-    <w:lsdException w:name="List Table 4" w:uiPriority="49"/>
-    <w:lsdException w:name="List Table 5 Dark" w:uiPriority="50"/>
-    <w:lsdException w:name="List Table 6 Colorful" w:uiPriority="51"/>
-    <w:lsdException w:name="List Table 7 Colorful" w:uiPriority="52"/>
-    <w:lsdException w:name="List Table 1 Light Accent 1" w:uiPriority="46"/>
-    <w:lsdException w:name="List Table 2 Accent 1" w:uiPriority="47"/>
-    <w:lsdException w:name="List Table 3 Accent 1" w:uiPriority="48"/>
-    <w:lsdException w:name="List Table 4 Accent 1" w:uiPriority="49"/>
-    <w:lsdException w:name="List Table 5 Dark Accent 1" w:uiPriority="50"/>
-    <w:lsdException w:name="List Table 6 Colorful Accent 1" w:uiPriority="51"/>
-    <w:lsdException w:name="List Table 7 Colorful Accent 1" w:uiPriority="52"/>
-    <w:lsdException w:name="List Table 1 Light Accent 2" w:uiPriority="46"/>
-    <w:lsdException w:name="List Table 2 Accent 2" w:uiPriority="47"/>
-    <w:lsdException w:name="List Table 3 Accent 2" w:uiPriority="48"/>
-    <w:lsdException w:name="List Table 4 Accent 2" w:uiPriority="49"/>
-    <w:lsdException w:name="List Table 5 Dark Accent 2" w:uiPriority="50"/>
-    <w:lsdException w:name="List Table 6 Colorful Accent 2" w:uiPriority="51"/>
-    <w:lsdException w:name="List Table 7 Colorful Accent 2" w:uiPriority="52"/>
-    <w:lsdException w:name="List Table 1 Light Accent 3" w:uiPriority="46"/>
-    <w:lsdException w:name="List Table 2 Accent 3" w:uiPriority="47"/>
-    <w:lsdException w:name="List Table 3 Accent 3" w:uiPriority="48"/>
-    <w:lsdException w:name="List Table 4 Accent 3" w:uiPriority="49"/>
-    <w:lsdException w:name="List Table 5 Dark Accent 3" w:uiPriority="50"/>
-    <w:lsdException w:name="List Table 6 Colorful Accent 3" w:uiPriority="51"/>
-    <w:lsdException w:name="List Table 7 Colorful Accent 3" w:uiPriority="52"/>
-    <w:lsdException w:name="List Table 1 Light Accent 4" w:uiPriority="46"/>
-    <w:lsdException w:name="List Table 2 Accent 4" w:uiPriority="47"/>
-    <w:lsdException w:name="List Table 3 Accent 4" w:uiPriority="48"/>
-    <w:lsdException w:name="List Table 4 Accent 4" w:uiPriority="49"/>
-    <w:lsdException w:name="List Table 5 Dark Accent 4" w:uiPriority="50"/>
-    <w:lsdException w:name="List Table 6 Colorful Accent 4" w:uiPriority="51"/>
-    <w:lsdException w:name="List Table 7 Colorful Accent 4" w:uiPriority="52"/>
-    <w:lsdException w:name="List Table 1 Light Accent 5" w:uiPriority="46"/>
-    <w:lsdException w:name="List Table 2 Accent 5" w:uiPriority="47"/>
-    <w:lsdException w:name="List Table 3 Accent 5" w:uiPriority="48"/>
-    <w:lsdException w:name="List Table 4 Accent 5" w:uiPriority="49"/>
-    <w:lsdException w:name="List Table 5 Dark Accent 5" w:uiPriority="50"/>
-    <w:lsdException w:name="List Table 6 Colorful Accent 5" w:uiPriority="51"/>
-    <w:lsdException w:name="List Table 7 Colorful Accent 5" w:uiPriority="52"/>
-    <w:lsdException w:name="List Table 1 Light Accent 6" w:uiPriority="46"/>
-    <w:lsdException w:name="List Table 2 Accent 6" w:uiPriority="47"/>
-    <w:lsdException w:name="List Table 3 Accent 6" w:uiPriority="48"/>
-    <w:lsdException w:name="List Table 4 Accent 6" w:uiPriority="49"/>
-    <w:lsdException w:name="List Table 5 Dark Accent 6" w:uiPriority="50"/>
-    <w:lsdException w:name="List Table 6 Colorful Accent 6" w:uiPriority="51"/>
-    <w:lsdException w:name="List Table 7 Colorful Accent 6" w:uiPriority="52"/>
-    <w:lsdException w:name="Mention" w:semiHidden="1" w:unhideWhenUsed="1"/>
-    <w:lsdException w:name="Smart Hyperlink" w:semiHidden="1" w:unhideWhenUsed="1"/>
-    <w:lsdException w:name="Hashtag" w:semiHidden="1" w:unhideWhenUsed="1"/>
-    <w:lsdException w:name="Unresolved Mention" w:semiHidden="1" w:unhideWhenUsed="1"/>
-    <w:lsdException w:name="Smart Link" w:semiHidden="1" w:unhideWhenUsed="1"/>
+  <w:latentStyles w:defLockedState="0" w:defUIPriority="99" w:defSemiHidden="1" w:defUnhideWhenUsed="1" w:defQFormat="0" w:count="267">
+    <w:lsdException w:name="Normal" w:semiHidden="0" w:uiPriority="0" w:unhideWhenUsed="0" w:qFormat="1"/>
+    <w:lsdException w:name="heading 1" w:semiHidden="0" w:uiPriority="9" w:unhideWhenUsed="0" w:qFormat="1"/>
+    <w:lsdException w:name="heading 2" w:uiPriority="9" w:qFormat="1"/>
+    <w:lsdException w:name="heading 3" w:uiPriority="9" w:qFormat="1"/>
+    <w:lsdException w:name="heading 4" w:uiPriority="9" w:qFormat="1"/>
+    <w:lsdException w:name="heading 5" w:uiPriority="9" w:qFormat="1"/>
+    <w:lsdException w:name="heading 6" w:uiPriority="9" w:qFormat="1"/>
+    <w:lsdException w:name="heading 7" w:uiPriority="9" w:qFormat="1"/>
+    <w:lsdException w:name="heading 8" w:uiPriority="9" w:qFormat="1"/>
+    <w:lsdException w:name="heading 9" w:uiPriority="9" w:qFormat="1"/>
+    <w:lsdException w:name="toc 1" w:uiPriority="39"/>
+    <w:lsdException w:name="toc 2" w:uiPriority="39"/>
+    <w:lsdException w:name="toc 3" w:uiPriority="39"/>
+    <w:lsdException w:name="toc 4" w:uiPriority="39"/>
+    <w:lsdException w:name="toc 5" w:uiPriority="39"/>
+    <w:lsdException w:name="toc 6" w:uiPriority="39"/>
+    <w:lsdException w:name="toc 7" w:uiPriority="39"/>
+    <w:lsdException w:name="toc 8" w:uiPriority="39"/>
+    <w:lsdException w:name="toc 9" w:uiPriority="39"/>
+    <w:lsdException w:name="caption" w:uiPriority="35" w:qFormat="1"/>
+    <w:lsdException w:name="Title" w:semiHidden="0" w:uiPriority="10" w:unhideWhenUsed="0" w:qFormat="1"/>
+    <w:lsdException w:name="Default Paragraph Font" w:uiPriority="1"/>
+    <w:lsdException w:name="Subtitle" w:semiHidden="0" w:uiPriority="11" w:unhideWhenUsed="0" w:qFormat="1"/>
+    <w:lsdException w:name="Strong" w:semiHidden="0" w:uiPriority="22" w:unhideWhenUsed="0" w:qFormat="1"/>
+    <w:lsdException w:name="Emphasis" w:semiHidden="0" w:uiPriority="20" w:unhideWhenUsed="0" w:qFormat="1"/>
+    <w:lsdException w:name="Table Grid" w:semiHidden="0" w:uiPriority="39" w:unhideWhenUsed="0"/>
+    <w:lsdException w:name="Placeholder Text" w:unhideWhenUsed="0"/>
+    <w:lsdException w:name="No Spacing" w:semiHidden="0" w:uiPriority="1" w:unhideWhenUsed="0" w:qFormat="1"/>
+    <w:lsdException w:name="Light Shading" w:semiHidden="0" w:uiPriority="60" w:unhideWhenUsed="0"/>
+    <w:lsdException w:name="Light List" w:semiHidden="0" w:uiPriority="61" w:unhideWhenUsed="0"/>
+    <w:lsdException w:name="Light Grid" w:semiHidden="0" w:uiPriority="62" w:unhideWhenUsed="0"/>
+    <w:lsdException w:name="Medium Shading 1" w:semiHidden="0" w:uiPriority="63" w:unhideWhenUsed="0"/>
+    <w:lsdException w:name="Medium Shading 2" w:semiHidden="0" w:uiPriority="64" w:unhideWhenUsed="0"/>
+    <w:lsdException w:name="Medium List 1" w:semiHidden="0" w:uiPriority="65" w:unhideWhenUsed="0"/>
+    <w:lsdException w:name="Medium List 2" w:semiHidden="0" w:uiPriority="66" w:unhideWhenUsed="0"/>
+    <w:lsdException w:name="Medium Grid 1" w:semiHidden="0" w:uiPriority="67" w:unhideWhenUsed="0"/>
+    <w:lsdException w:name="Medium Grid 2" w:semiHidden="0" w:uiPriority="68" w:unhideWhenUsed="0"/>
+    <w:lsdException w:name="Medium Grid 3" w:semiHidden="0" w:uiPriority="69" w:unhideWhenUsed="0"/>
+    <w:lsdException w:name="Dark List" w:semiHidden="0" w:uiPriority="70" w:unhideWhenUsed="0"/>
+    <w:lsdException w:name="Colorful Shading" w:semiHidden="0" w:uiPriority="71" w:unhideWhenUsed="0"/>
+    <w:lsdException w:name="Colorful List" w:semiHidden="0" w:uiPriority="72" w:unhideWhenUsed="0"/>
+    <w:lsdException w:name="Colorful Grid" w:semiHidden="0" w:uiPriority="73" w:unhideWhenUsed="0"/>
+    <w:lsdException w:name="Light Shading Accent 1" w:semiHidden="0" w:uiPriority="60" w:unhideWhenUsed="0"/>
+    <w:lsdException w:name="Light List Accent 1" w:semiHidden="0" w:uiPriority="61" w:unhideWhenUsed="0"/>
+    <w:lsdException w:name="Light Grid Accent 1" w:semiHidden="0" w:uiPriority="62" w:unhideWhenUsed="0"/>
+    <w:lsdException w:name="Medium Shading 1 Accent 1" w:semiHidden="0" w:uiPriority="63" w:unhideWhenUsed="0"/>
+    <w:lsdException w:name="Medium Shading 2 Accent 1" w:semiHidden="0" w:uiPriority="64" w:unhideWhenUsed="0"/>
+    <w:lsdException w:name="Medium List 1 Accent 1" w:semiHidden="0" w:uiPriority="65" w:unhideWhenUsed="0"/>
+    <w:lsdException w:name="Revision" w:unhideWhenUsed="0"/>
+    <w:lsdException w:name="List Paragraph" w:semiHidden="0" w:uiPriority="34" w:unhideWhenUsed="0" w:qFormat="1"/>
+    <w:lsdException w:name="Quote" w:semiHidden="0" w:uiPriority="29" w:unhideWhenUsed="0" w:qFormat="1"/>
+    <w:lsdException w:name="Intense Quote" w:semiHidden="0" w:uiPriority="30" w:unhideWhenUsed="0" w:qFormat="1"/>
+    <w:lsdException w:name="Medium List 2 Accent 1" w:semiHidden="0" w:uiPriority="66" w:unhideWhenUsed="0"/>
+    <w:lsdException w:name="Medium Grid 1 Accent 1" w:semiHidden="0" w:uiPriority="67" w:unhideWhenUsed="0"/>
+    <w:lsdException w:name="Medium Grid 2 Accent 1" w:semiHidden="0" w:uiPriority="68" w:unhideWhenUsed="0"/>
+    <w:lsdException w:name="Medium Grid 3 Accent 1" w:semiHidden="0" w:uiPriority="69" w:unhideWhenUsed="0"/>
+    <w:lsdException w:name="Dark List Accent 1" w:semiHidden="0" w:uiPriority="70" w:unhideWhenUsed="0"/>
+    <w:lsdException w:name="Colorful Shading Accent 1" w:semiHidden="0" w:uiPriority="71" w:unhideWhenUsed="0"/>
+    <w:lsdException w:name="Colorful List Accent 1" w:semiHidden="0" w:uiPriority="72" w:unhideWhenUsed="0"/>
+    <w:lsdException w:name="Colorful Grid Accent 1" w:semiHidden="0" w:uiPriority="73" w:unhideWhenUsed="0"/>
+    <w:lsdException w:name="Light Shading Accent 2" w:semiHidden="0" w:uiPriority="60" w:unhideWhenUsed="0"/>
+    <w:lsdException w:name="Light List Accent 2" w:semiHidden="0" w:uiPriority="61" w:unhideWhenUsed="0"/>
+    <w:lsdException w:name="Light Grid Accent 2" w:semiHidden="0" w:uiPriority="62" w:unhideWhenUsed="0"/>
+    <w:lsdException w:name="Medium Shading 1 Accent 2" w:semiHidden="0" w:uiPriority="63" w:unhideWhenUsed="0"/>
+    <w:lsdException w:name="Medium Shading 2 Accent 2" w:semiHidden="0" w:uiPriority="64" w:unhideWhenUsed="0"/>
+    <w:lsdException w:name="Medium List 1 Accent 2" w:semiHidden="0" w:uiPriority="65" w:unhideWhenUsed="0"/>
+    <w:lsdException w:name="Medium List 2 Accent 2" w:semiHidden="0" w:uiPriority="66" w:unhideWhenUsed="0"/>
+    <w:lsdException w:name="Medium Grid 1 Accent 2" w:semiHidden="0" w:uiPriority="67" w:unhideWhenUsed="0"/>
+    <w:lsdException w:name="Medium Grid 2 Accent 2" w:semiHidden="0" w:uiPriority="68" w:unhideWhenUsed="0"/>
+    <w:lsdException w:name="Medium Grid 3 Accent 2" w:semiHidden="0" w:uiPriority="69" w:unhideWhenUsed="0"/>
+    <w:lsdException w:name="Dark List Accent 2" w:semiHidden="0" w:uiPriority="70" w:unhideWhenUsed="0"/>
+    <w:lsdException w:name="Colorful Shading Accent 2" w:semiHidden="0" w:uiPriority="71" w:unhideWhenUsed="0"/>
+    <w:lsdException w:name="Colorful List Accent 2" w:semiHidden="0" w:uiPriority="72" w:unhideWhenUsed="0"/>
+    <w:lsdException w:name="Colorful Grid Accent 2" w:semiHidden="0" w:uiPriority="73" w:unhideWhenUsed="0"/>
+    <w:lsdException w:name="Light Shading Accent 3" w:semiHidden="0" w:uiPriority="60" w:unhideWhenUsed="0"/>
+    <w:lsdException w:name="Light List Accent 3" w:semiHidden="0" w:uiPriority="61" w:unhideWhenUsed="0"/>
+    <w:lsdException w:name="Light Grid Accent 3" w:semiHidden="0" w:uiPriority="62" w:unhideWhenUsed="0"/>
+    <w:lsdException w:name="Medium Shading 1 Accent 3" w:semiHidden="0" w:uiPriority="63" w:unhideWhenUsed="0"/>
+    <w:lsdException w:name="Medium Shading 2 Accent 3" w:semiHidden="0" w:uiPriority="64" w:unhideWhenUsed="0"/>
+    <w:lsdException w:name="Medium List 1 Accent 3" w:semiHidden="0" w:uiPriority="65" w:unhideWhenUsed="0"/>
+    <w:lsdException w:name="Medium List 2 Accent 3" w:semiHidden="0" w:uiPriority="66" w:unhideWhenUsed="0"/>
+    <w:lsdException w:name="Medium Grid 1 Accent 3" w:semiHidden="0" w:uiPriority="67" w:unhideWhenUsed="0"/>
+    <w:lsdException w:name="Medium Grid 2 Accent 3" w:semiHidden="0" w:uiPriority="68" w:unhideWhenUsed="0"/>
+    <w:lsdException w:name="Medium Grid 3 Accent 3" w:semiHidden="0" w:uiPriority="69" w:unhideWhenUsed="0"/>
+    <w:lsdException w:name="Dark List Accent 3" w:semiHidden="0" w:uiPriority="70" w:unhideWhenUsed="0"/>
+    <w:lsdException w:name="Colorful Shading Accent 3" w:semiHidden="0" w:uiPriority="71" w:unhideWhenUsed="0"/>
+    <w:lsdException w:name="Colorful List Accent 3" w:semiHidden="0" w:uiPriority="72" w:unhideWhenUsed="0"/>
+    <w:lsdException w:name="Colorful Grid Accent 3" w:semiHidden="0" w:uiPriority="73" w:unhideWhenUsed="0"/>
+    <w:lsdException w:name="Light Shading Accent 4" w:semiHidden="0" w:uiPriority="60" w:unhideWhenUsed="0"/>
+    <w:lsdException w:name="Light List Accent 4" w:semiHidden="0" w:uiPriority="61" w:unhideWhenUsed="0"/>
+    <w:lsdException w:name="Light Grid Accent 4" w:semiHidden="0" w:uiPriority="62" w:unhideWhenUsed="0"/>
+    <w:lsdException w:name="Medium Shading 1 Accent 4" w:semiHidden="0" w:uiPriority="63" w:unhideWhenUsed="0"/>
+    <w:lsdException w:name="Medium Shading 2 Accent 4" w:semiHidden="0" w:uiPriority="64" w:unhideWhenUsed="0"/>
+    <w:lsdException w:name="Medium List 1 Accent 4" w:semiHidden="0" w:uiPriority="65" w:unhideWhenUsed="0"/>
+    <w:lsdException w:name="Medium List 2 Accent 4" w:semiHidden="0" w:uiPriority="66" w:unhideWhenUsed="0"/>
+    <w:lsdException w:name="Medium Grid 1 Accent 4" w:semiHidden="0" w:uiPriority="67" w:unhideWhenUsed="0"/>
+    <w:lsdException w:name="Medium Grid 2 Accent 4" w:semiHidden="0" w:uiPriority="68" w:unhideWhenUsed="0"/>
+    <w:lsdException w:name="Medium Grid 3 Accent 4" w:semiHidden="0" w:uiPriority="69" w:unhideWhenUsed="0"/>
+    <w:lsdException w:name="Dark List Accent 4" w:semiHidden="0" w:uiPriority="70" w:unhideWhenUsed="0"/>
+    <w:lsdException w:name="Colorful Shading Accent 4" w:semiHidden="0" w:uiPriority="71" w:unhideWhenUsed="0"/>
+    <w:lsdException w:name="Colorful List Accent 4" w:semiHidden="0" w:uiPriority="72" w:unhideWhenUsed="0"/>
+    <w:lsdException w:name="Colorful Grid Accent 4" w:semiHidden="0" w:uiPriority="73" w:unhideWhenUsed="0"/>
+    <w:lsdException w:name="Light Shading Accent 5" w:semiHidden="0" w:uiPriority="60" w:unhideWhenUsed="0"/>
+    <w:lsdException w:name="Light List Accent 5" w:semiHidden="0" w:uiPriority="61" w:unhideWhenUsed="0"/>
+    <w:lsdException w:name="Light Grid Accent 5" w:semiHidden="0" w:uiPriority="62" w:unhideWhenUsed="0"/>
+    <w:lsdException w:name="Medium Shading 1 Accent 5" w:semiHidden="0" w:uiPriority="63" w:unhideWhenUsed="0"/>
+    <w:lsdException w:name="Medium Shading 2 Accent 5" w:semiHidden="0" w:uiPriority="64" w:unhideWhenUsed="0"/>
+    <w:lsdException w:name="Medium List 1 Accent 5" w:semiHidden="0" w:uiPriority="65" w:unhideWhenUsed="0"/>
+    <w:lsdException w:name="Medium List 2 Accent 5" w:semiHidden="0" w:uiPriority="66" w:unhideWhenUsed="0"/>
+    <w:lsdException w:name="Medium Grid 1 Accent 5" w:semiHidden="0" w:uiPriority="67" w:unhideWhenUsed="0"/>
+    <w:lsdException w:name="Medium Grid 2 Accent 5" w:semiHidden="0" w:uiPriority="68" w:unhideWhenUsed="0"/>
+    <w:lsdException w:name="Medium Grid 3 Accent 5" w:semiHidden="0" w:uiPriority="69" w:unhideWhenUsed="0"/>
+    <w:lsdException w:name="Dark List Accent 5" w:semiHidden="0" w:uiPriority="70" w:unhideWhenUsed="0"/>
+    <w:lsdException w:name="Colorful Shading Accent 5" w:semiHidden="0" w:uiPriority="71" w:unhideWhenUsed="0"/>
+    <w:lsdException w:name="Colorful List Accent 5" w:semiHidden="0" w:uiPriority="72" w:unhideWhenUsed="0"/>
+    <w:lsdException w:name="Colorful Grid Accent 5" w:semiHidden="0" w:uiPriority="73" w:unhideWhenUsed="0"/>
+    <w:lsdException w:name="Light Shading Accent 6" w:semiHidden="0" w:uiPriority="60" w:unhideWhenUsed="0"/>
+    <w:lsdException w:name="Light List Accent 6" w:semiHidden="0" w:uiPriority="61" w:unhideWhenUsed="0"/>
+    <w:lsdException w:name="Light Grid Accent 6" w:semiHidden="0" w:uiPriority="62" w:unhideWhenUsed="0"/>
+    <w:lsdException w:name="Medium Shading 1 Accent 6" w:semiHidden="0" w:uiPriority="63" w:unhideWhenUsed="0"/>
+    <w:lsdException w:name="Medium Shading 2 Accent 6" w:semiHidden="0" w:uiPriority="64" w:unhideWhenUsed="0"/>
+    <w:lsdException w:name="Medium List 1 Accent 6" w:semiHidden="0" w:uiPriority="65" w:unhideWhenUsed="0"/>
+    <w:lsdException w:name="Medium List 2 Accent 6" w:semiHidden="0" w:uiPriority="66" w:unhideWhenUsed="0"/>
+    <w:lsdException w:name="Medium Grid 1 Accent 6" w:semiHidden="0" w:uiPriority="67" w:unhideWhenUsed="0"/>
+    <w:lsdException w:name="Medium Grid 2 Accent 6" w:semiHidden="0" w:uiPriority="68" w:unhideWhenUsed="0"/>
+    <w:lsdException w:name="Medium Grid 3 Accent 6" w:semiHidden="0" w:uiPriority="69" w:unhideWhenUsed="0"/>
+    <w:lsdException w:name="Dark List Accent 6" w:semiHidden="0" w:uiPriority="70" w:unhideWhenUsed="0"/>
+    <w:lsdException w:name="Colorful Shading Accent 6" w:semiHidden="0" w:uiPriority="71" w:unhideWhenUsed="0"/>
+    <w:lsdException w:name="Colorful List Accent 6" w:semiHidden="0" w:uiPriority="72" w:unhideWhenUsed="0"/>
+    <w:lsdException w:name="Colorful Grid Accent 6" w:semiHidden="0" w:uiPriority="73" w:unhideWhenUsed="0"/>
+    <w:lsdException w:name="Subtle Emphasis" w:semiHidden="0" w:uiPriority="19" w:unhideWhenUsed="0" w:qFormat="1"/>
+    <w:lsdException w:name="Intense Emphasis" w:semiHidden="0" w:uiPriority="21" w:unhideWhenUsed="0" w:qFormat="1"/>
+    <w:lsdException w:name="Subtle Reference" w:semiHidden="0" w:uiPriority="31" w:unhideWhenUsed="0" w:qFormat="1"/>
+    <w:lsdException w:name="Intense Reference" w:semiHidden="0" w:uiPriority="32" w:unhideWhenUsed="0" w:qFormat="1"/>
+    <w:lsdException w:name="Book Title" w:semiHidden="0" w:uiPriority="33" w:unhideWhenUsed="0" w:qFormat="1"/>
+    <w:lsdException w:name="Bibliography" w:uiPriority="37"/>
+    <w:lsdException w:name="TOC Heading" w:uiPriority="39" w:qFormat="1"/>
   </w:latentStyles>
   <w:style w:type="paragraph" w:default="1" w:styleId="a">
     <w:name w:val="Normal"/>
@@ -15880,7 +15758,7 @@
   <w:style w:type="paragraph" w:styleId="a4">
     <w:name w:val="header"/>
     <w:basedOn w:val="a"/>
-    <w:link w:val="a5"/>
+    <w:link w:val="Char"/>
     <w:uiPriority w:val="99"/>
     <w:unhideWhenUsed/>
     <w:rsid w:val="004811CF"/>
@@ -15897,8 +15775,8 @@
       <w:szCs w:val="18"/>
     </w:rPr>
   </w:style>
-  <w:style w:type="character" w:customStyle="1" w:styleId="a5">
-    <w:name w:val="页眉 字符"/>
+  <w:style w:type="character" w:customStyle="1" w:styleId="Char">
+    <w:name w:val="页眉 Char"/>
     <w:basedOn w:val="a0"/>
     <w:link w:val="a4"/>
     <w:uiPriority w:val="99"/>
@@ -15908,10 +15786,10 @@
       <w:szCs w:val="18"/>
     </w:rPr>
   </w:style>
-  <w:style w:type="paragraph" w:styleId="a6">
+  <w:style w:type="paragraph" w:styleId="a5">
     <w:name w:val="footer"/>
     <w:basedOn w:val="a"/>
-    <w:link w:val="a7"/>
+    <w:link w:val="Char0"/>
     <w:uiPriority w:val="99"/>
     <w:unhideWhenUsed/>
     <w:rsid w:val="004811CF"/>
@@ -15928,10 +15806,10 @@
       <w:szCs w:val="18"/>
     </w:rPr>
   </w:style>
-  <w:style w:type="character" w:customStyle="1" w:styleId="a7">
-    <w:name w:val="页脚 字符"/>
+  <w:style w:type="character" w:customStyle="1" w:styleId="Char0">
+    <w:name w:val="页脚 Char"/>
     <w:basedOn w:val="a0"/>
-    <w:link w:val="a6"/>
+    <w:link w:val="a5"/>
     <w:uiPriority w:val="99"/>
     <w:rsid w:val="004811CF"/>
     <w:rPr>
@@ -15939,7 +15817,7 @@
       <w:szCs w:val="18"/>
     </w:rPr>
   </w:style>
-  <w:style w:type="character" w:styleId="a8">
+  <w:style w:type="character" w:styleId="a6">
     <w:name w:val="Hyperlink"/>
     <w:basedOn w:val="a0"/>
     <w:uiPriority w:val="99"/>
@@ -15950,7 +15828,7 @@
       <w:u w:val="single"/>
     </w:rPr>
   </w:style>
-  <w:style w:type="character" w:styleId="a9">
+  <w:style w:type="character" w:customStyle="1" w:styleId="UnresolvedMention">
     <w:name w:val="Unresolved Mention"/>
     <w:basedOn w:val="a0"/>
     <w:uiPriority w:val="99"/>
@@ -15962,12 +15840,13 @@
       <w:shd w:val="clear" w:color="auto" w:fill="E1DFDD"/>
     </w:rPr>
   </w:style>
-  <w:style w:type="table" w:styleId="aa">
+  <w:style w:type="table" w:styleId="a7">
     <w:name w:val="Table Grid"/>
     <w:basedOn w:val="a1"/>
     <w:uiPriority w:val="39"/>
     <w:rsid w:val="00054300"/>
     <w:tblPr>
+      <w:tblInd w:w="0" w:type="dxa"/>
       <w:tblBorders>
         <w:top w:val="single" w:sz="4" w:space="0" w:color="auto"/>
         <w:left w:val="single" w:sz="4" w:space="0" w:color="auto"/>
@@ -15976,9 +15855,15 @@
         <w:insideH w:val="single" w:sz="4" w:space="0" w:color="auto"/>
         <w:insideV w:val="single" w:sz="4" w:space="0" w:color="auto"/>
       </w:tblBorders>
+      <w:tblCellMar>
+        <w:top w:w="0" w:type="dxa"/>
+        <w:left w:w="108" w:type="dxa"/>
+        <w:bottom w:w="0" w:type="dxa"/>
+        <w:right w:w="108" w:type="dxa"/>
+      </w:tblCellMar>
     </w:tblPr>
   </w:style>
-  <w:style w:type="paragraph" w:styleId="ab">
+  <w:style w:type="paragraph" w:styleId="a8">
     <w:name w:val="Normal (Web)"/>
     <w:basedOn w:val="a"/>
     <w:uiPriority w:val="99"/>
@@ -15991,7 +15876,7 @@
       <w:szCs w:val="24"/>
     </w:rPr>
   </w:style>
-  <w:style w:type="character" w:styleId="ac">
+  <w:style w:type="character" w:styleId="a9">
     <w:name w:val="FollowedHyperlink"/>
     <w:basedOn w:val="a0"/>
     <w:uiPriority w:val="99"/>
@@ -16001,6 +15886,393 @@
     <w:rPr>
       <w:color w:val="96607D" w:themeColor="followedHyperlink"/>
       <w:u w:val="single"/>
+    </w:rPr>
+  </w:style>
+  <w:style w:type="paragraph" w:styleId="aa">
+    <w:name w:val="Balloon Text"/>
+    <w:basedOn w:val="a"/>
+    <w:link w:val="Char1"/>
+    <w:uiPriority w:val="99"/>
+    <w:semiHidden/>
+    <w:unhideWhenUsed/>
+    <w:rsid w:val="00CA20FC"/>
+    <w:rPr>
+      <w:sz w:val="18"/>
+      <w:szCs w:val="18"/>
+    </w:rPr>
+  </w:style>
+  <w:style w:type="character" w:customStyle="1" w:styleId="Char1">
+    <w:name w:val="批注框文本 Char"/>
+    <w:basedOn w:val="a0"/>
+    <w:link w:val="aa"/>
+    <w:uiPriority w:val="99"/>
+    <w:semiHidden/>
+    <w:rsid w:val="00CA20FC"/>
+    <w:rPr>
+      <w:sz w:val="18"/>
+      <w:szCs w:val="18"/>
+    </w:rPr>
+  </w:style>
+</w:styles>
+</file>
+
+<file path=word/stylesWithEffects.xml><?xml version="1.0" encoding="utf-8"?>
+<w:styles xmlns:wpc="http://schemas.microsoft.com/office/word/2010/wordprocessingCanvas" xmlns:mc="http://schemas.openxmlformats.org/markup-compatibility/2006" xmlns:o="urn:schemas-microsoft-com:office:office" xmlns:r="http://schemas.openxmlformats.org/officeDocument/2006/relationships" xmlns:m="http://schemas.openxmlformats.org/officeDocument/2006/math" xmlns:v="urn:schemas-microsoft-com:vml" xmlns:wp14="http://schemas.microsoft.com/office/word/2010/wordprocessingDrawing" xmlns:wp="http://schemas.openxmlformats.org/drawingml/2006/wordprocessingDrawing" xmlns:w10="urn:schemas-microsoft-com:office:word" xmlns:w="http://schemas.openxmlformats.org/wordprocessingml/2006/main" xmlns:w14="http://schemas.microsoft.com/office/word/2010/wordml" xmlns:wpg="http://schemas.microsoft.com/office/word/2010/wordprocessingGroup" xmlns:wpi="http://schemas.microsoft.com/office/word/2010/wordprocessingInk" xmlns:wne="http://schemas.microsoft.com/office/word/2006/wordml" xmlns:wps="http://schemas.microsoft.com/office/word/2010/wordprocessingShape" mc:Ignorable="w14 wp14">
+  <w:docDefaults>
+    <w:rPrDefault>
+      <w:rPr>
+        <w:rFonts w:asciiTheme="minorHAnsi" w:eastAsiaTheme="minorEastAsia" w:hAnsiTheme="minorHAnsi" w:cstheme="minorBidi"/>
+        <w:kern w:val="2"/>
+        <w:sz w:val="21"/>
+        <w:szCs w:val="22"/>
+        <w:lang w:val="en-US" w:eastAsia="zh-CN" w:bidi="ar-SA"/>
+        <w14:ligatures w14:val="standardContextual"/>
+      </w:rPr>
+    </w:rPrDefault>
+    <w:pPrDefault>
+      <w:pPr>
+        <w:widowControl w:val="0"/>
+        <w:jc w:val="both"/>
+      </w:pPr>
+    </w:pPrDefault>
+  </w:docDefaults>
+  <w:latentStyles w:defLockedState="0" w:defUIPriority="99" w:defSemiHidden="1" w:defUnhideWhenUsed="1" w:defQFormat="0" w:count="267">
+    <w:lsdException w:name="Normal" w:semiHidden="0" w:uiPriority="0" w:unhideWhenUsed="0" w:qFormat="1"/>
+    <w:lsdException w:name="heading 1" w:semiHidden="0" w:uiPriority="9" w:unhideWhenUsed="0" w:qFormat="1"/>
+    <w:lsdException w:name="heading 2" w:uiPriority="9" w:qFormat="1"/>
+    <w:lsdException w:name="heading 3" w:uiPriority="9" w:qFormat="1"/>
+    <w:lsdException w:name="heading 4" w:uiPriority="9" w:qFormat="1"/>
+    <w:lsdException w:name="heading 5" w:uiPriority="9" w:qFormat="1"/>
+    <w:lsdException w:name="heading 6" w:uiPriority="9" w:qFormat="1"/>
+    <w:lsdException w:name="heading 7" w:uiPriority="9" w:qFormat="1"/>
+    <w:lsdException w:name="heading 8" w:uiPriority="9" w:qFormat="1"/>
+    <w:lsdException w:name="heading 9" w:uiPriority="9" w:qFormat="1"/>
+    <w:lsdException w:name="toc 1" w:uiPriority="39"/>
+    <w:lsdException w:name="toc 2" w:uiPriority="39"/>
+    <w:lsdException w:name="toc 3" w:uiPriority="39"/>
+    <w:lsdException w:name="toc 4" w:uiPriority="39"/>
+    <w:lsdException w:name="toc 5" w:uiPriority="39"/>
+    <w:lsdException w:name="toc 6" w:uiPriority="39"/>
+    <w:lsdException w:name="toc 7" w:uiPriority="39"/>
+    <w:lsdException w:name="toc 8" w:uiPriority="39"/>
+    <w:lsdException w:name="toc 9" w:uiPriority="39"/>
+    <w:lsdException w:name="caption" w:uiPriority="35" w:qFormat="1"/>
+    <w:lsdException w:name="Title" w:semiHidden="0" w:uiPriority="10" w:unhideWhenUsed="0" w:qFormat="1"/>
+    <w:lsdException w:name="Default Paragraph Font" w:uiPriority="1"/>
+    <w:lsdException w:name="Subtitle" w:semiHidden="0" w:uiPriority="11" w:unhideWhenUsed="0" w:qFormat="1"/>
+    <w:lsdException w:name="Strong" w:semiHidden="0" w:uiPriority="22" w:unhideWhenUsed="0" w:qFormat="1"/>
+    <w:lsdException w:name="Emphasis" w:semiHidden="0" w:uiPriority="20" w:unhideWhenUsed="0" w:qFormat="1"/>
+    <w:lsdException w:name="Table Grid" w:semiHidden="0" w:uiPriority="39" w:unhideWhenUsed="0"/>
+    <w:lsdException w:name="Placeholder Text" w:unhideWhenUsed="0"/>
+    <w:lsdException w:name="No Spacing" w:semiHidden="0" w:uiPriority="1" w:unhideWhenUsed="0" w:qFormat="1"/>
+    <w:lsdException w:name="Light Shading" w:semiHidden="0" w:uiPriority="60" w:unhideWhenUsed="0"/>
+    <w:lsdException w:name="Light List" w:semiHidden="0" w:uiPriority="61" w:unhideWhenUsed="0"/>
+    <w:lsdException w:name="Light Grid" w:semiHidden="0" w:uiPriority="62" w:unhideWhenUsed="0"/>
+    <w:lsdException w:name="Medium Shading 1" w:semiHidden="0" w:uiPriority="63" w:unhideWhenUsed="0"/>
+    <w:lsdException w:name="Medium Shading 2" w:semiHidden="0" w:uiPriority="64" w:unhideWhenUsed="0"/>
+    <w:lsdException w:name="Medium List 1" w:semiHidden="0" w:uiPriority="65" w:unhideWhenUsed="0"/>
+    <w:lsdException w:name="Medium List 2" w:semiHidden="0" w:uiPriority="66" w:unhideWhenUsed="0"/>
+    <w:lsdException w:name="Medium Grid 1" w:semiHidden="0" w:uiPriority="67" w:unhideWhenUsed="0"/>
+    <w:lsdException w:name="Medium Grid 2" w:semiHidden="0" w:uiPriority="68" w:unhideWhenUsed="0"/>
+    <w:lsdException w:name="Medium Grid 3" w:semiHidden="0" w:uiPriority="69" w:unhideWhenUsed="0"/>
+    <w:lsdException w:name="Dark List" w:semiHidden="0" w:uiPriority="70" w:unhideWhenUsed="0"/>
+    <w:lsdException w:name="Colorful Shading" w:semiHidden="0" w:uiPriority="71" w:unhideWhenUsed="0"/>
+    <w:lsdException w:name="Colorful List" w:semiHidden="0" w:uiPriority="72" w:unhideWhenUsed="0"/>
+    <w:lsdException w:name="Colorful Grid" w:semiHidden="0" w:uiPriority="73" w:unhideWhenUsed="0"/>
+    <w:lsdException w:name="Light Shading Accent 1" w:semiHidden="0" w:uiPriority="60" w:unhideWhenUsed="0"/>
+    <w:lsdException w:name="Light List Accent 1" w:semiHidden="0" w:uiPriority="61" w:unhideWhenUsed="0"/>
+    <w:lsdException w:name="Light Grid Accent 1" w:semiHidden="0" w:uiPriority="62" w:unhideWhenUsed="0"/>
+    <w:lsdException w:name="Medium Shading 1 Accent 1" w:semiHidden="0" w:uiPriority="63" w:unhideWhenUsed="0"/>
+    <w:lsdException w:name="Medium Shading 2 Accent 1" w:semiHidden="0" w:uiPriority="64" w:unhideWhenUsed="0"/>
+    <w:lsdException w:name="Medium List 1 Accent 1" w:semiHidden="0" w:uiPriority="65" w:unhideWhenUsed="0"/>
+    <w:lsdException w:name="Revision" w:unhideWhenUsed="0"/>
+    <w:lsdException w:name="List Paragraph" w:semiHidden="0" w:uiPriority="34" w:unhideWhenUsed="0" w:qFormat="1"/>
+    <w:lsdException w:name="Quote" w:semiHidden="0" w:uiPriority="29" w:unhideWhenUsed="0" w:qFormat="1"/>
+    <w:lsdException w:name="Intense Quote" w:semiHidden="0" w:uiPriority="30" w:unhideWhenUsed="0" w:qFormat="1"/>
+    <w:lsdException w:name="Medium List 2 Accent 1" w:semiHidden="0" w:uiPriority="66" w:unhideWhenUsed="0"/>
+    <w:lsdException w:name="Medium Grid 1 Accent 1" w:semiHidden="0" w:uiPriority="67" w:unhideWhenUsed="0"/>
+    <w:lsdException w:name="Medium Grid 2 Accent 1" w:semiHidden="0" w:uiPriority="68" w:unhideWhenUsed="0"/>
+    <w:lsdException w:name="Medium Grid 3 Accent 1" w:semiHidden="0" w:uiPriority="69" w:unhideWhenUsed="0"/>
+    <w:lsdException w:name="Dark List Accent 1" w:semiHidden="0" w:uiPriority="70" w:unhideWhenUsed="0"/>
+    <w:lsdException w:name="Colorful Shading Accent 1" w:semiHidden="0" w:uiPriority="71" w:unhideWhenUsed="0"/>
+    <w:lsdException w:name="Colorful List Accent 1" w:semiHidden="0" w:uiPriority="72" w:unhideWhenUsed="0"/>
+    <w:lsdException w:name="Colorful Grid Accent 1" w:semiHidden="0" w:uiPriority="73" w:unhideWhenUsed="0"/>
+    <w:lsdException w:name="Light Shading Accent 2" w:semiHidden="0" w:uiPriority="60" w:unhideWhenUsed="0"/>
+    <w:lsdException w:name="Light List Accent 2" w:semiHidden="0" w:uiPriority="61" w:unhideWhenUsed="0"/>
+    <w:lsdException w:name="Light Grid Accent 2" w:semiHidden="0" w:uiPriority="62" w:unhideWhenUsed="0"/>
+    <w:lsdException w:name="Medium Shading 1 Accent 2" w:semiHidden="0" w:uiPriority="63" w:unhideWhenUsed="0"/>
+    <w:lsdException w:name="Medium Shading 2 Accent 2" w:semiHidden="0" w:uiPriority="64" w:unhideWhenUsed="0"/>
+    <w:lsdException w:name="Medium List 1 Accent 2" w:semiHidden="0" w:uiPriority="65" w:unhideWhenUsed="0"/>
+    <w:lsdException w:name="Medium List 2 Accent 2" w:semiHidden="0" w:uiPriority="66" w:unhideWhenUsed="0"/>
+    <w:lsdException w:name="Medium Grid 1 Accent 2" w:semiHidden="0" w:uiPriority="67" w:unhideWhenUsed="0"/>
+    <w:lsdException w:name="Medium Grid 2 Accent 2" w:semiHidden="0" w:uiPriority="68" w:unhideWhenUsed="0"/>
+    <w:lsdException w:name="Medium Grid 3 Accent 2" w:semiHidden="0" w:uiPriority="69" w:unhideWhenUsed="0"/>
+    <w:lsdException w:name="Dark List Accent 2" w:semiHidden="0" w:uiPriority="70" w:unhideWhenUsed="0"/>
+    <w:lsdException w:name="Colorful Shading Accent 2" w:semiHidden="0" w:uiPriority="71" w:unhideWhenUsed="0"/>
+    <w:lsdException w:name="Colorful List Accent 2" w:semiHidden="0" w:uiPriority="72" w:unhideWhenUsed="0"/>
+    <w:lsdException w:name="Colorful Grid Accent 2" w:semiHidden="0" w:uiPriority="73" w:unhideWhenUsed="0"/>
+    <w:lsdException w:name="Light Shading Accent 3" w:semiHidden="0" w:uiPriority="60" w:unhideWhenUsed="0"/>
+    <w:lsdException w:name="Light List Accent 3" w:semiHidden="0" w:uiPriority="61" w:unhideWhenUsed="0"/>
+    <w:lsdException w:name="Light Grid Accent 3" w:semiHidden="0" w:uiPriority="62" w:unhideWhenUsed="0"/>
+    <w:lsdException w:name="Medium Shading 1 Accent 3" w:semiHidden="0" w:uiPriority="63" w:unhideWhenUsed="0"/>
+    <w:lsdException w:name="Medium Shading 2 Accent 3" w:semiHidden="0" w:uiPriority="64" w:unhideWhenUsed="0"/>
+    <w:lsdException w:name="Medium List 1 Accent 3" w:semiHidden="0" w:uiPriority="65" w:unhideWhenUsed="0"/>
+    <w:lsdException w:name="Medium List 2 Accent 3" w:semiHidden="0" w:uiPriority="66" w:unhideWhenUsed="0"/>
+    <w:lsdException w:name="Medium Grid 1 Accent 3" w:semiHidden="0" w:uiPriority="67" w:unhideWhenUsed="0"/>
+    <w:lsdException w:name="Medium Grid 2 Accent 3" w:semiHidden="0" w:uiPriority="68" w:unhideWhenUsed="0"/>
+    <w:lsdException w:name="Medium Grid 3 Accent 3" w:semiHidden="0" w:uiPriority="69" w:unhideWhenUsed="0"/>
+    <w:lsdException w:name="Dark List Accent 3" w:semiHidden="0" w:uiPriority="70" w:unhideWhenUsed="0"/>
+    <w:lsdException w:name="Colorful Shading Accent 3" w:semiHidden="0" w:uiPriority="71" w:unhideWhenUsed="0"/>
+    <w:lsdException w:name="Colorful List Accent 3" w:semiHidden="0" w:uiPriority="72" w:unhideWhenUsed="0"/>
+    <w:lsdException w:name="Colorful Grid Accent 3" w:semiHidden="0" w:uiPriority="73" w:unhideWhenUsed="0"/>
+    <w:lsdException w:name="Light Shading Accent 4" w:semiHidden="0" w:uiPriority="60" w:unhideWhenUsed="0"/>
+    <w:lsdException w:name="Light List Accent 4" w:semiHidden="0" w:uiPriority="61" w:unhideWhenUsed="0"/>
+    <w:lsdException w:name="Light Grid Accent 4" w:semiHidden="0" w:uiPriority="62" w:unhideWhenUsed="0"/>
+    <w:lsdException w:name="Medium Shading 1 Accent 4" w:semiHidden="0" w:uiPriority="63" w:unhideWhenUsed="0"/>
+    <w:lsdException w:name="Medium Shading 2 Accent 4" w:semiHidden="0" w:uiPriority="64" w:unhideWhenUsed="0"/>
+    <w:lsdException w:name="Medium List 1 Accent 4" w:semiHidden="0" w:uiPriority="65" w:unhideWhenUsed="0"/>
+    <w:lsdException w:name="Medium List 2 Accent 4" w:semiHidden="0" w:uiPriority="66" w:unhideWhenUsed="0"/>
+    <w:lsdException w:name="Medium Grid 1 Accent 4" w:semiHidden="0" w:uiPriority="67" w:unhideWhenUsed="0"/>
+    <w:lsdException w:name="Medium Grid 2 Accent 4" w:semiHidden="0" w:uiPriority="68" w:unhideWhenUsed="0"/>
+    <w:lsdException w:name="Medium Grid 3 Accent 4" w:semiHidden="0" w:uiPriority="69" w:unhideWhenUsed="0"/>
+    <w:lsdException w:name="Dark List Accent 4" w:semiHidden="0" w:uiPriority="70" w:unhideWhenUsed="0"/>
+    <w:lsdException w:name="Colorful Shading Accent 4" w:semiHidden="0" w:uiPriority="71" w:unhideWhenUsed="0"/>
+    <w:lsdException w:name="Colorful List Accent 4" w:semiHidden="0" w:uiPriority="72" w:unhideWhenUsed="0"/>
+    <w:lsdException w:name="Colorful Grid Accent 4" w:semiHidden="0" w:uiPriority="73" w:unhideWhenUsed="0"/>
+    <w:lsdException w:name="Light Shading Accent 5" w:semiHidden="0" w:uiPriority="60" w:unhideWhenUsed="0"/>
+    <w:lsdException w:name="Light List Accent 5" w:semiHidden="0" w:uiPriority="61" w:unhideWhenUsed="0"/>
+    <w:lsdException w:name="Light Grid Accent 5" w:semiHidden="0" w:uiPriority="62" w:unhideWhenUsed="0"/>
+    <w:lsdException w:name="Medium Shading 1 Accent 5" w:semiHidden="0" w:uiPriority="63" w:unhideWhenUsed="0"/>
+    <w:lsdException w:name="Medium Shading 2 Accent 5" w:semiHidden="0" w:uiPriority="64" w:unhideWhenUsed="0"/>
+    <w:lsdException w:name="Medium List 1 Accent 5" w:semiHidden="0" w:uiPriority="65" w:unhideWhenUsed="0"/>
+    <w:lsdException w:name="Medium List 2 Accent 5" w:semiHidden="0" w:uiPriority="66" w:unhideWhenUsed="0"/>
+    <w:lsdException w:name="Medium Grid 1 Accent 5" w:semiHidden="0" w:uiPriority="67" w:unhideWhenUsed="0"/>
+    <w:lsdException w:name="Medium Grid 2 Accent 5" w:semiHidden="0" w:uiPriority="68" w:unhideWhenUsed="0"/>
+    <w:lsdException w:name="Medium Grid 3 Accent 5" w:semiHidden="0" w:uiPriority="69" w:unhideWhenUsed="0"/>
+    <w:lsdException w:name="Dark List Accent 5" w:semiHidden="0" w:uiPriority="70" w:unhideWhenUsed="0"/>
+    <w:lsdException w:name="Colorful Shading Accent 5" w:semiHidden="0" w:uiPriority="71" w:unhideWhenUsed="0"/>
+    <w:lsdException w:name="Colorful List Accent 5" w:semiHidden="0" w:uiPriority="72" w:unhideWhenUsed="0"/>
+    <w:lsdException w:name="Colorful Grid Accent 5" w:semiHidden="0" w:uiPriority="73" w:unhideWhenUsed="0"/>
+    <w:lsdException w:name="Light Shading Accent 6" w:semiHidden="0" w:uiPriority="60" w:unhideWhenUsed="0"/>
+    <w:lsdException w:name="Light List Accent 6" w:semiHidden="0" w:uiPriority="61" w:unhideWhenUsed="0"/>
+    <w:lsdException w:name="Light Grid Accent 6" w:semiHidden="0" w:uiPriority="62" w:unhideWhenUsed="0"/>
+    <w:lsdException w:name="Medium Shading 1 Accent 6" w:semiHidden="0" w:uiPriority="63" w:unhideWhenUsed="0"/>
+    <w:lsdException w:name="Medium Shading 2 Accent 6" w:semiHidden="0" w:uiPriority="64" w:unhideWhenUsed="0"/>
+    <w:lsdException w:name="Medium List 1 Accent 6" w:semiHidden="0" w:uiPriority="65" w:unhideWhenUsed="0"/>
+    <w:lsdException w:name="Medium List 2 Accent 6" w:semiHidden="0" w:uiPriority="66" w:unhideWhenUsed="0"/>
+    <w:lsdException w:name="Medium Grid 1 Accent 6" w:semiHidden="0" w:uiPriority="67" w:unhideWhenUsed="0"/>
+    <w:lsdException w:name="Medium Grid 2 Accent 6" w:semiHidden="0" w:uiPriority="68" w:unhideWhenUsed="0"/>
+    <w:lsdException w:name="Medium Grid 3 Accent 6" w:semiHidden="0" w:uiPriority="69" w:unhideWhenUsed="0"/>
+    <w:lsdException w:name="Dark List Accent 6" w:semiHidden="0" w:uiPriority="70" w:unhideWhenUsed="0"/>
+    <w:lsdException w:name="Colorful Shading Accent 6" w:semiHidden="0" w:uiPriority="71" w:unhideWhenUsed="0"/>
+    <w:lsdException w:name="Colorful List Accent 6" w:semiHidden="0" w:uiPriority="72" w:unhideWhenUsed="0"/>
+    <w:lsdException w:name="Colorful Grid Accent 6" w:semiHidden="0" w:uiPriority="73" w:unhideWhenUsed="0"/>
+    <w:lsdException w:name="Subtle Emphasis" w:semiHidden="0" w:uiPriority="19" w:unhideWhenUsed="0" w:qFormat="1"/>
+    <w:lsdException w:name="Intense Emphasis" w:semiHidden="0" w:uiPriority="21" w:unhideWhenUsed="0" w:qFormat="1"/>
+    <w:lsdException w:name="Subtle Reference" w:semiHidden="0" w:uiPriority="31" w:unhideWhenUsed="0" w:qFormat="1"/>
+    <w:lsdException w:name="Intense Reference" w:semiHidden="0" w:uiPriority="32" w:unhideWhenUsed="0" w:qFormat="1"/>
+    <w:lsdException w:name="Book Title" w:semiHidden="0" w:uiPriority="33" w:unhideWhenUsed="0" w:qFormat="1"/>
+    <w:lsdException w:name="Bibliography" w:uiPriority="37"/>
+    <w:lsdException w:name="TOC Heading" w:uiPriority="39" w:qFormat="1"/>
+  </w:latentStyles>
+  <w:style w:type="paragraph" w:default="1" w:styleId="a">
+    <w:name w:val="Normal"/>
+    <w:qFormat/>
+    <w:rsid w:val="00DE3ECA"/>
+  </w:style>
+  <w:style w:type="character" w:default="1" w:styleId="a0">
+    <w:name w:val="Default Paragraph Font"/>
+    <w:uiPriority w:val="1"/>
+    <w:semiHidden/>
+    <w:unhideWhenUsed/>
+  </w:style>
+  <w:style w:type="table" w:default="1" w:styleId="a1">
+    <w:name w:val="Normal Table"/>
+    <w:uiPriority w:val="99"/>
+    <w:semiHidden/>
+    <w:unhideWhenUsed/>
+    <w:tblPr>
+      <w:tblInd w:w="0" w:type="dxa"/>
+      <w:tblCellMar>
+        <w:top w:w="0" w:type="dxa"/>
+        <w:left w:w="108" w:type="dxa"/>
+        <w:bottom w:w="0" w:type="dxa"/>
+        <w:right w:w="108" w:type="dxa"/>
+      </w:tblCellMar>
+    </w:tblPr>
+  </w:style>
+  <w:style w:type="numbering" w:default="1" w:styleId="a2">
+    <w:name w:val="No List"/>
+    <w:uiPriority w:val="99"/>
+    <w:semiHidden/>
+    <w:unhideWhenUsed/>
+  </w:style>
+  <w:style w:type="paragraph" w:styleId="a3">
+    <w:name w:val="List Paragraph"/>
+    <w:basedOn w:val="a"/>
+    <w:uiPriority w:val="34"/>
+    <w:qFormat/>
+    <w:rsid w:val="004B7FCE"/>
+    <w:pPr>
+      <w:ind w:firstLineChars="200" w:firstLine="420"/>
+    </w:pPr>
+  </w:style>
+  <w:style w:type="paragraph" w:styleId="a4">
+    <w:name w:val="header"/>
+    <w:basedOn w:val="a"/>
+    <w:link w:val="Char"/>
+    <w:uiPriority w:val="99"/>
+    <w:unhideWhenUsed/>
+    <w:rsid w:val="004811CF"/>
+    <w:pPr>
+      <w:tabs>
+        <w:tab w:val="center" w:pos="4153"/>
+        <w:tab w:val="right" w:pos="8306"/>
+      </w:tabs>
+      <w:snapToGrid w:val="0"/>
+      <w:jc w:val="center"/>
+    </w:pPr>
+    <w:rPr>
+      <w:sz w:val="18"/>
+      <w:szCs w:val="18"/>
+    </w:rPr>
+  </w:style>
+  <w:style w:type="character" w:customStyle="1" w:styleId="Char">
+    <w:name w:val="页眉 Char"/>
+    <w:basedOn w:val="a0"/>
+    <w:link w:val="a4"/>
+    <w:uiPriority w:val="99"/>
+    <w:rsid w:val="004811CF"/>
+    <w:rPr>
+      <w:sz w:val="18"/>
+      <w:szCs w:val="18"/>
+    </w:rPr>
+  </w:style>
+  <w:style w:type="paragraph" w:styleId="a5">
+    <w:name w:val="footer"/>
+    <w:basedOn w:val="a"/>
+    <w:link w:val="Char0"/>
+    <w:uiPriority w:val="99"/>
+    <w:unhideWhenUsed/>
+    <w:rsid w:val="004811CF"/>
+    <w:pPr>
+      <w:tabs>
+        <w:tab w:val="center" w:pos="4153"/>
+        <w:tab w:val="right" w:pos="8306"/>
+      </w:tabs>
+      <w:snapToGrid w:val="0"/>
+      <w:jc w:val="left"/>
+    </w:pPr>
+    <w:rPr>
+      <w:sz w:val="18"/>
+      <w:szCs w:val="18"/>
+    </w:rPr>
+  </w:style>
+  <w:style w:type="character" w:customStyle="1" w:styleId="Char0">
+    <w:name w:val="页脚 Char"/>
+    <w:basedOn w:val="a0"/>
+    <w:link w:val="a5"/>
+    <w:uiPriority w:val="99"/>
+    <w:rsid w:val="004811CF"/>
+    <w:rPr>
+      <w:sz w:val="18"/>
+      <w:szCs w:val="18"/>
+    </w:rPr>
+  </w:style>
+  <w:style w:type="character" w:styleId="a6">
+    <w:name w:val="Hyperlink"/>
+    <w:basedOn w:val="a0"/>
+    <w:uiPriority w:val="99"/>
+    <w:unhideWhenUsed/>
+    <w:rsid w:val="00934889"/>
+    <w:rPr>
+      <w:color w:val="467886" w:themeColor="hyperlink"/>
+      <w:u w:val="single"/>
+    </w:rPr>
+  </w:style>
+  <w:style w:type="character" w:customStyle="1" w:styleId="UnresolvedMention">
+    <w:name w:val="Unresolved Mention"/>
+    <w:basedOn w:val="a0"/>
+    <w:uiPriority w:val="99"/>
+    <w:semiHidden/>
+    <w:unhideWhenUsed/>
+    <w:rsid w:val="00934889"/>
+    <w:rPr>
+      <w:color w:val="605E5C"/>
+      <w:shd w:val="clear" w:color="auto" w:fill="E1DFDD"/>
+    </w:rPr>
+  </w:style>
+  <w:style w:type="table" w:styleId="a7">
+    <w:name w:val="Table Grid"/>
+    <w:basedOn w:val="a1"/>
+    <w:uiPriority w:val="39"/>
+    <w:rsid w:val="00054300"/>
+    <w:tblPr>
+      <w:tblInd w:w="0" w:type="dxa"/>
+      <w:tblBorders>
+        <w:top w:val="single" w:sz="4" w:space="0" w:color="auto"/>
+        <w:left w:val="single" w:sz="4" w:space="0" w:color="auto"/>
+        <w:bottom w:val="single" w:sz="4" w:space="0" w:color="auto"/>
+        <w:right w:val="single" w:sz="4" w:space="0" w:color="auto"/>
+        <w:insideH w:val="single" w:sz="4" w:space="0" w:color="auto"/>
+        <w:insideV w:val="single" w:sz="4" w:space="0" w:color="auto"/>
+      </w:tblBorders>
+      <w:tblCellMar>
+        <w:top w:w="0" w:type="dxa"/>
+        <w:left w:w="108" w:type="dxa"/>
+        <w:bottom w:w="0" w:type="dxa"/>
+        <w:right w:w="108" w:type="dxa"/>
+      </w:tblCellMar>
+    </w:tblPr>
+  </w:style>
+  <w:style w:type="paragraph" w:styleId="a8">
+    <w:name w:val="Normal (Web)"/>
+    <w:basedOn w:val="a"/>
+    <w:uiPriority w:val="99"/>
+    <w:semiHidden/>
+    <w:unhideWhenUsed/>
+    <w:rsid w:val="009F1D56"/>
+    <w:rPr>
+      <w:rFonts w:ascii="Times New Roman" w:hAnsi="Times New Roman" w:cs="Times New Roman"/>
+      <w:sz w:val="24"/>
+      <w:szCs w:val="24"/>
+    </w:rPr>
+  </w:style>
+  <w:style w:type="character" w:styleId="a9">
+    <w:name w:val="FollowedHyperlink"/>
+    <w:basedOn w:val="a0"/>
+    <w:uiPriority w:val="99"/>
+    <w:semiHidden/>
+    <w:unhideWhenUsed/>
+    <w:rsid w:val="00950805"/>
+    <w:rPr>
+      <w:color w:val="96607D" w:themeColor="followedHyperlink"/>
+      <w:u w:val="single"/>
+    </w:rPr>
+  </w:style>
+  <w:style w:type="paragraph" w:styleId="aa">
+    <w:name w:val="Balloon Text"/>
+    <w:basedOn w:val="a"/>
+    <w:link w:val="Char1"/>
+    <w:uiPriority w:val="99"/>
+    <w:semiHidden/>
+    <w:unhideWhenUsed/>
+    <w:rsid w:val="00CA20FC"/>
+    <w:rPr>
+      <w:sz w:val="18"/>
+      <w:szCs w:val="18"/>
+    </w:rPr>
+  </w:style>
+  <w:style w:type="character" w:customStyle="1" w:styleId="Char1">
+    <w:name w:val="批注框文本 Char"/>
+    <w:basedOn w:val="a0"/>
+    <w:link w:val="aa"/>
+    <w:uiPriority w:val="99"/>
+    <w:semiHidden/>
+    <w:rsid w:val="00CA20FC"/>
+    <w:rPr>
+      <w:sz w:val="18"/>
+      <w:szCs w:val="18"/>
     </w:rPr>
   </w:style>
 </w:styles>
@@ -16049,7 +16321,7 @@
     </a:clrScheme>
     <a:fontScheme name="Office">
       <a:majorFont>
-        <a:latin typeface="等线 Light" panose="020F0302020204030204"/>
+        <a:latin typeface="等线 Light"/>
         <a:ea typeface=""/>
         <a:cs typeface=""/>
         <a:font script="Jpan" typeface="游ゴシック Light"/>
@@ -16101,7 +16373,7 @@
         <a:font script="Tfng" typeface="Ebrima"/>
       </a:majorFont>
       <a:minorFont>
-        <a:latin typeface="等线" panose="020F0502020204030204"/>
+        <a:latin typeface="等线"/>
         <a:ea typeface=""/>
         <a:cs typeface=""/>
         <a:font script="Jpan" typeface="游明朝"/>
@@ -16295,7 +16567,7 @@
   <a:extraClrSchemeLst/>
   <a:extLst>
     <a:ext uri="{05A4C25C-085E-4340-85A3-A5531E510DB2}">
-      <thm15:themeFamily xmlns:thm15="http://schemas.microsoft.com/office/thememl/2012/main" name="Office Theme" id="{62F939B6-93AF-4DB8-9C6B-D6C7DFDC589F}" vid="{4A3C46E8-61CC-4603-A589-7422A47A8E4A}"/>
+      <thm15:themeFamily xmlns:thm15="http://schemas.microsoft.com/office/thememl/2012/main" xmlns="" name="Office Theme" id="{62F939B6-93AF-4DB8-9C6B-D6C7DFDC589F}" vid="{4A3C46E8-61CC-4603-A589-7422A47A8E4A}"/>
     </a:ext>
   </a:extLst>
 </a:theme>

--- a/IELTS Notes/Notes of IELTS.docx
+++ b/IELTS Notes/Notes of IELTS.docx
@@ -78,15 +78,33 @@
           <w:sz w:val="24"/>
           <w:szCs w:val="24"/>
         </w:rPr>
-        <w:t>Consentrate!</w:t>
-      </w:r>
-      <w:r>
-        <w:rPr>
-          <w:rFonts w:ascii="Times New Roman" w:hAnsi="Times New Roman" w:cs="Times New Roman" w:hint="eastAsia"/>
-          <w:sz w:val="24"/>
-          <w:szCs w:val="24"/>
-        </w:rPr>
-        <w:t xml:space="preserve"> Keep focused!</w:t>
+        <w:t>Conc</w:t>
+      </w:r>
+      <w:r>
+        <w:rPr>
+          <w:rFonts w:ascii="Times New Roman" w:hAnsi="Times New Roman" w:cs="Times New Roman" w:hint="eastAsia"/>
+          <w:sz w:val="24"/>
+          <w:szCs w:val="24"/>
+        </w:rPr>
+        <w:t>entrate!</w:t>
+      </w:r>
+      <w:r>
+        <w:rPr>
+          <w:rFonts w:ascii="Times New Roman" w:hAnsi="Times New Roman" w:cs="Times New Roman" w:hint="eastAsia"/>
+          <w:sz w:val="24"/>
+          <w:szCs w:val="24"/>
+        </w:rPr>
+        <w:t xml:space="preserve"> Keep focusing</w:t>
+      </w:r>
+      <w:bookmarkStart w:id="0" w:name="_GoBack"/>
+      <w:bookmarkEnd w:id="0"/>
+      <w:r>
+        <w:rPr>
+          <w:rFonts w:ascii="Times New Roman" w:hAnsi="Times New Roman" w:cs="Times New Roman" w:hint="eastAsia"/>
+          <w:sz w:val="24"/>
+          <w:szCs w:val="24"/>
+        </w:rPr>
+        <w:t>!</w:t>
       </w:r>
     </w:p>
     <w:p>
@@ -8116,7 +8134,7 @@
         </w:numPr>
         <w:ind w:firstLineChars="0"/>
         <w:rPr>
-          <w:rFonts w:ascii="Times New Roman" w:hAnsi="Times New Roman" w:cs="Times New Roman" w:hint="eastAsia"/>
+          <w:rFonts w:ascii="Times New Roman" w:hAnsi="Times New Roman" w:cs="Times New Roman"/>
           <w:sz w:val="24"/>
           <w:szCs w:val="24"/>
           <w:lang w:val="en-GB"/>
@@ -8182,7 +8200,7 @@
         <w:pStyle w:val="a3"/>
         <w:ind w:left="720" w:firstLineChars="0" w:firstLine="0"/>
         <w:rPr>
-          <w:rFonts w:ascii="Times New Roman" w:hAnsi="Times New Roman" w:cs="Times New Roman" w:hint="eastAsia"/>
+          <w:rFonts w:ascii="Times New Roman" w:hAnsi="Times New Roman" w:cs="Times New Roman"/>
           <w:sz w:val="24"/>
           <w:szCs w:val="24"/>
           <w:lang w:val="en-GB"/>
@@ -8272,8 +8290,6 @@
         </w:rPr>
         <w:t xml:space="preserve">An overview paragraph usually follows the introduction and it is possible to be put at the end of a report. </w:t>
       </w:r>
-      <w:bookmarkStart w:id="0" w:name="_GoBack"/>
-      <w:bookmarkEnd w:id="0"/>
     </w:p>
     <w:p>
       <w:pPr>
@@ -16567,7 +16583,7 @@
   <a:extraClrSchemeLst/>
   <a:extLst>
     <a:ext uri="{05A4C25C-085E-4340-85A3-A5531E510DB2}">
-      <thm15:themeFamily xmlns:thm15="http://schemas.microsoft.com/office/thememl/2012/main" xmlns="" name="Office Theme" id="{62F939B6-93AF-4DB8-9C6B-D6C7DFDC589F}" vid="{4A3C46E8-61CC-4603-A589-7422A47A8E4A}"/>
+      <thm15:themeFamily xmlns="" xmlns:thm15="http://schemas.microsoft.com/office/thememl/2012/main" name="Office Theme" id="{62F939B6-93AF-4DB8-9C6B-D6C7DFDC589F}" vid="{4A3C46E8-61CC-4603-A589-7422A47A8E4A}"/>
     </a:ext>
   </a:extLst>
 </a:theme>

--- a/IELTS Notes/Notes of IELTS.docx
+++ b/IELTS Notes/Notes of IELTS.docx
@@ -96,8 +96,6 @@
         </w:rPr>
         <w:t xml:space="preserve"> Keep focusing</w:t>
       </w:r>
-      <w:bookmarkStart w:id="0" w:name="_GoBack"/>
-      <w:bookmarkEnd w:id="0"/>
       <w:r>
         <w:rPr>
           <w:rFonts w:ascii="Times New Roman" w:hAnsi="Times New Roman" w:cs="Times New Roman" w:hint="eastAsia"/>
@@ -5754,7 +5752,7 @@
           <w:sz w:val="24"/>
           <w:szCs w:val="24"/>
         </w:rPr>
-        <w:t xml:space="preserve">So </w:t>
+        <w:t xml:space="preserve"> </w:t>
       </w:r>
     </w:p>
     <w:p>
@@ -5766,7 +5764,7 @@
         </w:numPr>
         <w:ind w:firstLineChars="0"/>
         <w:rPr>
-          <w:rFonts w:ascii="Times New Roman" w:hAnsi="Times New Roman" w:cs="Times New Roman"/>
+          <w:rFonts w:ascii="Times New Roman" w:hAnsi="Times New Roman" w:cs="Times New Roman" w:hint="eastAsia"/>
           <w:sz w:val="24"/>
           <w:szCs w:val="24"/>
         </w:rPr>
@@ -5875,56 +5873,193 @@
         </w:rPr>
         <w:t xml:space="preserve"> means a little bit more or less, so it is true.</w:t>
       </w:r>
-    </w:p>
-    <w:p>
-      <w:pPr>
-        <w:ind w:left="840"/>
-        <w:rPr>
-          <w:rFonts w:ascii="Times New Roman" w:hAnsi="Times New Roman" w:cs="Times New Roman"/>
-          <w:sz w:val="24"/>
-          <w:szCs w:val="24"/>
-        </w:rPr>
-      </w:pPr>
-      <w:r>
-        <w:rPr>
-          <w:noProof/>
+      <w:r>
+        <w:rPr>
+          <w:rFonts w:ascii="Times New Roman" w:hAnsi="Times New Roman" w:cs="Times New Roman" w:hint="eastAsia"/>
+          <w:sz w:val="24"/>
+          <w:szCs w:val="24"/>
+        </w:rPr>
+        <w:t xml:space="preserve"> </w:t>
+      </w:r>
+      <w:r>
+        <w:rPr>
+          <w:rFonts w:ascii="Times New Roman" w:hAnsi="Times New Roman" w:cs="Times New Roman" w:hint="eastAsia"/>
+          <w:sz w:val="24"/>
+          <w:szCs w:val="24"/>
+        </w:rPr>
+        <w:t>Focus on adjectives and adverbs which can be different in their meanings.</w:t>
+      </w:r>
+      <w:bookmarkStart w:id="0" w:name="_GoBack"/>
+      <w:bookmarkEnd w:id="0"/>
+    </w:p>
+    <w:p>
+      <w:pPr>
+        <w:pStyle w:val="a3"/>
+        <w:ind w:left="1080" w:firstLineChars="0" w:firstLine="0"/>
+        <w:rPr>
+          <w:rFonts w:ascii="Times New Roman" w:hAnsi="Times New Roman" w:cs="Times New Roman" w:hint="eastAsia"/>
+          <w:i/>
+          <w:sz w:val="24"/>
+          <w:szCs w:val="24"/>
+        </w:rPr>
+      </w:pPr>
+      <w:r>
+        <w:rPr>
+          <w:rFonts w:ascii="Times New Roman" w:hAnsi="Times New Roman" w:cs="Times New Roman" w:hint="eastAsia"/>
+          <w:sz w:val="24"/>
+          <w:szCs w:val="24"/>
+        </w:rPr>
+        <w:t>An Example:</w:t>
+      </w:r>
+      <w:r>
+        <w:rPr>
+          <w:rFonts w:ascii="Times New Roman" w:hAnsi="Times New Roman" w:cs="Times New Roman"/>
+          <w:sz w:val="24"/>
+          <w:szCs w:val="24"/>
+        </w:rPr>
+        <w:br/>
+      </w:r>
+      <w:r>
+        <w:rPr>
+          <w:rFonts w:ascii="Times New Roman" w:hAnsi="Times New Roman" w:cs="Times New Roman" w:hint="eastAsia"/>
+          <w:i/>
+          <w:sz w:val="24"/>
+          <w:szCs w:val="24"/>
+        </w:rPr>
+        <w:t>Passag</w:t>
+      </w:r>
+      <w:r>
+        <w:rPr>
+          <w:rFonts w:ascii="Times New Roman" w:hAnsi="Times New Roman" w:cs="Times New Roman" w:hint="eastAsia"/>
+          <w:i/>
+          <w:sz w:val="24"/>
+          <w:szCs w:val="24"/>
+        </w:rPr>
+        <w:t xml:space="preserve"> : </w:t>
+      </w:r>
+    </w:p>
+    <w:p>
+      <w:pPr>
+        <w:pStyle w:val="a3"/>
+        <w:ind w:left="1080" w:firstLineChars="0" w:firstLine="0"/>
+        <w:rPr>
+          <w:rFonts w:ascii="Times New Roman" w:hAnsi="Times New Roman" w:cs="Times New Roman" w:hint="eastAsia"/>
+          <w:sz w:val="24"/>
+          <w:szCs w:val="24"/>
+        </w:rPr>
+      </w:pPr>
+      <w:r>
+        <w:rPr>
+          <w:rFonts w:ascii="Times New Roman" w:hAnsi="Times New Roman" w:cs="Times New Roman" w:hint="eastAsia"/>
+          <w:sz w:val="24"/>
+          <w:szCs w:val="24"/>
+        </w:rPr>
+        <w:t xml:space="preserve">Just over 400 million acres of land is being used for agriculture in </w:t>
+      </w:r>
+      <w:r>
+        <w:rPr>
+          <w:rFonts w:ascii="Times New Roman" w:hAnsi="Times New Roman" w:cs="Times New Roman" w:hint="eastAsia"/>
+          <w:sz w:val="24"/>
+          <w:szCs w:val="24"/>
         </w:rPr>
         <w:lastRenderedPageBreak/>
-        <w:drawing>
-          <wp:inline distT="0" distB="0" distL="0" distR="0" wp14:anchorId="35C6FAF8" wp14:editId="2D96CFF1">
-            <wp:extent cx="4638095" cy="3095238"/>
-            <wp:effectExtent l="0" t="0" r="0" b="0"/>
-            <wp:docPr id="1943233894" name="Picture 1"/>
-            <wp:cNvGraphicFramePr>
-              <a:graphicFrameLocks xmlns:a="http://schemas.openxmlformats.org/drawingml/2006/main" noChangeAspect="1"/>
-            </wp:cNvGraphicFramePr>
-            <a:graphic xmlns:a="http://schemas.openxmlformats.org/drawingml/2006/main">
-              <a:graphicData uri="http://schemas.openxmlformats.org/drawingml/2006/picture">
-                <pic:pic xmlns:pic="http://schemas.openxmlformats.org/drawingml/2006/picture">
-                  <pic:nvPicPr>
-                    <pic:cNvPr id="1943233894" name=""/>
-                    <pic:cNvPicPr/>
-                  </pic:nvPicPr>
-                  <pic:blipFill>
-                    <a:blip r:embed="rId8"/>
-                    <a:stretch>
-                      <a:fillRect/>
-                    </a:stretch>
-                  </pic:blipFill>
-                  <pic:spPr>
-                    <a:xfrm>
-                      <a:off x="0" y="0"/>
-                      <a:ext cx="4638095" cy="3095238"/>
-                    </a:xfrm>
-                    <a:prstGeom prst="rect">
-                      <a:avLst/>
-                    </a:prstGeom>
-                  </pic:spPr>
-                </pic:pic>
-              </a:graphicData>
-            </a:graphic>
-          </wp:inline>
-        </w:drawing>
+        <w:t>America.</w:t>
+      </w:r>
+    </w:p>
+    <w:p>
+      <w:pPr>
+        <w:pStyle w:val="a3"/>
+        <w:ind w:left="1080" w:firstLineChars="0" w:firstLine="0"/>
+        <w:rPr>
+          <w:rFonts w:ascii="Times New Roman" w:hAnsi="Times New Roman" w:cs="Times New Roman" w:hint="eastAsia"/>
+          <w:i/>
+          <w:sz w:val="24"/>
+          <w:szCs w:val="24"/>
+        </w:rPr>
+      </w:pPr>
+      <w:r>
+        <w:rPr>
+          <w:rFonts w:ascii="Times New Roman" w:hAnsi="Times New Roman" w:cs="Times New Roman" w:hint="eastAsia"/>
+          <w:i/>
+          <w:sz w:val="24"/>
+          <w:szCs w:val="24"/>
+        </w:rPr>
+        <w:t>Question:</w:t>
+      </w:r>
+    </w:p>
+    <w:p>
+      <w:pPr>
+        <w:pStyle w:val="a3"/>
+        <w:ind w:left="1080" w:firstLineChars="0" w:firstLine="0"/>
+        <w:rPr>
+          <w:rFonts w:ascii="Times New Roman" w:hAnsi="Times New Roman" w:cs="Times New Roman"/>
+          <w:sz w:val="24"/>
+          <w:szCs w:val="24"/>
+        </w:rPr>
+      </w:pPr>
+      <w:r>
+        <w:rPr>
+          <w:rFonts w:ascii="Times New Roman" w:hAnsi="Times New Roman" w:cs="Times New Roman" w:hint="eastAsia"/>
+          <w:sz w:val="24"/>
+          <w:szCs w:val="24"/>
+        </w:rPr>
+        <w:t xml:space="preserve">At present, in America, </w:t>
+      </w:r>
+      <w:r>
+        <w:rPr>
+          <w:rFonts w:ascii="Times New Roman" w:hAnsi="Times New Roman" w:cs="Times New Roman" w:hint="eastAsia"/>
+          <w:b/>
+          <w:sz w:val="24"/>
+          <w:szCs w:val="24"/>
+        </w:rPr>
+        <w:t>about</w:t>
+      </w:r>
+      <w:r>
+        <w:rPr>
+          <w:rFonts w:ascii="Times New Roman" w:hAnsi="Times New Roman" w:cs="Times New Roman" w:hint="eastAsia"/>
+          <w:sz w:val="24"/>
+          <w:szCs w:val="24"/>
+        </w:rPr>
+        <w:t xml:space="preserve"> 400 million acres of land is allocated for agriculture.</w:t>
+      </w:r>
+      <w:r>
+        <w:rPr>
+          <w:rFonts w:ascii="Times New Roman" w:hAnsi="Times New Roman" w:cs="Times New Roman" w:hint="eastAsia"/>
+          <w:sz w:val="24"/>
+          <w:szCs w:val="24"/>
+        </w:rPr>
+        <w:t xml:space="preserve">  (TRUE)</w:t>
+      </w:r>
+    </w:p>
+    <w:p>
+      <w:pPr>
+        <w:pStyle w:val="a3"/>
+        <w:numPr>
+          <w:ilvl w:val="0"/>
+          <w:numId w:val="3"/>
+        </w:numPr>
+        <w:ind w:firstLineChars="0"/>
+        <w:rPr>
+          <w:rFonts w:ascii="Times New Roman" w:hAnsi="Times New Roman" w:cs="Times New Roman"/>
+          <w:sz w:val="24"/>
+          <w:szCs w:val="24"/>
+        </w:rPr>
+      </w:pPr>
+      <w:r>
+        <w:rPr>
+          <w:rFonts w:ascii="Times New Roman" w:hAnsi="Times New Roman" w:cs="Times New Roman" w:hint="eastAsia"/>
+          <w:sz w:val="24"/>
+          <w:szCs w:val="24"/>
+        </w:rPr>
+        <w:t>Time man</w:t>
+      </w:r>
+      <w:r>
+        <w:rPr>
+          <w:rFonts w:ascii="Times New Roman" w:hAnsi="Times New Roman" w:cs="Times New Roman" w:hint="eastAsia"/>
+          <w:sz w:val="24"/>
+          <w:szCs w:val="24"/>
+        </w:rPr>
+        <w:t>agement is critically important because there would not be enough time for you to complete all the questions if you were reading too slow.</w:t>
       </w:r>
     </w:p>
     <w:p>
@@ -6228,7 +6363,7 @@
         </w:rPr>
         <w:t xml:space="preserve">Suggestions from </w:t>
       </w:r>
-      <w:hyperlink r:id="rId9" w:history="1">
+      <w:hyperlink r:id="rId8" w:history="1">
         <w:r>
           <w:rPr>
             <w:rStyle w:val="a6"/>
@@ -6607,16 +6742,7 @@
           <w:sz w:val="24"/>
           <w:szCs w:val="24"/>
         </w:rPr>
-        <w:t xml:space="preserve">The amount of rice </w:t>
-      </w:r>
-      <w:r>
-        <w:rPr>
-          <w:rFonts w:ascii="Times New Roman" w:hAnsi="Times New Roman" w:cs="Times New Roman"/>
-          <w:sz w:val="24"/>
-          <w:szCs w:val="24"/>
-        </w:rPr>
-        <w:lastRenderedPageBreak/>
-        <w:t>increased.</w:t>
+        <w:t>The amount of rice increased.</w:t>
       </w:r>
     </w:p>
     <w:p>
@@ -6984,7 +7110,17 @@
           <w:szCs w:val="24"/>
           <w:lang w:val="en-GB"/>
         </w:rPr>
-        <w:t>I will research</w:t>
+        <w:t xml:space="preserve">I will </w:t>
+      </w:r>
+      <w:r>
+        <w:rPr>
+          <w:rFonts w:ascii="Times New Roman" w:hAnsi="Times New Roman" w:cs="Times New Roman" w:hint="eastAsia"/>
+          <w:sz w:val="24"/>
+          <w:szCs w:val="24"/>
+          <w:lang w:val="en-GB"/>
+        </w:rPr>
+        <w:lastRenderedPageBreak/>
+        <w:t>research</w:t>
       </w:r>
       <w:r>
         <w:rPr>
@@ -7989,17 +8125,7 @@
           <w:szCs w:val="24"/>
           <w:lang w:val="en-GB"/>
         </w:rPr>
-        <w:t xml:space="preserve">, this is </w:t>
-      </w:r>
-      <w:r>
-        <w:rPr>
-          <w:rFonts w:ascii="Times New Roman" w:hAnsi="Times New Roman" w:cs="Times New Roman"/>
-          <w:sz w:val="24"/>
-          <w:szCs w:val="24"/>
-          <w:lang w:val="en-GB"/>
-        </w:rPr>
-        <w:lastRenderedPageBreak/>
-        <w:t>critically important.</w:t>
+        <w:t>, this is critically important.</w:t>
       </w:r>
     </w:p>
     <w:p>
@@ -8156,7 +8282,17 @@
           <w:szCs w:val="24"/>
           <w:lang w:val="en-GB"/>
         </w:rPr>
-        <w:t xml:space="preserve">A limited overview will limit your score. </w:t>
+        <w:t xml:space="preserve">A limited </w:t>
+      </w:r>
+      <w:r>
+        <w:rPr>
+          <w:rFonts w:ascii="Times New Roman" w:hAnsi="Times New Roman" w:cs="Times New Roman" w:hint="eastAsia"/>
+          <w:sz w:val="24"/>
+          <w:szCs w:val="24"/>
+          <w:lang w:val="en-GB"/>
+        </w:rPr>
+        <w:lastRenderedPageBreak/>
+        <w:t xml:space="preserve">overview will limit your score. </w:t>
       </w:r>
       <w:r>
         <w:rPr>
@@ -8378,7 +8514,7 @@
           <w:lang w:val="en-GB"/>
         </w:rPr>
       </w:pPr>
-      <w:hyperlink r:id="rId10" w:history="1">
+      <w:hyperlink r:id="rId9" w:history="1">
         <w:r>
           <w:rPr>
             <w:rStyle w:val="a6"/>
@@ -8434,7 +8570,7 @@
           <w:lang w:val="en-GB"/>
         </w:rPr>
       </w:pPr>
-      <w:hyperlink r:id="rId11" w:history="1">
+      <w:hyperlink r:id="rId10" w:history="1">
         <w:r>
           <w:rPr>
             <w:rStyle w:val="a6"/>
@@ -8457,7 +8593,7 @@
           <w:lang w:val="en-GB"/>
         </w:rPr>
       </w:pPr>
-      <w:hyperlink r:id="rId12" w:anchor=":~:text=Output%20per%20worker%20and%20output,%25%20and%201.2%25%2C%20respectively." w:history="1">
+      <w:hyperlink r:id="rId11" w:anchor=":~:text=Output%20per%20worker%20and%20output,%25%20and%201.2%25%2C%20respectively." w:history="1">
         <w:r>
           <w:rPr>
             <w:rStyle w:val="a6"/>
@@ -8474,7 +8610,7 @@
       <w:pPr>
         <w:ind w:left="720"/>
       </w:pPr>
-      <w:hyperlink r:id="rId13" w:history="1">
+      <w:hyperlink r:id="rId12" w:history="1">
         <w:r>
           <w:rPr>
             <w:rStyle w:val="a6"/>
@@ -8527,7 +8663,7 @@
           <w:lang w:val="en-GB"/>
         </w:rPr>
       </w:pPr>
-      <w:hyperlink r:id="rId14" w:history="1">
+      <w:hyperlink r:id="rId13" w:history="1">
         <w:r>
           <w:rPr>
             <w:rStyle w:val="a6"/>
@@ -8820,7 +8956,6 @@
           <w:szCs w:val="24"/>
           <w:lang w:val="en-GB"/>
         </w:rPr>
-        <w:lastRenderedPageBreak/>
         <w:t>How to write an introduction in Writing Task 2?</w:t>
       </w:r>
     </w:p>
@@ -9074,6 +9209,7 @@
           <w:szCs w:val="24"/>
           <w:lang w:val="en-GB"/>
         </w:rPr>
+        <w:lastRenderedPageBreak/>
         <w:t>Background statement is paraphrase of the question, but don</w:t>
       </w:r>
       <w:r>
@@ -9625,7 +9761,6 @@
           <w:sz w:val="24"/>
           <w:szCs w:val="24"/>
         </w:rPr>
-        <w:lastRenderedPageBreak/>
         <w:t xml:space="preserve">For instance, </w:t>
       </w:r>
       <w:r>
@@ -11138,16 +11273,7 @@
           <w:sz w:val="24"/>
           <w:szCs w:val="24"/>
         </w:rPr>
-        <w:t xml:space="preserve">” is the symbol of transition so that it can’t be followed by </w:t>
-      </w:r>
-      <w:r>
-        <w:rPr>
-          <w:rFonts w:ascii="Times New Roman" w:hAnsi="Times New Roman" w:cs="Times New Roman"/>
-          <w:sz w:val="24"/>
-          <w:szCs w:val="24"/>
-        </w:rPr>
-        <w:lastRenderedPageBreak/>
-        <w:t>only one sentence.)</w:t>
+        <w:t>” is the symbol of transition so that it can’t be followed by only one sentence.)</w:t>
       </w:r>
     </w:p>
     <w:p>
@@ -11413,7 +11539,7 @@
                     <pic:cNvPicPr/>
                   </pic:nvPicPr>
                   <pic:blipFill>
-                    <a:blip r:embed="rId15"/>
+                    <a:blip r:embed="rId14"/>
                     <a:stretch>
                       <a:fillRect/>
                     </a:stretch>
@@ -11464,7 +11590,7 @@
                     <pic:cNvPicPr/>
                   </pic:nvPicPr>
                   <pic:blipFill>
-                    <a:blip r:embed="rId16"/>
+                    <a:blip r:embed="rId15"/>
                     <a:stretch>
                       <a:fillRect/>
                     </a:stretch>
@@ -11515,7 +11641,7 @@
                     <pic:cNvPicPr/>
                   </pic:nvPicPr>
                   <pic:blipFill>
-                    <a:blip r:embed="rId17"/>
+                    <a:blip r:embed="rId16"/>
                     <a:stretch>
                       <a:fillRect/>
                     </a:stretch>
@@ -11556,16 +11682,7 @@
           <w:sz w:val="24"/>
           <w:szCs w:val="24"/>
         </w:rPr>
-        <w:t xml:space="preserve">Preparing for writing task 1 could also help you on writing task 2, so don’t </w:t>
-      </w:r>
-      <w:r>
-        <w:rPr>
-          <w:rFonts w:ascii="Times New Roman" w:hAnsi="Times New Roman" w:cs="Times New Roman"/>
-          <w:sz w:val="24"/>
-          <w:szCs w:val="24"/>
-        </w:rPr>
-        <w:lastRenderedPageBreak/>
-        <w:t>think the former is not as important as the later.</w:t>
+        <w:t>Preparing for writing task 1 could also help you on writing task 2, so don’t think the former is not as important as the later.</w:t>
       </w:r>
     </w:p>
     <w:p>
@@ -16583,7 +16700,7 @@
   <a:extraClrSchemeLst/>
   <a:extLst>
     <a:ext uri="{05A4C25C-085E-4340-85A3-A5531E510DB2}">
-      <thm15:themeFamily xmlns="" xmlns:thm15="http://schemas.microsoft.com/office/thememl/2012/main" name="Office Theme" id="{62F939B6-93AF-4DB8-9C6B-D6C7DFDC589F}" vid="{4A3C46E8-61CC-4603-A589-7422A47A8E4A}"/>
+      <thm15:themeFamily xmlns:thm15="http://schemas.microsoft.com/office/thememl/2012/main" xmlns="" name="Office Theme" id="{62F939B6-93AF-4DB8-9C6B-D6C7DFDC589F}" vid="{4A3C46E8-61CC-4603-A589-7422A47A8E4A}"/>
     </a:ext>
   </a:extLst>
 </a:theme>

--- a/IELTS Notes/Notes of IELTS.docx
+++ b/IELTS Notes/Notes of IELTS.docx
@@ -5696,7 +5696,41 @@
           <w:sz w:val="24"/>
           <w:szCs w:val="24"/>
         </w:rPr>
-        <w:t>Pay attention to the next question. If the Question 2 were not given, don</w:t>
+        <w:t xml:space="preserve">Pay attention to the next question. If the </w:t>
+      </w:r>
+      <w:r>
+        <w:rPr>
+          <w:rFonts w:ascii="Times New Roman" w:hAnsi="Times New Roman" w:cs="Times New Roman" w:hint="eastAsia"/>
+          <w:sz w:val="24"/>
+          <w:szCs w:val="24"/>
+        </w:rPr>
+        <w:t xml:space="preserve">answer of </w:t>
+      </w:r>
+      <w:bookmarkStart w:id="0" w:name="_GoBack"/>
+      <w:bookmarkEnd w:id="0"/>
+      <w:r>
+        <w:rPr>
+          <w:rFonts w:ascii="Times New Roman" w:hAnsi="Times New Roman" w:cs="Times New Roman" w:hint="eastAsia"/>
+          <w:sz w:val="24"/>
+          <w:szCs w:val="24"/>
+        </w:rPr>
+        <w:t xml:space="preserve">Question 2 were not </w:t>
+      </w:r>
+      <w:r>
+        <w:rPr>
+          <w:rFonts w:ascii="Times New Roman" w:hAnsi="Times New Roman" w:cs="Times New Roman" w:hint="eastAsia"/>
+          <w:sz w:val="24"/>
+          <w:szCs w:val="24"/>
+        </w:rPr>
+        <w:t>found</w:t>
+      </w:r>
+      <w:r>
+        <w:rPr>
+          <w:rFonts w:ascii="Times New Roman" w:hAnsi="Times New Roman" w:cs="Times New Roman" w:hint="eastAsia"/>
+          <w:sz w:val="24"/>
+          <w:szCs w:val="24"/>
+        </w:rPr>
+        <w:t>, don</w:t>
       </w:r>
       <w:r>
         <w:rPr>
@@ -5712,7 +5746,23 @@
           <w:sz w:val="24"/>
           <w:szCs w:val="24"/>
         </w:rPr>
-        <w:t xml:space="preserve">t read through all the passage and stop </w:t>
+        <w:t xml:space="preserve">t </w:t>
+      </w:r>
+      <w:r>
+        <w:rPr>
+          <w:rFonts w:ascii="Times New Roman" w:hAnsi="Times New Roman" w:cs="Times New Roman" w:hint="eastAsia"/>
+          <w:sz w:val="24"/>
+          <w:szCs w:val="24"/>
+        </w:rPr>
+        <w:t>read through all the passage to find an answer but</w:t>
+      </w:r>
+      <w:r>
+        <w:rPr>
+          <w:rFonts w:ascii="Times New Roman" w:hAnsi="Times New Roman" w:cs="Times New Roman" w:hint="eastAsia"/>
+          <w:sz w:val="24"/>
+          <w:szCs w:val="24"/>
+        </w:rPr>
+        <w:t xml:space="preserve"> stop </w:t>
       </w:r>
       <w:r>
         <w:rPr>
@@ -5764,7 +5814,7 @@
         </w:numPr>
         <w:ind w:firstLineChars="0"/>
         <w:rPr>
-          <w:rFonts w:ascii="Times New Roman" w:hAnsi="Times New Roman" w:cs="Times New Roman" w:hint="eastAsia"/>
+          <w:rFonts w:ascii="Times New Roman" w:hAnsi="Times New Roman" w:cs="Times New Roman"/>
           <w:sz w:val="24"/>
           <w:szCs w:val="24"/>
         </w:rPr>
@@ -5889,15 +5939,13 @@
         </w:rPr>
         <w:t>Focus on adjectives and adverbs which can be different in their meanings.</w:t>
       </w:r>
-      <w:bookmarkStart w:id="0" w:name="_GoBack"/>
-      <w:bookmarkEnd w:id="0"/>
     </w:p>
     <w:p>
       <w:pPr>
         <w:pStyle w:val="a3"/>
         <w:ind w:left="1080" w:firstLineChars="0" w:firstLine="0"/>
         <w:rPr>
-          <w:rFonts w:ascii="Times New Roman" w:hAnsi="Times New Roman" w:cs="Times New Roman" w:hint="eastAsia"/>
+          <w:rFonts w:ascii="Times New Roman" w:hAnsi="Times New Roman" w:cs="Times New Roman"/>
           <w:i/>
           <w:sz w:val="24"/>
           <w:szCs w:val="24"/>
@@ -5943,7 +5991,7 @@
         <w:pStyle w:val="a3"/>
         <w:ind w:left="1080" w:firstLineChars="0" w:firstLine="0"/>
         <w:rPr>
-          <w:rFonts w:ascii="Times New Roman" w:hAnsi="Times New Roman" w:cs="Times New Roman" w:hint="eastAsia"/>
+          <w:rFonts w:ascii="Times New Roman" w:hAnsi="Times New Roman" w:cs="Times New Roman"/>
           <w:sz w:val="24"/>
           <w:szCs w:val="24"/>
         </w:rPr>
@@ -5971,7 +6019,7 @@
         <w:pStyle w:val="a3"/>
         <w:ind w:left="1080" w:firstLineChars="0" w:firstLine="0"/>
         <w:rPr>
-          <w:rFonts w:ascii="Times New Roman" w:hAnsi="Times New Roman" w:cs="Times New Roman" w:hint="eastAsia"/>
+          <w:rFonts w:ascii="Times New Roman" w:hAnsi="Times New Roman" w:cs="Times New Roman"/>
           <w:i/>
           <w:sz w:val="24"/>
           <w:szCs w:val="24"/>
@@ -16700,7 +16748,7 @@
   <a:extraClrSchemeLst/>
   <a:extLst>
     <a:ext uri="{05A4C25C-085E-4340-85A3-A5531E510DB2}">
-      <thm15:themeFamily xmlns:thm15="http://schemas.microsoft.com/office/thememl/2012/main" xmlns="" name="Office Theme" id="{62F939B6-93AF-4DB8-9C6B-D6C7DFDC589F}" vid="{4A3C46E8-61CC-4603-A589-7422A47A8E4A}"/>
+      <thm15:themeFamily xmlns="" xmlns:thm15="http://schemas.microsoft.com/office/thememl/2012/main" name="Office Theme" id="{62F939B6-93AF-4DB8-9C6B-D6C7DFDC589F}" vid="{4A3C46E8-61CC-4603-A589-7422A47A8E4A}"/>
     </a:ext>
   </a:extLst>
 </a:theme>

--- a/IELTS Notes/Notes of IELTS.docx
+++ b/IELTS Notes/Notes of IELTS.docx
@@ -975,7 +975,23 @@
           <w:sz w:val="24"/>
           <w:szCs w:val="24"/>
         </w:rPr>
-        <w:t xml:space="preserve"> are not correct answers. </w:t>
+        <w:t xml:space="preserve"> are not correct answers</w:t>
+      </w:r>
+      <w:r>
+        <w:rPr>
+          <w:rFonts w:ascii="Times New Roman" w:hAnsi="Times New Roman" w:cs="Times New Roman" w:hint="eastAsia"/>
+          <w:sz w:val="24"/>
+          <w:szCs w:val="24"/>
+        </w:rPr>
+        <w:t xml:space="preserve"> here</w:t>
+      </w:r>
+      <w:r>
+        <w:rPr>
+          <w:rFonts w:ascii="Times New Roman" w:hAnsi="Times New Roman" w:cs="Times New Roman" w:hint="eastAsia"/>
+          <w:sz w:val="24"/>
+          <w:szCs w:val="24"/>
+        </w:rPr>
+        <w:t xml:space="preserve">. </w:t>
       </w:r>
     </w:p>
     <w:p>
@@ -1108,7 +1124,23 @@
           <w:sz w:val="24"/>
           <w:szCs w:val="24"/>
         </w:rPr>
-        <w:t xml:space="preserve">You should not expect to hear the exactly same words as in the answers in the recordings. </w:t>
+        <w:t>You should not expect to hear the exactly same words as in the answers in the recordings.</w:t>
+      </w:r>
+      <w:r>
+        <w:rPr>
+          <w:rFonts w:ascii="Times New Roman" w:hAnsi="Times New Roman" w:cs="Times New Roman" w:hint="eastAsia"/>
+          <w:sz w:val="24"/>
+          <w:szCs w:val="24"/>
+        </w:rPr>
+        <w:t xml:space="preserve"> If there were same words as in the options, that might be a trap.</w:t>
+      </w:r>
+      <w:r>
+        <w:rPr>
+          <w:rFonts w:ascii="Times New Roman" w:hAnsi="Times New Roman" w:cs="Times New Roman" w:hint="eastAsia"/>
+          <w:sz w:val="24"/>
+          <w:szCs w:val="24"/>
+        </w:rPr>
+        <w:t xml:space="preserve"> </w:t>
       </w:r>
     </w:p>
     <w:p>
@@ -1177,6 +1209,7 @@
           <w:sz w:val="24"/>
           <w:szCs w:val="24"/>
         </w:rPr>
+        <w:lastRenderedPageBreak/>
         <w:t>Capital letters: Simon Brambling</w:t>
       </w:r>
     </w:p>
@@ -1200,7 +1233,6 @@
           <w:sz w:val="24"/>
           <w:szCs w:val="24"/>
         </w:rPr>
-        <w:lastRenderedPageBreak/>
         <w:t>Spelling.</w:t>
       </w:r>
     </w:p>
@@ -2817,7 +2849,16 @@
           <w:sz w:val="24"/>
           <w:szCs w:val="24"/>
         </w:rPr>
-        <w:t xml:space="preserve"> This is the words you probably hear from the recording so you don</w:t>
+        <w:t xml:space="preserve"> This is the words you probably hear from the recording so </w:t>
+      </w:r>
+      <w:r>
+        <w:rPr>
+          <w:rFonts w:ascii="Times New Roman" w:hAnsi="Times New Roman" w:cs="Times New Roman" w:hint="eastAsia"/>
+          <w:sz w:val="24"/>
+          <w:szCs w:val="24"/>
+        </w:rPr>
+        <w:lastRenderedPageBreak/>
+        <w:t>you don</w:t>
       </w:r>
       <w:r>
         <w:rPr>
@@ -2888,7 +2929,6 @@
           <w:sz w:val="28"/>
           <w:szCs w:val="28"/>
         </w:rPr>
-        <w:lastRenderedPageBreak/>
         <w:t>Multiple Choice Tips</w:t>
       </w:r>
     </w:p>
@@ -3020,7 +3060,57 @@
           <w:sz w:val="24"/>
           <w:szCs w:val="24"/>
         </w:rPr>
-        <w:t xml:space="preserve">Watct out for answers that are correct but then the speake takes them away. </w:t>
+        <w:t>Watc</w:t>
+      </w:r>
+      <w:r>
+        <w:rPr>
+          <w:rFonts w:ascii="Times New Roman" w:hAnsi="Times New Roman" w:cs="Times New Roman" w:hint="eastAsia"/>
+          <w:sz w:val="24"/>
+          <w:szCs w:val="24"/>
+        </w:rPr>
+        <w:t>h</w:t>
+      </w:r>
+      <w:r>
+        <w:rPr>
+          <w:rFonts w:ascii="Times New Roman" w:hAnsi="Times New Roman" w:cs="Times New Roman" w:hint="eastAsia"/>
+          <w:sz w:val="24"/>
+          <w:szCs w:val="24"/>
+        </w:rPr>
+        <w:t xml:space="preserve"> out fo</w:t>
+      </w:r>
+      <w:r>
+        <w:rPr>
+          <w:rFonts w:ascii="Times New Roman" w:hAnsi="Times New Roman" w:cs="Times New Roman" w:hint="eastAsia"/>
+          <w:sz w:val="24"/>
+          <w:szCs w:val="24"/>
+        </w:rPr>
+        <w:t xml:space="preserve">r answers that seems to be </w:t>
+      </w:r>
+      <w:bookmarkStart w:id="0" w:name="_GoBack"/>
+      <w:bookmarkEnd w:id="0"/>
+      <w:r>
+        <w:rPr>
+          <w:rFonts w:ascii="Times New Roman" w:hAnsi="Times New Roman" w:cs="Times New Roman" w:hint="eastAsia"/>
+          <w:sz w:val="24"/>
+          <w:szCs w:val="24"/>
+        </w:rPr>
+        <w:t>correct but then the speake</w:t>
+      </w:r>
+      <w:r>
+        <w:rPr>
+          <w:rFonts w:ascii="Times New Roman" w:hAnsi="Times New Roman" w:cs="Times New Roman" w:hint="eastAsia"/>
+          <w:sz w:val="24"/>
+          <w:szCs w:val="24"/>
+        </w:rPr>
+        <w:t>r</w:t>
+      </w:r>
+      <w:r>
+        <w:rPr>
+          <w:rFonts w:ascii="Times New Roman" w:hAnsi="Times New Roman" w:cs="Times New Roman" w:hint="eastAsia"/>
+          <w:sz w:val="24"/>
+          <w:szCs w:val="24"/>
+        </w:rPr>
+        <w:t xml:space="preserve"> takes them away. </w:t>
       </w:r>
     </w:p>
     <w:p>
@@ -3859,6 +3949,14 @@
           <w:szCs w:val="24"/>
         </w:rPr>
         <w:br/>
+      </w:r>
+      <w:r>
+        <w:rPr>
+          <w:rFonts w:ascii="Times New Roman" w:hAnsi="Times New Roman" w:cs="Times New Roman"/>
+          <w:sz w:val="24"/>
+          <w:szCs w:val="24"/>
+        </w:rPr>
+        <w:lastRenderedPageBreak/>
         <w:t>Where do you come from?</w:t>
       </w:r>
       <w:r>
@@ -3908,16 +4006,7 @@
           <w:sz w:val="24"/>
           <w:szCs w:val="24"/>
         </w:rPr>
-        <w:t xml:space="preserve">talk about </w:t>
-      </w:r>
-      <w:r>
-        <w:rPr>
-          <w:rFonts w:ascii="Times New Roman" w:hAnsi="Times New Roman" w:cs="Times New Roman"/>
-          <w:sz w:val="24"/>
-          <w:szCs w:val="24"/>
-        </w:rPr>
-        <w:lastRenderedPageBreak/>
-        <w:t xml:space="preserve">how beautiful you hometown is or </w:t>
+        <w:t xml:space="preserve">talk about how beautiful you hometown is or </w:t>
       </w:r>
       <w:r>
         <w:rPr>
@@ -4768,6 +4857,7 @@
           <w:sz w:val="24"/>
           <w:szCs w:val="24"/>
         </w:rPr>
+        <w:lastRenderedPageBreak/>
         <w:t xml:space="preserve">pronounce correctly and </w:t>
       </w:r>
       <w:r>
@@ -4823,16 +4913,7 @@
           <w:sz w:val="24"/>
           <w:szCs w:val="24"/>
         </w:rPr>
-        <w:t xml:space="preserve">Chunking is how we </w:t>
-      </w:r>
-      <w:r>
-        <w:rPr>
-          <w:rFonts w:ascii="Times New Roman" w:hAnsi="Times New Roman" w:cs="Times New Roman"/>
-          <w:sz w:val="24"/>
-          <w:szCs w:val="24"/>
-        </w:rPr>
-        <w:lastRenderedPageBreak/>
-        <w:t xml:space="preserve">group </w:t>
+        <w:t xml:space="preserve">Chunking is how we group </w:t>
       </w:r>
       <w:r>
         <w:rPr>
@@ -5706,8 +5787,6 @@
         </w:rPr>
         <w:t xml:space="preserve">answer of </w:t>
       </w:r>
-      <w:bookmarkStart w:id="0" w:name="_GoBack"/>
-      <w:bookmarkEnd w:id="0"/>
       <w:r>
         <w:rPr>
           <w:rFonts w:ascii="Times New Roman" w:hAnsi="Times New Roman" w:cs="Times New Roman" w:hint="eastAsia"/>
@@ -5974,6 +6053,7 @@
           <w:sz w:val="24"/>
           <w:szCs w:val="24"/>
         </w:rPr>
+        <w:lastRenderedPageBreak/>
         <w:t>Passag</w:t>
       </w:r>
       <w:r>
@@ -6002,16 +6082,7 @@
           <w:sz w:val="24"/>
           <w:szCs w:val="24"/>
         </w:rPr>
-        <w:t xml:space="preserve">Just over 400 million acres of land is being used for agriculture in </w:t>
-      </w:r>
-      <w:r>
-        <w:rPr>
-          <w:rFonts w:ascii="Times New Roman" w:hAnsi="Times New Roman" w:cs="Times New Roman" w:hint="eastAsia"/>
-          <w:sz w:val="24"/>
-          <w:szCs w:val="24"/>
-        </w:rPr>
-        <w:lastRenderedPageBreak/>
-        <w:t>America.</w:t>
+        <w:t>Just over 400 million acres of land is being used for agriculture in America.</w:t>
       </w:r>
     </w:p>
     <w:p>
@@ -7070,6 +7141,7 @@
           <w:szCs w:val="24"/>
           <w:lang w:val="en-GB"/>
         </w:rPr>
+        <w:lastRenderedPageBreak/>
         <w:t xml:space="preserve">It’s a big mistake to only write one sentence in the overview paragraph. </w:t>
       </w:r>
     </w:p>
@@ -7158,17 +7230,7 @@
           <w:szCs w:val="24"/>
           <w:lang w:val="en-GB"/>
         </w:rPr>
-        <w:t xml:space="preserve">I will </w:t>
-      </w:r>
-      <w:r>
-        <w:rPr>
-          <w:rFonts w:ascii="Times New Roman" w:hAnsi="Times New Roman" w:cs="Times New Roman" w:hint="eastAsia"/>
-          <w:sz w:val="24"/>
-          <w:szCs w:val="24"/>
-          <w:lang w:val="en-GB"/>
-        </w:rPr>
-        <w:lastRenderedPageBreak/>
-        <w:t>research</w:t>
+        <w:t>I will research</w:t>
       </w:r>
       <w:r>
         <w:rPr>
@@ -8296,7 +8358,16 @@
           <w:sz w:val="24"/>
           <w:szCs w:val="24"/>
         </w:rPr>
-        <w:t xml:space="preserve">For writing task 1, don’t try to describe every category in detail; fous on the most significant ones. </w:t>
+        <w:t xml:space="preserve">For writing task 1, don’t try to describe every category in detail; fous on the </w:t>
+      </w:r>
+      <w:r>
+        <w:rPr>
+          <w:rFonts w:ascii="Times New Roman" w:hAnsi="Times New Roman" w:cs="Times New Roman"/>
+          <w:sz w:val="24"/>
+          <w:szCs w:val="24"/>
+        </w:rPr>
+        <w:lastRenderedPageBreak/>
+        <w:t xml:space="preserve">most significant ones. </w:t>
       </w:r>
     </w:p>
     <w:p>
@@ -8330,17 +8401,7 @@
           <w:szCs w:val="24"/>
           <w:lang w:val="en-GB"/>
         </w:rPr>
-        <w:t xml:space="preserve">A limited </w:t>
-      </w:r>
-      <w:r>
-        <w:rPr>
-          <w:rFonts w:ascii="Times New Roman" w:hAnsi="Times New Roman" w:cs="Times New Roman" w:hint="eastAsia"/>
-          <w:sz w:val="24"/>
-          <w:szCs w:val="24"/>
-          <w:lang w:val="en-GB"/>
-        </w:rPr>
-        <w:lastRenderedPageBreak/>
-        <w:t xml:space="preserve">overview will limit your score. </w:t>
+        <w:t xml:space="preserve">A limited overview will limit your score. </w:t>
       </w:r>
       <w:r>
         <w:rPr>
@@ -9188,7 +9249,17 @@
           <w:szCs w:val="24"/>
           <w:lang w:val="en-GB"/>
         </w:rPr>
-        <w:t xml:space="preserve">Second is you </w:t>
+        <w:t xml:space="preserve">Second is </w:t>
+      </w:r>
+      <w:r>
+        <w:rPr>
+          <w:rFonts w:ascii="Times New Roman" w:hAnsi="Times New Roman" w:cs="Times New Roman" w:hint="eastAsia"/>
+          <w:sz w:val="24"/>
+          <w:szCs w:val="24"/>
+          <w:lang w:val="en-GB"/>
+        </w:rPr>
+        <w:lastRenderedPageBreak/>
+        <w:t xml:space="preserve">you </w:t>
       </w:r>
       <w:r>
         <w:rPr>
@@ -9257,7 +9328,6 @@
           <w:szCs w:val="24"/>
           <w:lang w:val="en-GB"/>
         </w:rPr>
-        <w:lastRenderedPageBreak/>
         <w:t>Background statement is paraphrase of the question, but don</w:t>
       </w:r>
       <w:r>
@@ -10123,6 +10193,7 @@
           <w:sz w:val="24"/>
           <w:szCs w:val="24"/>
         </w:rPr>
+        <w:lastRenderedPageBreak/>
         <w:t>The amoun</w:t>
       </w:r>
       <w:r>
@@ -16748,7 +16819,7 @@
   <a:extraClrSchemeLst/>
   <a:extLst>
     <a:ext uri="{05A4C25C-085E-4340-85A3-A5531E510DB2}">
-      <thm15:themeFamily xmlns="" xmlns:thm15="http://schemas.microsoft.com/office/thememl/2012/main" name="Office Theme" id="{62F939B6-93AF-4DB8-9C6B-D6C7DFDC589F}" vid="{4A3C46E8-61CC-4603-A589-7422A47A8E4A}"/>
+      <thm15:themeFamily xmlns:thm15="http://schemas.microsoft.com/office/thememl/2012/main" xmlns="" name="Office Theme" id="{62F939B6-93AF-4DB8-9C6B-D6C7DFDC589F}" vid="{4A3C46E8-61CC-4603-A589-7422A47A8E4A}"/>
     </a:ext>
   </a:extLst>
 </a:theme>

--- a/IELTS Notes/Notes of IELTS.docx
+++ b/IELTS Notes/Notes of IELTS.docx
@@ -67,7 +67,7 @@
         </w:numPr>
         <w:ind w:firstLineChars="0"/>
         <w:rPr>
-          <w:rFonts w:ascii="Times New Roman" w:hAnsi="Times New Roman" w:cs="Times New Roman"/>
+          <w:rFonts w:ascii="Times New Roman" w:hAnsi="Times New Roman" w:cs="Times New Roman" w:hint="eastAsia"/>
           <w:sz w:val="24"/>
           <w:szCs w:val="24"/>
         </w:rPr>
@@ -103,6 +103,30 @@
           <w:szCs w:val="24"/>
         </w:rPr>
         <w:t>!</w:t>
+      </w:r>
+      <w:r>
+        <w:rPr>
+          <w:rFonts w:ascii="Times New Roman" w:hAnsi="Times New Roman" w:cs="Times New Roman" w:hint="eastAsia"/>
+          <w:sz w:val="24"/>
+          <w:szCs w:val="24"/>
+        </w:rPr>
+        <w:t xml:space="preserve"> Don</w:t>
+      </w:r>
+      <w:r>
+        <w:rPr>
+          <w:rFonts w:ascii="Times New Roman" w:hAnsi="Times New Roman" w:cs="Times New Roman"/>
+          <w:sz w:val="24"/>
+          <w:szCs w:val="24"/>
+        </w:rPr>
+        <w:t>’</w:t>
+      </w:r>
+      <w:r>
+        <w:rPr>
+          <w:rFonts w:ascii="Times New Roman" w:hAnsi="Times New Roman" w:cs="Times New Roman" w:hint="eastAsia"/>
+          <w:sz w:val="24"/>
+          <w:szCs w:val="24"/>
+        </w:rPr>
+        <w:t>t get distracted by details!</w:t>
       </w:r>
     </w:p>
     <w:p>
@@ -125,31 +149,23 @@
           <w:sz w:val="24"/>
           <w:szCs w:val="24"/>
         </w:rPr>
-        <w:t xml:space="preserve">Read the </w:t>
-      </w:r>
-      <w:r>
-        <w:rPr>
-          <w:rFonts w:ascii="Times New Roman" w:hAnsi="Times New Roman" w:cs="Times New Roman" w:hint="eastAsia"/>
-          <w:sz w:val="24"/>
-          <w:szCs w:val="24"/>
-        </w:rPr>
-        <w:t>questions</w:t>
-      </w:r>
-      <w:r>
-        <w:rPr>
-          <w:rFonts w:ascii="Times New Roman" w:hAnsi="Times New Roman" w:cs="Times New Roman" w:hint="eastAsia"/>
-          <w:sz w:val="24"/>
-          <w:szCs w:val="24"/>
-        </w:rPr>
-        <w:t xml:space="preserve"> first if you have time.</w:t>
-      </w:r>
-      <w:r>
-        <w:rPr>
-          <w:rFonts w:ascii="Times New Roman" w:hAnsi="Times New Roman" w:cs="Times New Roman" w:hint="eastAsia"/>
-          <w:sz w:val="24"/>
-          <w:szCs w:val="24"/>
-        </w:rPr>
-        <w:t xml:space="preserve"> </w:t>
+        <w:t>Spend time analysing your answers and techniques as well as reviewing paraphrasing and transcripts-it</w:t>
+      </w:r>
+      <w:r>
+        <w:rPr>
+          <w:rFonts w:ascii="Times New Roman" w:hAnsi="Times New Roman" w:cs="Times New Roman"/>
+          <w:sz w:val="24"/>
+          <w:szCs w:val="24"/>
+        </w:rPr>
+        <w:t>’</w:t>
+      </w:r>
+      <w:r>
+        <w:rPr>
+          <w:rFonts w:ascii="Times New Roman" w:hAnsi="Times New Roman" w:cs="Times New Roman" w:hint="eastAsia"/>
+          <w:sz w:val="24"/>
+          <w:szCs w:val="24"/>
+        </w:rPr>
+        <w:t>s the only way to develop.</w:t>
       </w:r>
     </w:p>
     <w:p>
@@ -161,226 +177,18 @@
         </w:numPr>
         <w:ind w:firstLineChars="0"/>
         <w:rPr>
-          <w:rFonts w:ascii="Times New Roman" w:hAnsi="Times New Roman" w:cs="Times New Roman"/>
-          <w:sz w:val="24"/>
-          <w:szCs w:val="24"/>
-        </w:rPr>
-      </w:pPr>
-      <w:r>
-        <w:rPr>
-          <w:rFonts w:ascii="Times New Roman" w:hAnsi="Times New Roman" w:cs="Times New Roman" w:hint="eastAsia"/>
-          <w:sz w:val="24"/>
-          <w:szCs w:val="24"/>
-        </w:rPr>
-        <w:t>Answers can come quickly</w:t>
-      </w:r>
-      <w:r>
-        <w:rPr>
-          <w:rFonts w:ascii="Times New Roman" w:hAnsi="Times New Roman" w:cs="Times New Roman" w:hint="eastAsia"/>
-          <w:sz w:val="24"/>
-          <w:szCs w:val="24"/>
-        </w:rPr>
-        <w:t xml:space="preserve"> and don</w:t>
-      </w:r>
-      <w:r>
-        <w:rPr>
-          <w:rFonts w:ascii="Times New Roman" w:hAnsi="Times New Roman" w:cs="Times New Roman"/>
-          <w:sz w:val="24"/>
-          <w:szCs w:val="24"/>
-        </w:rPr>
-        <w:t>’</w:t>
-      </w:r>
-      <w:r>
-        <w:rPr>
-          <w:rFonts w:ascii="Times New Roman" w:hAnsi="Times New Roman" w:cs="Times New Roman" w:hint="eastAsia"/>
-          <w:sz w:val="24"/>
-          <w:szCs w:val="24"/>
-        </w:rPr>
-        <w:t>t come at regular intervals</w:t>
-      </w:r>
-      <w:r>
-        <w:rPr>
-          <w:rFonts w:ascii="Times New Roman" w:hAnsi="Times New Roman" w:cs="Times New Roman" w:hint="eastAsia"/>
-          <w:sz w:val="24"/>
-          <w:szCs w:val="24"/>
-        </w:rPr>
-        <w:t xml:space="preserve"> so keep your eye on the next question and don</w:t>
-      </w:r>
-      <w:r>
-        <w:rPr>
-          <w:rFonts w:ascii="Times New Roman" w:hAnsi="Times New Roman" w:cs="Times New Roman"/>
-          <w:sz w:val="24"/>
-          <w:szCs w:val="24"/>
-        </w:rPr>
-        <w:t>’</w:t>
-      </w:r>
-      <w:r>
-        <w:rPr>
-          <w:rFonts w:ascii="Times New Roman" w:hAnsi="Times New Roman" w:cs="Times New Roman" w:hint="eastAsia"/>
-          <w:sz w:val="24"/>
-          <w:szCs w:val="24"/>
-        </w:rPr>
-        <w:t>t try to write the whole word if it is to</w:t>
-      </w:r>
-      <w:r>
-        <w:rPr>
-          <w:rFonts w:ascii="Times New Roman" w:hAnsi="Times New Roman" w:cs="Times New Roman" w:hint="eastAsia"/>
-          <w:sz w:val="24"/>
-          <w:szCs w:val="24"/>
-        </w:rPr>
-        <w:t>o</w:t>
-      </w:r>
-      <w:r>
-        <w:rPr>
-          <w:rFonts w:ascii="Times New Roman" w:hAnsi="Times New Roman" w:cs="Times New Roman" w:hint="eastAsia"/>
-          <w:sz w:val="24"/>
-          <w:szCs w:val="24"/>
-        </w:rPr>
-        <w:t xml:space="preserve"> complicated. For example, you can wri</w:t>
-      </w:r>
-      <w:r>
-        <w:rPr>
-          <w:rFonts w:ascii="Times New Roman" w:hAnsi="Times New Roman" w:cs="Times New Roman" w:hint="eastAsia"/>
-          <w:sz w:val="24"/>
-          <w:szCs w:val="24"/>
-        </w:rPr>
-        <w:t>t</w:t>
-      </w:r>
-      <w:r>
-        <w:rPr>
-          <w:rFonts w:ascii="Times New Roman" w:hAnsi="Times New Roman" w:cs="Times New Roman" w:hint="eastAsia"/>
-          <w:sz w:val="24"/>
-          <w:szCs w:val="24"/>
-        </w:rPr>
-        <w:t xml:space="preserve">e </w:t>
-      </w:r>
-      <w:r>
-        <w:rPr>
-          <w:rFonts w:ascii="Times New Roman" w:hAnsi="Times New Roman" w:cs="Times New Roman"/>
-          <w:sz w:val="24"/>
-          <w:szCs w:val="24"/>
-        </w:rPr>
-        <w:t>‘</w:t>
-      </w:r>
-      <w:r>
-        <w:rPr>
-          <w:rFonts w:ascii="Times New Roman" w:hAnsi="Times New Roman" w:cs="Times New Roman" w:hint="eastAsia"/>
-          <w:sz w:val="24"/>
-          <w:szCs w:val="24"/>
-        </w:rPr>
-        <w:t>uni</w:t>
-      </w:r>
-      <w:r>
-        <w:rPr>
-          <w:rFonts w:ascii="Times New Roman" w:hAnsi="Times New Roman" w:cs="Times New Roman"/>
-          <w:sz w:val="24"/>
-          <w:szCs w:val="24"/>
-        </w:rPr>
-        <w:t>’</w:t>
-      </w:r>
-      <w:r>
-        <w:rPr>
-          <w:rFonts w:ascii="Times New Roman" w:hAnsi="Times New Roman" w:cs="Times New Roman" w:hint="eastAsia"/>
-          <w:sz w:val="24"/>
-          <w:szCs w:val="24"/>
-        </w:rPr>
-        <w:t xml:space="preserve"> for </w:t>
-      </w:r>
-      <w:r>
-        <w:rPr>
-          <w:rFonts w:ascii="Times New Roman" w:hAnsi="Times New Roman" w:cs="Times New Roman"/>
-          <w:sz w:val="24"/>
-          <w:szCs w:val="24"/>
-        </w:rPr>
-        <w:t>‘</w:t>
-      </w:r>
-      <w:r>
-        <w:rPr>
-          <w:rFonts w:ascii="Times New Roman" w:hAnsi="Times New Roman" w:cs="Times New Roman" w:hint="eastAsia"/>
-          <w:sz w:val="24"/>
-          <w:szCs w:val="24"/>
-        </w:rPr>
-        <w:t>universe</w:t>
-      </w:r>
-      <w:r>
-        <w:rPr>
-          <w:rFonts w:ascii="Times New Roman" w:hAnsi="Times New Roman" w:cs="Times New Roman"/>
-          <w:sz w:val="24"/>
-          <w:szCs w:val="24"/>
-        </w:rPr>
-        <w:t>’</w:t>
-      </w:r>
-      <w:r>
-        <w:rPr>
-          <w:rFonts w:ascii="Times New Roman" w:hAnsi="Times New Roman" w:cs="Times New Roman" w:hint="eastAsia"/>
-          <w:sz w:val="24"/>
-          <w:szCs w:val="24"/>
-        </w:rPr>
-        <w:t xml:space="preserve"> and </w:t>
-      </w:r>
-      <w:r>
-        <w:rPr>
-          <w:rFonts w:ascii="Times New Roman" w:hAnsi="Times New Roman" w:cs="Times New Roman"/>
-          <w:sz w:val="24"/>
-          <w:szCs w:val="24"/>
-        </w:rPr>
-        <w:t>‘</w:t>
-      </w:r>
-      <w:r>
-        <w:rPr>
-          <w:rFonts w:ascii="Times New Roman" w:hAnsi="Times New Roman" w:cs="Times New Roman" w:hint="eastAsia"/>
-          <w:sz w:val="24"/>
-          <w:szCs w:val="24"/>
-        </w:rPr>
-        <w:t>bksp</w:t>
-      </w:r>
-      <w:r>
-        <w:rPr>
-          <w:rFonts w:ascii="Times New Roman" w:hAnsi="Times New Roman" w:cs="Times New Roman"/>
-          <w:sz w:val="24"/>
-          <w:szCs w:val="24"/>
-        </w:rPr>
-        <w:t>’</w:t>
-      </w:r>
-      <w:r>
-        <w:rPr>
-          <w:rFonts w:ascii="Times New Roman" w:hAnsi="Times New Roman" w:cs="Times New Roman" w:hint="eastAsia"/>
-          <w:sz w:val="24"/>
-          <w:szCs w:val="24"/>
-        </w:rPr>
-        <w:t xml:space="preserve"> for </w:t>
-      </w:r>
-      <w:r>
-        <w:rPr>
-          <w:rFonts w:ascii="Times New Roman" w:hAnsi="Times New Roman" w:cs="Times New Roman"/>
-          <w:sz w:val="24"/>
-          <w:szCs w:val="24"/>
-        </w:rPr>
-        <w:t>‘</w:t>
-      </w:r>
-      <w:r>
-        <w:rPr>
-          <w:rFonts w:ascii="Times New Roman" w:hAnsi="Times New Roman" w:cs="Times New Roman" w:hint="eastAsia"/>
-          <w:sz w:val="24"/>
-          <w:szCs w:val="24"/>
-        </w:rPr>
-        <w:t>bookshop</w:t>
-      </w:r>
-      <w:r>
-        <w:rPr>
-          <w:rFonts w:ascii="Times New Roman" w:hAnsi="Times New Roman" w:cs="Times New Roman"/>
-          <w:sz w:val="24"/>
-          <w:szCs w:val="24"/>
-        </w:rPr>
-        <w:t>’</w:t>
-      </w:r>
-      <w:r>
-        <w:rPr>
-          <w:rFonts w:ascii="Times New Roman" w:hAnsi="Times New Roman" w:cs="Times New Roman" w:hint="eastAsia"/>
-          <w:sz w:val="24"/>
-          <w:szCs w:val="24"/>
-        </w:rPr>
-        <w:t>.</w:t>
+          <w:rFonts w:ascii="Times New Roman" w:hAnsi="Times New Roman" w:cs="Times New Roman" w:hint="eastAsia"/>
+          <w:sz w:val="24"/>
+          <w:szCs w:val="24"/>
+        </w:rPr>
+      </w:pPr>
+      <w:r>
+        <w:rPr>
+          <w:rFonts w:ascii="Times New Roman" w:hAnsi="Times New Roman" w:cs="Times New Roman" w:hint="eastAsia"/>
+          <w:sz w:val="24"/>
+          <w:szCs w:val="24"/>
+        </w:rPr>
+        <w:t xml:space="preserve">There will be time for you to read questions first. Whereas, you need to read them quickly to spot the key words. </w:t>
       </w:r>
     </w:p>
     <w:p>
@@ -403,47 +211,7 @@
           <w:sz w:val="24"/>
           <w:szCs w:val="24"/>
         </w:rPr>
-        <w:t>Make notes</w:t>
-      </w:r>
-      <w:r>
-        <w:rPr>
-          <w:rFonts w:ascii="Times New Roman" w:hAnsi="Times New Roman" w:cs="Times New Roman" w:hint="eastAsia"/>
-          <w:sz w:val="24"/>
-          <w:szCs w:val="24"/>
-        </w:rPr>
-        <w:t>(such as answers</w:t>
-      </w:r>
-      <w:r>
-        <w:rPr>
-          <w:rFonts w:ascii="Times New Roman" w:hAnsi="Times New Roman" w:cs="Times New Roman" w:hint="eastAsia"/>
-          <w:sz w:val="24"/>
-          <w:szCs w:val="24"/>
-        </w:rPr>
-        <w:t xml:space="preserve"> the you guess</w:t>
-      </w:r>
-      <w:r>
-        <w:rPr>
-          <w:rFonts w:ascii="Times New Roman" w:hAnsi="Times New Roman" w:cs="Times New Roman" w:hint="eastAsia"/>
-          <w:sz w:val="24"/>
-          <w:szCs w:val="24"/>
-        </w:rPr>
-        <w:t>)</w:t>
-      </w:r>
-      <w:r>
-        <w:rPr>
-          <w:rFonts w:ascii="Times New Roman" w:hAnsi="Times New Roman" w:cs="Times New Roman" w:hint="eastAsia"/>
-          <w:sz w:val="24"/>
-          <w:szCs w:val="24"/>
-        </w:rPr>
-        <w:t xml:space="preserve"> when you are not sure your answers are not right because you can only hear the recording once. </w:t>
-      </w:r>
-      <w:r>
-        <w:rPr>
-          <w:rFonts w:ascii="Times New Roman" w:hAnsi="Times New Roman" w:cs="Times New Roman" w:hint="eastAsia"/>
-          <w:sz w:val="24"/>
-          <w:szCs w:val="24"/>
-        </w:rPr>
-        <w:t>Don</w:t>
+        <w:t>It</w:t>
       </w:r>
       <w:r>
         <w:rPr>
@@ -459,31 +227,41 @@
           <w:sz w:val="24"/>
           <w:szCs w:val="24"/>
         </w:rPr>
-        <w:t xml:space="preserve">t leave </w:t>
-      </w:r>
-      <w:r>
-        <w:rPr>
-          <w:rFonts w:ascii="Times New Roman" w:hAnsi="Times New Roman" w:cs="Times New Roman" w:hint="eastAsia"/>
-          <w:sz w:val="24"/>
-          <w:szCs w:val="24"/>
-        </w:rPr>
-        <w:t>any</w:t>
-      </w:r>
-      <w:r>
-        <w:rPr>
-          <w:rFonts w:ascii="Times New Roman" w:hAnsi="Times New Roman" w:cs="Times New Roman" w:hint="eastAsia"/>
-          <w:sz w:val="24"/>
-          <w:szCs w:val="24"/>
-        </w:rPr>
-        <w:t xml:space="preserve"> </w:t>
-      </w:r>
-      <w:r>
-        <w:rPr>
-          <w:rFonts w:ascii="Times New Roman" w:hAnsi="Times New Roman" w:cs="Times New Roman" w:hint="eastAsia"/>
-          <w:sz w:val="24"/>
-          <w:szCs w:val="24"/>
-        </w:rPr>
-        <w:t xml:space="preserve">blank. </w:t>
+        <w:t xml:space="preserve">s necessary always to read transcripts and listening again. N.B. check the answers after reading transcript and listening again. </w:t>
+      </w:r>
+      <w:r>
+        <w:rPr>
+          <w:rFonts w:ascii="Times New Roman" w:hAnsi="Times New Roman" w:cs="Times New Roman" w:hint="eastAsia"/>
+          <w:sz w:val="24"/>
+          <w:szCs w:val="24"/>
+        </w:rPr>
+        <w:t xml:space="preserve">This is an efficient </w:t>
+      </w:r>
+      <w:r>
+        <w:rPr>
+          <w:rFonts w:ascii="Times New Roman" w:hAnsi="Times New Roman" w:cs="Times New Roman" w:hint="eastAsia"/>
+          <w:sz w:val="24"/>
+          <w:szCs w:val="24"/>
+        </w:rPr>
+        <w:t>way to develop</w:t>
+      </w:r>
+      <w:bookmarkStart w:id="0" w:name="_GoBack"/>
+      <w:bookmarkEnd w:id="0"/>
+      <w:r>
+        <w:rPr>
+          <w:rFonts w:ascii="Times New Roman" w:hAnsi="Times New Roman" w:cs="Times New Roman" w:hint="eastAsia"/>
+          <w:sz w:val="24"/>
+          <w:szCs w:val="24"/>
+        </w:rPr>
+        <w:t xml:space="preserve"> your listening awareness. </w:t>
+      </w:r>
+      <w:r>
+        <w:rPr>
+          <w:rFonts w:ascii="Times New Roman" w:hAnsi="Times New Roman" w:cs="Times New Roman" w:hint="eastAsia"/>
+          <w:sz w:val="24"/>
+          <w:szCs w:val="24"/>
+        </w:rPr>
+        <w:t>After that, check the answer key.</w:t>
       </w:r>
     </w:p>
     <w:p>
@@ -506,7 +284,15 @@
           <w:sz w:val="24"/>
           <w:szCs w:val="24"/>
         </w:rPr>
-        <w:t>There could be a big gap between two answers so don</w:t>
+        <w:t>Answers can come quickly</w:t>
+      </w:r>
+      <w:r>
+        <w:rPr>
+          <w:rFonts w:ascii="Times New Roman" w:hAnsi="Times New Roman" w:cs="Times New Roman" w:hint="eastAsia"/>
+          <w:sz w:val="24"/>
+          <w:szCs w:val="24"/>
+        </w:rPr>
+        <w:t xml:space="preserve"> and don</w:t>
       </w:r>
       <w:r>
         <w:rPr>
@@ -522,15 +308,15 @@
           <w:sz w:val="24"/>
           <w:szCs w:val="24"/>
         </w:rPr>
-        <w:t xml:space="preserve">t be panic when you are not hearing the answers of the question. </w:t>
-      </w:r>
-      <w:r>
-        <w:rPr>
-          <w:rFonts w:ascii="Times New Roman" w:hAnsi="Times New Roman" w:cs="Times New Roman" w:hint="eastAsia"/>
-          <w:sz w:val="24"/>
-          <w:szCs w:val="24"/>
-        </w:rPr>
-        <w:t>And answers may come altogether in a short period of time so don</w:t>
+        <w:t>t come at regular intervals</w:t>
+      </w:r>
+      <w:r>
+        <w:rPr>
+          <w:rFonts w:ascii="Times New Roman" w:hAnsi="Times New Roman" w:cs="Times New Roman" w:hint="eastAsia"/>
+          <w:sz w:val="24"/>
+          <w:szCs w:val="24"/>
+        </w:rPr>
+        <w:t xml:space="preserve"> so keep your eye on the next question and don</w:t>
       </w:r>
       <w:r>
         <w:rPr>
@@ -546,7 +332,167 @@
           <w:sz w:val="24"/>
           <w:szCs w:val="24"/>
         </w:rPr>
-        <w:t xml:space="preserve">t write when you only hear one answer. </w:t>
+        <w:t>t try to write the whole word if it is to</w:t>
+      </w:r>
+      <w:r>
+        <w:rPr>
+          <w:rFonts w:ascii="Times New Roman" w:hAnsi="Times New Roman" w:cs="Times New Roman" w:hint="eastAsia"/>
+          <w:sz w:val="24"/>
+          <w:szCs w:val="24"/>
+        </w:rPr>
+        <w:t>o</w:t>
+      </w:r>
+      <w:r>
+        <w:rPr>
+          <w:rFonts w:ascii="Times New Roman" w:hAnsi="Times New Roman" w:cs="Times New Roman" w:hint="eastAsia"/>
+          <w:sz w:val="24"/>
+          <w:szCs w:val="24"/>
+        </w:rPr>
+        <w:t xml:space="preserve"> complicated. For example, you can wri</w:t>
+      </w:r>
+      <w:r>
+        <w:rPr>
+          <w:rFonts w:ascii="Times New Roman" w:hAnsi="Times New Roman" w:cs="Times New Roman" w:hint="eastAsia"/>
+          <w:sz w:val="24"/>
+          <w:szCs w:val="24"/>
+        </w:rPr>
+        <w:t>t</w:t>
+      </w:r>
+      <w:r>
+        <w:rPr>
+          <w:rFonts w:ascii="Times New Roman" w:hAnsi="Times New Roman" w:cs="Times New Roman" w:hint="eastAsia"/>
+          <w:sz w:val="24"/>
+          <w:szCs w:val="24"/>
+        </w:rPr>
+        <w:t xml:space="preserve">e </w:t>
+      </w:r>
+      <w:r>
+        <w:rPr>
+          <w:rFonts w:ascii="Times New Roman" w:hAnsi="Times New Roman" w:cs="Times New Roman"/>
+          <w:sz w:val="24"/>
+          <w:szCs w:val="24"/>
+        </w:rPr>
+        <w:t>‘</w:t>
+      </w:r>
+      <w:r>
+        <w:rPr>
+          <w:rFonts w:ascii="Times New Roman" w:hAnsi="Times New Roman" w:cs="Times New Roman" w:hint="eastAsia"/>
+          <w:sz w:val="24"/>
+          <w:szCs w:val="24"/>
+        </w:rPr>
+        <w:t>uni</w:t>
+      </w:r>
+      <w:r>
+        <w:rPr>
+          <w:rFonts w:ascii="Times New Roman" w:hAnsi="Times New Roman" w:cs="Times New Roman"/>
+          <w:sz w:val="24"/>
+          <w:szCs w:val="24"/>
+        </w:rPr>
+        <w:t>’</w:t>
+      </w:r>
+      <w:r>
+        <w:rPr>
+          <w:rFonts w:ascii="Times New Roman" w:hAnsi="Times New Roman" w:cs="Times New Roman" w:hint="eastAsia"/>
+          <w:sz w:val="24"/>
+          <w:szCs w:val="24"/>
+        </w:rPr>
+        <w:t xml:space="preserve"> for </w:t>
+      </w:r>
+      <w:r>
+        <w:rPr>
+          <w:rFonts w:ascii="Times New Roman" w:hAnsi="Times New Roman" w:cs="Times New Roman"/>
+          <w:sz w:val="24"/>
+          <w:szCs w:val="24"/>
+        </w:rPr>
+        <w:t>‘</w:t>
+      </w:r>
+      <w:r>
+        <w:rPr>
+          <w:rFonts w:ascii="Times New Roman" w:hAnsi="Times New Roman" w:cs="Times New Roman" w:hint="eastAsia"/>
+          <w:sz w:val="24"/>
+          <w:szCs w:val="24"/>
+        </w:rPr>
+        <w:t>universe</w:t>
+      </w:r>
+      <w:r>
+        <w:rPr>
+          <w:rFonts w:ascii="Times New Roman" w:hAnsi="Times New Roman" w:cs="Times New Roman"/>
+          <w:sz w:val="24"/>
+          <w:szCs w:val="24"/>
+        </w:rPr>
+        <w:t>’</w:t>
+      </w:r>
+      <w:r>
+        <w:rPr>
+          <w:rFonts w:ascii="Times New Roman" w:hAnsi="Times New Roman" w:cs="Times New Roman" w:hint="eastAsia"/>
+          <w:sz w:val="24"/>
+          <w:szCs w:val="24"/>
+        </w:rPr>
+        <w:t xml:space="preserve"> and </w:t>
+      </w:r>
+      <w:r>
+        <w:rPr>
+          <w:rFonts w:ascii="Times New Roman" w:hAnsi="Times New Roman" w:cs="Times New Roman"/>
+          <w:sz w:val="24"/>
+          <w:szCs w:val="24"/>
+        </w:rPr>
+        <w:t>‘</w:t>
+      </w:r>
+      <w:r>
+        <w:rPr>
+          <w:rFonts w:ascii="Times New Roman" w:hAnsi="Times New Roman" w:cs="Times New Roman" w:hint="eastAsia"/>
+          <w:sz w:val="24"/>
+          <w:szCs w:val="24"/>
+        </w:rPr>
+        <w:t>bksp</w:t>
+      </w:r>
+      <w:r>
+        <w:rPr>
+          <w:rFonts w:ascii="Times New Roman" w:hAnsi="Times New Roman" w:cs="Times New Roman"/>
+          <w:sz w:val="24"/>
+          <w:szCs w:val="24"/>
+        </w:rPr>
+        <w:t>’</w:t>
+      </w:r>
+      <w:r>
+        <w:rPr>
+          <w:rFonts w:ascii="Times New Roman" w:hAnsi="Times New Roman" w:cs="Times New Roman" w:hint="eastAsia"/>
+          <w:sz w:val="24"/>
+          <w:szCs w:val="24"/>
+        </w:rPr>
+        <w:t xml:space="preserve"> for </w:t>
+      </w:r>
+      <w:r>
+        <w:rPr>
+          <w:rFonts w:ascii="Times New Roman" w:hAnsi="Times New Roman" w:cs="Times New Roman"/>
+          <w:sz w:val="24"/>
+          <w:szCs w:val="24"/>
+        </w:rPr>
+        <w:t>‘</w:t>
+      </w:r>
+      <w:r>
+        <w:rPr>
+          <w:rFonts w:ascii="Times New Roman" w:hAnsi="Times New Roman" w:cs="Times New Roman" w:hint="eastAsia"/>
+          <w:sz w:val="24"/>
+          <w:szCs w:val="24"/>
+        </w:rPr>
+        <w:t>bookshop</w:t>
+      </w:r>
+      <w:r>
+        <w:rPr>
+          <w:rFonts w:ascii="Times New Roman" w:hAnsi="Times New Roman" w:cs="Times New Roman"/>
+          <w:sz w:val="24"/>
+          <w:szCs w:val="24"/>
+        </w:rPr>
+        <w:t>’</w:t>
+      </w:r>
+      <w:r>
+        <w:rPr>
+          <w:rFonts w:ascii="Times New Roman" w:hAnsi="Times New Roman" w:cs="Times New Roman" w:hint="eastAsia"/>
+          <w:sz w:val="24"/>
+          <w:szCs w:val="24"/>
+        </w:rPr>
+        <w:t>.</w:t>
       </w:r>
     </w:p>
     <w:p>
@@ -569,45 +515,87 @@
           <w:sz w:val="24"/>
           <w:szCs w:val="24"/>
         </w:rPr>
-        <w:t xml:space="preserve">Common traps: </w:t>
-      </w:r>
-    </w:p>
-    <w:p>
-      <w:pPr>
-        <w:pStyle w:val="a3"/>
-        <w:ind w:left="1080" w:firstLineChars="0" w:firstLine="0"/>
-        <w:rPr>
-          <w:rFonts w:ascii="Times New Roman" w:hAnsi="Times New Roman" w:cs="Times New Roman"/>
-          <w:sz w:val="24"/>
-          <w:szCs w:val="24"/>
-        </w:rPr>
-      </w:pPr>
-      <w:r>
-        <w:rPr>
-          <w:rFonts w:ascii="Times New Roman" w:hAnsi="Times New Roman" w:cs="Times New Roman" w:hint="eastAsia"/>
-          <w:sz w:val="24"/>
-          <w:szCs w:val="24"/>
-        </w:rPr>
-        <w:t>Answers are changed;</w:t>
-      </w:r>
-    </w:p>
-    <w:p>
-      <w:pPr>
-        <w:pStyle w:val="a3"/>
-        <w:ind w:left="1080" w:firstLineChars="0" w:firstLine="0"/>
-        <w:rPr>
-          <w:rFonts w:ascii="Times New Roman" w:hAnsi="Times New Roman" w:cs="Times New Roman"/>
-          <w:sz w:val="24"/>
-          <w:szCs w:val="24"/>
-        </w:rPr>
-      </w:pPr>
-      <w:r>
-        <w:rPr>
-          <w:rFonts w:ascii="Times New Roman" w:hAnsi="Times New Roman" w:cs="Times New Roman" w:hint="eastAsia"/>
-          <w:sz w:val="24"/>
-          <w:szCs w:val="24"/>
-        </w:rPr>
-        <w:t>Using similar words rather than paraphrases.</w:t>
+        <w:t>Make notes</w:t>
+      </w:r>
+      <w:r>
+        <w:rPr>
+          <w:rFonts w:ascii="Times New Roman" w:hAnsi="Times New Roman" w:cs="Times New Roman" w:hint="eastAsia"/>
+          <w:sz w:val="24"/>
+          <w:szCs w:val="24"/>
+        </w:rPr>
+        <w:t>(such as answers</w:t>
+      </w:r>
+      <w:r>
+        <w:rPr>
+          <w:rFonts w:ascii="Times New Roman" w:hAnsi="Times New Roman" w:cs="Times New Roman" w:hint="eastAsia"/>
+          <w:sz w:val="24"/>
+          <w:szCs w:val="24"/>
+        </w:rPr>
+        <w:t xml:space="preserve"> the you guess</w:t>
+      </w:r>
+      <w:r>
+        <w:rPr>
+          <w:rFonts w:ascii="Times New Roman" w:hAnsi="Times New Roman" w:cs="Times New Roman" w:hint="eastAsia"/>
+          <w:sz w:val="24"/>
+          <w:szCs w:val="24"/>
+        </w:rPr>
+        <w:t>)</w:t>
+      </w:r>
+      <w:r>
+        <w:rPr>
+          <w:rFonts w:ascii="Times New Roman" w:hAnsi="Times New Roman" w:cs="Times New Roman" w:hint="eastAsia"/>
+          <w:sz w:val="24"/>
+          <w:szCs w:val="24"/>
+        </w:rPr>
+        <w:t xml:space="preserve"> when you are not sure your answers are not right because you can only hear the recording once. </w:t>
+      </w:r>
+      <w:r>
+        <w:rPr>
+          <w:rFonts w:ascii="Times New Roman" w:hAnsi="Times New Roman" w:cs="Times New Roman" w:hint="eastAsia"/>
+          <w:sz w:val="24"/>
+          <w:szCs w:val="24"/>
+        </w:rPr>
+        <w:t>Don</w:t>
+      </w:r>
+      <w:r>
+        <w:rPr>
+          <w:rFonts w:ascii="Times New Roman" w:hAnsi="Times New Roman" w:cs="Times New Roman"/>
+          <w:sz w:val="24"/>
+          <w:szCs w:val="24"/>
+        </w:rPr>
+        <w:t>’</w:t>
+      </w:r>
+      <w:r>
+        <w:rPr>
+          <w:rFonts w:ascii="Times New Roman" w:hAnsi="Times New Roman" w:cs="Times New Roman" w:hint="eastAsia"/>
+          <w:sz w:val="24"/>
+          <w:szCs w:val="24"/>
+        </w:rPr>
+        <w:t xml:space="preserve">t leave </w:t>
+      </w:r>
+      <w:r>
+        <w:rPr>
+          <w:rFonts w:ascii="Times New Roman" w:hAnsi="Times New Roman" w:cs="Times New Roman" w:hint="eastAsia"/>
+          <w:sz w:val="24"/>
+          <w:szCs w:val="24"/>
+        </w:rPr>
+        <w:t>any</w:t>
+      </w:r>
+      <w:r>
+        <w:rPr>
+          <w:rFonts w:ascii="Times New Roman" w:hAnsi="Times New Roman" w:cs="Times New Roman" w:hint="eastAsia"/>
+          <w:sz w:val="24"/>
+          <w:szCs w:val="24"/>
+        </w:rPr>
+        <w:t xml:space="preserve"> </w:t>
+      </w:r>
+      <w:r>
+        <w:rPr>
+          <w:rFonts w:ascii="Times New Roman" w:hAnsi="Times New Roman" w:cs="Times New Roman" w:hint="eastAsia"/>
+          <w:sz w:val="24"/>
+          <w:szCs w:val="24"/>
+        </w:rPr>
+        <w:t xml:space="preserve">blank. </w:t>
       </w:r>
     </w:p>
     <w:p>
@@ -630,7 +618,47 @@
           <w:sz w:val="24"/>
           <w:szCs w:val="24"/>
         </w:rPr>
-        <w:t xml:space="preserve">Pay attention to plurals. </w:t>
+        <w:t>There could be a big gap between two answers so don</w:t>
+      </w:r>
+      <w:r>
+        <w:rPr>
+          <w:rFonts w:ascii="Times New Roman" w:hAnsi="Times New Roman" w:cs="Times New Roman"/>
+          <w:sz w:val="24"/>
+          <w:szCs w:val="24"/>
+        </w:rPr>
+        <w:t>’</w:t>
+      </w:r>
+      <w:r>
+        <w:rPr>
+          <w:rFonts w:ascii="Times New Roman" w:hAnsi="Times New Roman" w:cs="Times New Roman" w:hint="eastAsia"/>
+          <w:sz w:val="24"/>
+          <w:szCs w:val="24"/>
+        </w:rPr>
+        <w:t xml:space="preserve">t be panic when you are not hearing the answers of the question. </w:t>
+      </w:r>
+      <w:r>
+        <w:rPr>
+          <w:rFonts w:ascii="Times New Roman" w:hAnsi="Times New Roman" w:cs="Times New Roman" w:hint="eastAsia"/>
+          <w:sz w:val="24"/>
+          <w:szCs w:val="24"/>
+        </w:rPr>
+        <w:t>And answers may come altogether in a short period of time so don</w:t>
+      </w:r>
+      <w:r>
+        <w:rPr>
+          <w:rFonts w:ascii="Times New Roman" w:hAnsi="Times New Roman" w:cs="Times New Roman"/>
+          <w:sz w:val="24"/>
+          <w:szCs w:val="24"/>
+        </w:rPr>
+        <w:t>’</w:t>
+      </w:r>
+      <w:r>
+        <w:rPr>
+          <w:rFonts w:ascii="Times New Roman" w:hAnsi="Times New Roman" w:cs="Times New Roman" w:hint="eastAsia"/>
+          <w:sz w:val="24"/>
+          <w:szCs w:val="24"/>
+        </w:rPr>
+        <w:t xml:space="preserve">t write when you only hear one answer. </w:t>
       </w:r>
     </w:p>
     <w:p>
@@ -649,19 +677,49 @@
       </w:pPr>
       <w:r>
         <w:rPr>
-          <w:rFonts w:ascii="Times New Roman" w:hAnsi="Times New Roman" w:cs="Times New Roman"/>
-          <w:sz w:val="24"/>
-          <w:szCs w:val="24"/>
-        </w:rPr>
-        <w:t>You should listen the introduction carefully. Don’t skip it.</w:t>
-      </w:r>
-      <w:r>
-        <w:rPr>
-          <w:rFonts w:ascii="Times New Roman" w:hAnsi="Times New Roman" w:cs="Times New Roman"/>
-          <w:sz w:val="24"/>
-          <w:szCs w:val="24"/>
-        </w:rPr>
-        <w:t xml:space="preserve"> It will tell you who will be talking and what they will talk about.</w:t>
+          <w:rFonts w:ascii="Times New Roman" w:hAnsi="Times New Roman" w:cs="Times New Roman" w:hint="eastAsia"/>
+          <w:sz w:val="24"/>
+          <w:szCs w:val="24"/>
+        </w:rPr>
+        <w:t xml:space="preserve">Common traps: </w:t>
+      </w:r>
+    </w:p>
+    <w:p>
+      <w:pPr>
+        <w:pStyle w:val="a3"/>
+        <w:ind w:left="1080" w:firstLineChars="0" w:firstLine="0"/>
+        <w:rPr>
+          <w:rFonts w:ascii="Times New Roman" w:hAnsi="Times New Roman" w:cs="Times New Roman"/>
+          <w:sz w:val="24"/>
+          <w:szCs w:val="24"/>
+        </w:rPr>
+      </w:pPr>
+      <w:r>
+        <w:rPr>
+          <w:rFonts w:ascii="Times New Roman" w:hAnsi="Times New Roman" w:cs="Times New Roman" w:hint="eastAsia"/>
+          <w:sz w:val="24"/>
+          <w:szCs w:val="24"/>
+        </w:rPr>
+        <w:t>Answers are changed;</w:t>
+      </w:r>
+    </w:p>
+    <w:p>
+      <w:pPr>
+        <w:pStyle w:val="a3"/>
+        <w:ind w:left="1080" w:firstLineChars="0" w:firstLine="0"/>
+        <w:rPr>
+          <w:rFonts w:ascii="Times New Roman" w:hAnsi="Times New Roman" w:cs="Times New Roman"/>
+          <w:sz w:val="24"/>
+          <w:szCs w:val="24"/>
+        </w:rPr>
+      </w:pPr>
+      <w:r>
+        <w:rPr>
+          <w:rFonts w:ascii="Times New Roman" w:hAnsi="Times New Roman" w:cs="Times New Roman" w:hint="eastAsia"/>
+          <w:sz w:val="24"/>
+          <w:szCs w:val="24"/>
+        </w:rPr>
+        <w:t>Using similar words rather than paraphrases.</w:t>
       </w:r>
     </w:p>
     <w:p>
@@ -680,11 +738,11 @@
       </w:pPr>
       <w:r>
         <w:rPr>
-          <w:rFonts w:ascii="Times New Roman" w:hAnsi="Times New Roman" w:cs="Times New Roman"/>
-          <w:sz w:val="24"/>
-          <w:szCs w:val="24"/>
-        </w:rPr>
-        <w:t>Repeat listening and try to completely understand every sentence in the audio. Don’t listen to the audio one by one quickly.</w:t>
+          <w:rFonts w:ascii="Times New Roman" w:hAnsi="Times New Roman" w:cs="Times New Roman" w:hint="eastAsia"/>
+          <w:sz w:val="24"/>
+          <w:szCs w:val="24"/>
+        </w:rPr>
+        <w:t xml:space="preserve">Pay attention to plurals. </w:t>
       </w:r>
     </w:p>
     <w:p>
@@ -707,55 +765,15 @@
           <w:sz w:val="24"/>
           <w:szCs w:val="24"/>
         </w:rPr>
-        <w:t xml:space="preserve">Note </w:t>
-      </w:r>
-      <w:r>
-        <w:rPr>
-          <w:rFonts w:ascii="Times New Roman" w:hAnsi="Times New Roman" w:cs="Times New Roman"/>
-          <w:sz w:val="24"/>
-          <w:szCs w:val="24"/>
-        </w:rPr>
-        <w:t xml:space="preserve">that </w:t>
-      </w:r>
-      <w:r>
-        <w:rPr>
-          <w:rFonts w:ascii="Times New Roman" w:hAnsi="Times New Roman" w:cs="Times New Roman"/>
-          <w:sz w:val="24"/>
-          <w:szCs w:val="24"/>
-        </w:rPr>
-        <w:t>the adjectives before numbers, don’t’ forget to write it down. For example, in “approximately 2000”</w:t>
-      </w:r>
-      <w:r>
-        <w:rPr>
-          <w:rFonts w:ascii="Times New Roman" w:hAnsi="Times New Roman" w:cs="Times New Roman" w:hint="eastAsia"/>
-          <w:sz w:val="24"/>
-          <w:szCs w:val="24"/>
-        </w:rPr>
-        <w:t xml:space="preserve">, </w:t>
-      </w:r>
-      <w:r>
-        <w:rPr>
-          <w:rFonts w:ascii="Times New Roman" w:hAnsi="Times New Roman" w:cs="Times New Roman"/>
-          <w:sz w:val="24"/>
-          <w:szCs w:val="24"/>
-        </w:rPr>
-        <w:t xml:space="preserve"> it is wrong </w:t>
-      </w:r>
-      <w:r>
-        <w:rPr>
-          <w:rFonts w:ascii="Times New Roman" w:hAnsi="Times New Roman" w:cs="Times New Roman"/>
-          <w:sz w:val="24"/>
-          <w:szCs w:val="24"/>
-        </w:rPr>
-        <w:t xml:space="preserve">only </w:t>
-      </w:r>
-      <w:r>
-        <w:rPr>
-          <w:rFonts w:ascii="Times New Roman" w:hAnsi="Times New Roman" w:cs="Times New Roman"/>
-          <w:sz w:val="24"/>
-          <w:szCs w:val="24"/>
-        </w:rPr>
-        <w:t>to write “2000”.</w:t>
+        <w:t>You should listen the introduction carefully. Don’t skip it.</w:t>
+      </w:r>
+      <w:r>
+        <w:rPr>
+          <w:rFonts w:ascii="Times New Roman" w:hAnsi="Times New Roman" w:cs="Times New Roman"/>
+          <w:sz w:val="24"/>
+          <w:szCs w:val="24"/>
+        </w:rPr>
+        <w:t xml:space="preserve"> It will tell you who will be talking and what they will talk about.</w:t>
       </w:r>
     </w:p>
     <w:p>
@@ -774,224 +792,11 @@
       </w:pPr>
       <w:r>
         <w:rPr>
-          <w:rFonts w:ascii="Times New Roman" w:hAnsi="Times New Roman" w:cs="Times New Roman" w:hint="eastAsia"/>
-          <w:sz w:val="24"/>
-          <w:szCs w:val="24"/>
-        </w:rPr>
-        <w:t>The words you fill in the blanks must be grammatical</w:t>
-      </w:r>
-      <w:r>
-        <w:rPr>
-          <w:rFonts w:ascii="Times New Roman" w:hAnsi="Times New Roman" w:cs="Times New Roman" w:hint="eastAsia"/>
-          <w:sz w:val="24"/>
-          <w:szCs w:val="24"/>
-        </w:rPr>
-        <w:t>ly</w:t>
-      </w:r>
-      <w:r>
-        <w:rPr>
-          <w:rFonts w:ascii="Times New Roman" w:hAnsi="Times New Roman" w:cs="Times New Roman" w:hint="eastAsia"/>
-          <w:sz w:val="24"/>
-          <w:szCs w:val="24"/>
-        </w:rPr>
-        <w:t xml:space="preserve"> correct when joining the sentence. </w:t>
-      </w:r>
-    </w:p>
-    <w:p>
-      <w:pPr>
-        <w:pStyle w:val="a3"/>
-        <w:ind w:left="1080" w:firstLineChars="0" w:firstLine="0"/>
-        <w:rPr>
-          <w:rFonts w:ascii="Times New Roman" w:hAnsi="Times New Roman" w:cs="Times New Roman"/>
-          <w:sz w:val="24"/>
-          <w:szCs w:val="24"/>
-        </w:rPr>
-      </w:pPr>
-      <w:r>
-        <w:rPr>
-          <w:rFonts w:ascii="Times New Roman" w:hAnsi="Times New Roman" w:cs="Times New Roman" w:hint="eastAsia"/>
-          <w:sz w:val="24"/>
-          <w:szCs w:val="24"/>
-        </w:rPr>
-        <w:t xml:space="preserve">For example, </w:t>
-      </w:r>
-    </w:p>
-    <w:p>
-      <w:pPr>
-        <w:pStyle w:val="a3"/>
-        <w:ind w:left="1080" w:firstLineChars="0" w:firstLine="0"/>
-        <w:rPr>
-          <w:rFonts w:ascii="Times New Roman" w:hAnsi="Times New Roman" w:cs="Times New Roman"/>
-          <w:sz w:val="24"/>
-          <w:szCs w:val="24"/>
-        </w:rPr>
-      </w:pPr>
-      <w:r>
-        <w:rPr>
-          <w:rFonts w:ascii="Times New Roman" w:hAnsi="Times New Roman" w:cs="Times New Roman" w:hint="eastAsia"/>
-          <w:i/>
-          <w:iCs/>
-          <w:sz w:val="24"/>
-          <w:szCs w:val="24"/>
-        </w:rPr>
-        <w:t>hospital</w:t>
-      </w:r>
-      <w:r>
-        <w:rPr>
-          <w:rFonts w:ascii="Times New Roman" w:hAnsi="Times New Roman" w:cs="Times New Roman"/>
-          <w:sz w:val="24"/>
-          <w:szCs w:val="24"/>
-        </w:rPr>
-        <w:br/>
-      </w:r>
-      <w:r>
-        <w:rPr>
-          <w:rFonts w:ascii="Times New Roman" w:hAnsi="Times New Roman" w:cs="Times New Roman" w:hint="eastAsia"/>
-          <w:sz w:val="24"/>
-          <w:szCs w:val="24"/>
-        </w:rPr>
-        <w:t xml:space="preserve">PLACE: </w:t>
-      </w:r>
-      <w:r>
-        <w:rPr>
-          <w:rFonts w:ascii="Times New Roman" w:hAnsi="Times New Roman" w:cs="Times New Roman" w:hint="eastAsia"/>
-          <w:sz w:val="24"/>
-          <w:szCs w:val="24"/>
-          <w:u w:val="single"/>
-        </w:rPr>
-        <w:t>hospital</w:t>
-      </w:r>
-    </w:p>
-    <w:p>
-      <w:pPr>
-        <w:pStyle w:val="a3"/>
-        <w:ind w:left="1080" w:firstLineChars="0" w:firstLine="0"/>
-        <w:rPr>
-          <w:rFonts w:ascii="Times New Roman" w:hAnsi="Times New Roman" w:cs="Times New Roman"/>
-          <w:sz w:val="24"/>
-          <w:szCs w:val="24"/>
-        </w:rPr>
-      </w:pPr>
-      <w:r>
-        <w:rPr>
-          <w:rFonts w:ascii="Times New Roman" w:hAnsi="Times New Roman" w:cs="Times New Roman" w:hint="eastAsia"/>
-          <w:sz w:val="24"/>
-          <w:szCs w:val="24"/>
-        </w:rPr>
-        <w:t>T</w:t>
-      </w:r>
-      <w:r>
-        <w:rPr>
-          <w:rFonts w:ascii="Times New Roman" w:hAnsi="Times New Roman" w:cs="Times New Roman" w:hint="eastAsia"/>
-          <w:sz w:val="24"/>
-          <w:szCs w:val="24"/>
-        </w:rPr>
-        <w:t xml:space="preserve">he place to meet is </w:t>
-      </w:r>
-      <w:r>
-        <w:rPr>
-          <w:rFonts w:ascii="Times New Roman" w:hAnsi="Times New Roman" w:cs="Times New Roman" w:hint="eastAsia"/>
-          <w:sz w:val="24"/>
-          <w:szCs w:val="24"/>
-          <w:u w:val="single"/>
-        </w:rPr>
-        <w:t>at the hostipal</w:t>
-      </w:r>
-      <w:r>
-        <w:rPr>
-          <w:rFonts w:ascii="Times New Roman" w:hAnsi="Times New Roman" w:cs="Times New Roman" w:hint="eastAsia"/>
-          <w:sz w:val="24"/>
-          <w:szCs w:val="24"/>
-        </w:rPr>
-        <w:t>.</w:t>
-      </w:r>
-      <w:r>
-        <w:rPr>
-          <w:rFonts w:ascii="Times New Roman" w:hAnsi="Times New Roman" w:cs="Times New Roman" w:hint="eastAsia"/>
-          <w:sz w:val="24"/>
-          <w:szCs w:val="24"/>
-        </w:rPr>
-        <w:t xml:space="preserve"> Therefore </w:t>
-      </w:r>
-      <w:r>
-        <w:rPr>
-          <w:rFonts w:ascii="Times New Roman" w:hAnsi="Times New Roman" w:cs="Times New Roman"/>
-          <w:sz w:val="24"/>
-          <w:szCs w:val="24"/>
-        </w:rPr>
-        <w:t>‘</w:t>
-      </w:r>
-      <w:r>
-        <w:rPr>
-          <w:rFonts w:ascii="Times New Roman" w:hAnsi="Times New Roman" w:cs="Times New Roman" w:hint="eastAsia"/>
-          <w:sz w:val="24"/>
-          <w:szCs w:val="24"/>
-        </w:rPr>
-        <w:t>the hostipal</w:t>
-      </w:r>
-      <w:r>
-        <w:rPr>
-          <w:rFonts w:ascii="Times New Roman" w:hAnsi="Times New Roman" w:cs="Times New Roman"/>
-          <w:sz w:val="24"/>
-          <w:szCs w:val="24"/>
-        </w:rPr>
-        <w:t>’</w:t>
-      </w:r>
-      <w:r>
-        <w:rPr>
-          <w:rFonts w:ascii="Times New Roman" w:hAnsi="Times New Roman" w:cs="Times New Roman" w:hint="eastAsia"/>
-          <w:sz w:val="24"/>
-          <w:szCs w:val="24"/>
-        </w:rPr>
-        <w:t xml:space="preserve"> and </w:t>
-      </w:r>
-      <w:r>
-        <w:rPr>
-          <w:rFonts w:ascii="Times New Roman" w:hAnsi="Times New Roman" w:cs="Times New Roman"/>
-          <w:sz w:val="24"/>
-          <w:szCs w:val="24"/>
-        </w:rPr>
-        <w:t>‘</w:t>
-      </w:r>
-      <w:r>
-        <w:rPr>
-          <w:rFonts w:ascii="Times New Roman" w:hAnsi="Times New Roman" w:cs="Times New Roman" w:hint="eastAsia"/>
-          <w:sz w:val="24"/>
-          <w:szCs w:val="24"/>
-        </w:rPr>
-        <w:t>hostipal</w:t>
-      </w:r>
-      <w:r>
-        <w:rPr>
-          <w:rFonts w:ascii="Times New Roman" w:hAnsi="Times New Roman" w:cs="Times New Roman"/>
-          <w:sz w:val="24"/>
-          <w:szCs w:val="24"/>
-        </w:rPr>
-        <w:t>’</w:t>
-      </w:r>
-      <w:r>
-        <w:rPr>
-          <w:rFonts w:ascii="Times New Roman" w:hAnsi="Times New Roman" w:cs="Times New Roman" w:hint="eastAsia"/>
-          <w:sz w:val="24"/>
-          <w:szCs w:val="24"/>
-        </w:rPr>
-        <w:t xml:space="preserve"> are not correct answers</w:t>
-      </w:r>
-      <w:r>
-        <w:rPr>
-          <w:rFonts w:ascii="Times New Roman" w:hAnsi="Times New Roman" w:cs="Times New Roman" w:hint="eastAsia"/>
-          <w:sz w:val="24"/>
-          <w:szCs w:val="24"/>
-        </w:rPr>
-        <w:t xml:space="preserve"> here</w:t>
-      </w:r>
-      <w:r>
-        <w:rPr>
-          <w:rFonts w:ascii="Times New Roman" w:hAnsi="Times New Roman" w:cs="Times New Roman" w:hint="eastAsia"/>
-          <w:sz w:val="24"/>
-          <w:szCs w:val="24"/>
-        </w:rPr>
-        <w:t xml:space="preserve">. </w:t>
+          <w:rFonts w:ascii="Times New Roman" w:hAnsi="Times New Roman" w:cs="Times New Roman"/>
+          <w:sz w:val="24"/>
+          <w:szCs w:val="24"/>
+        </w:rPr>
+        <w:t>Repeat listening and try to completely understand every sentence in the audio. Don’t listen to the audio one by one quickly.</w:t>
       </w:r>
     </w:p>
     <w:p>
@@ -1010,35 +815,59 @@
       </w:pPr>
       <w:r>
         <w:rPr>
-          <w:rFonts w:ascii="Times New Roman" w:hAnsi="Times New Roman" w:cs="Times New Roman" w:hint="eastAsia"/>
-          <w:sz w:val="24"/>
-          <w:szCs w:val="24"/>
-        </w:rPr>
-        <w:t>Don</w:t>
-      </w:r>
-      <w:r>
-        <w:rPr>
-          <w:rFonts w:ascii="Times New Roman" w:hAnsi="Times New Roman" w:cs="Times New Roman"/>
-          <w:sz w:val="24"/>
-          <w:szCs w:val="24"/>
-        </w:rPr>
-        <w:t>’</w:t>
-      </w:r>
-      <w:r>
-        <w:rPr>
-          <w:rFonts w:ascii="Times New Roman" w:hAnsi="Times New Roman" w:cs="Times New Roman" w:hint="eastAsia"/>
-          <w:sz w:val="24"/>
-          <w:szCs w:val="24"/>
-        </w:rPr>
-        <w:t xml:space="preserve">t try to understand everything. </w:t>
-      </w:r>
-      <w:r>
-        <w:rPr>
-          <w:rFonts w:ascii="Times New Roman" w:hAnsi="Times New Roman" w:cs="Times New Roman" w:hint="eastAsia"/>
-          <w:sz w:val="24"/>
-          <w:szCs w:val="24"/>
-        </w:rPr>
-        <w:t xml:space="preserve">Just focus on the answers you are looking for. </w:t>
+          <w:rFonts w:ascii="Times New Roman" w:hAnsi="Times New Roman" w:cs="Times New Roman"/>
+          <w:sz w:val="24"/>
+          <w:szCs w:val="24"/>
+        </w:rPr>
+        <w:t xml:space="preserve">Note </w:t>
+      </w:r>
+      <w:r>
+        <w:rPr>
+          <w:rFonts w:ascii="Times New Roman" w:hAnsi="Times New Roman" w:cs="Times New Roman"/>
+          <w:sz w:val="24"/>
+          <w:szCs w:val="24"/>
+        </w:rPr>
+        <w:t xml:space="preserve">that </w:t>
+      </w:r>
+      <w:r>
+        <w:rPr>
+          <w:rFonts w:ascii="Times New Roman" w:hAnsi="Times New Roman" w:cs="Times New Roman"/>
+          <w:sz w:val="24"/>
+          <w:szCs w:val="24"/>
+        </w:rPr>
+        <w:t>the adjectives before numbers, don’t’ forget to write it down. For example, in “approximately 2000”</w:t>
+      </w:r>
+      <w:r>
+        <w:rPr>
+          <w:rFonts w:ascii="Times New Roman" w:hAnsi="Times New Roman" w:cs="Times New Roman" w:hint="eastAsia"/>
+          <w:sz w:val="24"/>
+          <w:szCs w:val="24"/>
+        </w:rPr>
+        <w:t xml:space="preserve">, </w:t>
+      </w:r>
+      <w:r>
+        <w:rPr>
+          <w:rFonts w:ascii="Times New Roman" w:hAnsi="Times New Roman" w:cs="Times New Roman"/>
+          <w:sz w:val="24"/>
+          <w:szCs w:val="24"/>
+        </w:rPr>
+        <w:t xml:space="preserve"> it is wrong </w:t>
+      </w:r>
+      <w:r>
+        <w:rPr>
+          <w:rFonts w:ascii="Times New Roman" w:hAnsi="Times New Roman" w:cs="Times New Roman"/>
+          <w:sz w:val="24"/>
+          <w:szCs w:val="24"/>
+        </w:rPr>
+        <w:t xml:space="preserve">only </w:t>
+      </w:r>
+      <w:r>
+        <w:rPr>
+          <w:rFonts w:ascii="Times New Roman" w:hAnsi="Times New Roman" w:cs="Times New Roman"/>
+          <w:sz w:val="24"/>
+          <w:szCs w:val="24"/>
+        </w:rPr>
+        <w:t>to write “2000”.</w:t>
       </w:r>
     </w:p>
     <w:p>
@@ -1061,15 +890,156 @@
           <w:sz w:val="24"/>
           <w:szCs w:val="24"/>
         </w:rPr>
-        <w:t xml:space="preserve">There will be gaps between answers. </w:t>
-      </w:r>
-      <w:r>
-        <w:rPr>
-          <w:rFonts w:ascii="Times New Roman" w:hAnsi="Times New Roman" w:cs="Times New Roman" w:hint="eastAsia"/>
-          <w:sz w:val="24"/>
-          <w:szCs w:val="24"/>
-        </w:rPr>
-        <w:t>Don</w:t>
+        <w:t>The words you fill in the blanks must be grammatical</w:t>
+      </w:r>
+      <w:r>
+        <w:rPr>
+          <w:rFonts w:ascii="Times New Roman" w:hAnsi="Times New Roman" w:cs="Times New Roman" w:hint="eastAsia"/>
+          <w:sz w:val="24"/>
+          <w:szCs w:val="24"/>
+        </w:rPr>
+        <w:t>ly</w:t>
+      </w:r>
+      <w:r>
+        <w:rPr>
+          <w:rFonts w:ascii="Times New Roman" w:hAnsi="Times New Roman" w:cs="Times New Roman" w:hint="eastAsia"/>
+          <w:sz w:val="24"/>
+          <w:szCs w:val="24"/>
+        </w:rPr>
+        <w:t xml:space="preserve"> correct when joining the sentence. </w:t>
+      </w:r>
+    </w:p>
+    <w:p>
+      <w:pPr>
+        <w:pStyle w:val="a3"/>
+        <w:ind w:left="1080" w:firstLineChars="0" w:firstLine="0"/>
+        <w:rPr>
+          <w:rFonts w:ascii="Times New Roman" w:hAnsi="Times New Roman" w:cs="Times New Roman"/>
+          <w:sz w:val="24"/>
+          <w:szCs w:val="24"/>
+        </w:rPr>
+      </w:pPr>
+      <w:r>
+        <w:rPr>
+          <w:rFonts w:ascii="Times New Roman" w:hAnsi="Times New Roman" w:cs="Times New Roman" w:hint="eastAsia"/>
+          <w:sz w:val="24"/>
+          <w:szCs w:val="24"/>
+        </w:rPr>
+        <w:t xml:space="preserve">For example, </w:t>
+      </w:r>
+    </w:p>
+    <w:p>
+      <w:pPr>
+        <w:pStyle w:val="a3"/>
+        <w:ind w:left="1080" w:firstLineChars="0" w:firstLine="0"/>
+        <w:rPr>
+          <w:rFonts w:ascii="Times New Roman" w:hAnsi="Times New Roman" w:cs="Times New Roman"/>
+          <w:sz w:val="24"/>
+          <w:szCs w:val="24"/>
+        </w:rPr>
+      </w:pPr>
+      <w:r>
+        <w:rPr>
+          <w:rFonts w:ascii="Times New Roman" w:hAnsi="Times New Roman" w:cs="Times New Roman" w:hint="eastAsia"/>
+          <w:i/>
+          <w:iCs/>
+          <w:sz w:val="24"/>
+          <w:szCs w:val="24"/>
+        </w:rPr>
+        <w:t>hospital</w:t>
+      </w:r>
+      <w:r>
+        <w:rPr>
+          <w:rFonts w:ascii="Times New Roman" w:hAnsi="Times New Roman" w:cs="Times New Roman"/>
+          <w:sz w:val="24"/>
+          <w:szCs w:val="24"/>
+        </w:rPr>
+        <w:br/>
+      </w:r>
+      <w:r>
+        <w:rPr>
+          <w:rFonts w:ascii="Times New Roman" w:hAnsi="Times New Roman" w:cs="Times New Roman" w:hint="eastAsia"/>
+          <w:sz w:val="24"/>
+          <w:szCs w:val="24"/>
+        </w:rPr>
+        <w:t xml:space="preserve">PLACE: </w:t>
+      </w:r>
+      <w:r>
+        <w:rPr>
+          <w:rFonts w:ascii="Times New Roman" w:hAnsi="Times New Roman" w:cs="Times New Roman" w:hint="eastAsia"/>
+          <w:sz w:val="24"/>
+          <w:szCs w:val="24"/>
+          <w:u w:val="single"/>
+        </w:rPr>
+        <w:t>hospital</w:t>
+      </w:r>
+    </w:p>
+    <w:p>
+      <w:pPr>
+        <w:pStyle w:val="a3"/>
+        <w:ind w:left="1080" w:firstLineChars="0" w:firstLine="0"/>
+        <w:rPr>
+          <w:rFonts w:ascii="Times New Roman" w:hAnsi="Times New Roman" w:cs="Times New Roman"/>
+          <w:sz w:val="24"/>
+          <w:szCs w:val="24"/>
+        </w:rPr>
+      </w:pPr>
+      <w:r>
+        <w:rPr>
+          <w:rFonts w:ascii="Times New Roman" w:hAnsi="Times New Roman" w:cs="Times New Roman" w:hint="eastAsia"/>
+          <w:sz w:val="24"/>
+          <w:szCs w:val="24"/>
+        </w:rPr>
+        <w:t>T</w:t>
+      </w:r>
+      <w:r>
+        <w:rPr>
+          <w:rFonts w:ascii="Times New Roman" w:hAnsi="Times New Roman" w:cs="Times New Roman" w:hint="eastAsia"/>
+          <w:sz w:val="24"/>
+          <w:szCs w:val="24"/>
+        </w:rPr>
+        <w:t xml:space="preserve">he place to meet is </w:t>
+      </w:r>
+      <w:r>
+        <w:rPr>
+          <w:rFonts w:ascii="Times New Roman" w:hAnsi="Times New Roman" w:cs="Times New Roman" w:hint="eastAsia"/>
+          <w:sz w:val="24"/>
+          <w:szCs w:val="24"/>
+          <w:u w:val="single"/>
+        </w:rPr>
+        <w:t>at the hostipal</w:t>
+      </w:r>
+      <w:r>
+        <w:rPr>
+          <w:rFonts w:ascii="Times New Roman" w:hAnsi="Times New Roman" w:cs="Times New Roman" w:hint="eastAsia"/>
+          <w:sz w:val="24"/>
+          <w:szCs w:val="24"/>
+        </w:rPr>
+        <w:t>.</w:t>
+      </w:r>
+      <w:r>
+        <w:rPr>
+          <w:rFonts w:ascii="Times New Roman" w:hAnsi="Times New Roman" w:cs="Times New Roman" w:hint="eastAsia"/>
+          <w:sz w:val="24"/>
+          <w:szCs w:val="24"/>
+        </w:rPr>
+        <w:t xml:space="preserve"> Therefore </w:t>
+      </w:r>
+      <w:r>
+        <w:rPr>
+          <w:rFonts w:ascii="Times New Roman" w:hAnsi="Times New Roman" w:cs="Times New Roman"/>
+          <w:sz w:val="24"/>
+          <w:szCs w:val="24"/>
+        </w:rPr>
+        <w:t>‘</w:t>
+      </w:r>
+      <w:r>
+        <w:rPr>
+          <w:rFonts w:ascii="Times New Roman" w:hAnsi="Times New Roman" w:cs="Times New Roman" w:hint="eastAsia"/>
+          <w:sz w:val="24"/>
+          <w:szCs w:val="24"/>
+        </w:rPr>
+        <w:t>the hostipal</w:t>
       </w:r>
       <w:r>
         <w:rPr>
@@ -1085,15 +1055,55 @@
           <w:sz w:val="24"/>
           <w:szCs w:val="24"/>
         </w:rPr>
-        <w:t xml:space="preserve">t be panic when you can not find answers and just keep on listening. </w:t>
-      </w:r>
-      <w:r>
-        <w:rPr>
-          <w:rFonts w:ascii="Times New Roman" w:hAnsi="Times New Roman" w:cs="Times New Roman" w:hint="eastAsia"/>
-          <w:sz w:val="24"/>
-          <w:szCs w:val="24"/>
-        </w:rPr>
-        <w:t>If you miss an answer, move quickly to the next one.</w:t>
+        <w:t xml:space="preserve"> and </w:t>
+      </w:r>
+      <w:r>
+        <w:rPr>
+          <w:rFonts w:ascii="Times New Roman" w:hAnsi="Times New Roman" w:cs="Times New Roman"/>
+          <w:sz w:val="24"/>
+          <w:szCs w:val="24"/>
+        </w:rPr>
+        <w:t>‘</w:t>
+      </w:r>
+      <w:r>
+        <w:rPr>
+          <w:rFonts w:ascii="Times New Roman" w:hAnsi="Times New Roman" w:cs="Times New Roman" w:hint="eastAsia"/>
+          <w:sz w:val="24"/>
+          <w:szCs w:val="24"/>
+        </w:rPr>
+        <w:t>hostipal</w:t>
+      </w:r>
+      <w:r>
+        <w:rPr>
+          <w:rFonts w:ascii="Times New Roman" w:hAnsi="Times New Roman" w:cs="Times New Roman"/>
+          <w:sz w:val="24"/>
+          <w:szCs w:val="24"/>
+        </w:rPr>
+        <w:t>’</w:t>
+      </w:r>
+      <w:r>
+        <w:rPr>
+          <w:rFonts w:ascii="Times New Roman" w:hAnsi="Times New Roman" w:cs="Times New Roman" w:hint="eastAsia"/>
+          <w:sz w:val="24"/>
+          <w:szCs w:val="24"/>
+        </w:rPr>
+        <w:t xml:space="preserve"> are not correct answers</w:t>
+      </w:r>
+      <w:r>
+        <w:rPr>
+          <w:rFonts w:ascii="Times New Roman" w:hAnsi="Times New Roman" w:cs="Times New Roman" w:hint="eastAsia"/>
+          <w:sz w:val="24"/>
+          <w:szCs w:val="24"/>
+        </w:rPr>
+        <w:t xml:space="preserve"> here</w:t>
+      </w:r>
+      <w:r>
+        <w:rPr>
+          <w:rFonts w:ascii="Times New Roman" w:hAnsi="Times New Roman" w:cs="Times New Roman" w:hint="eastAsia"/>
+          <w:sz w:val="24"/>
+          <w:szCs w:val="24"/>
+        </w:rPr>
+        <w:t xml:space="preserve">. </w:t>
       </w:r>
     </w:p>
     <w:p>
@@ -1116,31 +1126,31 @@
           <w:sz w:val="24"/>
           <w:szCs w:val="24"/>
         </w:rPr>
-        <w:t xml:space="preserve">Using similar words rather than paraphrases. </w:t>
-      </w:r>
-      <w:r>
-        <w:rPr>
-          <w:rFonts w:ascii="Times New Roman" w:hAnsi="Times New Roman" w:cs="Times New Roman" w:hint="eastAsia"/>
-          <w:sz w:val="24"/>
-          <w:szCs w:val="24"/>
-        </w:rPr>
-        <w:t>You should not expect to hear the exactly same words as in the answers in the recordings.</w:t>
-      </w:r>
-      <w:r>
-        <w:rPr>
-          <w:rFonts w:ascii="Times New Roman" w:hAnsi="Times New Roman" w:cs="Times New Roman" w:hint="eastAsia"/>
-          <w:sz w:val="24"/>
-          <w:szCs w:val="24"/>
-        </w:rPr>
-        <w:t xml:space="preserve"> If there were same words as in the options, that might be a trap.</w:t>
-      </w:r>
-      <w:r>
-        <w:rPr>
-          <w:rFonts w:ascii="Times New Roman" w:hAnsi="Times New Roman" w:cs="Times New Roman" w:hint="eastAsia"/>
-          <w:sz w:val="24"/>
-          <w:szCs w:val="24"/>
-        </w:rPr>
-        <w:t xml:space="preserve"> </w:t>
+        <w:t>Don</w:t>
+      </w:r>
+      <w:r>
+        <w:rPr>
+          <w:rFonts w:ascii="Times New Roman" w:hAnsi="Times New Roman" w:cs="Times New Roman"/>
+          <w:sz w:val="24"/>
+          <w:szCs w:val="24"/>
+        </w:rPr>
+        <w:t>’</w:t>
+      </w:r>
+      <w:r>
+        <w:rPr>
+          <w:rFonts w:ascii="Times New Roman" w:hAnsi="Times New Roman" w:cs="Times New Roman" w:hint="eastAsia"/>
+          <w:sz w:val="24"/>
+          <w:szCs w:val="24"/>
+        </w:rPr>
+        <w:t xml:space="preserve">t try to understand everything. </w:t>
+      </w:r>
+      <w:r>
+        <w:rPr>
+          <w:rFonts w:ascii="Times New Roman" w:hAnsi="Times New Roman" w:cs="Times New Roman" w:hint="eastAsia"/>
+          <w:sz w:val="24"/>
+          <w:szCs w:val="24"/>
+        </w:rPr>
+        <w:t xml:space="preserve">Just focus on the answers you are looking for. </w:t>
       </w:r>
     </w:p>
     <w:p>
@@ -1163,7 +1173,48 @@
           <w:sz w:val="24"/>
           <w:szCs w:val="24"/>
         </w:rPr>
-        <w:t xml:space="preserve">Technical or academical language is not always paraphrased. </w:t>
+        <w:t xml:space="preserve">There will be gaps between answers. </w:t>
+      </w:r>
+      <w:r>
+        <w:rPr>
+          <w:rFonts w:ascii="Times New Roman" w:hAnsi="Times New Roman" w:cs="Times New Roman" w:hint="eastAsia"/>
+          <w:sz w:val="24"/>
+          <w:szCs w:val="24"/>
+        </w:rPr>
+        <w:t>Don</w:t>
+      </w:r>
+      <w:r>
+        <w:rPr>
+          <w:rFonts w:ascii="Times New Roman" w:hAnsi="Times New Roman" w:cs="Times New Roman"/>
+          <w:sz w:val="24"/>
+          <w:szCs w:val="24"/>
+        </w:rPr>
+        <w:t>’</w:t>
+      </w:r>
+      <w:r>
+        <w:rPr>
+          <w:rFonts w:ascii="Times New Roman" w:hAnsi="Times New Roman" w:cs="Times New Roman" w:hint="eastAsia"/>
+          <w:sz w:val="24"/>
+          <w:szCs w:val="24"/>
+        </w:rPr>
+        <w:t xml:space="preserve">t be panic when you can not find answers and just keep on listening. </w:t>
+      </w:r>
+      <w:r>
+        <w:rPr>
+          <w:rFonts w:ascii="Times New Roman" w:hAnsi="Times New Roman" w:cs="Times New Roman" w:hint="eastAsia"/>
+          <w:sz w:val="24"/>
+          <w:szCs w:val="24"/>
+        </w:rPr>
+        <w:t xml:space="preserve">If you miss an answer, move quickly to </w:t>
+      </w:r>
+      <w:r>
+        <w:rPr>
+          <w:rFonts w:ascii="Times New Roman" w:hAnsi="Times New Roman" w:cs="Times New Roman" w:hint="eastAsia"/>
+          <w:sz w:val="24"/>
+          <w:szCs w:val="24"/>
+        </w:rPr>
+        <w:lastRenderedPageBreak/>
+        <w:t>the next one.</w:t>
       </w:r>
     </w:p>
     <w:p>
@@ -1186,6 +1237,76 @@
           <w:sz w:val="24"/>
           <w:szCs w:val="24"/>
         </w:rPr>
+        <w:t xml:space="preserve">Using similar words rather than paraphrases. </w:t>
+      </w:r>
+      <w:r>
+        <w:rPr>
+          <w:rFonts w:ascii="Times New Roman" w:hAnsi="Times New Roman" w:cs="Times New Roman" w:hint="eastAsia"/>
+          <w:sz w:val="24"/>
+          <w:szCs w:val="24"/>
+        </w:rPr>
+        <w:t>You should not expect to hear the exactly same words as in the answers in the recordings.</w:t>
+      </w:r>
+      <w:r>
+        <w:rPr>
+          <w:rFonts w:ascii="Times New Roman" w:hAnsi="Times New Roman" w:cs="Times New Roman" w:hint="eastAsia"/>
+          <w:sz w:val="24"/>
+          <w:szCs w:val="24"/>
+        </w:rPr>
+        <w:t xml:space="preserve"> If there were same words as in the options, that might be a trap.</w:t>
+      </w:r>
+      <w:r>
+        <w:rPr>
+          <w:rFonts w:ascii="Times New Roman" w:hAnsi="Times New Roman" w:cs="Times New Roman" w:hint="eastAsia"/>
+          <w:sz w:val="24"/>
+          <w:szCs w:val="24"/>
+        </w:rPr>
+        <w:t xml:space="preserve"> </w:t>
+      </w:r>
+    </w:p>
+    <w:p>
+      <w:pPr>
+        <w:pStyle w:val="a3"/>
+        <w:numPr>
+          <w:ilvl w:val="0"/>
+          <w:numId w:val="18"/>
+        </w:numPr>
+        <w:ind w:firstLineChars="0"/>
+        <w:rPr>
+          <w:rFonts w:ascii="Times New Roman" w:hAnsi="Times New Roman" w:cs="Times New Roman"/>
+          <w:sz w:val="24"/>
+          <w:szCs w:val="24"/>
+        </w:rPr>
+      </w:pPr>
+      <w:r>
+        <w:rPr>
+          <w:rFonts w:ascii="Times New Roman" w:hAnsi="Times New Roman" w:cs="Times New Roman" w:hint="eastAsia"/>
+          <w:sz w:val="24"/>
+          <w:szCs w:val="24"/>
+        </w:rPr>
+        <w:t xml:space="preserve">Technical or academical language is not always paraphrased. </w:t>
+      </w:r>
+    </w:p>
+    <w:p>
+      <w:pPr>
+        <w:pStyle w:val="a3"/>
+        <w:numPr>
+          <w:ilvl w:val="0"/>
+          <w:numId w:val="18"/>
+        </w:numPr>
+        <w:ind w:firstLineChars="0"/>
+        <w:rPr>
+          <w:rFonts w:ascii="Times New Roman" w:hAnsi="Times New Roman" w:cs="Times New Roman"/>
+          <w:sz w:val="24"/>
+          <w:szCs w:val="24"/>
+        </w:rPr>
+      </w:pPr>
+      <w:r>
+        <w:rPr>
+          <w:rFonts w:ascii="Times New Roman" w:hAnsi="Times New Roman" w:cs="Times New Roman" w:hint="eastAsia"/>
+          <w:sz w:val="24"/>
+          <w:szCs w:val="24"/>
+        </w:rPr>
         <w:t>Tips of English names.</w:t>
       </w:r>
     </w:p>
@@ -1209,7 +1330,6 @@
           <w:sz w:val="24"/>
           <w:szCs w:val="24"/>
         </w:rPr>
-        <w:lastRenderedPageBreak/>
         <w:t>Capital letters: Simon Brambling</w:t>
       </w:r>
     </w:p>
@@ -2571,7 +2691,7 @@
           <w:sz w:val="24"/>
           <w:szCs w:val="24"/>
         </w:rPr>
-        <w:t>It</w:t>
+        <w:t>Write what you hear and don</w:t>
       </w:r>
       <w:r>
         <w:rPr>
@@ -2587,93 +2707,6 @@
           <w:sz w:val="24"/>
           <w:szCs w:val="24"/>
         </w:rPr>
-        <w:t>s</w:t>
-      </w:r>
-      <w:r>
-        <w:rPr>
-          <w:rFonts w:ascii="Times New Roman" w:hAnsi="Times New Roman" w:cs="Times New Roman" w:hint="eastAsia"/>
-          <w:sz w:val="24"/>
-          <w:szCs w:val="24"/>
-        </w:rPr>
-        <w:t xml:space="preserve"> necessary</w:t>
-      </w:r>
-      <w:r>
-        <w:rPr>
-          <w:rFonts w:ascii="Times New Roman" w:hAnsi="Times New Roman" w:cs="Times New Roman" w:hint="eastAsia"/>
-          <w:sz w:val="24"/>
-          <w:szCs w:val="24"/>
-        </w:rPr>
-        <w:t xml:space="preserve"> always to </w:t>
-      </w:r>
-      <w:r>
-        <w:rPr>
-          <w:rFonts w:ascii="Times New Roman" w:hAnsi="Times New Roman" w:cs="Times New Roman" w:hint="eastAsia"/>
-          <w:sz w:val="24"/>
-          <w:szCs w:val="24"/>
-        </w:rPr>
-        <w:t>read</w:t>
-      </w:r>
-      <w:r>
-        <w:rPr>
-          <w:rFonts w:ascii="Times New Roman" w:hAnsi="Times New Roman" w:cs="Times New Roman" w:hint="eastAsia"/>
-          <w:sz w:val="24"/>
-          <w:szCs w:val="24"/>
-        </w:rPr>
-        <w:t xml:space="preserve"> </w:t>
-      </w:r>
-      <w:r>
-        <w:rPr>
-          <w:rFonts w:ascii="Times New Roman" w:hAnsi="Times New Roman" w:cs="Times New Roman" w:hint="eastAsia"/>
-          <w:sz w:val="24"/>
-          <w:szCs w:val="24"/>
-        </w:rPr>
-        <w:t xml:space="preserve">transcripts and listening again. After that, check the answer key. </w:t>
-      </w:r>
-      <w:r>
-        <w:rPr>
-          <w:rFonts w:ascii="Times New Roman" w:hAnsi="Times New Roman" w:cs="Times New Roman" w:hint="eastAsia"/>
-          <w:sz w:val="24"/>
-          <w:szCs w:val="24"/>
-        </w:rPr>
-        <w:t xml:space="preserve">N.B. check the answers after reading transcript and listening again. </w:t>
-      </w:r>
-    </w:p>
-    <w:p>
-      <w:pPr>
-        <w:pStyle w:val="a3"/>
-        <w:numPr>
-          <w:ilvl w:val="0"/>
-          <w:numId w:val="18"/>
-        </w:numPr>
-        <w:ind w:firstLineChars="0"/>
-        <w:rPr>
-          <w:rFonts w:ascii="Times New Roman" w:hAnsi="Times New Roman" w:cs="Times New Roman"/>
-          <w:sz w:val="24"/>
-          <w:szCs w:val="24"/>
-        </w:rPr>
-      </w:pPr>
-      <w:r>
-        <w:rPr>
-          <w:rFonts w:ascii="Times New Roman" w:hAnsi="Times New Roman" w:cs="Times New Roman" w:hint="eastAsia"/>
-          <w:sz w:val="24"/>
-          <w:szCs w:val="24"/>
-        </w:rPr>
-        <w:t>Write what you hear and don</w:t>
-      </w:r>
-      <w:r>
-        <w:rPr>
-          <w:rFonts w:ascii="Times New Roman" w:hAnsi="Times New Roman" w:cs="Times New Roman"/>
-          <w:sz w:val="24"/>
-          <w:szCs w:val="24"/>
-        </w:rPr>
-        <w:t>’</w:t>
-      </w:r>
-      <w:r>
-        <w:rPr>
-          <w:rFonts w:ascii="Times New Roman" w:hAnsi="Times New Roman" w:cs="Times New Roman" w:hint="eastAsia"/>
-          <w:sz w:val="24"/>
-          <w:szCs w:val="24"/>
-        </w:rPr>
         <w:t>t try to reformulate the words in the answer.</w:t>
       </w:r>
     </w:p>
@@ -2769,6 +2802,7 @@
           <w:sz w:val="24"/>
           <w:szCs w:val="24"/>
         </w:rPr>
+        <w:lastRenderedPageBreak/>
         <w:t>Answer:</w:t>
       </w:r>
     </w:p>
@@ -2849,16 +2883,7 @@
           <w:sz w:val="24"/>
           <w:szCs w:val="24"/>
         </w:rPr>
-        <w:t xml:space="preserve"> This is the words you probably hear from the recording so </w:t>
-      </w:r>
-      <w:r>
-        <w:rPr>
-          <w:rFonts w:ascii="Times New Roman" w:hAnsi="Times New Roman" w:cs="Times New Roman" w:hint="eastAsia"/>
-          <w:sz w:val="24"/>
-          <w:szCs w:val="24"/>
-        </w:rPr>
-        <w:lastRenderedPageBreak/>
-        <w:t>you don</w:t>
+        <w:t xml:space="preserve"> This is the words you probably hear from the recording so you don</w:t>
       </w:r>
       <w:r>
         <w:rPr>
@@ -3086,8 +3111,6 @@
         </w:rPr>
         <w:t xml:space="preserve">r answers that seems to be </w:t>
       </w:r>
-      <w:bookmarkStart w:id="0" w:name="_GoBack"/>
-      <w:bookmarkEnd w:id="0"/>
       <w:r>
         <w:rPr>
           <w:rFonts w:ascii="Times New Roman" w:hAnsi="Times New Roman" w:cs="Times New Roman" w:hint="eastAsia"/>
@@ -3867,6 +3890,14 @@
           <w:szCs w:val="24"/>
         </w:rPr>
         <w:br/>
+      </w:r>
+      <w:r>
+        <w:rPr>
+          <w:rFonts w:ascii="Times New Roman" w:hAnsi="Times New Roman" w:cs="Times New Roman"/>
+          <w:sz w:val="24"/>
+          <w:szCs w:val="24"/>
+        </w:rPr>
+        <w:lastRenderedPageBreak/>
         <w:t>What’s your name, please?</w:t>
       </w:r>
       <w:r>
@@ -3949,14 +3980,6 @@
           <w:szCs w:val="24"/>
         </w:rPr>
         <w:br/>
-      </w:r>
-      <w:r>
-        <w:rPr>
-          <w:rFonts w:ascii="Times New Roman" w:hAnsi="Times New Roman" w:cs="Times New Roman"/>
-          <w:sz w:val="24"/>
-          <w:szCs w:val="24"/>
-        </w:rPr>
-        <w:lastRenderedPageBreak/>
         <w:t>Where do you come from?</w:t>
       </w:r>
       <w:r>
@@ -4794,6 +4817,7 @@
           <w:sz w:val="24"/>
           <w:szCs w:val="24"/>
         </w:rPr>
+        <w:lastRenderedPageBreak/>
         <w:t>Correcting pronunciation. Listen, mimic, record</w:t>
       </w:r>
       <w:r>
@@ -4857,7 +4881,6 @@
           <w:sz w:val="24"/>
           <w:szCs w:val="24"/>
         </w:rPr>
-        <w:lastRenderedPageBreak/>
         <w:t xml:space="preserve">pronounce correctly and </w:t>
       </w:r>
       <w:r>
@@ -6000,7 +6023,16 @@
           <w:sz w:val="24"/>
           <w:szCs w:val="24"/>
         </w:rPr>
-        <w:t xml:space="preserve"> means a little bit more or less, so it is true.</w:t>
+        <w:t xml:space="preserve"> means a little bit more or </w:t>
+      </w:r>
+      <w:r>
+        <w:rPr>
+          <w:rFonts w:ascii="Times New Roman" w:hAnsi="Times New Roman" w:cs="Times New Roman" w:hint="eastAsia"/>
+          <w:sz w:val="24"/>
+          <w:szCs w:val="24"/>
+        </w:rPr>
+        <w:lastRenderedPageBreak/>
+        <w:t>less, so it is true.</w:t>
       </w:r>
       <w:r>
         <w:rPr>
@@ -6053,7 +6085,6 @@
           <w:sz w:val="24"/>
           <w:szCs w:val="24"/>
         </w:rPr>
-        <w:lastRenderedPageBreak/>
         <w:t>Passag</w:t>
       </w:r>
       <w:r>
@@ -7050,7 +7081,16 @@
           <w:sz w:val="24"/>
           <w:szCs w:val="24"/>
         </w:rPr>
-        <w:t>tical proposition can help you get a high s</w:t>
+        <w:t xml:space="preserve">tical proposition </w:t>
+      </w:r>
+      <w:r>
+        <w:rPr>
+          <w:rFonts w:ascii="Times New Roman" w:hAnsi="Times New Roman" w:cs="Times New Roman"/>
+          <w:sz w:val="24"/>
+          <w:szCs w:val="24"/>
+        </w:rPr>
+        <w:lastRenderedPageBreak/>
+        <w:t>can help you get a high s</w:t>
       </w:r>
       <w:r>
         <w:rPr>
@@ -7141,7 +7181,6 @@
           <w:szCs w:val="24"/>
           <w:lang w:val="en-GB"/>
         </w:rPr>
-        <w:lastRenderedPageBreak/>
         <w:t xml:space="preserve">It’s a big mistake to only write one sentence in the overview paragraph. </w:t>
       </w:r>
     </w:p>
@@ -8335,6 +8374,7 @@
           <w:sz w:val="24"/>
           <w:szCs w:val="24"/>
         </w:rPr>
+        <w:lastRenderedPageBreak/>
         <w:t>To prepare for task 1 in writing section, you can read the business section in a newspaper to learn how to describe increasing and decreasing.</w:t>
       </w:r>
     </w:p>
@@ -8358,16 +8398,7 @@
           <w:sz w:val="24"/>
           <w:szCs w:val="24"/>
         </w:rPr>
-        <w:t xml:space="preserve">For writing task 1, don’t try to describe every category in detail; fous on the </w:t>
-      </w:r>
-      <w:r>
-        <w:rPr>
-          <w:rFonts w:ascii="Times New Roman" w:hAnsi="Times New Roman" w:cs="Times New Roman"/>
-          <w:sz w:val="24"/>
-          <w:szCs w:val="24"/>
-        </w:rPr>
-        <w:lastRenderedPageBreak/>
-        <w:t xml:space="preserve">most significant ones. </w:t>
+        <w:t xml:space="preserve">For writing task 1, don’t try to describe every category in detail; fous on the most significant ones. </w:t>
       </w:r>
     </w:p>
     <w:p>
@@ -9174,6 +9205,7 @@
           <w:szCs w:val="24"/>
           <w:lang w:val="en-GB"/>
         </w:rPr>
+        <w:lastRenderedPageBreak/>
         <w:t xml:space="preserve">(3) </w:t>
       </w:r>
       <w:r>
@@ -9249,17 +9281,7 @@
           <w:szCs w:val="24"/>
           <w:lang w:val="en-GB"/>
         </w:rPr>
-        <w:t xml:space="preserve">Second is </w:t>
-      </w:r>
-      <w:r>
-        <w:rPr>
-          <w:rFonts w:ascii="Times New Roman" w:hAnsi="Times New Roman" w:cs="Times New Roman" w:hint="eastAsia"/>
-          <w:sz w:val="24"/>
-          <w:szCs w:val="24"/>
-          <w:lang w:val="en-GB"/>
-        </w:rPr>
-        <w:lastRenderedPageBreak/>
-        <w:t xml:space="preserve">you </w:t>
+        <w:t xml:space="preserve">Second is you </w:t>
       </w:r>
       <w:r>
         <w:rPr>
@@ -10092,6 +10114,7 @@
           <w:sz w:val="24"/>
           <w:szCs w:val="24"/>
         </w:rPr>
+        <w:lastRenderedPageBreak/>
         <w:t>The amount of fuel consumed</w:t>
       </w:r>
       <w:r>
@@ -10193,7 +10216,6 @@
           <w:sz w:val="24"/>
           <w:szCs w:val="24"/>
         </w:rPr>
-        <w:lastRenderedPageBreak/>
         <w:t>The amoun</w:t>
       </w:r>
       <w:r>
@@ -11438,7 +11460,16 @@
           <w:sz w:val="24"/>
           <w:szCs w:val="24"/>
         </w:rPr>
-        <w:t>y into public services and infrastructure, which is improve the quality of life, even as they contend with issues like</w:t>
+        <w:t xml:space="preserve">y into public services and infrastructure, which is improve the quality of life, even as </w:t>
+      </w:r>
+      <w:r>
+        <w:rPr>
+          <w:rFonts w:ascii="Times New Roman" w:hAnsi="Times New Roman" w:cs="Times New Roman"/>
+          <w:sz w:val="24"/>
+          <w:szCs w:val="24"/>
+        </w:rPr>
+        <w:lastRenderedPageBreak/>
+        <w:t>they contend with issues like</w:t>
       </w:r>
       <w:r>
         <w:rPr>
@@ -16819,7 +16850,7 @@
   <a:extraClrSchemeLst/>
   <a:extLst>
     <a:ext uri="{05A4C25C-085E-4340-85A3-A5531E510DB2}">
-      <thm15:themeFamily xmlns:thm15="http://schemas.microsoft.com/office/thememl/2012/main" xmlns="" name="Office Theme" id="{62F939B6-93AF-4DB8-9C6B-D6C7DFDC589F}" vid="{4A3C46E8-61CC-4603-A589-7422A47A8E4A}"/>
+      <thm15:themeFamily xmlns="" xmlns:thm15="http://schemas.microsoft.com/office/thememl/2012/main" name="Office Theme" id="{62F939B6-93AF-4DB8-9C6B-D6C7DFDC589F}" vid="{4A3C46E8-61CC-4603-A589-7422A47A8E4A}"/>
     </a:ext>
   </a:extLst>
 </a:theme>

--- a/IELTS Notes/Notes of IELTS.docx
+++ b/IELTS Notes/Notes of IELTS.docx
@@ -67,7 +67,7 @@
         </w:numPr>
         <w:ind w:firstLineChars="0"/>
         <w:rPr>
-          <w:rFonts w:ascii="Times New Roman" w:hAnsi="Times New Roman" w:cs="Times New Roman" w:hint="eastAsia"/>
+          <w:rFonts w:ascii="Times New Roman" w:hAnsi="Times New Roman" w:cs="Times New Roman"/>
           <w:sz w:val="24"/>
           <w:szCs w:val="24"/>
         </w:rPr>
@@ -177,7 +177,7 @@
         </w:numPr>
         <w:ind w:firstLineChars="0"/>
         <w:rPr>
-          <w:rFonts w:ascii="Times New Roman" w:hAnsi="Times New Roman" w:cs="Times New Roman" w:hint="eastAsia"/>
+          <w:rFonts w:ascii="Times New Roman" w:hAnsi="Times New Roman" w:cs="Times New Roman"/>
           <w:sz w:val="24"/>
           <w:szCs w:val="24"/>
         </w:rPr>
@@ -245,8 +245,6 @@
         </w:rPr>
         <w:t>way to develop</w:t>
       </w:r>
-      <w:bookmarkStart w:id="0" w:name="_GoBack"/>
-      <w:bookmarkEnd w:id="0"/>
       <w:r>
         <w:rPr>
           <w:rFonts w:ascii="Times New Roman" w:hAnsi="Times New Roman" w:cs="Times New Roman" w:hint="eastAsia"/>
@@ -8148,6 +8146,30 @@
     </w:p>
     <w:p>
       <w:pPr>
+        <w:rPr>
+          <w:rFonts w:ascii="Times New Roman" w:hAnsi="Times New Roman" w:cs="Times New Roman" w:hint="eastAsia"/>
+          <w:b/>
+          <w:i/>
+          <w:sz w:val="28"/>
+          <w:szCs w:val="24"/>
+          <w:lang w:val="en-GB"/>
+        </w:rPr>
+      </w:pPr>
+      <w:r>
+        <w:rPr>
+          <w:rFonts w:ascii="Times New Roman" w:hAnsi="Times New Roman" w:cs="Times New Roman" w:hint="eastAsia"/>
+          <w:b/>
+          <w:i/>
+          <w:sz w:val="28"/>
+          <w:szCs w:val="24"/>
+          <w:lang w:val="en-GB"/>
+        </w:rPr>
+        <w:tab/>
+        <w:t>General Notes of Task 1</w:t>
+      </w:r>
+    </w:p>
+    <w:p>
+      <w:pPr>
         <w:pStyle w:val="a3"/>
         <w:numPr>
           <w:ilvl w:val="0"/>
@@ -8179,6 +8201,53 @@
         </w:rPr>
         <w:t>.</w:t>
       </w:r>
+      <w:r>
+        <w:rPr>
+          <w:rFonts w:ascii="Times New Roman" w:hAnsi="Times New Roman" w:cs="Times New Roman" w:hint="eastAsia"/>
+          <w:sz w:val="24"/>
+          <w:szCs w:val="24"/>
+          <w:lang w:val="en-GB"/>
+        </w:rPr>
+        <w:t>Task 1 is a report not an essay. You can learn strategies for report writing more easilily than that for essay writing.</w:t>
+      </w:r>
+      <w:r>
+        <w:rPr>
+          <w:rFonts w:ascii="Times New Roman" w:hAnsi="Times New Roman" w:cs="Times New Roman" w:hint="eastAsia"/>
+          <w:sz w:val="24"/>
+          <w:szCs w:val="24"/>
+          <w:lang w:val="en-GB"/>
+        </w:rPr>
+        <w:t xml:space="preserve"> So it is worth your ti</w:t>
+      </w:r>
+      <w:r>
+        <w:rPr>
+          <w:rFonts w:ascii="Times New Roman" w:hAnsi="Times New Roman" w:cs="Times New Roman" w:hint="eastAsia"/>
+          <w:sz w:val="24"/>
+          <w:szCs w:val="24"/>
+          <w:lang w:val="en-GB"/>
+        </w:rPr>
+        <w:t>me improving your task</w:t>
+      </w:r>
+      <w:bookmarkStart w:id="0" w:name="_GoBack"/>
+      <w:bookmarkEnd w:id="0"/>
+      <w:r>
+        <w:rPr>
+          <w:rFonts w:ascii="Times New Roman" w:hAnsi="Times New Roman" w:cs="Times New Roman" w:hint="eastAsia"/>
+          <w:sz w:val="24"/>
+          <w:szCs w:val="24"/>
+          <w:lang w:val="en-GB"/>
+        </w:rPr>
+        <w:t xml:space="preserve"> 1</w:t>
+      </w:r>
+      <w:r>
+        <w:rPr>
+          <w:rFonts w:ascii="Times New Roman" w:hAnsi="Times New Roman" w:cs="Times New Roman" w:hint="eastAsia"/>
+          <w:sz w:val="24"/>
+          <w:szCs w:val="24"/>
+          <w:lang w:val="en-GB"/>
+        </w:rPr>
+        <w:t xml:space="preserve">. </w:t>
+      </w:r>
     </w:p>
     <w:p>
       <w:pPr>
@@ -8274,7 +8343,17 @@
           <w:szCs w:val="24"/>
           <w:lang w:val="en-GB"/>
         </w:rPr>
-        <w:t>, this is critically important.</w:t>
+        <w:t xml:space="preserve">, this is </w:t>
+      </w:r>
+      <w:r>
+        <w:rPr>
+          <w:rFonts w:ascii="Times New Roman" w:hAnsi="Times New Roman" w:cs="Times New Roman"/>
+          <w:sz w:val="24"/>
+          <w:szCs w:val="24"/>
+          <w:lang w:val="en-GB"/>
+        </w:rPr>
+        <w:lastRenderedPageBreak/>
+        <w:t>critically important.</w:t>
       </w:r>
     </w:p>
     <w:p>
@@ -8374,7 +8453,6 @@
           <w:sz w:val="24"/>
           <w:szCs w:val="24"/>
         </w:rPr>
-        <w:lastRenderedPageBreak/>
         <w:t>To prepare for task 1 in writing section, you can read the business section in a newspaper to learn how to describe increasing and decreasing.</w:t>
       </w:r>
     </w:p>
@@ -8410,7 +8488,7 @@
         </w:numPr>
         <w:ind w:firstLineChars="0"/>
         <w:rPr>
-          <w:rFonts w:ascii="Times New Roman" w:hAnsi="Times New Roman" w:cs="Times New Roman"/>
+          <w:rFonts w:ascii="Times New Roman" w:hAnsi="Times New Roman" w:cs="Times New Roman" w:hint="eastAsia"/>
           <w:sz w:val="24"/>
           <w:szCs w:val="24"/>
           <w:lang w:val="en-GB"/>
@@ -8459,7 +8537,43 @@
           <w:szCs w:val="24"/>
           <w:lang w:val="en-GB"/>
         </w:rPr>
-        <w:t>t forget to write an overview and a report without an overview can only get band 5.</w:t>
+        <w:t>t forget to write an overview and a report without an</w:t>
+      </w:r>
+      <w:r>
+        <w:rPr>
+          <w:rFonts w:ascii="Times New Roman" w:hAnsi="Times New Roman" w:cs="Times New Roman" w:hint="eastAsia"/>
+          <w:sz w:val="24"/>
+          <w:szCs w:val="24"/>
+          <w:lang w:val="en-GB"/>
+        </w:rPr>
+        <w:t>y</w:t>
+      </w:r>
+      <w:r>
+        <w:rPr>
+          <w:rFonts w:ascii="Times New Roman" w:hAnsi="Times New Roman" w:cs="Times New Roman" w:hint="eastAsia"/>
+          <w:sz w:val="24"/>
+          <w:szCs w:val="24"/>
+          <w:lang w:val="en-GB"/>
+        </w:rPr>
+        <w:t xml:space="preserve"> overview can only get band 5</w:t>
+      </w:r>
+      <w:r>
+        <w:rPr>
+          <w:rFonts w:ascii="Times New Roman" w:hAnsi="Times New Roman" w:cs="Times New Roman" w:hint="eastAsia"/>
+          <w:sz w:val="24"/>
+          <w:szCs w:val="24"/>
+          <w:lang w:val="en-GB"/>
+        </w:rPr>
+        <w:t xml:space="preserve"> at most</w:t>
+      </w:r>
+      <w:r>
+        <w:rPr>
+          <w:rFonts w:ascii="Times New Roman" w:hAnsi="Times New Roman" w:cs="Times New Roman" w:hint="eastAsia"/>
+          <w:sz w:val="24"/>
+          <w:szCs w:val="24"/>
+          <w:lang w:val="en-GB"/>
+        </w:rPr>
+        <w:t>.</w:t>
       </w:r>
       <w:r>
         <w:rPr>
@@ -8551,7 +8665,7 @@
         <w:pStyle w:val="a3"/>
         <w:ind w:left="720" w:firstLineChars="0" w:firstLine="0"/>
         <w:rPr>
-          <w:rFonts w:ascii="Times New Roman" w:hAnsi="Times New Roman" w:cs="Times New Roman"/>
+          <w:rFonts w:ascii="Times New Roman" w:hAnsi="Times New Roman" w:cs="Times New Roman" w:hint="eastAsia"/>
           <w:sz w:val="24"/>
           <w:szCs w:val="24"/>
           <w:lang w:val="en-GB"/>
@@ -8565,6 +8679,27 @@
           <w:lang w:val="en-GB"/>
         </w:rPr>
         <w:t xml:space="preserve">An overview paragraph usually follows the introduction and it is possible to be put at the end of a report. </w:t>
+      </w:r>
+    </w:p>
+    <w:p>
+      <w:pPr>
+        <w:pStyle w:val="a3"/>
+        <w:ind w:left="720" w:firstLineChars="0" w:firstLine="0"/>
+        <w:rPr>
+          <w:rFonts w:ascii="Times New Roman" w:hAnsi="Times New Roman" w:cs="Times New Roman"/>
+          <w:sz w:val="24"/>
+          <w:szCs w:val="24"/>
+          <w:lang w:val="en-GB"/>
+        </w:rPr>
+      </w:pPr>
+      <w:r>
+        <w:rPr>
+          <w:rFonts w:ascii="Times New Roman" w:hAnsi="Times New Roman" w:cs="Times New Roman" w:hint="eastAsia"/>
+          <w:sz w:val="24"/>
+          <w:szCs w:val="24"/>
+          <w:lang w:val="en-GB"/>
+        </w:rPr>
+        <w:t xml:space="preserve">Note that an overview is different from an introduction. </w:t>
       </w:r>
     </w:p>
     <w:p>
@@ -9096,6 +9231,7 @@
           <w:szCs w:val="24"/>
           <w:lang w:val="en-GB"/>
         </w:rPr>
+        <w:lastRenderedPageBreak/>
         <w:t>How to write an introduction in Writing Task 2?</w:t>
       </w:r>
     </w:p>
@@ -9205,7 +9341,6 @@
           <w:szCs w:val="24"/>
           <w:lang w:val="en-GB"/>
         </w:rPr>
-        <w:lastRenderedPageBreak/>
         <w:t xml:space="preserve">(3) </w:t>
       </w:r>
       <w:r>
@@ -9901,6 +10036,7 @@
           <w:sz w:val="24"/>
           <w:szCs w:val="24"/>
         </w:rPr>
+        <w:lastRenderedPageBreak/>
         <w:t xml:space="preserve">For instance, </w:t>
       </w:r>
       <w:r>
@@ -10114,7 +10250,6 @@
           <w:sz w:val="24"/>
           <w:szCs w:val="24"/>
         </w:rPr>
-        <w:lastRenderedPageBreak/>
         <w:t>The amount of fuel consumed</w:t>
       </w:r>
       <w:r>
@@ -11414,7 +11549,16 @@
           <w:sz w:val="24"/>
           <w:szCs w:val="24"/>
         </w:rPr>
-        <w:t>” is the symbol of transition so that it can’t be followed by only one sentence.)</w:t>
+        <w:t xml:space="preserve">” is the symbol of transition so that it can’t be followed by </w:t>
+      </w:r>
+      <w:r>
+        <w:rPr>
+          <w:rFonts w:ascii="Times New Roman" w:hAnsi="Times New Roman" w:cs="Times New Roman"/>
+          <w:sz w:val="24"/>
+          <w:szCs w:val="24"/>
+        </w:rPr>
+        <w:lastRenderedPageBreak/>
+        <w:t>only one sentence.)</w:t>
       </w:r>
     </w:p>
     <w:p>
@@ -11460,16 +11604,7 @@
           <w:sz w:val="24"/>
           <w:szCs w:val="24"/>
         </w:rPr>
-        <w:t xml:space="preserve">y into public services and infrastructure, which is improve the quality of life, even as </w:t>
-      </w:r>
-      <w:r>
-        <w:rPr>
-          <w:rFonts w:ascii="Times New Roman" w:hAnsi="Times New Roman" w:cs="Times New Roman"/>
-          <w:sz w:val="24"/>
-          <w:szCs w:val="24"/>
-        </w:rPr>
-        <w:lastRenderedPageBreak/>
-        <w:t>they contend with issues like</w:t>
+        <w:t>y into public services and infrastructure, which is improve the quality of life, even as they contend with issues like</w:t>
       </w:r>
       <w:r>
         <w:rPr>
@@ -11832,7 +11967,16 @@
           <w:sz w:val="24"/>
           <w:szCs w:val="24"/>
         </w:rPr>
-        <w:t>Preparing for writing task 1 could also help you on writing task 2, so don’t think the former is not as important as the later.</w:t>
+        <w:t xml:space="preserve">Preparing for writing task 1 could also help you on writing task 2, so don’t </w:t>
+      </w:r>
+      <w:r>
+        <w:rPr>
+          <w:rFonts w:ascii="Times New Roman" w:hAnsi="Times New Roman" w:cs="Times New Roman"/>
+          <w:sz w:val="24"/>
+          <w:szCs w:val="24"/>
+        </w:rPr>
+        <w:lastRenderedPageBreak/>
+        <w:t>think the former is not as important as the later.</w:t>
       </w:r>
     </w:p>
     <w:p>
@@ -16850,7 +16994,7 @@
   <a:extraClrSchemeLst/>
   <a:extLst>
     <a:ext uri="{05A4C25C-085E-4340-85A3-A5531E510DB2}">
-      <thm15:themeFamily xmlns="" xmlns:thm15="http://schemas.microsoft.com/office/thememl/2012/main" name="Office Theme" id="{62F939B6-93AF-4DB8-9C6B-D6C7DFDC589F}" vid="{4A3C46E8-61CC-4603-A589-7422A47A8E4A}"/>
+      <thm15:themeFamily xmlns:thm15="http://schemas.microsoft.com/office/thememl/2012/main" xmlns="" name="Office Theme" id="{62F939B6-93AF-4DB8-9C6B-D6C7DFDC589F}" vid="{4A3C46E8-61CC-4603-A589-7422A47A8E4A}"/>
     </a:ext>
   </a:extLst>
 </a:theme>

--- a/IELTS Notes/Notes of IELTS.docx
+++ b/IELTS Notes/Notes of IELTS.docx
@@ -8074,7 +8074,7 @@
         <w:pStyle w:val="a3"/>
         <w:ind w:left="1080" w:firstLineChars="0" w:firstLine="0"/>
         <w:rPr>
-          <w:rFonts w:ascii="Times New Roman" w:hAnsi="Times New Roman" w:cs="Times New Roman"/>
+          <w:rFonts w:ascii="Times New Roman" w:hAnsi="Times New Roman" w:cs="Times New Roman" w:hint="eastAsia"/>
           <w:sz w:val="24"/>
           <w:szCs w:val="24"/>
         </w:rPr>
@@ -8095,6 +8095,31 @@
         </w:rPr>
         <w:t>e, but they also develop personal skills.</w:t>
       </w:r>
+    </w:p>
+    <w:p>
+      <w:pPr>
+        <w:pStyle w:val="a3"/>
+        <w:numPr>
+          <w:ilvl w:val="0"/>
+          <w:numId w:val="5"/>
+        </w:numPr>
+        <w:ind w:firstLineChars="0"/>
+        <w:rPr>
+          <w:rFonts w:ascii="Times New Roman" w:hAnsi="Times New Roman" w:cs="Times New Roman"/>
+          <w:sz w:val="24"/>
+          <w:szCs w:val="24"/>
+        </w:rPr>
+      </w:pPr>
+      <w:r>
+        <w:rPr>
+          <w:rFonts w:ascii="Times New Roman" w:hAnsi="Times New Roman" w:cs="Times New Roman" w:hint="eastAsia"/>
+          <w:sz w:val="24"/>
+          <w:szCs w:val="24"/>
+        </w:rPr>
+        <w:t>Good referencing(this, it, etc.) helps you get a high band score.</w:t>
+      </w:r>
+      <w:bookmarkStart w:id="0" w:name="_GoBack"/>
+      <w:bookmarkEnd w:id="0"/>
     </w:p>
     <w:p>
       <w:pPr>
@@ -8147,7 +8172,7 @@
     <w:p>
       <w:pPr>
         <w:rPr>
-          <w:rFonts w:ascii="Times New Roman" w:hAnsi="Times New Roman" w:cs="Times New Roman" w:hint="eastAsia"/>
+          <w:rFonts w:ascii="Times New Roman" w:hAnsi="Times New Roman" w:cs="Times New Roman"/>
           <w:b/>
           <w:i/>
           <w:sz w:val="28"/>
@@ -8228,8 +8253,6 @@
         </w:rPr>
         <w:t>me improving your task</w:t>
       </w:r>
-      <w:bookmarkStart w:id="0" w:name="_GoBack"/>
-      <w:bookmarkEnd w:id="0"/>
       <w:r>
         <w:rPr>
           <w:rFonts w:ascii="Times New Roman" w:hAnsi="Times New Roman" w:cs="Times New Roman" w:hint="eastAsia"/>
@@ -8271,6 +8294,7 @@
           <w:szCs w:val="24"/>
           <w:lang w:val="en-GB"/>
         </w:rPr>
+        <w:lastRenderedPageBreak/>
         <w:t xml:space="preserve">Then </w:t>
       </w:r>
       <w:r>
@@ -8343,17 +8367,7 @@
           <w:szCs w:val="24"/>
           <w:lang w:val="en-GB"/>
         </w:rPr>
-        <w:t xml:space="preserve">, this is </w:t>
-      </w:r>
-      <w:r>
-        <w:rPr>
-          <w:rFonts w:ascii="Times New Roman" w:hAnsi="Times New Roman" w:cs="Times New Roman"/>
-          <w:sz w:val="24"/>
-          <w:szCs w:val="24"/>
-          <w:lang w:val="en-GB"/>
-        </w:rPr>
-        <w:lastRenderedPageBreak/>
-        <w:t>critically important.</w:t>
+        <w:t>, this is critically important.</w:t>
       </w:r>
     </w:p>
     <w:p>
@@ -8488,7 +8502,7 @@
         </w:numPr>
         <w:ind w:firstLineChars="0"/>
         <w:rPr>
-          <w:rFonts w:ascii="Times New Roman" w:hAnsi="Times New Roman" w:cs="Times New Roman" w:hint="eastAsia"/>
+          <w:rFonts w:ascii="Times New Roman" w:hAnsi="Times New Roman" w:cs="Times New Roman"/>
           <w:sz w:val="24"/>
           <w:szCs w:val="24"/>
           <w:lang w:val="en-GB"/>
@@ -8603,7 +8617,25 @@
           <w:szCs w:val="24"/>
           <w:lang w:val="en-GB"/>
         </w:rPr>
-        <w:t>On the other hand, there is not necessary to write a</w:t>
+        <w:t xml:space="preserve">On the other hand, there is </w:t>
+      </w:r>
+      <w:r>
+        <w:rPr>
+          <w:rFonts w:ascii="Times New Roman" w:hAnsi="Times New Roman" w:cs="Times New Roman"/>
+          <w:sz w:val="24"/>
+          <w:szCs w:val="24"/>
+          <w:lang w:val="en-GB"/>
+        </w:rPr>
+        <w:t>NOT</w:t>
+      </w:r>
+      <w:r>
+        <w:rPr>
+          <w:rFonts w:ascii="Times New Roman" w:hAnsi="Times New Roman" w:cs="Times New Roman" w:hint="eastAsia"/>
+          <w:sz w:val="24"/>
+          <w:szCs w:val="24"/>
+          <w:lang w:val="en-GB"/>
+        </w:rPr>
+        <w:t xml:space="preserve"> necessary to write a</w:t>
       </w:r>
       <w:r>
         <w:rPr>
@@ -8665,7 +8697,7 @@
         <w:pStyle w:val="a3"/>
         <w:ind w:left="720" w:firstLineChars="0" w:firstLine="0"/>
         <w:rPr>
-          <w:rFonts w:ascii="Times New Roman" w:hAnsi="Times New Roman" w:cs="Times New Roman" w:hint="eastAsia"/>
+          <w:rFonts w:ascii="Times New Roman" w:hAnsi="Times New Roman" w:cs="Times New Roman"/>
           <w:sz w:val="24"/>
           <w:szCs w:val="24"/>
           <w:lang w:val="en-GB"/>
@@ -9195,6 +9227,7 @@
           <w:szCs w:val="32"/>
           <w:lang w:val="en-GB"/>
         </w:rPr>
+        <w:lastRenderedPageBreak/>
         <w:t xml:space="preserve">Writing </w:t>
       </w:r>
       <w:r>
@@ -9231,7 +9264,6 @@
           <w:szCs w:val="24"/>
           <w:lang w:val="en-GB"/>
         </w:rPr>
-        <w:lastRenderedPageBreak/>
         <w:t>How to write an introduction in Writing Task 2?</w:t>
       </w:r>
     </w:p>
@@ -10009,7 +10041,16 @@
           <w:sz w:val="24"/>
           <w:szCs w:val="24"/>
         </w:rPr>
-        <w:t>Some of synonyms of a word can be used but somes are not due the different meanings of the sentences in which they are</w:t>
+        <w:t xml:space="preserve">Some of synonyms of a word can be used but </w:t>
+      </w:r>
+      <w:r>
+        <w:rPr>
+          <w:rFonts w:ascii="Times New Roman" w:hAnsi="Times New Roman" w:cs="Times New Roman" w:hint="eastAsia"/>
+          <w:sz w:val="24"/>
+          <w:szCs w:val="24"/>
+        </w:rPr>
+        <w:lastRenderedPageBreak/>
+        <w:t>somes are not due the different meanings of the sentences in which they are</w:t>
       </w:r>
       <w:r>
         <w:rPr>
@@ -10036,7 +10077,6 @@
           <w:sz w:val="24"/>
           <w:szCs w:val="24"/>
         </w:rPr>
-        <w:lastRenderedPageBreak/>
         <w:t xml:space="preserve">For instance, </w:t>
       </w:r>
       <w:r>
@@ -11494,7 +11534,16 @@
           <w:sz w:val="24"/>
           <w:szCs w:val="24"/>
         </w:rPr>
-        <w:t>ing for a slower pace of life and a close-knit community is leading some to reconsider and move to countryside.</w:t>
+        <w:t xml:space="preserve">ing for a slower pace of life and a close-knit </w:t>
+      </w:r>
+      <w:r>
+        <w:rPr>
+          <w:rFonts w:ascii="Times New Roman" w:hAnsi="Times New Roman" w:cs="Times New Roman"/>
+          <w:sz w:val="24"/>
+          <w:szCs w:val="24"/>
+        </w:rPr>
+        <w:lastRenderedPageBreak/>
+        <w:t>community is leading some to reconsider and move to countryside.</w:t>
       </w:r>
     </w:p>
     <w:p>
@@ -11549,16 +11598,7 @@
           <w:sz w:val="24"/>
           <w:szCs w:val="24"/>
         </w:rPr>
-        <w:t xml:space="preserve">” is the symbol of transition so that it can’t be followed by </w:t>
-      </w:r>
-      <w:r>
-        <w:rPr>
-          <w:rFonts w:ascii="Times New Roman" w:hAnsi="Times New Roman" w:cs="Times New Roman"/>
-          <w:sz w:val="24"/>
-          <w:szCs w:val="24"/>
-        </w:rPr>
-        <w:lastRenderedPageBreak/>
-        <w:t>only one sentence.)</w:t>
+        <w:t>” is the symbol of transition so that it can’t be followed by only one sentence.)</w:t>
       </w:r>
     </w:p>
     <w:p>
@@ -11967,16 +12007,8 @@
           <w:sz w:val="24"/>
           <w:szCs w:val="24"/>
         </w:rPr>
-        <w:t xml:space="preserve">Preparing for writing task 1 could also help you on writing task 2, so don’t </w:t>
-      </w:r>
-      <w:r>
-        <w:rPr>
-          <w:rFonts w:ascii="Times New Roman" w:hAnsi="Times New Roman" w:cs="Times New Roman"/>
-          <w:sz w:val="24"/>
-          <w:szCs w:val="24"/>
-        </w:rPr>
         <w:lastRenderedPageBreak/>
-        <w:t>think the former is not as important as the later.</w:t>
+        <w:t>Preparing for writing task 1 could also help you on writing task 2, so don’t think the former is not as important as the later.</w:t>
       </w:r>
     </w:p>
     <w:p>
@@ -16994,7 +17026,7 @@
   <a:extraClrSchemeLst/>
   <a:extLst>
     <a:ext uri="{05A4C25C-085E-4340-85A3-A5531E510DB2}">
-      <thm15:themeFamily xmlns:thm15="http://schemas.microsoft.com/office/thememl/2012/main" xmlns="" name="Office Theme" id="{62F939B6-93AF-4DB8-9C6B-D6C7DFDC589F}" vid="{4A3C46E8-61CC-4603-A589-7422A47A8E4A}"/>
+      <thm15:themeFamily xmlns="" xmlns:thm15="http://schemas.microsoft.com/office/thememl/2012/main" name="Office Theme" id="{62F939B6-93AF-4DB8-9C6B-D6C7DFDC589F}" vid="{4A3C46E8-61CC-4603-A589-7422A47A8E4A}"/>
     </a:ext>
   </a:extLst>
 </a:theme>

--- a/IELTS Notes/Notes of IELTS.docx
+++ b/IELTS Notes/Notes of IELTS.docx
@@ -8074,7 +8074,7 @@
         <w:pStyle w:val="a3"/>
         <w:ind w:left="1080" w:firstLineChars="0" w:firstLine="0"/>
         <w:rPr>
-          <w:rFonts w:ascii="Times New Roman" w:hAnsi="Times New Roman" w:cs="Times New Roman" w:hint="eastAsia"/>
+          <w:rFonts w:ascii="Times New Roman" w:hAnsi="Times New Roman" w:cs="Times New Roman"/>
           <w:sz w:val="24"/>
           <w:szCs w:val="24"/>
         </w:rPr>
@@ -8118,8 +8118,6 @@
         </w:rPr>
         <w:t>Good referencing(this, it, etc.) helps you get a high band score.</w:t>
       </w:r>
-      <w:bookmarkStart w:id="0" w:name="_GoBack"/>
-      <w:bookmarkEnd w:id="0"/>
     </w:p>
     <w:p>
       <w:pPr>
@@ -8171,6 +8169,7 @@
     </w:p>
     <w:p>
       <w:pPr>
+        <w:outlineLvl w:val="2"/>
         <w:rPr>
           <w:rFonts w:ascii="Times New Roman" w:hAnsi="Times New Roman" w:cs="Times New Roman"/>
           <w:b/>
@@ -8281,7 +8280,7 @@
         </w:numPr>
         <w:ind w:firstLineChars="0"/>
         <w:rPr>
-          <w:rFonts w:ascii="Times New Roman" w:hAnsi="Times New Roman" w:cs="Times New Roman"/>
+          <w:rFonts w:ascii="Times New Roman" w:hAnsi="Times New Roman" w:cs="Times New Roman" w:hint="eastAsia"/>
           <w:sz w:val="24"/>
           <w:szCs w:val="24"/>
           <w:lang w:val="en-GB"/>
@@ -8379,30 +8378,164 @@
         </w:numPr>
         <w:ind w:firstLineChars="0"/>
         <w:rPr>
-          <w:rFonts w:ascii="Times New Roman" w:hAnsi="Times New Roman" w:cs="Times New Roman"/>
-          <w:sz w:val="24"/>
-          <w:szCs w:val="24"/>
-          <w:lang w:val="en-GB"/>
-        </w:rPr>
-      </w:pPr>
-      <w:r>
-        <w:rPr>
-          <w:rFonts w:ascii="Times New Roman" w:hAnsi="Times New Roman" w:cs="Times New Roman" w:hint="eastAsia"/>
-          <w:sz w:val="24"/>
-          <w:szCs w:val="24"/>
-          <w:lang w:val="en-GB"/>
-        </w:rPr>
-        <w:t>Paraphrase the description in the first paragraph</w:t>
-      </w:r>
-      <w:r>
-        <w:rPr>
-          <w:rFonts w:ascii="Times New Roman" w:hAnsi="Times New Roman" w:cs="Times New Roman" w:hint="eastAsia"/>
-          <w:sz w:val="24"/>
-          <w:szCs w:val="24"/>
-          <w:lang w:val="en-GB"/>
-        </w:rPr>
-        <w:t>.</w:t>
-      </w:r>
+          <w:rFonts w:ascii="Times New Roman" w:hAnsi="Times New Roman" w:cs="Times New Roman" w:hint="eastAsia"/>
+          <w:sz w:val="24"/>
+          <w:szCs w:val="24"/>
+          <w:lang w:val="en-GB"/>
+        </w:rPr>
+      </w:pPr>
+      <w:r>
+        <w:rPr>
+          <w:rFonts w:ascii="Times New Roman" w:hAnsi="Times New Roman" w:cs="Times New Roman" w:hint="eastAsia"/>
+          <w:sz w:val="24"/>
+          <w:szCs w:val="24"/>
+          <w:lang w:val="en-GB"/>
+        </w:rPr>
+        <w:t xml:space="preserve">There are four main paraph in Writing Task 1. </w:t>
+      </w:r>
+    </w:p>
+    <w:p>
+      <w:pPr>
+        <w:pStyle w:val="a3"/>
+        <w:ind w:left="720" w:firstLineChars="0" w:firstLine="0"/>
+        <w:rPr>
+          <w:rFonts w:ascii="Times New Roman" w:hAnsi="Times New Roman" w:cs="Times New Roman" w:hint="eastAsia"/>
+          <w:sz w:val="24"/>
+          <w:szCs w:val="24"/>
+          <w:lang w:val="en-GB"/>
+        </w:rPr>
+      </w:pPr>
+      <w:r>
+        <w:rPr>
+          <w:rFonts w:ascii="Times New Roman" w:hAnsi="Times New Roman" w:cs="Times New Roman" w:hint="eastAsia"/>
+          <w:sz w:val="24"/>
+          <w:szCs w:val="24"/>
+          <w:lang w:val="en-GB"/>
+        </w:rPr>
+        <w:t>Introduction Paragraph</w:t>
+      </w:r>
+    </w:p>
+    <w:p>
+      <w:pPr>
+        <w:pStyle w:val="a3"/>
+        <w:ind w:left="720" w:firstLineChars="0" w:firstLine="0"/>
+        <w:rPr>
+          <w:rFonts w:ascii="Times New Roman" w:hAnsi="Times New Roman" w:cs="Times New Roman" w:hint="eastAsia"/>
+          <w:sz w:val="24"/>
+          <w:szCs w:val="24"/>
+          <w:lang w:val="en-GB"/>
+        </w:rPr>
+      </w:pPr>
+      <w:r>
+        <w:rPr>
+          <w:rFonts w:ascii="Times New Roman" w:hAnsi="Times New Roman" w:cs="Times New Roman" w:hint="eastAsia"/>
+          <w:sz w:val="24"/>
+          <w:szCs w:val="24"/>
+          <w:lang w:val="en-GB"/>
+        </w:rPr>
+        <w:t>Overview Paragraph</w:t>
+      </w:r>
+    </w:p>
+    <w:p>
+      <w:pPr>
+        <w:pStyle w:val="a3"/>
+        <w:ind w:left="720" w:firstLineChars="0" w:firstLine="0"/>
+        <w:rPr>
+          <w:rFonts w:ascii="Times New Roman" w:hAnsi="Times New Roman" w:cs="Times New Roman" w:hint="eastAsia"/>
+          <w:sz w:val="24"/>
+          <w:szCs w:val="24"/>
+          <w:lang w:val="en-GB"/>
+        </w:rPr>
+      </w:pPr>
+      <w:r>
+        <w:rPr>
+          <w:rFonts w:ascii="Times New Roman" w:hAnsi="Times New Roman" w:cs="Times New Roman" w:hint="eastAsia"/>
+          <w:sz w:val="24"/>
+          <w:szCs w:val="24"/>
+          <w:lang w:val="en-GB"/>
+        </w:rPr>
+        <w:t>Body Paragraph 1</w:t>
+      </w:r>
+    </w:p>
+    <w:p>
+      <w:pPr>
+        <w:pStyle w:val="a3"/>
+        <w:ind w:left="720" w:firstLineChars="0" w:firstLine="0"/>
+        <w:rPr>
+          <w:rFonts w:ascii="Times New Roman" w:hAnsi="Times New Roman" w:cs="Times New Roman" w:hint="eastAsia"/>
+          <w:sz w:val="24"/>
+          <w:szCs w:val="24"/>
+          <w:lang w:val="en-GB"/>
+        </w:rPr>
+      </w:pPr>
+      <w:r>
+        <w:rPr>
+          <w:rFonts w:ascii="Times New Roman" w:hAnsi="Times New Roman" w:cs="Times New Roman" w:hint="eastAsia"/>
+          <w:sz w:val="24"/>
+          <w:szCs w:val="24"/>
+          <w:lang w:val="en-GB"/>
+        </w:rPr>
+        <w:t>Body Paragraph 2</w:t>
+      </w:r>
+    </w:p>
+    <w:p>
+      <w:pPr>
+        <w:pStyle w:val="a3"/>
+        <w:ind w:left="720" w:firstLineChars="0" w:firstLine="0"/>
+        <w:rPr>
+          <w:rFonts w:ascii="Times New Roman" w:hAnsi="Times New Roman" w:cs="Times New Roman"/>
+          <w:sz w:val="24"/>
+          <w:szCs w:val="24"/>
+          <w:lang w:val="en-GB"/>
+        </w:rPr>
+      </w:pPr>
+      <w:r>
+        <w:rPr>
+          <w:rFonts w:ascii="Times New Roman" w:hAnsi="Times New Roman" w:cs="Times New Roman" w:hint="eastAsia"/>
+          <w:sz w:val="24"/>
+          <w:szCs w:val="24"/>
+          <w:lang w:val="en-GB"/>
+        </w:rPr>
+        <w:t xml:space="preserve">Note: the Overview Paragraph follows the Introduction Paragraph, but it can aslo be put in the last part of your essay. </w:t>
+      </w:r>
+      <w:r>
+        <w:rPr>
+          <w:rFonts w:ascii="Times New Roman" w:hAnsi="Times New Roman" w:cs="Times New Roman" w:hint="eastAsia"/>
+          <w:sz w:val="24"/>
+          <w:szCs w:val="24"/>
+          <w:lang w:val="en-GB"/>
+        </w:rPr>
+        <w:t>It</w:t>
+      </w:r>
+      <w:r>
+        <w:rPr>
+          <w:rFonts w:ascii="Times New Roman" w:hAnsi="Times New Roman" w:cs="Times New Roman"/>
+          <w:sz w:val="24"/>
+          <w:szCs w:val="24"/>
+          <w:lang w:val="en-GB"/>
+        </w:rPr>
+        <w:t>’</w:t>
+      </w:r>
+      <w:r>
+        <w:rPr>
+          <w:rFonts w:ascii="Times New Roman" w:hAnsi="Times New Roman" w:cs="Times New Roman" w:hint="eastAsia"/>
+          <w:sz w:val="24"/>
+          <w:szCs w:val="24"/>
+          <w:lang w:val="en-GB"/>
+        </w:rPr>
+        <w:t xml:space="preserve">s up to you. </w:t>
+      </w:r>
+      <w:r>
+        <w:rPr>
+          <w:rFonts w:ascii="Times New Roman" w:hAnsi="Times New Roman" w:cs="Times New Roman" w:hint="eastAsia"/>
+          <w:sz w:val="24"/>
+          <w:szCs w:val="24"/>
+          <w:lang w:val="en-GB"/>
+        </w:rPr>
+        <w:t>As it is vital for Writing Task 1, Liz suggested that it should be in the second part after the Introduction Paragraph.</w:t>
+      </w:r>
+      <w:bookmarkStart w:id="0" w:name="_GoBack"/>
+      <w:bookmarkEnd w:id="0"/>
     </w:p>
     <w:p>
       <w:pPr>
@@ -8421,6 +8554,40 @@
       </w:pPr>
       <w:r>
         <w:rPr>
+          <w:rFonts w:ascii="Times New Roman" w:hAnsi="Times New Roman" w:cs="Times New Roman" w:hint="eastAsia"/>
+          <w:sz w:val="24"/>
+          <w:szCs w:val="24"/>
+          <w:lang w:val="en-GB"/>
+        </w:rPr>
+        <w:t>Paraphrase the description in the first paragraph</w:t>
+      </w:r>
+      <w:r>
+        <w:rPr>
+          <w:rFonts w:ascii="Times New Roman" w:hAnsi="Times New Roman" w:cs="Times New Roman" w:hint="eastAsia"/>
+          <w:sz w:val="24"/>
+          <w:szCs w:val="24"/>
+          <w:lang w:val="en-GB"/>
+        </w:rPr>
+        <w:t>.</w:t>
+      </w:r>
+    </w:p>
+    <w:p>
+      <w:pPr>
+        <w:pStyle w:val="a3"/>
+        <w:numPr>
+          <w:ilvl w:val="0"/>
+          <w:numId w:val="38"/>
+        </w:numPr>
+        <w:ind w:firstLineChars="0"/>
+        <w:rPr>
+          <w:rFonts w:ascii="Times New Roman" w:hAnsi="Times New Roman" w:cs="Times New Roman"/>
+          <w:sz w:val="24"/>
+          <w:szCs w:val="24"/>
+          <w:lang w:val="en-GB"/>
+        </w:rPr>
+      </w:pPr>
+      <w:r>
+        <w:rPr>
           <w:rFonts w:ascii="Times New Roman" w:hAnsi="Times New Roman" w:cs="Times New Roman"/>
           <w:sz w:val="24"/>
           <w:szCs w:val="24"/>
@@ -8445,6 +8612,15 @@
           <w:lang w:val="en-GB"/>
         </w:rPr>
         <w:t>.</w:t>
+      </w:r>
+      <w:r>
+        <w:rPr>
+          <w:rFonts w:ascii="Times New Roman" w:hAnsi="Times New Roman" w:cs="Times New Roman" w:hint="eastAsia"/>
+          <w:sz w:val="24"/>
+          <w:szCs w:val="24"/>
+          <w:lang w:val="en-GB"/>
+        </w:rPr>
+        <w:t xml:space="preserve"> </w:t>
       </w:r>
     </w:p>
     <w:p>
@@ -9044,6 +9220,7 @@
           <w:szCs w:val="24"/>
           <w:lang w:val="en-GB"/>
         </w:rPr>
+        <w:lastRenderedPageBreak/>
         <w:t xml:space="preserve">How to describe a map for academic task 1? </w:t>
       </w:r>
     </w:p>
@@ -9227,7 +9404,6 @@
           <w:szCs w:val="32"/>
           <w:lang w:val="en-GB"/>
         </w:rPr>
-        <w:lastRenderedPageBreak/>
         <w:t xml:space="preserve">Writing </w:t>
       </w:r>
       <w:r>
@@ -9944,7 +10120,16 @@
           <w:sz w:val="24"/>
           <w:szCs w:val="24"/>
         </w:rPr>
-        <w:t xml:space="preserve">4. Take at least one full test at home before sitting a real IELTS test. You had better set a alarm and finish all the three tests except for speaking within 2 hours and 40 minutes. </w:t>
+        <w:t xml:space="preserve">4. Take at least one full test at home before sitting a real IELTS test. You had </w:t>
+      </w:r>
+      <w:r>
+        <w:rPr>
+          <w:rFonts w:ascii="Times New Roman" w:hAnsi="Times New Roman" w:cs="Times New Roman" w:hint="eastAsia"/>
+          <w:sz w:val="24"/>
+          <w:szCs w:val="24"/>
+        </w:rPr>
+        <w:lastRenderedPageBreak/>
+        <w:t xml:space="preserve">better set a alarm and finish all the three tests except for speaking within 2 hours and 40 minutes. </w:t>
       </w:r>
     </w:p>
     <w:p>
@@ -10041,16 +10226,7 @@
           <w:sz w:val="24"/>
           <w:szCs w:val="24"/>
         </w:rPr>
-        <w:t xml:space="preserve">Some of synonyms of a word can be used but </w:t>
-      </w:r>
-      <w:r>
-        <w:rPr>
-          <w:rFonts w:ascii="Times New Roman" w:hAnsi="Times New Roman" w:cs="Times New Roman" w:hint="eastAsia"/>
-          <w:sz w:val="24"/>
-          <w:szCs w:val="24"/>
-        </w:rPr>
-        <w:lastRenderedPageBreak/>
-        <w:t>somes are not due the different meanings of the sentences in which they are</w:t>
+        <w:t>Some of synonyms of a word can be used but somes are not due the different meanings of the sentences in which they are</w:t>
       </w:r>
       <w:r>
         <w:rPr>
@@ -11378,7 +11554,16 @@
           <w:sz w:val="24"/>
           <w:szCs w:val="24"/>
         </w:rPr>
-        <w:t xml:space="preserve"> appreciate the accessibility of amenities, the cultural diversity and the range of employment opportunities available.</w:t>
+        <w:t xml:space="preserve"> appreciate the accessibility of </w:t>
+      </w:r>
+      <w:r>
+        <w:rPr>
+          <w:rFonts w:ascii="Times New Roman" w:hAnsi="Times New Roman" w:cs="Times New Roman"/>
+          <w:sz w:val="24"/>
+          <w:szCs w:val="24"/>
+        </w:rPr>
+        <w:lastRenderedPageBreak/>
+        <w:t>amenities, the cultural diversity and the range of employment opportunities available.</w:t>
       </w:r>
     </w:p>
     <w:p>
@@ -11534,16 +11719,7 @@
           <w:sz w:val="24"/>
           <w:szCs w:val="24"/>
         </w:rPr>
-        <w:t xml:space="preserve">ing for a slower pace of life and a close-knit </w:t>
-      </w:r>
-      <w:r>
-        <w:rPr>
-          <w:rFonts w:ascii="Times New Roman" w:hAnsi="Times New Roman" w:cs="Times New Roman"/>
-          <w:sz w:val="24"/>
-          <w:szCs w:val="24"/>
-        </w:rPr>
-        <w:lastRenderedPageBreak/>
-        <w:t>community is leading some to reconsider and move to countryside.</w:t>
+        <w:t>ing for a slower pace of life and a close-knit community is leading some to reconsider and move to countryside.</w:t>
       </w:r>
     </w:p>
     <w:p>
@@ -11899,6 +12075,7 @@
           <w:rFonts w:ascii="Times New Roman" w:hAnsi="Times New Roman" w:cs="Times New Roman"/>
           <w:noProof/>
         </w:rPr>
+        <w:lastRenderedPageBreak/>
         <w:drawing>
           <wp:inline distT="0" distB="0" distL="0" distR="0" wp14:anchorId="5D4E89D5" wp14:editId="436D8FDB">
             <wp:extent cx="5274310" cy="1809115"/>
@@ -12007,7 +12184,6 @@
           <w:sz w:val="24"/>
           <w:szCs w:val="24"/>
         </w:rPr>
-        <w:lastRenderedPageBreak/>
         <w:t>Preparing for writing task 1 could also help you on writing task 2, so don’t think the former is not as important as the later.</w:t>
       </w:r>
     </w:p>
@@ -17026,7 +17202,7 @@
   <a:extraClrSchemeLst/>
   <a:extLst>
     <a:ext uri="{05A4C25C-085E-4340-85A3-A5531E510DB2}">
-      <thm15:themeFamily xmlns="" xmlns:thm15="http://schemas.microsoft.com/office/thememl/2012/main" name="Office Theme" id="{62F939B6-93AF-4DB8-9C6B-D6C7DFDC589F}" vid="{4A3C46E8-61CC-4603-A589-7422A47A8E4A}"/>
+      <thm15:themeFamily xmlns:thm15="http://schemas.microsoft.com/office/thememl/2012/main" xmlns="" name="Office Theme" id="{62F939B6-93AF-4DB8-9C6B-D6C7DFDC589F}" vid="{4A3C46E8-61CC-4603-A589-7422A47A8E4A}"/>
     </a:ext>
   </a:extLst>
 </a:theme>

--- a/IELTS Notes/Notes of IELTS.docx
+++ b/IELTS Notes/Notes of IELTS.docx
@@ -5886,7 +5886,23 @@
           <w:sz w:val="24"/>
           <w:szCs w:val="24"/>
         </w:rPr>
-        <w:t xml:space="preserve"> Because NO.2 is between NO.1 and NO.3.</w:t>
+        <w:t xml:space="preserve"> Because </w:t>
+      </w:r>
+      <w:r>
+        <w:rPr>
+          <w:rFonts w:ascii="Times New Roman" w:hAnsi="Times New Roman" w:cs="Times New Roman" w:hint="eastAsia"/>
+          <w:sz w:val="24"/>
+          <w:szCs w:val="24"/>
+        </w:rPr>
+        <w:t xml:space="preserve">questions come in order in the articles so </w:t>
+      </w:r>
+      <w:r>
+        <w:rPr>
+          <w:rFonts w:ascii="Times New Roman" w:hAnsi="Times New Roman" w:cs="Times New Roman" w:hint="eastAsia"/>
+          <w:sz w:val="24"/>
+          <w:szCs w:val="24"/>
+        </w:rPr>
+        <w:t>NO.2 is between NO.1 and NO.3.</w:t>
       </w:r>
       <w:r>
         <w:rPr>
@@ -5981,7 +5997,16 @@
           <w:sz w:val="24"/>
           <w:szCs w:val="24"/>
         </w:rPr>
-        <w:t xml:space="preserve"> means opposite/controdict so it neither close nor near but far from it. </w:t>
+        <w:t xml:space="preserve"> means opposite/controdict so it neither close nor near but </w:t>
+      </w:r>
+      <w:r>
+        <w:rPr>
+          <w:rFonts w:ascii="Times New Roman" w:hAnsi="Times New Roman" w:cs="Times New Roman" w:hint="eastAsia"/>
+          <w:sz w:val="24"/>
+          <w:szCs w:val="24"/>
+        </w:rPr>
+        <w:lastRenderedPageBreak/>
+        <w:t xml:space="preserve">far from it. </w:t>
       </w:r>
       <w:r>
         <w:rPr>
@@ -6021,16 +6046,7 @@
           <w:sz w:val="24"/>
           <w:szCs w:val="24"/>
         </w:rPr>
-        <w:t xml:space="preserve"> means a little bit more or </w:t>
-      </w:r>
-      <w:r>
-        <w:rPr>
-          <w:rFonts w:ascii="Times New Roman" w:hAnsi="Times New Roman" w:cs="Times New Roman" w:hint="eastAsia"/>
-          <w:sz w:val="24"/>
-          <w:szCs w:val="24"/>
-        </w:rPr>
-        <w:lastRenderedPageBreak/>
-        <w:t>less, so it is true.</w:t>
+        <w:t xml:space="preserve"> means a little bit more or less, so it is true.</w:t>
       </w:r>
       <w:r>
         <w:rPr>
@@ -6085,6 +6101,17 @@
         </w:rPr>
         <w:t>Passag</w:t>
       </w:r>
+      <w:r>
+        <w:rPr>
+          <w:rFonts w:ascii="Times New Roman" w:hAnsi="Times New Roman" w:cs="Times New Roman" w:hint="eastAsia"/>
+          <w:i/>
+          <w:sz w:val="24"/>
+          <w:szCs w:val="24"/>
+        </w:rPr>
+        <w:t>e</w:t>
+      </w:r>
+      <w:bookmarkStart w:id="0" w:name="_GoBack"/>
+      <w:bookmarkEnd w:id="0"/>
       <w:r>
         <w:rPr>
           <w:rFonts w:ascii="Times New Roman" w:hAnsi="Times New Roman" w:cs="Times New Roman" w:hint="eastAsia"/>
@@ -7007,6 +7034,7 @@
           <w:sz w:val="24"/>
           <w:szCs w:val="24"/>
         </w:rPr>
+        <w:lastRenderedPageBreak/>
         <w:t xml:space="preserve">In writing task 2, </w:t>
       </w:r>
       <w:r>
@@ -7079,16 +7107,7 @@
           <w:sz w:val="24"/>
           <w:szCs w:val="24"/>
         </w:rPr>
-        <w:t xml:space="preserve">tical proposition </w:t>
-      </w:r>
-      <w:r>
-        <w:rPr>
-          <w:rFonts w:ascii="Times New Roman" w:hAnsi="Times New Roman" w:cs="Times New Roman"/>
-          <w:sz w:val="24"/>
-          <w:szCs w:val="24"/>
-        </w:rPr>
-        <w:lastRenderedPageBreak/>
-        <w:t>can help you get a high s</w:t>
+        <w:t>tical proposition can help you get a high s</w:t>
       </w:r>
       <w:r>
         <w:rPr>
@@ -8241,7 +8260,17 @@
           <w:szCs w:val="24"/>
           <w:lang w:val="en-GB"/>
         </w:rPr>
-        <w:t xml:space="preserve"> So it is worth your ti</w:t>
+        <w:t xml:space="preserve"> So </w:t>
+      </w:r>
+      <w:r>
+        <w:rPr>
+          <w:rFonts w:ascii="Times New Roman" w:hAnsi="Times New Roman" w:cs="Times New Roman" w:hint="eastAsia"/>
+          <w:sz w:val="24"/>
+          <w:szCs w:val="24"/>
+          <w:lang w:val="en-GB"/>
+        </w:rPr>
+        <w:lastRenderedPageBreak/>
+        <w:t>it is worth your ti</w:t>
       </w:r>
       <w:r>
         <w:rPr>
@@ -8280,20 +8309,19 @@
         </w:numPr>
         <w:ind w:firstLineChars="0"/>
         <w:rPr>
-          <w:rFonts w:ascii="Times New Roman" w:hAnsi="Times New Roman" w:cs="Times New Roman" w:hint="eastAsia"/>
-          <w:sz w:val="24"/>
-          <w:szCs w:val="24"/>
-          <w:lang w:val="en-GB"/>
-        </w:rPr>
-      </w:pPr>
-      <w:r>
-        <w:rPr>
-          <w:rFonts w:ascii="Times New Roman" w:hAnsi="Times New Roman" w:cs="Times New Roman" w:hint="eastAsia"/>
-          <w:sz w:val="24"/>
-          <w:szCs w:val="24"/>
-          <w:lang w:val="en-GB"/>
-        </w:rPr>
-        <w:lastRenderedPageBreak/>
+          <w:rFonts w:ascii="Times New Roman" w:hAnsi="Times New Roman" w:cs="Times New Roman"/>
+          <w:sz w:val="24"/>
+          <w:szCs w:val="24"/>
+          <w:lang w:val="en-GB"/>
+        </w:rPr>
+      </w:pPr>
+      <w:r>
+        <w:rPr>
+          <w:rFonts w:ascii="Times New Roman" w:hAnsi="Times New Roman" w:cs="Times New Roman" w:hint="eastAsia"/>
+          <w:sz w:val="24"/>
+          <w:szCs w:val="24"/>
+          <w:lang w:val="en-GB"/>
+        </w:rPr>
         <w:t xml:space="preserve">Then </w:t>
       </w:r>
       <w:r>
@@ -8378,7 +8406,7 @@
         </w:numPr>
         <w:ind w:firstLineChars="0"/>
         <w:rPr>
-          <w:rFonts w:ascii="Times New Roman" w:hAnsi="Times New Roman" w:cs="Times New Roman" w:hint="eastAsia"/>
+          <w:rFonts w:ascii="Times New Roman" w:hAnsi="Times New Roman" w:cs="Times New Roman"/>
           <w:sz w:val="24"/>
           <w:szCs w:val="24"/>
           <w:lang w:val="en-GB"/>
@@ -8399,7 +8427,7 @@
         <w:pStyle w:val="a3"/>
         <w:ind w:left="720" w:firstLineChars="0" w:firstLine="0"/>
         <w:rPr>
-          <w:rFonts w:ascii="Times New Roman" w:hAnsi="Times New Roman" w:cs="Times New Roman" w:hint="eastAsia"/>
+          <w:rFonts w:ascii="Times New Roman" w:hAnsi="Times New Roman" w:cs="Times New Roman"/>
           <w:sz w:val="24"/>
           <w:szCs w:val="24"/>
           <w:lang w:val="en-GB"/>
@@ -8420,7 +8448,7 @@
         <w:pStyle w:val="a3"/>
         <w:ind w:left="720" w:firstLineChars="0" w:firstLine="0"/>
         <w:rPr>
-          <w:rFonts w:ascii="Times New Roman" w:hAnsi="Times New Roman" w:cs="Times New Roman" w:hint="eastAsia"/>
+          <w:rFonts w:ascii="Times New Roman" w:hAnsi="Times New Roman" w:cs="Times New Roman"/>
           <w:sz w:val="24"/>
           <w:szCs w:val="24"/>
           <w:lang w:val="en-GB"/>
@@ -8441,7 +8469,7 @@
         <w:pStyle w:val="a3"/>
         <w:ind w:left="720" w:firstLineChars="0" w:firstLine="0"/>
         <w:rPr>
-          <w:rFonts w:ascii="Times New Roman" w:hAnsi="Times New Roman" w:cs="Times New Roman" w:hint="eastAsia"/>
+          <w:rFonts w:ascii="Times New Roman" w:hAnsi="Times New Roman" w:cs="Times New Roman"/>
           <w:sz w:val="24"/>
           <w:szCs w:val="24"/>
           <w:lang w:val="en-GB"/>
@@ -8462,7 +8490,7 @@
         <w:pStyle w:val="a3"/>
         <w:ind w:left="720" w:firstLineChars="0" w:firstLine="0"/>
         <w:rPr>
-          <w:rFonts w:ascii="Times New Roman" w:hAnsi="Times New Roman" w:cs="Times New Roman" w:hint="eastAsia"/>
+          <w:rFonts w:ascii="Times New Roman" w:hAnsi="Times New Roman" w:cs="Times New Roman"/>
           <w:sz w:val="24"/>
           <w:szCs w:val="24"/>
           <w:lang w:val="en-GB"/>
@@ -8534,8 +8562,6 @@
         </w:rPr>
         <w:t>As it is vital for Writing Task 1, Liz suggested that it should be in the second part after the Introduction Paragraph.</w:t>
       </w:r>
-      <w:bookmarkStart w:id="0" w:name="_GoBack"/>
-      <w:bookmarkEnd w:id="0"/>
     </w:p>
     <w:p>
       <w:pPr>
@@ -17202,7 +17228,7 @@
   <a:extraClrSchemeLst/>
   <a:extLst>
     <a:ext uri="{05A4C25C-085E-4340-85A3-A5531E510DB2}">
-      <thm15:themeFamily xmlns:thm15="http://schemas.microsoft.com/office/thememl/2012/main" xmlns="" name="Office Theme" id="{62F939B6-93AF-4DB8-9C6B-D6C7DFDC589F}" vid="{4A3C46E8-61CC-4603-A589-7422A47A8E4A}"/>
+      <thm15:themeFamily xmlns="" xmlns:thm15="http://schemas.microsoft.com/office/thememl/2012/main" name="Office Theme" id="{62F939B6-93AF-4DB8-9C6B-D6C7DFDC589F}" vid="{4A3C46E8-61CC-4603-A589-7422A47A8E4A}"/>
     </a:ext>
   </a:extLst>
 </a:theme>

--- a/IELTS Notes/Notes of IELTS.docx
+++ b/IELTS Notes/Notes of IELTS.docx
@@ -5743,39 +5743,167 @@
           <w:sz w:val="24"/>
           <w:szCs w:val="24"/>
         </w:rPr>
-        <w:t>In true or false questions a</w:t>
-      </w:r>
-      <w:r>
-        <w:rPr>
-          <w:rFonts w:ascii="Times New Roman" w:hAnsi="Times New Roman" w:cs="Times New Roman" w:hint="eastAsia"/>
-          <w:sz w:val="24"/>
-          <w:szCs w:val="24"/>
-        </w:rPr>
-        <w:t>nswers come in order</w:t>
-      </w:r>
-      <w:r>
-        <w:rPr>
-          <w:rFonts w:ascii="Times New Roman" w:hAnsi="Times New Roman" w:cs="Times New Roman" w:hint="eastAsia"/>
-          <w:sz w:val="24"/>
-          <w:szCs w:val="24"/>
-        </w:rPr>
-        <w:t xml:space="preserve"> in the passage</w:t>
-      </w:r>
-      <w:r>
-        <w:rPr>
-          <w:rFonts w:ascii="Times New Roman" w:hAnsi="Times New Roman" w:cs="Times New Roman" w:hint="eastAsia"/>
-          <w:sz w:val="24"/>
-          <w:szCs w:val="24"/>
-        </w:rPr>
-        <w:t xml:space="preserve">. </w:t>
-      </w:r>
-      <w:r>
-        <w:rPr>
-          <w:rFonts w:ascii="Times New Roman" w:hAnsi="Times New Roman" w:cs="Times New Roman" w:hint="eastAsia"/>
-          <w:sz w:val="24"/>
-          <w:szCs w:val="24"/>
-        </w:rPr>
-        <w:t>(Important)</w:t>
+        <w:t>In TRUE/FALSE or YES/NO questions</w:t>
+      </w:r>
+      <w:r>
+        <w:rPr>
+          <w:rFonts w:ascii="Times New Roman" w:hAnsi="Times New Roman" w:cs="Times New Roman" w:hint="eastAsia"/>
+          <w:sz w:val="24"/>
+          <w:szCs w:val="24"/>
+        </w:rPr>
+        <w:t>, answers come in order in the passage(Important). P</w:t>
+      </w:r>
+      <w:r>
+        <w:rPr>
+          <w:rFonts w:ascii="Times New Roman" w:hAnsi="Times New Roman" w:cs="Times New Roman" w:hint="eastAsia"/>
+          <w:sz w:val="24"/>
+          <w:szCs w:val="24"/>
+        </w:rPr>
+        <w:t xml:space="preserve">ay attention to the next question. If the </w:t>
+      </w:r>
+      <w:r>
+        <w:rPr>
+          <w:rFonts w:ascii="Times New Roman" w:hAnsi="Times New Roman" w:cs="Times New Roman" w:hint="eastAsia"/>
+          <w:sz w:val="24"/>
+          <w:szCs w:val="24"/>
+        </w:rPr>
+        <w:t xml:space="preserve">answer of </w:t>
+      </w:r>
+      <w:r>
+        <w:rPr>
+          <w:rFonts w:ascii="Times New Roman" w:hAnsi="Times New Roman" w:cs="Times New Roman" w:hint="eastAsia"/>
+          <w:sz w:val="24"/>
+          <w:szCs w:val="24"/>
+        </w:rPr>
+        <w:t xml:space="preserve">Question 2 were not </w:t>
+      </w:r>
+      <w:r>
+        <w:rPr>
+          <w:rFonts w:ascii="Times New Roman" w:hAnsi="Times New Roman" w:cs="Times New Roman" w:hint="eastAsia"/>
+          <w:sz w:val="24"/>
+          <w:szCs w:val="24"/>
+        </w:rPr>
+        <w:t>found</w:t>
+      </w:r>
+      <w:r>
+        <w:rPr>
+          <w:rFonts w:ascii="Times New Roman" w:hAnsi="Times New Roman" w:cs="Times New Roman" w:hint="eastAsia"/>
+          <w:sz w:val="24"/>
+          <w:szCs w:val="24"/>
+        </w:rPr>
+        <w:t>(maybe it is NOT GIVEN)</w:t>
+      </w:r>
+      <w:r>
+        <w:rPr>
+          <w:rFonts w:ascii="Times New Roman" w:hAnsi="Times New Roman" w:cs="Times New Roman" w:hint="eastAsia"/>
+          <w:sz w:val="24"/>
+          <w:szCs w:val="24"/>
+        </w:rPr>
+        <w:t>, don</w:t>
+      </w:r>
+      <w:r>
+        <w:rPr>
+          <w:rFonts w:ascii="Times New Roman" w:hAnsi="Times New Roman" w:cs="Times New Roman"/>
+          <w:sz w:val="24"/>
+          <w:szCs w:val="24"/>
+        </w:rPr>
+        <w:t>’</w:t>
+      </w:r>
+      <w:r>
+        <w:rPr>
+          <w:rFonts w:ascii="Times New Roman" w:hAnsi="Times New Roman" w:cs="Times New Roman" w:hint="eastAsia"/>
+          <w:sz w:val="24"/>
+          <w:szCs w:val="24"/>
+        </w:rPr>
+        <w:t xml:space="preserve">t </w:t>
+      </w:r>
+      <w:r>
+        <w:rPr>
+          <w:rFonts w:ascii="Times New Roman" w:hAnsi="Times New Roman" w:cs="Times New Roman" w:hint="eastAsia"/>
+          <w:sz w:val="24"/>
+          <w:szCs w:val="24"/>
+        </w:rPr>
+        <w:t>read through all the passage to find an answer but</w:t>
+      </w:r>
+      <w:r>
+        <w:rPr>
+          <w:rFonts w:ascii="Times New Roman" w:hAnsi="Times New Roman" w:cs="Times New Roman" w:hint="eastAsia"/>
+          <w:sz w:val="24"/>
+          <w:szCs w:val="24"/>
+        </w:rPr>
+        <w:t xml:space="preserve"> stop </w:t>
+      </w:r>
+      <w:r>
+        <w:rPr>
+          <w:rFonts w:ascii="Times New Roman" w:hAnsi="Times New Roman" w:cs="Times New Roman" w:hint="eastAsia"/>
+          <w:sz w:val="24"/>
+          <w:szCs w:val="24"/>
+        </w:rPr>
+        <w:t>at</w:t>
+      </w:r>
+      <w:r>
+        <w:rPr>
+          <w:rFonts w:ascii="Times New Roman" w:hAnsi="Times New Roman" w:cs="Times New Roman" w:hint="eastAsia"/>
+          <w:sz w:val="24"/>
+          <w:szCs w:val="24"/>
+        </w:rPr>
+        <w:t xml:space="preserve"> the sentence matches Question 3.</w:t>
+      </w:r>
+      <w:r>
+        <w:rPr>
+          <w:rFonts w:ascii="Times New Roman" w:hAnsi="Times New Roman" w:cs="Times New Roman" w:hint="eastAsia"/>
+          <w:sz w:val="24"/>
+          <w:szCs w:val="24"/>
+        </w:rPr>
+        <w:t xml:space="preserve"> Because </w:t>
+      </w:r>
+      <w:r>
+        <w:rPr>
+          <w:rFonts w:ascii="Times New Roman" w:hAnsi="Times New Roman" w:cs="Times New Roman" w:hint="eastAsia"/>
+          <w:sz w:val="24"/>
+          <w:szCs w:val="24"/>
+        </w:rPr>
+        <w:t xml:space="preserve">questions come in order in the </w:t>
+      </w:r>
+      <w:r>
+        <w:rPr>
+          <w:rFonts w:ascii="Times New Roman" w:hAnsi="Times New Roman" w:cs="Times New Roman" w:hint="eastAsia"/>
+          <w:sz w:val="24"/>
+          <w:szCs w:val="24"/>
+        </w:rPr>
+        <w:t>passage</w:t>
+      </w:r>
+      <w:r>
+        <w:rPr>
+          <w:rFonts w:ascii="Times New Roman" w:hAnsi="Times New Roman" w:cs="Times New Roman" w:hint="eastAsia"/>
+          <w:sz w:val="24"/>
+          <w:szCs w:val="24"/>
+        </w:rPr>
+        <w:t xml:space="preserve"> so </w:t>
+      </w:r>
+      <w:r>
+        <w:rPr>
+          <w:rFonts w:ascii="Times New Roman" w:hAnsi="Times New Roman" w:cs="Times New Roman" w:hint="eastAsia"/>
+          <w:sz w:val="24"/>
+          <w:szCs w:val="24"/>
+        </w:rPr>
+        <w:t>NO.2 is between NO.1 and NO.3.</w:t>
+      </w:r>
+      <w:r>
+        <w:rPr>
+          <w:rFonts w:ascii="Times New Roman" w:hAnsi="Times New Roman" w:cs="Times New Roman" w:hint="eastAsia"/>
+          <w:sz w:val="24"/>
+          <w:szCs w:val="24"/>
+        </w:rPr>
+        <w:t xml:space="preserve"> </w:t>
+      </w:r>
+      <w:r>
+        <w:rPr>
+          <w:rFonts w:ascii="Times New Roman" w:hAnsi="Times New Roman" w:cs="Times New Roman" w:hint="eastAsia"/>
+          <w:sz w:val="24"/>
+          <w:szCs w:val="24"/>
+        </w:rPr>
+        <w:t xml:space="preserve">This is such an important tip especially when there is an NOT GIVEN statement. </w:t>
       </w:r>
     </w:p>
     <w:p>
@@ -5794,115 +5922,116 @@
       </w:pPr>
       <w:r>
         <w:rPr>
-          <w:rFonts w:ascii="Times New Roman" w:hAnsi="Times New Roman" w:cs="Times New Roman" w:hint="eastAsia"/>
-          <w:sz w:val="24"/>
-          <w:szCs w:val="24"/>
-        </w:rPr>
-        <w:t xml:space="preserve">Pay attention to the next question. If the </w:t>
-      </w:r>
-      <w:r>
-        <w:rPr>
-          <w:rFonts w:ascii="Times New Roman" w:hAnsi="Times New Roman" w:cs="Times New Roman" w:hint="eastAsia"/>
-          <w:sz w:val="24"/>
-          <w:szCs w:val="24"/>
-        </w:rPr>
-        <w:t xml:space="preserve">answer of </w:t>
-      </w:r>
-      <w:r>
-        <w:rPr>
-          <w:rFonts w:ascii="Times New Roman" w:hAnsi="Times New Roman" w:cs="Times New Roman" w:hint="eastAsia"/>
-          <w:sz w:val="24"/>
-          <w:szCs w:val="24"/>
-        </w:rPr>
-        <w:t xml:space="preserve">Question 2 were not </w:t>
-      </w:r>
-      <w:r>
-        <w:rPr>
-          <w:rFonts w:ascii="Times New Roman" w:hAnsi="Times New Roman" w:cs="Times New Roman" w:hint="eastAsia"/>
-          <w:sz w:val="24"/>
-          <w:szCs w:val="24"/>
-        </w:rPr>
-        <w:t>found</w:t>
-      </w:r>
-      <w:r>
-        <w:rPr>
-          <w:rFonts w:ascii="Times New Roman" w:hAnsi="Times New Roman" w:cs="Times New Roman" w:hint="eastAsia"/>
-          <w:sz w:val="24"/>
-          <w:szCs w:val="24"/>
-        </w:rPr>
-        <w:t>, don</w:t>
-      </w:r>
-      <w:r>
-        <w:rPr>
-          <w:rFonts w:ascii="Times New Roman" w:hAnsi="Times New Roman" w:cs="Times New Roman"/>
-          <w:sz w:val="24"/>
-          <w:szCs w:val="24"/>
-        </w:rPr>
-        <w:t>’</w:t>
-      </w:r>
-      <w:r>
-        <w:rPr>
-          <w:rFonts w:ascii="Times New Roman" w:hAnsi="Times New Roman" w:cs="Times New Roman" w:hint="eastAsia"/>
-          <w:sz w:val="24"/>
-          <w:szCs w:val="24"/>
-        </w:rPr>
-        <w:t xml:space="preserve">t </w:t>
-      </w:r>
-      <w:r>
-        <w:rPr>
-          <w:rFonts w:ascii="Times New Roman" w:hAnsi="Times New Roman" w:cs="Times New Roman" w:hint="eastAsia"/>
-          <w:sz w:val="24"/>
-          <w:szCs w:val="24"/>
-        </w:rPr>
-        <w:t>read through all the passage to find an answer but</w:t>
-      </w:r>
-      <w:r>
-        <w:rPr>
-          <w:rFonts w:ascii="Times New Roman" w:hAnsi="Times New Roman" w:cs="Times New Roman" w:hint="eastAsia"/>
-          <w:sz w:val="24"/>
-          <w:szCs w:val="24"/>
-        </w:rPr>
-        <w:t xml:space="preserve"> stop </w:t>
-      </w:r>
-      <w:r>
-        <w:rPr>
-          <w:rFonts w:ascii="Times New Roman" w:hAnsi="Times New Roman" w:cs="Times New Roman" w:hint="eastAsia"/>
-          <w:sz w:val="24"/>
-          <w:szCs w:val="24"/>
-        </w:rPr>
-        <w:t>at</w:t>
-      </w:r>
-      <w:r>
-        <w:rPr>
-          <w:rFonts w:ascii="Times New Roman" w:hAnsi="Times New Roman" w:cs="Times New Roman" w:hint="eastAsia"/>
-          <w:sz w:val="24"/>
-          <w:szCs w:val="24"/>
-        </w:rPr>
-        <w:t xml:space="preserve"> the sentence matches Question 3.</w:t>
-      </w:r>
-      <w:r>
-        <w:rPr>
-          <w:rFonts w:ascii="Times New Roman" w:hAnsi="Times New Roman" w:cs="Times New Roman" w:hint="eastAsia"/>
-          <w:sz w:val="24"/>
-          <w:szCs w:val="24"/>
-        </w:rPr>
-        <w:t xml:space="preserve"> Because </w:t>
-      </w:r>
-      <w:r>
-        <w:rPr>
-          <w:rFonts w:ascii="Times New Roman" w:hAnsi="Times New Roman" w:cs="Times New Roman" w:hint="eastAsia"/>
-          <w:sz w:val="24"/>
-          <w:szCs w:val="24"/>
-        </w:rPr>
-        <w:t xml:space="preserve">questions come in order in the articles so </w:t>
-      </w:r>
-      <w:r>
-        <w:rPr>
-          <w:rFonts w:ascii="Times New Roman" w:hAnsi="Times New Roman" w:cs="Times New Roman" w:hint="eastAsia"/>
-          <w:sz w:val="24"/>
-          <w:szCs w:val="24"/>
-        </w:rPr>
-        <w:t>NO.2 is between NO.1 and NO.3.</w:t>
+          <w:rFonts w:ascii="Times New Roman" w:hAnsi="Times New Roman" w:cs="Times New Roman"/>
+          <w:sz w:val="24"/>
+          <w:szCs w:val="24"/>
+        </w:rPr>
+        <w:t>“</w:t>
+      </w:r>
+      <w:r>
+        <w:rPr>
+          <w:rFonts w:ascii="Times New Roman" w:hAnsi="Times New Roman" w:cs="Times New Roman" w:hint="eastAsia"/>
+          <w:sz w:val="24"/>
+          <w:szCs w:val="24"/>
+        </w:rPr>
+        <w:t>True</w:t>
+      </w:r>
+      <w:r>
+        <w:rPr>
+          <w:rFonts w:ascii="Times New Roman" w:hAnsi="Times New Roman" w:cs="Times New Roman"/>
+          <w:sz w:val="24"/>
+          <w:szCs w:val="24"/>
+        </w:rPr>
+        <w:t>”</w:t>
+      </w:r>
+      <w:r>
+        <w:rPr>
+          <w:rFonts w:ascii="Times New Roman" w:hAnsi="Times New Roman" w:cs="Times New Roman" w:hint="eastAsia"/>
+          <w:sz w:val="24"/>
+          <w:szCs w:val="24"/>
+        </w:rPr>
+        <w:t xml:space="preserve"> means that the anwer share the same points as the statement in the </w:t>
+      </w:r>
+      <w:r>
+        <w:rPr>
+          <w:rFonts w:ascii="Times New Roman" w:hAnsi="Times New Roman" w:cs="Times New Roman" w:hint="eastAsia"/>
+          <w:sz w:val="24"/>
+          <w:szCs w:val="24"/>
+        </w:rPr>
+        <w:lastRenderedPageBreak/>
+        <w:t xml:space="preserve">passage. </w:t>
+      </w:r>
+      <w:r>
+        <w:rPr>
+          <w:rFonts w:ascii="Times New Roman" w:hAnsi="Times New Roman" w:cs="Times New Roman"/>
+          <w:sz w:val="24"/>
+          <w:szCs w:val="24"/>
+        </w:rPr>
+        <w:t>“</w:t>
+      </w:r>
+      <w:r>
+        <w:rPr>
+          <w:rFonts w:ascii="Times New Roman" w:hAnsi="Times New Roman" w:cs="Times New Roman" w:hint="eastAsia"/>
+          <w:sz w:val="24"/>
+          <w:szCs w:val="24"/>
+        </w:rPr>
+        <w:t>False</w:t>
+      </w:r>
+      <w:r>
+        <w:rPr>
+          <w:rFonts w:ascii="Times New Roman" w:hAnsi="Times New Roman" w:cs="Times New Roman"/>
+          <w:sz w:val="24"/>
+          <w:szCs w:val="24"/>
+        </w:rPr>
+        <w:t>”</w:t>
+      </w:r>
+      <w:r>
+        <w:rPr>
+          <w:rFonts w:ascii="Times New Roman" w:hAnsi="Times New Roman" w:cs="Times New Roman" w:hint="eastAsia"/>
+          <w:sz w:val="24"/>
+          <w:szCs w:val="24"/>
+        </w:rPr>
+        <w:t xml:space="preserve"> means opposite/controdict so it neither close nor near but far from it. </w:t>
+      </w:r>
+      <w:r>
+        <w:rPr>
+          <w:rFonts w:ascii="Times New Roman" w:hAnsi="Times New Roman" w:cs="Times New Roman" w:hint="eastAsia"/>
+          <w:sz w:val="24"/>
+          <w:szCs w:val="24"/>
+        </w:rPr>
+        <w:t xml:space="preserve">As in the following example, </w:t>
+      </w:r>
+      <w:r>
+        <w:rPr>
+          <w:rFonts w:ascii="Times New Roman" w:hAnsi="Times New Roman" w:cs="Times New Roman"/>
+          <w:sz w:val="24"/>
+          <w:szCs w:val="24"/>
+        </w:rPr>
+        <w:t>“</w:t>
+      </w:r>
+      <w:r>
+        <w:rPr>
+          <w:rFonts w:ascii="Times New Roman" w:hAnsi="Times New Roman" w:cs="Times New Roman" w:hint="eastAsia"/>
+          <w:sz w:val="24"/>
+          <w:szCs w:val="24"/>
+        </w:rPr>
+        <w:t>about</w:t>
+      </w:r>
+      <w:r>
+        <w:rPr>
+          <w:rFonts w:ascii="Times New Roman" w:hAnsi="Times New Roman" w:cs="Times New Roman"/>
+          <w:sz w:val="24"/>
+          <w:szCs w:val="24"/>
+        </w:rPr>
+        <w:t>”</w:t>
+      </w:r>
+      <w:r>
+        <w:rPr>
+          <w:rFonts w:ascii="Times New Roman" w:hAnsi="Times New Roman" w:cs="Times New Roman" w:hint="eastAsia"/>
+          <w:sz w:val="24"/>
+          <w:szCs w:val="24"/>
+        </w:rPr>
+        <w:t xml:space="preserve"> means a little bit more or less, so it is true.</w:t>
       </w:r>
       <w:r>
         <w:rPr>
@@ -5918,7 +6047,146 @@
           <w:sz w:val="24"/>
           <w:szCs w:val="24"/>
         </w:rPr>
-        <w:t xml:space="preserve"> </w:t>
+        <w:t>Focus on adjectives and adverbs which can be different in their meanings.</w:t>
+      </w:r>
+    </w:p>
+    <w:p>
+      <w:pPr>
+        <w:pStyle w:val="a3"/>
+        <w:ind w:left="1080" w:firstLineChars="0" w:firstLine="0"/>
+        <w:rPr>
+          <w:rFonts w:ascii="Times New Roman" w:hAnsi="Times New Roman" w:cs="Times New Roman"/>
+          <w:i/>
+          <w:sz w:val="24"/>
+          <w:szCs w:val="24"/>
+        </w:rPr>
+      </w:pPr>
+      <w:r>
+        <w:rPr>
+          <w:rFonts w:ascii="Times New Roman" w:hAnsi="Times New Roman" w:cs="Times New Roman" w:hint="eastAsia"/>
+          <w:sz w:val="24"/>
+          <w:szCs w:val="24"/>
+        </w:rPr>
+        <w:t>An Example:</w:t>
+      </w:r>
+      <w:r>
+        <w:rPr>
+          <w:rFonts w:ascii="Times New Roman" w:hAnsi="Times New Roman" w:cs="Times New Roman"/>
+          <w:sz w:val="24"/>
+          <w:szCs w:val="24"/>
+        </w:rPr>
+        <w:br/>
+      </w:r>
+      <w:r>
+        <w:rPr>
+          <w:rFonts w:ascii="Times New Roman" w:hAnsi="Times New Roman" w:cs="Times New Roman" w:hint="eastAsia"/>
+          <w:i/>
+          <w:sz w:val="24"/>
+          <w:szCs w:val="24"/>
+        </w:rPr>
+        <w:t>Passag</w:t>
+      </w:r>
+      <w:r>
+        <w:rPr>
+          <w:rFonts w:ascii="Times New Roman" w:hAnsi="Times New Roman" w:cs="Times New Roman" w:hint="eastAsia"/>
+          <w:i/>
+          <w:sz w:val="24"/>
+          <w:szCs w:val="24"/>
+        </w:rPr>
+        <w:t>e</w:t>
+      </w:r>
+      <w:r>
+        <w:rPr>
+          <w:rFonts w:ascii="Times New Roman" w:hAnsi="Times New Roman" w:cs="Times New Roman" w:hint="eastAsia"/>
+          <w:i/>
+          <w:sz w:val="24"/>
+          <w:szCs w:val="24"/>
+        </w:rPr>
+        <w:t xml:space="preserve"> : </w:t>
+      </w:r>
+    </w:p>
+    <w:p>
+      <w:pPr>
+        <w:pStyle w:val="a3"/>
+        <w:ind w:left="1080" w:firstLineChars="0" w:firstLine="0"/>
+        <w:rPr>
+          <w:rFonts w:ascii="Times New Roman" w:hAnsi="Times New Roman" w:cs="Times New Roman"/>
+          <w:sz w:val="24"/>
+          <w:szCs w:val="24"/>
+        </w:rPr>
+      </w:pPr>
+      <w:r>
+        <w:rPr>
+          <w:rFonts w:ascii="Times New Roman" w:hAnsi="Times New Roman" w:cs="Times New Roman" w:hint="eastAsia"/>
+          <w:sz w:val="24"/>
+          <w:szCs w:val="24"/>
+        </w:rPr>
+        <w:t>Just over 400 million acres of land is being used for agriculture in America.</w:t>
+      </w:r>
+    </w:p>
+    <w:p>
+      <w:pPr>
+        <w:pStyle w:val="a3"/>
+        <w:ind w:left="1080" w:firstLineChars="0" w:firstLine="0"/>
+        <w:rPr>
+          <w:rFonts w:ascii="Times New Roman" w:hAnsi="Times New Roman" w:cs="Times New Roman"/>
+          <w:i/>
+          <w:sz w:val="24"/>
+          <w:szCs w:val="24"/>
+        </w:rPr>
+      </w:pPr>
+      <w:r>
+        <w:rPr>
+          <w:rFonts w:ascii="Times New Roman" w:hAnsi="Times New Roman" w:cs="Times New Roman" w:hint="eastAsia"/>
+          <w:i/>
+          <w:sz w:val="24"/>
+          <w:szCs w:val="24"/>
+        </w:rPr>
+        <w:t>Question:</w:t>
+      </w:r>
+    </w:p>
+    <w:p>
+      <w:pPr>
+        <w:pStyle w:val="a3"/>
+        <w:ind w:left="1080" w:firstLineChars="0" w:firstLine="0"/>
+        <w:rPr>
+          <w:rFonts w:ascii="Times New Roman" w:hAnsi="Times New Roman" w:cs="Times New Roman"/>
+          <w:sz w:val="24"/>
+          <w:szCs w:val="24"/>
+        </w:rPr>
+      </w:pPr>
+      <w:r>
+        <w:rPr>
+          <w:rFonts w:ascii="Times New Roman" w:hAnsi="Times New Roman" w:cs="Times New Roman" w:hint="eastAsia"/>
+          <w:sz w:val="24"/>
+          <w:szCs w:val="24"/>
+        </w:rPr>
+        <w:t xml:space="preserve">At present, in America, </w:t>
+      </w:r>
+      <w:r>
+        <w:rPr>
+          <w:rFonts w:ascii="Times New Roman" w:hAnsi="Times New Roman" w:cs="Times New Roman" w:hint="eastAsia"/>
+          <w:b/>
+          <w:sz w:val="24"/>
+          <w:szCs w:val="24"/>
+        </w:rPr>
+        <w:t>about</w:t>
+      </w:r>
+      <w:r>
+        <w:rPr>
+          <w:rFonts w:ascii="Times New Roman" w:hAnsi="Times New Roman" w:cs="Times New Roman" w:hint="eastAsia"/>
+          <w:sz w:val="24"/>
+          <w:szCs w:val="24"/>
+        </w:rPr>
+        <w:t xml:space="preserve"> 400 million acres of land is allocated for agriculture.</w:t>
+      </w:r>
+      <w:r>
+        <w:rPr>
+          <w:rFonts w:ascii="Times New Roman" w:hAnsi="Times New Roman" w:cs="Times New Roman" w:hint="eastAsia"/>
+          <w:sz w:val="24"/>
+          <w:szCs w:val="24"/>
+        </w:rPr>
+        <w:t xml:space="preserve">  (TRUE)</w:t>
       </w:r>
     </w:p>
     <w:p>
@@ -5937,273 +6205,19 @@
       </w:pPr>
       <w:r>
         <w:rPr>
-          <w:rFonts w:ascii="Times New Roman" w:hAnsi="Times New Roman" w:cs="Times New Roman"/>
-          <w:sz w:val="24"/>
-          <w:szCs w:val="24"/>
-        </w:rPr>
-        <w:t>“</w:t>
-      </w:r>
-      <w:r>
-        <w:rPr>
-          <w:rFonts w:ascii="Times New Roman" w:hAnsi="Times New Roman" w:cs="Times New Roman" w:hint="eastAsia"/>
-          <w:sz w:val="24"/>
-          <w:szCs w:val="24"/>
-        </w:rPr>
-        <w:t>True</w:t>
-      </w:r>
-      <w:r>
-        <w:rPr>
-          <w:rFonts w:ascii="Times New Roman" w:hAnsi="Times New Roman" w:cs="Times New Roman"/>
-          <w:sz w:val="24"/>
-          <w:szCs w:val="24"/>
-        </w:rPr>
-        <w:t>”</w:t>
-      </w:r>
-      <w:r>
-        <w:rPr>
-          <w:rFonts w:ascii="Times New Roman" w:hAnsi="Times New Roman" w:cs="Times New Roman" w:hint="eastAsia"/>
-          <w:sz w:val="24"/>
-          <w:szCs w:val="24"/>
-        </w:rPr>
-        <w:t xml:space="preserve"> means that the anwer share the same points as the statement in the passage. </w:t>
-      </w:r>
-      <w:r>
-        <w:rPr>
-          <w:rFonts w:ascii="Times New Roman" w:hAnsi="Times New Roman" w:cs="Times New Roman"/>
-          <w:sz w:val="24"/>
-          <w:szCs w:val="24"/>
-        </w:rPr>
-        <w:t>“</w:t>
-      </w:r>
-      <w:r>
-        <w:rPr>
-          <w:rFonts w:ascii="Times New Roman" w:hAnsi="Times New Roman" w:cs="Times New Roman" w:hint="eastAsia"/>
-          <w:sz w:val="24"/>
-          <w:szCs w:val="24"/>
-        </w:rPr>
-        <w:t>False</w:t>
-      </w:r>
-      <w:r>
-        <w:rPr>
-          <w:rFonts w:ascii="Times New Roman" w:hAnsi="Times New Roman" w:cs="Times New Roman"/>
-          <w:sz w:val="24"/>
-          <w:szCs w:val="24"/>
-        </w:rPr>
-        <w:t>”</w:t>
-      </w:r>
-      <w:r>
-        <w:rPr>
-          <w:rFonts w:ascii="Times New Roman" w:hAnsi="Times New Roman" w:cs="Times New Roman" w:hint="eastAsia"/>
-          <w:sz w:val="24"/>
-          <w:szCs w:val="24"/>
-        </w:rPr>
-        <w:t xml:space="preserve"> means opposite/controdict so it neither close nor near but </w:t>
-      </w:r>
-      <w:r>
-        <w:rPr>
-          <w:rFonts w:ascii="Times New Roman" w:hAnsi="Times New Roman" w:cs="Times New Roman" w:hint="eastAsia"/>
-          <w:sz w:val="24"/>
-          <w:szCs w:val="24"/>
-        </w:rPr>
-        <w:lastRenderedPageBreak/>
-        <w:t xml:space="preserve">far from it. </w:t>
-      </w:r>
-      <w:r>
-        <w:rPr>
-          <w:rFonts w:ascii="Times New Roman" w:hAnsi="Times New Roman" w:cs="Times New Roman" w:hint="eastAsia"/>
-          <w:sz w:val="24"/>
-          <w:szCs w:val="24"/>
-        </w:rPr>
-        <w:t xml:space="preserve">As in the following example, </w:t>
-      </w:r>
-      <w:r>
-        <w:rPr>
-          <w:rFonts w:ascii="Times New Roman" w:hAnsi="Times New Roman" w:cs="Times New Roman"/>
-          <w:sz w:val="24"/>
-          <w:szCs w:val="24"/>
-        </w:rPr>
-        <w:t>“</w:t>
-      </w:r>
-      <w:r>
-        <w:rPr>
-          <w:rFonts w:ascii="Times New Roman" w:hAnsi="Times New Roman" w:cs="Times New Roman" w:hint="eastAsia"/>
-          <w:sz w:val="24"/>
-          <w:szCs w:val="24"/>
-        </w:rPr>
-        <w:t>about</w:t>
-      </w:r>
-      <w:r>
-        <w:rPr>
-          <w:rFonts w:ascii="Times New Roman" w:hAnsi="Times New Roman" w:cs="Times New Roman"/>
-          <w:sz w:val="24"/>
-          <w:szCs w:val="24"/>
-        </w:rPr>
-        <w:t>”</w:t>
-      </w:r>
-      <w:r>
-        <w:rPr>
-          <w:rFonts w:ascii="Times New Roman" w:hAnsi="Times New Roman" w:cs="Times New Roman" w:hint="eastAsia"/>
-          <w:sz w:val="24"/>
-          <w:szCs w:val="24"/>
-        </w:rPr>
-        <w:t xml:space="preserve"> means a little bit more or less, so it is true.</w:t>
-      </w:r>
-      <w:r>
-        <w:rPr>
-          <w:rFonts w:ascii="Times New Roman" w:hAnsi="Times New Roman" w:cs="Times New Roman" w:hint="eastAsia"/>
-          <w:sz w:val="24"/>
-          <w:szCs w:val="24"/>
-        </w:rPr>
-        <w:t xml:space="preserve"> </w:t>
-      </w:r>
-      <w:r>
-        <w:rPr>
-          <w:rFonts w:ascii="Times New Roman" w:hAnsi="Times New Roman" w:cs="Times New Roman" w:hint="eastAsia"/>
-          <w:sz w:val="24"/>
-          <w:szCs w:val="24"/>
-        </w:rPr>
-        <w:t>Focus on adjectives and adverbs which can be different in their meanings.</w:t>
-      </w:r>
-    </w:p>
-    <w:p>
-      <w:pPr>
-        <w:pStyle w:val="a3"/>
-        <w:ind w:left="1080" w:firstLineChars="0" w:firstLine="0"/>
-        <w:rPr>
-          <w:rFonts w:ascii="Times New Roman" w:hAnsi="Times New Roman" w:cs="Times New Roman"/>
-          <w:i/>
-          <w:sz w:val="24"/>
-          <w:szCs w:val="24"/>
-        </w:rPr>
-      </w:pPr>
-      <w:r>
-        <w:rPr>
-          <w:rFonts w:ascii="Times New Roman" w:hAnsi="Times New Roman" w:cs="Times New Roman" w:hint="eastAsia"/>
-          <w:sz w:val="24"/>
-          <w:szCs w:val="24"/>
-        </w:rPr>
-        <w:t>An Example:</w:t>
-      </w:r>
-      <w:r>
-        <w:rPr>
-          <w:rFonts w:ascii="Times New Roman" w:hAnsi="Times New Roman" w:cs="Times New Roman"/>
-          <w:sz w:val="24"/>
-          <w:szCs w:val="24"/>
-        </w:rPr>
-        <w:br/>
-      </w:r>
-      <w:r>
-        <w:rPr>
-          <w:rFonts w:ascii="Times New Roman" w:hAnsi="Times New Roman" w:cs="Times New Roman" w:hint="eastAsia"/>
-          <w:i/>
-          <w:sz w:val="24"/>
-          <w:szCs w:val="24"/>
-        </w:rPr>
-        <w:t>Passag</w:t>
-      </w:r>
-      <w:r>
-        <w:rPr>
-          <w:rFonts w:ascii="Times New Roman" w:hAnsi="Times New Roman" w:cs="Times New Roman" w:hint="eastAsia"/>
-          <w:i/>
-          <w:sz w:val="24"/>
-          <w:szCs w:val="24"/>
-        </w:rPr>
-        <w:t>e</w:t>
-      </w:r>
-      <w:bookmarkStart w:id="0" w:name="_GoBack"/>
-      <w:bookmarkEnd w:id="0"/>
-      <w:r>
-        <w:rPr>
-          <w:rFonts w:ascii="Times New Roman" w:hAnsi="Times New Roman" w:cs="Times New Roman" w:hint="eastAsia"/>
-          <w:i/>
-          <w:sz w:val="24"/>
-          <w:szCs w:val="24"/>
-        </w:rPr>
-        <w:t xml:space="preserve"> : </w:t>
-      </w:r>
-    </w:p>
-    <w:p>
-      <w:pPr>
-        <w:pStyle w:val="a3"/>
-        <w:ind w:left="1080" w:firstLineChars="0" w:firstLine="0"/>
-        <w:rPr>
-          <w:rFonts w:ascii="Times New Roman" w:hAnsi="Times New Roman" w:cs="Times New Roman"/>
-          <w:sz w:val="24"/>
-          <w:szCs w:val="24"/>
-        </w:rPr>
-      </w:pPr>
-      <w:r>
-        <w:rPr>
-          <w:rFonts w:ascii="Times New Roman" w:hAnsi="Times New Roman" w:cs="Times New Roman" w:hint="eastAsia"/>
-          <w:sz w:val="24"/>
-          <w:szCs w:val="24"/>
-        </w:rPr>
-        <w:t>Just over 400 million acres of land is being used for agriculture in America.</w:t>
-      </w:r>
-    </w:p>
-    <w:p>
-      <w:pPr>
-        <w:pStyle w:val="a3"/>
-        <w:ind w:left="1080" w:firstLineChars="0" w:firstLine="0"/>
-        <w:rPr>
-          <w:rFonts w:ascii="Times New Roman" w:hAnsi="Times New Roman" w:cs="Times New Roman"/>
-          <w:i/>
-          <w:sz w:val="24"/>
-          <w:szCs w:val="24"/>
-        </w:rPr>
-      </w:pPr>
-      <w:r>
-        <w:rPr>
-          <w:rFonts w:ascii="Times New Roman" w:hAnsi="Times New Roman" w:cs="Times New Roman" w:hint="eastAsia"/>
-          <w:i/>
-          <w:sz w:val="24"/>
-          <w:szCs w:val="24"/>
-        </w:rPr>
-        <w:t>Question:</w:t>
-      </w:r>
-    </w:p>
-    <w:p>
-      <w:pPr>
-        <w:pStyle w:val="a3"/>
-        <w:ind w:left="1080" w:firstLineChars="0" w:firstLine="0"/>
-        <w:rPr>
-          <w:rFonts w:ascii="Times New Roman" w:hAnsi="Times New Roman" w:cs="Times New Roman"/>
-          <w:sz w:val="24"/>
-          <w:szCs w:val="24"/>
-        </w:rPr>
-      </w:pPr>
-      <w:r>
-        <w:rPr>
-          <w:rFonts w:ascii="Times New Roman" w:hAnsi="Times New Roman" w:cs="Times New Roman" w:hint="eastAsia"/>
-          <w:sz w:val="24"/>
-          <w:szCs w:val="24"/>
-        </w:rPr>
-        <w:t xml:space="preserve">At present, in America, </w:t>
-      </w:r>
-      <w:r>
-        <w:rPr>
-          <w:rFonts w:ascii="Times New Roman" w:hAnsi="Times New Roman" w:cs="Times New Roman" w:hint="eastAsia"/>
-          <w:b/>
-          <w:sz w:val="24"/>
-          <w:szCs w:val="24"/>
-        </w:rPr>
-        <w:t>about</w:t>
-      </w:r>
-      <w:r>
-        <w:rPr>
-          <w:rFonts w:ascii="Times New Roman" w:hAnsi="Times New Roman" w:cs="Times New Roman" w:hint="eastAsia"/>
-          <w:sz w:val="24"/>
-          <w:szCs w:val="24"/>
-        </w:rPr>
-        <w:t xml:space="preserve"> 400 million acres of land is allocated for agriculture.</w:t>
-      </w:r>
-      <w:r>
-        <w:rPr>
-          <w:rFonts w:ascii="Times New Roman" w:hAnsi="Times New Roman" w:cs="Times New Roman" w:hint="eastAsia"/>
-          <w:sz w:val="24"/>
-          <w:szCs w:val="24"/>
-        </w:rPr>
-        <w:t xml:space="preserve">  (TRUE)</w:t>
+          <w:rFonts w:ascii="Times New Roman" w:hAnsi="Times New Roman" w:cs="Times New Roman" w:hint="eastAsia"/>
+          <w:sz w:val="24"/>
+          <w:szCs w:val="24"/>
+        </w:rPr>
+        <w:t>Time man</w:t>
+      </w:r>
+      <w:r>
+        <w:rPr>
+          <w:rFonts w:ascii="Times New Roman" w:hAnsi="Times New Roman" w:cs="Times New Roman" w:hint="eastAsia"/>
+          <w:sz w:val="24"/>
+          <w:szCs w:val="24"/>
+        </w:rPr>
+        <w:t>agement is critically important because there would not be enough time for you to complete all the questions if you were reading too slow.</w:t>
       </w:r>
     </w:p>
     <w:p>
@@ -6226,15 +6240,7 @@
           <w:sz w:val="24"/>
           <w:szCs w:val="24"/>
         </w:rPr>
-        <w:t>Time man</w:t>
-      </w:r>
-      <w:r>
-        <w:rPr>
-          <w:rFonts w:ascii="Times New Roman" w:hAnsi="Times New Roman" w:cs="Times New Roman" w:hint="eastAsia"/>
-          <w:sz w:val="24"/>
-          <w:szCs w:val="24"/>
-        </w:rPr>
-        <w:t>agement is critically important because there would not be enough time for you to complete all the questions if you were reading too slow.</w:t>
+        <w:t xml:space="preserve">Do not try to match key words, but match meaning of them. </w:t>
       </w:r>
     </w:p>
     <w:p>
@@ -6303,7 +6309,7 @@
           <w:sz w:val="24"/>
           <w:szCs w:val="24"/>
         </w:rPr>
-        <w:t>Don’t use repeat words.</w:t>
+        <w:t>Don’t repeat words.</w:t>
       </w:r>
       <w:r>
         <w:rPr>
@@ -6919,6 +6925,8 @@
         </w:rPr>
         <w:t>The amount of rice increased.</w:t>
       </w:r>
+      <w:bookmarkStart w:id="0" w:name="_GoBack"/>
+      <w:bookmarkEnd w:id="0"/>
     </w:p>
     <w:p>
       <w:pPr>
@@ -6940,6 +6948,7 @@
           <w:sz w:val="24"/>
           <w:szCs w:val="24"/>
         </w:rPr>
+        <w:lastRenderedPageBreak/>
         <w:t>Try answering the question without </w:t>
       </w:r>
       <w:r>
@@ -7034,7 +7043,6 @@
           <w:sz w:val="24"/>
           <w:szCs w:val="24"/>
         </w:rPr>
-        <w:lastRenderedPageBreak/>
         <w:t xml:space="preserve">In writing task 2, </w:t>
       </w:r>
       <w:r>
@@ -8233,6 +8241,7 @@
           <w:szCs w:val="24"/>
           <w:lang w:val="en-GB"/>
         </w:rPr>
+        <w:lastRenderedPageBreak/>
         <w:t>First of all, you should analyse the task</w:t>
       </w:r>
       <w:r>
@@ -8260,17 +8269,7 @@
           <w:szCs w:val="24"/>
           <w:lang w:val="en-GB"/>
         </w:rPr>
-        <w:t xml:space="preserve"> So </w:t>
-      </w:r>
-      <w:r>
-        <w:rPr>
-          <w:rFonts w:ascii="Times New Roman" w:hAnsi="Times New Roman" w:cs="Times New Roman" w:hint="eastAsia"/>
-          <w:sz w:val="24"/>
-          <w:szCs w:val="24"/>
-          <w:lang w:val="en-GB"/>
-        </w:rPr>
-        <w:lastRenderedPageBreak/>
-        <w:t>it is worth your ti</w:t>
+        <w:t xml:space="preserve"> So it is worth your ti</w:t>
       </w:r>
       <w:r>
         <w:rPr>
@@ -9246,7 +9245,6 @@
           <w:szCs w:val="24"/>
           <w:lang w:val="en-GB"/>
         </w:rPr>
-        <w:lastRenderedPageBreak/>
         <w:t xml:space="preserve">How to describe a map for academic task 1? </w:t>
       </w:r>
     </w:p>
@@ -10087,7 +10085,16 @@
           <w:sz w:val="24"/>
           <w:szCs w:val="24"/>
         </w:rPr>
-        <w:t xml:space="preserve"> It is said that if you aim at star</w:t>
+        <w:t xml:space="preserve"> It is said that if you </w:t>
+      </w:r>
+      <w:r>
+        <w:rPr>
+          <w:rFonts w:ascii="Times New Roman" w:hAnsi="Times New Roman" w:cs="Times New Roman"/>
+          <w:sz w:val="24"/>
+          <w:szCs w:val="24"/>
+        </w:rPr>
+        <w:lastRenderedPageBreak/>
+        <w:t>aim at star</w:t>
       </w:r>
       <w:r>
         <w:rPr>
@@ -10146,16 +10153,7 @@
           <w:sz w:val="24"/>
           <w:szCs w:val="24"/>
         </w:rPr>
-        <w:t xml:space="preserve">4. Take at least one full test at home before sitting a real IELTS test. You had </w:t>
-      </w:r>
-      <w:r>
-        <w:rPr>
-          <w:rFonts w:ascii="Times New Roman" w:hAnsi="Times New Roman" w:cs="Times New Roman" w:hint="eastAsia"/>
-          <w:sz w:val="24"/>
-          <w:szCs w:val="24"/>
-        </w:rPr>
-        <w:lastRenderedPageBreak/>
-        <w:t xml:space="preserve">better set a alarm and finish all the three tests except for speaking within 2 hours and 40 minutes. </w:t>
+        <w:t xml:space="preserve">4. Take at least one full test at home before sitting a real IELTS test. You had better set a alarm and finish all the three tests except for speaking within 2 hours and 40 minutes. </w:t>
       </w:r>
     </w:p>
     <w:p>
@@ -11510,6 +11508,7 @@
           <w:sz w:val="26"/>
           <w:szCs w:val="26"/>
         </w:rPr>
+        <w:lastRenderedPageBreak/>
         <w:t>Living in Cities</w:t>
       </w:r>
     </w:p>
@@ -11580,16 +11579,7 @@
           <w:sz w:val="24"/>
           <w:szCs w:val="24"/>
         </w:rPr>
-        <w:t xml:space="preserve"> appreciate the accessibility of </w:t>
-      </w:r>
-      <w:r>
-        <w:rPr>
-          <w:rFonts w:ascii="Times New Roman" w:hAnsi="Times New Roman" w:cs="Times New Roman"/>
-          <w:sz w:val="24"/>
-          <w:szCs w:val="24"/>
-        </w:rPr>
-        <w:lastRenderedPageBreak/>
-        <w:t>amenities, the cultural diversity and the range of employment opportunities available.</w:t>
+        <w:t xml:space="preserve"> appreciate the accessibility of amenities, the cultural diversity and the range of employment opportunities available.</w:t>
       </w:r>
     </w:p>
     <w:p>

--- a/IELTS Notes/Notes of IELTS.docx
+++ b/IELTS Notes/Notes of IELTS.docx
@@ -5950,7 +5950,23 @@
           <w:sz w:val="24"/>
           <w:szCs w:val="24"/>
         </w:rPr>
-        <w:t xml:space="preserve"> means that the anwer share the same points as the statement in the </w:t>
+        <w:t xml:space="preserve"> means that the an</w:t>
+      </w:r>
+      <w:r>
+        <w:rPr>
+          <w:rFonts w:ascii="Times New Roman" w:hAnsi="Times New Roman" w:cs="Times New Roman" w:hint="eastAsia"/>
+          <w:sz w:val="24"/>
+          <w:szCs w:val="24"/>
+        </w:rPr>
+        <w:t>s</w:t>
+      </w:r>
+      <w:r>
+        <w:rPr>
+          <w:rFonts w:ascii="Times New Roman" w:hAnsi="Times New Roman" w:cs="Times New Roman" w:hint="eastAsia"/>
+          <w:sz w:val="24"/>
+          <w:szCs w:val="24"/>
+        </w:rPr>
+        <w:t xml:space="preserve">wer share the same point as the statement in the </w:t>
       </w:r>
       <w:r>
         <w:rPr>
@@ -6031,7 +6047,23 @@
           <w:sz w:val="24"/>
           <w:szCs w:val="24"/>
         </w:rPr>
-        <w:t xml:space="preserve"> means a little bit more or less, so it is true.</w:t>
+        <w:t xml:space="preserve"> means </w:t>
+      </w:r>
+      <w:r>
+        <w:rPr>
+          <w:rFonts w:ascii="Times New Roman" w:hAnsi="Times New Roman" w:cs="Times New Roman" w:hint="eastAsia"/>
+          <w:sz w:val="24"/>
+          <w:szCs w:val="24"/>
+        </w:rPr>
+        <w:t>a little bit more or less, so the answer</w:t>
+      </w:r>
+      <w:r>
+        <w:rPr>
+          <w:rFonts w:ascii="Times New Roman" w:hAnsi="Times New Roman" w:cs="Times New Roman" w:hint="eastAsia"/>
+          <w:sz w:val="24"/>
+          <w:szCs w:val="24"/>
+        </w:rPr>
+        <w:t xml:space="preserve"> is true.</w:t>
       </w:r>
       <w:r>
         <w:rPr>
@@ -6229,19 +6261,497 @@
         </w:numPr>
         <w:ind w:firstLineChars="0"/>
         <w:rPr>
-          <w:rFonts w:ascii="Times New Roman" w:hAnsi="Times New Roman" w:cs="Times New Roman"/>
-          <w:sz w:val="24"/>
-          <w:szCs w:val="24"/>
-        </w:rPr>
-      </w:pPr>
-      <w:r>
-        <w:rPr>
-          <w:rFonts w:ascii="Times New Roman" w:hAnsi="Times New Roman" w:cs="Times New Roman" w:hint="eastAsia"/>
-          <w:sz w:val="24"/>
-          <w:szCs w:val="24"/>
-        </w:rPr>
-        <w:t xml:space="preserve">Do not try to match key words, but match meaning of them. </w:t>
-      </w:r>
+          <w:rFonts w:ascii="Times New Roman" w:hAnsi="Times New Roman" w:cs="Times New Roman" w:hint="eastAsia"/>
+          <w:sz w:val="24"/>
+          <w:szCs w:val="24"/>
+        </w:rPr>
+      </w:pPr>
+      <w:r>
+        <w:rPr>
+          <w:rFonts w:ascii="Times New Roman" w:hAnsi="Times New Roman" w:cs="Times New Roman" w:hint="eastAsia"/>
+          <w:sz w:val="24"/>
+          <w:szCs w:val="24"/>
+        </w:rPr>
+        <w:t>Do not try to match key wo</w:t>
+      </w:r>
+      <w:r>
+        <w:rPr>
+          <w:rFonts w:ascii="Times New Roman" w:hAnsi="Times New Roman" w:cs="Times New Roman" w:hint="eastAsia"/>
+          <w:sz w:val="24"/>
+          <w:szCs w:val="24"/>
+        </w:rPr>
+        <w:t>rds, but match meaning of them. Try to paraphrase because it is impossible to read the same words as in questions.</w:t>
+      </w:r>
+    </w:p>
+    <w:p>
+      <w:pPr>
+        <w:ind w:left="357"/>
+        <w:outlineLvl w:val="1"/>
+        <w:rPr>
+          <w:rFonts w:ascii="Times New Roman" w:hAnsi="Times New Roman" w:cs="Times New Roman" w:hint="eastAsia"/>
+          <w:b/>
+          <w:bCs/>
+          <w:sz w:val="28"/>
+          <w:szCs w:val="28"/>
+        </w:rPr>
+      </w:pPr>
+      <w:hyperlink r:id="rId8" w:history="1">
+        <w:r>
+          <w:rPr>
+            <w:rStyle w:val="a6"/>
+            <w:rFonts w:ascii="Times New Roman" w:hAnsi="Times New Roman" w:cs="Times New Roman" w:hint="eastAsia"/>
+            <w:b/>
+            <w:bCs/>
+            <w:sz w:val="28"/>
+            <w:szCs w:val="28"/>
+          </w:rPr>
+          <w:t>Tips of Different Reading Question Types</w:t>
+        </w:r>
+      </w:hyperlink>
+    </w:p>
+    <w:p>
+      <w:pPr>
+        <w:pStyle w:val="a3"/>
+        <w:numPr>
+          <w:ilvl w:val="0"/>
+          <w:numId w:val="41"/>
+        </w:numPr>
+        <w:ind w:firstLineChars="0"/>
+        <w:rPr>
+          <w:rFonts w:ascii="Times New Roman" w:hAnsi="Times New Roman" w:cs="Times New Roman" w:hint="eastAsia"/>
+          <w:sz w:val="24"/>
+          <w:szCs w:val="24"/>
+        </w:rPr>
+      </w:pPr>
+      <w:r>
+        <w:rPr>
+          <w:rFonts w:ascii="Times New Roman" w:hAnsi="Times New Roman" w:cs="Times New Roman" w:hint="eastAsia"/>
+          <w:sz w:val="24"/>
+          <w:szCs w:val="24"/>
+        </w:rPr>
+        <w:t>Matching Headings Questions:</w:t>
+      </w:r>
+    </w:p>
+    <w:p>
+      <w:pPr>
+        <w:pStyle w:val="a3"/>
+        <w:numPr>
+          <w:ilvl w:val="0"/>
+          <w:numId w:val="43"/>
+        </w:numPr>
+        <w:ind w:firstLineChars="0"/>
+        <w:rPr>
+          <w:rFonts w:ascii="Times New Roman" w:hAnsi="Times New Roman" w:cs="Times New Roman" w:hint="eastAsia"/>
+          <w:sz w:val="24"/>
+          <w:szCs w:val="24"/>
+        </w:rPr>
+      </w:pPr>
+      <w:r>
+        <w:rPr>
+          <w:rFonts w:ascii="Times New Roman" w:hAnsi="Times New Roman" w:cs="Times New Roman" w:hint="eastAsia"/>
+          <w:sz w:val="24"/>
+          <w:szCs w:val="24"/>
+        </w:rPr>
+        <w:t>Read the headings before you read the passage.</w:t>
+      </w:r>
+    </w:p>
+    <w:p>
+      <w:pPr>
+        <w:pStyle w:val="a3"/>
+        <w:numPr>
+          <w:ilvl w:val="0"/>
+          <w:numId w:val="43"/>
+        </w:numPr>
+        <w:ind w:firstLineChars="0"/>
+        <w:rPr>
+          <w:rFonts w:ascii="Times New Roman" w:hAnsi="Times New Roman" w:cs="Times New Roman" w:hint="eastAsia"/>
+          <w:sz w:val="24"/>
+          <w:szCs w:val="24"/>
+        </w:rPr>
+      </w:pPr>
+      <w:r>
+        <w:rPr>
+          <w:rFonts w:ascii="Times New Roman" w:hAnsi="Times New Roman" w:cs="Times New Roman" w:hint="eastAsia"/>
+          <w:sz w:val="24"/>
+          <w:szCs w:val="24"/>
+        </w:rPr>
+        <w:t>There are often more headings than you need.</w:t>
+      </w:r>
+    </w:p>
+    <w:p>
+      <w:pPr>
+        <w:pStyle w:val="a3"/>
+        <w:numPr>
+          <w:ilvl w:val="0"/>
+          <w:numId w:val="43"/>
+        </w:numPr>
+        <w:ind w:firstLineChars="0"/>
+        <w:rPr>
+          <w:rFonts w:ascii="Times New Roman" w:hAnsi="Times New Roman" w:cs="Times New Roman" w:hint="eastAsia"/>
+          <w:sz w:val="24"/>
+          <w:szCs w:val="24"/>
+        </w:rPr>
+      </w:pPr>
+      <w:r>
+        <w:rPr>
+          <w:rFonts w:ascii="Times New Roman" w:hAnsi="Times New Roman" w:cs="Times New Roman" w:hint="eastAsia"/>
+          <w:sz w:val="24"/>
+          <w:szCs w:val="24"/>
+        </w:rPr>
+        <w:t>Answers do NOT come in order.</w:t>
+      </w:r>
+    </w:p>
+    <w:p>
+      <w:pPr>
+        <w:pStyle w:val="a3"/>
+        <w:numPr>
+          <w:ilvl w:val="0"/>
+          <w:numId w:val="41"/>
+        </w:numPr>
+        <w:ind w:firstLineChars="0"/>
+        <w:rPr>
+          <w:rFonts w:ascii="Times New Roman" w:hAnsi="Times New Roman" w:cs="Times New Roman" w:hint="eastAsia"/>
+          <w:sz w:val="24"/>
+          <w:szCs w:val="24"/>
+        </w:rPr>
+      </w:pPr>
+      <w:r>
+        <w:rPr>
+          <w:rFonts w:ascii="Times New Roman" w:hAnsi="Times New Roman" w:cs="Times New Roman" w:hint="eastAsia"/>
+          <w:sz w:val="24"/>
+          <w:szCs w:val="24"/>
+        </w:rPr>
+        <w:t>True False Not Given / Yes No Not Given Questions</w:t>
+      </w:r>
+    </w:p>
+    <w:p>
+      <w:pPr>
+        <w:pStyle w:val="a3"/>
+        <w:numPr>
+          <w:ilvl w:val="0"/>
+          <w:numId w:val="44"/>
+        </w:numPr>
+        <w:ind w:firstLineChars="0"/>
+        <w:rPr>
+          <w:rFonts w:ascii="Times New Roman" w:hAnsi="Times New Roman" w:cs="Times New Roman" w:hint="eastAsia"/>
+          <w:sz w:val="24"/>
+          <w:szCs w:val="24"/>
+        </w:rPr>
+      </w:pPr>
+      <w:r>
+        <w:rPr>
+          <w:rFonts w:ascii="Times New Roman" w:hAnsi="Times New Roman" w:cs="Times New Roman" w:hint="eastAsia"/>
+          <w:sz w:val="24"/>
+          <w:szCs w:val="24"/>
+        </w:rPr>
+        <w:t>paraphrase the statement before trying to locate the answers</w:t>
+      </w:r>
+    </w:p>
+    <w:p>
+      <w:pPr>
+        <w:pStyle w:val="a3"/>
+        <w:numPr>
+          <w:ilvl w:val="0"/>
+          <w:numId w:val="44"/>
+        </w:numPr>
+        <w:ind w:firstLineChars="0"/>
+        <w:rPr>
+          <w:rFonts w:ascii="Times New Roman" w:hAnsi="Times New Roman" w:cs="Times New Roman" w:hint="eastAsia"/>
+          <w:sz w:val="24"/>
+          <w:szCs w:val="24"/>
+        </w:rPr>
+      </w:pPr>
+      <w:r>
+        <w:rPr>
+          <w:rFonts w:ascii="Times New Roman" w:hAnsi="Times New Roman" w:cs="Times New Roman" w:hint="eastAsia"/>
+          <w:sz w:val="24"/>
+          <w:szCs w:val="24"/>
+        </w:rPr>
+        <w:t>answers come in order</w:t>
+      </w:r>
+      <w:r>
+        <w:rPr>
+          <w:rFonts w:ascii="Times New Roman" w:hAnsi="Times New Roman" w:cs="Times New Roman" w:hint="eastAsia"/>
+          <w:sz w:val="24"/>
+          <w:szCs w:val="24"/>
+        </w:rPr>
+        <w:t>.</w:t>
+      </w:r>
+    </w:p>
+    <w:p>
+      <w:pPr>
+        <w:pStyle w:val="a3"/>
+        <w:numPr>
+          <w:ilvl w:val="0"/>
+          <w:numId w:val="41"/>
+        </w:numPr>
+        <w:ind w:firstLineChars="0"/>
+        <w:rPr>
+          <w:rFonts w:ascii="Times New Roman" w:hAnsi="Times New Roman" w:cs="Times New Roman" w:hint="eastAsia"/>
+          <w:sz w:val="24"/>
+          <w:szCs w:val="24"/>
+        </w:rPr>
+      </w:pPr>
+      <w:r>
+        <w:rPr>
+          <w:rFonts w:ascii="Times New Roman" w:hAnsi="Times New Roman" w:cs="Times New Roman" w:hint="eastAsia"/>
+          <w:sz w:val="24"/>
+          <w:szCs w:val="24"/>
+        </w:rPr>
+        <w:t>Matching Paragraph Information Questions</w:t>
+      </w:r>
+    </w:p>
+    <w:p>
+      <w:pPr>
+        <w:pStyle w:val="a3"/>
+        <w:ind w:left="780" w:firstLineChars="0" w:firstLine="0"/>
+        <w:rPr>
+          <w:rFonts w:ascii="Times New Roman" w:hAnsi="Times New Roman" w:cs="Times New Roman" w:hint="eastAsia"/>
+          <w:sz w:val="24"/>
+          <w:szCs w:val="24"/>
+        </w:rPr>
+      </w:pPr>
+      <w:r>
+        <w:rPr>
+          <w:rFonts w:ascii="Times New Roman" w:hAnsi="Times New Roman" w:cs="Times New Roman" w:hint="eastAsia"/>
+          <w:sz w:val="24"/>
+          <w:szCs w:val="24"/>
+        </w:rPr>
+        <w:t>What are these questions?</w:t>
+      </w:r>
+    </w:p>
+    <w:p>
+      <w:pPr>
+        <w:pStyle w:val="a3"/>
+        <w:ind w:left="780" w:firstLineChars="0" w:firstLine="0"/>
+        <w:rPr>
+          <w:rFonts w:ascii="Times New Roman" w:hAnsi="Times New Roman" w:cs="Times New Roman" w:hint="eastAsia"/>
+          <w:sz w:val="24"/>
+          <w:szCs w:val="24"/>
+        </w:rPr>
+      </w:pPr>
+      <w:r>
+        <w:rPr>
+          <w:rFonts w:ascii="Times New Roman" w:hAnsi="Times New Roman" w:cs="Times New Roman" w:hint="eastAsia"/>
+          <w:sz w:val="24"/>
+          <w:szCs w:val="24"/>
+        </w:rPr>
+        <w:t>You will be given information in questions and you should find a paragraph in which a sentences matched it.</w:t>
+      </w:r>
+    </w:p>
+    <w:p>
+      <w:pPr>
+        <w:pStyle w:val="a3"/>
+        <w:numPr>
+          <w:ilvl w:val="0"/>
+          <w:numId w:val="45"/>
+        </w:numPr>
+        <w:ind w:firstLineChars="0"/>
+        <w:rPr>
+          <w:rFonts w:ascii="Times New Roman" w:hAnsi="Times New Roman" w:cs="Times New Roman" w:hint="eastAsia"/>
+          <w:sz w:val="24"/>
+          <w:szCs w:val="24"/>
+        </w:rPr>
+      </w:pPr>
+      <w:r>
+        <w:rPr>
+          <w:rFonts w:ascii="Times New Roman" w:hAnsi="Times New Roman" w:cs="Times New Roman" w:hint="eastAsia"/>
+          <w:sz w:val="24"/>
+          <w:szCs w:val="24"/>
+        </w:rPr>
+        <w:t>paraphrase the information in the quesion.</w:t>
+      </w:r>
+    </w:p>
+    <w:p>
+      <w:pPr>
+        <w:pStyle w:val="a3"/>
+        <w:numPr>
+          <w:ilvl w:val="0"/>
+          <w:numId w:val="45"/>
+        </w:numPr>
+        <w:ind w:firstLineChars="0"/>
+        <w:rPr>
+          <w:rFonts w:ascii="Times New Roman" w:hAnsi="Times New Roman" w:cs="Times New Roman" w:hint="eastAsia"/>
+          <w:sz w:val="24"/>
+          <w:szCs w:val="24"/>
+        </w:rPr>
+      </w:pPr>
+      <w:r>
+        <w:rPr>
+          <w:rFonts w:ascii="Times New Roman" w:hAnsi="Times New Roman" w:cs="Times New Roman" w:hint="eastAsia"/>
+          <w:sz w:val="24"/>
+          <w:szCs w:val="24"/>
+        </w:rPr>
+        <w:t>find the information in the passage.</w:t>
+      </w:r>
+    </w:p>
+    <w:p>
+      <w:pPr>
+        <w:pStyle w:val="a3"/>
+        <w:numPr>
+          <w:ilvl w:val="0"/>
+          <w:numId w:val="45"/>
+        </w:numPr>
+        <w:ind w:firstLineChars="0"/>
+        <w:rPr>
+          <w:rFonts w:ascii="Times New Roman" w:hAnsi="Times New Roman" w:cs="Times New Roman" w:hint="eastAsia"/>
+          <w:sz w:val="24"/>
+          <w:szCs w:val="24"/>
+        </w:rPr>
+      </w:pPr>
+      <w:r>
+        <w:rPr>
+          <w:rFonts w:ascii="Times New Roman" w:hAnsi="Times New Roman" w:cs="Times New Roman" w:hint="eastAsia"/>
+          <w:sz w:val="24"/>
+          <w:szCs w:val="24"/>
+        </w:rPr>
+        <w:t>answers do NOT come in order.</w:t>
+      </w:r>
+    </w:p>
+    <w:p>
+      <w:pPr>
+        <w:pStyle w:val="a3"/>
+        <w:numPr>
+          <w:ilvl w:val="0"/>
+          <w:numId w:val="45"/>
+        </w:numPr>
+        <w:ind w:firstLineChars="0"/>
+        <w:rPr>
+          <w:rFonts w:ascii="Times New Roman" w:hAnsi="Times New Roman" w:cs="Times New Roman" w:hint="eastAsia"/>
+          <w:sz w:val="24"/>
+          <w:szCs w:val="24"/>
+        </w:rPr>
+      </w:pPr>
+      <w:r>
+        <w:rPr>
+          <w:rFonts w:ascii="Times New Roman" w:hAnsi="Times New Roman" w:cs="Times New Roman" w:hint="eastAsia"/>
+          <w:sz w:val="24"/>
+          <w:szCs w:val="24"/>
+        </w:rPr>
+        <w:t>NOT all paragraphs may be used.</w:t>
+      </w:r>
+    </w:p>
+    <w:p>
+      <w:pPr>
+        <w:pStyle w:val="a3"/>
+        <w:numPr>
+          <w:ilvl w:val="0"/>
+          <w:numId w:val="41"/>
+        </w:numPr>
+        <w:ind w:firstLineChars="0"/>
+        <w:rPr>
+          <w:rFonts w:ascii="Times New Roman" w:hAnsi="Times New Roman" w:cs="Times New Roman" w:hint="eastAsia"/>
+          <w:sz w:val="24"/>
+          <w:szCs w:val="24"/>
+        </w:rPr>
+      </w:pPr>
+      <w:r>
+        <w:rPr>
+          <w:rFonts w:ascii="Times New Roman" w:hAnsi="Times New Roman" w:cs="Times New Roman" w:hint="eastAsia"/>
+          <w:sz w:val="24"/>
+          <w:szCs w:val="24"/>
+        </w:rPr>
+        <w:t>Summary Completion Questons</w:t>
+      </w:r>
+    </w:p>
+    <w:p>
+      <w:pPr>
+        <w:pStyle w:val="a3"/>
+        <w:numPr>
+          <w:ilvl w:val="0"/>
+          <w:numId w:val="46"/>
+        </w:numPr>
+        <w:ind w:firstLineChars="0"/>
+        <w:rPr>
+          <w:rFonts w:ascii="Times New Roman" w:hAnsi="Times New Roman" w:cs="Times New Roman" w:hint="eastAsia"/>
+          <w:sz w:val="24"/>
+          <w:szCs w:val="24"/>
+        </w:rPr>
+      </w:pPr>
+      <w:r>
+        <w:rPr>
+          <w:rFonts w:ascii="Times New Roman" w:hAnsi="Times New Roman" w:cs="Times New Roman" w:hint="eastAsia"/>
+          <w:sz w:val="24"/>
+          <w:szCs w:val="24"/>
+        </w:rPr>
+        <w:t>identify the of word needed for each gap.</w:t>
+      </w:r>
+    </w:p>
+    <w:p>
+      <w:pPr>
+        <w:pStyle w:val="a3"/>
+        <w:numPr>
+          <w:ilvl w:val="0"/>
+          <w:numId w:val="46"/>
+        </w:numPr>
+        <w:ind w:firstLineChars="0"/>
+        <w:rPr>
+          <w:rFonts w:ascii="Times New Roman" w:hAnsi="Times New Roman" w:cs="Times New Roman" w:hint="eastAsia"/>
+          <w:sz w:val="24"/>
+          <w:szCs w:val="24"/>
+        </w:rPr>
+      </w:pPr>
+      <w:r>
+        <w:rPr>
+          <w:rFonts w:ascii="Times New Roman" w:hAnsi="Times New Roman" w:cs="Times New Roman" w:hint="eastAsia"/>
+          <w:sz w:val="24"/>
+          <w:szCs w:val="24"/>
+        </w:rPr>
+        <w:t>answers usually come in order.</w:t>
+      </w:r>
+    </w:p>
+    <w:p>
+      <w:pPr>
+        <w:pStyle w:val="a3"/>
+        <w:numPr>
+          <w:ilvl w:val="0"/>
+          <w:numId w:val="46"/>
+        </w:numPr>
+        <w:ind w:firstLineChars="0"/>
+        <w:rPr>
+          <w:rFonts w:ascii="Times New Roman" w:hAnsi="Times New Roman" w:cs="Times New Roman" w:hint="eastAsia"/>
+          <w:sz w:val="24"/>
+          <w:szCs w:val="24"/>
+        </w:rPr>
+      </w:pPr>
+      <w:r>
+        <w:rPr>
+          <w:rFonts w:ascii="Times New Roman" w:hAnsi="Times New Roman" w:cs="Times New Roman" w:hint="eastAsia"/>
+          <w:sz w:val="24"/>
+          <w:szCs w:val="24"/>
+        </w:rPr>
+        <w:t>the summary must be grammatically correct which can help you choose the right word for the gap/blank</w:t>
+      </w:r>
+      <w:r>
+        <w:rPr>
+          <w:rFonts w:ascii="Times New Roman" w:hAnsi="Times New Roman" w:cs="Times New Roman" w:hint="eastAsia"/>
+          <w:sz w:val="24"/>
+          <w:szCs w:val="24"/>
+        </w:rPr>
+        <w:t>.</w:t>
+      </w:r>
+      <w:bookmarkStart w:id="0" w:name="_GoBack"/>
+      <w:bookmarkEnd w:id="0"/>
+    </w:p>
+    <w:p>
+      <w:pPr>
+        <w:ind w:left="720"/>
+        <w:rPr>
+          <w:rFonts w:ascii="Times New Roman" w:hAnsi="Times New Roman" w:cs="Times New Roman" w:hint="eastAsia"/>
+          <w:sz w:val="24"/>
+          <w:szCs w:val="24"/>
+        </w:rPr>
+      </w:pPr>
+    </w:p>
+    <w:p>
+      <w:pPr>
+        <w:ind w:left="720"/>
+        <w:rPr>
+          <w:rFonts w:ascii="Times New Roman" w:hAnsi="Times New Roman" w:cs="Times New Roman"/>
+          <w:sz w:val="24"/>
+          <w:szCs w:val="24"/>
+        </w:rPr>
+      </w:pPr>
     </w:p>
     <w:p>
       <w:pPr>
@@ -6309,6 +6819,7 @@
           <w:sz w:val="24"/>
           <w:szCs w:val="24"/>
         </w:rPr>
+        <w:lastRenderedPageBreak/>
         <w:t>Don’t repeat words.</w:t>
       </w:r>
       <w:r>
@@ -6544,7 +7055,7 @@
         </w:rPr>
         <w:t xml:space="preserve">Suggestions from </w:t>
       </w:r>
-      <w:hyperlink r:id="rId8" w:history="1">
+      <w:hyperlink r:id="rId9" w:history="1">
         <w:r>
           <w:rPr>
             <w:rStyle w:val="a6"/>
@@ -6925,8 +7436,6 @@
         </w:rPr>
         <w:t>The amount of rice increased.</w:t>
       </w:r>
-      <w:bookmarkStart w:id="0" w:name="_GoBack"/>
-      <w:bookmarkEnd w:id="0"/>
     </w:p>
     <w:p>
       <w:pPr>
@@ -6948,7 +7457,6 @@
           <w:sz w:val="24"/>
           <w:szCs w:val="24"/>
         </w:rPr>
-        <w:lastRenderedPageBreak/>
         <w:t>Try answering the question without </w:t>
       </w:r>
       <w:r>
@@ -7754,7 +8262,17 @@
           <w:szCs w:val="24"/>
           <w:lang w:val="en-GB"/>
         </w:rPr>
-        <w:t xml:space="preserve"> comment, that gives you insight of IELTS and can help you to improve your writing. </w:t>
+        <w:t xml:space="preserve"> comment, that gives you </w:t>
+      </w:r>
+      <w:r>
+        <w:rPr>
+          <w:rFonts w:ascii="Times New Roman" w:hAnsi="Times New Roman" w:cs="Times New Roman" w:hint="eastAsia"/>
+          <w:sz w:val="24"/>
+          <w:szCs w:val="24"/>
+          <w:lang w:val="en-GB"/>
+        </w:rPr>
+        <w:lastRenderedPageBreak/>
+        <w:t xml:space="preserve">insight of IELTS and can help you to improve your writing. </w:t>
       </w:r>
     </w:p>
     <w:p>
@@ -8241,7 +8759,6 @@
           <w:szCs w:val="24"/>
           <w:lang w:val="en-GB"/>
         </w:rPr>
-        <w:lastRenderedPageBreak/>
         <w:t>First of all, you should analyse the task</w:t>
       </w:r>
       <w:r>
@@ -8691,6 +9208,7 @@
           <w:sz w:val="24"/>
           <w:szCs w:val="24"/>
         </w:rPr>
+        <w:lastRenderedPageBreak/>
         <w:t xml:space="preserve">For writing task 1, don’t try to describe every category in detail; fous on the most significant ones. </w:t>
       </w:r>
     </w:p>
@@ -9022,7 +9540,7 @@
           <w:lang w:val="en-GB"/>
         </w:rPr>
       </w:pPr>
-      <w:hyperlink r:id="rId9" w:history="1">
+      <w:hyperlink r:id="rId10" w:history="1">
         <w:r>
           <w:rPr>
             <w:rStyle w:val="a6"/>
@@ -9078,7 +9596,7 @@
           <w:lang w:val="en-GB"/>
         </w:rPr>
       </w:pPr>
-      <w:hyperlink r:id="rId10" w:history="1">
+      <w:hyperlink r:id="rId11" w:history="1">
         <w:r>
           <w:rPr>
             <w:rStyle w:val="a6"/>
@@ -9101,7 +9619,7 @@
           <w:lang w:val="en-GB"/>
         </w:rPr>
       </w:pPr>
-      <w:hyperlink r:id="rId11" w:anchor=":~:text=Output%20per%20worker%20and%20output,%25%20and%201.2%25%2C%20respectively." w:history="1">
+      <w:hyperlink r:id="rId12" w:anchor=":~:text=Output%20per%20worker%20and%20output,%25%20and%201.2%25%2C%20respectively." w:history="1">
         <w:r>
           <w:rPr>
             <w:rStyle w:val="a6"/>
@@ -9118,7 +9636,7 @@
       <w:pPr>
         <w:ind w:left="720"/>
       </w:pPr>
-      <w:hyperlink r:id="rId12" w:history="1">
+      <w:hyperlink r:id="rId13" w:history="1">
         <w:r>
           <w:rPr>
             <w:rStyle w:val="a6"/>
@@ -9171,7 +9689,7 @@
           <w:lang w:val="en-GB"/>
         </w:rPr>
       </w:pPr>
-      <w:hyperlink r:id="rId13" w:history="1">
+      <w:hyperlink r:id="rId14" w:history="1">
         <w:r>
           <w:rPr>
             <w:rStyle w:val="a6"/>
@@ -9603,6 +10121,7 @@
           <w:szCs w:val="24"/>
           <w:lang w:val="en-GB"/>
         </w:rPr>
+        <w:lastRenderedPageBreak/>
         <w:t>The hook is not needed. One reason is that the IELTS examiners don</w:t>
       </w:r>
       <w:r>
@@ -10085,16 +10604,7 @@
           <w:sz w:val="24"/>
           <w:szCs w:val="24"/>
         </w:rPr>
-        <w:t xml:space="preserve"> It is said that if you </w:t>
-      </w:r>
-      <w:r>
-        <w:rPr>
-          <w:rFonts w:ascii="Times New Roman" w:hAnsi="Times New Roman" w:cs="Times New Roman"/>
-          <w:sz w:val="24"/>
-          <w:szCs w:val="24"/>
-        </w:rPr>
-        <w:lastRenderedPageBreak/>
-        <w:t>aim at star</w:t>
+        <w:t xml:space="preserve"> It is said that if you aim at star</w:t>
       </w:r>
       <w:r>
         <w:rPr>
@@ -10514,6 +11024,7 @@
           <w:sz w:val="24"/>
           <w:szCs w:val="24"/>
         </w:rPr>
+        <w:lastRenderedPageBreak/>
         <w:t>The amount of fuel used</w:t>
       </w:r>
       <w:r>
@@ -11508,7 +12019,6 @@
           <w:sz w:val="26"/>
           <w:szCs w:val="26"/>
         </w:rPr>
-        <w:lastRenderedPageBreak/>
         <w:t>Living in Cities</w:t>
       </w:r>
     </w:p>
@@ -12056,7 +12566,7 @@
                     <pic:cNvPicPr/>
                   </pic:nvPicPr>
                   <pic:blipFill>
-                    <a:blip r:embed="rId14"/>
+                    <a:blip r:embed="rId15"/>
                     <a:stretch>
                       <a:fillRect/>
                     </a:stretch>
@@ -12091,7 +12601,6 @@
           <w:rFonts w:ascii="Times New Roman" w:hAnsi="Times New Roman" w:cs="Times New Roman"/>
           <w:noProof/>
         </w:rPr>
-        <w:lastRenderedPageBreak/>
         <w:drawing>
           <wp:inline distT="0" distB="0" distL="0" distR="0" wp14:anchorId="5D4E89D5" wp14:editId="436D8FDB">
             <wp:extent cx="5274310" cy="1809115"/>
@@ -12108,7 +12617,7 @@
                     <pic:cNvPicPr/>
                   </pic:nvPicPr>
                   <pic:blipFill>
-                    <a:blip r:embed="rId15"/>
+                    <a:blip r:embed="rId16"/>
                     <a:stretch>
                       <a:fillRect/>
                     </a:stretch>
@@ -12159,7 +12668,7 @@
                     <pic:cNvPicPr/>
                   </pic:nvPicPr>
                   <pic:blipFill>
-                    <a:blip r:embed="rId16"/>
+                    <a:blip r:embed="rId17"/>
                     <a:stretch>
                       <a:fillRect/>
                     </a:stretch>
@@ -12301,6 +12810,95 @@
 <file path=word/numbering.xml><?xml version="1.0" encoding="utf-8"?>
 <w:numbering xmlns:wpc="http://schemas.microsoft.com/office/word/2010/wordprocessingCanvas" xmlns:mc="http://schemas.openxmlformats.org/markup-compatibility/2006" xmlns:o="urn:schemas-microsoft-com:office:office" xmlns:r="http://schemas.openxmlformats.org/officeDocument/2006/relationships" xmlns:m="http://schemas.openxmlformats.org/officeDocument/2006/math" xmlns:v="urn:schemas-microsoft-com:vml" xmlns:wp14="http://schemas.microsoft.com/office/word/2010/wordprocessingDrawing" xmlns:wp="http://schemas.openxmlformats.org/drawingml/2006/wordprocessingDrawing" xmlns:w10="urn:schemas-microsoft-com:office:word" xmlns:w="http://schemas.openxmlformats.org/wordprocessingml/2006/main" xmlns:w14="http://schemas.microsoft.com/office/word/2010/wordml" xmlns:wpg="http://schemas.microsoft.com/office/word/2010/wordprocessingGroup" xmlns:wpi="http://schemas.microsoft.com/office/word/2010/wordprocessingInk" xmlns:wne="http://schemas.microsoft.com/office/word/2006/wordml" xmlns:wps="http://schemas.microsoft.com/office/word/2010/wordprocessingShape" mc:Ignorable="w14 wp14">
   <w:abstractNum w:abstractNumId="0">
+    <w:nsid w:val="002526DF"/>
+    <w:multiLevelType w:val="hybridMultilevel"/>
+    <w:tmpl w:val="6CCAE5E4"/>
+    <w:lvl w:ilvl="0" w:tplc="1D8E2F92">
+      <w:start w:val="1"/>
+      <w:numFmt w:val="decimal"/>
+      <w:lvlText w:val="%1."/>
+      <w:lvlJc w:val="left"/>
+      <w:pPr>
+        <w:ind w:left="1140" w:hanging="360"/>
+      </w:pPr>
+      <w:rPr>
+        <w:rFonts w:hint="default"/>
+      </w:rPr>
+    </w:lvl>
+    <w:lvl w:ilvl="1" w:tplc="04090019" w:tentative="1">
+      <w:start w:val="1"/>
+      <w:numFmt w:val="lowerLetter"/>
+      <w:lvlText w:val="%2."/>
+      <w:lvlJc w:val="left"/>
+      <w:pPr>
+        <w:ind w:left="1860" w:hanging="360"/>
+      </w:pPr>
+    </w:lvl>
+    <w:lvl w:ilvl="2" w:tplc="0409001B" w:tentative="1">
+      <w:start w:val="1"/>
+      <w:numFmt w:val="lowerRoman"/>
+      <w:lvlText w:val="%3."/>
+      <w:lvlJc w:val="right"/>
+      <w:pPr>
+        <w:ind w:left="2580" w:hanging="180"/>
+      </w:pPr>
+    </w:lvl>
+    <w:lvl w:ilvl="3" w:tplc="0409000F" w:tentative="1">
+      <w:start w:val="1"/>
+      <w:numFmt w:val="decimal"/>
+      <w:lvlText w:val="%4."/>
+      <w:lvlJc w:val="left"/>
+      <w:pPr>
+        <w:ind w:left="3300" w:hanging="360"/>
+      </w:pPr>
+    </w:lvl>
+    <w:lvl w:ilvl="4" w:tplc="04090019" w:tentative="1">
+      <w:start w:val="1"/>
+      <w:numFmt w:val="lowerLetter"/>
+      <w:lvlText w:val="%5."/>
+      <w:lvlJc w:val="left"/>
+      <w:pPr>
+        <w:ind w:left="4020" w:hanging="360"/>
+      </w:pPr>
+    </w:lvl>
+    <w:lvl w:ilvl="5" w:tplc="0409001B" w:tentative="1">
+      <w:start w:val="1"/>
+      <w:numFmt w:val="lowerRoman"/>
+      <w:lvlText w:val="%6."/>
+      <w:lvlJc w:val="right"/>
+      <w:pPr>
+        <w:ind w:left="4740" w:hanging="180"/>
+      </w:pPr>
+    </w:lvl>
+    <w:lvl w:ilvl="6" w:tplc="0409000F" w:tentative="1">
+      <w:start w:val="1"/>
+      <w:numFmt w:val="decimal"/>
+      <w:lvlText w:val="%7."/>
+      <w:lvlJc w:val="left"/>
+      <w:pPr>
+        <w:ind w:left="5460" w:hanging="360"/>
+      </w:pPr>
+    </w:lvl>
+    <w:lvl w:ilvl="7" w:tplc="04090019" w:tentative="1">
+      <w:start w:val="1"/>
+      <w:numFmt w:val="lowerLetter"/>
+      <w:lvlText w:val="%8."/>
+      <w:lvlJc w:val="left"/>
+      <w:pPr>
+        <w:ind w:left="6180" w:hanging="360"/>
+      </w:pPr>
+    </w:lvl>
+    <w:lvl w:ilvl="8" w:tplc="0409001B" w:tentative="1">
+      <w:start w:val="1"/>
+      <w:numFmt w:val="lowerRoman"/>
+      <w:lvlText w:val="%9."/>
+      <w:lvlJc w:val="right"/>
+      <w:pPr>
+        <w:ind w:left="6900" w:hanging="180"/>
+      </w:pPr>
+    </w:lvl>
+  </w:abstractNum>
+  <w:abstractNum w:abstractNumId="1">
     <w:nsid w:val="00544F40"/>
     <w:multiLevelType w:val="multilevel"/>
     <w:tmpl w:val="41467EEE"/>
@@ -12413,7 +13011,7 @@
       </w:pPr>
     </w:lvl>
   </w:abstractNum>
-  <w:abstractNum w:abstractNumId="1">
+  <w:abstractNum w:abstractNumId="2">
     <w:nsid w:val="03324B5D"/>
     <w:multiLevelType w:val="hybridMultilevel"/>
     <w:tmpl w:val="91AAA74E"/>
@@ -12502,7 +13100,7 @@
       </w:pPr>
     </w:lvl>
   </w:abstractNum>
-  <w:abstractNum w:abstractNumId="2">
+  <w:abstractNum w:abstractNumId="3">
     <w:nsid w:val="03CB30AA"/>
     <w:multiLevelType w:val="hybridMultilevel"/>
     <w:tmpl w:val="126AB91E"/>
@@ -12591,7 +13189,7 @@
       </w:pPr>
     </w:lvl>
   </w:abstractNum>
-  <w:abstractNum w:abstractNumId="3">
+  <w:abstractNum w:abstractNumId="4">
     <w:nsid w:val="0BB25991"/>
     <w:multiLevelType w:val="hybridMultilevel"/>
     <w:tmpl w:val="111226C8"/>
@@ -12680,7 +13278,7 @@
       </w:pPr>
     </w:lvl>
   </w:abstractNum>
-  <w:abstractNum w:abstractNumId="4">
+  <w:abstractNum w:abstractNumId="5">
     <w:nsid w:val="10996F2E"/>
     <w:multiLevelType w:val="hybridMultilevel"/>
     <w:tmpl w:val="897E41C4"/>
@@ -12769,7 +13367,7 @@
       </w:pPr>
     </w:lvl>
   </w:abstractNum>
-  <w:abstractNum w:abstractNumId="5">
+  <w:abstractNum w:abstractNumId="6">
     <w:nsid w:val="16A7494D"/>
     <w:multiLevelType w:val="hybridMultilevel"/>
     <w:tmpl w:val="B5AC2462"/>
@@ -12858,7 +13456,7 @@
       </w:pPr>
     </w:lvl>
   </w:abstractNum>
-  <w:abstractNum w:abstractNumId="6">
+  <w:abstractNum w:abstractNumId="7">
     <w:nsid w:val="18A80F16"/>
     <w:multiLevelType w:val="hybridMultilevel"/>
     <w:tmpl w:val="126AB91E"/>
@@ -12947,7 +13545,7 @@
       </w:pPr>
     </w:lvl>
   </w:abstractNum>
-  <w:abstractNum w:abstractNumId="7">
+  <w:abstractNum w:abstractNumId="8">
     <w:nsid w:val="1B9A1FE7"/>
     <w:multiLevelType w:val="hybridMultilevel"/>
     <w:tmpl w:val="55B452CA"/>
@@ -13033,7 +13631,7 @@
       </w:pPr>
     </w:lvl>
   </w:abstractNum>
-  <w:abstractNum w:abstractNumId="8">
+  <w:abstractNum w:abstractNumId="9">
     <w:nsid w:val="209238C5"/>
     <w:multiLevelType w:val="hybridMultilevel"/>
     <w:tmpl w:val="A0243708"/>
@@ -13146,7 +13744,7 @@
       </w:rPr>
     </w:lvl>
   </w:abstractNum>
-  <w:abstractNum w:abstractNumId="9">
+  <w:abstractNum w:abstractNumId="10">
     <w:nsid w:val="212124E8"/>
     <w:multiLevelType w:val="hybridMultilevel"/>
     <w:tmpl w:val="69A8EF30"/>
@@ -13236,7 +13834,96 @@
       </w:pPr>
     </w:lvl>
   </w:abstractNum>
-  <w:abstractNum w:abstractNumId="10">
+  <w:abstractNum w:abstractNumId="11">
+    <w:nsid w:val="2A7D273E"/>
+    <w:multiLevelType w:val="hybridMultilevel"/>
+    <w:tmpl w:val="4046100A"/>
+    <w:lvl w:ilvl="0" w:tplc="7A908352">
+      <w:start w:val="1"/>
+      <w:numFmt w:val="decimal"/>
+      <w:lvlText w:val="%1."/>
+      <w:lvlJc w:val="left"/>
+      <w:pPr>
+        <w:ind w:left="780" w:hanging="360"/>
+      </w:pPr>
+      <w:rPr>
+        <w:rFonts w:hint="default"/>
+      </w:rPr>
+    </w:lvl>
+    <w:lvl w:ilvl="1" w:tplc="04090019" w:tentative="1">
+      <w:start w:val="1"/>
+      <w:numFmt w:val="lowerLetter"/>
+      <w:lvlText w:val="%2."/>
+      <w:lvlJc w:val="left"/>
+      <w:pPr>
+        <w:ind w:left="1500" w:hanging="360"/>
+      </w:pPr>
+    </w:lvl>
+    <w:lvl w:ilvl="2" w:tplc="0409001B" w:tentative="1">
+      <w:start w:val="1"/>
+      <w:numFmt w:val="lowerRoman"/>
+      <w:lvlText w:val="%3."/>
+      <w:lvlJc w:val="right"/>
+      <w:pPr>
+        <w:ind w:left="2220" w:hanging="180"/>
+      </w:pPr>
+    </w:lvl>
+    <w:lvl w:ilvl="3" w:tplc="0409000F" w:tentative="1">
+      <w:start w:val="1"/>
+      <w:numFmt w:val="decimal"/>
+      <w:lvlText w:val="%4."/>
+      <w:lvlJc w:val="left"/>
+      <w:pPr>
+        <w:ind w:left="2940" w:hanging="360"/>
+      </w:pPr>
+    </w:lvl>
+    <w:lvl w:ilvl="4" w:tplc="04090019" w:tentative="1">
+      <w:start w:val="1"/>
+      <w:numFmt w:val="lowerLetter"/>
+      <w:lvlText w:val="%5."/>
+      <w:lvlJc w:val="left"/>
+      <w:pPr>
+        <w:ind w:left="3660" w:hanging="360"/>
+      </w:pPr>
+    </w:lvl>
+    <w:lvl w:ilvl="5" w:tplc="0409001B" w:tentative="1">
+      <w:start w:val="1"/>
+      <w:numFmt w:val="lowerRoman"/>
+      <w:lvlText w:val="%6."/>
+      <w:lvlJc w:val="right"/>
+      <w:pPr>
+        <w:ind w:left="4380" w:hanging="180"/>
+      </w:pPr>
+    </w:lvl>
+    <w:lvl w:ilvl="6" w:tplc="0409000F" w:tentative="1">
+      <w:start w:val="1"/>
+      <w:numFmt w:val="decimal"/>
+      <w:lvlText w:val="%7."/>
+      <w:lvlJc w:val="left"/>
+      <w:pPr>
+        <w:ind w:left="5100" w:hanging="360"/>
+      </w:pPr>
+    </w:lvl>
+    <w:lvl w:ilvl="7" w:tplc="04090019" w:tentative="1">
+      <w:start w:val="1"/>
+      <w:numFmt w:val="lowerLetter"/>
+      <w:lvlText w:val="%8."/>
+      <w:lvlJc w:val="left"/>
+      <w:pPr>
+        <w:ind w:left="5820" w:hanging="360"/>
+      </w:pPr>
+    </w:lvl>
+    <w:lvl w:ilvl="8" w:tplc="0409001B" w:tentative="1">
+      <w:start w:val="1"/>
+      <w:numFmt w:val="lowerRoman"/>
+      <w:lvlText w:val="%9."/>
+      <w:lvlJc w:val="right"/>
+      <w:pPr>
+        <w:ind w:left="6540" w:hanging="180"/>
+      </w:pPr>
+    </w:lvl>
+  </w:abstractNum>
+  <w:abstractNum w:abstractNumId="12">
     <w:nsid w:val="2BEB1066"/>
     <w:multiLevelType w:val="hybridMultilevel"/>
     <w:tmpl w:val="E6D86D48"/>
@@ -13325,7 +14012,7 @@
       </w:pPr>
     </w:lvl>
   </w:abstractNum>
-  <w:abstractNum w:abstractNumId="11">
+  <w:abstractNum w:abstractNumId="13">
     <w:nsid w:val="2C062616"/>
     <w:multiLevelType w:val="hybridMultilevel"/>
     <w:tmpl w:val="95989316"/>
@@ -13414,7 +14101,7 @@
       </w:pPr>
     </w:lvl>
   </w:abstractNum>
-  <w:abstractNum w:abstractNumId="12">
+  <w:abstractNum w:abstractNumId="14">
     <w:nsid w:val="31540ECA"/>
     <w:multiLevelType w:val="hybridMultilevel"/>
     <w:tmpl w:val="126AB91E"/>
@@ -13503,7 +14190,96 @@
       </w:pPr>
     </w:lvl>
   </w:abstractNum>
-  <w:abstractNum w:abstractNumId="13">
+  <w:abstractNum w:abstractNumId="15">
+    <w:nsid w:val="31DD2D05"/>
+    <w:multiLevelType w:val="hybridMultilevel"/>
+    <w:tmpl w:val="DA56B888"/>
+    <w:lvl w:ilvl="0" w:tplc="226CEB20">
+      <w:start w:val="1"/>
+      <w:numFmt w:val="decimal"/>
+      <w:lvlText w:val="%1)"/>
+      <w:lvlJc w:val="left"/>
+      <w:pPr>
+        <w:ind w:left="1140" w:hanging="360"/>
+      </w:pPr>
+      <w:rPr>
+        <w:rFonts w:hint="default"/>
+      </w:rPr>
+    </w:lvl>
+    <w:lvl w:ilvl="1" w:tplc="04090019" w:tentative="1">
+      <w:start w:val="1"/>
+      <w:numFmt w:val="lowerLetter"/>
+      <w:lvlText w:val="%2."/>
+      <w:lvlJc w:val="left"/>
+      <w:pPr>
+        <w:ind w:left="1860" w:hanging="360"/>
+      </w:pPr>
+    </w:lvl>
+    <w:lvl w:ilvl="2" w:tplc="0409001B" w:tentative="1">
+      <w:start w:val="1"/>
+      <w:numFmt w:val="lowerRoman"/>
+      <w:lvlText w:val="%3."/>
+      <w:lvlJc w:val="right"/>
+      <w:pPr>
+        <w:ind w:left="2580" w:hanging="180"/>
+      </w:pPr>
+    </w:lvl>
+    <w:lvl w:ilvl="3" w:tplc="0409000F" w:tentative="1">
+      <w:start w:val="1"/>
+      <w:numFmt w:val="decimal"/>
+      <w:lvlText w:val="%4."/>
+      <w:lvlJc w:val="left"/>
+      <w:pPr>
+        <w:ind w:left="3300" w:hanging="360"/>
+      </w:pPr>
+    </w:lvl>
+    <w:lvl w:ilvl="4" w:tplc="04090019" w:tentative="1">
+      <w:start w:val="1"/>
+      <w:numFmt w:val="lowerLetter"/>
+      <w:lvlText w:val="%5."/>
+      <w:lvlJc w:val="left"/>
+      <w:pPr>
+        <w:ind w:left="4020" w:hanging="360"/>
+      </w:pPr>
+    </w:lvl>
+    <w:lvl w:ilvl="5" w:tplc="0409001B" w:tentative="1">
+      <w:start w:val="1"/>
+      <w:numFmt w:val="lowerRoman"/>
+      <w:lvlText w:val="%6."/>
+      <w:lvlJc w:val="right"/>
+      <w:pPr>
+        <w:ind w:left="4740" w:hanging="180"/>
+      </w:pPr>
+    </w:lvl>
+    <w:lvl w:ilvl="6" w:tplc="0409000F" w:tentative="1">
+      <w:start w:val="1"/>
+      <w:numFmt w:val="decimal"/>
+      <w:lvlText w:val="%7."/>
+      <w:lvlJc w:val="left"/>
+      <w:pPr>
+        <w:ind w:left="5460" w:hanging="360"/>
+      </w:pPr>
+    </w:lvl>
+    <w:lvl w:ilvl="7" w:tplc="04090019" w:tentative="1">
+      <w:start w:val="1"/>
+      <w:numFmt w:val="lowerLetter"/>
+      <w:lvlText w:val="%8."/>
+      <w:lvlJc w:val="left"/>
+      <w:pPr>
+        <w:ind w:left="6180" w:hanging="360"/>
+      </w:pPr>
+    </w:lvl>
+    <w:lvl w:ilvl="8" w:tplc="0409001B" w:tentative="1">
+      <w:start w:val="1"/>
+      <w:numFmt w:val="lowerRoman"/>
+      <w:lvlText w:val="%9."/>
+      <w:lvlJc w:val="right"/>
+      <w:pPr>
+        <w:ind w:left="6900" w:hanging="180"/>
+      </w:pPr>
+    </w:lvl>
+  </w:abstractNum>
+  <w:abstractNum w:abstractNumId="16">
     <w:nsid w:val="39023B55"/>
     <w:multiLevelType w:val="hybridMultilevel"/>
     <w:tmpl w:val="088C4908"/>
@@ -13592,7 +14368,7 @@
       </w:pPr>
     </w:lvl>
   </w:abstractNum>
-  <w:abstractNum w:abstractNumId="14">
+  <w:abstractNum w:abstractNumId="17">
     <w:nsid w:val="39187DDC"/>
     <w:multiLevelType w:val="multilevel"/>
     <w:tmpl w:val="4BF67E82"/>
@@ -13741,7 +14517,7 @@
       </w:rPr>
     </w:lvl>
   </w:abstractNum>
-  <w:abstractNum w:abstractNumId="15">
+  <w:abstractNum w:abstractNumId="18">
     <w:nsid w:val="39EC4767"/>
     <w:multiLevelType w:val="multilevel"/>
     <w:tmpl w:val="1958AEFE"/>
@@ -13854,7 +14630,7 @@
       </w:pPr>
     </w:lvl>
   </w:abstractNum>
-  <w:abstractNum w:abstractNumId="16">
+  <w:abstractNum w:abstractNumId="19">
     <w:nsid w:val="3B3220EC"/>
     <w:multiLevelType w:val="hybridMultilevel"/>
     <w:tmpl w:val="B68E0AD8"/>
@@ -13943,7 +14719,7 @@
       </w:pPr>
     </w:lvl>
   </w:abstractNum>
-  <w:abstractNum w:abstractNumId="17">
+  <w:abstractNum w:abstractNumId="20">
     <w:nsid w:val="41023E2D"/>
     <w:multiLevelType w:val="hybridMultilevel"/>
     <w:tmpl w:val="6192BA58"/>
@@ -14055,7 +14831,7 @@
       </w:rPr>
     </w:lvl>
   </w:abstractNum>
-  <w:abstractNum w:abstractNumId="18">
+  <w:abstractNum w:abstractNumId="21">
     <w:nsid w:val="410D4E95"/>
     <w:multiLevelType w:val="hybridMultilevel"/>
     <w:tmpl w:val="7BB0B226"/>
@@ -14144,7 +14920,7 @@
       </w:pPr>
     </w:lvl>
   </w:abstractNum>
-  <w:abstractNum w:abstractNumId="19">
+  <w:abstractNum w:abstractNumId="22">
     <w:nsid w:val="41C612F8"/>
     <w:multiLevelType w:val="hybridMultilevel"/>
     <w:tmpl w:val="FA423BE8"/>
@@ -14233,7 +15009,7 @@
       </w:pPr>
     </w:lvl>
   </w:abstractNum>
-  <w:abstractNum w:abstractNumId="20">
+  <w:abstractNum w:abstractNumId="23">
     <w:nsid w:val="431D7B70"/>
     <w:multiLevelType w:val="hybridMultilevel"/>
     <w:tmpl w:val="B88C75C0"/>
@@ -14322,7 +15098,96 @@
       </w:pPr>
     </w:lvl>
   </w:abstractNum>
-  <w:abstractNum w:abstractNumId="21">
+  <w:abstractNum w:abstractNumId="24">
+    <w:nsid w:val="45081068"/>
+    <w:multiLevelType w:val="hybridMultilevel"/>
+    <w:tmpl w:val="3666433A"/>
+    <w:lvl w:ilvl="0" w:tplc="20C4730C">
+      <w:start w:val="1"/>
+      <w:numFmt w:val="decimal"/>
+      <w:lvlText w:val="%1)"/>
+      <w:lvlJc w:val="left"/>
+      <w:pPr>
+        <w:ind w:left="1140" w:hanging="360"/>
+      </w:pPr>
+      <w:rPr>
+        <w:rFonts w:hint="default"/>
+      </w:rPr>
+    </w:lvl>
+    <w:lvl w:ilvl="1" w:tplc="04090019" w:tentative="1">
+      <w:start w:val="1"/>
+      <w:numFmt w:val="lowerLetter"/>
+      <w:lvlText w:val="%2."/>
+      <w:lvlJc w:val="left"/>
+      <w:pPr>
+        <w:ind w:left="1860" w:hanging="360"/>
+      </w:pPr>
+    </w:lvl>
+    <w:lvl w:ilvl="2" w:tplc="0409001B" w:tentative="1">
+      <w:start w:val="1"/>
+      <w:numFmt w:val="lowerRoman"/>
+      <w:lvlText w:val="%3."/>
+      <w:lvlJc w:val="right"/>
+      <w:pPr>
+        <w:ind w:left="2580" w:hanging="180"/>
+      </w:pPr>
+    </w:lvl>
+    <w:lvl w:ilvl="3" w:tplc="0409000F" w:tentative="1">
+      <w:start w:val="1"/>
+      <w:numFmt w:val="decimal"/>
+      <w:lvlText w:val="%4."/>
+      <w:lvlJc w:val="left"/>
+      <w:pPr>
+        <w:ind w:left="3300" w:hanging="360"/>
+      </w:pPr>
+    </w:lvl>
+    <w:lvl w:ilvl="4" w:tplc="04090019" w:tentative="1">
+      <w:start w:val="1"/>
+      <w:numFmt w:val="lowerLetter"/>
+      <w:lvlText w:val="%5."/>
+      <w:lvlJc w:val="left"/>
+      <w:pPr>
+        <w:ind w:left="4020" w:hanging="360"/>
+      </w:pPr>
+    </w:lvl>
+    <w:lvl w:ilvl="5" w:tplc="0409001B" w:tentative="1">
+      <w:start w:val="1"/>
+      <w:numFmt w:val="lowerRoman"/>
+      <w:lvlText w:val="%6."/>
+      <w:lvlJc w:val="right"/>
+      <w:pPr>
+        <w:ind w:left="4740" w:hanging="180"/>
+      </w:pPr>
+    </w:lvl>
+    <w:lvl w:ilvl="6" w:tplc="0409000F" w:tentative="1">
+      <w:start w:val="1"/>
+      <w:numFmt w:val="decimal"/>
+      <w:lvlText w:val="%7."/>
+      <w:lvlJc w:val="left"/>
+      <w:pPr>
+        <w:ind w:left="5460" w:hanging="360"/>
+      </w:pPr>
+    </w:lvl>
+    <w:lvl w:ilvl="7" w:tplc="04090019" w:tentative="1">
+      <w:start w:val="1"/>
+      <w:numFmt w:val="lowerLetter"/>
+      <w:lvlText w:val="%8."/>
+      <w:lvlJc w:val="left"/>
+      <w:pPr>
+        <w:ind w:left="6180" w:hanging="360"/>
+      </w:pPr>
+    </w:lvl>
+    <w:lvl w:ilvl="8" w:tplc="0409001B" w:tentative="1">
+      <w:start w:val="1"/>
+      <w:numFmt w:val="lowerRoman"/>
+      <w:lvlText w:val="%9."/>
+      <w:lvlJc w:val="right"/>
+      <w:pPr>
+        <w:ind w:left="6900" w:hanging="180"/>
+      </w:pPr>
+    </w:lvl>
+  </w:abstractNum>
+  <w:abstractNum w:abstractNumId="25">
     <w:nsid w:val="45AC0CEE"/>
     <w:multiLevelType w:val="hybridMultilevel"/>
     <w:tmpl w:val="A6FA4E9E"/>
@@ -14411,7 +15276,7 @@
       </w:pPr>
     </w:lvl>
   </w:abstractNum>
-  <w:abstractNum w:abstractNumId="22">
+  <w:abstractNum w:abstractNumId="26">
     <w:nsid w:val="49614F41"/>
     <w:multiLevelType w:val="hybridMultilevel"/>
     <w:tmpl w:val="21F4F90A"/>
@@ -14500,7 +15365,7 @@
       </w:pPr>
     </w:lvl>
   </w:abstractNum>
-  <w:abstractNum w:abstractNumId="23">
+  <w:abstractNum w:abstractNumId="27">
     <w:nsid w:val="4CDD0872"/>
     <w:multiLevelType w:val="hybridMultilevel"/>
     <w:tmpl w:val="77F44C94"/>
@@ -14589,7 +15454,7 @@
       </w:pPr>
     </w:lvl>
   </w:abstractNum>
-  <w:abstractNum w:abstractNumId="24">
+  <w:abstractNum w:abstractNumId="28">
     <w:nsid w:val="4E11184C"/>
     <w:multiLevelType w:val="hybridMultilevel"/>
     <w:tmpl w:val="228EF806"/>
@@ -14678,7 +15543,7 @@
       </w:pPr>
     </w:lvl>
   </w:abstractNum>
-  <w:abstractNum w:abstractNumId="25">
+  <w:abstractNum w:abstractNumId="29">
     <w:nsid w:val="501466CA"/>
     <w:multiLevelType w:val="hybridMultilevel"/>
     <w:tmpl w:val="DB060F1C"/>
@@ -14767,7 +15632,7 @@
       </w:pPr>
     </w:lvl>
   </w:abstractNum>
-  <w:abstractNum w:abstractNumId="26">
+  <w:abstractNum w:abstractNumId="30">
     <w:nsid w:val="520832F2"/>
     <w:multiLevelType w:val="hybridMultilevel"/>
     <w:tmpl w:val="BCEC49F6"/>
@@ -14856,7 +15721,7 @@
       </w:pPr>
     </w:lvl>
   </w:abstractNum>
-  <w:abstractNum w:abstractNumId="27">
+  <w:abstractNum w:abstractNumId="31">
     <w:nsid w:val="52E96F60"/>
     <w:multiLevelType w:val="hybridMultilevel"/>
     <w:tmpl w:val="4C9EDF58"/>
@@ -14945,7 +15810,7 @@
       </w:pPr>
     </w:lvl>
   </w:abstractNum>
-  <w:abstractNum w:abstractNumId="28">
+  <w:abstractNum w:abstractNumId="32">
     <w:nsid w:val="564B4D6F"/>
     <w:multiLevelType w:val="hybridMultilevel"/>
     <w:tmpl w:val="463245A8"/>
@@ -15034,7 +15899,96 @@
       </w:pPr>
     </w:lvl>
   </w:abstractNum>
-  <w:abstractNum w:abstractNumId="29">
+  <w:abstractNum w:abstractNumId="33">
+    <w:nsid w:val="57BA33A6"/>
+    <w:multiLevelType w:val="hybridMultilevel"/>
+    <w:tmpl w:val="A2FADF02"/>
+    <w:lvl w:ilvl="0" w:tplc="4EB0339E">
+      <w:start w:val="1"/>
+      <w:numFmt w:val="decimal"/>
+      <w:lvlText w:val="%1)"/>
+      <w:lvlJc w:val="left"/>
+      <w:pPr>
+        <w:ind w:left="1140" w:hanging="360"/>
+      </w:pPr>
+      <w:rPr>
+        <w:rFonts w:hint="default"/>
+      </w:rPr>
+    </w:lvl>
+    <w:lvl w:ilvl="1" w:tplc="04090019" w:tentative="1">
+      <w:start w:val="1"/>
+      <w:numFmt w:val="lowerLetter"/>
+      <w:lvlText w:val="%2."/>
+      <w:lvlJc w:val="left"/>
+      <w:pPr>
+        <w:ind w:left="1860" w:hanging="360"/>
+      </w:pPr>
+    </w:lvl>
+    <w:lvl w:ilvl="2" w:tplc="0409001B" w:tentative="1">
+      <w:start w:val="1"/>
+      <w:numFmt w:val="lowerRoman"/>
+      <w:lvlText w:val="%3."/>
+      <w:lvlJc w:val="right"/>
+      <w:pPr>
+        <w:ind w:left="2580" w:hanging="180"/>
+      </w:pPr>
+    </w:lvl>
+    <w:lvl w:ilvl="3" w:tplc="0409000F" w:tentative="1">
+      <w:start w:val="1"/>
+      <w:numFmt w:val="decimal"/>
+      <w:lvlText w:val="%4."/>
+      <w:lvlJc w:val="left"/>
+      <w:pPr>
+        <w:ind w:left="3300" w:hanging="360"/>
+      </w:pPr>
+    </w:lvl>
+    <w:lvl w:ilvl="4" w:tplc="04090019" w:tentative="1">
+      <w:start w:val="1"/>
+      <w:numFmt w:val="lowerLetter"/>
+      <w:lvlText w:val="%5."/>
+      <w:lvlJc w:val="left"/>
+      <w:pPr>
+        <w:ind w:left="4020" w:hanging="360"/>
+      </w:pPr>
+    </w:lvl>
+    <w:lvl w:ilvl="5" w:tplc="0409001B" w:tentative="1">
+      <w:start w:val="1"/>
+      <w:numFmt w:val="lowerRoman"/>
+      <w:lvlText w:val="%6."/>
+      <w:lvlJc w:val="right"/>
+      <w:pPr>
+        <w:ind w:left="4740" w:hanging="180"/>
+      </w:pPr>
+    </w:lvl>
+    <w:lvl w:ilvl="6" w:tplc="0409000F" w:tentative="1">
+      <w:start w:val="1"/>
+      <w:numFmt w:val="decimal"/>
+      <w:lvlText w:val="%7."/>
+      <w:lvlJc w:val="left"/>
+      <w:pPr>
+        <w:ind w:left="5460" w:hanging="360"/>
+      </w:pPr>
+    </w:lvl>
+    <w:lvl w:ilvl="7" w:tplc="04090019" w:tentative="1">
+      <w:start w:val="1"/>
+      <w:numFmt w:val="lowerLetter"/>
+      <w:lvlText w:val="%8."/>
+      <w:lvlJc w:val="left"/>
+      <w:pPr>
+        <w:ind w:left="6180" w:hanging="360"/>
+      </w:pPr>
+    </w:lvl>
+    <w:lvl w:ilvl="8" w:tplc="0409001B" w:tentative="1">
+      <w:start w:val="1"/>
+      <w:numFmt w:val="lowerRoman"/>
+      <w:lvlText w:val="%9."/>
+      <w:lvlJc w:val="right"/>
+      <w:pPr>
+        <w:ind w:left="6900" w:hanging="180"/>
+      </w:pPr>
+    </w:lvl>
+  </w:abstractNum>
+  <w:abstractNum w:abstractNumId="34">
     <w:nsid w:val="58B561CD"/>
     <w:multiLevelType w:val="hybridMultilevel"/>
     <w:tmpl w:val="29B0D430"/>
@@ -15123,7 +16077,7 @@
       </w:pPr>
     </w:lvl>
   </w:abstractNum>
-  <w:abstractNum w:abstractNumId="30">
+  <w:abstractNum w:abstractNumId="35">
     <w:nsid w:val="5B161B8B"/>
     <w:multiLevelType w:val="hybridMultilevel"/>
     <w:tmpl w:val="EC52B5E6"/>
@@ -15212,7 +16166,96 @@
       </w:pPr>
     </w:lvl>
   </w:abstractNum>
-  <w:abstractNum w:abstractNumId="31">
+  <w:abstractNum w:abstractNumId="36">
+    <w:nsid w:val="5ECC7792"/>
+    <w:multiLevelType w:val="hybridMultilevel"/>
+    <w:tmpl w:val="B82E6870"/>
+    <w:lvl w:ilvl="0" w:tplc="F14EDE2C">
+      <w:start w:val="1"/>
+      <w:numFmt w:val="decimal"/>
+      <w:lvlText w:val="%1)"/>
+      <w:lvlJc w:val="left"/>
+      <w:pPr>
+        <w:ind w:left="1140" w:hanging="360"/>
+      </w:pPr>
+      <w:rPr>
+        <w:rFonts w:hint="default"/>
+      </w:rPr>
+    </w:lvl>
+    <w:lvl w:ilvl="1" w:tplc="04090019" w:tentative="1">
+      <w:start w:val="1"/>
+      <w:numFmt w:val="lowerLetter"/>
+      <w:lvlText w:val="%2."/>
+      <w:lvlJc w:val="left"/>
+      <w:pPr>
+        <w:ind w:left="1860" w:hanging="360"/>
+      </w:pPr>
+    </w:lvl>
+    <w:lvl w:ilvl="2" w:tplc="0409001B" w:tentative="1">
+      <w:start w:val="1"/>
+      <w:numFmt w:val="lowerRoman"/>
+      <w:lvlText w:val="%3."/>
+      <w:lvlJc w:val="right"/>
+      <w:pPr>
+        <w:ind w:left="2580" w:hanging="180"/>
+      </w:pPr>
+    </w:lvl>
+    <w:lvl w:ilvl="3" w:tplc="0409000F" w:tentative="1">
+      <w:start w:val="1"/>
+      <w:numFmt w:val="decimal"/>
+      <w:lvlText w:val="%4."/>
+      <w:lvlJc w:val="left"/>
+      <w:pPr>
+        <w:ind w:left="3300" w:hanging="360"/>
+      </w:pPr>
+    </w:lvl>
+    <w:lvl w:ilvl="4" w:tplc="04090019" w:tentative="1">
+      <w:start w:val="1"/>
+      <w:numFmt w:val="lowerLetter"/>
+      <w:lvlText w:val="%5."/>
+      <w:lvlJc w:val="left"/>
+      <w:pPr>
+        <w:ind w:left="4020" w:hanging="360"/>
+      </w:pPr>
+    </w:lvl>
+    <w:lvl w:ilvl="5" w:tplc="0409001B" w:tentative="1">
+      <w:start w:val="1"/>
+      <w:numFmt w:val="lowerRoman"/>
+      <w:lvlText w:val="%6."/>
+      <w:lvlJc w:val="right"/>
+      <w:pPr>
+        <w:ind w:left="4740" w:hanging="180"/>
+      </w:pPr>
+    </w:lvl>
+    <w:lvl w:ilvl="6" w:tplc="0409000F" w:tentative="1">
+      <w:start w:val="1"/>
+      <w:numFmt w:val="decimal"/>
+      <w:lvlText w:val="%7."/>
+      <w:lvlJc w:val="left"/>
+      <w:pPr>
+        <w:ind w:left="5460" w:hanging="360"/>
+      </w:pPr>
+    </w:lvl>
+    <w:lvl w:ilvl="7" w:tplc="04090019" w:tentative="1">
+      <w:start w:val="1"/>
+      <w:numFmt w:val="lowerLetter"/>
+      <w:lvlText w:val="%8."/>
+      <w:lvlJc w:val="left"/>
+      <w:pPr>
+        <w:ind w:left="6180" w:hanging="360"/>
+      </w:pPr>
+    </w:lvl>
+    <w:lvl w:ilvl="8" w:tplc="0409001B" w:tentative="1">
+      <w:start w:val="1"/>
+      <w:numFmt w:val="lowerRoman"/>
+      <w:lvlText w:val="%9."/>
+      <w:lvlJc w:val="right"/>
+      <w:pPr>
+        <w:ind w:left="6900" w:hanging="180"/>
+      </w:pPr>
+    </w:lvl>
+  </w:abstractNum>
+  <w:abstractNum w:abstractNumId="37">
     <w:nsid w:val="6AB57236"/>
     <w:multiLevelType w:val="hybridMultilevel"/>
     <w:tmpl w:val="93409AFE"/>
@@ -15301,7 +16344,7 @@
       </w:pPr>
     </w:lvl>
   </w:abstractNum>
-  <w:abstractNum w:abstractNumId="32">
+  <w:abstractNum w:abstractNumId="38">
     <w:nsid w:val="6B015DF7"/>
     <w:multiLevelType w:val="hybridMultilevel"/>
     <w:tmpl w:val="7944BF90"/>
@@ -15414,7 +16457,7 @@
       </w:rPr>
     </w:lvl>
   </w:abstractNum>
-  <w:abstractNum w:abstractNumId="33">
+  <w:abstractNum w:abstractNumId="39">
     <w:nsid w:val="6B1541E7"/>
     <w:multiLevelType w:val="multilevel"/>
     <w:tmpl w:val="0956637E"/>
@@ -15527,7 +16570,7 @@
       </w:rPr>
     </w:lvl>
   </w:abstractNum>
-  <w:abstractNum w:abstractNumId="34">
+  <w:abstractNum w:abstractNumId="40">
     <w:nsid w:val="6D424F83"/>
     <w:multiLevelType w:val="hybridMultilevel"/>
     <w:tmpl w:val="538C7D02"/>
@@ -15616,7 +16659,7 @@
       </w:pPr>
     </w:lvl>
   </w:abstractNum>
-  <w:abstractNum w:abstractNumId="35">
+  <w:abstractNum w:abstractNumId="41">
     <w:nsid w:val="72492BB2"/>
     <w:multiLevelType w:val="hybridMultilevel"/>
     <w:tmpl w:val="0876E89C"/>
@@ -15705,7 +16748,7 @@
       </w:pPr>
     </w:lvl>
   </w:abstractNum>
-  <w:abstractNum w:abstractNumId="36">
+  <w:abstractNum w:abstractNumId="42">
     <w:nsid w:val="72D95071"/>
     <w:multiLevelType w:val="multilevel"/>
     <w:tmpl w:val="93E65C2C"/>
@@ -15818,7 +16861,7 @@
       </w:pPr>
     </w:lvl>
   </w:abstractNum>
-  <w:abstractNum w:abstractNumId="37">
+  <w:abstractNum w:abstractNumId="43">
     <w:nsid w:val="742C11E5"/>
     <w:multiLevelType w:val="hybridMultilevel"/>
     <w:tmpl w:val="6F6AD0D8"/>
@@ -15904,7 +16947,7 @@
       </w:pPr>
     </w:lvl>
   </w:abstractNum>
-  <w:abstractNum w:abstractNumId="38">
+  <w:abstractNum w:abstractNumId="44">
     <w:nsid w:val="759F2CA0"/>
     <w:multiLevelType w:val="hybridMultilevel"/>
     <w:tmpl w:val="E3D4CFB6"/>
@@ -15993,7 +17036,7 @@
       </w:pPr>
     </w:lvl>
   </w:abstractNum>
-  <w:abstractNum w:abstractNumId="39">
+  <w:abstractNum w:abstractNumId="45">
     <w:nsid w:val="79341CC1"/>
     <w:multiLevelType w:val="hybridMultilevel"/>
     <w:tmpl w:val="670CA2F0"/>
@@ -16083,124 +17126,142 @@
     </w:lvl>
   </w:abstractNum>
   <w:num w:numId="1">
+    <w:abstractNumId w:val="27"/>
+  </w:num>
+  <w:num w:numId="2">
+    <w:abstractNumId w:val="22"/>
+  </w:num>
+  <w:num w:numId="3">
+    <w:abstractNumId w:val="19"/>
+  </w:num>
+  <w:num w:numId="4">
+    <w:abstractNumId w:val="4"/>
+  </w:num>
+  <w:num w:numId="5">
+    <w:abstractNumId w:val="3"/>
+  </w:num>
+  <w:num w:numId="6">
     <w:abstractNumId w:val="23"/>
   </w:num>
-  <w:num w:numId="2">
-    <w:abstractNumId w:val="19"/>
+  <w:num w:numId="7">
+    <w:abstractNumId w:val="5"/>
   </w:num>
-  <w:num w:numId="3">
+  <w:num w:numId="8">
+    <w:abstractNumId w:val="29"/>
+  </w:num>
+  <w:num w:numId="9">
+    <w:abstractNumId w:val="34"/>
+  </w:num>
+  <w:num w:numId="10">
+    <w:abstractNumId w:val="17"/>
+  </w:num>
+  <w:num w:numId="11">
+    <w:abstractNumId w:val="10"/>
+  </w:num>
+  <w:num w:numId="12">
+    <w:abstractNumId w:val="37"/>
+  </w:num>
+  <w:num w:numId="13">
+    <w:abstractNumId w:val="41"/>
+  </w:num>
+  <w:num w:numId="14">
+    <w:abstractNumId w:val="38"/>
+  </w:num>
+  <w:num w:numId="15">
+    <w:abstractNumId w:val="9"/>
+  </w:num>
+  <w:num w:numId="16">
+    <w:abstractNumId w:val="39"/>
+  </w:num>
+  <w:num w:numId="17">
+    <w:abstractNumId w:val="43"/>
+  </w:num>
+  <w:num w:numId="18">
+    <w:abstractNumId w:val="12"/>
+  </w:num>
+  <w:num w:numId="19">
+    <w:abstractNumId w:val="32"/>
+  </w:num>
+  <w:num w:numId="20">
+    <w:abstractNumId w:val="20"/>
+  </w:num>
+  <w:num w:numId="21">
+    <w:abstractNumId w:val="35"/>
+  </w:num>
+  <w:num w:numId="22">
+    <w:abstractNumId w:val="21"/>
+  </w:num>
+  <w:num w:numId="23">
+    <w:abstractNumId w:val="26"/>
+  </w:num>
+  <w:num w:numId="24">
+    <w:abstractNumId w:val="13"/>
+  </w:num>
+  <w:num w:numId="25">
+    <w:abstractNumId w:val="45"/>
+  </w:num>
+  <w:num w:numId="26">
+    <w:abstractNumId w:val="31"/>
+  </w:num>
+  <w:num w:numId="27">
     <w:abstractNumId w:val="16"/>
   </w:num>
-  <w:num w:numId="4">
-    <w:abstractNumId w:val="3"/>
+  <w:num w:numId="28">
+    <w:abstractNumId w:val="30"/>
   </w:num>
-  <w:num w:numId="5">
+  <w:num w:numId="29">
+    <w:abstractNumId w:val="6"/>
+  </w:num>
+  <w:num w:numId="30">
+    <w:abstractNumId w:val="28"/>
+  </w:num>
+  <w:num w:numId="31">
+    <w:abstractNumId w:val="44"/>
+  </w:num>
+  <w:num w:numId="32">
+    <w:abstractNumId w:val="25"/>
+  </w:num>
+  <w:num w:numId="33">
     <w:abstractNumId w:val="2"/>
   </w:num>
-  <w:num w:numId="6">
-    <w:abstractNumId w:val="20"/>
+  <w:num w:numId="34">
+    <w:abstractNumId w:val="1"/>
   </w:num>
-  <w:num w:numId="7">
-    <w:abstractNumId w:val="4"/>
+  <w:num w:numId="35">
+    <w:abstractNumId w:val="42"/>
   </w:num>
-  <w:num w:numId="8">
-    <w:abstractNumId w:val="25"/>
+  <w:num w:numId="36">
+    <w:abstractNumId w:val="18"/>
   </w:num>
-  <w:num w:numId="9">
-    <w:abstractNumId w:val="29"/>
-  </w:num>
-  <w:num w:numId="10">
+  <w:num w:numId="37">
     <w:abstractNumId w:val="14"/>
   </w:num>
-  <w:num w:numId="11">
-    <w:abstractNumId w:val="9"/>
-  </w:num>
-  <w:num w:numId="12">
-    <w:abstractNumId w:val="31"/>
-  </w:num>
-  <w:num w:numId="13">
-    <w:abstractNumId w:val="35"/>
-  </w:num>
-  <w:num w:numId="14">
-    <w:abstractNumId w:val="32"/>
-  </w:num>
-  <w:num w:numId="15">
+  <w:num w:numId="38">
     <w:abstractNumId w:val="8"/>
   </w:num>
-  <w:num w:numId="16">
+  <w:num w:numId="39">
+    <w:abstractNumId w:val="40"/>
+  </w:num>
+  <w:num w:numId="40">
+    <w:abstractNumId w:val="7"/>
+  </w:num>
+  <w:num w:numId="41">
+    <w:abstractNumId w:val="11"/>
+  </w:num>
+  <w:num w:numId="42">
+    <w:abstractNumId w:val="0"/>
+  </w:num>
+  <w:num w:numId="43">
     <w:abstractNumId w:val="33"/>
   </w:num>
-  <w:num w:numId="17">
-    <w:abstractNumId w:val="37"/>
+  <w:num w:numId="44">
+    <w:abstractNumId w:val="15"/>
   </w:num>
-  <w:num w:numId="18">
-    <w:abstractNumId w:val="10"/>
-  </w:num>
-  <w:num w:numId="19">
-    <w:abstractNumId w:val="28"/>
-  </w:num>
-  <w:num w:numId="20">
-    <w:abstractNumId w:val="17"/>
-  </w:num>
-  <w:num w:numId="21">
-    <w:abstractNumId w:val="30"/>
-  </w:num>
-  <w:num w:numId="22">
-    <w:abstractNumId w:val="18"/>
-  </w:num>
-  <w:num w:numId="23">
-    <w:abstractNumId w:val="22"/>
-  </w:num>
-  <w:num w:numId="24">
-    <w:abstractNumId w:val="11"/>
-  </w:num>
-  <w:num w:numId="25">
-    <w:abstractNumId w:val="39"/>
-  </w:num>
-  <w:num w:numId="26">
-    <w:abstractNumId w:val="27"/>
-  </w:num>
-  <w:num w:numId="27">
-    <w:abstractNumId w:val="13"/>
-  </w:num>
-  <w:num w:numId="28">
-    <w:abstractNumId w:val="26"/>
-  </w:num>
-  <w:num w:numId="29">
-    <w:abstractNumId w:val="5"/>
-  </w:num>
-  <w:num w:numId="30">
+  <w:num w:numId="45">
     <w:abstractNumId w:val="24"/>
   </w:num>
-  <w:num w:numId="31">
-    <w:abstractNumId w:val="38"/>
-  </w:num>
-  <w:num w:numId="32">
-    <w:abstractNumId w:val="21"/>
-  </w:num>
-  <w:num w:numId="33">
-    <w:abstractNumId w:val="1"/>
-  </w:num>
-  <w:num w:numId="34">
-    <w:abstractNumId w:val="0"/>
-  </w:num>
-  <w:num w:numId="35">
+  <w:num w:numId="46">
     <w:abstractNumId w:val="36"/>
-  </w:num>
-  <w:num w:numId="36">
-    <w:abstractNumId w:val="15"/>
-  </w:num>
-  <w:num w:numId="37">
-    <w:abstractNumId w:val="12"/>
-  </w:num>
-  <w:num w:numId="38">
-    <w:abstractNumId w:val="7"/>
-  </w:num>
-  <w:num w:numId="39">
-    <w:abstractNumId w:val="34"/>
-  </w:num>
-  <w:num w:numId="40">
-    <w:abstractNumId w:val="6"/>
   </w:num>
 </w:numbering>
 </file>
@@ -17218,7 +18279,7 @@
   <a:extraClrSchemeLst/>
   <a:extLst>
     <a:ext uri="{05A4C25C-085E-4340-85A3-A5531E510DB2}">
-      <thm15:themeFamily xmlns="" xmlns:thm15="http://schemas.microsoft.com/office/thememl/2012/main" name="Office Theme" id="{62F939B6-93AF-4DB8-9C6B-D6C7DFDC589F}" vid="{4A3C46E8-61CC-4603-A589-7422A47A8E4A}"/>
+      <thm15:themeFamily xmlns:thm15="http://schemas.microsoft.com/office/thememl/2012/main" xmlns="" name="Office Theme" id="{62F939B6-93AF-4DB8-9C6B-D6C7DFDC589F}" vid="{4A3C46E8-61CC-4603-A589-7422A47A8E4A}"/>
     </a:ext>
   </a:extLst>
 </a:theme>

--- a/IELTS Notes/Notes of IELTS.docx
+++ b/IELTS Notes/Notes of IELTS.docx
@@ -37,7 +37,6 @@
     </w:p>
     <w:p>
       <w:pPr>
-        <w:ind w:left="720"/>
         <w:outlineLvl w:val="1"/>
         <w:rPr>
           <w:rFonts w:ascii="Times New Roman" w:hAnsi="Times New Roman" w:cs="Times New Roman"/>
@@ -47,6 +46,16 @@
           <w:szCs w:val="28"/>
         </w:rPr>
       </w:pPr>
+      <w:r>
+        <w:rPr>
+          <w:rFonts w:ascii="Times New Roman" w:hAnsi="Times New Roman" w:cs="Times New Roman" w:hint="eastAsia"/>
+          <w:b/>
+          <w:bCs/>
+          <w:sz w:val="28"/>
+          <w:szCs w:val="28"/>
+        </w:rPr>
+        <w:t xml:space="preserve">1) </w:t>
+      </w:r>
       <w:r>
         <w:rPr>
           <w:rFonts w:ascii="Times New Roman" w:hAnsi="Times New Roman" w:cs="Times New Roman" w:hint="eastAsia"/>
@@ -2846,7 +2855,7 @@
         <w:pStyle w:val="a3"/>
         <w:ind w:left="1080" w:firstLineChars="0" w:firstLine="0"/>
         <w:rPr>
-          <w:rFonts w:ascii="Times New Roman" w:hAnsi="Times New Roman" w:cs="Times New Roman"/>
+          <w:rFonts w:ascii="Times New Roman" w:hAnsi="Times New Roman" w:cs="Times New Roman" w:hint="eastAsia"/>
           <w:sz w:val="24"/>
           <w:szCs w:val="24"/>
         </w:rPr>
@@ -2934,8 +2943,30 @@
     </w:p>
     <w:p>
       <w:pPr>
+        <w:outlineLvl w:val="1"/>
+        <w:rPr>
+          <w:rFonts w:ascii="Times New Roman" w:hAnsi="Times New Roman" w:cs="Times New Roman"/>
+          <w:b/>
+          <w:bCs/>
+          <w:sz w:val="28"/>
+          <w:szCs w:val="28"/>
+        </w:rPr>
+      </w:pPr>
+      <w:r>
+        <w:rPr>
+          <w:rFonts w:ascii="Times New Roman" w:hAnsi="Times New Roman" w:cs="Times New Roman" w:hint="eastAsia"/>
+          <w:b/>
+          <w:bCs/>
+          <w:sz w:val="28"/>
+          <w:szCs w:val="28"/>
+        </w:rPr>
+        <w:t>2) Listening Questions</w:t>
+      </w:r>
+    </w:p>
+    <w:p>
+      <w:pPr>
         <w:ind w:left="720"/>
-        <w:outlineLvl w:val="1"/>
+        <w:outlineLvl w:val="2"/>
         <w:rPr>
           <w:rFonts w:ascii="Times New Roman" w:hAnsi="Times New Roman" w:cs="Times New Roman"/>
           <w:b/>
@@ -3181,7 +3212,7 @@
         <w:pStyle w:val="a3"/>
         <w:ind w:left="1080" w:firstLineChars="0" w:firstLine="0"/>
         <w:rPr>
-          <w:rFonts w:ascii="Times New Roman" w:hAnsi="Times New Roman" w:cs="Times New Roman"/>
+          <w:rFonts w:ascii="Times New Roman" w:hAnsi="Times New Roman" w:cs="Times New Roman" w:hint="eastAsia"/>
           <w:sz w:val="24"/>
           <w:szCs w:val="24"/>
         </w:rPr>
@@ -3193,6 +3224,175 @@
           <w:szCs w:val="24"/>
         </w:rPr>
         <w:t xml:space="preserve">Answers do not follow the order of the options. </w:t>
+      </w:r>
+    </w:p>
+    <w:p>
+      <w:pPr>
+        <w:ind w:left="720"/>
+        <w:outlineLvl w:val="2"/>
+        <w:rPr>
+          <w:rFonts w:ascii="Times New Roman" w:hAnsi="Times New Roman" w:cs="Times New Roman" w:hint="eastAsia"/>
+          <w:b/>
+          <w:bCs/>
+          <w:sz w:val="28"/>
+          <w:szCs w:val="28"/>
+        </w:rPr>
+      </w:pPr>
+      <w:hyperlink r:id="rId8" w:history="1">
+        <w:r>
+          <w:rPr>
+            <w:rStyle w:val="a6"/>
+            <w:rFonts w:ascii="Times New Roman" w:hAnsi="Times New Roman" w:cs="Times New Roman" w:hint="eastAsia"/>
+            <w:b/>
+            <w:bCs/>
+            <w:sz w:val="28"/>
+            <w:szCs w:val="28"/>
+          </w:rPr>
+          <w:t>Diagrams Tips</w:t>
+        </w:r>
+      </w:hyperlink>
+    </w:p>
+    <w:p>
+      <w:pPr>
+        <w:pStyle w:val="a3"/>
+        <w:numPr>
+          <w:ilvl w:val="0"/>
+          <w:numId w:val="47"/>
+        </w:numPr>
+        <w:ind w:firstLineChars="0"/>
+        <w:rPr>
+          <w:rFonts w:ascii="Times New Roman" w:hAnsi="Times New Roman" w:cs="Times New Roman" w:hint="eastAsia"/>
+          <w:sz w:val="24"/>
+          <w:szCs w:val="24"/>
+        </w:rPr>
+      </w:pPr>
+      <w:r>
+        <w:rPr>
+          <w:rFonts w:ascii="Times New Roman" w:hAnsi="Times New Roman" w:cs="Times New Roman" w:hint="eastAsia"/>
+          <w:sz w:val="24"/>
+          <w:szCs w:val="24"/>
+        </w:rPr>
+        <w:t>Instructions: Know how many words or numbers that you are allowed for the answers.</w:t>
+      </w:r>
+      <w:bookmarkStart w:id="0" w:name="_GoBack"/>
+      <w:bookmarkEnd w:id="0"/>
+    </w:p>
+    <w:p>
+      <w:pPr>
+        <w:pStyle w:val="a3"/>
+        <w:numPr>
+          <w:ilvl w:val="0"/>
+          <w:numId w:val="47"/>
+        </w:numPr>
+        <w:ind w:firstLineChars="0"/>
+        <w:rPr>
+          <w:rFonts w:ascii="Times New Roman" w:hAnsi="Times New Roman" w:cs="Times New Roman" w:hint="eastAsia"/>
+          <w:sz w:val="24"/>
+          <w:szCs w:val="24"/>
+        </w:rPr>
+      </w:pPr>
+      <w:r>
+        <w:rPr>
+          <w:rFonts w:ascii="Times New Roman" w:hAnsi="Times New Roman" w:cs="Times New Roman" w:hint="eastAsia"/>
+          <w:sz w:val="24"/>
+          <w:szCs w:val="24"/>
+        </w:rPr>
+        <w:t xml:space="preserve">Title: Always notice the heading/title of the diagram. </w:t>
+      </w:r>
+      <w:r>
+        <w:rPr>
+          <w:rFonts w:ascii="Times New Roman" w:hAnsi="Times New Roman" w:cs="Times New Roman" w:hint="eastAsia"/>
+          <w:sz w:val="24"/>
+          <w:szCs w:val="24"/>
+        </w:rPr>
+        <w:t>There is valuable information for you to understand the content.</w:t>
+      </w:r>
+    </w:p>
+    <w:p>
+      <w:pPr>
+        <w:pStyle w:val="a3"/>
+        <w:numPr>
+          <w:ilvl w:val="0"/>
+          <w:numId w:val="47"/>
+        </w:numPr>
+        <w:ind w:firstLineChars="0"/>
+        <w:rPr>
+          <w:rFonts w:ascii="Times New Roman" w:hAnsi="Times New Roman" w:cs="Times New Roman"/>
+          <w:sz w:val="24"/>
+          <w:szCs w:val="24"/>
+        </w:rPr>
+      </w:pPr>
+      <w:r>
+        <w:rPr>
+          <w:rFonts w:ascii="Times New Roman" w:hAnsi="Times New Roman" w:cs="Times New Roman" w:hint="eastAsia"/>
+          <w:sz w:val="24"/>
+          <w:szCs w:val="24"/>
+        </w:rPr>
+        <w:t>Detail: Don</w:t>
+      </w:r>
+      <w:r>
+        <w:rPr>
+          <w:rFonts w:ascii="Times New Roman" w:hAnsi="Times New Roman" w:cs="Times New Roman"/>
+          <w:sz w:val="24"/>
+          <w:szCs w:val="24"/>
+        </w:rPr>
+        <w:t>’</w:t>
+      </w:r>
+      <w:r>
+        <w:rPr>
+          <w:rFonts w:ascii="Times New Roman" w:hAnsi="Times New Roman" w:cs="Times New Roman" w:hint="eastAsia"/>
+          <w:sz w:val="24"/>
+          <w:szCs w:val="24"/>
+        </w:rPr>
+        <w:t>t get lost in trying to understand every detail of the diagram because you won</w:t>
+      </w:r>
+      <w:r>
+        <w:rPr>
+          <w:rFonts w:ascii="Times New Roman" w:hAnsi="Times New Roman" w:cs="Times New Roman"/>
+          <w:sz w:val="24"/>
+          <w:szCs w:val="24"/>
+        </w:rPr>
+        <w:t>’</w:t>
+      </w:r>
+      <w:r>
+        <w:rPr>
+          <w:rFonts w:ascii="Times New Roman" w:hAnsi="Times New Roman" w:cs="Times New Roman" w:hint="eastAsia"/>
+          <w:sz w:val="24"/>
+          <w:szCs w:val="24"/>
+        </w:rPr>
+        <w:t xml:space="preserve">t have time. </w:t>
+      </w:r>
+      <w:r>
+        <w:rPr>
+          <w:rFonts w:ascii="Times New Roman" w:hAnsi="Times New Roman" w:cs="Times New Roman" w:hint="eastAsia"/>
+          <w:sz w:val="24"/>
+          <w:szCs w:val="24"/>
+        </w:rPr>
+        <w:t xml:space="preserve">So, spot on key words and notice which </w:t>
+      </w:r>
+      <w:r>
+        <w:rPr>
+          <w:rFonts w:ascii="Times New Roman" w:hAnsi="Times New Roman" w:cs="Times New Roman"/>
+          <w:sz w:val="24"/>
+          <w:szCs w:val="24"/>
+        </w:rPr>
+        <w:t>part of</w:t>
+      </w:r>
+      <w:r>
+        <w:rPr>
+          <w:rFonts w:ascii="Times New Roman" w:hAnsi="Times New Roman" w:cs="Times New Roman" w:hint="eastAsia"/>
+          <w:sz w:val="24"/>
+          <w:szCs w:val="24"/>
+        </w:rPr>
+        <w:t xml:space="preserve"> the diagram they are related to.</w:t>
+      </w:r>
+      <w:r>
+        <w:rPr>
+          <w:rFonts w:ascii="Times New Roman" w:hAnsi="Times New Roman" w:cs="Times New Roman" w:hint="eastAsia"/>
+          <w:sz w:val="24"/>
+          <w:szCs w:val="24"/>
+        </w:rPr>
+        <w:tab/>
       </w:r>
     </w:p>
     <w:p>
@@ -3696,6 +3896,7 @@
           <w:sz w:val="24"/>
           <w:szCs w:val="24"/>
         </w:rPr>
+        <w:lastRenderedPageBreak/>
         <w:t>Greeting examiners.</w:t>
       </w:r>
     </w:p>
@@ -3888,14 +4089,6 @@
           <w:szCs w:val="24"/>
         </w:rPr>
         <w:br/>
-      </w:r>
-      <w:r>
-        <w:rPr>
-          <w:rFonts w:ascii="Times New Roman" w:hAnsi="Times New Roman" w:cs="Times New Roman"/>
-          <w:sz w:val="24"/>
-          <w:szCs w:val="24"/>
-        </w:rPr>
-        <w:lastRenderedPageBreak/>
         <w:t>What’s your name, please?</w:t>
       </w:r>
       <w:r>
@@ -4665,6 +4858,7 @@
                 <w:sz w:val="24"/>
                 <w:szCs w:val="24"/>
               </w:rPr>
+              <w:lastRenderedPageBreak/>
               <w:t>• Give an example of your opinion</w:t>
             </w:r>
           </w:p>
@@ -4815,7 +5009,6 @@
           <w:sz w:val="24"/>
           <w:szCs w:val="24"/>
         </w:rPr>
-        <w:lastRenderedPageBreak/>
         <w:t>Correcting pronunciation. Listen, mimic, record</w:t>
       </w:r>
       <w:r>
@@ -5697,6 +5890,7 @@
           <w:sz w:val="28"/>
           <w:szCs w:val="28"/>
         </w:rPr>
+        <w:lastRenderedPageBreak/>
         <w:t>III. Reading</w:t>
       </w:r>
     </w:p>
@@ -5966,16 +6160,7 @@
           <w:sz w:val="24"/>
           <w:szCs w:val="24"/>
         </w:rPr>
-        <w:t xml:space="preserve">wer share the same point as the statement in the </w:t>
-      </w:r>
-      <w:r>
-        <w:rPr>
-          <w:rFonts w:ascii="Times New Roman" w:hAnsi="Times New Roman" w:cs="Times New Roman" w:hint="eastAsia"/>
-          <w:sz w:val="24"/>
-          <w:szCs w:val="24"/>
-        </w:rPr>
-        <w:lastRenderedPageBreak/>
-        <w:t xml:space="preserve">passage. </w:t>
+        <w:t xml:space="preserve">wer share the same point as the statement in the passage. </w:t>
       </w:r>
       <w:r>
         <w:rPr>
@@ -6261,7 +6446,7 @@
         </w:numPr>
         <w:ind w:firstLineChars="0"/>
         <w:rPr>
-          <w:rFonts w:ascii="Times New Roman" w:hAnsi="Times New Roman" w:cs="Times New Roman" w:hint="eastAsia"/>
+          <w:rFonts w:ascii="Times New Roman" w:hAnsi="Times New Roman" w:cs="Times New Roman"/>
           <w:sz w:val="24"/>
           <w:szCs w:val="24"/>
         </w:rPr>
@@ -6288,14 +6473,14 @@
         <w:ind w:left="357"/>
         <w:outlineLvl w:val="1"/>
         <w:rPr>
-          <w:rFonts w:ascii="Times New Roman" w:hAnsi="Times New Roman" w:cs="Times New Roman" w:hint="eastAsia"/>
+          <w:rFonts w:ascii="Times New Roman" w:hAnsi="Times New Roman" w:cs="Times New Roman"/>
           <w:b/>
           <w:bCs/>
           <w:sz w:val="28"/>
           <w:szCs w:val="28"/>
         </w:rPr>
       </w:pPr>
-      <w:hyperlink r:id="rId8" w:history="1">
+      <w:hyperlink r:id="rId9" w:history="1">
         <w:r>
           <w:rPr>
             <w:rStyle w:val="a6"/>
@@ -6318,7 +6503,7 @@
         </w:numPr>
         <w:ind w:firstLineChars="0"/>
         <w:rPr>
-          <w:rFonts w:ascii="Times New Roman" w:hAnsi="Times New Roman" w:cs="Times New Roman" w:hint="eastAsia"/>
+          <w:rFonts w:ascii="Times New Roman" w:hAnsi="Times New Roman" w:cs="Times New Roman"/>
           <w:sz w:val="24"/>
           <w:szCs w:val="24"/>
         </w:rPr>
@@ -6341,7 +6526,7 @@
         </w:numPr>
         <w:ind w:firstLineChars="0"/>
         <w:rPr>
-          <w:rFonts w:ascii="Times New Roman" w:hAnsi="Times New Roman" w:cs="Times New Roman" w:hint="eastAsia"/>
+          <w:rFonts w:ascii="Times New Roman" w:hAnsi="Times New Roman" w:cs="Times New Roman"/>
           <w:sz w:val="24"/>
           <w:szCs w:val="24"/>
         </w:rPr>
@@ -6364,7 +6549,7 @@
         </w:numPr>
         <w:ind w:firstLineChars="0"/>
         <w:rPr>
-          <w:rFonts w:ascii="Times New Roman" w:hAnsi="Times New Roman" w:cs="Times New Roman" w:hint="eastAsia"/>
+          <w:rFonts w:ascii="Times New Roman" w:hAnsi="Times New Roman" w:cs="Times New Roman"/>
           <w:sz w:val="24"/>
           <w:szCs w:val="24"/>
         </w:rPr>
@@ -6387,7 +6572,7 @@
         </w:numPr>
         <w:ind w:firstLineChars="0"/>
         <w:rPr>
-          <w:rFonts w:ascii="Times New Roman" w:hAnsi="Times New Roman" w:cs="Times New Roman" w:hint="eastAsia"/>
+          <w:rFonts w:ascii="Times New Roman" w:hAnsi="Times New Roman" w:cs="Times New Roman"/>
           <w:sz w:val="24"/>
           <w:szCs w:val="24"/>
         </w:rPr>
@@ -6410,7 +6595,7 @@
         </w:numPr>
         <w:ind w:firstLineChars="0"/>
         <w:rPr>
-          <w:rFonts w:ascii="Times New Roman" w:hAnsi="Times New Roman" w:cs="Times New Roman" w:hint="eastAsia"/>
+          <w:rFonts w:ascii="Times New Roman" w:hAnsi="Times New Roman" w:cs="Times New Roman"/>
           <w:sz w:val="24"/>
           <w:szCs w:val="24"/>
         </w:rPr>
@@ -6433,7 +6618,7 @@
         </w:numPr>
         <w:ind w:firstLineChars="0"/>
         <w:rPr>
-          <w:rFonts w:ascii="Times New Roman" w:hAnsi="Times New Roman" w:cs="Times New Roman" w:hint="eastAsia"/>
+          <w:rFonts w:ascii="Times New Roman" w:hAnsi="Times New Roman" w:cs="Times New Roman"/>
           <w:sz w:val="24"/>
           <w:szCs w:val="24"/>
         </w:rPr>
@@ -6456,7 +6641,7 @@
         </w:numPr>
         <w:ind w:firstLineChars="0"/>
         <w:rPr>
-          <w:rFonts w:ascii="Times New Roman" w:hAnsi="Times New Roman" w:cs="Times New Roman" w:hint="eastAsia"/>
+          <w:rFonts w:ascii="Times New Roman" w:hAnsi="Times New Roman" w:cs="Times New Roman"/>
           <w:sz w:val="24"/>
           <w:szCs w:val="24"/>
         </w:rPr>
@@ -6487,7 +6672,7 @@
         </w:numPr>
         <w:ind w:firstLineChars="0"/>
         <w:rPr>
-          <w:rFonts w:ascii="Times New Roman" w:hAnsi="Times New Roman" w:cs="Times New Roman" w:hint="eastAsia"/>
+          <w:rFonts w:ascii="Times New Roman" w:hAnsi="Times New Roman" w:cs="Times New Roman"/>
           <w:sz w:val="24"/>
           <w:szCs w:val="24"/>
         </w:rPr>
@@ -6506,7 +6691,7 @@
         <w:pStyle w:val="a3"/>
         <w:ind w:left="780" w:firstLineChars="0" w:firstLine="0"/>
         <w:rPr>
-          <w:rFonts w:ascii="Times New Roman" w:hAnsi="Times New Roman" w:cs="Times New Roman" w:hint="eastAsia"/>
+          <w:rFonts w:ascii="Times New Roman" w:hAnsi="Times New Roman" w:cs="Times New Roman"/>
           <w:sz w:val="24"/>
           <w:szCs w:val="24"/>
         </w:rPr>
@@ -6525,7 +6710,7 @@
         <w:pStyle w:val="a3"/>
         <w:ind w:left="780" w:firstLineChars="0" w:firstLine="0"/>
         <w:rPr>
-          <w:rFonts w:ascii="Times New Roman" w:hAnsi="Times New Roman" w:cs="Times New Roman" w:hint="eastAsia"/>
+          <w:rFonts w:ascii="Times New Roman" w:hAnsi="Times New Roman" w:cs="Times New Roman"/>
           <w:sz w:val="24"/>
           <w:szCs w:val="24"/>
         </w:rPr>
@@ -6548,7 +6733,7 @@
         </w:numPr>
         <w:ind w:firstLineChars="0"/>
         <w:rPr>
-          <w:rFonts w:ascii="Times New Roman" w:hAnsi="Times New Roman" w:cs="Times New Roman" w:hint="eastAsia"/>
+          <w:rFonts w:ascii="Times New Roman" w:hAnsi="Times New Roman" w:cs="Times New Roman"/>
           <w:sz w:val="24"/>
           <w:szCs w:val="24"/>
         </w:rPr>
@@ -6571,7 +6756,7 @@
         </w:numPr>
         <w:ind w:firstLineChars="0"/>
         <w:rPr>
-          <w:rFonts w:ascii="Times New Roman" w:hAnsi="Times New Roman" w:cs="Times New Roman" w:hint="eastAsia"/>
+          <w:rFonts w:ascii="Times New Roman" w:hAnsi="Times New Roman" w:cs="Times New Roman"/>
           <w:sz w:val="24"/>
           <w:szCs w:val="24"/>
         </w:rPr>
@@ -6594,7 +6779,7 @@
         </w:numPr>
         <w:ind w:firstLineChars="0"/>
         <w:rPr>
-          <w:rFonts w:ascii="Times New Roman" w:hAnsi="Times New Roman" w:cs="Times New Roman" w:hint="eastAsia"/>
+          <w:rFonts w:ascii="Times New Roman" w:hAnsi="Times New Roman" w:cs="Times New Roman"/>
           <w:sz w:val="24"/>
           <w:szCs w:val="24"/>
         </w:rPr>
@@ -6617,7 +6802,7 @@
         </w:numPr>
         <w:ind w:firstLineChars="0"/>
         <w:rPr>
-          <w:rFonts w:ascii="Times New Roman" w:hAnsi="Times New Roman" w:cs="Times New Roman" w:hint="eastAsia"/>
+          <w:rFonts w:ascii="Times New Roman" w:hAnsi="Times New Roman" w:cs="Times New Roman"/>
           <w:sz w:val="24"/>
           <w:szCs w:val="24"/>
         </w:rPr>
@@ -6640,17 +6825,18 @@
         </w:numPr>
         <w:ind w:firstLineChars="0"/>
         <w:rPr>
-          <w:rFonts w:ascii="Times New Roman" w:hAnsi="Times New Roman" w:cs="Times New Roman" w:hint="eastAsia"/>
-          <w:sz w:val="24"/>
-          <w:szCs w:val="24"/>
-        </w:rPr>
-      </w:pPr>
-      <w:r>
-        <w:rPr>
-          <w:rFonts w:ascii="Times New Roman" w:hAnsi="Times New Roman" w:cs="Times New Roman" w:hint="eastAsia"/>
-          <w:sz w:val="24"/>
-          <w:szCs w:val="24"/>
-        </w:rPr>
+          <w:rFonts w:ascii="Times New Roman" w:hAnsi="Times New Roman" w:cs="Times New Roman"/>
+          <w:sz w:val="24"/>
+          <w:szCs w:val="24"/>
+        </w:rPr>
+      </w:pPr>
+      <w:r>
+        <w:rPr>
+          <w:rFonts w:ascii="Times New Roman" w:hAnsi="Times New Roman" w:cs="Times New Roman" w:hint="eastAsia"/>
+          <w:sz w:val="24"/>
+          <w:szCs w:val="24"/>
+        </w:rPr>
+        <w:lastRenderedPageBreak/>
         <w:t>Summary Completion Questons</w:t>
       </w:r>
     </w:p>
@@ -6663,7 +6849,7 @@
         </w:numPr>
         <w:ind w:firstLineChars="0"/>
         <w:rPr>
-          <w:rFonts w:ascii="Times New Roman" w:hAnsi="Times New Roman" w:cs="Times New Roman" w:hint="eastAsia"/>
+          <w:rFonts w:ascii="Times New Roman" w:hAnsi="Times New Roman" w:cs="Times New Roman"/>
           <w:sz w:val="24"/>
           <w:szCs w:val="24"/>
         </w:rPr>
@@ -6686,7 +6872,7 @@
         </w:numPr>
         <w:ind w:firstLineChars="0"/>
         <w:rPr>
-          <w:rFonts w:ascii="Times New Roman" w:hAnsi="Times New Roman" w:cs="Times New Roman" w:hint="eastAsia"/>
+          <w:rFonts w:ascii="Times New Roman" w:hAnsi="Times New Roman" w:cs="Times New Roman"/>
           <w:sz w:val="24"/>
           <w:szCs w:val="24"/>
         </w:rPr>
@@ -6709,7 +6895,7 @@
         </w:numPr>
         <w:ind w:firstLineChars="0"/>
         <w:rPr>
-          <w:rFonts w:ascii="Times New Roman" w:hAnsi="Times New Roman" w:cs="Times New Roman" w:hint="eastAsia"/>
+          <w:rFonts w:ascii="Times New Roman" w:hAnsi="Times New Roman" w:cs="Times New Roman"/>
           <w:sz w:val="24"/>
           <w:szCs w:val="24"/>
         </w:rPr>
@@ -6730,14 +6916,12 @@
         </w:rPr>
         <w:t>.</w:t>
       </w:r>
-      <w:bookmarkStart w:id="0" w:name="_GoBack"/>
-      <w:bookmarkEnd w:id="0"/>
     </w:p>
     <w:p>
       <w:pPr>
         <w:ind w:left="720"/>
         <w:rPr>
-          <w:rFonts w:ascii="Times New Roman" w:hAnsi="Times New Roman" w:cs="Times New Roman" w:hint="eastAsia"/>
+          <w:rFonts w:ascii="Times New Roman" w:hAnsi="Times New Roman" w:cs="Times New Roman"/>
           <w:sz w:val="24"/>
           <w:szCs w:val="24"/>
         </w:rPr>
@@ -6819,7 +7003,6 @@
           <w:sz w:val="24"/>
           <w:szCs w:val="24"/>
         </w:rPr>
-        <w:lastRenderedPageBreak/>
         <w:t>Don’t repeat words.</w:t>
       </w:r>
       <w:r>
@@ -7055,7 +7238,7 @@
         </w:rPr>
         <w:t xml:space="preserve">Suggestions from </w:t>
       </w:r>
-      <w:hyperlink r:id="rId9" w:history="1">
+      <w:hyperlink r:id="rId10" w:history="1">
         <w:r>
           <w:rPr>
             <w:rStyle w:val="a6"/>
@@ -7802,7 +7985,17 @@
           <w:szCs w:val="24"/>
           <w:lang w:val="en-GB"/>
         </w:rPr>
-        <w:t>I will research</w:t>
+        <w:t xml:space="preserve">I will </w:t>
+      </w:r>
+      <w:r>
+        <w:rPr>
+          <w:rFonts w:ascii="Times New Roman" w:hAnsi="Times New Roman" w:cs="Times New Roman" w:hint="eastAsia"/>
+          <w:sz w:val="24"/>
+          <w:szCs w:val="24"/>
+          <w:lang w:val="en-GB"/>
+        </w:rPr>
+        <w:lastRenderedPageBreak/>
+        <w:t>research</w:t>
       </w:r>
       <w:r>
         <w:rPr>
@@ -8262,17 +8455,7 @@
           <w:szCs w:val="24"/>
           <w:lang w:val="en-GB"/>
         </w:rPr>
-        <w:t xml:space="preserve"> comment, that gives you </w:t>
-      </w:r>
-      <w:r>
-        <w:rPr>
-          <w:rFonts w:ascii="Times New Roman" w:hAnsi="Times New Roman" w:cs="Times New Roman" w:hint="eastAsia"/>
-          <w:sz w:val="24"/>
-          <w:szCs w:val="24"/>
-          <w:lang w:val="en-GB"/>
-        </w:rPr>
-        <w:lastRenderedPageBreak/>
-        <w:t xml:space="preserve">insight of IELTS and can help you to improve your writing. </w:t>
+        <w:t xml:space="preserve"> comment, that gives you insight of IELTS and can help you to improve your writing. </w:t>
       </w:r>
     </w:p>
     <w:p>
@@ -8998,6 +9181,7 @@
           <w:szCs w:val="24"/>
           <w:lang w:val="en-GB"/>
         </w:rPr>
+        <w:lastRenderedPageBreak/>
         <w:t>Body Paragraph 1</w:t>
       </w:r>
     </w:p>
@@ -9208,7 +9392,6 @@
           <w:sz w:val="24"/>
           <w:szCs w:val="24"/>
         </w:rPr>
-        <w:lastRenderedPageBreak/>
         <w:t xml:space="preserve">For writing task 1, don’t try to describe every category in detail; fous on the most significant ones. </w:t>
       </w:r>
     </w:p>
@@ -9540,7 +9723,7 @@
           <w:lang w:val="en-GB"/>
         </w:rPr>
       </w:pPr>
-      <w:hyperlink r:id="rId10" w:history="1">
+      <w:hyperlink r:id="rId11" w:history="1">
         <w:r>
           <w:rPr>
             <w:rStyle w:val="a6"/>
@@ -9596,7 +9779,7 @@
           <w:lang w:val="en-GB"/>
         </w:rPr>
       </w:pPr>
-      <w:hyperlink r:id="rId11" w:history="1">
+      <w:hyperlink r:id="rId12" w:history="1">
         <w:r>
           <w:rPr>
             <w:rStyle w:val="a6"/>
@@ -9619,7 +9802,7 @@
           <w:lang w:val="en-GB"/>
         </w:rPr>
       </w:pPr>
-      <w:hyperlink r:id="rId12" w:anchor=":~:text=Output%20per%20worker%20and%20output,%25%20and%201.2%25%2C%20respectively." w:history="1">
+      <w:hyperlink r:id="rId13" w:anchor=":~:text=Output%20per%20worker%20and%20output,%25%20and%201.2%25%2C%20respectively." w:history="1">
         <w:r>
           <w:rPr>
             <w:rStyle w:val="a6"/>
@@ -9636,7 +9819,7 @@
       <w:pPr>
         <w:ind w:left="720"/>
       </w:pPr>
-      <w:hyperlink r:id="rId13" w:history="1">
+      <w:hyperlink r:id="rId14" w:history="1">
         <w:r>
           <w:rPr>
             <w:rStyle w:val="a6"/>
@@ -9689,7 +9872,7 @@
           <w:lang w:val="en-GB"/>
         </w:rPr>
       </w:pPr>
-      <w:hyperlink r:id="rId14" w:history="1">
+      <w:hyperlink r:id="rId15" w:history="1">
         <w:r>
           <w:rPr>
             <w:rStyle w:val="a6"/>
@@ -9835,6 +10018,7 @@
           <w:szCs w:val="24"/>
           <w:lang w:val="en-GB"/>
         </w:rPr>
+        <w:lastRenderedPageBreak/>
         <w:t>“</w:t>
       </w:r>
       <w:r>
@@ -10121,7 +10305,6 @@
           <w:szCs w:val="24"/>
           <w:lang w:val="en-GB"/>
         </w:rPr>
-        <w:lastRenderedPageBreak/>
         <w:t>The hook is not needed. One reason is that the IELTS examiners don</w:t>
       </w:r>
       <w:r>
@@ -10729,6 +10912,7 @@
           <w:sz w:val="24"/>
           <w:szCs w:val="24"/>
         </w:rPr>
+        <w:lastRenderedPageBreak/>
         <w:t xml:space="preserve">When paraphrasing, there is no need to replace all words in the question. The examiners are looking for whether you understand and can paraphrase or not. </w:t>
       </w:r>
     </w:p>
@@ -11024,7 +11208,6 @@
           <w:sz w:val="24"/>
           <w:szCs w:val="24"/>
         </w:rPr>
-        <w:lastRenderedPageBreak/>
         <w:t>The amount of fuel used</w:t>
       </w:r>
       <w:r>
@@ -12167,7 +12350,16 @@
           <w:sz w:val="24"/>
           <w:szCs w:val="24"/>
         </w:rPr>
-        <w:t xml:space="preserve">llution and overcrowding, which </w:t>
+        <w:t xml:space="preserve">llution and </w:t>
+      </w:r>
+      <w:r>
+        <w:rPr>
+          <w:rFonts w:ascii="Times New Roman" w:hAnsi="Times New Roman" w:cs="Times New Roman"/>
+          <w:sz w:val="24"/>
+          <w:szCs w:val="24"/>
+        </w:rPr>
+        <w:lastRenderedPageBreak/>
+        <w:t xml:space="preserve">overcrowding, which </w:t>
       </w:r>
       <w:r>
         <w:rPr>
@@ -12549,6 +12741,7 @@
         <w:rPr>
           <w:rFonts w:ascii="Times New Roman" w:hAnsi="Times New Roman" w:cs="Times New Roman"/>
           <w:noProof/>
+          <w:lang w:val="en-GB"/>
         </w:rPr>
         <w:drawing>
           <wp:inline distT="0" distB="0" distL="0" distR="0" wp14:anchorId="41AA3F9E" wp14:editId="439310A0">
@@ -12566,7 +12759,7 @@
                     <pic:cNvPicPr/>
                   </pic:nvPicPr>
                   <pic:blipFill>
-                    <a:blip r:embed="rId15"/>
+                    <a:blip r:embed="rId16"/>
                     <a:stretch>
                       <a:fillRect/>
                     </a:stretch>
@@ -12600,6 +12793,7 @@
         <w:rPr>
           <w:rFonts w:ascii="Times New Roman" w:hAnsi="Times New Roman" w:cs="Times New Roman"/>
           <w:noProof/>
+          <w:lang w:val="en-GB"/>
         </w:rPr>
         <w:drawing>
           <wp:inline distT="0" distB="0" distL="0" distR="0" wp14:anchorId="5D4E89D5" wp14:editId="436D8FDB">
@@ -12617,7 +12811,7 @@
                     <pic:cNvPicPr/>
                   </pic:nvPicPr>
                   <pic:blipFill>
-                    <a:blip r:embed="rId16"/>
+                    <a:blip r:embed="rId17"/>
                     <a:stretch>
                       <a:fillRect/>
                     </a:stretch>
@@ -12651,7 +12845,9 @@
         <w:rPr>
           <w:rFonts w:ascii="Times New Roman" w:hAnsi="Times New Roman" w:cs="Times New Roman"/>
           <w:noProof/>
-        </w:rPr>
+          <w:lang w:val="en-GB"/>
+        </w:rPr>
+        <w:lastRenderedPageBreak/>
         <w:drawing>
           <wp:inline distT="0" distB="0" distL="0" distR="0" wp14:anchorId="43FC23F2" wp14:editId="7ABEF555">
             <wp:extent cx="5274310" cy="843280"/>
@@ -12668,7 +12864,7 @@
                     <pic:cNvPicPr/>
                   </pic:nvPicPr>
                   <pic:blipFill>
-                    <a:blip r:embed="rId17"/>
+                    <a:blip r:embed="rId18"/>
                     <a:stretch>
                       <a:fillRect/>
                     </a:stretch>
@@ -15544,6 +15740,95 @@
     </w:lvl>
   </w:abstractNum>
   <w:abstractNum w:abstractNumId="29">
+    <w:nsid w:val="4E6B2713"/>
+    <w:multiLevelType w:val="hybridMultilevel"/>
+    <w:tmpl w:val="A448EFAC"/>
+    <w:lvl w:ilvl="0" w:tplc="1AC6A5CA">
+      <w:start w:val="1"/>
+      <w:numFmt w:val="decimal"/>
+      <w:lvlText w:val="%1)"/>
+      <w:lvlJc w:val="left"/>
+      <w:pPr>
+        <w:ind w:left="1020" w:hanging="360"/>
+      </w:pPr>
+      <w:rPr>
+        <w:rFonts w:hint="default"/>
+      </w:rPr>
+    </w:lvl>
+    <w:lvl w:ilvl="1" w:tplc="08090019" w:tentative="1">
+      <w:start w:val="1"/>
+      <w:numFmt w:val="lowerLetter"/>
+      <w:lvlText w:val="%2."/>
+      <w:lvlJc w:val="left"/>
+      <w:pPr>
+        <w:ind w:left="1740" w:hanging="360"/>
+      </w:pPr>
+    </w:lvl>
+    <w:lvl w:ilvl="2" w:tplc="0809001B" w:tentative="1">
+      <w:start w:val="1"/>
+      <w:numFmt w:val="lowerRoman"/>
+      <w:lvlText w:val="%3."/>
+      <w:lvlJc w:val="right"/>
+      <w:pPr>
+        <w:ind w:left="2460" w:hanging="180"/>
+      </w:pPr>
+    </w:lvl>
+    <w:lvl w:ilvl="3" w:tplc="0809000F" w:tentative="1">
+      <w:start w:val="1"/>
+      <w:numFmt w:val="decimal"/>
+      <w:lvlText w:val="%4."/>
+      <w:lvlJc w:val="left"/>
+      <w:pPr>
+        <w:ind w:left="3180" w:hanging="360"/>
+      </w:pPr>
+    </w:lvl>
+    <w:lvl w:ilvl="4" w:tplc="08090019" w:tentative="1">
+      <w:start w:val="1"/>
+      <w:numFmt w:val="lowerLetter"/>
+      <w:lvlText w:val="%5."/>
+      <w:lvlJc w:val="left"/>
+      <w:pPr>
+        <w:ind w:left="3900" w:hanging="360"/>
+      </w:pPr>
+    </w:lvl>
+    <w:lvl w:ilvl="5" w:tplc="0809001B" w:tentative="1">
+      <w:start w:val="1"/>
+      <w:numFmt w:val="lowerRoman"/>
+      <w:lvlText w:val="%6."/>
+      <w:lvlJc w:val="right"/>
+      <w:pPr>
+        <w:ind w:left="4620" w:hanging="180"/>
+      </w:pPr>
+    </w:lvl>
+    <w:lvl w:ilvl="6" w:tplc="0809000F" w:tentative="1">
+      <w:start w:val="1"/>
+      <w:numFmt w:val="decimal"/>
+      <w:lvlText w:val="%7."/>
+      <w:lvlJc w:val="left"/>
+      <w:pPr>
+        <w:ind w:left="5340" w:hanging="360"/>
+      </w:pPr>
+    </w:lvl>
+    <w:lvl w:ilvl="7" w:tplc="08090019" w:tentative="1">
+      <w:start w:val="1"/>
+      <w:numFmt w:val="lowerLetter"/>
+      <w:lvlText w:val="%8."/>
+      <w:lvlJc w:val="left"/>
+      <w:pPr>
+        <w:ind w:left="6060" w:hanging="360"/>
+      </w:pPr>
+    </w:lvl>
+    <w:lvl w:ilvl="8" w:tplc="0809001B" w:tentative="1">
+      <w:start w:val="1"/>
+      <w:numFmt w:val="lowerRoman"/>
+      <w:lvlText w:val="%9."/>
+      <w:lvlJc w:val="right"/>
+      <w:pPr>
+        <w:ind w:left="6780" w:hanging="180"/>
+      </w:pPr>
+    </w:lvl>
+  </w:abstractNum>
+  <w:abstractNum w:abstractNumId="30">
     <w:nsid w:val="501466CA"/>
     <w:multiLevelType w:val="hybridMultilevel"/>
     <w:tmpl w:val="DB060F1C"/>
@@ -15632,7 +15917,7 @@
       </w:pPr>
     </w:lvl>
   </w:abstractNum>
-  <w:abstractNum w:abstractNumId="30">
+  <w:abstractNum w:abstractNumId="31">
     <w:nsid w:val="520832F2"/>
     <w:multiLevelType w:val="hybridMultilevel"/>
     <w:tmpl w:val="BCEC49F6"/>
@@ -15721,7 +16006,7 @@
       </w:pPr>
     </w:lvl>
   </w:abstractNum>
-  <w:abstractNum w:abstractNumId="31">
+  <w:abstractNum w:abstractNumId="32">
     <w:nsid w:val="52E96F60"/>
     <w:multiLevelType w:val="hybridMultilevel"/>
     <w:tmpl w:val="4C9EDF58"/>
@@ -15810,7 +16095,7 @@
       </w:pPr>
     </w:lvl>
   </w:abstractNum>
-  <w:abstractNum w:abstractNumId="32">
+  <w:abstractNum w:abstractNumId="33">
     <w:nsid w:val="564B4D6F"/>
     <w:multiLevelType w:val="hybridMultilevel"/>
     <w:tmpl w:val="463245A8"/>
@@ -15899,7 +16184,7 @@
       </w:pPr>
     </w:lvl>
   </w:abstractNum>
-  <w:abstractNum w:abstractNumId="33">
+  <w:abstractNum w:abstractNumId="34">
     <w:nsid w:val="57BA33A6"/>
     <w:multiLevelType w:val="hybridMultilevel"/>
     <w:tmpl w:val="A2FADF02"/>
@@ -15988,7 +16273,7 @@
       </w:pPr>
     </w:lvl>
   </w:abstractNum>
-  <w:abstractNum w:abstractNumId="34">
+  <w:abstractNum w:abstractNumId="35">
     <w:nsid w:val="58B561CD"/>
     <w:multiLevelType w:val="hybridMultilevel"/>
     <w:tmpl w:val="29B0D430"/>
@@ -16077,7 +16362,7 @@
       </w:pPr>
     </w:lvl>
   </w:abstractNum>
-  <w:abstractNum w:abstractNumId="35">
+  <w:abstractNum w:abstractNumId="36">
     <w:nsid w:val="5B161B8B"/>
     <w:multiLevelType w:val="hybridMultilevel"/>
     <w:tmpl w:val="EC52B5E6"/>
@@ -16166,7 +16451,7 @@
       </w:pPr>
     </w:lvl>
   </w:abstractNum>
-  <w:abstractNum w:abstractNumId="36">
+  <w:abstractNum w:abstractNumId="37">
     <w:nsid w:val="5ECC7792"/>
     <w:multiLevelType w:val="hybridMultilevel"/>
     <w:tmpl w:val="B82E6870"/>
@@ -16255,7 +16540,7 @@
       </w:pPr>
     </w:lvl>
   </w:abstractNum>
-  <w:abstractNum w:abstractNumId="37">
+  <w:abstractNum w:abstractNumId="38">
     <w:nsid w:val="6AB57236"/>
     <w:multiLevelType w:val="hybridMultilevel"/>
     <w:tmpl w:val="93409AFE"/>
@@ -16344,7 +16629,7 @@
       </w:pPr>
     </w:lvl>
   </w:abstractNum>
-  <w:abstractNum w:abstractNumId="38">
+  <w:abstractNum w:abstractNumId="39">
     <w:nsid w:val="6B015DF7"/>
     <w:multiLevelType w:val="hybridMultilevel"/>
     <w:tmpl w:val="7944BF90"/>
@@ -16457,7 +16742,7 @@
       </w:rPr>
     </w:lvl>
   </w:abstractNum>
-  <w:abstractNum w:abstractNumId="39">
+  <w:abstractNum w:abstractNumId="40">
     <w:nsid w:val="6B1541E7"/>
     <w:multiLevelType w:val="multilevel"/>
     <w:tmpl w:val="0956637E"/>
@@ -16570,7 +16855,7 @@
       </w:rPr>
     </w:lvl>
   </w:abstractNum>
-  <w:abstractNum w:abstractNumId="40">
+  <w:abstractNum w:abstractNumId="41">
     <w:nsid w:val="6D424F83"/>
     <w:multiLevelType w:val="hybridMultilevel"/>
     <w:tmpl w:val="538C7D02"/>
@@ -16659,7 +16944,7 @@
       </w:pPr>
     </w:lvl>
   </w:abstractNum>
-  <w:abstractNum w:abstractNumId="41">
+  <w:abstractNum w:abstractNumId="42">
     <w:nsid w:val="72492BB2"/>
     <w:multiLevelType w:val="hybridMultilevel"/>
     <w:tmpl w:val="0876E89C"/>
@@ -16748,7 +17033,7 @@
       </w:pPr>
     </w:lvl>
   </w:abstractNum>
-  <w:abstractNum w:abstractNumId="42">
+  <w:abstractNum w:abstractNumId="43">
     <w:nsid w:val="72D95071"/>
     <w:multiLevelType w:val="multilevel"/>
     <w:tmpl w:val="93E65C2C"/>
@@ -16861,7 +17146,7 @@
       </w:pPr>
     </w:lvl>
   </w:abstractNum>
-  <w:abstractNum w:abstractNumId="43">
+  <w:abstractNum w:abstractNumId="44">
     <w:nsid w:val="742C11E5"/>
     <w:multiLevelType w:val="hybridMultilevel"/>
     <w:tmpl w:val="6F6AD0D8"/>
@@ -16947,7 +17232,7 @@
       </w:pPr>
     </w:lvl>
   </w:abstractNum>
-  <w:abstractNum w:abstractNumId="44">
+  <w:abstractNum w:abstractNumId="45">
     <w:nsid w:val="759F2CA0"/>
     <w:multiLevelType w:val="hybridMultilevel"/>
     <w:tmpl w:val="E3D4CFB6"/>
@@ -17036,7 +17321,7 @@
       </w:pPr>
     </w:lvl>
   </w:abstractNum>
-  <w:abstractNum w:abstractNumId="45">
+  <w:abstractNum w:abstractNumId="46">
     <w:nsid w:val="79341CC1"/>
     <w:multiLevelType w:val="hybridMultilevel"/>
     <w:tmpl w:val="670CA2F0"/>
@@ -17147,10 +17432,10 @@
     <w:abstractNumId w:val="5"/>
   </w:num>
   <w:num w:numId="8">
-    <w:abstractNumId w:val="29"/>
+    <w:abstractNumId w:val="30"/>
   </w:num>
   <w:num w:numId="9">
-    <w:abstractNumId w:val="34"/>
+    <w:abstractNumId w:val="35"/>
   </w:num>
   <w:num w:numId="10">
     <w:abstractNumId w:val="17"/>
@@ -17159,34 +17444,34 @@
     <w:abstractNumId w:val="10"/>
   </w:num>
   <w:num w:numId="12">
-    <w:abstractNumId w:val="37"/>
+    <w:abstractNumId w:val="38"/>
   </w:num>
   <w:num w:numId="13">
-    <w:abstractNumId w:val="41"/>
+    <w:abstractNumId w:val="42"/>
   </w:num>
   <w:num w:numId="14">
-    <w:abstractNumId w:val="38"/>
+    <w:abstractNumId w:val="39"/>
   </w:num>
   <w:num w:numId="15">
     <w:abstractNumId w:val="9"/>
   </w:num>
   <w:num w:numId="16">
-    <w:abstractNumId w:val="39"/>
+    <w:abstractNumId w:val="40"/>
   </w:num>
   <w:num w:numId="17">
-    <w:abstractNumId w:val="43"/>
+    <w:abstractNumId w:val="44"/>
   </w:num>
   <w:num w:numId="18">
     <w:abstractNumId w:val="12"/>
   </w:num>
   <w:num w:numId="19">
-    <w:abstractNumId w:val="32"/>
+    <w:abstractNumId w:val="33"/>
   </w:num>
   <w:num w:numId="20">
     <w:abstractNumId w:val="20"/>
   </w:num>
   <w:num w:numId="21">
-    <w:abstractNumId w:val="35"/>
+    <w:abstractNumId w:val="36"/>
   </w:num>
   <w:num w:numId="22">
     <w:abstractNumId w:val="21"/>
@@ -17198,16 +17483,16 @@
     <w:abstractNumId w:val="13"/>
   </w:num>
   <w:num w:numId="25">
-    <w:abstractNumId w:val="45"/>
+    <w:abstractNumId w:val="46"/>
   </w:num>
   <w:num w:numId="26">
-    <w:abstractNumId w:val="31"/>
+    <w:abstractNumId w:val="32"/>
   </w:num>
   <w:num w:numId="27">
     <w:abstractNumId w:val="16"/>
   </w:num>
   <w:num w:numId="28">
-    <w:abstractNumId w:val="30"/>
+    <w:abstractNumId w:val="31"/>
   </w:num>
   <w:num w:numId="29">
     <w:abstractNumId w:val="6"/>
@@ -17216,7 +17501,7 @@
     <w:abstractNumId w:val="28"/>
   </w:num>
   <w:num w:numId="31">
-    <w:abstractNumId w:val="44"/>
+    <w:abstractNumId w:val="45"/>
   </w:num>
   <w:num w:numId="32">
     <w:abstractNumId w:val="25"/>
@@ -17228,7 +17513,7 @@
     <w:abstractNumId w:val="1"/>
   </w:num>
   <w:num w:numId="35">
-    <w:abstractNumId w:val="42"/>
+    <w:abstractNumId w:val="43"/>
   </w:num>
   <w:num w:numId="36">
     <w:abstractNumId w:val="18"/>
@@ -17240,7 +17525,7 @@
     <w:abstractNumId w:val="8"/>
   </w:num>
   <w:num w:numId="39">
-    <w:abstractNumId w:val="40"/>
+    <w:abstractNumId w:val="41"/>
   </w:num>
   <w:num w:numId="40">
     <w:abstractNumId w:val="7"/>
@@ -17252,7 +17537,7 @@
     <w:abstractNumId w:val="0"/>
   </w:num>
   <w:num w:numId="43">
-    <w:abstractNumId w:val="33"/>
+    <w:abstractNumId w:val="34"/>
   </w:num>
   <w:num w:numId="44">
     <w:abstractNumId w:val="15"/>
@@ -17261,7 +17546,10 @@
     <w:abstractNumId w:val="24"/>
   </w:num>
   <w:num w:numId="46">
-    <w:abstractNumId w:val="36"/>
+    <w:abstractNumId w:val="37"/>
+  </w:num>
+  <w:num w:numId="47">
+    <w:abstractNumId w:val="29"/>
   </w:num>
 </w:numbering>
 </file>
@@ -18279,7 +18567,7 @@
   <a:extraClrSchemeLst/>
   <a:extLst>
     <a:ext uri="{05A4C25C-085E-4340-85A3-A5531E510DB2}">
-      <thm15:themeFamily xmlns:thm15="http://schemas.microsoft.com/office/thememl/2012/main" xmlns="" name="Office Theme" id="{62F939B6-93AF-4DB8-9C6B-D6C7DFDC589F}" vid="{4A3C46E8-61CC-4603-A589-7422A47A8E4A}"/>
+      <thm15:themeFamily xmlns="" xmlns:thm15="http://schemas.microsoft.com/office/thememl/2012/main" name="Office Theme" id="{62F939B6-93AF-4DB8-9C6B-D6C7DFDC589F}" vid="{4A3C46E8-61CC-4603-A589-7422A47A8E4A}"/>
     </a:ext>
   </a:extLst>
 </a:theme>

--- a/IELTS Notes/Notes of IELTS.docx
+++ b/IELTS Notes/Notes of IELTS.docx
@@ -1,6 +1,6 @@
 
 <file path=word/document.xml><?xml version="1.0" encoding="utf-8"?>
-<w:document xmlns:ve="http://schemas.openxmlformats.org/markup-compatibility/2006" xmlns:o="urn:schemas-microsoft-com:office:office" xmlns:r="http://schemas.openxmlformats.org/officeDocument/2006/relationships" xmlns:m="http://schemas.openxmlformats.org/officeDocument/2006/math" xmlns:v="urn:schemas-microsoft-com:vml" xmlns:wp="http://schemas.openxmlformats.org/drawingml/2006/wordprocessingDrawing" xmlns:w10="urn:schemas-microsoft-com:office:word" xmlns:w="http://schemas.openxmlformats.org/wordprocessingml/2006/main" xmlns:wne="http://schemas.microsoft.com/office/word/2006/wordml">
+<w:document xmlns:wpc="http://schemas.microsoft.com/office/word/2010/wordprocessingCanvas" xmlns:mc="http://schemas.openxmlformats.org/markup-compatibility/2006" xmlns:o="urn:schemas-microsoft-com:office:office" xmlns:r="http://schemas.openxmlformats.org/officeDocument/2006/relationships" xmlns:m="http://schemas.openxmlformats.org/officeDocument/2006/math" xmlns:v="urn:schemas-microsoft-com:vml" xmlns:wp14="http://schemas.microsoft.com/office/word/2010/wordprocessingDrawing" xmlns:wp="http://schemas.openxmlformats.org/drawingml/2006/wordprocessingDrawing" xmlns:w10="urn:schemas-microsoft-com:office:word" xmlns:w="http://schemas.openxmlformats.org/wordprocessingml/2006/main" xmlns:w14="http://schemas.microsoft.com/office/word/2010/wordml" xmlns:wpg="http://schemas.microsoft.com/office/word/2010/wordprocessingGroup" xmlns:wpi="http://schemas.microsoft.com/office/word/2010/wordprocessingInk" xmlns:wne="http://schemas.microsoft.com/office/word/2006/wordml" xmlns:wps="http://schemas.microsoft.com/office/word/2010/wordprocessingShape" mc:Ignorable="w14 wp14">
   <w:body>
     <w:p>
       <w:pPr>
@@ -1386,7 +1386,7 @@
         <w:tblStyle w:val="a7"/>
         <w:tblW w:w="0" w:type="auto"/>
         <w:tblInd w:w="1080" w:type="dxa"/>
-        <w:tblLook w:val="04A0"/>
+        <w:tblLook w:val="04A0" w:firstRow="1" w:lastRow="0" w:firstColumn="1" w:lastColumn="0" w:noHBand="0" w:noVBand="1"/>
       </w:tblPr>
       <w:tblGrid>
         <w:gridCol w:w="2414"/>
@@ -3644,7 +3644,7 @@
         </w:numPr>
         <w:ind w:firstLineChars="0"/>
         <w:rPr>
-          <w:rFonts w:ascii="Times New Roman" w:hAnsi="Times New Roman" w:cs="Times New Roman"/>
+          <w:rFonts w:ascii="Times New Roman" w:hAnsi="Times New Roman" w:cs="Times New Roman" w:hint="eastAsia"/>
           <w:sz w:val="24"/>
           <w:szCs w:val="24"/>
         </w:rPr>
@@ -3682,6 +3682,47 @@
       </w:pPr>
       <w:r>
         <w:rPr>
+          <w:rFonts w:ascii="Times New Roman" w:hAnsi="Times New Roman" w:cs="Times New Roman" w:hint="eastAsia"/>
+          <w:sz w:val="24"/>
+          <w:szCs w:val="24"/>
+        </w:rPr>
+        <w:t xml:space="preserve">Avoid basic grammatical errors if you </w:t>
+      </w:r>
+      <w:r>
+        <w:rPr>
+          <w:rFonts w:ascii="Times New Roman" w:hAnsi="Times New Roman" w:cs="Times New Roman"/>
+          <w:sz w:val="24"/>
+          <w:szCs w:val="24"/>
+        </w:rPr>
+        <w:t>w</w:t>
+      </w:r>
+      <w:r>
+        <w:rPr>
+          <w:rFonts w:ascii="Times New Roman" w:hAnsi="Times New Roman" w:cs="Times New Roman" w:hint="eastAsia"/>
+          <w:sz w:val="24"/>
+          <w:szCs w:val="24"/>
+        </w:rPr>
+        <w:t xml:space="preserve">ant to get band 7. </w:t>
+      </w:r>
+      <w:bookmarkStart w:id="0" w:name="_GoBack"/>
+      <w:bookmarkEnd w:id="0"/>
+    </w:p>
+    <w:p>
+      <w:pPr>
+        <w:pStyle w:val="a3"/>
+        <w:numPr>
+          <w:ilvl w:val="0"/>
+          <w:numId w:val="4"/>
+        </w:numPr>
+        <w:ind w:firstLineChars="0"/>
+        <w:rPr>
+          <w:rFonts w:ascii="Times New Roman" w:hAnsi="Times New Roman" w:cs="Times New Roman"/>
+          <w:sz w:val="24"/>
+          <w:szCs w:val="24"/>
+        </w:rPr>
+      </w:pPr>
+      <w:r>
+        <w:rPr>
           <w:rFonts w:ascii="Times New Roman" w:hAnsi="Times New Roman" w:cs="Times New Roman"/>
           <w:sz w:val="24"/>
           <w:szCs w:val="24"/>
@@ -3852,6 +3893,14 @@
           <w:szCs w:val="24"/>
         </w:rPr>
         <w:br/>
+      </w:r>
+      <w:r>
+        <w:rPr>
+          <w:rFonts w:ascii="Times New Roman" w:hAnsi="Times New Roman" w:cs="Times New Roman"/>
+          <w:sz w:val="24"/>
+          <w:szCs w:val="24"/>
+        </w:rPr>
+        <w:lastRenderedPageBreak/>
         <w:t>I come from Handan</w:t>
       </w:r>
       <w:r>
@@ -3892,16 +3941,7 @@
           <w:sz w:val="24"/>
           <w:szCs w:val="24"/>
         </w:rPr>
-        <w:t xml:space="preserve">talk about </w:t>
-      </w:r>
-      <w:r>
-        <w:rPr>
-          <w:rFonts w:ascii="Times New Roman" w:hAnsi="Times New Roman" w:cs="Times New Roman"/>
-          <w:sz w:val="24"/>
-          <w:szCs w:val="24"/>
-        </w:rPr>
-        <w:lastRenderedPageBreak/>
-        <w:t xml:space="preserve">how beautiful you hometown is or </w:t>
+        <w:t xml:space="preserve">talk about how beautiful you hometown is or </w:t>
       </w:r>
       <w:r>
         <w:rPr>
@@ -4481,7 +4521,7 @@
         <w:tblStyle w:val="a7"/>
         <w:tblW w:w="8296" w:type="dxa"/>
         <w:tblInd w:w="1147" w:type="dxa"/>
-        <w:tblLook w:val="04A0"/>
+        <w:tblLook w:val="04A0" w:firstRow="1" w:lastRow="0" w:firstColumn="1" w:lastColumn="0" w:noHBand="0" w:noVBand="1"/>
       </w:tblPr>
       <w:tblGrid>
         <w:gridCol w:w="8296"/>
@@ -4791,6 +4831,7 @@
           <w:sz w:val="24"/>
           <w:szCs w:val="24"/>
         </w:rPr>
+        <w:lastRenderedPageBreak/>
         <w:t>Incooperate chunking into your speaking English.</w:t>
       </w:r>
       <w:r>
@@ -4807,16 +4848,7 @@
           <w:sz w:val="24"/>
           <w:szCs w:val="24"/>
         </w:rPr>
-        <w:t xml:space="preserve">Chunking is how we </w:t>
-      </w:r>
-      <w:r>
-        <w:rPr>
-          <w:rFonts w:ascii="Times New Roman" w:hAnsi="Times New Roman" w:cs="Times New Roman"/>
-          <w:sz w:val="24"/>
-          <w:szCs w:val="24"/>
-        </w:rPr>
-        <w:lastRenderedPageBreak/>
-        <w:t xml:space="preserve">group </w:t>
+        <w:t xml:space="preserve">Chunking is how we group </w:t>
       </w:r>
       <w:r>
         <w:rPr>
@@ -5870,6 +5902,7 @@
       <w:r>
         <w:rPr>
           <w:noProof/>
+          <w:lang w:val="en-GB"/>
         </w:rPr>
         <w:lastRenderedPageBreak/>
         <w:drawing>
@@ -5888,7 +5921,7 @@
                     <pic:cNvPicPr/>
                   </pic:nvPicPr>
                   <pic:blipFill>
-                    <a:blip r:embed="rId7" cstate="print"/>
+                    <a:blip r:embed="rId8" cstate="print"/>
                     <a:stretch>
                       <a:fillRect/>
                     </a:stretch>
@@ -6210,7 +6243,7 @@
         </w:rPr>
         <w:t xml:space="preserve">Suggestions from </w:t>
       </w:r>
-      <w:hyperlink r:id="rId8" w:history="1">
+      <w:hyperlink r:id="rId9" w:history="1">
         <w:r>
           <w:rPr>
             <w:rStyle w:val="a6"/>
@@ -8177,7 +8210,7 @@
         </w:numPr>
         <w:ind w:firstLineChars="0"/>
         <w:rPr>
-          <w:rFonts w:ascii="Times New Roman" w:hAnsi="Times New Roman" w:cs="Times New Roman" w:hint="eastAsia"/>
+          <w:rFonts w:ascii="Times New Roman" w:hAnsi="Times New Roman" w:cs="Times New Roman"/>
           <w:sz w:val="24"/>
           <w:szCs w:val="24"/>
           <w:lang w:val="en-GB"/>
@@ -8202,7 +8235,7 @@
         </w:numPr>
         <w:ind w:firstLineChars="0"/>
         <w:rPr>
-          <w:rFonts w:ascii="Times New Roman" w:hAnsi="Times New Roman" w:cs="Times New Roman" w:hint="eastAsia"/>
+          <w:rFonts w:ascii="Times New Roman" w:hAnsi="Times New Roman" w:cs="Times New Roman"/>
           <w:sz w:val="24"/>
           <w:szCs w:val="24"/>
           <w:lang w:val="en-GB"/>
@@ -8254,7 +8287,7 @@
         </w:numPr>
         <w:ind w:firstLineChars="0"/>
         <w:rPr>
-          <w:rFonts w:ascii="Times New Roman" w:hAnsi="Times New Roman" w:cs="Times New Roman" w:hint="eastAsia"/>
+          <w:rFonts w:ascii="Times New Roman" w:hAnsi="Times New Roman" w:cs="Times New Roman"/>
           <w:sz w:val="24"/>
           <w:szCs w:val="24"/>
           <w:lang w:val="en-GB"/>
@@ -8314,6 +8347,7 @@
           <w:noProof/>
           <w:sz w:val="24"/>
           <w:szCs w:val="24"/>
+          <w:lang w:val="en-GB"/>
         </w:rPr>
         <w:drawing>
           <wp:inline distT="0" distB="0" distL="0" distR="0">
@@ -8333,7 +8367,7 @@
                     </pic:cNvPicPr>
                   </pic:nvPicPr>
                   <pic:blipFill>
-                    <a:blip r:embed="rId9" cstate="print"/>
+                    <a:blip r:embed="rId10" cstate="print"/>
                     <a:srcRect/>
                     <a:stretch>
                       <a:fillRect/>
@@ -8414,7 +8448,7 @@
           <w:lang w:val="en-GB"/>
         </w:rPr>
       </w:pPr>
-      <w:hyperlink r:id="rId10" w:history="1">
+      <w:hyperlink r:id="rId11" w:history="1">
         <w:r>
           <w:rPr>
             <w:rStyle w:val="a6"/>
@@ -8470,7 +8504,7 @@
           <w:lang w:val="en-GB"/>
         </w:rPr>
       </w:pPr>
-      <w:hyperlink r:id="rId11" w:history="1">
+      <w:hyperlink r:id="rId12" w:history="1">
         <w:r>
           <w:rPr>
             <w:rStyle w:val="a6"/>
@@ -8493,7 +8527,7 @@
           <w:lang w:val="en-GB"/>
         </w:rPr>
       </w:pPr>
-      <w:hyperlink r:id="rId12" w:anchor=":~:text=Output%20per%20worker%20and%20output,%25%20and%201.2%25%2C%20respectively." w:history="1">
+      <w:hyperlink r:id="rId13" w:anchor=":~:text=Output%20per%20worker%20and%20output,%25%20and%201.2%25%2C%20respectively." w:history="1">
         <w:r>
           <w:rPr>
             <w:rStyle w:val="a6"/>
@@ -8510,7 +8544,7 @@
       <w:pPr>
         <w:ind w:left="720"/>
       </w:pPr>
-      <w:hyperlink r:id="rId13" w:history="1">
+      <w:hyperlink r:id="rId14" w:history="1">
         <w:r>
           <w:rPr>
             <w:rStyle w:val="a6"/>
@@ -8563,7 +8597,7 @@
           <w:lang w:val="en-GB"/>
         </w:rPr>
       </w:pPr>
-      <w:hyperlink r:id="rId14" w:history="1">
+      <w:hyperlink r:id="rId15" w:history="1">
         <w:r>
           <w:rPr>
             <w:rStyle w:val="a6"/>
@@ -11440,6 +11474,7 @@
         <w:rPr>
           <w:rFonts w:ascii="Times New Roman" w:hAnsi="Times New Roman" w:cs="Times New Roman"/>
           <w:noProof/>
+          <w:lang w:val="en-GB"/>
         </w:rPr>
         <w:drawing>
           <wp:inline distT="0" distB="0" distL="0" distR="0">
@@ -11457,7 +11492,7 @@
                     <pic:cNvPicPr/>
                   </pic:nvPicPr>
                   <pic:blipFill>
-                    <a:blip r:embed="rId15" cstate="print"/>
+                    <a:blip r:embed="rId16" cstate="print"/>
                     <a:stretch>
                       <a:fillRect/>
                     </a:stretch>
@@ -11491,6 +11526,7 @@
         <w:rPr>
           <w:rFonts w:ascii="Times New Roman" w:hAnsi="Times New Roman" w:cs="Times New Roman"/>
           <w:noProof/>
+          <w:lang w:val="en-GB"/>
         </w:rPr>
         <w:lastRenderedPageBreak/>
         <w:drawing>
@@ -11509,7 +11545,7 @@
                     <pic:cNvPicPr/>
                   </pic:nvPicPr>
                   <pic:blipFill>
-                    <a:blip r:embed="rId16" cstate="print"/>
+                    <a:blip r:embed="rId17" cstate="print"/>
                     <a:stretch>
                       <a:fillRect/>
                     </a:stretch>
@@ -11543,6 +11579,7 @@
         <w:rPr>
           <w:rFonts w:ascii="Times New Roman" w:hAnsi="Times New Roman" w:cs="Times New Roman"/>
           <w:noProof/>
+          <w:lang w:val="en-GB"/>
         </w:rPr>
         <w:drawing>
           <wp:inline distT="0" distB="0" distL="0" distR="0">
@@ -11560,7 +11597,7 @@
                     <pic:cNvPicPr/>
                   </pic:nvPicPr>
                   <pic:blipFill>
-                    <a:blip r:embed="rId17" cstate="print"/>
+                    <a:blip r:embed="rId18" cstate="print"/>
                     <a:stretch>
                       <a:fillRect/>
                     </a:stretch>
@@ -11662,7 +11699,7 @@
 </file>
 
 <file path=word/endnotes.xml><?xml version="1.0" encoding="utf-8"?>
-<w:endnotes xmlns:ve="http://schemas.openxmlformats.org/markup-compatibility/2006" xmlns:o="urn:schemas-microsoft-com:office:office" xmlns:r="http://schemas.openxmlformats.org/officeDocument/2006/relationships" xmlns:m="http://schemas.openxmlformats.org/officeDocument/2006/math" xmlns:v="urn:schemas-microsoft-com:vml" xmlns:wp="http://schemas.openxmlformats.org/drawingml/2006/wordprocessingDrawing" xmlns:w10="urn:schemas-microsoft-com:office:word" xmlns:w="http://schemas.openxmlformats.org/wordprocessingml/2006/main" xmlns:wne="http://schemas.microsoft.com/office/word/2006/wordml">
+<w:endnotes xmlns:wpc="http://schemas.microsoft.com/office/word/2010/wordprocessingCanvas" xmlns:mc="http://schemas.openxmlformats.org/markup-compatibility/2006" xmlns:o="urn:schemas-microsoft-com:office:office" xmlns:r="http://schemas.openxmlformats.org/officeDocument/2006/relationships" xmlns:m="http://schemas.openxmlformats.org/officeDocument/2006/math" xmlns:v="urn:schemas-microsoft-com:vml" xmlns:wp14="http://schemas.microsoft.com/office/word/2010/wordprocessingDrawing" xmlns:wp="http://schemas.openxmlformats.org/drawingml/2006/wordprocessingDrawing" xmlns:w10="urn:schemas-microsoft-com:office:word" xmlns:w="http://schemas.openxmlformats.org/wordprocessingml/2006/main" xmlns:w14="http://schemas.microsoft.com/office/word/2010/wordml" xmlns:wpg="http://schemas.microsoft.com/office/word/2010/wordprocessingGroup" xmlns:wpi="http://schemas.microsoft.com/office/word/2010/wordprocessingInk" xmlns:wne="http://schemas.microsoft.com/office/word/2006/wordml" xmlns:wps="http://schemas.microsoft.com/office/word/2010/wordprocessingShape" mc:Ignorable="w14 wp14">
   <w:endnote w:type="separator" w:id="-1">
     <w:p>
       <w:r>
@@ -11681,7 +11718,7 @@
 </file>
 
 <file path=word/footnotes.xml><?xml version="1.0" encoding="utf-8"?>
-<w:footnotes xmlns:ve="http://schemas.openxmlformats.org/markup-compatibility/2006" xmlns:o="urn:schemas-microsoft-com:office:office" xmlns:r="http://schemas.openxmlformats.org/officeDocument/2006/relationships" xmlns:m="http://schemas.openxmlformats.org/officeDocument/2006/math" xmlns:v="urn:schemas-microsoft-com:vml" xmlns:wp="http://schemas.openxmlformats.org/drawingml/2006/wordprocessingDrawing" xmlns:w10="urn:schemas-microsoft-com:office:word" xmlns:w="http://schemas.openxmlformats.org/wordprocessingml/2006/main" xmlns:wne="http://schemas.microsoft.com/office/word/2006/wordml">
+<w:footnotes xmlns:wpc="http://schemas.microsoft.com/office/word/2010/wordprocessingCanvas" xmlns:mc="http://schemas.openxmlformats.org/markup-compatibility/2006" xmlns:o="urn:schemas-microsoft-com:office:office" xmlns:r="http://schemas.openxmlformats.org/officeDocument/2006/relationships" xmlns:m="http://schemas.openxmlformats.org/officeDocument/2006/math" xmlns:v="urn:schemas-microsoft-com:vml" xmlns:wp14="http://schemas.microsoft.com/office/word/2010/wordprocessingDrawing" xmlns:wp="http://schemas.openxmlformats.org/drawingml/2006/wordprocessingDrawing" xmlns:w10="urn:schemas-microsoft-com:office:word" xmlns:w="http://schemas.openxmlformats.org/wordprocessingml/2006/main" xmlns:w14="http://schemas.microsoft.com/office/word/2010/wordml" xmlns:wpg="http://schemas.microsoft.com/office/word/2010/wordprocessingGroup" xmlns:wpi="http://schemas.microsoft.com/office/word/2010/wordprocessingInk" xmlns:wne="http://schemas.microsoft.com/office/word/2006/wordml" xmlns:wps="http://schemas.microsoft.com/office/word/2010/wordprocessingShape" mc:Ignorable="w14 wp14">
   <w:footnote w:type="separator" w:id="-1">
     <w:p>
       <w:r>
@@ -11700,7 +11737,7 @@
 </file>
 
 <file path=word/numbering.xml><?xml version="1.0" encoding="utf-8"?>
-<w:numbering xmlns:ve="http://schemas.openxmlformats.org/markup-compatibility/2006" xmlns:o="urn:schemas-microsoft-com:office:office" xmlns:r="http://schemas.openxmlformats.org/officeDocument/2006/relationships" xmlns:m="http://schemas.openxmlformats.org/officeDocument/2006/math" xmlns:v="urn:schemas-microsoft-com:vml" xmlns:wp="http://schemas.openxmlformats.org/drawingml/2006/wordprocessingDrawing" xmlns:w10="urn:schemas-microsoft-com:office:word" xmlns:w="http://schemas.openxmlformats.org/wordprocessingml/2006/main" xmlns:wne="http://schemas.microsoft.com/office/word/2006/wordml">
+<w:numbering xmlns:wpc="http://schemas.microsoft.com/office/word/2010/wordprocessingCanvas" xmlns:mc="http://schemas.openxmlformats.org/markup-compatibility/2006" xmlns:o="urn:schemas-microsoft-com:office:office" xmlns:r="http://schemas.openxmlformats.org/officeDocument/2006/relationships" xmlns:m="http://schemas.openxmlformats.org/officeDocument/2006/math" xmlns:v="urn:schemas-microsoft-com:vml" xmlns:wp14="http://schemas.microsoft.com/office/word/2010/wordprocessingDrawing" xmlns:wp="http://schemas.openxmlformats.org/drawingml/2006/wordprocessingDrawing" xmlns:w10="urn:schemas-microsoft-com:office:word" xmlns:w="http://schemas.openxmlformats.org/wordprocessingml/2006/main" xmlns:w14="http://schemas.microsoft.com/office/word/2010/wordml" xmlns:wpg="http://schemas.microsoft.com/office/word/2010/wordprocessingGroup" xmlns:wpi="http://schemas.microsoft.com/office/word/2010/wordprocessingInk" xmlns:wne="http://schemas.microsoft.com/office/word/2006/wordml" xmlns:wps="http://schemas.microsoft.com/office/word/2010/wordprocessingShape" mc:Ignorable="w14 wp14">
   <w:abstractNum w:abstractNumId="0">
     <w:nsid w:val="00544F40"/>
     <w:multiLevelType w:val="multilevel"/>
@@ -15607,7 +15644,7 @@
 </file>
 
 <file path=word/styles.xml><?xml version="1.0" encoding="utf-8"?>
-<w:styles xmlns:r="http://schemas.openxmlformats.org/officeDocument/2006/relationships" xmlns:w="http://schemas.openxmlformats.org/wordprocessingml/2006/main">
+<w:styles xmlns:mc="http://schemas.openxmlformats.org/markup-compatibility/2006" xmlns:r="http://schemas.openxmlformats.org/officeDocument/2006/relationships" xmlns:w="http://schemas.openxmlformats.org/wordprocessingml/2006/main" xmlns:w14="http://schemas.microsoft.com/office/word/2010/wordml" mc:Ignorable="w14">
   <w:docDefaults>
     <w:rPrDefault>
       <w:rPr>
@@ -15780,7 +15817,6 @@
     <w:uiPriority w:val="99"/>
     <w:semiHidden/>
     <w:unhideWhenUsed/>
-    <w:qFormat/>
     <w:tblPr>
       <w:tblInd w:w="0" w:type="dxa"/>
       <w:tblCellMar>
@@ -15991,6 +16027,196 @@
       <w:sz w:val="18"/>
       <w:szCs w:val="18"/>
     </w:rPr>
+  </w:style>
+</w:styles>
+</file>
+
+<file path=word/stylesWithEffects.xml><?xml version="1.0" encoding="utf-8"?>
+<w:styles xmlns:wpc="http://schemas.microsoft.com/office/word/2010/wordprocessingCanvas" xmlns:mc="http://schemas.openxmlformats.org/markup-compatibility/2006" xmlns:o="urn:schemas-microsoft-com:office:office" xmlns:r="http://schemas.openxmlformats.org/officeDocument/2006/relationships" xmlns:m="http://schemas.openxmlformats.org/officeDocument/2006/math" xmlns:v="urn:schemas-microsoft-com:vml" xmlns:wp14="http://schemas.microsoft.com/office/word/2010/wordprocessingDrawing" xmlns:wp="http://schemas.openxmlformats.org/drawingml/2006/wordprocessingDrawing" xmlns:w10="urn:schemas-microsoft-com:office:word" xmlns:w="http://schemas.openxmlformats.org/wordprocessingml/2006/main" xmlns:w14="http://schemas.microsoft.com/office/word/2010/wordml" xmlns:wpg="http://schemas.microsoft.com/office/word/2010/wordprocessingGroup" xmlns:wpi="http://schemas.microsoft.com/office/word/2010/wordprocessingInk" xmlns:wne="http://schemas.microsoft.com/office/word/2006/wordml" xmlns:wps="http://schemas.microsoft.com/office/word/2010/wordprocessingShape" mc:Ignorable="w14 wp14">
+  <w:docDefaults>
+    <w:rPrDefault>
+      <w:rPr>
+        <w:rFonts w:asciiTheme="minorHAnsi" w:eastAsiaTheme="minorEastAsia" w:hAnsiTheme="minorHAnsi" w:cstheme="minorBidi"/>
+        <w:sz w:val="22"/>
+        <w:szCs w:val="22"/>
+        <w:lang w:val="en-GB" w:eastAsia="zh-CN" w:bidi="ar-SA"/>
+      </w:rPr>
+    </w:rPrDefault>
+    <w:pPrDefault>
+      <w:pPr>
+        <w:spacing w:after="200" w:line="276" w:lineRule="auto"/>
+      </w:pPr>
+    </w:pPrDefault>
+  </w:docDefaults>
+  <w:latentStyles w:defLockedState="0" w:defUIPriority="99" w:defSemiHidden="1" w:defUnhideWhenUsed="1" w:defQFormat="0" w:count="267">
+    <w:lsdException w:name="Normal" w:semiHidden="0" w:uiPriority="0" w:unhideWhenUsed="0" w:qFormat="1"/>
+    <w:lsdException w:name="heading 1" w:semiHidden="0" w:uiPriority="9" w:unhideWhenUsed="0" w:qFormat="1"/>
+    <w:lsdException w:name="heading 2" w:uiPriority="9" w:qFormat="1"/>
+    <w:lsdException w:name="heading 3" w:uiPriority="9" w:qFormat="1"/>
+    <w:lsdException w:name="heading 4" w:uiPriority="9" w:qFormat="1"/>
+    <w:lsdException w:name="heading 5" w:uiPriority="9" w:qFormat="1"/>
+    <w:lsdException w:name="heading 6" w:uiPriority="9" w:qFormat="1"/>
+    <w:lsdException w:name="heading 7" w:uiPriority="9" w:qFormat="1"/>
+    <w:lsdException w:name="heading 8" w:uiPriority="9" w:qFormat="1"/>
+    <w:lsdException w:name="heading 9" w:uiPriority="9" w:qFormat="1"/>
+    <w:lsdException w:name="toc 1" w:uiPriority="39"/>
+    <w:lsdException w:name="toc 2" w:uiPriority="39"/>
+    <w:lsdException w:name="toc 3" w:uiPriority="39"/>
+    <w:lsdException w:name="toc 4" w:uiPriority="39"/>
+    <w:lsdException w:name="toc 5" w:uiPriority="39"/>
+    <w:lsdException w:name="toc 6" w:uiPriority="39"/>
+    <w:lsdException w:name="toc 7" w:uiPriority="39"/>
+    <w:lsdException w:name="toc 8" w:uiPriority="39"/>
+    <w:lsdException w:name="toc 9" w:uiPriority="39"/>
+    <w:lsdException w:name="caption" w:uiPriority="35" w:qFormat="1"/>
+    <w:lsdException w:name="Title" w:semiHidden="0" w:uiPriority="10" w:unhideWhenUsed="0" w:qFormat="1"/>
+    <w:lsdException w:name="Default Paragraph Font" w:uiPriority="1"/>
+    <w:lsdException w:name="Subtitle" w:semiHidden="0" w:uiPriority="11" w:unhideWhenUsed="0" w:qFormat="1"/>
+    <w:lsdException w:name="Strong" w:semiHidden="0" w:uiPriority="22" w:unhideWhenUsed="0" w:qFormat="1"/>
+    <w:lsdException w:name="Emphasis" w:semiHidden="0" w:uiPriority="20" w:unhideWhenUsed="0" w:qFormat="1"/>
+    <w:lsdException w:name="Table Grid" w:semiHidden="0" w:uiPriority="59" w:unhideWhenUsed="0"/>
+    <w:lsdException w:name="Placeholder Text" w:unhideWhenUsed="0"/>
+    <w:lsdException w:name="No Spacing" w:semiHidden="0" w:uiPriority="1" w:unhideWhenUsed="0" w:qFormat="1"/>
+    <w:lsdException w:name="Light Shading" w:semiHidden="0" w:uiPriority="60" w:unhideWhenUsed="0"/>
+    <w:lsdException w:name="Light List" w:semiHidden="0" w:uiPriority="61" w:unhideWhenUsed="0"/>
+    <w:lsdException w:name="Light Grid" w:semiHidden="0" w:uiPriority="62" w:unhideWhenUsed="0"/>
+    <w:lsdException w:name="Medium Shading 1" w:semiHidden="0" w:uiPriority="63" w:unhideWhenUsed="0"/>
+    <w:lsdException w:name="Medium Shading 2" w:semiHidden="0" w:uiPriority="64" w:unhideWhenUsed="0"/>
+    <w:lsdException w:name="Medium List 1" w:semiHidden="0" w:uiPriority="65" w:unhideWhenUsed="0"/>
+    <w:lsdException w:name="Medium List 2" w:semiHidden="0" w:uiPriority="66" w:unhideWhenUsed="0"/>
+    <w:lsdException w:name="Medium Grid 1" w:semiHidden="0" w:uiPriority="67" w:unhideWhenUsed="0"/>
+    <w:lsdException w:name="Medium Grid 2" w:semiHidden="0" w:uiPriority="68" w:unhideWhenUsed="0"/>
+    <w:lsdException w:name="Medium Grid 3" w:semiHidden="0" w:uiPriority="69" w:unhideWhenUsed="0"/>
+    <w:lsdException w:name="Dark List" w:semiHidden="0" w:uiPriority="70" w:unhideWhenUsed="0"/>
+    <w:lsdException w:name="Colorful Shading" w:semiHidden="0" w:uiPriority="71" w:unhideWhenUsed="0"/>
+    <w:lsdException w:name="Colorful List" w:semiHidden="0" w:uiPriority="72" w:unhideWhenUsed="0"/>
+    <w:lsdException w:name="Colorful Grid" w:semiHidden="0" w:uiPriority="73" w:unhideWhenUsed="0"/>
+    <w:lsdException w:name="Light Shading Accent 1" w:semiHidden="0" w:uiPriority="60" w:unhideWhenUsed="0"/>
+    <w:lsdException w:name="Light List Accent 1" w:semiHidden="0" w:uiPriority="61" w:unhideWhenUsed="0"/>
+    <w:lsdException w:name="Light Grid Accent 1" w:semiHidden="0" w:uiPriority="62" w:unhideWhenUsed="0"/>
+    <w:lsdException w:name="Medium Shading 1 Accent 1" w:semiHidden="0" w:uiPriority="63" w:unhideWhenUsed="0"/>
+    <w:lsdException w:name="Medium Shading 2 Accent 1" w:semiHidden="0" w:uiPriority="64" w:unhideWhenUsed="0"/>
+    <w:lsdException w:name="Medium List 1 Accent 1" w:semiHidden="0" w:uiPriority="65" w:unhideWhenUsed="0"/>
+    <w:lsdException w:name="Revision" w:unhideWhenUsed="0"/>
+    <w:lsdException w:name="List Paragraph" w:semiHidden="0" w:uiPriority="34" w:unhideWhenUsed="0" w:qFormat="1"/>
+    <w:lsdException w:name="Quote" w:semiHidden="0" w:uiPriority="29" w:unhideWhenUsed="0" w:qFormat="1"/>
+    <w:lsdException w:name="Intense Quote" w:semiHidden="0" w:uiPriority="30" w:unhideWhenUsed="0" w:qFormat="1"/>
+    <w:lsdException w:name="Medium List 2 Accent 1" w:semiHidden="0" w:uiPriority="66" w:unhideWhenUsed="0"/>
+    <w:lsdException w:name="Medium Grid 1 Accent 1" w:semiHidden="0" w:uiPriority="67" w:unhideWhenUsed="0"/>
+    <w:lsdException w:name="Medium Grid 2 Accent 1" w:semiHidden="0" w:uiPriority="68" w:unhideWhenUsed="0"/>
+    <w:lsdException w:name="Medium Grid 3 Accent 1" w:semiHidden="0" w:uiPriority="69" w:unhideWhenUsed="0"/>
+    <w:lsdException w:name="Dark List Accent 1" w:semiHidden="0" w:uiPriority="70" w:unhideWhenUsed="0"/>
+    <w:lsdException w:name="Colorful Shading Accent 1" w:semiHidden="0" w:uiPriority="71" w:unhideWhenUsed="0"/>
+    <w:lsdException w:name="Colorful List Accent 1" w:semiHidden="0" w:uiPriority="72" w:unhideWhenUsed="0"/>
+    <w:lsdException w:name="Colorful Grid Accent 1" w:semiHidden="0" w:uiPriority="73" w:unhideWhenUsed="0"/>
+    <w:lsdException w:name="Light Shading Accent 2" w:semiHidden="0" w:uiPriority="60" w:unhideWhenUsed="0"/>
+    <w:lsdException w:name="Light List Accent 2" w:semiHidden="0" w:uiPriority="61" w:unhideWhenUsed="0"/>
+    <w:lsdException w:name="Light Grid Accent 2" w:semiHidden="0" w:uiPriority="62" w:unhideWhenUsed="0"/>
+    <w:lsdException w:name="Medium Shading 1 Accent 2" w:semiHidden="0" w:uiPriority="63" w:unhideWhenUsed="0"/>
+    <w:lsdException w:name="Medium Shading 2 Accent 2" w:semiHidden="0" w:uiPriority="64" w:unhideWhenUsed="0"/>
+    <w:lsdException w:name="Medium List 1 Accent 2" w:semiHidden="0" w:uiPriority="65" w:unhideWhenUsed="0"/>
+    <w:lsdException w:name="Medium List 2 Accent 2" w:semiHidden="0" w:uiPriority="66" w:unhideWhenUsed="0"/>
+    <w:lsdException w:name="Medium Grid 1 Accent 2" w:semiHidden="0" w:uiPriority="67" w:unhideWhenUsed="0"/>
+    <w:lsdException w:name="Medium Grid 2 Accent 2" w:semiHidden="0" w:uiPriority="68" w:unhideWhenUsed="0"/>
+    <w:lsdException w:name="Medium Grid 3 Accent 2" w:semiHidden="0" w:uiPriority="69" w:unhideWhenUsed="0"/>
+    <w:lsdException w:name="Dark List Accent 2" w:semiHidden="0" w:uiPriority="70" w:unhideWhenUsed="0"/>
+    <w:lsdException w:name="Colorful Shading Accent 2" w:semiHidden="0" w:uiPriority="71" w:unhideWhenUsed="0"/>
+    <w:lsdException w:name="Colorful List Accent 2" w:semiHidden="0" w:uiPriority="72" w:unhideWhenUsed="0"/>
+    <w:lsdException w:name="Colorful Grid Accent 2" w:semiHidden="0" w:uiPriority="73" w:unhideWhenUsed="0"/>
+    <w:lsdException w:name="Light Shading Accent 3" w:semiHidden="0" w:uiPriority="60" w:unhideWhenUsed="0"/>
+    <w:lsdException w:name="Light List Accent 3" w:semiHidden="0" w:uiPriority="61" w:unhideWhenUsed="0"/>
+    <w:lsdException w:name="Light Grid Accent 3" w:semiHidden="0" w:uiPriority="62" w:unhideWhenUsed="0"/>
+    <w:lsdException w:name="Medium Shading 1 Accent 3" w:semiHidden="0" w:uiPriority="63" w:unhideWhenUsed="0"/>
+    <w:lsdException w:name="Medium Shading 2 Accent 3" w:semiHidden="0" w:uiPriority="64" w:unhideWhenUsed="0"/>
+    <w:lsdException w:name="Medium List 1 Accent 3" w:semiHidden="0" w:uiPriority="65" w:unhideWhenUsed="0"/>
+    <w:lsdException w:name="Medium List 2 Accent 3" w:semiHidden="0" w:uiPriority="66" w:unhideWhenUsed="0"/>
+    <w:lsdException w:name="Medium Grid 1 Accent 3" w:semiHidden="0" w:uiPriority="67" w:unhideWhenUsed="0"/>
+    <w:lsdException w:name="Medium Grid 2 Accent 3" w:semiHidden="0" w:uiPriority="68" w:unhideWhenUsed="0"/>
+    <w:lsdException w:name="Medium Grid 3 Accent 3" w:semiHidden="0" w:uiPriority="69" w:unhideWhenUsed="0"/>
+    <w:lsdException w:name="Dark List Accent 3" w:semiHidden="0" w:uiPriority="70" w:unhideWhenUsed="0"/>
+    <w:lsdException w:name="Colorful Shading Accent 3" w:semiHidden="0" w:uiPriority="71" w:unhideWhenUsed="0"/>
+    <w:lsdException w:name="Colorful List Accent 3" w:semiHidden="0" w:uiPriority="72" w:unhideWhenUsed="0"/>
+    <w:lsdException w:name="Colorful Grid Accent 3" w:semiHidden="0" w:uiPriority="73" w:unhideWhenUsed="0"/>
+    <w:lsdException w:name="Light Shading Accent 4" w:semiHidden="0" w:uiPriority="60" w:unhideWhenUsed="0"/>
+    <w:lsdException w:name="Light List Accent 4" w:semiHidden="0" w:uiPriority="61" w:unhideWhenUsed="0"/>
+    <w:lsdException w:name="Light Grid Accent 4" w:semiHidden="0" w:uiPriority="62" w:unhideWhenUsed="0"/>
+    <w:lsdException w:name="Medium Shading 1 Accent 4" w:semiHidden="0" w:uiPriority="63" w:unhideWhenUsed="0"/>
+    <w:lsdException w:name="Medium Shading 2 Accent 4" w:semiHidden="0" w:uiPriority="64" w:unhideWhenUsed="0"/>
+    <w:lsdException w:name="Medium List 1 Accent 4" w:semiHidden="0" w:uiPriority="65" w:unhideWhenUsed="0"/>
+    <w:lsdException w:name="Medium List 2 Accent 4" w:semiHidden="0" w:uiPriority="66" w:unhideWhenUsed="0"/>
+    <w:lsdException w:name="Medium Grid 1 Accent 4" w:semiHidden="0" w:uiPriority="67" w:unhideWhenUsed="0"/>
+    <w:lsdException w:name="Medium Grid 2 Accent 4" w:semiHidden="0" w:uiPriority="68" w:unhideWhenUsed="0"/>
+    <w:lsdException w:name="Medium Grid 3 Accent 4" w:semiHidden="0" w:uiPriority="69" w:unhideWhenUsed="0"/>
+    <w:lsdException w:name="Dark List Accent 4" w:semiHidden="0" w:uiPriority="70" w:unhideWhenUsed="0"/>
+    <w:lsdException w:name="Colorful Shading Accent 4" w:semiHidden="0" w:uiPriority="71" w:unhideWhenUsed="0"/>
+    <w:lsdException w:name="Colorful List Accent 4" w:semiHidden="0" w:uiPriority="72" w:unhideWhenUsed="0"/>
+    <w:lsdException w:name="Colorful Grid Accent 4" w:semiHidden="0" w:uiPriority="73" w:unhideWhenUsed="0"/>
+    <w:lsdException w:name="Light Shading Accent 5" w:semiHidden="0" w:uiPriority="60" w:unhideWhenUsed="0"/>
+    <w:lsdException w:name="Light List Accent 5" w:semiHidden="0" w:uiPriority="61" w:unhideWhenUsed="0"/>
+    <w:lsdException w:name="Light Grid Accent 5" w:semiHidden="0" w:uiPriority="62" w:unhideWhenUsed="0"/>
+    <w:lsdException w:name="Medium Shading 1 Accent 5" w:semiHidden="0" w:uiPriority="63" w:unhideWhenUsed="0"/>
+    <w:lsdException w:name="Medium Shading 2 Accent 5" w:semiHidden="0" w:uiPriority="64" w:unhideWhenUsed="0"/>
+    <w:lsdException w:name="Medium List 1 Accent 5" w:semiHidden="0" w:uiPriority="65" w:unhideWhenUsed="0"/>
+    <w:lsdException w:name="Medium List 2 Accent 5" w:semiHidden="0" w:uiPriority="66" w:unhideWhenUsed="0"/>
+    <w:lsdException w:name="Medium Grid 1 Accent 5" w:semiHidden="0" w:uiPriority="67" w:unhideWhenUsed="0"/>
+    <w:lsdException w:name="Medium Grid 2 Accent 5" w:semiHidden="0" w:uiPriority="68" w:unhideWhenUsed="0"/>
+    <w:lsdException w:name="Medium Grid 3 Accent 5" w:semiHidden="0" w:uiPriority="69" w:unhideWhenUsed="0"/>
+    <w:lsdException w:name="Dark List Accent 5" w:semiHidden="0" w:uiPriority="70" w:unhideWhenUsed="0"/>
+    <w:lsdException w:name="Colorful Shading Accent 5" w:semiHidden="0" w:uiPriority="71" w:unhideWhenUsed="0"/>
+    <w:lsdException w:name="Colorful List Accent 5" w:semiHidden="0" w:uiPriority="72" w:unhideWhenUsed="0"/>
+    <w:lsdException w:name="Colorful Grid Accent 5" w:semiHidden="0" w:uiPriority="73" w:unhideWhenUsed="0"/>
+    <w:lsdException w:name="Light Shading Accent 6" w:semiHidden="0" w:uiPriority="60" w:unhideWhenUsed="0"/>
+    <w:lsdException w:name="Light List Accent 6" w:semiHidden="0" w:uiPriority="61" w:unhideWhenUsed="0"/>
+    <w:lsdException w:name="Light Grid Accent 6" w:semiHidden="0" w:uiPriority="62" w:unhideWhenUsed="0"/>
+    <w:lsdException w:name="Medium Shading 1 Accent 6" w:semiHidden="0" w:uiPriority="63" w:unhideWhenUsed="0"/>
+    <w:lsdException w:name="Medium Shading 2 Accent 6" w:semiHidden="0" w:uiPriority="64" w:unhideWhenUsed="0"/>
+    <w:lsdException w:name="Medium List 1 Accent 6" w:semiHidden="0" w:uiPriority="65" w:unhideWhenUsed="0"/>
+    <w:lsdException w:name="Medium List 2 Accent 6" w:semiHidden="0" w:uiPriority="66" w:unhideWhenUsed="0"/>
+    <w:lsdException w:name="Medium Grid 1 Accent 6" w:semiHidden="0" w:uiPriority="67" w:unhideWhenUsed="0"/>
+    <w:lsdException w:name="Medium Grid 2 Accent 6" w:semiHidden="0" w:uiPriority="68" w:unhideWhenUsed="0"/>
+    <w:lsdException w:name="Medium Grid 3 Accent 6" w:semiHidden="0" w:uiPriority="69" w:unhideWhenUsed="0"/>
+    <w:lsdException w:name="Dark List Accent 6" w:semiHidden="0" w:uiPriority="70" w:unhideWhenUsed="0"/>
+    <w:lsdException w:name="Colorful Shading Accent 6" w:semiHidden="0" w:uiPriority="71" w:unhideWhenUsed="0"/>
+    <w:lsdException w:name="Colorful List Accent 6" w:semiHidden="0" w:uiPriority="72" w:unhideWhenUsed="0"/>
+    <w:lsdException w:name="Colorful Grid Accent 6" w:semiHidden="0" w:uiPriority="73" w:unhideWhenUsed="0"/>
+    <w:lsdException w:name="Subtle Emphasis" w:semiHidden="0" w:uiPriority="19" w:unhideWhenUsed="0" w:qFormat="1"/>
+    <w:lsdException w:name="Intense Emphasis" w:semiHidden="0" w:uiPriority="21" w:unhideWhenUsed="0" w:qFormat="1"/>
+    <w:lsdException w:name="Subtle Reference" w:semiHidden="0" w:uiPriority="31" w:unhideWhenUsed="0" w:qFormat="1"/>
+    <w:lsdException w:name="Intense Reference" w:semiHidden="0" w:uiPriority="32" w:unhideWhenUsed="0" w:qFormat="1"/>
+    <w:lsdException w:name="Book Title" w:semiHidden="0" w:uiPriority="33" w:unhideWhenUsed="0" w:qFormat="1"/>
+    <w:lsdException w:name="Bibliography" w:uiPriority="37"/>
+    <w:lsdException w:name="TOC Heading" w:uiPriority="39" w:qFormat="1"/>
+  </w:latentStyles>
+  <w:style w:type="paragraph" w:default="1" w:styleId="a">
+    <w:name w:val="Normal"/>
+    <w:qFormat/>
+  </w:style>
+  <w:style w:type="character" w:default="1" w:styleId="a0">
+    <w:name w:val="Default Paragraph Font"/>
+    <w:uiPriority w:val="1"/>
+    <w:semiHidden/>
+    <w:unhideWhenUsed/>
+  </w:style>
+  <w:style w:type="table" w:default="1" w:styleId="a1">
+    <w:name w:val="Normal Table"/>
+    <w:uiPriority w:val="99"/>
+    <w:semiHidden/>
+    <w:unhideWhenUsed/>
+    <w:tblPr>
+      <w:tblInd w:w="0" w:type="dxa"/>
+      <w:tblCellMar>
+        <w:top w:w="0" w:type="dxa"/>
+        <w:left w:w="108" w:type="dxa"/>
+        <w:bottom w:w="0" w:type="dxa"/>
+        <w:right w:w="108" w:type="dxa"/>
+      </w:tblCellMar>
+    </w:tblPr>
+  </w:style>
+  <w:style w:type="numbering" w:default="1" w:styleId="a2">
+    <w:name w:val="No List"/>
+    <w:uiPriority w:val="99"/>
+    <w:semiHidden/>
+    <w:unhideWhenUsed/>
   </w:style>
 </w:styles>
 </file>
@@ -16284,7 +16510,7 @@
   <a:extraClrSchemeLst/>
   <a:extLst>
     <a:ext uri="{05A4C25C-085E-4340-85A3-A5531E510DB2}">
-      <thm15:themeFamily xmlns:thm15="http://schemas.microsoft.com/office/thememl/2012/main" xmlns="" name="Office Theme" id="{62F939B6-93AF-4DB8-9C6B-D6C7DFDC589F}" vid="{4A3C46E8-61CC-4603-A589-7422A47A8E4A}"/>
+      <thm15:themeFamily xmlns="" xmlns:thm15="http://schemas.microsoft.com/office/thememl/2012/main" name="Office Theme" id="{62F939B6-93AF-4DB8-9C6B-D6C7DFDC589F}" vid="{4A3C46E8-61CC-4603-A589-7422A47A8E4A}"/>
     </a:ext>
   </a:extLst>
 </a:theme>

--- a/IELTS Notes/Notes of IELTS.docx
+++ b/IELTS Notes/Notes of IELTS.docx
@@ -2766,7 +2766,7 @@
         <w:pStyle w:val="a3"/>
         <w:ind w:left="1080" w:firstLineChars="0" w:firstLine="0"/>
         <w:rPr>
-          <w:rFonts w:ascii="Times New Roman" w:hAnsi="Times New Roman" w:cs="Times New Roman"/>
+          <w:rFonts w:ascii="Times New Roman" w:hAnsi="Times New Roman" w:cs="Times New Roman" w:hint="eastAsia"/>
           <w:sz w:val="24"/>
           <w:szCs w:val="24"/>
         </w:rPr>
@@ -2854,8 +2854,36 @@
     </w:p>
     <w:p>
       <w:pPr>
-        <w:ind w:left="720"/>
+        <w:pStyle w:val="a3"/>
+        <w:ind w:left="420" w:firstLineChars="0" w:firstLine="0"/>
         <w:outlineLvl w:val="1"/>
+        <w:rPr>
+          <w:rFonts w:ascii="Times New Roman" w:hAnsi="Times New Roman" w:cs="Times New Roman"/>
+          <w:b/>
+          <w:sz w:val="32"/>
+          <w:szCs w:val="24"/>
+        </w:rPr>
+      </w:pPr>
+      <w:r>
+        <w:rPr>
+          <w:rFonts w:ascii="Times New Roman" w:hAnsi="Times New Roman" w:cs="Times New Roman" w:hint="eastAsia"/>
+          <w:b/>
+          <w:sz w:val="32"/>
+          <w:szCs w:val="24"/>
+        </w:rPr>
+        <w:lastRenderedPageBreak/>
+        <w:t>Question Types</w:t>
+      </w:r>
+    </w:p>
+    <w:p>
+      <w:pPr>
+        <w:pStyle w:val="a3"/>
+        <w:numPr>
+          <w:ilvl w:val="0"/>
+          <w:numId w:val="41"/>
+        </w:numPr>
+        <w:ind w:left="1077" w:firstLineChars="0" w:hanging="357"/>
+        <w:outlineLvl w:val="2"/>
         <w:rPr>
           <w:rFonts w:ascii="Times New Roman" w:hAnsi="Times New Roman" w:cs="Times New Roman"/>
           <w:b/>
@@ -2872,7 +2900,6 @@
           <w:sz w:val="28"/>
           <w:szCs w:val="28"/>
         </w:rPr>
-        <w:lastRenderedPageBreak/>
         <w:t>Multiple Choice Tips</w:t>
       </w:r>
     </w:p>
@@ -2883,13 +2910,14 @@
           <w:ilvl w:val="0"/>
           <w:numId w:val="29"/>
         </w:numPr>
-        <w:ind w:firstLineChars="0"/>
-        <w:rPr>
-          <w:rFonts w:ascii="Times New Roman" w:hAnsi="Times New Roman" w:cs="Times New Roman"/>
-          <w:sz w:val="24"/>
-          <w:szCs w:val="24"/>
-        </w:rPr>
-      </w:pPr>
+        <w:ind w:left="1437" w:firstLineChars="0"/>
+        <w:rPr>
+          <w:rFonts w:ascii="Times New Roman" w:hAnsi="Times New Roman" w:cs="Times New Roman"/>
+          <w:sz w:val="24"/>
+          <w:szCs w:val="24"/>
+        </w:rPr>
+      </w:pPr>
+      <w:bookmarkStart w:id="0" w:name="_GoBack"/>
       <w:r>
         <w:rPr>
           <w:rFonts w:ascii="Times New Roman" w:hAnsi="Times New Roman" w:cs="Times New Roman" w:hint="eastAsia"/>
@@ -2906,7 +2934,7 @@
           <w:ilvl w:val="0"/>
           <w:numId w:val="29"/>
         </w:numPr>
-        <w:ind w:firstLineChars="0"/>
+        <w:ind w:left="1437" w:firstLineChars="0"/>
         <w:rPr>
           <w:rFonts w:ascii="Times New Roman" w:hAnsi="Times New Roman" w:cs="Times New Roman"/>
           <w:sz w:val="24"/>
@@ -2929,7 +2957,7 @@
           <w:ilvl w:val="0"/>
           <w:numId w:val="29"/>
         </w:numPr>
-        <w:ind w:firstLineChars="0"/>
+        <w:ind w:left="1437" w:firstLineChars="0"/>
         <w:rPr>
           <w:rFonts w:ascii="Times New Roman" w:hAnsi="Times New Roman" w:cs="Times New Roman"/>
           <w:sz w:val="24"/>
@@ -2952,7 +2980,7 @@
           <w:ilvl w:val="0"/>
           <w:numId w:val="29"/>
         </w:numPr>
-        <w:ind w:firstLineChars="0"/>
+        <w:ind w:left="1437" w:firstLineChars="0"/>
         <w:rPr>
           <w:rFonts w:ascii="Times New Roman" w:hAnsi="Times New Roman" w:cs="Times New Roman"/>
           <w:sz w:val="24"/>
@@ -2991,7 +3019,7 @@
           <w:ilvl w:val="0"/>
           <w:numId w:val="29"/>
         </w:numPr>
-        <w:ind w:firstLineChars="0"/>
+        <w:ind w:left="1437" w:firstLineChars="0"/>
         <w:rPr>
           <w:rFonts w:ascii="Times New Roman" w:hAnsi="Times New Roman" w:cs="Times New Roman"/>
           <w:sz w:val="24"/>
@@ -3014,58 +3042,234 @@
           <w:ilvl w:val="0"/>
           <w:numId w:val="29"/>
         </w:numPr>
+        <w:ind w:left="1437" w:firstLineChars="0"/>
+        <w:rPr>
+          <w:rFonts w:ascii="Times New Roman" w:hAnsi="Times New Roman" w:cs="Times New Roman"/>
+          <w:sz w:val="24"/>
+          <w:szCs w:val="24"/>
+        </w:rPr>
+      </w:pPr>
+      <w:r>
+        <w:rPr>
+          <w:rFonts w:ascii="Times New Roman" w:hAnsi="Times New Roman" w:cs="Times New Roman" w:hint="eastAsia"/>
+          <w:sz w:val="24"/>
+          <w:szCs w:val="24"/>
+        </w:rPr>
+        <w:t>Other tips:</w:t>
+      </w:r>
+    </w:p>
+    <w:p>
+      <w:pPr>
+        <w:pStyle w:val="a3"/>
+        <w:ind w:left="1437" w:firstLineChars="0" w:firstLine="0"/>
+        <w:rPr>
+          <w:rFonts w:ascii="Times New Roman" w:hAnsi="Times New Roman" w:cs="Times New Roman"/>
+          <w:sz w:val="24"/>
+          <w:szCs w:val="24"/>
+        </w:rPr>
+      </w:pPr>
+      <w:r>
+        <w:rPr>
+          <w:rFonts w:ascii="Times New Roman" w:hAnsi="Times New Roman" w:cs="Times New Roman" w:hint="eastAsia"/>
+          <w:sz w:val="24"/>
+          <w:szCs w:val="24"/>
+        </w:rPr>
+        <w:t>Both question words and answer options will be paraphrased.</w:t>
+      </w:r>
+    </w:p>
+    <w:p>
+      <w:pPr>
+        <w:pStyle w:val="a3"/>
+        <w:ind w:left="1437" w:firstLineChars="0" w:firstLine="0"/>
+        <w:rPr>
+          <w:rFonts w:ascii="Times New Roman" w:hAnsi="Times New Roman" w:cs="Times New Roman" w:hint="eastAsia"/>
+          <w:sz w:val="24"/>
+          <w:szCs w:val="24"/>
+        </w:rPr>
+      </w:pPr>
+      <w:r>
+        <w:rPr>
+          <w:rFonts w:ascii="Times New Roman" w:hAnsi="Times New Roman" w:cs="Times New Roman" w:hint="eastAsia"/>
+          <w:sz w:val="24"/>
+          <w:szCs w:val="24"/>
+        </w:rPr>
+        <w:t xml:space="preserve">Answers do not follow the order of the options. </w:t>
+      </w:r>
+    </w:p>
+    <w:bookmarkEnd w:id="0"/>
+    <w:p>
+      <w:pPr>
+        <w:pStyle w:val="a3"/>
+        <w:numPr>
+          <w:ilvl w:val="0"/>
+          <w:numId w:val="41"/>
+        </w:numPr>
+        <w:ind w:left="1077" w:firstLineChars="0" w:hanging="357"/>
+        <w:outlineLvl w:val="2"/>
+        <w:rPr>
+          <w:rFonts w:ascii="Times New Roman" w:hAnsi="Times New Roman" w:cs="Times New Roman" w:hint="eastAsia"/>
+          <w:b/>
+          <w:bCs/>
+          <w:sz w:val="28"/>
+          <w:szCs w:val="28"/>
+        </w:rPr>
+      </w:pPr>
+      <w:r>
+        <w:rPr>
+          <w:rFonts w:ascii="Times New Roman" w:hAnsi="Times New Roman" w:cs="Times New Roman" w:hint="eastAsia"/>
+          <w:b/>
+          <w:bCs/>
+          <w:sz w:val="28"/>
+          <w:szCs w:val="28"/>
+        </w:rPr>
+        <w:t>Summary Completion Tips</w:t>
+      </w:r>
+    </w:p>
+    <w:p>
+      <w:pPr>
+        <w:pStyle w:val="a3"/>
+        <w:numPr>
+          <w:ilvl w:val="0"/>
+          <w:numId w:val="42"/>
+        </w:numPr>
         <w:ind w:firstLineChars="0"/>
         <w:rPr>
-          <w:rFonts w:ascii="Times New Roman" w:hAnsi="Times New Roman" w:cs="Times New Roman"/>
-          <w:sz w:val="24"/>
-          <w:szCs w:val="24"/>
-        </w:rPr>
-      </w:pPr>
-      <w:r>
-        <w:rPr>
-          <w:rFonts w:ascii="Times New Roman" w:hAnsi="Times New Roman" w:cs="Times New Roman" w:hint="eastAsia"/>
-          <w:sz w:val="24"/>
-          <w:szCs w:val="24"/>
-        </w:rPr>
-        <w:t>Other tips:</w:t>
-      </w:r>
-    </w:p>
-    <w:p>
-      <w:pPr>
-        <w:pStyle w:val="a3"/>
-        <w:ind w:left="1080" w:firstLineChars="0" w:firstLine="0"/>
-        <w:rPr>
-          <w:rFonts w:ascii="Times New Roman" w:hAnsi="Times New Roman" w:cs="Times New Roman"/>
-          <w:sz w:val="24"/>
-          <w:szCs w:val="24"/>
-        </w:rPr>
-      </w:pPr>
-      <w:r>
-        <w:rPr>
-          <w:rFonts w:ascii="Times New Roman" w:hAnsi="Times New Roman" w:cs="Times New Roman" w:hint="eastAsia"/>
-          <w:sz w:val="24"/>
-          <w:szCs w:val="24"/>
-        </w:rPr>
-        <w:t>Both question words and answer options will be paraphrased.</w:t>
-      </w:r>
-    </w:p>
-    <w:p>
-      <w:pPr>
-        <w:pStyle w:val="a3"/>
-        <w:ind w:left="1080" w:firstLineChars="0" w:firstLine="0"/>
-        <w:rPr>
-          <w:rFonts w:ascii="Times New Roman" w:hAnsi="Times New Roman" w:cs="Times New Roman"/>
-          <w:sz w:val="24"/>
-          <w:szCs w:val="24"/>
-        </w:rPr>
-      </w:pPr>
-      <w:r>
-        <w:rPr>
-          <w:rFonts w:ascii="Times New Roman" w:hAnsi="Times New Roman" w:cs="Times New Roman" w:hint="eastAsia"/>
-          <w:sz w:val="24"/>
-          <w:szCs w:val="24"/>
-        </w:rPr>
-        <w:t xml:space="preserve">Answers do not follow the order of the options. </w:t>
+          <w:rFonts w:ascii="Times New Roman" w:hAnsi="Times New Roman" w:cs="Times New Roman" w:hint="eastAsia"/>
+          <w:sz w:val="24"/>
+          <w:szCs w:val="24"/>
+        </w:rPr>
+      </w:pPr>
+      <w:r>
+        <w:rPr>
+          <w:rFonts w:ascii="Times New Roman" w:hAnsi="Times New Roman" w:cs="Times New Roman" w:hint="eastAsia"/>
+          <w:sz w:val="24"/>
+          <w:szCs w:val="24"/>
+        </w:rPr>
+        <w:t xml:space="preserve">Read </w:t>
+      </w:r>
+      <w:r>
+        <w:rPr>
+          <w:rFonts w:ascii="Times New Roman" w:hAnsi="Times New Roman" w:cs="Times New Roman"/>
+          <w:sz w:val="24"/>
+          <w:szCs w:val="24"/>
+        </w:rPr>
+        <w:t>t</w:t>
+      </w:r>
+      <w:r>
+        <w:rPr>
+          <w:rFonts w:ascii="Times New Roman" w:hAnsi="Times New Roman" w:cs="Times New Roman" w:hint="eastAsia"/>
+          <w:sz w:val="24"/>
+          <w:szCs w:val="24"/>
+        </w:rPr>
+        <w:t xml:space="preserve">he instrucion thoroughly to know how many words and numbers that you can fill in the blanks. </w:t>
+      </w:r>
+    </w:p>
+    <w:p>
+      <w:pPr>
+        <w:pStyle w:val="a3"/>
+        <w:numPr>
+          <w:ilvl w:val="0"/>
+          <w:numId w:val="42"/>
+        </w:numPr>
+        <w:ind w:firstLineChars="0"/>
+        <w:rPr>
+          <w:rFonts w:ascii="Times New Roman" w:hAnsi="Times New Roman" w:cs="Times New Roman" w:hint="eastAsia"/>
+          <w:sz w:val="24"/>
+          <w:szCs w:val="24"/>
+        </w:rPr>
+      </w:pPr>
+      <w:r>
+        <w:rPr>
+          <w:rFonts w:ascii="Times New Roman" w:hAnsi="Times New Roman" w:cs="Times New Roman" w:hint="eastAsia"/>
+          <w:sz w:val="24"/>
+          <w:szCs w:val="24"/>
+        </w:rPr>
+        <w:t>Read the title which will tell you what the paragraph focus on.</w:t>
+      </w:r>
+    </w:p>
+    <w:p>
+      <w:pPr>
+        <w:pStyle w:val="a3"/>
+        <w:numPr>
+          <w:ilvl w:val="0"/>
+          <w:numId w:val="42"/>
+        </w:numPr>
+        <w:ind w:firstLineChars="0"/>
+        <w:rPr>
+          <w:rFonts w:ascii="Times New Roman" w:hAnsi="Times New Roman" w:cs="Times New Roman" w:hint="eastAsia"/>
+          <w:sz w:val="24"/>
+          <w:szCs w:val="24"/>
+        </w:rPr>
+      </w:pPr>
+      <w:r>
+        <w:rPr>
+          <w:rFonts w:ascii="Times New Roman" w:hAnsi="Times New Roman" w:cs="Times New Roman" w:hint="eastAsia"/>
+          <w:sz w:val="24"/>
+          <w:szCs w:val="24"/>
+        </w:rPr>
+        <w:t>The answers will come in order.</w:t>
+      </w:r>
+    </w:p>
+    <w:p>
+      <w:pPr>
+        <w:pStyle w:val="a3"/>
+        <w:numPr>
+          <w:ilvl w:val="0"/>
+          <w:numId w:val="42"/>
+        </w:numPr>
+        <w:ind w:firstLineChars="0"/>
+        <w:rPr>
+          <w:rFonts w:ascii="Times New Roman" w:hAnsi="Times New Roman" w:cs="Times New Roman" w:hint="eastAsia"/>
+          <w:sz w:val="24"/>
+          <w:szCs w:val="24"/>
+        </w:rPr>
+      </w:pPr>
+      <w:r>
+        <w:rPr>
+          <w:rFonts w:ascii="Times New Roman" w:hAnsi="Times New Roman" w:cs="Times New Roman" w:hint="eastAsia"/>
+          <w:sz w:val="24"/>
+          <w:szCs w:val="24"/>
+        </w:rPr>
+        <w:t>Precise words. Your answer must be the precise word from the recording and you can</w:t>
+      </w:r>
+      <w:r>
+        <w:rPr>
+          <w:rFonts w:ascii="Times New Roman" w:hAnsi="Times New Roman" w:cs="Times New Roman"/>
+          <w:sz w:val="24"/>
+          <w:szCs w:val="24"/>
+        </w:rPr>
+        <w:t>’</w:t>
+      </w:r>
+      <w:r>
+        <w:rPr>
+          <w:rFonts w:ascii="Times New Roman" w:hAnsi="Times New Roman" w:cs="Times New Roman" w:hint="eastAsia"/>
+          <w:sz w:val="24"/>
+          <w:szCs w:val="24"/>
+        </w:rPr>
+        <w:t xml:space="preserve">t alter word. </w:t>
+      </w:r>
+    </w:p>
+    <w:p>
+      <w:pPr>
+        <w:pStyle w:val="a3"/>
+        <w:numPr>
+          <w:ilvl w:val="0"/>
+          <w:numId w:val="42"/>
+        </w:numPr>
+        <w:ind w:firstLineChars="0"/>
+        <w:rPr>
+          <w:rFonts w:ascii="Times New Roman" w:hAnsi="Times New Roman" w:cs="Times New Roman"/>
+          <w:sz w:val="24"/>
+          <w:szCs w:val="24"/>
+        </w:rPr>
+      </w:pPr>
+      <w:r>
+        <w:rPr>
+          <w:rFonts w:ascii="Times New Roman" w:hAnsi="Times New Roman" w:cs="Times New Roman" w:hint="eastAsia"/>
+          <w:sz w:val="24"/>
+          <w:szCs w:val="24"/>
+        </w:rPr>
+        <w:t xml:space="preserve">Your answer must be grammatically correct when it is put in the sentence. </w:t>
       </w:r>
     </w:p>
     <w:p>
@@ -3632,6 +3836,7 @@
           <w:sz w:val="24"/>
           <w:szCs w:val="24"/>
         </w:rPr>
+        <w:lastRenderedPageBreak/>
         <w:t>Suggestions</w:t>
       </w:r>
     </w:p>
@@ -3644,7 +3849,7 @@
         </w:numPr>
         <w:ind w:firstLineChars="0"/>
         <w:rPr>
-          <w:rFonts w:ascii="Times New Roman" w:hAnsi="Times New Roman" w:cs="Times New Roman" w:hint="eastAsia"/>
+          <w:rFonts w:ascii="Times New Roman" w:hAnsi="Times New Roman" w:cs="Times New Roman"/>
           <w:sz w:val="24"/>
           <w:szCs w:val="24"/>
         </w:rPr>
@@ -3704,8 +3909,6 @@
         </w:rPr>
         <w:t xml:space="preserve">ant to get band 7. </w:t>
       </w:r>
-      <w:bookmarkStart w:id="0" w:name="_GoBack"/>
-      <w:bookmarkEnd w:id="0"/>
     </w:p>
     <w:p>
       <w:pPr>
@@ -3893,14 +4096,6 @@
           <w:szCs w:val="24"/>
         </w:rPr>
         <w:br/>
-      </w:r>
-      <w:r>
-        <w:rPr>
-          <w:rFonts w:ascii="Times New Roman" w:hAnsi="Times New Roman" w:cs="Times New Roman"/>
-          <w:sz w:val="24"/>
-          <w:szCs w:val="24"/>
-        </w:rPr>
-        <w:lastRenderedPageBreak/>
         <w:t>I come from Handan</w:t>
       </w:r>
       <w:r>
@@ -4613,6 +4808,7 @@
                 <w:sz w:val="24"/>
                 <w:szCs w:val="24"/>
               </w:rPr>
+              <w:lastRenderedPageBreak/>
               <w:t>When you prepare for the test, you should write out your answers ahead of time. Later, when you get comfortable with that you can stop writing them out and get better at responding quickly.</w:t>
             </w:r>
           </w:p>
@@ -4831,7 +5027,6 @@
           <w:sz w:val="24"/>
           <w:szCs w:val="24"/>
         </w:rPr>
-        <w:lastRenderedPageBreak/>
         <w:t>Incooperate chunking into your speaking English.</w:t>
       </w:r>
       <w:r>
@@ -5634,6 +5829,7 @@
           <w:sz w:val="24"/>
           <w:szCs w:val="24"/>
         </w:rPr>
+        <w:lastRenderedPageBreak/>
         <w:t>Read the questions first.</w:t>
       </w:r>
     </w:p>
@@ -5904,7 +6100,6 @@
           <w:noProof/>
           <w:lang w:val="en-GB"/>
         </w:rPr>
-        <w:lastRenderedPageBreak/>
         <w:drawing>
           <wp:inline distT="0" distB="0" distL="0" distR="0">
             <wp:extent cx="4638095" cy="3095238"/>
@@ -6352,7 +6547,16 @@
           <w:sz w:val="24"/>
           <w:szCs w:val="24"/>
         </w:rPr>
-        <w:t>If you made mistakes on complex grammar, that’s OK, but if made mistakes about pass simple, you can’t achieve a high score.</w:t>
+        <w:t xml:space="preserve">If you made mistakes on complex grammar, that’s OK, but if made </w:t>
+      </w:r>
+      <w:r>
+        <w:rPr>
+          <w:rFonts w:ascii="Times New Roman" w:hAnsi="Times New Roman" w:cs="Times New Roman"/>
+          <w:sz w:val="24"/>
+          <w:szCs w:val="24"/>
+        </w:rPr>
+        <w:lastRenderedPageBreak/>
+        <w:t>mistakes about pass simple, you can’t achieve a high score.</w:t>
       </w:r>
     </w:p>
     <w:p>
@@ -6622,16 +6826,7 @@
           <w:sz w:val="24"/>
           <w:szCs w:val="24"/>
         </w:rPr>
-        <w:t xml:space="preserve">The amount of rice </w:t>
-      </w:r>
-      <w:r>
-        <w:rPr>
-          <w:rFonts w:ascii="Times New Roman" w:hAnsi="Times New Roman" w:cs="Times New Roman"/>
-          <w:sz w:val="24"/>
-          <w:szCs w:val="24"/>
-        </w:rPr>
-        <w:lastRenderedPageBreak/>
-        <w:t>increased.</w:t>
+        <w:t>The amount of rice increased.</w:t>
       </w:r>
     </w:p>
     <w:p>
@@ -7739,6 +7934,7 @@
           <w:sz w:val="24"/>
           <w:szCs w:val="24"/>
         </w:rPr>
+        <w:lastRenderedPageBreak/>
         <w:t>Use inversion in your essays</w:t>
       </w:r>
       <w:r>
@@ -8004,17 +8200,7 @@
           <w:szCs w:val="24"/>
           <w:lang w:val="en-GB"/>
         </w:rPr>
-        <w:t xml:space="preserve">, this is </w:t>
-      </w:r>
-      <w:r>
-        <w:rPr>
-          <w:rFonts w:ascii="Times New Roman" w:hAnsi="Times New Roman" w:cs="Times New Roman"/>
-          <w:sz w:val="24"/>
-          <w:szCs w:val="24"/>
-          <w:lang w:val="en-GB"/>
-        </w:rPr>
-        <w:lastRenderedPageBreak/>
-        <w:t>critically important.</w:t>
+        <w:t>, this is critically important.</w:t>
       </w:r>
     </w:p>
     <w:p>
@@ -8491,6 +8677,7 @@
           <w:szCs w:val="24"/>
           <w:lang w:val="en-GB"/>
         </w:rPr>
+        <w:lastRenderedPageBreak/>
         <w:t xml:space="preserve">Reliable Resources: </w:t>
       </w:r>
     </w:p>
@@ -8671,7 +8858,6 @@
           <w:szCs w:val="24"/>
           <w:lang w:val="en-GB"/>
         </w:rPr>
-        <w:lastRenderedPageBreak/>
         <w:t xml:space="preserve">How to describe a map for academic task 1? </w:t>
       </w:r>
     </w:p>
@@ -9378,7 +9564,16 @@
           <w:sz w:val="24"/>
           <w:szCs w:val="24"/>
         </w:rPr>
-        <w:t>keep on reading, writing, listening and speaking English.</w:t>
+        <w:t xml:space="preserve">keep </w:t>
+      </w:r>
+      <w:r>
+        <w:rPr>
+          <w:rFonts w:ascii="Times New Roman" w:hAnsi="Times New Roman" w:cs="Times New Roman"/>
+          <w:sz w:val="24"/>
+          <w:szCs w:val="24"/>
+        </w:rPr>
+        <w:lastRenderedPageBreak/>
+        <w:t>on reading, writing, listening and speaking English.</w:t>
       </w:r>
       <w:r>
         <w:rPr>
@@ -9536,7 +9731,23 @@
           <w:sz w:val="24"/>
           <w:szCs w:val="24"/>
         </w:rPr>
-        <w:t xml:space="preserve"> Because you don</w:t>
+        <w:t xml:space="preserve"> </w:t>
+      </w:r>
+      <w:r>
+        <w:rPr>
+          <w:rFonts w:ascii="Times New Roman" w:hAnsi="Times New Roman" w:cs="Times New Roman" w:hint="eastAsia"/>
+          <w:sz w:val="24"/>
+          <w:szCs w:val="24"/>
+        </w:rPr>
+        <w:t>Therefore</w:t>
+      </w:r>
+      <w:r>
+        <w:rPr>
+          <w:rFonts w:ascii="Times New Roman" w:hAnsi="Times New Roman" w:cs="Times New Roman" w:hint="eastAsia"/>
+          <w:sz w:val="24"/>
+          <w:szCs w:val="24"/>
+        </w:rPr>
+        <w:t xml:space="preserve"> you don</w:t>
       </w:r>
       <w:r>
         <w:rPr>
@@ -9571,16 +9782,7 @@
           <w:sz w:val="24"/>
           <w:szCs w:val="24"/>
         </w:rPr>
-        <w:t xml:space="preserve">4. Take at least one full test at home before sitting a real IELTS test. You had </w:t>
-      </w:r>
-      <w:r>
-        <w:rPr>
-          <w:rFonts w:ascii="Times New Roman" w:hAnsi="Times New Roman" w:cs="Times New Roman" w:hint="eastAsia"/>
-          <w:sz w:val="24"/>
-          <w:szCs w:val="24"/>
-        </w:rPr>
-        <w:lastRenderedPageBreak/>
-        <w:t xml:space="preserve">better set a alarm and finish all the three tests except for speaking within 2 hours and 40 minutes. </w:t>
+        <w:t xml:space="preserve">4. Take at least one full test at home before sitting a real IELTS test. You had better set a alarm and finish all the three tests except for speaking within 2 hours and 40 minutes. </w:t>
       </w:r>
     </w:p>
     <w:p>
@@ -10752,6 +10954,7 @@
           <w:sz w:val="24"/>
           <w:szCs w:val="24"/>
         </w:rPr>
+        <w:lastRenderedPageBreak/>
         <w:t>The growth in youth crime</w:t>
       </w:r>
       <w:r>
@@ -11005,16 +11208,7 @@
           <w:sz w:val="24"/>
           <w:szCs w:val="24"/>
         </w:rPr>
-        <w:t xml:space="preserve"> appreciate the accessibility of </w:t>
-      </w:r>
-      <w:r>
-        <w:rPr>
-          <w:rFonts w:ascii="Times New Roman" w:hAnsi="Times New Roman" w:cs="Times New Roman"/>
-          <w:sz w:val="24"/>
-          <w:szCs w:val="24"/>
-        </w:rPr>
-        <w:lastRenderedPageBreak/>
-        <w:t>amenities, the cultural diversity and the range of employment opportunities available.</w:t>
+        <w:t xml:space="preserve"> appreciate the accessibility of amenities, the cultural diversity and the range of employment opportunities available.</w:t>
       </w:r>
     </w:p>
     <w:p>
@@ -11476,6 +11670,7 @@
           <w:noProof/>
           <w:lang w:val="en-GB"/>
         </w:rPr>
+        <w:lastRenderedPageBreak/>
         <w:drawing>
           <wp:inline distT="0" distB="0" distL="0" distR="0">
             <wp:extent cx="5274310" cy="2428875"/>
@@ -11528,7 +11723,6 @@
           <w:noProof/>
           <w:lang w:val="en-GB"/>
         </w:rPr>
-        <w:lastRenderedPageBreak/>
         <w:drawing>
           <wp:inline distT="0" distB="0" distL="0" distR="0">
             <wp:extent cx="5274310" cy="1809115"/>
@@ -11638,7 +11832,23 @@
           <w:sz w:val="24"/>
           <w:szCs w:val="24"/>
         </w:rPr>
-        <w:t>Preparing for writing task 1 could also help you on writing task 2, so don’t think the former is not as important as the later.</w:t>
+        <w:t>Preparing for writing task 1 could also help you on writing task 2, so don’t think the former is not as important as the la</w:t>
+      </w:r>
+      <w:r>
+        <w:rPr>
+          <w:rFonts w:ascii="Times New Roman" w:hAnsi="Times New Roman" w:cs="Times New Roman" w:hint="eastAsia"/>
+          <w:sz w:val="24"/>
+          <w:szCs w:val="24"/>
+        </w:rPr>
+        <w:t>t</w:t>
+      </w:r>
+      <w:r>
+        <w:rPr>
+          <w:rFonts w:ascii="Times New Roman" w:hAnsi="Times New Roman" w:cs="Times New Roman"/>
+          <w:sz w:val="24"/>
+          <w:szCs w:val="24"/>
+        </w:rPr>
+        <w:t>ter.</w:t>
       </w:r>
     </w:p>
     <w:p>
@@ -12030,6 +12240,95 @@
     </w:lvl>
   </w:abstractNum>
   <w:abstractNum w:abstractNumId="3">
+    <w:nsid w:val="040F50BC"/>
+    <w:multiLevelType w:val="hybridMultilevel"/>
+    <w:tmpl w:val="6E16DC6A"/>
+    <w:lvl w:ilvl="0" w:tplc="97F2B3AC">
+      <w:start w:val="1"/>
+      <w:numFmt w:val="decimal"/>
+      <w:lvlText w:val="%1."/>
+      <w:lvlJc w:val="left"/>
+      <w:pPr>
+        <w:ind w:left="1080" w:hanging="360"/>
+      </w:pPr>
+      <w:rPr>
+        <w:rFonts w:hint="default"/>
+      </w:rPr>
+    </w:lvl>
+    <w:lvl w:ilvl="1" w:tplc="08090019" w:tentative="1">
+      <w:start w:val="1"/>
+      <w:numFmt w:val="lowerLetter"/>
+      <w:lvlText w:val="%2."/>
+      <w:lvlJc w:val="left"/>
+      <w:pPr>
+        <w:ind w:left="1800" w:hanging="360"/>
+      </w:pPr>
+    </w:lvl>
+    <w:lvl w:ilvl="2" w:tplc="0809001B" w:tentative="1">
+      <w:start w:val="1"/>
+      <w:numFmt w:val="lowerRoman"/>
+      <w:lvlText w:val="%3."/>
+      <w:lvlJc w:val="right"/>
+      <w:pPr>
+        <w:ind w:left="2520" w:hanging="180"/>
+      </w:pPr>
+    </w:lvl>
+    <w:lvl w:ilvl="3" w:tplc="0809000F" w:tentative="1">
+      <w:start w:val="1"/>
+      <w:numFmt w:val="decimal"/>
+      <w:lvlText w:val="%4."/>
+      <w:lvlJc w:val="left"/>
+      <w:pPr>
+        <w:ind w:left="3240" w:hanging="360"/>
+      </w:pPr>
+    </w:lvl>
+    <w:lvl w:ilvl="4" w:tplc="08090019" w:tentative="1">
+      <w:start w:val="1"/>
+      <w:numFmt w:val="lowerLetter"/>
+      <w:lvlText w:val="%5."/>
+      <w:lvlJc w:val="left"/>
+      <w:pPr>
+        <w:ind w:left="3960" w:hanging="360"/>
+      </w:pPr>
+    </w:lvl>
+    <w:lvl w:ilvl="5" w:tplc="0809001B" w:tentative="1">
+      <w:start w:val="1"/>
+      <w:numFmt w:val="lowerRoman"/>
+      <w:lvlText w:val="%6."/>
+      <w:lvlJc w:val="right"/>
+      <w:pPr>
+        <w:ind w:left="4680" w:hanging="180"/>
+      </w:pPr>
+    </w:lvl>
+    <w:lvl w:ilvl="6" w:tplc="0809000F" w:tentative="1">
+      <w:start w:val="1"/>
+      <w:numFmt w:val="decimal"/>
+      <w:lvlText w:val="%7."/>
+      <w:lvlJc w:val="left"/>
+      <w:pPr>
+        <w:ind w:left="5400" w:hanging="360"/>
+      </w:pPr>
+    </w:lvl>
+    <w:lvl w:ilvl="7" w:tplc="08090019" w:tentative="1">
+      <w:start w:val="1"/>
+      <w:numFmt w:val="lowerLetter"/>
+      <w:lvlText w:val="%8."/>
+      <w:lvlJc w:val="left"/>
+      <w:pPr>
+        <w:ind w:left="6120" w:hanging="360"/>
+      </w:pPr>
+    </w:lvl>
+    <w:lvl w:ilvl="8" w:tplc="0809001B" w:tentative="1">
+      <w:start w:val="1"/>
+      <w:numFmt w:val="lowerRoman"/>
+      <w:lvlText w:val="%9."/>
+      <w:lvlJc w:val="right"/>
+      <w:pPr>
+        <w:ind w:left="6840" w:hanging="180"/>
+      </w:pPr>
+    </w:lvl>
+  </w:abstractNum>
+  <w:abstractNum w:abstractNumId="4">
     <w:nsid w:val="0BB25991"/>
     <w:multiLevelType w:val="hybridMultilevel"/>
     <w:tmpl w:val="111226C8"/>
@@ -12118,7 +12417,7 @@
       </w:pPr>
     </w:lvl>
   </w:abstractNum>
-  <w:abstractNum w:abstractNumId="4">
+  <w:abstractNum w:abstractNumId="5">
     <w:nsid w:val="10996F2E"/>
     <w:multiLevelType w:val="hybridMultilevel"/>
     <w:tmpl w:val="897E41C4"/>
@@ -12207,7 +12506,96 @@
       </w:pPr>
     </w:lvl>
   </w:abstractNum>
-  <w:abstractNum w:abstractNumId="5">
+  <w:abstractNum w:abstractNumId="6">
+    <w:nsid w:val="10E1389A"/>
+    <w:multiLevelType w:val="hybridMultilevel"/>
+    <w:tmpl w:val="942CCF66"/>
+    <w:lvl w:ilvl="0" w:tplc="0D5A7FB4">
+      <w:start w:val="1"/>
+      <w:numFmt w:val="decimal"/>
+      <w:lvlText w:val="%1)"/>
+      <w:lvlJc w:val="left"/>
+      <w:pPr>
+        <w:ind w:left="1440" w:hanging="360"/>
+      </w:pPr>
+      <w:rPr>
+        <w:rFonts w:hint="default"/>
+      </w:rPr>
+    </w:lvl>
+    <w:lvl w:ilvl="1" w:tplc="08090019" w:tentative="1">
+      <w:start w:val="1"/>
+      <w:numFmt w:val="lowerLetter"/>
+      <w:lvlText w:val="%2."/>
+      <w:lvlJc w:val="left"/>
+      <w:pPr>
+        <w:ind w:left="2160" w:hanging="360"/>
+      </w:pPr>
+    </w:lvl>
+    <w:lvl w:ilvl="2" w:tplc="0809001B" w:tentative="1">
+      <w:start w:val="1"/>
+      <w:numFmt w:val="lowerRoman"/>
+      <w:lvlText w:val="%3."/>
+      <w:lvlJc w:val="right"/>
+      <w:pPr>
+        <w:ind w:left="2880" w:hanging="180"/>
+      </w:pPr>
+    </w:lvl>
+    <w:lvl w:ilvl="3" w:tplc="0809000F" w:tentative="1">
+      <w:start w:val="1"/>
+      <w:numFmt w:val="decimal"/>
+      <w:lvlText w:val="%4."/>
+      <w:lvlJc w:val="left"/>
+      <w:pPr>
+        <w:ind w:left="3600" w:hanging="360"/>
+      </w:pPr>
+    </w:lvl>
+    <w:lvl w:ilvl="4" w:tplc="08090019" w:tentative="1">
+      <w:start w:val="1"/>
+      <w:numFmt w:val="lowerLetter"/>
+      <w:lvlText w:val="%5."/>
+      <w:lvlJc w:val="left"/>
+      <w:pPr>
+        <w:ind w:left="4320" w:hanging="360"/>
+      </w:pPr>
+    </w:lvl>
+    <w:lvl w:ilvl="5" w:tplc="0809001B" w:tentative="1">
+      <w:start w:val="1"/>
+      <w:numFmt w:val="lowerRoman"/>
+      <w:lvlText w:val="%6."/>
+      <w:lvlJc w:val="right"/>
+      <w:pPr>
+        <w:ind w:left="5040" w:hanging="180"/>
+      </w:pPr>
+    </w:lvl>
+    <w:lvl w:ilvl="6" w:tplc="0809000F" w:tentative="1">
+      <w:start w:val="1"/>
+      <w:numFmt w:val="decimal"/>
+      <w:lvlText w:val="%7."/>
+      <w:lvlJc w:val="left"/>
+      <w:pPr>
+        <w:ind w:left="5760" w:hanging="360"/>
+      </w:pPr>
+    </w:lvl>
+    <w:lvl w:ilvl="7" w:tplc="08090019" w:tentative="1">
+      <w:start w:val="1"/>
+      <w:numFmt w:val="lowerLetter"/>
+      <w:lvlText w:val="%8."/>
+      <w:lvlJc w:val="left"/>
+      <w:pPr>
+        <w:ind w:left="6480" w:hanging="360"/>
+      </w:pPr>
+    </w:lvl>
+    <w:lvl w:ilvl="8" w:tplc="0809001B" w:tentative="1">
+      <w:start w:val="1"/>
+      <w:numFmt w:val="lowerRoman"/>
+      <w:lvlText w:val="%9."/>
+      <w:lvlJc w:val="right"/>
+      <w:pPr>
+        <w:ind w:left="7200" w:hanging="180"/>
+      </w:pPr>
+    </w:lvl>
+  </w:abstractNum>
+  <w:abstractNum w:abstractNumId="7">
     <w:nsid w:val="16A7494D"/>
     <w:multiLevelType w:val="hybridMultilevel"/>
     <w:tmpl w:val="B5AC2462"/>
@@ -12296,7 +12684,7 @@
       </w:pPr>
     </w:lvl>
   </w:abstractNum>
-  <w:abstractNum w:abstractNumId="6">
+  <w:abstractNum w:abstractNumId="8">
     <w:nsid w:val="18A80F16"/>
     <w:multiLevelType w:val="hybridMultilevel"/>
     <w:tmpl w:val="126AB91E"/>
@@ -12385,7 +12773,7 @@
       </w:pPr>
     </w:lvl>
   </w:abstractNum>
-  <w:abstractNum w:abstractNumId="7">
+  <w:abstractNum w:abstractNumId="9">
     <w:nsid w:val="1B9A1FE7"/>
     <w:multiLevelType w:val="hybridMultilevel"/>
     <w:tmpl w:val="55B452CA"/>
@@ -12471,7 +12859,7 @@
       </w:pPr>
     </w:lvl>
   </w:abstractNum>
-  <w:abstractNum w:abstractNumId="8">
+  <w:abstractNum w:abstractNumId="10">
     <w:nsid w:val="209238C5"/>
     <w:multiLevelType w:val="hybridMultilevel"/>
     <w:tmpl w:val="A0243708"/>
@@ -12584,7 +12972,7 @@
       </w:rPr>
     </w:lvl>
   </w:abstractNum>
-  <w:abstractNum w:abstractNumId="9">
+  <w:abstractNum w:abstractNumId="11">
     <w:nsid w:val="212124E8"/>
     <w:multiLevelType w:val="hybridMultilevel"/>
     <w:tmpl w:val="69A8EF30"/>
@@ -12674,7 +13062,7 @@
       </w:pPr>
     </w:lvl>
   </w:abstractNum>
-  <w:abstractNum w:abstractNumId="10">
+  <w:abstractNum w:abstractNumId="12">
     <w:nsid w:val="2BEB1066"/>
     <w:multiLevelType w:val="hybridMultilevel"/>
     <w:tmpl w:val="E6D86D48"/>
@@ -12763,7 +13151,7 @@
       </w:pPr>
     </w:lvl>
   </w:abstractNum>
-  <w:abstractNum w:abstractNumId="11">
+  <w:abstractNum w:abstractNumId="13">
     <w:nsid w:val="2C062616"/>
     <w:multiLevelType w:val="hybridMultilevel"/>
     <w:tmpl w:val="95989316"/>
@@ -12852,7 +13240,7 @@
       </w:pPr>
     </w:lvl>
   </w:abstractNum>
-  <w:abstractNum w:abstractNumId="12">
+  <w:abstractNum w:abstractNumId="14">
     <w:nsid w:val="31540ECA"/>
     <w:multiLevelType w:val="hybridMultilevel"/>
     <w:tmpl w:val="126AB91E"/>
@@ -12941,7 +13329,7 @@
       </w:pPr>
     </w:lvl>
   </w:abstractNum>
-  <w:abstractNum w:abstractNumId="13">
+  <w:abstractNum w:abstractNumId="15">
     <w:nsid w:val="39023B55"/>
     <w:multiLevelType w:val="hybridMultilevel"/>
     <w:tmpl w:val="088C4908"/>
@@ -13030,7 +13418,7 @@
       </w:pPr>
     </w:lvl>
   </w:abstractNum>
-  <w:abstractNum w:abstractNumId="14">
+  <w:abstractNum w:abstractNumId="16">
     <w:nsid w:val="39187DDC"/>
     <w:multiLevelType w:val="multilevel"/>
     <w:tmpl w:val="4BF67E82"/>
@@ -13179,7 +13567,7 @@
       </w:rPr>
     </w:lvl>
   </w:abstractNum>
-  <w:abstractNum w:abstractNumId="15">
+  <w:abstractNum w:abstractNumId="17">
     <w:nsid w:val="39EC4767"/>
     <w:multiLevelType w:val="multilevel"/>
     <w:tmpl w:val="1958AEFE"/>
@@ -13292,7 +13680,7 @@
       </w:pPr>
     </w:lvl>
   </w:abstractNum>
-  <w:abstractNum w:abstractNumId="16">
+  <w:abstractNum w:abstractNumId="18">
     <w:nsid w:val="3B3220EC"/>
     <w:multiLevelType w:val="hybridMultilevel"/>
     <w:tmpl w:val="B68E0AD8"/>
@@ -13381,7 +13769,7 @@
       </w:pPr>
     </w:lvl>
   </w:abstractNum>
-  <w:abstractNum w:abstractNumId="17">
+  <w:abstractNum w:abstractNumId="19">
     <w:nsid w:val="41023E2D"/>
     <w:multiLevelType w:val="hybridMultilevel"/>
     <w:tmpl w:val="6192BA58"/>
@@ -13493,7 +13881,7 @@
       </w:rPr>
     </w:lvl>
   </w:abstractNum>
-  <w:abstractNum w:abstractNumId="18">
+  <w:abstractNum w:abstractNumId="20">
     <w:nsid w:val="410D4E95"/>
     <w:multiLevelType w:val="hybridMultilevel"/>
     <w:tmpl w:val="7BB0B226"/>
@@ -13582,7 +13970,7 @@
       </w:pPr>
     </w:lvl>
   </w:abstractNum>
-  <w:abstractNum w:abstractNumId="19">
+  <w:abstractNum w:abstractNumId="21">
     <w:nsid w:val="41C612F8"/>
     <w:multiLevelType w:val="hybridMultilevel"/>
     <w:tmpl w:val="FA423BE8"/>
@@ -13671,7 +14059,7 @@
       </w:pPr>
     </w:lvl>
   </w:abstractNum>
-  <w:abstractNum w:abstractNumId="20">
+  <w:abstractNum w:abstractNumId="22">
     <w:nsid w:val="431D7B70"/>
     <w:multiLevelType w:val="hybridMultilevel"/>
     <w:tmpl w:val="B88C75C0"/>
@@ -13760,7 +14148,7 @@
       </w:pPr>
     </w:lvl>
   </w:abstractNum>
-  <w:abstractNum w:abstractNumId="21">
+  <w:abstractNum w:abstractNumId="23">
     <w:nsid w:val="45AC0CEE"/>
     <w:multiLevelType w:val="hybridMultilevel"/>
     <w:tmpl w:val="A6FA4E9E"/>
@@ -13849,7 +14237,7 @@
       </w:pPr>
     </w:lvl>
   </w:abstractNum>
-  <w:abstractNum w:abstractNumId="22">
+  <w:abstractNum w:abstractNumId="24">
     <w:nsid w:val="49614F41"/>
     <w:multiLevelType w:val="hybridMultilevel"/>
     <w:tmpl w:val="21F4F90A"/>
@@ -13938,7 +14326,7 @@
       </w:pPr>
     </w:lvl>
   </w:abstractNum>
-  <w:abstractNum w:abstractNumId="23">
+  <w:abstractNum w:abstractNumId="25">
     <w:nsid w:val="4CDD0872"/>
     <w:multiLevelType w:val="hybridMultilevel"/>
     <w:tmpl w:val="77F44C94"/>
@@ -14027,7 +14415,7 @@
       </w:pPr>
     </w:lvl>
   </w:abstractNum>
-  <w:abstractNum w:abstractNumId="24">
+  <w:abstractNum w:abstractNumId="26">
     <w:nsid w:val="4E11184C"/>
     <w:multiLevelType w:val="hybridMultilevel"/>
     <w:tmpl w:val="228EF806"/>
@@ -14116,7 +14504,7 @@
       </w:pPr>
     </w:lvl>
   </w:abstractNum>
-  <w:abstractNum w:abstractNumId="25">
+  <w:abstractNum w:abstractNumId="27">
     <w:nsid w:val="501466CA"/>
     <w:multiLevelType w:val="hybridMultilevel"/>
     <w:tmpl w:val="DB060F1C"/>
@@ -14205,7 +14593,7 @@
       </w:pPr>
     </w:lvl>
   </w:abstractNum>
-  <w:abstractNum w:abstractNumId="26">
+  <w:abstractNum w:abstractNumId="28">
     <w:nsid w:val="520832F2"/>
     <w:multiLevelType w:val="hybridMultilevel"/>
     <w:tmpl w:val="BCEC49F6"/>
@@ -14294,7 +14682,7 @@
       </w:pPr>
     </w:lvl>
   </w:abstractNum>
-  <w:abstractNum w:abstractNumId="27">
+  <w:abstractNum w:abstractNumId="29">
     <w:nsid w:val="52E96F60"/>
     <w:multiLevelType w:val="hybridMultilevel"/>
     <w:tmpl w:val="4C9EDF58"/>
@@ -14383,7 +14771,7 @@
       </w:pPr>
     </w:lvl>
   </w:abstractNum>
-  <w:abstractNum w:abstractNumId="28">
+  <w:abstractNum w:abstractNumId="30">
     <w:nsid w:val="564B4D6F"/>
     <w:multiLevelType w:val="hybridMultilevel"/>
     <w:tmpl w:val="463245A8"/>
@@ -14472,7 +14860,7 @@
       </w:pPr>
     </w:lvl>
   </w:abstractNum>
-  <w:abstractNum w:abstractNumId="29">
+  <w:abstractNum w:abstractNumId="31">
     <w:nsid w:val="58B561CD"/>
     <w:multiLevelType w:val="hybridMultilevel"/>
     <w:tmpl w:val="29B0D430"/>
@@ -14561,7 +14949,7 @@
       </w:pPr>
     </w:lvl>
   </w:abstractNum>
-  <w:abstractNum w:abstractNumId="30">
+  <w:abstractNum w:abstractNumId="32">
     <w:nsid w:val="5B161B8B"/>
     <w:multiLevelType w:val="hybridMultilevel"/>
     <w:tmpl w:val="EC52B5E6"/>
@@ -14650,7 +15038,7 @@
       </w:pPr>
     </w:lvl>
   </w:abstractNum>
-  <w:abstractNum w:abstractNumId="31">
+  <w:abstractNum w:abstractNumId="33">
     <w:nsid w:val="6AB57236"/>
     <w:multiLevelType w:val="hybridMultilevel"/>
     <w:tmpl w:val="93409AFE"/>
@@ -14739,7 +15127,7 @@
       </w:pPr>
     </w:lvl>
   </w:abstractNum>
-  <w:abstractNum w:abstractNumId="32">
+  <w:abstractNum w:abstractNumId="34">
     <w:nsid w:val="6B015DF7"/>
     <w:multiLevelType w:val="hybridMultilevel"/>
     <w:tmpl w:val="7944BF90"/>
@@ -14852,7 +15240,7 @@
       </w:rPr>
     </w:lvl>
   </w:abstractNum>
-  <w:abstractNum w:abstractNumId="33">
+  <w:abstractNum w:abstractNumId="35">
     <w:nsid w:val="6B1541E7"/>
     <w:multiLevelType w:val="multilevel"/>
     <w:tmpl w:val="0956637E"/>
@@ -14965,7 +15353,7 @@
       </w:rPr>
     </w:lvl>
   </w:abstractNum>
-  <w:abstractNum w:abstractNumId="34">
+  <w:abstractNum w:abstractNumId="36">
     <w:nsid w:val="6D424F83"/>
     <w:multiLevelType w:val="hybridMultilevel"/>
     <w:tmpl w:val="538C7D02"/>
@@ -15054,7 +15442,7 @@
       </w:pPr>
     </w:lvl>
   </w:abstractNum>
-  <w:abstractNum w:abstractNumId="35">
+  <w:abstractNum w:abstractNumId="37">
     <w:nsid w:val="72492BB2"/>
     <w:multiLevelType w:val="hybridMultilevel"/>
     <w:tmpl w:val="0876E89C"/>
@@ -15143,7 +15531,7 @@
       </w:pPr>
     </w:lvl>
   </w:abstractNum>
-  <w:abstractNum w:abstractNumId="36">
+  <w:abstractNum w:abstractNumId="38">
     <w:nsid w:val="72D95071"/>
     <w:multiLevelType w:val="multilevel"/>
     <w:tmpl w:val="93E65C2C"/>
@@ -15256,7 +15644,7 @@
       </w:pPr>
     </w:lvl>
   </w:abstractNum>
-  <w:abstractNum w:abstractNumId="37">
+  <w:abstractNum w:abstractNumId="39">
     <w:nsid w:val="742C11E5"/>
     <w:multiLevelType w:val="hybridMultilevel"/>
     <w:tmpl w:val="6F6AD0D8"/>
@@ -15342,7 +15730,7 @@
       </w:pPr>
     </w:lvl>
   </w:abstractNum>
-  <w:abstractNum w:abstractNumId="38">
+  <w:abstractNum w:abstractNumId="40">
     <w:nsid w:val="759F2CA0"/>
     <w:multiLevelType w:val="hybridMultilevel"/>
     <w:tmpl w:val="E3D4CFB6"/>
@@ -15431,7 +15819,7 @@
       </w:pPr>
     </w:lvl>
   </w:abstractNum>
-  <w:abstractNum w:abstractNumId="39">
+  <w:abstractNum w:abstractNumId="41">
     <w:nsid w:val="79341CC1"/>
     <w:multiLevelType w:val="hybridMultilevel"/>
     <w:tmpl w:val="670CA2F0"/>
@@ -15521,100 +15909,100 @@
     </w:lvl>
   </w:abstractNum>
   <w:num w:numId="1">
-    <w:abstractNumId w:val="23"/>
+    <w:abstractNumId w:val="25"/>
   </w:num>
   <w:num w:numId="2">
-    <w:abstractNumId w:val="19"/>
+    <w:abstractNumId w:val="21"/>
   </w:num>
   <w:num w:numId="3">
-    <w:abstractNumId w:val="16"/>
+    <w:abstractNumId w:val="18"/>
   </w:num>
   <w:num w:numId="4">
-    <w:abstractNumId w:val="3"/>
+    <w:abstractNumId w:val="4"/>
   </w:num>
   <w:num w:numId="5">
     <w:abstractNumId w:val="2"/>
   </w:num>
   <w:num w:numId="6">
+    <w:abstractNumId w:val="22"/>
+  </w:num>
+  <w:num w:numId="7">
+    <w:abstractNumId w:val="5"/>
+  </w:num>
+  <w:num w:numId="8">
+    <w:abstractNumId w:val="27"/>
+  </w:num>
+  <w:num w:numId="9">
+    <w:abstractNumId w:val="31"/>
+  </w:num>
+  <w:num w:numId="10">
+    <w:abstractNumId w:val="16"/>
+  </w:num>
+  <w:num w:numId="11">
+    <w:abstractNumId w:val="11"/>
+  </w:num>
+  <w:num w:numId="12">
+    <w:abstractNumId w:val="33"/>
+  </w:num>
+  <w:num w:numId="13">
+    <w:abstractNumId w:val="37"/>
+  </w:num>
+  <w:num w:numId="14">
+    <w:abstractNumId w:val="34"/>
+  </w:num>
+  <w:num w:numId="15">
+    <w:abstractNumId w:val="10"/>
+  </w:num>
+  <w:num w:numId="16">
+    <w:abstractNumId w:val="35"/>
+  </w:num>
+  <w:num w:numId="17">
+    <w:abstractNumId w:val="39"/>
+  </w:num>
+  <w:num w:numId="18">
+    <w:abstractNumId w:val="12"/>
+  </w:num>
+  <w:num w:numId="19">
+    <w:abstractNumId w:val="30"/>
+  </w:num>
+  <w:num w:numId="20">
+    <w:abstractNumId w:val="19"/>
+  </w:num>
+  <w:num w:numId="21">
+    <w:abstractNumId w:val="32"/>
+  </w:num>
+  <w:num w:numId="22">
     <w:abstractNumId w:val="20"/>
   </w:num>
-  <w:num w:numId="7">
-    <w:abstractNumId w:val="4"/>
+  <w:num w:numId="23">
+    <w:abstractNumId w:val="24"/>
   </w:num>
-  <w:num w:numId="8">
-    <w:abstractNumId w:val="25"/>
+  <w:num w:numId="24">
+    <w:abstractNumId w:val="13"/>
   </w:num>
-  <w:num w:numId="9">
+  <w:num w:numId="25">
+    <w:abstractNumId w:val="41"/>
+  </w:num>
+  <w:num w:numId="26">
     <w:abstractNumId w:val="29"/>
   </w:num>
-  <w:num w:numId="10">
-    <w:abstractNumId w:val="14"/>
+  <w:num w:numId="27">
+    <w:abstractNumId w:val="15"/>
   </w:num>
-  <w:num w:numId="11">
-    <w:abstractNumId w:val="9"/>
-  </w:num>
-  <w:num w:numId="12">
-    <w:abstractNumId w:val="31"/>
-  </w:num>
-  <w:num w:numId="13">
-    <w:abstractNumId w:val="35"/>
-  </w:num>
-  <w:num w:numId="14">
-    <w:abstractNumId w:val="32"/>
-  </w:num>
-  <w:num w:numId="15">
-    <w:abstractNumId w:val="8"/>
-  </w:num>
-  <w:num w:numId="16">
-    <w:abstractNumId w:val="33"/>
-  </w:num>
-  <w:num w:numId="17">
-    <w:abstractNumId w:val="37"/>
-  </w:num>
-  <w:num w:numId="18">
-    <w:abstractNumId w:val="10"/>
-  </w:num>
-  <w:num w:numId="19">
+  <w:num w:numId="28">
     <w:abstractNumId w:val="28"/>
   </w:num>
-  <w:num w:numId="20">
-    <w:abstractNumId w:val="17"/>
+  <w:num w:numId="29">
+    <w:abstractNumId w:val="7"/>
   </w:num>
-  <w:num w:numId="21">
-    <w:abstractNumId w:val="30"/>
-  </w:num>
-  <w:num w:numId="22">
-    <w:abstractNumId w:val="18"/>
-  </w:num>
-  <w:num w:numId="23">
-    <w:abstractNumId w:val="22"/>
-  </w:num>
-  <w:num w:numId="24">
-    <w:abstractNumId w:val="11"/>
-  </w:num>
-  <w:num w:numId="25">
-    <w:abstractNumId w:val="39"/>
-  </w:num>
-  <w:num w:numId="26">
-    <w:abstractNumId w:val="27"/>
-  </w:num>
-  <w:num w:numId="27">
-    <w:abstractNumId w:val="13"/>
-  </w:num>
-  <w:num w:numId="28">
+  <w:num w:numId="30">
     <w:abstractNumId w:val="26"/>
   </w:num>
-  <w:num w:numId="29">
-    <w:abstractNumId w:val="5"/>
-  </w:num>
-  <w:num w:numId="30">
-    <w:abstractNumId w:val="24"/>
-  </w:num>
   <w:num w:numId="31">
-    <w:abstractNumId w:val="38"/>
+    <w:abstractNumId w:val="40"/>
   </w:num>
   <w:num w:numId="32">
-    <w:abstractNumId w:val="21"/>
+    <w:abstractNumId w:val="23"/>
   </w:num>
   <w:num w:numId="33">
     <w:abstractNumId w:val="1"/>
@@ -15623,21 +16011,27 @@
     <w:abstractNumId w:val="0"/>
   </w:num>
   <w:num w:numId="35">
+    <w:abstractNumId w:val="38"/>
+  </w:num>
+  <w:num w:numId="36">
+    <w:abstractNumId w:val="17"/>
+  </w:num>
+  <w:num w:numId="37">
+    <w:abstractNumId w:val="14"/>
+  </w:num>
+  <w:num w:numId="38">
+    <w:abstractNumId w:val="9"/>
+  </w:num>
+  <w:num w:numId="39">
     <w:abstractNumId w:val="36"/>
   </w:num>
-  <w:num w:numId="36">
-    <w:abstractNumId w:val="15"/>
+  <w:num w:numId="40">
+    <w:abstractNumId w:val="8"/>
   </w:num>
-  <w:num w:numId="37">
-    <w:abstractNumId w:val="12"/>
+  <w:num w:numId="41">
+    <w:abstractNumId w:val="3"/>
   </w:num>
-  <w:num w:numId="38">
-    <w:abstractNumId w:val="7"/>
-  </w:num>
-  <w:num w:numId="39">
-    <w:abstractNumId w:val="34"/>
-  </w:num>
-  <w:num w:numId="40">
+  <w:num w:numId="42">
     <w:abstractNumId w:val="6"/>
   </w:num>
 </w:numbering>
@@ -16510,7 +16904,7 @@
   <a:extraClrSchemeLst/>
   <a:extLst>
     <a:ext uri="{05A4C25C-085E-4340-85A3-A5531E510DB2}">
-      <thm15:themeFamily xmlns="" xmlns:thm15="http://schemas.microsoft.com/office/thememl/2012/main" name="Office Theme" id="{62F939B6-93AF-4DB8-9C6B-D6C7DFDC589F}" vid="{4A3C46E8-61CC-4603-A589-7422A47A8E4A}"/>
+      <thm15:themeFamily xmlns:thm15="http://schemas.microsoft.com/office/thememl/2012/main" xmlns="" name="Office Theme" id="{62F939B6-93AF-4DB8-9C6B-D6C7DFDC589F}" vid="{4A3C46E8-61CC-4603-A589-7422A47A8E4A}"/>
     </a:ext>
   </a:extLst>
 </a:theme>

--- a/IELTS Notes/Notes of IELTS.docx
+++ b/IELTS Notes/Notes of IELTS.docx
@@ -2766,7 +2766,7 @@
         <w:pStyle w:val="a3"/>
         <w:ind w:left="1080" w:firstLineChars="0" w:firstLine="0"/>
         <w:rPr>
-          <w:rFonts w:ascii="Times New Roman" w:hAnsi="Times New Roman" w:cs="Times New Roman" w:hint="eastAsia"/>
+          <w:rFonts w:ascii="Times New Roman" w:hAnsi="Times New Roman" w:cs="Times New Roman"/>
           <w:sz w:val="24"/>
           <w:szCs w:val="24"/>
         </w:rPr>
@@ -2917,7 +2917,6 @@
           <w:szCs w:val="24"/>
         </w:rPr>
       </w:pPr>
-      <w:bookmarkStart w:id="0" w:name="_GoBack"/>
       <w:r>
         <w:rPr>
           <w:rFonts w:ascii="Times New Roman" w:hAnsi="Times New Roman" w:cs="Times New Roman" w:hint="eastAsia"/>
@@ -3082,7 +3081,7 @@
         <w:pStyle w:val="a3"/>
         <w:ind w:left="1437" w:firstLineChars="0" w:firstLine="0"/>
         <w:rPr>
-          <w:rFonts w:ascii="Times New Roman" w:hAnsi="Times New Roman" w:cs="Times New Roman" w:hint="eastAsia"/>
+          <w:rFonts w:ascii="Times New Roman" w:hAnsi="Times New Roman" w:cs="Times New Roman"/>
           <w:sz w:val="24"/>
           <w:szCs w:val="24"/>
         </w:rPr>
@@ -3096,7 +3095,6 @@
         <w:t xml:space="preserve">Answers do not follow the order of the options. </w:t>
       </w:r>
     </w:p>
-    <w:bookmarkEnd w:id="0"/>
     <w:p>
       <w:pPr>
         <w:pStyle w:val="a3"/>
@@ -3107,7 +3105,7 @@
         <w:ind w:left="1077" w:firstLineChars="0" w:hanging="357"/>
         <w:outlineLvl w:val="2"/>
         <w:rPr>
-          <w:rFonts w:ascii="Times New Roman" w:hAnsi="Times New Roman" w:cs="Times New Roman" w:hint="eastAsia"/>
+          <w:rFonts w:ascii="Times New Roman" w:hAnsi="Times New Roman" w:cs="Times New Roman"/>
           <w:b/>
           <w:bCs/>
           <w:sz w:val="28"/>
@@ -3134,7 +3132,7 @@
         </w:numPr>
         <w:ind w:firstLineChars="0"/>
         <w:rPr>
-          <w:rFonts w:ascii="Times New Roman" w:hAnsi="Times New Roman" w:cs="Times New Roman" w:hint="eastAsia"/>
+          <w:rFonts w:ascii="Times New Roman" w:hAnsi="Times New Roman" w:cs="Times New Roman"/>
           <w:sz w:val="24"/>
           <w:szCs w:val="24"/>
         </w:rPr>
@@ -3173,7 +3171,7 @@
         </w:numPr>
         <w:ind w:firstLineChars="0"/>
         <w:rPr>
-          <w:rFonts w:ascii="Times New Roman" w:hAnsi="Times New Roman" w:cs="Times New Roman" w:hint="eastAsia"/>
+          <w:rFonts w:ascii="Times New Roman" w:hAnsi="Times New Roman" w:cs="Times New Roman"/>
           <w:sz w:val="24"/>
           <w:szCs w:val="24"/>
         </w:rPr>
@@ -3196,7 +3194,7 @@
         </w:numPr>
         <w:ind w:firstLineChars="0"/>
         <w:rPr>
-          <w:rFonts w:ascii="Times New Roman" w:hAnsi="Times New Roman" w:cs="Times New Roman" w:hint="eastAsia"/>
+          <w:rFonts w:ascii="Times New Roman" w:hAnsi="Times New Roman" w:cs="Times New Roman"/>
           <w:sz w:val="24"/>
           <w:szCs w:val="24"/>
         </w:rPr>
@@ -3219,7 +3217,7 @@
         </w:numPr>
         <w:ind w:firstLineChars="0"/>
         <w:rPr>
-          <w:rFonts w:ascii="Times New Roman" w:hAnsi="Times New Roman" w:cs="Times New Roman" w:hint="eastAsia"/>
+          <w:rFonts w:ascii="Times New Roman" w:hAnsi="Times New Roman" w:cs="Times New Roman"/>
           <w:sz w:val="24"/>
           <w:szCs w:val="24"/>
         </w:rPr>
@@ -5950,6 +5948,8 @@
         </w:rPr>
         <w:t xml:space="preserve"> Because NO.2 is between NO.1 and NO.3.</w:t>
       </w:r>
+      <w:bookmarkStart w:id="0" w:name="_GoBack"/>
+      <w:bookmarkEnd w:id="0"/>
       <w:r>
         <w:rPr>
           <w:rFonts w:ascii="Times New Roman" w:hAnsi="Times New Roman" w:cs="Times New Roman" w:hint="eastAsia"/>
@@ -5957,14 +5957,6 @@
           <w:szCs w:val="24"/>
         </w:rPr>
         <w:t xml:space="preserve"> </w:t>
-      </w:r>
-      <w:r>
-        <w:rPr>
-          <w:rFonts w:ascii="Times New Roman" w:hAnsi="Times New Roman" w:cs="Times New Roman" w:hint="eastAsia"/>
-          <w:sz w:val="24"/>
-          <w:szCs w:val="24"/>
-        </w:rPr>
-        <w:t xml:space="preserve">So </w:t>
       </w:r>
     </w:p>
     <w:p>
@@ -5976,7 +5968,7 @@
         </w:numPr>
         <w:ind w:firstLineChars="0"/>
         <w:rPr>
-          <w:rFonts w:ascii="Times New Roman" w:hAnsi="Times New Roman" w:cs="Times New Roman"/>
+          <w:rFonts w:ascii="Times New Roman" w:hAnsi="Times New Roman" w:cs="Times New Roman" w:hint="eastAsia"/>
           <w:sz w:val="24"/>
           <w:szCs w:val="24"/>
         </w:rPr>
@@ -6088,53 +6080,255 @@
     </w:p>
     <w:p>
       <w:pPr>
-        <w:ind w:left="840"/>
-        <w:rPr>
-          <w:rFonts w:ascii="Times New Roman" w:hAnsi="Times New Roman" w:cs="Times New Roman"/>
-          <w:sz w:val="24"/>
-          <w:szCs w:val="24"/>
-        </w:rPr>
-      </w:pPr>
-      <w:r>
-        <w:rPr>
-          <w:noProof/>
-          <w:lang w:val="en-GB"/>
-        </w:rPr>
-        <w:drawing>
-          <wp:inline distT="0" distB="0" distL="0" distR="0">
-            <wp:extent cx="4638095" cy="3095238"/>
-            <wp:effectExtent l="0" t="0" r="0" b="0"/>
-            <wp:docPr id="1943233894" name="Picture 1"/>
-            <wp:cNvGraphicFramePr>
-              <a:graphicFrameLocks xmlns:a="http://schemas.openxmlformats.org/drawingml/2006/main" noChangeAspect="1"/>
-            </wp:cNvGraphicFramePr>
-            <a:graphic xmlns:a="http://schemas.openxmlformats.org/drawingml/2006/main">
-              <a:graphicData uri="http://schemas.openxmlformats.org/drawingml/2006/picture">
-                <pic:pic xmlns:pic="http://schemas.openxmlformats.org/drawingml/2006/picture">
-                  <pic:nvPicPr>
-                    <pic:cNvPr id="1943233894" name=""/>
-                    <pic:cNvPicPr/>
-                  </pic:nvPicPr>
-                  <pic:blipFill>
-                    <a:blip r:embed="rId8" cstate="print"/>
-                    <a:stretch>
-                      <a:fillRect/>
-                    </a:stretch>
-                  </pic:blipFill>
-                  <pic:spPr>
-                    <a:xfrm>
-                      <a:off x="0" y="0"/>
-                      <a:ext cx="4638095" cy="3095238"/>
-                    </a:xfrm>
-                    <a:prstGeom prst="rect">
-                      <a:avLst/>
-                    </a:prstGeom>
-                  </pic:spPr>
-                </pic:pic>
-              </a:graphicData>
-            </a:graphic>
-          </wp:inline>
-        </w:drawing>
+        <w:ind w:left="1080"/>
+        <w:rPr>
+          <w:rFonts w:ascii="Times New Roman" w:hAnsi="Times New Roman" w:cs="Times New Roman" w:hint="eastAsia"/>
+          <w:i/>
+          <w:sz w:val="24"/>
+          <w:szCs w:val="24"/>
+        </w:rPr>
+      </w:pPr>
+      <w:r>
+        <w:rPr>
+          <w:rFonts w:ascii="Times New Roman" w:hAnsi="Times New Roman" w:cs="Times New Roman" w:hint="eastAsia"/>
+          <w:i/>
+          <w:sz w:val="24"/>
+          <w:szCs w:val="24"/>
+        </w:rPr>
+        <w:t>An Example</w:t>
+      </w:r>
+      <w:r>
+        <w:rPr>
+          <w:rFonts w:ascii="Times New Roman" w:hAnsi="Times New Roman" w:cs="Times New Roman" w:hint="eastAsia"/>
+          <w:i/>
+          <w:sz w:val="24"/>
+          <w:szCs w:val="24"/>
+        </w:rPr>
+        <w:t>.</w:t>
+      </w:r>
+    </w:p>
+    <w:p>
+      <w:pPr>
+        <w:ind w:left="1080"/>
+        <w:rPr>
+          <w:rFonts w:ascii="Times New Roman" w:hAnsi="Times New Roman" w:cs="Times New Roman" w:hint="eastAsia"/>
+          <w:i/>
+          <w:sz w:val="24"/>
+          <w:szCs w:val="24"/>
+        </w:rPr>
+      </w:pPr>
+      <w:r>
+        <w:rPr>
+          <w:rFonts w:ascii="Times New Roman" w:hAnsi="Times New Roman" w:cs="Times New Roman" w:hint="eastAsia"/>
+          <w:i/>
+          <w:sz w:val="24"/>
+          <w:szCs w:val="24"/>
+        </w:rPr>
+        <w:t xml:space="preserve">Passage: </w:t>
+      </w:r>
+    </w:p>
+    <w:p>
+      <w:pPr>
+        <w:ind w:left="1080"/>
+        <w:rPr>
+          <w:rFonts w:ascii="Times New Roman" w:hAnsi="Times New Roman" w:cs="Times New Roman" w:hint="eastAsia"/>
+          <w:sz w:val="24"/>
+          <w:szCs w:val="24"/>
+        </w:rPr>
+      </w:pPr>
+      <w:r>
+        <w:rPr>
+          <w:rFonts w:ascii="Times New Roman" w:hAnsi="Times New Roman" w:cs="Times New Roman" w:hint="eastAsia"/>
+          <w:sz w:val="24"/>
+          <w:szCs w:val="24"/>
+          <w:u w:val="single"/>
+        </w:rPr>
+        <w:t>Just over</w:t>
+      </w:r>
+      <w:r>
+        <w:rPr>
+          <w:rFonts w:ascii="Times New Roman" w:hAnsi="Times New Roman" w:cs="Times New Roman" w:hint="eastAsia"/>
+          <w:sz w:val="24"/>
+          <w:szCs w:val="24"/>
+        </w:rPr>
+        <w:t xml:space="preserve"> 400 million acres of land is being used for agriculture in </w:t>
+      </w:r>
+      <w:r>
+        <w:rPr>
+          <w:rFonts w:ascii="Times New Roman" w:hAnsi="Times New Roman" w:cs="Times New Roman" w:hint="eastAsia"/>
+          <w:i/>
+          <w:sz w:val="24"/>
+          <w:szCs w:val="24"/>
+        </w:rPr>
+        <w:t>America.</w:t>
+      </w:r>
+    </w:p>
+    <w:p>
+      <w:pPr>
+        <w:ind w:left="1080"/>
+        <w:rPr>
+          <w:rFonts w:ascii="Times New Roman" w:hAnsi="Times New Roman" w:cs="Times New Roman" w:hint="eastAsia"/>
+          <w:sz w:val="24"/>
+          <w:szCs w:val="24"/>
+        </w:rPr>
+      </w:pPr>
+      <w:r>
+        <w:rPr>
+          <w:rFonts w:ascii="Times New Roman" w:hAnsi="Times New Roman" w:cs="Times New Roman" w:hint="eastAsia"/>
+          <w:sz w:val="24"/>
+          <w:szCs w:val="24"/>
+        </w:rPr>
+        <w:t>Question:</w:t>
+      </w:r>
+    </w:p>
+    <w:p>
+      <w:pPr>
+        <w:ind w:left="1080"/>
+        <w:rPr>
+          <w:rFonts w:ascii="Times New Roman" w:hAnsi="Times New Roman" w:cs="Times New Roman" w:hint="eastAsia"/>
+          <w:sz w:val="24"/>
+          <w:szCs w:val="24"/>
+        </w:rPr>
+      </w:pPr>
+      <w:r>
+        <w:rPr>
+          <w:rFonts w:ascii="Times New Roman" w:hAnsi="Times New Roman" w:cs="Times New Roman" w:hint="eastAsia"/>
+          <w:sz w:val="24"/>
+          <w:szCs w:val="24"/>
+          <w:u w:val="single"/>
+        </w:rPr>
+        <w:t>At present</w:t>
+      </w:r>
+      <w:r>
+        <w:rPr>
+          <w:rFonts w:ascii="Times New Roman" w:hAnsi="Times New Roman" w:cs="Times New Roman" w:hint="eastAsia"/>
+          <w:sz w:val="24"/>
+          <w:szCs w:val="24"/>
+        </w:rPr>
+        <w:t xml:space="preserve">, in America, </w:t>
+      </w:r>
+      <w:r>
+        <w:rPr>
+          <w:rFonts w:ascii="Times New Roman" w:hAnsi="Times New Roman" w:cs="Times New Roman" w:hint="eastAsia"/>
+          <w:sz w:val="24"/>
+          <w:szCs w:val="24"/>
+          <w:u w:val="single"/>
+        </w:rPr>
+        <w:t>about</w:t>
+      </w:r>
+      <w:r>
+        <w:rPr>
+          <w:rFonts w:ascii="Times New Roman" w:hAnsi="Times New Roman" w:cs="Times New Roman" w:hint="eastAsia"/>
+          <w:sz w:val="24"/>
+          <w:szCs w:val="24"/>
+        </w:rPr>
+        <w:t xml:space="preserve"> 400 million acres of land is </w:t>
+      </w:r>
+      <w:r>
+        <w:rPr>
+          <w:rFonts w:ascii="Times New Roman" w:hAnsi="Times New Roman" w:cs="Times New Roman" w:hint="eastAsia"/>
+          <w:sz w:val="24"/>
+          <w:szCs w:val="24"/>
+          <w:u w:val="single"/>
+        </w:rPr>
+        <w:t>allocated</w:t>
+      </w:r>
+      <w:r>
+        <w:rPr>
+          <w:rFonts w:ascii="Times New Roman" w:hAnsi="Times New Roman" w:cs="Times New Roman" w:hint="eastAsia"/>
+          <w:sz w:val="24"/>
+          <w:szCs w:val="24"/>
+        </w:rPr>
+        <w:t xml:space="preserve"> for agriculture</w:t>
+      </w:r>
+      <w:r>
+        <w:rPr>
+          <w:rFonts w:ascii="Times New Roman" w:hAnsi="Times New Roman" w:cs="Times New Roman" w:hint="eastAsia"/>
+          <w:sz w:val="24"/>
+          <w:szCs w:val="24"/>
+        </w:rPr>
+        <w:t>. (True).</w:t>
+      </w:r>
+    </w:p>
+    <w:p>
+      <w:pPr>
+        <w:ind w:left="1080"/>
+        <w:rPr>
+          <w:rFonts w:ascii="Times New Roman" w:hAnsi="Times New Roman" w:cs="Times New Roman" w:hint="eastAsia"/>
+          <w:sz w:val="24"/>
+          <w:szCs w:val="24"/>
+        </w:rPr>
+      </w:pPr>
+      <w:r>
+        <w:rPr>
+          <w:rFonts w:ascii="Times New Roman" w:hAnsi="Times New Roman" w:cs="Times New Roman" w:hint="eastAsia"/>
+          <w:b/>
+          <w:sz w:val="24"/>
+          <w:szCs w:val="24"/>
+        </w:rPr>
+        <w:t>at present</w:t>
+      </w:r>
+      <w:r>
+        <w:rPr>
+          <w:rFonts w:ascii="Times New Roman" w:hAnsi="Times New Roman" w:cs="Times New Roman" w:hint="eastAsia"/>
+          <w:sz w:val="24"/>
+          <w:szCs w:val="24"/>
+        </w:rPr>
+        <w:t>: is being</w:t>
+      </w:r>
+    </w:p>
+    <w:p>
+      <w:pPr>
+        <w:ind w:left="1080"/>
+        <w:rPr>
+          <w:rFonts w:ascii="Times New Roman" w:hAnsi="Times New Roman" w:cs="Times New Roman" w:hint="eastAsia"/>
+          <w:sz w:val="24"/>
+          <w:szCs w:val="24"/>
+        </w:rPr>
+      </w:pPr>
+      <w:r>
+        <w:rPr>
+          <w:rFonts w:ascii="Times New Roman" w:hAnsi="Times New Roman" w:cs="Times New Roman" w:hint="eastAsia"/>
+          <w:b/>
+          <w:sz w:val="24"/>
+          <w:szCs w:val="24"/>
+        </w:rPr>
+        <w:t>about</w:t>
+      </w:r>
+      <w:r>
+        <w:rPr>
+          <w:rFonts w:ascii="Times New Roman" w:hAnsi="Times New Roman" w:cs="Times New Roman" w:hint="eastAsia"/>
+          <w:sz w:val="24"/>
+          <w:szCs w:val="24"/>
+        </w:rPr>
+        <w:t>: over or less</w:t>
+      </w:r>
+    </w:p>
+    <w:p>
+      <w:pPr>
+        <w:ind w:left="1080"/>
+        <w:rPr>
+          <w:rFonts w:ascii="Times New Roman" w:hAnsi="Times New Roman" w:cs="Times New Roman"/>
+          <w:sz w:val="24"/>
+          <w:szCs w:val="24"/>
+        </w:rPr>
+      </w:pPr>
+      <w:r>
+        <w:rPr>
+          <w:rFonts w:ascii="Times New Roman" w:hAnsi="Times New Roman" w:cs="Times New Roman" w:hint="eastAsia"/>
+          <w:b/>
+          <w:sz w:val="24"/>
+          <w:szCs w:val="24"/>
+        </w:rPr>
+        <w:t>used</w:t>
+      </w:r>
+      <w:r>
+        <w:rPr>
+          <w:rFonts w:ascii="Times New Roman" w:hAnsi="Times New Roman" w:cs="Times New Roman" w:hint="eastAsia"/>
+          <w:sz w:val="24"/>
+          <w:szCs w:val="24"/>
+        </w:rPr>
+        <w:t>: allocate</w:t>
       </w:r>
     </w:p>
     <w:p>
@@ -6438,7 +6632,7 @@
         </w:rPr>
         <w:t xml:space="preserve">Suggestions from </w:t>
       </w:r>
-      <w:hyperlink r:id="rId9" w:history="1">
+      <w:hyperlink r:id="rId8" w:history="1">
         <w:r>
           <w:rPr>
             <w:rStyle w:val="a6"/>
@@ -6547,16 +6741,7 @@
           <w:sz w:val="24"/>
           <w:szCs w:val="24"/>
         </w:rPr>
-        <w:t xml:space="preserve">If you made mistakes on complex grammar, that’s OK, but if made </w:t>
-      </w:r>
-      <w:r>
-        <w:rPr>
-          <w:rFonts w:ascii="Times New Roman" w:hAnsi="Times New Roman" w:cs="Times New Roman"/>
-          <w:sz w:val="24"/>
-          <w:szCs w:val="24"/>
-        </w:rPr>
-        <w:lastRenderedPageBreak/>
-        <w:t>mistakes about pass simple, you can’t achieve a high score.</w:t>
+        <w:t>If you made mistakes on complex grammar, that’s OK, but if made mistakes about pass simple, you can’t achieve a high score.</w:t>
       </w:r>
     </w:p>
     <w:p>
@@ -6689,7 +6874,16 @@
           <w:sz w:val="24"/>
           <w:szCs w:val="24"/>
         </w:rPr>
-        <w:t>Review model answers and examiner’s comments on that, you will know how to get a high score in writing tasks.</w:t>
+        <w:t xml:space="preserve">Review model answers and examiner’s comments on that, you will know </w:t>
+      </w:r>
+      <w:r>
+        <w:rPr>
+          <w:rFonts w:ascii="Times New Roman" w:hAnsi="Times New Roman" w:cs="Times New Roman"/>
+          <w:sz w:val="24"/>
+          <w:szCs w:val="24"/>
+        </w:rPr>
+        <w:lastRenderedPageBreak/>
+        <w:t>how to get a high score in writing tasks.</w:t>
       </w:r>
     </w:p>
     <w:p>
@@ -7934,7 +8128,6 @@
           <w:sz w:val="24"/>
           <w:szCs w:val="24"/>
         </w:rPr>
-        <w:lastRenderedPageBreak/>
         <w:t>Use inversion in your essays</w:t>
       </w:r>
       <w:r>
@@ -8058,6 +8251,7 @@
           <w:szCs w:val="32"/>
           <w:lang w:val="en-GB"/>
         </w:rPr>
+        <w:lastRenderedPageBreak/>
         <w:t xml:space="preserve">Writing </w:t>
       </w:r>
       <w:r>
@@ -8553,7 +8747,7 @@
                     </pic:cNvPicPr>
                   </pic:nvPicPr>
                   <pic:blipFill>
-                    <a:blip r:embed="rId10" cstate="print"/>
+                    <a:blip r:embed="rId9" cstate="print"/>
                     <a:srcRect/>
                     <a:stretch>
                       <a:fillRect/>
@@ -8634,7 +8828,7 @@
           <w:lang w:val="en-GB"/>
         </w:rPr>
       </w:pPr>
-      <w:hyperlink r:id="rId11" w:history="1">
+      <w:hyperlink r:id="rId10" w:history="1">
         <w:r>
           <w:rPr>
             <w:rStyle w:val="a6"/>
@@ -8677,7 +8871,6 @@
           <w:szCs w:val="24"/>
           <w:lang w:val="en-GB"/>
         </w:rPr>
-        <w:lastRenderedPageBreak/>
         <w:t xml:space="preserve">Reliable Resources: </w:t>
       </w:r>
     </w:p>
@@ -8691,7 +8884,7 @@
           <w:lang w:val="en-GB"/>
         </w:rPr>
       </w:pPr>
-      <w:hyperlink r:id="rId12" w:history="1">
+      <w:hyperlink r:id="rId11" w:history="1">
         <w:r>
           <w:rPr>
             <w:rStyle w:val="a6"/>
@@ -8714,7 +8907,7 @@
           <w:lang w:val="en-GB"/>
         </w:rPr>
       </w:pPr>
-      <w:hyperlink r:id="rId13" w:anchor=":~:text=Output%20per%20worker%20and%20output,%25%20and%201.2%25%2C%20respectively." w:history="1">
+      <w:hyperlink r:id="rId12" w:anchor=":~:text=Output%20per%20worker%20and%20output,%25%20and%201.2%25%2C%20respectively." w:history="1">
         <w:r>
           <w:rPr>
             <w:rStyle w:val="a6"/>
@@ -8731,7 +8924,7 @@
       <w:pPr>
         <w:ind w:left="720"/>
       </w:pPr>
-      <w:hyperlink r:id="rId14" w:history="1">
+      <w:hyperlink r:id="rId13" w:history="1">
         <w:r>
           <w:rPr>
             <w:rStyle w:val="a6"/>
@@ -8784,7 +8977,7 @@
           <w:lang w:val="en-GB"/>
         </w:rPr>
       </w:pPr>
-      <w:hyperlink r:id="rId15" w:history="1">
+      <w:hyperlink r:id="rId14" w:history="1">
         <w:r>
           <w:rPr>
             <w:rStyle w:val="a6"/>
@@ -9564,8 +9757,94 @@
           <w:sz w:val="24"/>
           <w:szCs w:val="24"/>
         </w:rPr>
-        <w:t xml:space="preserve">keep </w:t>
-      </w:r>
+        <w:t>keep on reading, writing, listening and speaking English.</w:t>
+      </w:r>
+      <w:r>
+        <w:rPr>
+          <w:rFonts w:ascii="Times New Roman" w:hAnsi="Times New Roman" w:cs="Times New Roman"/>
+          <w:sz w:val="24"/>
+          <w:szCs w:val="24"/>
+        </w:rPr>
+        <w:t xml:space="preserve"> </w:t>
+      </w:r>
+    </w:p>
+    <w:p>
+      <w:pPr>
+        <w:pStyle w:val="a3"/>
+        <w:ind w:left="720" w:firstLineChars="0" w:firstLine="0"/>
+        <w:rPr>
+          <w:rFonts w:ascii="Times New Roman" w:hAnsi="Times New Roman" w:cs="Times New Roman"/>
+          <w:sz w:val="24"/>
+          <w:szCs w:val="24"/>
+        </w:rPr>
+      </w:pPr>
+      <w:r>
+        <w:rPr>
+          <w:rFonts w:ascii="Times New Roman" w:hAnsi="Times New Roman" w:cs="Times New Roman"/>
+          <w:sz w:val="24"/>
+          <w:szCs w:val="24"/>
+        </w:rPr>
+        <w:t xml:space="preserve">2. You should use </w:t>
+      </w:r>
+      <w:r>
+        <w:rPr>
+          <w:rFonts w:ascii="Times New Roman" w:hAnsi="Times New Roman" w:cs="Times New Roman"/>
+          <w:sz w:val="24"/>
+          <w:szCs w:val="24"/>
+        </w:rPr>
+        <w:t xml:space="preserve">a mix of </w:t>
+      </w:r>
+      <w:r>
+        <w:rPr>
+          <w:rFonts w:ascii="Times New Roman" w:hAnsi="Times New Roman" w:cs="Times New Roman"/>
+          <w:sz w:val="24"/>
+          <w:szCs w:val="24"/>
+        </w:rPr>
+        <w:t xml:space="preserve">sentences </w:t>
+      </w:r>
+      <w:r>
+        <w:rPr>
+          <w:rFonts w:ascii="Times New Roman" w:hAnsi="Times New Roman" w:cs="Times New Roman"/>
+          <w:sz w:val="24"/>
+          <w:szCs w:val="24"/>
+        </w:rPr>
+        <w:t xml:space="preserve">structures </w:t>
+      </w:r>
+      <w:r>
+        <w:rPr>
+          <w:rFonts w:ascii="Times New Roman" w:hAnsi="Times New Roman" w:cs="Times New Roman"/>
+          <w:sz w:val="24"/>
+          <w:szCs w:val="24"/>
+        </w:rPr>
+        <w:t xml:space="preserve">in speaking and writing English if you want to get a score of 7 or more. </w:t>
+      </w:r>
+      <w:r>
+        <w:rPr>
+          <w:rFonts w:ascii="Times New Roman" w:hAnsi="Times New Roman" w:cs="Times New Roman"/>
+          <w:sz w:val="24"/>
+          <w:szCs w:val="24"/>
+        </w:rPr>
+        <w:t xml:space="preserve">Namely, you need simple and compound sentences. Be sure not to make a lot of mistakes, a few mistakes are allowed up to a band score of 8. </w:t>
+      </w:r>
+      <w:r>
+        <w:rPr>
+          <w:rFonts w:ascii="Times New Roman" w:hAnsi="Times New Roman" w:cs="Times New Roman"/>
+          <w:sz w:val="24"/>
+          <w:szCs w:val="24"/>
+        </w:rPr>
+        <w:t xml:space="preserve">Don’t try using rare grammar tenses like past perfect. </w:t>
+      </w:r>
+    </w:p>
+    <w:p>
+      <w:pPr>
+        <w:pStyle w:val="a3"/>
+        <w:ind w:left="720" w:firstLineChars="0" w:firstLine="0"/>
+        <w:rPr>
+          <w:rFonts w:ascii="Times New Roman" w:hAnsi="Times New Roman" w:cs="Times New Roman"/>
+          <w:sz w:val="24"/>
+          <w:szCs w:val="24"/>
+        </w:rPr>
+      </w:pPr>
       <w:r>
         <w:rPr>
           <w:rFonts w:ascii="Times New Roman" w:hAnsi="Times New Roman" w:cs="Times New Roman"/>
@@ -9573,100 +9852,6 @@
           <w:szCs w:val="24"/>
         </w:rPr>
         <w:lastRenderedPageBreak/>
-        <w:t>on reading, writing, listening and speaking English.</w:t>
-      </w:r>
-      <w:r>
-        <w:rPr>
-          <w:rFonts w:ascii="Times New Roman" w:hAnsi="Times New Roman" w:cs="Times New Roman"/>
-          <w:sz w:val="24"/>
-          <w:szCs w:val="24"/>
-        </w:rPr>
-        <w:t xml:space="preserve"> </w:t>
-      </w:r>
-    </w:p>
-    <w:p>
-      <w:pPr>
-        <w:pStyle w:val="a3"/>
-        <w:ind w:left="720" w:firstLineChars="0" w:firstLine="0"/>
-        <w:rPr>
-          <w:rFonts w:ascii="Times New Roman" w:hAnsi="Times New Roman" w:cs="Times New Roman"/>
-          <w:sz w:val="24"/>
-          <w:szCs w:val="24"/>
-        </w:rPr>
-      </w:pPr>
-      <w:r>
-        <w:rPr>
-          <w:rFonts w:ascii="Times New Roman" w:hAnsi="Times New Roman" w:cs="Times New Roman"/>
-          <w:sz w:val="24"/>
-          <w:szCs w:val="24"/>
-        </w:rPr>
-        <w:t xml:space="preserve">2. You should use </w:t>
-      </w:r>
-      <w:r>
-        <w:rPr>
-          <w:rFonts w:ascii="Times New Roman" w:hAnsi="Times New Roman" w:cs="Times New Roman"/>
-          <w:sz w:val="24"/>
-          <w:szCs w:val="24"/>
-        </w:rPr>
-        <w:t xml:space="preserve">a mix of </w:t>
-      </w:r>
-      <w:r>
-        <w:rPr>
-          <w:rFonts w:ascii="Times New Roman" w:hAnsi="Times New Roman" w:cs="Times New Roman"/>
-          <w:sz w:val="24"/>
-          <w:szCs w:val="24"/>
-        </w:rPr>
-        <w:t xml:space="preserve">sentences </w:t>
-      </w:r>
-      <w:r>
-        <w:rPr>
-          <w:rFonts w:ascii="Times New Roman" w:hAnsi="Times New Roman" w:cs="Times New Roman"/>
-          <w:sz w:val="24"/>
-          <w:szCs w:val="24"/>
-        </w:rPr>
-        <w:t xml:space="preserve">structures </w:t>
-      </w:r>
-      <w:r>
-        <w:rPr>
-          <w:rFonts w:ascii="Times New Roman" w:hAnsi="Times New Roman" w:cs="Times New Roman"/>
-          <w:sz w:val="24"/>
-          <w:szCs w:val="24"/>
-        </w:rPr>
-        <w:t xml:space="preserve">in speaking and writing English if you want to get a score of 7 or more. </w:t>
-      </w:r>
-      <w:r>
-        <w:rPr>
-          <w:rFonts w:ascii="Times New Roman" w:hAnsi="Times New Roman" w:cs="Times New Roman"/>
-          <w:sz w:val="24"/>
-          <w:szCs w:val="24"/>
-        </w:rPr>
-        <w:t xml:space="preserve">Namely, you need simple and compound sentences. Be sure not to make a lot of mistakes, a few mistakes are allowed up to a band score of 8. </w:t>
-      </w:r>
-      <w:r>
-        <w:rPr>
-          <w:rFonts w:ascii="Times New Roman" w:hAnsi="Times New Roman" w:cs="Times New Roman"/>
-          <w:sz w:val="24"/>
-          <w:szCs w:val="24"/>
-        </w:rPr>
-        <w:t xml:space="preserve">Don’t try using rare grammar tenses like past perfect. </w:t>
-      </w:r>
-    </w:p>
-    <w:p>
-      <w:pPr>
-        <w:pStyle w:val="a3"/>
-        <w:ind w:left="720" w:firstLineChars="0" w:firstLine="0"/>
-        <w:rPr>
-          <w:rFonts w:ascii="Times New Roman" w:hAnsi="Times New Roman" w:cs="Times New Roman"/>
-          <w:sz w:val="24"/>
-          <w:szCs w:val="24"/>
-        </w:rPr>
-      </w:pPr>
-      <w:r>
-        <w:rPr>
-          <w:rFonts w:ascii="Times New Roman" w:hAnsi="Times New Roman" w:cs="Times New Roman"/>
-          <w:sz w:val="24"/>
-          <w:szCs w:val="24"/>
-        </w:rPr>
         <w:t xml:space="preserve">3. Aiming </w:t>
       </w:r>
       <w:r>
@@ -10954,7 +11139,6 @@
           <w:sz w:val="24"/>
           <w:szCs w:val="24"/>
         </w:rPr>
-        <w:lastRenderedPageBreak/>
         <w:t>The growth in youth crime</w:t>
       </w:r>
       <w:r>
@@ -11138,6 +11322,7 @@
           <w:sz w:val="26"/>
           <w:szCs w:val="26"/>
         </w:rPr>
+        <w:lastRenderedPageBreak/>
         <w:t>Living in Cities</w:t>
       </w:r>
     </w:p>
@@ -11670,7 +11855,6 @@
           <w:noProof/>
           <w:lang w:val="en-GB"/>
         </w:rPr>
-        <w:lastRenderedPageBreak/>
         <w:drawing>
           <wp:inline distT="0" distB="0" distL="0" distR="0">
             <wp:extent cx="5274310" cy="2428875"/>
@@ -11687,7 +11871,7 @@
                     <pic:cNvPicPr/>
                   </pic:nvPicPr>
                   <pic:blipFill>
-                    <a:blip r:embed="rId16" cstate="print"/>
+                    <a:blip r:embed="rId15" cstate="print"/>
                     <a:stretch>
                       <a:fillRect/>
                     </a:stretch>
@@ -11723,6 +11907,7 @@
           <w:noProof/>
           <w:lang w:val="en-GB"/>
         </w:rPr>
+        <w:lastRenderedPageBreak/>
         <w:drawing>
           <wp:inline distT="0" distB="0" distL="0" distR="0">
             <wp:extent cx="5274310" cy="1809115"/>
@@ -11739,7 +11924,7 @@
                     <pic:cNvPicPr/>
                   </pic:nvPicPr>
                   <pic:blipFill>
-                    <a:blip r:embed="rId17" cstate="print"/>
+                    <a:blip r:embed="rId16" cstate="print"/>
                     <a:stretch>
                       <a:fillRect/>
                     </a:stretch>
@@ -11791,7 +11976,7 @@
                     <pic:cNvPicPr/>
                   </pic:nvPicPr>
                   <pic:blipFill>
-                    <a:blip r:embed="rId18" cstate="print"/>
+                    <a:blip r:embed="rId17" cstate="print"/>
                     <a:stretch>
                       <a:fillRect/>
                     </a:stretch>
@@ -16904,7 +17089,7 @@
   <a:extraClrSchemeLst/>
   <a:extLst>
     <a:ext uri="{05A4C25C-085E-4340-85A3-A5531E510DB2}">
-      <thm15:themeFamily xmlns:thm15="http://schemas.microsoft.com/office/thememl/2012/main" xmlns="" name="Office Theme" id="{62F939B6-93AF-4DB8-9C6B-D6C7DFDC589F}" vid="{4A3C46E8-61CC-4603-A589-7422A47A8E4A}"/>
+      <thm15:themeFamily xmlns="" xmlns:thm15="http://schemas.microsoft.com/office/thememl/2012/main" name="Office Theme" id="{62F939B6-93AF-4DB8-9C6B-D6C7DFDC589F}" vid="{4A3C46E8-61CC-4603-A589-7422A47A8E4A}"/>
     </a:ext>
   </a:extLst>
 </a:theme>

--- a/IELTS Notes/Notes of IELTS.docx
+++ b/IELTS Notes/Notes of IELTS.docx
@@ -5172,7 +5172,7 @@
         </w:numPr>
         <w:ind w:firstLineChars="0"/>
         <w:rPr>
-          <w:rFonts w:ascii="Times New Roman" w:hAnsi="Times New Roman" w:cs="Times New Roman"/>
+          <w:rFonts w:ascii="Times New Roman" w:hAnsi="Times New Roman" w:cs="Times New Roman" w:hint="eastAsia"/>
           <w:sz w:val="24"/>
           <w:szCs w:val="24"/>
         </w:rPr>
@@ -5231,8 +5231,180 @@
           <w:sz w:val="24"/>
           <w:szCs w:val="24"/>
         </w:rPr>
-        <w:t xml:space="preserve">Use specific words instead of general ones. </w:t>
-      </w:r>
+        <w:t>Use specific words instead of general ones</w:t>
+      </w:r>
+    </w:p>
+    <w:p>
+      <w:pPr>
+        <w:pStyle w:val="a3"/>
+        <w:numPr>
+          <w:ilvl w:val="0"/>
+          <w:numId w:val="4"/>
+        </w:numPr>
+        <w:ind w:firstLineChars="0"/>
+        <w:rPr>
+          <w:rFonts w:ascii="Times New Roman" w:hAnsi="Times New Roman" w:cs="Times New Roman"/>
+          <w:sz w:val="24"/>
+          <w:szCs w:val="24"/>
+        </w:rPr>
+      </w:pPr>
+      <w:r>
+        <w:rPr>
+          <w:rFonts w:ascii="Times New Roman" w:hAnsi="Times New Roman" w:cs="Times New Roman"/>
+          <w:sz w:val="24"/>
+          <w:szCs w:val="24"/>
+        </w:rPr>
+        <w:t xml:space="preserve">Never use basic terms such as “nice”, “be” when you are in a speaking test. For example, </w:t>
+      </w:r>
+      <w:r>
+        <w:rPr>
+          <w:rFonts w:ascii="Times New Roman" w:hAnsi="Times New Roman" w:cs="Times New Roman"/>
+          <w:sz w:val="24"/>
+          <w:szCs w:val="24"/>
+        </w:rPr>
+        <w:br/>
+      </w:r>
+      <w:r>
+        <w:rPr>
+          <w:rFonts w:ascii="Times New Roman" w:hAnsi="Times New Roman" w:cs="Times New Roman" w:hint="eastAsia"/>
+          <w:sz w:val="24"/>
+          <w:szCs w:val="24"/>
+        </w:rPr>
+        <w:t>*</w:t>
+      </w:r>
+      <w:r>
+        <w:rPr>
+          <w:rFonts w:ascii="Times New Roman" w:hAnsi="Times New Roman" w:cs="Times New Roman"/>
+          <w:sz w:val="24"/>
+          <w:szCs w:val="24"/>
+        </w:rPr>
+        <w:t xml:space="preserve"> “It’s a nice building” could be replaced by </w:t>
+      </w:r>
+      <w:r>
+        <w:rPr>
+          <w:rFonts w:ascii="Times New Roman" w:hAnsi="Times New Roman" w:cs="Times New Roman"/>
+          <w:sz w:val="24"/>
+          <w:szCs w:val="24"/>
+        </w:rPr>
+        <w:br/>
+        <w:t xml:space="preserve">“The building has beautiful artichitecture”, </w:t>
+      </w:r>
+      <w:r>
+        <w:rPr>
+          <w:rFonts w:ascii="Times New Roman" w:hAnsi="Times New Roman" w:cs="Times New Roman"/>
+          <w:sz w:val="24"/>
+          <w:szCs w:val="24"/>
+        </w:rPr>
+        <w:br/>
+      </w:r>
+      <w:r>
+        <w:rPr>
+          <w:rFonts w:ascii="Times New Roman" w:hAnsi="Times New Roman" w:cs="Times New Roman" w:hint="eastAsia"/>
+          <w:sz w:val="24"/>
+          <w:szCs w:val="24"/>
+        </w:rPr>
+        <w:t>*</w:t>
+      </w:r>
+      <w:r>
+        <w:rPr>
+          <w:rFonts w:ascii="Times New Roman" w:hAnsi="Times New Roman" w:cs="Times New Roman"/>
+          <w:sz w:val="24"/>
+          <w:szCs w:val="24"/>
+        </w:rPr>
+        <w:t xml:space="preserve"> “We have nice friends” should be replaced by </w:t>
+      </w:r>
+      <w:r>
+        <w:rPr>
+          <w:rFonts w:ascii="Times New Roman" w:hAnsi="Times New Roman" w:cs="Times New Roman"/>
+          <w:sz w:val="24"/>
+          <w:szCs w:val="24"/>
+        </w:rPr>
+        <w:br/>
+        <w:t>“We have friends who are always there for us.”</w:t>
+      </w:r>
+      <w:r>
+        <w:rPr>
+          <w:rFonts w:ascii="Times New Roman" w:hAnsi="Times New Roman" w:cs="Times New Roman"/>
+          <w:sz w:val="24"/>
+          <w:szCs w:val="24"/>
+        </w:rPr>
+        <w:br/>
+        <w:t>“I love mathematics because it is a nice school subject” is replaced by</w:t>
+      </w:r>
+      <w:r>
+        <w:rPr>
+          <w:rFonts w:ascii="Times New Roman" w:hAnsi="Times New Roman" w:cs="Times New Roman"/>
+          <w:sz w:val="24"/>
+          <w:szCs w:val="24"/>
+        </w:rPr>
+        <w:br/>
+        <w:t xml:space="preserve">“My most favourite school subject is geography.” </w:t>
+      </w:r>
+    </w:p>
+    <w:p>
+      <w:pPr>
+        <w:pStyle w:val="a3"/>
+        <w:numPr>
+          <w:ilvl w:val="0"/>
+          <w:numId w:val="20"/>
+        </w:numPr>
+        <w:ind w:firstLineChars="0"/>
+        <w:rPr>
+          <w:rFonts w:ascii="Times New Roman" w:hAnsi="Times New Roman" w:cs="Times New Roman"/>
+          <w:sz w:val="24"/>
+          <w:szCs w:val="24"/>
+        </w:rPr>
+      </w:pPr>
+      <w:r>
+        <w:rPr>
+          <w:rFonts w:ascii="Times New Roman" w:hAnsi="Times New Roman" w:cs="Times New Roman"/>
+          <w:sz w:val="24"/>
+          <w:szCs w:val="24"/>
+        </w:rPr>
+        <w:t>“I was in an interview yesterday.”</w:t>
+      </w:r>
+      <w:r>
+        <w:rPr>
+          <w:rFonts w:ascii="Times New Roman" w:hAnsi="Times New Roman" w:cs="Times New Roman" w:hint="eastAsia"/>
+          <w:sz w:val="24"/>
+          <w:szCs w:val="24"/>
+        </w:rPr>
+        <w:t xml:space="preserve"> </w:t>
+      </w:r>
+    </w:p>
+    <w:p>
+      <w:pPr>
+        <w:pStyle w:val="a3"/>
+        <w:ind w:left="1080" w:firstLineChars="0" w:firstLine="0"/>
+        <w:rPr>
+          <w:rFonts w:ascii="Times New Roman" w:hAnsi="Times New Roman" w:cs="Times New Roman"/>
+          <w:sz w:val="24"/>
+          <w:szCs w:val="24"/>
+        </w:rPr>
+      </w:pPr>
+      <w:r>
+        <w:rPr>
+          <w:rFonts w:ascii="Times New Roman" w:hAnsi="Times New Roman" w:cs="Times New Roman"/>
+          <w:sz w:val="24"/>
+          <w:szCs w:val="24"/>
+        </w:rPr>
+        <w:t>“I participated an interview yesterday.”</w:t>
+      </w:r>
+    </w:p>
+    <w:p>
+      <w:pPr>
+        <w:pStyle w:val="a3"/>
+        <w:numPr>
+          <w:ilvl w:val="0"/>
+          <w:numId w:val="4"/>
+        </w:numPr>
+        <w:ind w:firstLineChars="0"/>
+        <w:rPr>
+          <w:rFonts w:ascii="Times New Roman" w:hAnsi="Times New Roman" w:cs="Times New Roman"/>
+          <w:sz w:val="24"/>
+          <w:szCs w:val="24"/>
+        </w:rPr>
+      </w:pPr>
     </w:p>
     <w:p>
       <w:pPr>
@@ -5503,213 +5675,37 @@
         </w:numPr>
         <w:ind w:firstLineChars="0"/>
         <w:rPr>
-          <w:rFonts w:ascii="Times New Roman" w:hAnsi="Times New Roman" w:cs="Times New Roman"/>
-          <w:sz w:val="24"/>
-          <w:szCs w:val="24"/>
-        </w:rPr>
-      </w:pPr>
-      <w:r>
-        <w:rPr>
-          <w:rFonts w:ascii="Times New Roman" w:hAnsi="Times New Roman" w:cs="Times New Roman"/>
-          <w:sz w:val="24"/>
-          <w:szCs w:val="24"/>
-        </w:rPr>
-        <w:t>Never use</w:t>
-      </w:r>
-      <w:r>
-        <w:rPr>
-          <w:rFonts w:ascii="Times New Roman" w:hAnsi="Times New Roman" w:cs="Times New Roman"/>
-          <w:sz w:val="24"/>
-          <w:szCs w:val="24"/>
-        </w:rPr>
-        <w:t xml:space="preserve"> basic </w:t>
-      </w:r>
-      <w:r>
-        <w:rPr>
-          <w:rFonts w:ascii="Times New Roman" w:hAnsi="Times New Roman" w:cs="Times New Roman"/>
-          <w:sz w:val="24"/>
-          <w:szCs w:val="24"/>
-        </w:rPr>
-        <w:t xml:space="preserve">terms </w:t>
-      </w:r>
-      <w:r>
-        <w:rPr>
-          <w:rFonts w:ascii="Times New Roman" w:hAnsi="Times New Roman" w:cs="Times New Roman"/>
-          <w:sz w:val="24"/>
-          <w:szCs w:val="24"/>
-        </w:rPr>
-        <w:t>such as</w:t>
-      </w:r>
-      <w:r>
-        <w:rPr>
-          <w:rFonts w:ascii="Times New Roman" w:hAnsi="Times New Roman" w:cs="Times New Roman"/>
-          <w:sz w:val="24"/>
-          <w:szCs w:val="24"/>
-        </w:rPr>
-        <w:t xml:space="preserve"> “nice”</w:t>
-      </w:r>
-      <w:r>
-        <w:rPr>
-          <w:rFonts w:ascii="Times New Roman" w:hAnsi="Times New Roman" w:cs="Times New Roman"/>
-          <w:sz w:val="24"/>
-          <w:szCs w:val="24"/>
-        </w:rPr>
-        <w:t>, “be”</w:t>
-      </w:r>
-      <w:r>
-        <w:rPr>
-          <w:rFonts w:ascii="Times New Roman" w:hAnsi="Times New Roman" w:cs="Times New Roman"/>
-          <w:sz w:val="24"/>
-          <w:szCs w:val="24"/>
-        </w:rPr>
-        <w:t xml:space="preserve"> when you are in a speaking test. For example, </w:t>
-      </w:r>
-      <w:r>
-        <w:rPr>
-          <w:rFonts w:ascii="Times New Roman" w:hAnsi="Times New Roman" w:cs="Times New Roman"/>
-          <w:sz w:val="24"/>
-          <w:szCs w:val="24"/>
-        </w:rPr>
-        <w:br/>
-      </w:r>
-      <w:r>
-        <w:rPr>
-          <w:rFonts w:ascii="Times New Roman" w:hAnsi="Times New Roman" w:cs="Times New Roman" w:hint="eastAsia"/>
-          <w:sz w:val="24"/>
-          <w:szCs w:val="24"/>
-        </w:rPr>
-        <w:t>*</w:t>
-      </w:r>
-      <w:r>
-        <w:rPr>
-          <w:rFonts w:ascii="Times New Roman" w:hAnsi="Times New Roman" w:cs="Times New Roman"/>
-          <w:sz w:val="24"/>
-          <w:szCs w:val="24"/>
-        </w:rPr>
-        <w:t xml:space="preserve"> </w:t>
-      </w:r>
-      <w:r>
-        <w:rPr>
-          <w:rFonts w:ascii="Times New Roman" w:hAnsi="Times New Roman" w:cs="Times New Roman"/>
-          <w:sz w:val="24"/>
-          <w:szCs w:val="24"/>
-        </w:rPr>
-        <w:t>“</w:t>
-      </w:r>
-      <w:r>
-        <w:rPr>
-          <w:rFonts w:ascii="Times New Roman" w:hAnsi="Times New Roman" w:cs="Times New Roman"/>
-          <w:sz w:val="24"/>
-          <w:szCs w:val="24"/>
-        </w:rPr>
-        <w:t>I</w:t>
-      </w:r>
-      <w:r>
-        <w:rPr>
-          <w:rFonts w:ascii="Times New Roman" w:hAnsi="Times New Roman" w:cs="Times New Roman"/>
-          <w:sz w:val="24"/>
-          <w:szCs w:val="24"/>
-        </w:rPr>
-        <w:t xml:space="preserve">t’s a nice building” could be replaced by </w:t>
-      </w:r>
-      <w:r>
-        <w:rPr>
-          <w:rFonts w:ascii="Times New Roman" w:hAnsi="Times New Roman" w:cs="Times New Roman"/>
-          <w:sz w:val="24"/>
-          <w:szCs w:val="24"/>
-        </w:rPr>
-        <w:br/>
-      </w:r>
-      <w:r>
-        <w:rPr>
-          <w:rFonts w:ascii="Times New Roman" w:hAnsi="Times New Roman" w:cs="Times New Roman"/>
-          <w:sz w:val="24"/>
-          <w:szCs w:val="24"/>
-        </w:rPr>
-        <w:t xml:space="preserve">“The building has beautiful artichitecture”, </w:t>
-      </w:r>
-      <w:r>
-        <w:rPr>
-          <w:rFonts w:ascii="Times New Roman" w:hAnsi="Times New Roman" w:cs="Times New Roman"/>
-          <w:sz w:val="24"/>
-          <w:szCs w:val="24"/>
-        </w:rPr>
-        <w:br/>
-      </w:r>
-      <w:r>
-        <w:rPr>
-          <w:rFonts w:ascii="Times New Roman" w:hAnsi="Times New Roman" w:cs="Times New Roman" w:hint="eastAsia"/>
-          <w:sz w:val="24"/>
-          <w:szCs w:val="24"/>
-        </w:rPr>
-        <w:t>*</w:t>
-      </w:r>
-      <w:r>
-        <w:rPr>
-          <w:rFonts w:ascii="Times New Roman" w:hAnsi="Times New Roman" w:cs="Times New Roman"/>
-          <w:sz w:val="24"/>
-          <w:szCs w:val="24"/>
-        </w:rPr>
-        <w:t xml:space="preserve"> </w:t>
-      </w:r>
-      <w:r>
-        <w:rPr>
-          <w:rFonts w:ascii="Times New Roman" w:hAnsi="Times New Roman" w:cs="Times New Roman"/>
-          <w:sz w:val="24"/>
-          <w:szCs w:val="24"/>
-        </w:rPr>
-        <w:t xml:space="preserve">“We have nice friends” </w:t>
-      </w:r>
-      <w:r>
-        <w:rPr>
-          <w:rFonts w:ascii="Times New Roman" w:hAnsi="Times New Roman" w:cs="Times New Roman"/>
-          <w:sz w:val="24"/>
-          <w:szCs w:val="24"/>
-        </w:rPr>
-        <w:t xml:space="preserve">should be replaced by </w:t>
-      </w:r>
-      <w:r>
-        <w:rPr>
-          <w:rFonts w:ascii="Times New Roman" w:hAnsi="Times New Roman" w:cs="Times New Roman"/>
-          <w:sz w:val="24"/>
-          <w:szCs w:val="24"/>
-        </w:rPr>
-        <w:br/>
-        <w:t>“We have friends who are always there for us.”</w:t>
-      </w:r>
-      <w:r>
-        <w:rPr>
-          <w:rFonts w:ascii="Times New Roman" w:hAnsi="Times New Roman" w:cs="Times New Roman"/>
-          <w:sz w:val="24"/>
-          <w:szCs w:val="24"/>
-        </w:rPr>
-        <w:br/>
-        <w:t>“I love mathematics because it is a nice school subject” is replaced by</w:t>
-      </w:r>
-      <w:r>
-        <w:rPr>
-          <w:rFonts w:ascii="Times New Roman" w:hAnsi="Times New Roman" w:cs="Times New Roman"/>
-          <w:sz w:val="24"/>
-          <w:szCs w:val="24"/>
-        </w:rPr>
-        <w:br/>
-        <w:t>“My most favourite school subject is geography</w:t>
-      </w:r>
-      <w:r>
-        <w:rPr>
-          <w:rFonts w:ascii="Times New Roman" w:hAnsi="Times New Roman" w:cs="Times New Roman"/>
-          <w:sz w:val="24"/>
-          <w:szCs w:val="24"/>
-        </w:rPr>
-        <w:t>.</w:t>
-      </w:r>
-      <w:r>
-        <w:rPr>
-          <w:rFonts w:ascii="Times New Roman" w:hAnsi="Times New Roman" w:cs="Times New Roman"/>
-          <w:sz w:val="24"/>
-          <w:szCs w:val="24"/>
-        </w:rPr>
-        <w:t xml:space="preserve">” </w:t>
+          <w:rFonts w:ascii="Times New Roman" w:hAnsi="Times New Roman" w:cs="Times New Roman" w:hint="eastAsia"/>
+          <w:sz w:val="24"/>
+          <w:szCs w:val="24"/>
+        </w:rPr>
+      </w:pPr>
+      <w:r>
+        <w:rPr>
+          <w:rFonts w:ascii="Times New Roman" w:hAnsi="Times New Roman" w:cs="Times New Roman" w:hint="eastAsia"/>
+          <w:sz w:val="24"/>
+          <w:szCs w:val="24"/>
+        </w:rPr>
+        <w:t>Note of Band 7</w:t>
+      </w:r>
+    </w:p>
+    <w:p>
+      <w:pPr>
+        <w:pStyle w:val="a3"/>
+        <w:ind w:left="720" w:firstLineChars="0" w:firstLine="0"/>
+        <w:rPr>
+          <w:rFonts w:ascii="Times New Roman" w:hAnsi="Times New Roman" w:cs="Times New Roman" w:hint="eastAsia"/>
+          <w:sz w:val="24"/>
+          <w:szCs w:val="24"/>
+        </w:rPr>
+      </w:pPr>
+      <w:r>
+        <w:rPr>
+          <w:rFonts w:ascii="Times New Roman" w:hAnsi="Times New Roman" w:cs="Times New Roman" w:hint="eastAsia"/>
+          <w:sz w:val="24"/>
+          <w:szCs w:val="24"/>
+        </w:rPr>
+        <w:t>Notes of Koolearn Course offered by a foreign teacher.</w:t>
       </w:r>
     </w:p>
     <w:p>
@@ -5717,22 +5713,125 @@
         <w:pStyle w:val="a3"/>
         <w:numPr>
           <w:ilvl w:val="0"/>
-          <w:numId w:val="20"/>
+          <w:numId w:val="43"/>
         </w:numPr>
         <w:ind w:firstLineChars="0"/>
         <w:rPr>
-          <w:rFonts w:ascii="Times New Roman" w:hAnsi="Times New Roman" w:cs="Times New Roman"/>
-          <w:sz w:val="24"/>
-          <w:szCs w:val="24"/>
-        </w:rPr>
-      </w:pPr>
-      <w:r>
-        <w:rPr>
-          <w:rFonts w:ascii="Times New Roman" w:hAnsi="Times New Roman" w:cs="Times New Roman"/>
-          <w:sz w:val="24"/>
-          <w:szCs w:val="24"/>
-        </w:rPr>
-        <w:t>“I was in an interview yesterday.”</w:t>
+          <w:rFonts w:ascii="Times New Roman" w:hAnsi="Times New Roman" w:cs="Times New Roman" w:hint="eastAsia"/>
+          <w:sz w:val="24"/>
+          <w:szCs w:val="24"/>
+        </w:rPr>
+      </w:pPr>
+      <w:r>
+        <w:rPr>
+          <w:rFonts w:ascii="Times New Roman" w:hAnsi="Times New Roman" w:cs="Times New Roman" w:hint="eastAsia"/>
+          <w:sz w:val="24"/>
+          <w:szCs w:val="24"/>
+        </w:rPr>
+        <w:t xml:space="preserve">You have to learn lexical chunks(groups of words) and use them flexibly. </w:t>
+      </w:r>
+      <w:r>
+        <w:rPr>
+          <w:rFonts w:ascii="Times New Roman" w:hAnsi="Times New Roman" w:cs="Times New Roman" w:hint="eastAsia"/>
+          <w:sz w:val="24"/>
+          <w:szCs w:val="24"/>
+        </w:rPr>
+        <w:t>Human b</w:t>
+      </w:r>
+      <w:r>
+        <w:rPr>
+          <w:rFonts w:ascii="Times New Roman" w:hAnsi="Times New Roman" w:cs="Times New Roman" w:hint="eastAsia"/>
+          <w:sz w:val="24"/>
+          <w:szCs w:val="24"/>
+        </w:rPr>
+        <w:t xml:space="preserve">eings speak in groups of words. </w:t>
+      </w:r>
+    </w:p>
+    <w:p>
+      <w:pPr>
+        <w:pStyle w:val="a3"/>
+        <w:numPr>
+          <w:ilvl w:val="0"/>
+          <w:numId w:val="43"/>
+        </w:numPr>
+        <w:ind w:firstLineChars="0"/>
+        <w:rPr>
+          <w:rFonts w:ascii="Times New Roman" w:hAnsi="Times New Roman" w:cs="Times New Roman" w:hint="eastAsia"/>
+          <w:sz w:val="24"/>
+          <w:szCs w:val="24"/>
+        </w:rPr>
+      </w:pPr>
+      <w:r>
+        <w:rPr>
+          <w:rFonts w:ascii="Times New Roman" w:hAnsi="Times New Roman" w:cs="Times New Roman" w:hint="eastAsia"/>
+          <w:sz w:val="24"/>
+          <w:szCs w:val="24"/>
+        </w:rPr>
+        <w:lastRenderedPageBreak/>
+        <w:t>Use the language correctly. You don</w:t>
+      </w:r>
+      <w:r>
+        <w:rPr>
+          <w:rFonts w:ascii="Times New Roman" w:hAnsi="Times New Roman" w:cs="Times New Roman"/>
+          <w:sz w:val="24"/>
+          <w:szCs w:val="24"/>
+        </w:rPr>
+        <w:t>’</w:t>
+      </w:r>
+      <w:r>
+        <w:rPr>
+          <w:rFonts w:ascii="Times New Roman" w:hAnsi="Times New Roman" w:cs="Times New Roman" w:hint="eastAsia"/>
+          <w:sz w:val="24"/>
+          <w:szCs w:val="24"/>
+        </w:rPr>
+        <w:t xml:space="preserve">t need to speak compliated language to get a high band score. Instead, getting a high score is about using the correct language flexibly. </w:t>
+      </w:r>
+    </w:p>
+    <w:p>
+      <w:pPr>
+        <w:pStyle w:val="a3"/>
+        <w:numPr>
+          <w:ilvl w:val="0"/>
+          <w:numId w:val="43"/>
+        </w:numPr>
+        <w:ind w:firstLineChars="0"/>
+        <w:rPr>
+          <w:rFonts w:ascii="Times New Roman" w:hAnsi="Times New Roman" w:cs="Times New Roman" w:hint="eastAsia"/>
+          <w:sz w:val="24"/>
+          <w:szCs w:val="24"/>
+        </w:rPr>
+      </w:pPr>
+      <w:r>
+        <w:rPr>
+          <w:rFonts w:ascii="Times New Roman" w:hAnsi="Times New Roman" w:cs="Times New Roman" w:hint="eastAsia"/>
+          <w:sz w:val="24"/>
+          <w:szCs w:val="24"/>
+        </w:rPr>
+        <w:t>Don</w:t>
+      </w:r>
+      <w:r>
+        <w:rPr>
+          <w:rFonts w:ascii="Times New Roman" w:hAnsi="Times New Roman" w:cs="Times New Roman"/>
+          <w:sz w:val="24"/>
+          <w:szCs w:val="24"/>
+        </w:rPr>
+        <w:t>’</w:t>
+      </w:r>
+      <w:r>
+        <w:rPr>
+          <w:rFonts w:ascii="Times New Roman" w:hAnsi="Times New Roman" w:cs="Times New Roman" w:hint="eastAsia"/>
+          <w:sz w:val="24"/>
+          <w:szCs w:val="24"/>
+        </w:rPr>
+        <w:t>t underestimate Part 1 which take</w:t>
+      </w:r>
+      <w:r>
+        <w:rPr>
+          <w:rFonts w:ascii="Times New Roman" w:hAnsi="Times New Roman" w:cs="Times New Roman" w:hint="eastAsia"/>
+          <w:sz w:val="24"/>
+          <w:szCs w:val="24"/>
+        </w:rPr>
+        <w:t xml:space="preserve"> 33 persent of the total score. Practice question types of this part. </w:t>
       </w:r>
       <w:r>
         <w:rPr>
@@ -5746,32 +5845,216 @@
     <w:p>
       <w:pPr>
         <w:pStyle w:val="a3"/>
-        <w:ind w:left="1080" w:firstLineChars="0" w:firstLine="0"/>
-        <w:rPr>
-          <w:rFonts w:ascii="Times New Roman" w:hAnsi="Times New Roman" w:cs="Times New Roman"/>
-          <w:sz w:val="24"/>
-          <w:szCs w:val="24"/>
-        </w:rPr>
-      </w:pPr>
-      <w:r>
-        <w:rPr>
-          <w:rFonts w:ascii="Times New Roman" w:hAnsi="Times New Roman" w:cs="Times New Roman"/>
-          <w:sz w:val="24"/>
-          <w:szCs w:val="24"/>
-        </w:rPr>
-        <w:t>“I participated an interview yesterday.”</w:t>
-      </w:r>
-    </w:p>
-    <w:p>
-      <w:pPr>
-        <w:pStyle w:val="a3"/>
-        <w:ind w:left="1080" w:firstLineChars="0" w:firstLine="0"/>
-        <w:rPr>
-          <w:rFonts w:ascii="Times New Roman" w:hAnsi="Times New Roman" w:cs="Times New Roman"/>
-          <w:sz w:val="24"/>
-          <w:szCs w:val="24"/>
-        </w:rPr>
-      </w:pPr>
+        <w:numPr>
+          <w:ilvl w:val="0"/>
+          <w:numId w:val="43"/>
+        </w:numPr>
+        <w:ind w:firstLineChars="0"/>
+        <w:rPr>
+          <w:rFonts w:ascii="Times New Roman" w:hAnsi="Times New Roman" w:cs="Times New Roman" w:hint="eastAsia"/>
+          <w:sz w:val="24"/>
+          <w:szCs w:val="24"/>
+        </w:rPr>
+      </w:pPr>
+      <w:r>
+        <w:rPr>
+          <w:rFonts w:ascii="Times New Roman" w:hAnsi="Times New Roman" w:cs="Times New Roman" w:hint="eastAsia"/>
+          <w:sz w:val="24"/>
+          <w:szCs w:val="24"/>
+        </w:rPr>
+        <w:t>Speak at a calm, controlled pace. Don</w:t>
+      </w:r>
+      <w:r>
+        <w:rPr>
+          <w:rFonts w:ascii="Times New Roman" w:hAnsi="Times New Roman" w:cs="Times New Roman"/>
+          <w:sz w:val="24"/>
+          <w:szCs w:val="24"/>
+        </w:rPr>
+        <w:t>’</w:t>
+      </w:r>
+      <w:r>
+        <w:rPr>
+          <w:rFonts w:ascii="Times New Roman" w:hAnsi="Times New Roman" w:cs="Times New Roman" w:hint="eastAsia"/>
+          <w:sz w:val="24"/>
+          <w:szCs w:val="24"/>
+        </w:rPr>
+        <w:t xml:space="preserve">t speak fast. </w:t>
+      </w:r>
+    </w:p>
+    <w:p>
+      <w:pPr>
+        <w:pStyle w:val="a3"/>
+        <w:numPr>
+          <w:ilvl w:val="0"/>
+          <w:numId w:val="43"/>
+        </w:numPr>
+        <w:ind w:firstLineChars="0"/>
+        <w:rPr>
+          <w:rFonts w:ascii="Times New Roman" w:hAnsi="Times New Roman" w:cs="Times New Roman" w:hint="eastAsia"/>
+          <w:sz w:val="24"/>
+          <w:szCs w:val="24"/>
+        </w:rPr>
+      </w:pPr>
+      <w:r>
+        <w:rPr>
+          <w:rFonts w:ascii="Times New Roman" w:hAnsi="Times New Roman" w:cs="Times New Roman" w:hint="eastAsia"/>
+          <w:sz w:val="24"/>
+          <w:szCs w:val="24"/>
+        </w:rPr>
+        <w:t>Don</w:t>
+      </w:r>
+      <w:r>
+        <w:rPr>
+          <w:rFonts w:ascii="Times New Roman" w:hAnsi="Times New Roman" w:cs="Times New Roman"/>
+          <w:sz w:val="24"/>
+          <w:szCs w:val="24"/>
+        </w:rPr>
+        <w:t>’</w:t>
+      </w:r>
+      <w:r>
+        <w:rPr>
+          <w:rFonts w:ascii="Times New Roman" w:hAnsi="Times New Roman" w:cs="Times New Roman" w:hint="eastAsia"/>
+          <w:sz w:val="24"/>
+          <w:szCs w:val="24"/>
+        </w:rPr>
+        <w:t xml:space="preserve">t worry about the time. The examiner will interupt you if your time is used up. </w:t>
+      </w:r>
+    </w:p>
+    <w:p>
+      <w:pPr>
+        <w:pStyle w:val="a3"/>
+        <w:numPr>
+          <w:ilvl w:val="0"/>
+          <w:numId w:val="43"/>
+        </w:numPr>
+        <w:ind w:firstLineChars="0"/>
+        <w:rPr>
+          <w:rFonts w:ascii="Times New Roman" w:hAnsi="Times New Roman" w:cs="Times New Roman" w:hint="eastAsia"/>
+          <w:sz w:val="24"/>
+          <w:szCs w:val="24"/>
+        </w:rPr>
+      </w:pPr>
+      <w:r>
+        <w:rPr>
+          <w:rFonts w:ascii="Times New Roman" w:hAnsi="Times New Roman" w:cs="Times New Roman" w:hint="eastAsia"/>
+          <w:sz w:val="24"/>
+          <w:szCs w:val="24"/>
+        </w:rPr>
+        <w:t>Don</w:t>
+      </w:r>
+      <w:r>
+        <w:rPr>
+          <w:rFonts w:ascii="Times New Roman" w:hAnsi="Times New Roman" w:cs="Times New Roman"/>
+          <w:sz w:val="24"/>
+          <w:szCs w:val="24"/>
+        </w:rPr>
+        <w:t>’</w:t>
+      </w:r>
+      <w:r>
+        <w:rPr>
+          <w:rFonts w:ascii="Times New Roman" w:hAnsi="Times New Roman" w:cs="Times New Roman" w:hint="eastAsia"/>
+          <w:sz w:val="24"/>
+          <w:szCs w:val="24"/>
+        </w:rPr>
+        <w:t>t worry if you don</w:t>
+      </w:r>
+      <w:r>
+        <w:rPr>
+          <w:rFonts w:ascii="Times New Roman" w:hAnsi="Times New Roman" w:cs="Times New Roman"/>
+          <w:sz w:val="24"/>
+          <w:szCs w:val="24"/>
+        </w:rPr>
+        <w:t>’</w:t>
+      </w:r>
+      <w:r>
+        <w:rPr>
+          <w:rFonts w:ascii="Times New Roman" w:hAnsi="Times New Roman" w:cs="Times New Roman" w:hint="eastAsia"/>
+          <w:sz w:val="24"/>
+          <w:szCs w:val="24"/>
+        </w:rPr>
+        <w:t>t have enough to finish your answers. It</w:t>
+      </w:r>
+      <w:r>
+        <w:rPr>
+          <w:rFonts w:ascii="Times New Roman" w:hAnsi="Times New Roman" w:cs="Times New Roman"/>
+          <w:sz w:val="24"/>
+          <w:szCs w:val="24"/>
+        </w:rPr>
+        <w:t>’</w:t>
+      </w:r>
+      <w:r>
+        <w:rPr>
+          <w:rFonts w:ascii="Times New Roman" w:hAnsi="Times New Roman" w:cs="Times New Roman" w:hint="eastAsia"/>
+          <w:sz w:val="24"/>
+          <w:szCs w:val="24"/>
+        </w:rPr>
+        <w:t>s fine and won</w:t>
+      </w:r>
+      <w:r>
+        <w:rPr>
+          <w:rFonts w:ascii="Times New Roman" w:hAnsi="Times New Roman" w:cs="Times New Roman"/>
+          <w:sz w:val="24"/>
+          <w:szCs w:val="24"/>
+        </w:rPr>
+        <w:t>’</w:t>
+      </w:r>
+      <w:r>
+        <w:rPr>
+          <w:rFonts w:ascii="Times New Roman" w:hAnsi="Times New Roman" w:cs="Times New Roman" w:hint="eastAsia"/>
+          <w:sz w:val="24"/>
+          <w:szCs w:val="24"/>
+        </w:rPr>
+        <w:t xml:space="preserve">t affect your </w:t>
+      </w:r>
+      <w:r>
+        <w:rPr>
+          <w:rFonts w:ascii="Times New Roman" w:hAnsi="Times New Roman" w:cs="Times New Roman" w:hint="eastAsia"/>
+          <w:sz w:val="24"/>
+          <w:szCs w:val="24"/>
+        </w:rPr>
+        <w:t xml:space="preserve">band </w:t>
+      </w:r>
+      <w:r>
+        <w:rPr>
+          <w:rFonts w:ascii="Times New Roman" w:hAnsi="Times New Roman" w:cs="Times New Roman" w:hint="eastAsia"/>
+          <w:sz w:val="24"/>
+          <w:szCs w:val="24"/>
+        </w:rPr>
+        <w:t xml:space="preserve">socre. </w:t>
+      </w:r>
+    </w:p>
+    <w:p>
+      <w:pPr>
+        <w:pStyle w:val="a3"/>
+        <w:numPr>
+          <w:ilvl w:val="0"/>
+          <w:numId w:val="43"/>
+        </w:numPr>
+        <w:ind w:firstLineChars="0"/>
+        <w:rPr>
+          <w:rFonts w:ascii="Times New Roman" w:hAnsi="Times New Roman" w:cs="Times New Roman"/>
+          <w:sz w:val="24"/>
+          <w:szCs w:val="24"/>
+        </w:rPr>
+      </w:pPr>
+      <w:r>
+        <w:rPr>
+          <w:rFonts w:ascii="Times New Roman" w:hAnsi="Times New Roman" w:cs="Times New Roman" w:hint="eastAsia"/>
+          <w:sz w:val="24"/>
+          <w:szCs w:val="24"/>
+        </w:rPr>
+        <w:t>Record y</w:t>
+      </w:r>
+      <w:r>
+        <w:rPr>
+          <w:rFonts w:ascii="Times New Roman" w:hAnsi="Times New Roman" w:cs="Times New Roman" w:hint="eastAsia"/>
+          <w:sz w:val="24"/>
+          <w:szCs w:val="24"/>
+        </w:rPr>
+        <w:t xml:space="preserve">ourself and listen to yourself so that you can correct yourself. </w:t>
+      </w:r>
+      <w:bookmarkStart w:id="0" w:name="_GoBack"/>
+      <w:bookmarkEnd w:id="0"/>
     </w:p>
     <w:p>
       <w:pPr>
@@ -5827,7 +6110,6 @@
           <w:sz w:val="24"/>
           <w:szCs w:val="24"/>
         </w:rPr>
-        <w:lastRenderedPageBreak/>
         <w:t>Read the questions first.</w:t>
       </w:r>
     </w:p>
@@ -5948,8 +6230,6 @@
         </w:rPr>
         <w:t xml:space="preserve"> Because NO.2 is between NO.1 and NO.3.</w:t>
       </w:r>
-      <w:bookmarkStart w:id="0" w:name="_GoBack"/>
-      <w:bookmarkEnd w:id="0"/>
       <w:r>
         <w:rPr>
           <w:rFonts w:ascii="Times New Roman" w:hAnsi="Times New Roman" w:cs="Times New Roman" w:hint="eastAsia"/>
@@ -5968,7 +6248,7 @@
         </w:numPr>
         <w:ind w:firstLineChars="0"/>
         <w:rPr>
-          <w:rFonts w:ascii="Times New Roman" w:hAnsi="Times New Roman" w:cs="Times New Roman" w:hint="eastAsia"/>
+          <w:rFonts w:ascii="Times New Roman" w:hAnsi="Times New Roman" w:cs="Times New Roman"/>
           <w:sz w:val="24"/>
           <w:szCs w:val="24"/>
         </w:rPr>
@@ -6082,7 +6362,7 @@
       <w:pPr>
         <w:ind w:left="1080"/>
         <w:rPr>
-          <w:rFonts w:ascii="Times New Roman" w:hAnsi="Times New Roman" w:cs="Times New Roman" w:hint="eastAsia"/>
+          <w:rFonts w:ascii="Times New Roman" w:hAnsi="Times New Roman" w:cs="Times New Roman"/>
           <w:i/>
           <w:sz w:val="24"/>
           <w:szCs w:val="24"/>
@@ -6111,7 +6391,7 @@
       <w:pPr>
         <w:ind w:left="1080"/>
         <w:rPr>
-          <w:rFonts w:ascii="Times New Roman" w:hAnsi="Times New Roman" w:cs="Times New Roman" w:hint="eastAsia"/>
+          <w:rFonts w:ascii="Times New Roman" w:hAnsi="Times New Roman" w:cs="Times New Roman"/>
           <w:i/>
           <w:sz w:val="24"/>
           <w:szCs w:val="24"/>
@@ -6131,7 +6411,7 @@
       <w:pPr>
         <w:ind w:left="1080"/>
         <w:rPr>
-          <w:rFonts w:ascii="Times New Roman" w:hAnsi="Times New Roman" w:cs="Times New Roman" w:hint="eastAsia"/>
+          <w:rFonts w:ascii="Times New Roman" w:hAnsi="Times New Roman" w:cs="Times New Roman"/>
           <w:sz w:val="24"/>
           <w:szCs w:val="24"/>
         </w:rPr>
@@ -6167,7 +6447,7 @@
       <w:pPr>
         <w:ind w:left="1080"/>
         <w:rPr>
-          <w:rFonts w:ascii="Times New Roman" w:hAnsi="Times New Roman" w:cs="Times New Roman" w:hint="eastAsia"/>
+          <w:rFonts w:ascii="Times New Roman" w:hAnsi="Times New Roman" w:cs="Times New Roman"/>
           <w:sz w:val="24"/>
           <w:szCs w:val="24"/>
         </w:rPr>
@@ -6185,7 +6465,7 @@
       <w:pPr>
         <w:ind w:left="1080"/>
         <w:rPr>
-          <w:rFonts w:ascii="Times New Roman" w:hAnsi="Times New Roman" w:cs="Times New Roman" w:hint="eastAsia"/>
+          <w:rFonts w:ascii="Times New Roman" w:hAnsi="Times New Roman" w:cs="Times New Roman"/>
           <w:sz w:val="24"/>
           <w:szCs w:val="24"/>
         </w:rPr>
@@ -6254,7 +6534,7 @@
       <w:pPr>
         <w:ind w:left="1080"/>
         <w:rPr>
-          <w:rFonts w:ascii="Times New Roman" w:hAnsi="Times New Roman" w:cs="Times New Roman" w:hint="eastAsia"/>
+          <w:rFonts w:ascii="Times New Roman" w:hAnsi="Times New Roman" w:cs="Times New Roman"/>
           <w:sz w:val="24"/>
           <w:szCs w:val="24"/>
         </w:rPr>
@@ -6281,7 +6561,7 @@
       <w:pPr>
         <w:ind w:left="1080"/>
         <w:rPr>
-          <w:rFonts w:ascii="Times New Roman" w:hAnsi="Times New Roman" w:cs="Times New Roman" w:hint="eastAsia"/>
+          <w:rFonts w:ascii="Times New Roman" w:hAnsi="Times New Roman" w:cs="Times New Roman"/>
           <w:sz w:val="24"/>
           <w:szCs w:val="24"/>
         </w:rPr>
@@ -6591,7 +6871,16 @@
           <w:sz w:val="24"/>
           <w:szCs w:val="24"/>
         </w:rPr>
-        <w:t>ones. a-&gt;b, b-&gt;c…</w:t>
+        <w:t xml:space="preserve">ones. </w:t>
+      </w:r>
+      <w:r>
+        <w:rPr>
+          <w:rFonts w:ascii="Times New Roman" w:hAnsi="Times New Roman" w:cs="Times New Roman"/>
+          <w:sz w:val="24"/>
+          <w:szCs w:val="24"/>
+        </w:rPr>
+        <w:lastRenderedPageBreak/>
+        <w:t>a-&gt;b, b-&gt;c…</w:t>
       </w:r>
       <w:r>
         <w:rPr>
@@ -6874,16 +7163,7 @@
           <w:sz w:val="24"/>
           <w:szCs w:val="24"/>
         </w:rPr>
-        <w:t xml:space="preserve">Review model answers and examiner’s comments on that, you will know </w:t>
-      </w:r>
-      <w:r>
-        <w:rPr>
-          <w:rFonts w:ascii="Times New Roman" w:hAnsi="Times New Roman" w:cs="Times New Roman"/>
-          <w:sz w:val="24"/>
-          <w:szCs w:val="24"/>
-        </w:rPr>
-        <w:lastRenderedPageBreak/>
-        <w:t>how to get a high score in writing tasks.</w:t>
+        <w:t>Review model answers and examiner’s comments on that, you will know how to get a high score in writing tasks.</w:t>
       </w:r>
     </w:p>
     <w:p>
@@ -8062,7 +8342,16 @@
           <w:sz w:val="24"/>
           <w:szCs w:val="24"/>
         </w:rPr>
-        <w:t xml:space="preserve"> is too direct and simple. Instead, we should write sentence like </w:t>
+        <w:t xml:space="preserve"> is </w:t>
+      </w:r>
+      <w:r>
+        <w:rPr>
+          <w:rFonts w:ascii="Times New Roman" w:hAnsi="Times New Roman" w:cs="Times New Roman" w:hint="eastAsia"/>
+          <w:sz w:val="24"/>
+          <w:szCs w:val="24"/>
+        </w:rPr>
+        <w:lastRenderedPageBreak/>
+        <w:t xml:space="preserve">too direct and simple. Instead, we should write sentence like </w:t>
       </w:r>
       <w:r>
         <w:rPr>
@@ -8251,7 +8540,6 @@
           <w:szCs w:val="32"/>
           <w:lang w:val="en-GB"/>
         </w:rPr>
-        <w:lastRenderedPageBreak/>
         <w:t xml:space="preserve">Writing </w:t>
       </w:r>
       <w:r>
@@ -8729,6 +9017,7 @@
           <w:szCs w:val="24"/>
           <w:lang w:val="en-GB"/>
         </w:rPr>
+        <w:lastRenderedPageBreak/>
         <w:drawing>
           <wp:inline distT="0" distB="0" distL="0" distR="0">
             <wp:extent cx="3333750" cy="2325156"/>
@@ -9427,7 +9716,17 @@
           <w:szCs w:val="24"/>
           <w:lang w:val="en-GB"/>
         </w:rPr>
-        <w:t>t look for something interesting. Your essay don</w:t>
+        <w:t xml:space="preserve">t look </w:t>
+      </w:r>
+      <w:r>
+        <w:rPr>
+          <w:rFonts w:ascii="Times New Roman" w:hAnsi="Times New Roman" w:cs="Times New Roman" w:hint="eastAsia"/>
+          <w:sz w:val="24"/>
+          <w:szCs w:val="24"/>
+          <w:lang w:val="en-GB"/>
+        </w:rPr>
+        <w:lastRenderedPageBreak/>
+        <w:t>for something interesting. Your essay don</w:t>
       </w:r>
       <w:r>
         <w:rPr>
@@ -9851,7 +10150,6 @@
           <w:sz w:val="24"/>
           <w:szCs w:val="24"/>
         </w:rPr>
-        <w:lastRenderedPageBreak/>
         <w:t xml:space="preserve">3. Aiming </w:t>
       </w:r>
       <w:r>
@@ -10381,6 +10679,7 @@
           <w:sz w:val="24"/>
           <w:szCs w:val="24"/>
         </w:rPr>
+        <w:lastRenderedPageBreak/>
         <w:t>The amount of meat consumed</w:t>
       </w:r>
       <w:r>
@@ -11322,7 +11621,6 @@
           <w:sz w:val="26"/>
           <w:szCs w:val="26"/>
         </w:rPr>
-        <w:lastRenderedPageBreak/>
         <w:t>Living in Cities</w:t>
       </w:r>
     </w:p>
@@ -11907,7 +12205,6 @@
           <w:noProof/>
           <w:lang w:val="en-GB"/>
         </w:rPr>
-        <w:lastRenderedPageBreak/>
         <w:drawing>
           <wp:inline distT="0" distB="0" distL="0" distR="0">
             <wp:extent cx="5274310" cy="1809115"/>
@@ -12781,6 +13078,95 @@
     </w:lvl>
   </w:abstractNum>
   <w:abstractNum w:abstractNumId="7">
+    <w:nsid w:val="14D42A7B"/>
+    <w:multiLevelType w:val="hybridMultilevel"/>
+    <w:tmpl w:val="53CC1B9A"/>
+    <w:lvl w:ilvl="0" w:tplc="664607EC">
+      <w:start w:val="1"/>
+      <w:numFmt w:val="decimal"/>
+      <w:lvlText w:val="%1."/>
+      <w:lvlJc w:val="left"/>
+      <w:pPr>
+        <w:ind w:left="1080" w:hanging="360"/>
+      </w:pPr>
+      <w:rPr>
+        <w:rFonts w:hint="default"/>
+      </w:rPr>
+    </w:lvl>
+    <w:lvl w:ilvl="1" w:tplc="08090019" w:tentative="1">
+      <w:start w:val="1"/>
+      <w:numFmt w:val="lowerLetter"/>
+      <w:lvlText w:val="%2."/>
+      <w:lvlJc w:val="left"/>
+      <w:pPr>
+        <w:ind w:left="1800" w:hanging="360"/>
+      </w:pPr>
+    </w:lvl>
+    <w:lvl w:ilvl="2" w:tplc="0809001B" w:tentative="1">
+      <w:start w:val="1"/>
+      <w:numFmt w:val="lowerRoman"/>
+      <w:lvlText w:val="%3."/>
+      <w:lvlJc w:val="right"/>
+      <w:pPr>
+        <w:ind w:left="2520" w:hanging="180"/>
+      </w:pPr>
+    </w:lvl>
+    <w:lvl w:ilvl="3" w:tplc="0809000F" w:tentative="1">
+      <w:start w:val="1"/>
+      <w:numFmt w:val="decimal"/>
+      <w:lvlText w:val="%4."/>
+      <w:lvlJc w:val="left"/>
+      <w:pPr>
+        <w:ind w:left="3240" w:hanging="360"/>
+      </w:pPr>
+    </w:lvl>
+    <w:lvl w:ilvl="4" w:tplc="08090019" w:tentative="1">
+      <w:start w:val="1"/>
+      <w:numFmt w:val="lowerLetter"/>
+      <w:lvlText w:val="%5."/>
+      <w:lvlJc w:val="left"/>
+      <w:pPr>
+        <w:ind w:left="3960" w:hanging="360"/>
+      </w:pPr>
+    </w:lvl>
+    <w:lvl w:ilvl="5" w:tplc="0809001B" w:tentative="1">
+      <w:start w:val="1"/>
+      <w:numFmt w:val="lowerRoman"/>
+      <w:lvlText w:val="%6."/>
+      <w:lvlJc w:val="right"/>
+      <w:pPr>
+        <w:ind w:left="4680" w:hanging="180"/>
+      </w:pPr>
+    </w:lvl>
+    <w:lvl w:ilvl="6" w:tplc="0809000F" w:tentative="1">
+      <w:start w:val="1"/>
+      <w:numFmt w:val="decimal"/>
+      <w:lvlText w:val="%7."/>
+      <w:lvlJc w:val="left"/>
+      <w:pPr>
+        <w:ind w:left="5400" w:hanging="360"/>
+      </w:pPr>
+    </w:lvl>
+    <w:lvl w:ilvl="7" w:tplc="08090019" w:tentative="1">
+      <w:start w:val="1"/>
+      <w:numFmt w:val="lowerLetter"/>
+      <w:lvlText w:val="%8."/>
+      <w:lvlJc w:val="left"/>
+      <w:pPr>
+        <w:ind w:left="6120" w:hanging="360"/>
+      </w:pPr>
+    </w:lvl>
+    <w:lvl w:ilvl="8" w:tplc="0809001B" w:tentative="1">
+      <w:start w:val="1"/>
+      <w:numFmt w:val="lowerRoman"/>
+      <w:lvlText w:val="%9."/>
+      <w:lvlJc w:val="right"/>
+      <w:pPr>
+        <w:ind w:left="6840" w:hanging="180"/>
+      </w:pPr>
+    </w:lvl>
+  </w:abstractNum>
+  <w:abstractNum w:abstractNumId="8">
     <w:nsid w:val="16A7494D"/>
     <w:multiLevelType w:val="hybridMultilevel"/>
     <w:tmpl w:val="B5AC2462"/>
@@ -12869,7 +13255,7 @@
       </w:pPr>
     </w:lvl>
   </w:abstractNum>
-  <w:abstractNum w:abstractNumId="8">
+  <w:abstractNum w:abstractNumId="9">
     <w:nsid w:val="18A80F16"/>
     <w:multiLevelType w:val="hybridMultilevel"/>
     <w:tmpl w:val="126AB91E"/>
@@ -12958,7 +13344,7 @@
       </w:pPr>
     </w:lvl>
   </w:abstractNum>
-  <w:abstractNum w:abstractNumId="9">
+  <w:abstractNum w:abstractNumId="10">
     <w:nsid w:val="1B9A1FE7"/>
     <w:multiLevelType w:val="hybridMultilevel"/>
     <w:tmpl w:val="55B452CA"/>
@@ -13044,7 +13430,7 @@
       </w:pPr>
     </w:lvl>
   </w:abstractNum>
-  <w:abstractNum w:abstractNumId="10">
+  <w:abstractNum w:abstractNumId="11">
     <w:nsid w:val="209238C5"/>
     <w:multiLevelType w:val="hybridMultilevel"/>
     <w:tmpl w:val="A0243708"/>
@@ -13157,7 +13543,7 @@
       </w:rPr>
     </w:lvl>
   </w:abstractNum>
-  <w:abstractNum w:abstractNumId="11">
+  <w:abstractNum w:abstractNumId="12">
     <w:nsid w:val="212124E8"/>
     <w:multiLevelType w:val="hybridMultilevel"/>
     <w:tmpl w:val="69A8EF30"/>
@@ -13247,7 +13633,7 @@
       </w:pPr>
     </w:lvl>
   </w:abstractNum>
-  <w:abstractNum w:abstractNumId="12">
+  <w:abstractNum w:abstractNumId="13">
     <w:nsid w:val="2BEB1066"/>
     <w:multiLevelType w:val="hybridMultilevel"/>
     <w:tmpl w:val="E6D86D48"/>
@@ -13336,7 +13722,7 @@
       </w:pPr>
     </w:lvl>
   </w:abstractNum>
-  <w:abstractNum w:abstractNumId="13">
+  <w:abstractNum w:abstractNumId="14">
     <w:nsid w:val="2C062616"/>
     <w:multiLevelType w:val="hybridMultilevel"/>
     <w:tmpl w:val="95989316"/>
@@ -13425,7 +13811,7 @@
       </w:pPr>
     </w:lvl>
   </w:abstractNum>
-  <w:abstractNum w:abstractNumId="14">
+  <w:abstractNum w:abstractNumId="15">
     <w:nsid w:val="31540ECA"/>
     <w:multiLevelType w:val="hybridMultilevel"/>
     <w:tmpl w:val="126AB91E"/>
@@ -13514,7 +13900,7 @@
       </w:pPr>
     </w:lvl>
   </w:abstractNum>
-  <w:abstractNum w:abstractNumId="15">
+  <w:abstractNum w:abstractNumId="16">
     <w:nsid w:val="39023B55"/>
     <w:multiLevelType w:val="hybridMultilevel"/>
     <w:tmpl w:val="088C4908"/>
@@ -13603,7 +13989,7 @@
       </w:pPr>
     </w:lvl>
   </w:abstractNum>
-  <w:abstractNum w:abstractNumId="16">
+  <w:abstractNum w:abstractNumId="17">
     <w:nsid w:val="39187DDC"/>
     <w:multiLevelType w:val="multilevel"/>
     <w:tmpl w:val="4BF67E82"/>
@@ -13752,7 +14138,7 @@
       </w:rPr>
     </w:lvl>
   </w:abstractNum>
-  <w:abstractNum w:abstractNumId="17">
+  <w:abstractNum w:abstractNumId="18">
     <w:nsid w:val="39EC4767"/>
     <w:multiLevelType w:val="multilevel"/>
     <w:tmpl w:val="1958AEFE"/>
@@ -13865,7 +14251,7 @@
       </w:pPr>
     </w:lvl>
   </w:abstractNum>
-  <w:abstractNum w:abstractNumId="18">
+  <w:abstractNum w:abstractNumId="19">
     <w:nsid w:val="3B3220EC"/>
     <w:multiLevelType w:val="hybridMultilevel"/>
     <w:tmpl w:val="B68E0AD8"/>
@@ -13954,7 +14340,7 @@
       </w:pPr>
     </w:lvl>
   </w:abstractNum>
-  <w:abstractNum w:abstractNumId="19">
+  <w:abstractNum w:abstractNumId="20">
     <w:nsid w:val="41023E2D"/>
     <w:multiLevelType w:val="hybridMultilevel"/>
     <w:tmpl w:val="6192BA58"/>
@@ -14066,7 +14452,7 @@
       </w:rPr>
     </w:lvl>
   </w:abstractNum>
-  <w:abstractNum w:abstractNumId="20">
+  <w:abstractNum w:abstractNumId="21">
     <w:nsid w:val="410D4E95"/>
     <w:multiLevelType w:val="hybridMultilevel"/>
     <w:tmpl w:val="7BB0B226"/>
@@ -14155,7 +14541,7 @@
       </w:pPr>
     </w:lvl>
   </w:abstractNum>
-  <w:abstractNum w:abstractNumId="21">
+  <w:abstractNum w:abstractNumId="22">
     <w:nsid w:val="41C612F8"/>
     <w:multiLevelType w:val="hybridMultilevel"/>
     <w:tmpl w:val="FA423BE8"/>
@@ -14244,7 +14630,7 @@
       </w:pPr>
     </w:lvl>
   </w:abstractNum>
-  <w:abstractNum w:abstractNumId="22">
+  <w:abstractNum w:abstractNumId="23">
     <w:nsid w:val="431D7B70"/>
     <w:multiLevelType w:val="hybridMultilevel"/>
     <w:tmpl w:val="B88C75C0"/>
@@ -14333,7 +14719,7 @@
       </w:pPr>
     </w:lvl>
   </w:abstractNum>
-  <w:abstractNum w:abstractNumId="23">
+  <w:abstractNum w:abstractNumId="24">
     <w:nsid w:val="45AC0CEE"/>
     <w:multiLevelType w:val="hybridMultilevel"/>
     <w:tmpl w:val="A6FA4E9E"/>
@@ -14422,7 +14808,7 @@
       </w:pPr>
     </w:lvl>
   </w:abstractNum>
-  <w:abstractNum w:abstractNumId="24">
+  <w:abstractNum w:abstractNumId="25">
     <w:nsid w:val="49614F41"/>
     <w:multiLevelType w:val="hybridMultilevel"/>
     <w:tmpl w:val="21F4F90A"/>
@@ -14511,7 +14897,7 @@
       </w:pPr>
     </w:lvl>
   </w:abstractNum>
-  <w:abstractNum w:abstractNumId="25">
+  <w:abstractNum w:abstractNumId="26">
     <w:nsid w:val="4CDD0872"/>
     <w:multiLevelType w:val="hybridMultilevel"/>
     <w:tmpl w:val="77F44C94"/>
@@ -14600,7 +14986,7 @@
       </w:pPr>
     </w:lvl>
   </w:abstractNum>
-  <w:abstractNum w:abstractNumId="26">
+  <w:abstractNum w:abstractNumId="27">
     <w:nsid w:val="4E11184C"/>
     <w:multiLevelType w:val="hybridMultilevel"/>
     <w:tmpl w:val="228EF806"/>
@@ -14689,7 +15075,7 @@
       </w:pPr>
     </w:lvl>
   </w:abstractNum>
-  <w:abstractNum w:abstractNumId="27">
+  <w:abstractNum w:abstractNumId="28">
     <w:nsid w:val="501466CA"/>
     <w:multiLevelType w:val="hybridMultilevel"/>
     <w:tmpl w:val="DB060F1C"/>
@@ -14778,7 +15164,7 @@
       </w:pPr>
     </w:lvl>
   </w:abstractNum>
-  <w:abstractNum w:abstractNumId="28">
+  <w:abstractNum w:abstractNumId="29">
     <w:nsid w:val="520832F2"/>
     <w:multiLevelType w:val="hybridMultilevel"/>
     <w:tmpl w:val="BCEC49F6"/>
@@ -14867,7 +15253,7 @@
       </w:pPr>
     </w:lvl>
   </w:abstractNum>
-  <w:abstractNum w:abstractNumId="29">
+  <w:abstractNum w:abstractNumId="30">
     <w:nsid w:val="52E96F60"/>
     <w:multiLevelType w:val="hybridMultilevel"/>
     <w:tmpl w:val="4C9EDF58"/>
@@ -14956,7 +15342,7 @@
       </w:pPr>
     </w:lvl>
   </w:abstractNum>
-  <w:abstractNum w:abstractNumId="30">
+  <w:abstractNum w:abstractNumId="31">
     <w:nsid w:val="564B4D6F"/>
     <w:multiLevelType w:val="hybridMultilevel"/>
     <w:tmpl w:val="463245A8"/>
@@ -15045,7 +15431,7 @@
       </w:pPr>
     </w:lvl>
   </w:abstractNum>
-  <w:abstractNum w:abstractNumId="31">
+  <w:abstractNum w:abstractNumId="32">
     <w:nsid w:val="58B561CD"/>
     <w:multiLevelType w:val="hybridMultilevel"/>
     <w:tmpl w:val="29B0D430"/>
@@ -15134,7 +15520,7 @@
       </w:pPr>
     </w:lvl>
   </w:abstractNum>
-  <w:abstractNum w:abstractNumId="32">
+  <w:abstractNum w:abstractNumId="33">
     <w:nsid w:val="5B161B8B"/>
     <w:multiLevelType w:val="hybridMultilevel"/>
     <w:tmpl w:val="EC52B5E6"/>
@@ -15223,7 +15609,7 @@
       </w:pPr>
     </w:lvl>
   </w:abstractNum>
-  <w:abstractNum w:abstractNumId="33">
+  <w:abstractNum w:abstractNumId="34">
     <w:nsid w:val="6AB57236"/>
     <w:multiLevelType w:val="hybridMultilevel"/>
     <w:tmpl w:val="93409AFE"/>
@@ -15312,7 +15698,7 @@
       </w:pPr>
     </w:lvl>
   </w:abstractNum>
-  <w:abstractNum w:abstractNumId="34">
+  <w:abstractNum w:abstractNumId="35">
     <w:nsid w:val="6B015DF7"/>
     <w:multiLevelType w:val="hybridMultilevel"/>
     <w:tmpl w:val="7944BF90"/>
@@ -15425,7 +15811,7 @@
       </w:rPr>
     </w:lvl>
   </w:abstractNum>
-  <w:abstractNum w:abstractNumId="35">
+  <w:abstractNum w:abstractNumId="36">
     <w:nsid w:val="6B1541E7"/>
     <w:multiLevelType w:val="multilevel"/>
     <w:tmpl w:val="0956637E"/>
@@ -15538,7 +15924,7 @@
       </w:rPr>
     </w:lvl>
   </w:abstractNum>
-  <w:abstractNum w:abstractNumId="36">
+  <w:abstractNum w:abstractNumId="37">
     <w:nsid w:val="6D424F83"/>
     <w:multiLevelType w:val="hybridMultilevel"/>
     <w:tmpl w:val="538C7D02"/>
@@ -15627,7 +16013,7 @@
       </w:pPr>
     </w:lvl>
   </w:abstractNum>
-  <w:abstractNum w:abstractNumId="37">
+  <w:abstractNum w:abstractNumId="38">
     <w:nsid w:val="72492BB2"/>
     <w:multiLevelType w:val="hybridMultilevel"/>
     <w:tmpl w:val="0876E89C"/>
@@ -15716,7 +16102,7 @@
       </w:pPr>
     </w:lvl>
   </w:abstractNum>
-  <w:abstractNum w:abstractNumId="38">
+  <w:abstractNum w:abstractNumId="39">
     <w:nsid w:val="72D95071"/>
     <w:multiLevelType w:val="multilevel"/>
     <w:tmpl w:val="93E65C2C"/>
@@ -15829,7 +16215,7 @@
       </w:pPr>
     </w:lvl>
   </w:abstractNum>
-  <w:abstractNum w:abstractNumId="39">
+  <w:abstractNum w:abstractNumId="40">
     <w:nsid w:val="742C11E5"/>
     <w:multiLevelType w:val="hybridMultilevel"/>
     <w:tmpl w:val="6F6AD0D8"/>
@@ -15915,7 +16301,7 @@
       </w:pPr>
     </w:lvl>
   </w:abstractNum>
-  <w:abstractNum w:abstractNumId="40">
+  <w:abstractNum w:abstractNumId="41">
     <w:nsid w:val="759F2CA0"/>
     <w:multiLevelType w:val="hybridMultilevel"/>
     <w:tmpl w:val="E3D4CFB6"/>
@@ -16004,7 +16390,7 @@
       </w:pPr>
     </w:lvl>
   </w:abstractNum>
-  <w:abstractNum w:abstractNumId="41">
+  <w:abstractNum w:abstractNumId="42">
     <w:nsid w:val="79341CC1"/>
     <w:multiLevelType w:val="hybridMultilevel"/>
     <w:tmpl w:val="670CA2F0"/>
@@ -16094,13 +16480,13 @@
     </w:lvl>
   </w:abstractNum>
   <w:num w:numId="1">
-    <w:abstractNumId w:val="25"/>
+    <w:abstractNumId w:val="26"/>
   </w:num>
   <w:num w:numId="2">
-    <w:abstractNumId w:val="21"/>
+    <w:abstractNumId w:val="22"/>
   </w:num>
   <w:num w:numId="3">
-    <w:abstractNumId w:val="18"/>
+    <w:abstractNumId w:val="19"/>
   </w:num>
   <w:num w:numId="4">
     <w:abstractNumId w:val="4"/>
@@ -16109,85 +16495,85 @@
     <w:abstractNumId w:val="2"/>
   </w:num>
   <w:num w:numId="6">
-    <w:abstractNumId w:val="22"/>
+    <w:abstractNumId w:val="23"/>
   </w:num>
   <w:num w:numId="7">
     <w:abstractNumId w:val="5"/>
   </w:num>
   <w:num w:numId="8">
+    <w:abstractNumId w:val="28"/>
+  </w:num>
+  <w:num w:numId="9">
+    <w:abstractNumId w:val="32"/>
+  </w:num>
+  <w:num w:numId="10">
+    <w:abstractNumId w:val="17"/>
+  </w:num>
+  <w:num w:numId="11">
+    <w:abstractNumId w:val="12"/>
+  </w:num>
+  <w:num w:numId="12">
+    <w:abstractNumId w:val="34"/>
+  </w:num>
+  <w:num w:numId="13">
+    <w:abstractNumId w:val="38"/>
+  </w:num>
+  <w:num w:numId="14">
+    <w:abstractNumId w:val="35"/>
+  </w:num>
+  <w:num w:numId="15">
+    <w:abstractNumId w:val="11"/>
+  </w:num>
+  <w:num w:numId="16">
+    <w:abstractNumId w:val="36"/>
+  </w:num>
+  <w:num w:numId="17">
+    <w:abstractNumId w:val="40"/>
+  </w:num>
+  <w:num w:numId="18">
+    <w:abstractNumId w:val="13"/>
+  </w:num>
+  <w:num w:numId="19">
+    <w:abstractNumId w:val="31"/>
+  </w:num>
+  <w:num w:numId="20">
+    <w:abstractNumId w:val="20"/>
+  </w:num>
+  <w:num w:numId="21">
+    <w:abstractNumId w:val="33"/>
+  </w:num>
+  <w:num w:numId="22">
+    <w:abstractNumId w:val="21"/>
+  </w:num>
+  <w:num w:numId="23">
+    <w:abstractNumId w:val="25"/>
+  </w:num>
+  <w:num w:numId="24">
+    <w:abstractNumId w:val="14"/>
+  </w:num>
+  <w:num w:numId="25">
+    <w:abstractNumId w:val="42"/>
+  </w:num>
+  <w:num w:numId="26">
+    <w:abstractNumId w:val="30"/>
+  </w:num>
+  <w:num w:numId="27">
+    <w:abstractNumId w:val="16"/>
+  </w:num>
+  <w:num w:numId="28">
+    <w:abstractNumId w:val="29"/>
+  </w:num>
+  <w:num w:numId="29">
+    <w:abstractNumId w:val="8"/>
+  </w:num>
+  <w:num w:numId="30">
     <w:abstractNumId w:val="27"/>
   </w:num>
-  <w:num w:numId="9">
-    <w:abstractNumId w:val="31"/>
-  </w:num>
-  <w:num w:numId="10">
-    <w:abstractNumId w:val="16"/>
-  </w:num>
-  <w:num w:numId="11">
-    <w:abstractNumId w:val="11"/>
-  </w:num>
-  <w:num w:numId="12">
-    <w:abstractNumId w:val="33"/>
-  </w:num>
-  <w:num w:numId="13">
-    <w:abstractNumId w:val="37"/>
-  </w:num>
-  <w:num w:numId="14">
-    <w:abstractNumId w:val="34"/>
-  </w:num>
-  <w:num w:numId="15">
-    <w:abstractNumId w:val="10"/>
-  </w:num>
-  <w:num w:numId="16">
-    <w:abstractNumId w:val="35"/>
-  </w:num>
-  <w:num w:numId="17">
-    <w:abstractNumId w:val="39"/>
-  </w:num>
-  <w:num w:numId="18">
-    <w:abstractNumId w:val="12"/>
-  </w:num>
-  <w:num w:numId="19">
-    <w:abstractNumId w:val="30"/>
-  </w:num>
-  <w:num w:numId="20">
-    <w:abstractNumId w:val="19"/>
-  </w:num>
-  <w:num w:numId="21">
-    <w:abstractNumId w:val="32"/>
-  </w:num>
-  <w:num w:numId="22">
-    <w:abstractNumId w:val="20"/>
-  </w:num>
-  <w:num w:numId="23">
-    <w:abstractNumId w:val="24"/>
-  </w:num>
-  <w:num w:numId="24">
-    <w:abstractNumId w:val="13"/>
-  </w:num>
-  <w:num w:numId="25">
+  <w:num w:numId="31">
     <w:abstractNumId w:val="41"/>
   </w:num>
-  <w:num w:numId="26">
-    <w:abstractNumId w:val="29"/>
-  </w:num>
-  <w:num w:numId="27">
-    <w:abstractNumId w:val="15"/>
-  </w:num>
-  <w:num w:numId="28">
-    <w:abstractNumId w:val="28"/>
-  </w:num>
-  <w:num w:numId="29">
-    <w:abstractNumId w:val="7"/>
-  </w:num>
-  <w:num w:numId="30">
-    <w:abstractNumId w:val="26"/>
-  </w:num>
-  <w:num w:numId="31">
-    <w:abstractNumId w:val="40"/>
-  </w:num>
   <w:num w:numId="32">
-    <w:abstractNumId w:val="23"/>
+    <w:abstractNumId w:val="24"/>
   </w:num>
   <w:num w:numId="33">
     <w:abstractNumId w:val="1"/>
@@ -16196,28 +16582,31 @@
     <w:abstractNumId w:val="0"/>
   </w:num>
   <w:num w:numId="35">
-    <w:abstractNumId w:val="38"/>
+    <w:abstractNumId w:val="39"/>
   </w:num>
   <w:num w:numId="36">
-    <w:abstractNumId w:val="17"/>
+    <w:abstractNumId w:val="18"/>
   </w:num>
   <w:num w:numId="37">
-    <w:abstractNumId w:val="14"/>
+    <w:abstractNumId w:val="15"/>
   </w:num>
   <w:num w:numId="38">
-    <w:abstractNumId w:val="9"/>
+    <w:abstractNumId w:val="10"/>
   </w:num>
   <w:num w:numId="39">
-    <w:abstractNumId w:val="36"/>
+    <w:abstractNumId w:val="37"/>
   </w:num>
   <w:num w:numId="40">
-    <w:abstractNumId w:val="8"/>
+    <w:abstractNumId w:val="9"/>
   </w:num>
   <w:num w:numId="41">
     <w:abstractNumId w:val="3"/>
   </w:num>
   <w:num w:numId="42">
     <w:abstractNumId w:val="6"/>
+  </w:num>
+  <w:num w:numId="43">
+    <w:abstractNumId w:val="7"/>
   </w:num>
 </w:numbering>
 </file>
@@ -17089,7 +17478,7 @@
   <a:extraClrSchemeLst/>
   <a:extLst>
     <a:ext uri="{05A4C25C-085E-4340-85A3-A5531E510DB2}">
-      <thm15:themeFamily xmlns="" xmlns:thm15="http://schemas.microsoft.com/office/thememl/2012/main" name="Office Theme" id="{62F939B6-93AF-4DB8-9C6B-D6C7DFDC589F}" vid="{4A3C46E8-61CC-4603-A589-7422A47A8E4A}"/>
+      <thm15:themeFamily xmlns:thm15="http://schemas.microsoft.com/office/thememl/2012/main" xmlns="" name="Office Theme" id="{62F939B6-93AF-4DB8-9C6B-D6C7DFDC589F}" vid="{4A3C46E8-61CC-4603-A589-7422A47A8E4A}"/>
     </a:ext>
   </a:extLst>
 </a:theme>

--- a/IELTS Notes/Notes of IELTS.docx
+++ b/IELTS Notes/Notes of IELTS.docx
@@ -5172,7 +5172,7 @@
         </w:numPr>
         <w:ind w:firstLineChars="0"/>
         <w:rPr>
-          <w:rFonts w:ascii="Times New Roman" w:hAnsi="Times New Roman" w:cs="Times New Roman" w:hint="eastAsia"/>
+          <w:rFonts w:ascii="Times New Roman" w:hAnsi="Times New Roman" w:cs="Times New Roman"/>
           <w:sz w:val="24"/>
           <w:szCs w:val="24"/>
         </w:rPr>
@@ -5675,7 +5675,7 @@
         </w:numPr>
         <w:ind w:firstLineChars="0"/>
         <w:rPr>
-          <w:rFonts w:ascii="Times New Roman" w:hAnsi="Times New Roman" w:cs="Times New Roman" w:hint="eastAsia"/>
+          <w:rFonts w:ascii="Times New Roman" w:hAnsi="Times New Roman" w:cs="Times New Roman"/>
           <w:sz w:val="24"/>
           <w:szCs w:val="24"/>
         </w:rPr>
@@ -5694,7 +5694,7 @@
         <w:pStyle w:val="a3"/>
         <w:ind w:left="720" w:firstLineChars="0" w:firstLine="0"/>
         <w:rPr>
-          <w:rFonts w:ascii="Times New Roman" w:hAnsi="Times New Roman" w:cs="Times New Roman" w:hint="eastAsia"/>
+          <w:rFonts w:ascii="Times New Roman" w:hAnsi="Times New Roman" w:cs="Times New Roman"/>
           <w:sz w:val="24"/>
           <w:szCs w:val="24"/>
         </w:rPr>
@@ -5717,7 +5717,7 @@
         </w:numPr>
         <w:ind w:firstLineChars="0"/>
         <w:rPr>
-          <w:rFonts w:ascii="Times New Roman" w:hAnsi="Times New Roman" w:cs="Times New Roman" w:hint="eastAsia"/>
+          <w:rFonts w:ascii="Times New Roman" w:hAnsi="Times New Roman" w:cs="Times New Roman"/>
           <w:sz w:val="24"/>
           <w:szCs w:val="24"/>
         </w:rPr>
@@ -5756,7 +5756,7 @@
         </w:numPr>
         <w:ind w:firstLineChars="0"/>
         <w:rPr>
-          <w:rFonts w:ascii="Times New Roman" w:hAnsi="Times New Roman" w:cs="Times New Roman" w:hint="eastAsia"/>
+          <w:rFonts w:ascii="Times New Roman" w:hAnsi="Times New Roman" w:cs="Times New Roman"/>
           <w:sz w:val="24"/>
           <w:szCs w:val="24"/>
         </w:rPr>
@@ -5796,7 +5796,7 @@
         </w:numPr>
         <w:ind w:firstLineChars="0"/>
         <w:rPr>
-          <w:rFonts w:ascii="Times New Roman" w:hAnsi="Times New Roman" w:cs="Times New Roman" w:hint="eastAsia"/>
+          <w:rFonts w:ascii="Times New Roman" w:hAnsi="Times New Roman" w:cs="Times New Roman"/>
           <w:sz w:val="24"/>
           <w:szCs w:val="24"/>
         </w:rPr>
@@ -5851,7 +5851,7 @@
         </w:numPr>
         <w:ind w:firstLineChars="0"/>
         <w:rPr>
-          <w:rFonts w:ascii="Times New Roman" w:hAnsi="Times New Roman" w:cs="Times New Roman" w:hint="eastAsia"/>
+          <w:rFonts w:ascii="Times New Roman" w:hAnsi="Times New Roman" w:cs="Times New Roman"/>
           <w:sz w:val="24"/>
           <w:szCs w:val="24"/>
         </w:rPr>
@@ -5890,7 +5890,7 @@
         </w:numPr>
         <w:ind w:firstLineChars="0"/>
         <w:rPr>
-          <w:rFonts w:ascii="Times New Roman" w:hAnsi="Times New Roman" w:cs="Times New Roman" w:hint="eastAsia"/>
+          <w:rFonts w:ascii="Times New Roman" w:hAnsi="Times New Roman" w:cs="Times New Roman"/>
           <w:sz w:val="24"/>
           <w:szCs w:val="24"/>
         </w:rPr>
@@ -5929,7 +5929,7 @@
         </w:numPr>
         <w:ind w:firstLineChars="0"/>
         <w:rPr>
-          <w:rFonts w:ascii="Times New Roman" w:hAnsi="Times New Roman" w:cs="Times New Roman" w:hint="eastAsia"/>
+          <w:rFonts w:ascii="Times New Roman" w:hAnsi="Times New Roman" w:cs="Times New Roman"/>
           <w:sz w:val="24"/>
           <w:szCs w:val="24"/>
         </w:rPr>
@@ -6053,8 +6053,6 @@
         </w:rPr>
         <w:t xml:space="preserve">ourself and listen to yourself so that you can correct yourself. </w:t>
       </w:r>
-      <w:bookmarkStart w:id="0" w:name="_GoBack"/>
-      <w:bookmarkEnd w:id="0"/>
     </w:p>
     <w:p>
       <w:pPr>
@@ -6375,7 +6373,7 @@
           <w:sz w:val="24"/>
           <w:szCs w:val="24"/>
         </w:rPr>
-        <w:t>An Example</w:t>
+        <w:t>Here is a</w:t>
       </w:r>
       <w:r>
         <w:rPr>
@@ -6384,6 +6382,15 @@
           <w:sz w:val="24"/>
           <w:szCs w:val="24"/>
         </w:rPr>
+        <w:t>n Example</w:t>
+      </w:r>
+      <w:r>
+        <w:rPr>
+          <w:rFonts w:ascii="Times New Roman" w:hAnsi="Times New Roman" w:cs="Times New Roman" w:hint="eastAsia"/>
+          <w:i/>
+          <w:sz w:val="24"/>
+          <w:szCs w:val="24"/>
+        </w:rPr>
         <w:t>.</w:t>
       </w:r>
     </w:p>
@@ -6588,7 +6595,7 @@
       <w:pPr>
         <w:ind w:left="1080"/>
         <w:rPr>
-          <w:rFonts w:ascii="Times New Roman" w:hAnsi="Times New Roman" w:cs="Times New Roman"/>
+          <w:rFonts w:ascii="Times New Roman" w:hAnsi="Times New Roman" w:cs="Times New Roman" w:hint="eastAsia"/>
           <w:sz w:val="24"/>
           <w:szCs w:val="24"/>
         </w:rPr>
@@ -6609,6 +6616,142 @@
           <w:szCs w:val="24"/>
         </w:rPr>
         <w:t>: allocate</w:t>
+      </w:r>
+    </w:p>
+    <w:p>
+      <w:pPr>
+        <w:pStyle w:val="a3"/>
+        <w:numPr>
+          <w:ilvl w:val="0"/>
+          <w:numId w:val="3"/>
+        </w:numPr>
+        <w:ind w:firstLineChars="0"/>
+        <w:rPr>
+          <w:rFonts w:ascii="Times New Roman" w:hAnsi="Times New Roman" w:cs="Times New Roman" w:hint="eastAsia"/>
+          <w:sz w:val="24"/>
+          <w:szCs w:val="24"/>
+        </w:rPr>
+      </w:pPr>
+      <w:r>
+        <w:rPr>
+          <w:rFonts w:ascii="Times New Roman" w:hAnsi="Times New Roman" w:cs="Times New Roman" w:hint="eastAsia"/>
+          <w:sz w:val="24"/>
+          <w:szCs w:val="24"/>
+        </w:rPr>
+        <w:t>Remember the meaning of False/No.</w:t>
+      </w:r>
+    </w:p>
+    <w:p>
+      <w:pPr>
+        <w:pStyle w:val="a3"/>
+        <w:ind w:left="1080" w:firstLineChars="0" w:firstLine="0"/>
+        <w:rPr>
+          <w:rFonts w:ascii="Times New Roman" w:hAnsi="Times New Roman" w:cs="Times New Roman" w:hint="eastAsia"/>
+          <w:sz w:val="24"/>
+          <w:szCs w:val="24"/>
+        </w:rPr>
+      </w:pPr>
+      <w:r>
+        <w:rPr>
+          <w:rFonts w:ascii="Times New Roman" w:hAnsi="Times New Roman" w:cs="Times New Roman" w:hint="eastAsia"/>
+          <w:sz w:val="24"/>
+          <w:szCs w:val="24"/>
+        </w:rPr>
+        <w:t>False/No = the information does not match. (x)</w:t>
+      </w:r>
+    </w:p>
+    <w:p>
+      <w:pPr>
+        <w:pStyle w:val="a3"/>
+        <w:ind w:left="1080" w:firstLineChars="0" w:firstLine="0"/>
+        <w:rPr>
+          <w:rFonts w:ascii="Times New Roman" w:hAnsi="Times New Roman" w:cs="Times New Roman" w:hint="eastAsia"/>
+          <w:sz w:val="24"/>
+          <w:szCs w:val="24"/>
+        </w:rPr>
+      </w:pPr>
+      <w:r>
+        <w:rPr>
+          <w:rFonts w:ascii="Times New Roman" w:hAnsi="Times New Roman" w:cs="Times New Roman" w:hint="eastAsia"/>
+          <w:sz w:val="24"/>
+          <w:szCs w:val="24"/>
+        </w:rPr>
+        <w:t>False/No = the information is oppsite (</w:t>
+      </w:r>
+      <w:r>
+        <w:rPr>
+          <w:rFonts w:ascii="MS Gothic" w:eastAsia="MS Gothic" w:hAnsi="MS Gothic" w:cs="MS Gothic" w:hint="eastAsia"/>
+        </w:rPr>
+        <w:t>✓</w:t>
+      </w:r>
+      <w:r>
+        <w:rPr>
+          <w:rFonts w:ascii="Times New Roman" w:hAnsi="Times New Roman" w:cs="Times New Roman" w:hint="eastAsia"/>
+          <w:sz w:val="24"/>
+          <w:szCs w:val="24"/>
+        </w:rPr>
+        <w:t>)</w:t>
+      </w:r>
+      <w:r>
+        <w:rPr>
+          <w:rFonts w:ascii="Times New Roman" w:hAnsi="Times New Roman" w:cs="Times New Roman" w:hint="eastAsia"/>
+          <w:sz w:val="24"/>
+          <w:szCs w:val="24"/>
+        </w:rPr>
+        <w:t>.</w:t>
+      </w:r>
+    </w:p>
+    <w:p>
+      <w:pPr>
+        <w:pStyle w:val="a3"/>
+        <w:ind w:left="1080" w:firstLineChars="0" w:firstLine="0"/>
+        <w:rPr>
+          <w:rFonts w:ascii="Times New Roman" w:hAnsi="Times New Roman" w:cs="Times New Roman"/>
+          <w:sz w:val="24"/>
+          <w:szCs w:val="24"/>
+        </w:rPr>
+      </w:pPr>
+      <w:r>
+        <w:rPr>
+          <w:rFonts w:ascii="Times New Roman" w:hAnsi="Times New Roman" w:cs="Times New Roman" w:hint="eastAsia"/>
+          <w:sz w:val="24"/>
+          <w:szCs w:val="24"/>
+        </w:rPr>
+        <w:t xml:space="preserve">Note that if a statement is False or No, it must be the opposite meaning of the </w:t>
+      </w:r>
+      <w:r>
+        <w:rPr>
+          <w:rFonts w:ascii="Times New Roman" w:hAnsi="Times New Roman" w:cs="Times New Roman" w:hint="eastAsia"/>
+          <w:sz w:val="24"/>
+          <w:szCs w:val="24"/>
+        </w:rPr>
+        <w:t>sentence</w:t>
+      </w:r>
+      <w:bookmarkStart w:id="0" w:name="_GoBack"/>
+      <w:bookmarkEnd w:id="0"/>
+      <w:r>
+        <w:rPr>
+          <w:rFonts w:ascii="Times New Roman" w:hAnsi="Times New Roman" w:cs="Times New Roman" w:hint="eastAsia"/>
+          <w:sz w:val="24"/>
+          <w:szCs w:val="24"/>
+        </w:rPr>
+        <w:t xml:space="preserve"> in the passage, but it dosen</w:t>
+      </w:r>
+      <w:r>
+        <w:rPr>
+          <w:rFonts w:ascii="Times New Roman" w:hAnsi="Times New Roman" w:cs="Times New Roman"/>
+          <w:sz w:val="24"/>
+          <w:szCs w:val="24"/>
+        </w:rPr>
+        <w:t>’</w:t>
+      </w:r>
+      <w:r>
+        <w:rPr>
+          <w:rFonts w:ascii="Times New Roman" w:hAnsi="Times New Roman" w:cs="Times New Roman" w:hint="eastAsia"/>
+          <w:sz w:val="24"/>
+          <w:szCs w:val="24"/>
+        </w:rPr>
+        <w:t xml:space="preserve">t mean that it does not match. </w:t>
       </w:r>
     </w:p>
     <w:p>
@@ -6704,6 +6847,7 @@
           <w:sz w:val="24"/>
           <w:szCs w:val="24"/>
         </w:rPr>
+        <w:lastRenderedPageBreak/>
         <w:t xml:space="preserve">Use synonyms as more as possible. </w:t>
       </w:r>
       <w:r>
@@ -6871,16 +7015,7 @@
           <w:sz w:val="24"/>
           <w:szCs w:val="24"/>
         </w:rPr>
-        <w:t xml:space="preserve">ones. </w:t>
-      </w:r>
-      <w:r>
-        <w:rPr>
-          <w:rFonts w:ascii="Times New Roman" w:hAnsi="Times New Roman" w:cs="Times New Roman"/>
-          <w:sz w:val="24"/>
-          <w:szCs w:val="24"/>
-        </w:rPr>
-        <w:lastRenderedPageBreak/>
-        <w:t>a-&gt;b, b-&gt;c…</w:t>
+        <w:t>ones. a-&gt;b, b-&gt;c…</w:t>
       </w:r>
       <w:r>
         <w:rPr>
@@ -8153,6 +8288,7 @@
           <w:szCs w:val="24"/>
           <w:lang w:val="en-GB"/>
         </w:rPr>
+        <w:lastRenderedPageBreak/>
         <w:t>Don</w:t>
       </w:r>
       <w:r>
@@ -8342,16 +8478,7 @@
           <w:sz w:val="24"/>
           <w:szCs w:val="24"/>
         </w:rPr>
-        <w:t xml:space="preserve"> is </w:t>
-      </w:r>
-      <w:r>
-        <w:rPr>
-          <w:rFonts w:ascii="Times New Roman" w:hAnsi="Times New Roman" w:cs="Times New Roman" w:hint="eastAsia"/>
-          <w:sz w:val="24"/>
-          <w:szCs w:val="24"/>
-        </w:rPr>
-        <w:lastRenderedPageBreak/>
-        <w:t xml:space="preserve">too direct and simple. Instead, we should write sentence like </w:t>
+        <w:t xml:space="preserve"> is too direct and simple. Instead, we should write sentence like </w:t>
       </w:r>
       <w:r>
         <w:rPr>
@@ -17478,7 +17605,7 @@
   <a:extraClrSchemeLst/>
   <a:extLst>
     <a:ext uri="{05A4C25C-085E-4340-85A3-A5531E510DB2}">
-      <thm15:themeFamily xmlns:thm15="http://schemas.microsoft.com/office/thememl/2012/main" xmlns="" name="Office Theme" id="{62F939B6-93AF-4DB8-9C6B-D6C7DFDC589F}" vid="{4A3C46E8-61CC-4603-A589-7422A47A8E4A}"/>
+      <thm15:themeFamily xmlns="" xmlns:thm15="http://schemas.microsoft.com/office/thememl/2012/main" name="Office Theme" id="{62F939B6-93AF-4DB8-9C6B-D6C7DFDC589F}" vid="{4A3C46E8-61CC-4603-A589-7422A47A8E4A}"/>
     </a:ext>
   </a:extLst>
 </a:theme>
